--- a/3-能力管理/流程制度规范类文件/030101-运维服务能力管理制度.docx
+++ b/3-能力管理/流程制度规范类文件/030101-运维服务能力管理制度.docx
@@ -1,10 +1,11 @@
 
 <file path=word/document.xml><?xml version="1.0" encoding="utf-8"?>
-<w:document xmlns:wpc="http://schemas.microsoft.com/office/word/2010/wordprocessingCanvas" xmlns:mc="http://schemas.openxmlformats.org/markup-compatibility/2006" xmlns:o="urn:schemas-microsoft-com:office:office" xmlns:r="http://schemas.openxmlformats.org/officeDocument/2006/relationships" xmlns:m="http://schemas.openxmlformats.org/officeDocument/2006/math" xmlns:v="urn:schemas-microsoft-com:vml" xmlns:wp14="http://schemas.microsoft.com/office/word/2010/wordprocessingDrawing" xmlns:wp="http://schemas.openxmlformats.org/drawingml/2006/wordprocessingDrawing" xmlns:w="http://schemas.openxmlformats.org/wordprocessingml/2006/main" xmlns:w14="http://schemas.microsoft.com/office/word/2010/wordml" xmlns:w10="urn:schemas-microsoft-com:office:word" xmlns:w15="http://schemas.microsoft.com/office/word/2012/wordml" xmlns:wpg="http://schemas.microsoft.com/office/word/2010/wordprocessingGroup" xmlns:wpi="http://schemas.microsoft.com/office/word/2010/wordprocessingInk" xmlns:wne="http://schemas.microsoft.com/office/word/2006/wordml" xmlns:wps="http://schemas.microsoft.com/office/word/2010/wordprocessingShape" xmlns:wpsCustomData="http://www.wps.cn/officeDocument/2013/wpsCustomData" mc:Ignorable="w14 w15 wp14">
+<w:document xmlns:wpc="http://schemas.microsoft.com/office/word/2010/wordprocessingCanvas" xmlns:mc="http://schemas.openxmlformats.org/markup-compatibility/2006" xmlns:o="urn:schemas-microsoft-com:office:office" xmlns:r="http://schemas.openxmlformats.org/officeDocument/2006/relationships" xmlns:m="http://schemas.openxmlformats.org/officeDocument/2006/math" xmlns:v="urn:schemas-microsoft-com:vml" xmlns:wp14="http://schemas.microsoft.com/office/word/2010/wordprocessingDrawing" xmlns:wp="http://schemas.openxmlformats.org/drawingml/2006/wordprocessingDrawing" xmlns:w10="urn:schemas-microsoft-com:office:word" xmlns:w="http://schemas.openxmlformats.org/wordprocessingml/2006/main" xmlns:w14="http://schemas.microsoft.com/office/word/2010/wordml" xmlns:w15="http://schemas.microsoft.com/office/word/2012/wordml" xmlns:wne="http://schemas.microsoft.com/office/word/2006/wordml" xmlns:wpg="http://schemas.microsoft.com/office/word/2010/wordprocessingGroup" xmlns:wpi="http://schemas.microsoft.com/office/word/2010/wordprocessingInk" xmlns:wps="http://schemas.microsoft.com/office/word/2010/wordprocessingShape" mc:Ignorable="w14 w15 wp14">
+  <!-- Generated by Aspose.Words for .NET 13.3.0.1 -->
   <w:body>
     <w:p>
       <w:pPr>
-        <w:pStyle w:val="31"/>
+        <w:pStyle w:val="a1"/>
         <w:bidi w:val="0"/>
       </w:pPr>
       <w:bookmarkStart w:id="0" w:name="_Toc16167"/>
@@ -13,7 +14,7 @@
     </w:p>
     <w:p>
       <w:pPr>
-        <w:pStyle w:val="31"/>
+        <w:pStyle w:val="a1"/>
         <w:bidi w:val="0"/>
       </w:pPr>
       <w:r>
@@ -25,12 +26,12 @@
     </w:p>
     <w:p>
       <w:pPr>
-        <w:pStyle w:val="32"/>
+        <w:pStyle w:val="a2"/>
         <w:bidi w:val="0"/>
       </w:pPr>
       <w:bookmarkStart w:id="3" w:name="_Toc7137"/>
       <w:r>
-        <w:t>甘肃国邦信息科技有限公司</w:t>
+        <w:t>中达丰集团有限公司</w:t>
       </w:r>
       <w:bookmarkEnd w:id="3"/>
     </w:p>
@@ -53,19 +54,19 @@
         <w:ind w:left="2925"/>
         <w:textAlignment w:val="baseline"/>
         <w:rPr>
-          <w:rFonts w:ascii="宋体" w:hAnsi="宋体" w:eastAsia="宋体" w:cs="宋体"/>
+          <w:rFonts w:ascii="宋体" w:eastAsia="宋体" w:hAnsi="宋体" w:cs="宋体"/>
           <w:sz w:val="36"/>
           <w:szCs w:val="36"/>
         </w:rPr>
       </w:pPr>
       <w:r>
         <w:rPr>
-          <w:rFonts w:ascii="宋体" w:hAnsi="宋体" w:eastAsia="宋体" w:cs="宋体"/>
+          <w:rFonts w:ascii="宋体" w:eastAsia="宋体" w:hAnsi="宋体" w:cs="宋体"/>
           <w:spacing w:val="-11"/>
           <w:sz w:val="36"/>
           <w:szCs w:val="36"/>
         </w:rPr>
-        <w:t>2025年1月4日</w:t>
+        <w:t>2025年7月4日</w:t>
       </w:r>
     </w:p>
     <w:p>
@@ -86,14 +87,14 @@
         <w:spacing w:line="220" w:lineRule="auto"/>
         <w:textAlignment w:val="baseline"/>
         <w:rPr>
-          <w:rFonts w:ascii="宋体" w:hAnsi="宋体" w:eastAsia="宋体" w:cs="宋体"/>
+          <w:rFonts w:ascii="宋体" w:eastAsia="宋体" w:hAnsi="宋体" w:cs="宋体"/>
           <w:sz w:val="36"/>
           <w:szCs w:val="36"/>
         </w:rPr>
         <w:sectPr>
           <w:pgSz w:w="11906" w:h="16839"/>
           <w:pgMar w:top="1431" w:right="1785" w:bottom="0" w:left="1785" w:header="0" w:footer="0" w:gutter="0"/>
-          <w:cols w:space="720" w:num="1"/>
+          <w:cols w:num="1" w:space="720"/>
         </w:sectPr>
       </w:pPr>
     </w:p>
@@ -117,7 +118,7 @@
         <w:textAlignment w:val="baseline"/>
         <w:outlineLvl w:val="1"/>
         <w:rPr>
-          <w:rFonts w:ascii="宋体" w:hAnsi="宋体" w:eastAsia="宋体" w:cs="宋体"/>
+          <w:rFonts w:ascii="宋体" w:eastAsia="宋体" w:hAnsi="宋体" w:cs="宋体"/>
           <w:sz w:val="28"/>
           <w:szCs w:val="28"/>
         </w:rPr>
@@ -127,7 +128,7 @@
       <w:bookmarkStart w:id="6" w:name="_Toc1517"/>
       <w:r>
         <w:rPr>
-          <w:rFonts w:ascii="宋体" w:hAnsi="宋体" w:eastAsia="宋体" w:cs="宋体"/>
+          <w:rFonts w:ascii="宋体" w:eastAsia="宋体" w:hAnsi="宋体" w:cs="宋体"/>
           <w:spacing w:val="-3"/>
           <w:sz w:val="28"/>
           <w:szCs w:val="28"/>
@@ -140,16 +141,16 @@
     </w:p>
     <w:tbl>
       <w:tblPr>
-        <w:tblStyle w:val="24"/>
+        <w:tblStyle w:val="TableNormal0"/>
         <w:tblW w:w="8646" w:type="dxa"/>
         <w:tblInd w:w="28" w:type="dxa"/>
         <w:tblBorders>
-          <w:top w:val="single" w:color="000000" w:sz="4" w:space="0"/>
-          <w:left w:val="single" w:color="000000" w:sz="4" w:space="0"/>
-          <w:bottom w:val="single" w:color="000000" w:sz="4" w:space="0"/>
-          <w:right w:val="single" w:color="000000" w:sz="4" w:space="0"/>
-          <w:insideH w:val="single" w:color="000000" w:sz="4" w:space="0"/>
-          <w:insideV w:val="single" w:color="000000" w:sz="4" w:space="0"/>
+          <w:top w:val="single" w:sz="4" w:space="0" w:color="000000"/>
+          <w:left w:val="single" w:sz="4" w:space="0" w:color="000000"/>
+          <w:bottom w:val="single" w:sz="4" w:space="0" w:color="000000"/>
+          <w:right w:val="single" w:sz="4" w:space="0" w:color="000000"/>
+          <w:insideH w:val="single" w:sz="4" w:space="0" w:color="000000"/>
+          <w:insideV w:val="single" w:sz="4" w:space="0" w:color="000000"/>
         </w:tblBorders>
         <w:tblLayout w:type="fixed"/>
         <w:tblCellMar>
@@ -168,14 +169,17 @@
       </w:tblGrid>
       <w:tr>
         <w:tblPrEx>
+          <w:tblW w:w="8646" w:type="dxa"/>
+          <w:tblInd w:w="28" w:type="dxa"/>
           <w:tblBorders>
-            <w:top w:val="single" w:color="000000" w:sz="4" w:space="0"/>
-            <w:left w:val="single" w:color="000000" w:sz="4" w:space="0"/>
-            <w:bottom w:val="single" w:color="000000" w:sz="4" w:space="0"/>
-            <w:right w:val="single" w:color="000000" w:sz="4" w:space="0"/>
-            <w:insideH w:val="single" w:color="000000" w:sz="4" w:space="0"/>
-            <w:insideV w:val="single" w:color="000000" w:sz="4" w:space="0"/>
+            <w:top w:val="single" w:sz="4" w:space="0" w:color="000000"/>
+            <w:left w:val="single" w:sz="4" w:space="0" w:color="000000"/>
+            <w:bottom w:val="single" w:sz="4" w:space="0" w:color="000000"/>
+            <w:right w:val="single" w:sz="4" w:space="0" w:color="000000"/>
+            <w:insideH w:val="single" w:sz="4" w:space="0" w:color="000000"/>
+            <w:insideV w:val="single" w:sz="4" w:space="0" w:color="000000"/>
           </w:tblBorders>
+          <w:tblLayout w:type="fixed"/>
           <w:tblCellMar>
             <w:top w:w="0" w:type="dxa"/>
             <w:left w:w="0" w:type="dxa"/>
@@ -184,7 +188,7 @@
           </w:tblCellMar>
         </w:tblPrEx>
         <w:trPr>
-          <w:trHeight w:val="611" w:hRule="atLeast"/>
+          <w:trHeight w:val="611"/>
         </w:trPr>
         <w:tc>
           <w:tcPr>
@@ -209,14 +213,14 @@
               <w:ind w:left="136"/>
               <w:textAlignment w:val="baseline"/>
               <w:rPr>
-                <w:rFonts w:ascii="宋体" w:hAnsi="宋体" w:eastAsia="宋体" w:cs="宋体"/>
+                <w:rFonts w:ascii="宋体" w:eastAsia="宋体" w:hAnsi="宋体" w:cs="宋体"/>
                 <w:sz w:val="24"/>
                 <w:szCs w:val="24"/>
               </w:rPr>
             </w:pPr>
             <w:r>
               <w:rPr>
-                <w:rFonts w:ascii="宋体" w:hAnsi="宋体" w:eastAsia="宋体" w:cs="宋体"/>
+                <w:rFonts w:ascii="宋体" w:eastAsia="宋体" w:hAnsi="宋体" w:cs="宋体"/>
                 <w:spacing w:val="-2"/>
                 <w:sz w:val="24"/>
                 <w:szCs w:val="24"/>
@@ -249,33 +253,28 @@
               <w:ind w:left="109"/>
               <w:textAlignment w:val="baseline"/>
               <w:rPr>
-                <w:rFonts w:ascii="宋体" w:hAnsi="宋体" w:eastAsia="宋体" w:cs="宋体"/>
+                <w:rFonts w:ascii="宋体" w:eastAsia="宋体" w:hAnsi="宋体" w:cs="宋体"/>
                 <w:sz w:val="24"/>
                 <w:szCs w:val="24"/>
               </w:rPr>
             </w:pPr>
             <w:r>
               <w:rPr>
-                <w:rFonts w:ascii="宋体" w:hAnsi="宋体" w:eastAsia="宋体" w:cs="宋体"/>
+                <w:rFonts w:ascii="宋体" w:eastAsia="宋体" w:hAnsi="宋体" w:cs="宋体"/>
                 <w:spacing w:val="-1"/>
                 <w:sz w:val="24"/>
                 <w:szCs w:val="24"/>
               </w:rPr>
-              <w:t>运维服务能力管理制度（GSGB-ITSS-NLGLZD）</w:t>
+              <w:t>运维服务能力管理制度（ZDFJT-ITSS-NLGLZD）</w:t>
             </w:r>
           </w:p>
         </w:tc>
       </w:tr>
       <w:tr>
         <w:tblPrEx>
-          <w:tblBorders>
-            <w:top w:val="single" w:color="000000" w:sz="4" w:space="0"/>
-            <w:left w:val="single" w:color="000000" w:sz="4" w:space="0"/>
-            <w:bottom w:val="single" w:color="000000" w:sz="4" w:space="0"/>
-            <w:right w:val="single" w:color="000000" w:sz="4" w:space="0"/>
-            <w:insideH w:val="single" w:color="000000" w:sz="4" w:space="0"/>
-            <w:insideV w:val="single" w:color="000000" w:sz="4" w:space="0"/>
-          </w:tblBorders>
+          <w:tblW w:w="8646" w:type="dxa"/>
+          <w:tblInd w:w="28" w:type="dxa"/>
+          <w:tblLayout w:type="fixed"/>
           <w:tblCellMar>
             <w:top w:w="0" w:type="dxa"/>
             <w:left w:w="0" w:type="dxa"/>
@@ -284,7 +283,7 @@
           </w:tblCellMar>
         </w:tblPrEx>
         <w:trPr>
-          <w:trHeight w:val="607" w:hRule="atLeast"/>
+          <w:trHeight w:val="607"/>
         </w:trPr>
         <w:tc>
           <w:tcPr>
@@ -309,14 +308,14 @@
               <w:ind w:left="376"/>
               <w:textAlignment w:val="baseline"/>
               <w:rPr>
-                <w:rFonts w:ascii="宋体" w:hAnsi="宋体" w:eastAsia="宋体" w:cs="宋体"/>
+                <w:rFonts w:ascii="宋体" w:eastAsia="宋体" w:hAnsi="宋体" w:cs="宋体"/>
                 <w:sz w:val="24"/>
                 <w:szCs w:val="24"/>
               </w:rPr>
             </w:pPr>
             <w:r>
               <w:rPr>
-                <w:rFonts w:ascii="宋体" w:hAnsi="宋体" w:eastAsia="宋体" w:cs="宋体"/>
+                <w:rFonts w:ascii="宋体" w:eastAsia="宋体" w:hAnsi="宋体" w:cs="宋体"/>
                 <w:spacing w:val="-3"/>
                 <w:sz w:val="24"/>
                 <w:szCs w:val="24"/>
@@ -349,33 +348,28 @@
               <w:ind w:left="109"/>
               <w:textAlignment w:val="baseline"/>
               <w:rPr>
-                <w:rFonts w:ascii="宋体" w:hAnsi="宋体" w:eastAsia="宋体" w:cs="宋体"/>
+                <w:rFonts w:ascii="宋体" w:eastAsia="宋体" w:hAnsi="宋体" w:cs="宋体"/>
                 <w:sz w:val="24"/>
                 <w:szCs w:val="24"/>
               </w:rPr>
             </w:pPr>
             <w:r>
               <w:rPr>
-                <w:rFonts w:ascii="宋体" w:hAnsi="宋体" w:eastAsia="宋体" w:cs="宋体"/>
+                <w:rFonts w:ascii="宋体" w:eastAsia="宋体" w:hAnsi="宋体" w:cs="宋体"/>
                 <w:spacing w:val="-1"/>
                 <w:sz w:val="24"/>
                 <w:szCs w:val="24"/>
               </w:rPr>
-              <w:t>甘肃国邦信息科技有限公司</w:t>
+              <w:t>中达丰集团有限公司</w:t>
             </w:r>
           </w:p>
         </w:tc>
       </w:tr>
       <w:tr>
         <w:tblPrEx>
-          <w:tblBorders>
-            <w:top w:val="single" w:color="000000" w:sz="4" w:space="0"/>
-            <w:left w:val="single" w:color="000000" w:sz="4" w:space="0"/>
-            <w:bottom w:val="single" w:color="000000" w:sz="4" w:space="0"/>
-            <w:right w:val="single" w:color="000000" w:sz="4" w:space="0"/>
-            <w:insideH w:val="single" w:color="000000" w:sz="4" w:space="0"/>
-            <w:insideV w:val="single" w:color="000000" w:sz="4" w:space="0"/>
-          </w:tblBorders>
+          <w:tblW w:w="8646" w:type="dxa"/>
+          <w:tblInd w:w="28" w:type="dxa"/>
+          <w:tblLayout w:type="fixed"/>
           <w:tblCellMar>
             <w:top w:w="0" w:type="dxa"/>
             <w:left w:w="0" w:type="dxa"/>
@@ -384,7 +378,7 @@
           </w:tblCellMar>
         </w:tblPrEx>
         <w:trPr>
-          <w:trHeight w:val="607" w:hRule="atLeast"/>
+          <w:trHeight w:val="607"/>
         </w:trPr>
         <w:tc>
           <w:tcPr>
@@ -409,14 +403,14 @@
               <w:ind w:left="376"/>
               <w:textAlignment w:val="baseline"/>
               <w:rPr>
-                <w:rFonts w:ascii="宋体" w:hAnsi="宋体" w:eastAsia="宋体" w:cs="宋体"/>
+                <w:rFonts w:ascii="宋体" w:eastAsia="宋体" w:hAnsi="宋体" w:cs="宋体"/>
                 <w:sz w:val="24"/>
                 <w:szCs w:val="24"/>
               </w:rPr>
             </w:pPr>
             <w:r>
               <w:rPr>
-                <w:rFonts w:ascii="宋体" w:hAnsi="宋体" w:eastAsia="宋体" w:cs="宋体"/>
+                <w:rFonts w:ascii="宋体" w:eastAsia="宋体" w:hAnsi="宋体" w:cs="宋体"/>
                 <w:spacing w:val="-3"/>
                 <w:sz w:val="24"/>
                 <w:szCs w:val="24"/>
@@ -448,14 +442,14 @@
               <w:ind w:left="302"/>
               <w:textAlignment w:val="baseline"/>
               <w:rPr>
-                <w:rFonts w:ascii="宋体" w:hAnsi="宋体" w:eastAsia="宋体" w:cs="宋体"/>
+                <w:rFonts w:ascii="宋体" w:eastAsia="宋体" w:hAnsi="宋体" w:cs="宋体"/>
                 <w:sz w:val="24"/>
                 <w:szCs w:val="24"/>
               </w:rPr>
             </w:pPr>
             <w:r>
               <w:rPr>
-                <w:rFonts w:ascii="宋体" w:hAnsi="宋体" w:eastAsia="宋体" w:cs="宋体"/>
+                <w:rFonts w:ascii="宋体" w:eastAsia="宋体" w:hAnsi="宋体" w:cs="宋体"/>
                 <w:spacing w:val="-2"/>
                 <w:sz w:val="24"/>
                 <w:szCs w:val="24"/>
@@ -487,14 +481,14 @@
               <w:ind w:left="587"/>
               <w:textAlignment w:val="baseline"/>
               <w:rPr>
-                <w:rFonts w:ascii="宋体" w:hAnsi="宋体" w:eastAsia="宋体" w:cs="宋体"/>
+                <w:rFonts w:ascii="宋体" w:eastAsia="宋体" w:hAnsi="宋体" w:cs="宋体"/>
                 <w:sz w:val="24"/>
                 <w:szCs w:val="24"/>
               </w:rPr>
             </w:pPr>
             <w:r>
               <w:rPr>
-                <w:rFonts w:ascii="宋体" w:hAnsi="宋体" w:eastAsia="宋体" w:cs="宋体"/>
+                <w:rFonts w:ascii="宋体" w:eastAsia="宋体" w:hAnsi="宋体" w:cs="宋体"/>
                 <w:spacing w:val="-2"/>
                 <w:sz w:val="24"/>
                 <w:szCs w:val="24"/>
@@ -526,14 +520,14 @@
               <w:ind w:left="557"/>
               <w:textAlignment w:val="baseline"/>
               <w:rPr>
-                <w:rFonts w:ascii="宋体" w:hAnsi="宋体" w:eastAsia="宋体" w:cs="宋体"/>
+                <w:rFonts w:ascii="宋体" w:eastAsia="宋体" w:hAnsi="宋体" w:cs="宋体"/>
                 <w:sz w:val="24"/>
                 <w:szCs w:val="24"/>
               </w:rPr>
             </w:pPr>
             <w:r>
               <w:rPr>
-                <w:rFonts w:ascii="宋体" w:hAnsi="宋体" w:eastAsia="宋体" w:cs="宋体"/>
+                <w:rFonts w:ascii="宋体" w:eastAsia="宋体" w:hAnsi="宋体" w:cs="宋体"/>
                 <w:spacing w:val="-6"/>
                 <w:sz w:val="24"/>
                 <w:szCs w:val="24"/>
@@ -542,7 +536,7 @@
             </w:r>
             <w:r>
               <w:rPr>
-                <w:rFonts w:ascii="宋体" w:hAnsi="宋体" w:eastAsia="宋体" w:cs="宋体"/>
+                <w:rFonts w:ascii="宋体" w:eastAsia="宋体" w:hAnsi="宋体" w:cs="宋体"/>
                 <w:spacing w:val="11"/>
                 <w:sz w:val="24"/>
                 <w:szCs w:val="24"/>
@@ -551,7 +545,7 @@
             </w:r>
             <w:r>
               <w:rPr>
-                <w:rFonts w:ascii="宋体" w:hAnsi="宋体" w:eastAsia="宋体" w:cs="宋体"/>
+                <w:rFonts w:ascii="宋体" w:eastAsia="宋体" w:hAnsi="宋体" w:cs="宋体"/>
                 <w:spacing w:val="-6"/>
                 <w:sz w:val="24"/>
                 <w:szCs w:val="24"/>
@@ -583,14 +577,14 @@
               <w:ind w:left="560"/>
               <w:textAlignment w:val="baseline"/>
               <w:rPr>
-                <w:rFonts w:ascii="宋体" w:hAnsi="宋体" w:eastAsia="宋体" w:cs="宋体"/>
+                <w:rFonts w:ascii="宋体" w:eastAsia="宋体" w:hAnsi="宋体" w:cs="宋体"/>
                 <w:sz w:val="24"/>
                 <w:szCs w:val="24"/>
               </w:rPr>
             </w:pPr>
             <w:r>
               <w:rPr>
-                <w:rFonts w:ascii="宋体" w:hAnsi="宋体" w:eastAsia="宋体" w:cs="宋体"/>
+                <w:rFonts w:ascii="宋体" w:eastAsia="宋体" w:hAnsi="宋体" w:cs="宋体"/>
                 <w:spacing w:val="-6"/>
                 <w:sz w:val="24"/>
                 <w:szCs w:val="24"/>
@@ -602,14 +596,9 @@
       </w:tr>
       <w:tr>
         <w:tblPrEx>
-          <w:tblBorders>
-            <w:top w:val="single" w:color="000000" w:sz="4" w:space="0"/>
-            <w:left w:val="single" w:color="000000" w:sz="4" w:space="0"/>
-            <w:bottom w:val="single" w:color="000000" w:sz="4" w:space="0"/>
-            <w:right w:val="single" w:color="000000" w:sz="4" w:space="0"/>
-            <w:insideH w:val="single" w:color="000000" w:sz="4" w:space="0"/>
-            <w:insideV w:val="single" w:color="000000" w:sz="4" w:space="0"/>
-          </w:tblBorders>
+          <w:tblW w:w="8646" w:type="dxa"/>
+          <w:tblInd w:w="28" w:type="dxa"/>
+          <w:tblLayout w:type="fixed"/>
           <w:tblCellMar>
             <w:top w:w="0" w:type="dxa"/>
             <w:left w:w="0" w:type="dxa"/>
@@ -618,7 +607,7 @@
           </w:tblCellMar>
         </w:tblPrEx>
         <w:trPr>
-          <w:trHeight w:val="474" w:hRule="atLeast"/>
+          <w:trHeight w:val="474"/>
         </w:trPr>
         <w:tc>
           <w:tcPr>
@@ -643,14 +632,14 @@
               <w:ind w:left="638"/>
               <w:textAlignment w:val="baseline"/>
               <w:rPr>
-                <w:rFonts w:ascii="宋体" w:hAnsi="宋体" w:eastAsia="宋体" w:cs="宋体"/>
+                <w:rFonts w:ascii="宋体" w:eastAsia="宋体" w:hAnsi="宋体" w:cs="宋体"/>
                 <w:sz w:val="21"/>
                 <w:szCs w:val="21"/>
               </w:rPr>
             </w:pPr>
             <w:r>
               <w:rPr>
-                <w:rFonts w:ascii="宋体" w:hAnsi="宋体" w:eastAsia="宋体" w:cs="宋体"/>
+                <w:rFonts w:ascii="宋体" w:eastAsia="宋体" w:hAnsi="宋体" w:cs="宋体"/>
                 <w:spacing w:val="-1"/>
                 <w:sz w:val="21"/>
                 <w:szCs w:val="21"/>
@@ -682,19 +671,19 @@
               <w:ind w:left="362"/>
               <w:textAlignment w:val="baseline"/>
               <w:rPr>
-                <w:rFonts w:ascii="宋体" w:hAnsi="宋体" w:eastAsia="宋体" w:cs="宋体"/>
+                <w:rFonts w:ascii="宋体" w:eastAsia="宋体" w:hAnsi="宋体" w:cs="宋体"/>
                 <w:sz w:val="21"/>
                 <w:szCs w:val="21"/>
               </w:rPr>
             </w:pPr>
             <w:r>
               <w:rPr>
-                <w:rFonts w:ascii="宋体" w:hAnsi="宋体" w:eastAsia="宋体" w:cs="宋体"/>
+                <w:rFonts w:ascii="宋体" w:eastAsia="宋体" w:hAnsi="宋体" w:cs="宋体"/>
                 <w:spacing w:val="-2"/>
                 <w:sz w:val="21"/>
                 <w:szCs w:val="21"/>
               </w:rPr>
-              <w:t>2025-1-4</w:t>
+              <w:t>2025-7-4</w:t>
             </w:r>
           </w:p>
         </w:tc>
@@ -721,14 +710,14 @@
               <w:ind w:left="648"/>
               <w:textAlignment w:val="baseline"/>
               <w:rPr>
-                <w:rFonts w:ascii="宋体" w:hAnsi="宋体" w:eastAsia="宋体" w:cs="宋体"/>
+                <w:rFonts w:ascii="宋体" w:eastAsia="宋体" w:hAnsi="宋体" w:cs="宋体"/>
                 <w:sz w:val="21"/>
                 <w:szCs w:val="21"/>
               </w:rPr>
             </w:pPr>
             <w:r>
               <w:rPr>
-                <w:rFonts w:ascii="宋体" w:hAnsi="宋体" w:eastAsia="宋体" w:cs="宋体"/>
+                <w:rFonts w:ascii="宋体" w:eastAsia="宋体" w:hAnsi="宋体" w:cs="宋体"/>
                 <w:spacing w:val="-3"/>
                 <w:sz w:val="21"/>
                 <w:szCs w:val="21"/>
@@ -760,7 +749,7 @@
               <w:ind w:left="551"/>
               <w:textAlignment w:val="baseline"/>
               <w:rPr>
-                <w:rFonts w:hint="eastAsia" w:ascii="宋体" w:hAnsi="宋体" w:eastAsia="宋体" w:cs="宋体"/>
+                <w:rFonts w:ascii="宋体" w:eastAsia="宋体" w:hAnsi="宋体" w:cs="宋体" w:hint="eastAsia"/>
                 <w:sz w:val="21"/>
                 <w:szCs w:val="21"/>
                 <w:lang w:eastAsia="zh-CN"/>
@@ -768,13 +757,13 @@
             </w:pPr>
             <w:r>
               <w:rPr>
-                <w:rFonts w:hint="eastAsia" w:ascii="宋体" w:hAnsi="宋体" w:eastAsia="宋体" w:cs="宋体"/>
+                <w:rFonts w:ascii="宋体" w:eastAsia="宋体" w:hAnsi="宋体" w:cs="宋体" w:hint="eastAsia"/>
                 <w:spacing w:val="-5"/>
                 <w:sz w:val="21"/>
                 <w:szCs w:val="21"/>
                 <w:lang w:val="en-US" w:eastAsia="zh-CN"/>
               </w:rPr>
-              <w:t>金文莉</w:t>
+              <w:t>李平</w:t>
             </w:r>
           </w:p>
         </w:tc>
@@ -801,33 +790,28 @@
               <w:ind w:left="476"/>
               <w:textAlignment w:val="baseline"/>
               <w:rPr>
-                <w:rFonts w:ascii="宋体" w:hAnsi="宋体" w:eastAsia="宋体" w:cs="宋体"/>
+                <w:rFonts w:ascii="宋体" w:eastAsia="宋体" w:hAnsi="宋体" w:cs="宋体"/>
                 <w:sz w:val="21"/>
                 <w:szCs w:val="21"/>
               </w:rPr>
             </w:pPr>
             <w:r>
               <w:rPr>
-                <w:rFonts w:ascii="宋体" w:hAnsi="宋体" w:eastAsia="宋体" w:cs="宋体"/>
+                <w:rFonts w:ascii="宋体" w:eastAsia="宋体" w:hAnsi="宋体" w:cs="宋体"/>
                 <w:spacing w:val="-3"/>
                 <w:sz w:val="21"/>
                 <w:szCs w:val="21"/>
               </w:rPr>
-              <w:t>黄益溪</w:t>
+              <w:t>吴向阳</w:t>
             </w:r>
           </w:p>
         </w:tc>
       </w:tr>
       <w:tr>
         <w:tblPrEx>
-          <w:tblBorders>
-            <w:top w:val="single" w:color="000000" w:sz="4" w:space="0"/>
-            <w:left w:val="single" w:color="000000" w:sz="4" w:space="0"/>
-            <w:bottom w:val="single" w:color="000000" w:sz="4" w:space="0"/>
-            <w:right w:val="single" w:color="000000" w:sz="4" w:space="0"/>
-            <w:insideH w:val="single" w:color="000000" w:sz="4" w:space="0"/>
-            <w:insideV w:val="single" w:color="000000" w:sz="4" w:space="0"/>
-          </w:tblBorders>
+          <w:tblW w:w="8646" w:type="dxa"/>
+          <w:tblInd w:w="28" w:type="dxa"/>
+          <w:tblLayout w:type="fixed"/>
           <w:tblCellMar>
             <w:top w:w="0" w:type="dxa"/>
             <w:left w:w="0" w:type="dxa"/>
@@ -836,7 +820,7 @@
           </w:tblCellMar>
         </w:tblPrEx>
         <w:trPr>
-          <w:trHeight w:val="474" w:hRule="atLeast"/>
+          <w:trHeight w:val="474"/>
         </w:trPr>
         <w:tc>
           <w:tcPr>
@@ -844,7 +828,7 @@
           </w:tcPr>
           <w:p>
             <w:pPr>
-              <w:pStyle w:val="25"/>
+              <w:pStyle w:val="TableText"/>
               <w:keepNext w:val="0"/>
               <w:keepLines w:val="0"/>
               <w:pageBreakBefore w:val="0"/>
@@ -868,7 +852,7 @@
           </w:tcPr>
           <w:p>
             <w:pPr>
-              <w:pStyle w:val="25"/>
+              <w:pStyle w:val="TableText"/>
               <w:keepNext w:val="0"/>
               <w:keepLines w:val="0"/>
               <w:pageBreakBefore w:val="0"/>
@@ -892,7 +876,7 @@
           </w:tcPr>
           <w:p>
             <w:pPr>
-              <w:pStyle w:val="25"/>
+              <w:pStyle w:val="TableText"/>
               <w:keepNext w:val="0"/>
               <w:keepLines w:val="0"/>
               <w:pageBreakBefore w:val="0"/>
@@ -916,7 +900,7 @@
           </w:tcPr>
           <w:p>
             <w:pPr>
-              <w:pStyle w:val="25"/>
+              <w:pStyle w:val="TableText"/>
               <w:keepNext w:val="0"/>
               <w:keepLines w:val="0"/>
               <w:pageBreakBefore w:val="0"/>
@@ -940,7 +924,7 @@
           </w:tcPr>
           <w:p>
             <w:pPr>
-              <w:pStyle w:val="25"/>
+              <w:pStyle w:val="TableText"/>
               <w:keepNext w:val="0"/>
               <w:keepLines w:val="0"/>
               <w:pageBreakBefore w:val="0"/>
@@ -961,14 +945,9 @@
       </w:tr>
       <w:tr>
         <w:tblPrEx>
-          <w:tblBorders>
-            <w:top w:val="single" w:color="000000" w:sz="4" w:space="0"/>
-            <w:left w:val="single" w:color="000000" w:sz="4" w:space="0"/>
-            <w:bottom w:val="single" w:color="000000" w:sz="4" w:space="0"/>
-            <w:right w:val="single" w:color="000000" w:sz="4" w:space="0"/>
-            <w:insideH w:val="single" w:color="000000" w:sz="4" w:space="0"/>
-            <w:insideV w:val="single" w:color="000000" w:sz="4" w:space="0"/>
-          </w:tblBorders>
+          <w:tblW w:w="8646" w:type="dxa"/>
+          <w:tblInd w:w="28" w:type="dxa"/>
+          <w:tblLayout w:type="fixed"/>
           <w:tblCellMar>
             <w:top w:w="0" w:type="dxa"/>
             <w:left w:w="0" w:type="dxa"/>
@@ -977,7 +956,7 @@
           </w:tblCellMar>
         </w:tblPrEx>
         <w:trPr>
-          <w:trHeight w:val="474" w:hRule="atLeast"/>
+          <w:trHeight w:val="474"/>
         </w:trPr>
         <w:tc>
           <w:tcPr>
@@ -985,7 +964,7 @@
           </w:tcPr>
           <w:p>
             <w:pPr>
-              <w:pStyle w:val="25"/>
+              <w:pStyle w:val="TableText"/>
               <w:keepNext w:val="0"/>
               <w:keepLines w:val="0"/>
               <w:pageBreakBefore w:val="0"/>
@@ -1009,7 +988,7 @@
           </w:tcPr>
           <w:p>
             <w:pPr>
-              <w:pStyle w:val="25"/>
+              <w:pStyle w:val="TableText"/>
               <w:keepNext w:val="0"/>
               <w:keepLines w:val="0"/>
               <w:pageBreakBefore w:val="0"/>
@@ -1033,7 +1012,7 @@
           </w:tcPr>
           <w:p>
             <w:pPr>
-              <w:pStyle w:val="25"/>
+              <w:pStyle w:val="TableText"/>
               <w:keepNext w:val="0"/>
               <w:keepLines w:val="0"/>
               <w:pageBreakBefore w:val="0"/>
@@ -1057,7 +1036,7 @@
           </w:tcPr>
           <w:p>
             <w:pPr>
-              <w:pStyle w:val="25"/>
+              <w:pStyle w:val="TableText"/>
               <w:keepNext w:val="0"/>
               <w:keepLines w:val="0"/>
               <w:pageBreakBefore w:val="0"/>
@@ -1081,7 +1060,7 @@
           </w:tcPr>
           <w:p>
             <w:pPr>
-              <w:pStyle w:val="25"/>
+              <w:pStyle w:val="TableText"/>
               <w:keepNext w:val="0"/>
               <w:keepLines w:val="0"/>
               <w:pageBreakBefore w:val="0"/>
@@ -1102,14 +1081,9 @@
       </w:tr>
       <w:tr>
         <w:tblPrEx>
-          <w:tblBorders>
-            <w:top w:val="single" w:color="000000" w:sz="4" w:space="0"/>
-            <w:left w:val="single" w:color="000000" w:sz="4" w:space="0"/>
-            <w:bottom w:val="single" w:color="000000" w:sz="4" w:space="0"/>
-            <w:right w:val="single" w:color="000000" w:sz="4" w:space="0"/>
-            <w:insideH w:val="single" w:color="000000" w:sz="4" w:space="0"/>
-            <w:insideV w:val="single" w:color="000000" w:sz="4" w:space="0"/>
-          </w:tblBorders>
+          <w:tblW w:w="8646" w:type="dxa"/>
+          <w:tblInd w:w="28" w:type="dxa"/>
+          <w:tblLayout w:type="fixed"/>
           <w:tblCellMar>
             <w:top w:w="0" w:type="dxa"/>
             <w:left w:w="0" w:type="dxa"/>
@@ -1118,7 +1092,7 @@
           </w:tblCellMar>
         </w:tblPrEx>
         <w:trPr>
-          <w:trHeight w:val="474" w:hRule="atLeast"/>
+          <w:trHeight w:val="474"/>
         </w:trPr>
         <w:tc>
           <w:tcPr>
@@ -1126,7 +1100,7 @@
           </w:tcPr>
           <w:p>
             <w:pPr>
-              <w:pStyle w:val="25"/>
+              <w:pStyle w:val="TableText"/>
               <w:keepNext w:val="0"/>
               <w:keepLines w:val="0"/>
               <w:pageBreakBefore w:val="0"/>
@@ -1150,7 +1124,7 @@
           </w:tcPr>
           <w:p>
             <w:pPr>
-              <w:pStyle w:val="25"/>
+              <w:pStyle w:val="TableText"/>
               <w:keepNext w:val="0"/>
               <w:keepLines w:val="0"/>
               <w:pageBreakBefore w:val="0"/>
@@ -1174,7 +1148,7 @@
           </w:tcPr>
           <w:p>
             <w:pPr>
-              <w:pStyle w:val="25"/>
+              <w:pStyle w:val="TableText"/>
               <w:keepNext w:val="0"/>
               <w:keepLines w:val="0"/>
               <w:pageBreakBefore w:val="0"/>
@@ -1198,7 +1172,7 @@
           </w:tcPr>
           <w:p>
             <w:pPr>
-              <w:pStyle w:val="25"/>
+              <w:pStyle w:val="TableText"/>
               <w:keepNext w:val="0"/>
               <w:keepLines w:val="0"/>
               <w:pageBreakBefore w:val="0"/>
@@ -1222,7 +1196,7 @@
           </w:tcPr>
           <w:p>
             <w:pPr>
-              <w:pStyle w:val="25"/>
+              <w:pStyle w:val="TableText"/>
               <w:keepNext w:val="0"/>
               <w:keepLines w:val="0"/>
               <w:pageBreakBefore w:val="0"/>
@@ -1243,14 +1217,9 @@
       </w:tr>
       <w:tr>
         <w:tblPrEx>
-          <w:tblBorders>
-            <w:top w:val="single" w:color="000000" w:sz="4" w:space="0"/>
-            <w:left w:val="single" w:color="000000" w:sz="4" w:space="0"/>
-            <w:bottom w:val="single" w:color="000000" w:sz="4" w:space="0"/>
-            <w:right w:val="single" w:color="000000" w:sz="4" w:space="0"/>
-            <w:insideH w:val="single" w:color="000000" w:sz="4" w:space="0"/>
-            <w:insideV w:val="single" w:color="000000" w:sz="4" w:space="0"/>
-          </w:tblBorders>
+          <w:tblW w:w="8646" w:type="dxa"/>
+          <w:tblInd w:w="28" w:type="dxa"/>
+          <w:tblLayout w:type="fixed"/>
           <w:tblCellMar>
             <w:top w:w="0" w:type="dxa"/>
             <w:left w:w="0" w:type="dxa"/>
@@ -1259,7 +1228,7 @@
           </w:tblCellMar>
         </w:tblPrEx>
         <w:trPr>
-          <w:trHeight w:val="474" w:hRule="atLeast"/>
+          <w:trHeight w:val="474"/>
         </w:trPr>
         <w:tc>
           <w:tcPr>
@@ -1267,7 +1236,7 @@
           </w:tcPr>
           <w:p>
             <w:pPr>
-              <w:pStyle w:val="25"/>
+              <w:pStyle w:val="TableText"/>
               <w:keepNext w:val="0"/>
               <w:keepLines w:val="0"/>
               <w:pageBreakBefore w:val="0"/>
@@ -1291,7 +1260,7 @@
           </w:tcPr>
           <w:p>
             <w:pPr>
-              <w:pStyle w:val="25"/>
+              <w:pStyle w:val="TableText"/>
               <w:keepNext w:val="0"/>
               <w:keepLines w:val="0"/>
               <w:pageBreakBefore w:val="0"/>
@@ -1315,7 +1284,7 @@
           </w:tcPr>
           <w:p>
             <w:pPr>
-              <w:pStyle w:val="25"/>
+              <w:pStyle w:val="TableText"/>
               <w:keepNext w:val="0"/>
               <w:keepLines w:val="0"/>
               <w:pageBreakBefore w:val="0"/>
@@ -1339,7 +1308,7 @@
           </w:tcPr>
           <w:p>
             <w:pPr>
-              <w:pStyle w:val="25"/>
+              <w:pStyle w:val="TableText"/>
               <w:keepNext w:val="0"/>
               <w:keepLines w:val="0"/>
               <w:pageBreakBefore w:val="0"/>
@@ -1363,7 +1332,7 @@
           </w:tcPr>
           <w:p>
             <w:pPr>
-              <w:pStyle w:val="25"/>
+              <w:pStyle w:val="TableText"/>
               <w:keepNext w:val="0"/>
               <w:keepLines w:val="0"/>
               <w:pageBreakBefore w:val="0"/>
@@ -1384,14 +1353,9 @@
       </w:tr>
       <w:tr>
         <w:tblPrEx>
-          <w:tblBorders>
-            <w:top w:val="single" w:color="000000" w:sz="4" w:space="0"/>
-            <w:left w:val="single" w:color="000000" w:sz="4" w:space="0"/>
-            <w:bottom w:val="single" w:color="000000" w:sz="4" w:space="0"/>
-            <w:right w:val="single" w:color="000000" w:sz="4" w:space="0"/>
-            <w:insideH w:val="single" w:color="000000" w:sz="4" w:space="0"/>
-            <w:insideV w:val="single" w:color="000000" w:sz="4" w:space="0"/>
-          </w:tblBorders>
+          <w:tblW w:w="8646" w:type="dxa"/>
+          <w:tblInd w:w="28" w:type="dxa"/>
+          <w:tblLayout w:type="fixed"/>
           <w:tblCellMar>
             <w:top w:w="0" w:type="dxa"/>
             <w:left w:w="0" w:type="dxa"/>
@@ -1400,7 +1364,7 @@
           </w:tblCellMar>
         </w:tblPrEx>
         <w:trPr>
-          <w:trHeight w:val="589" w:hRule="atLeast"/>
+          <w:trHeight w:val="589"/>
         </w:trPr>
         <w:tc>
           <w:tcPr>
@@ -1408,7 +1372,7 @@
           </w:tcPr>
           <w:p>
             <w:pPr>
-              <w:pStyle w:val="25"/>
+              <w:pStyle w:val="TableText"/>
               <w:keepNext w:val="0"/>
               <w:keepLines w:val="0"/>
               <w:pageBreakBefore w:val="0"/>
@@ -1432,7 +1396,7 @@
           </w:tcPr>
           <w:p>
             <w:pPr>
-              <w:pStyle w:val="25"/>
+              <w:pStyle w:val="TableText"/>
               <w:keepNext w:val="0"/>
               <w:keepLines w:val="0"/>
               <w:pageBreakBefore w:val="0"/>
@@ -1456,7 +1420,7 @@
           </w:tcPr>
           <w:p>
             <w:pPr>
-              <w:pStyle w:val="25"/>
+              <w:pStyle w:val="TableText"/>
               <w:keepNext w:val="0"/>
               <w:keepLines w:val="0"/>
               <w:pageBreakBefore w:val="0"/>
@@ -1480,7 +1444,7 @@
           </w:tcPr>
           <w:p>
             <w:pPr>
-              <w:pStyle w:val="25"/>
+              <w:pStyle w:val="TableText"/>
               <w:keepNext w:val="0"/>
               <w:keepLines w:val="0"/>
               <w:pageBreakBefore w:val="0"/>
@@ -1504,7 +1468,7 @@
           </w:tcPr>
           <w:p>
             <w:pPr>
-              <w:pStyle w:val="25"/>
+              <w:pStyle w:val="TableText"/>
               <w:keepNext w:val="0"/>
               <w:keepLines w:val="0"/>
               <w:pageBreakBefore w:val="0"/>
@@ -1526,7 +1490,7 @@
     </w:tbl>
     <w:p>
       <w:pPr>
-        <w:pStyle w:val="12"/>
+        <w:pStyle w:val="BodyText"/>
         <w:keepNext w:val="0"/>
         <w:keepLines w:val="0"/>
         <w:pageBreakBefore w:val="0"/>
@@ -1562,14 +1526,14 @@
         <w:sectPr>
           <w:pgSz w:w="11906" w:h="16839"/>
           <w:pgMar w:top="1431" w:right="1440" w:bottom="0" w:left="1785" w:header="0" w:footer="0" w:gutter="0"/>
-          <w:cols w:space="720" w:num="1"/>
+          <w:cols w:num="1" w:space="720"/>
         </w:sectPr>
       </w:pPr>
     </w:p>
     <w:sdt>
       <w:sdtPr>
         <w:rPr>
-          <w:rFonts w:ascii="宋体" w:hAnsi="宋体" w:eastAsia="宋体" w:cs="Arial"/>
+          <w:rFonts w:ascii="宋体" w:eastAsia="宋体" w:hAnsi="宋体" w:cs="Arial"/>
           <w:snapToGrid w:val="0"/>
           <w:color w:val="000000"/>
           <w:kern w:val="0"/>
@@ -1585,7 +1549,7 @@
       </w:sdtPr>
       <w:sdtEndPr>
         <w:rPr>
-          <w:rFonts w:ascii="Arial" w:hAnsi="Arial" w:eastAsia="Arial" w:cs="Arial"/>
+          <w:rFonts w:ascii="Arial" w:eastAsia="Arial" w:hAnsi="Arial" w:cs="Arial"/>
           <w:snapToGrid w:val="0"/>
           <w:color w:val="000000"/>
           <w:kern w:val="0"/>
@@ -1611,13 +1575,13 @@
             <w:adjustRightInd w:val="0"/>
             <w:snapToGrid w:val="0"/>
             <w:spacing w:before="0" w:beforeLines="0" w:after="0" w:afterLines="0" w:line="240" w:lineRule="auto"/>
-            <w:ind w:left="0" w:leftChars="0" w:right="0" w:rightChars="0" w:firstLine="0" w:firstLineChars="0"/>
+            <w:ind w:left="0" w:right="0" w:firstLine="0" w:leftChars="0" w:rightChars="0" w:firstLineChars="0"/>
             <w:jc w:val="center"/>
             <w:textAlignment w:val="baseline"/>
           </w:pPr>
           <w:r>
             <w:rPr>
-              <w:rFonts w:ascii="宋体" w:hAnsi="宋体" w:eastAsia="宋体"/>
+              <w:rFonts w:ascii="宋体" w:eastAsia="宋体" w:hAnsi="宋体"/>
               <w:sz w:val="21"/>
             </w:rPr>
             <w:t>目录</w:t>
@@ -1625,7 +1589,7 @@
         </w:p>
         <w:p>
           <w:pPr>
-            <w:pStyle w:val="16"/>
+            <w:pStyle w:val="TOC1"/>
             <w:tabs>
               <w:tab w:val="right" w:leader="dot" w:pos="8485"/>
             </w:tabs>
@@ -1675,7 +1639,7 @@
         </w:p>
         <w:p>
           <w:pPr>
-            <w:pStyle w:val="16"/>
+            <w:pStyle w:val="TOC1"/>
             <w:tabs>
               <w:tab w:val="right" w:leader="dot" w:pos="8485"/>
             </w:tabs>
@@ -1690,7 +1654,7 @@
             <w:fldChar w:fldCharType="separate"/>
           </w:r>
           <w:r>
-            <w:t>甘肃国邦信息科技有限公司</w:t>
+            <w:t>中达丰集团有限公司</w:t>
           </w:r>
           <w:r>
             <w:tab/>
@@ -1716,7 +1680,7 @@
         </w:p>
         <w:p>
           <w:pPr>
-            <w:pStyle w:val="17"/>
+            <w:pStyle w:val="TOC2"/>
             <w:tabs>
               <w:tab w:val="right" w:leader="dot" w:pos="8485"/>
             </w:tabs>
@@ -1732,7 +1696,7 @@
           </w:r>
           <w:r>
             <w:rPr>
-              <w:rFonts w:ascii="宋体" w:hAnsi="宋体" w:eastAsia="宋体" w:cs="宋体"/>
+              <w:rFonts w:ascii="宋体" w:eastAsia="宋体" w:hAnsi="宋体" w:cs="宋体"/>
               <w:spacing w:val="-3"/>
               <w:szCs w:val="28"/>
             </w:rPr>
@@ -1762,7 +1726,7 @@
         </w:p>
         <w:p>
           <w:pPr>
-            <w:pStyle w:val="16"/>
+            <w:pStyle w:val="TOC1"/>
             <w:tabs>
               <w:tab w:val="right" w:leader="dot" w:pos="8485"/>
             </w:tabs>
@@ -1809,7 +1773,7 @@
         </w:p>
         <w:p>
           <w:pPr>
-            <w:pStyle w:val="16"/>
+            <w:pStyle w:val="TOC1"/>
             <w:tabs>
               <w:tab w:val="right" w:leader="dot" w:pos="8485"/>
             </w:tabs>
@@ -1856,7 +1820,7 @@
         </w:p>
         <w:p>
           <w:pPr>
-            <w:pStyle w:val="16"/>
+            <w:pStyle w:val="TOC1"/>
             <w:tabs>
               <w:tab w:val="right" w:leader="dot" w:pos="8485"/>
             </w:tabs>
@@ -1903,7 +1867,7 @@
         </w:p>
         <w:p>
           <w:pPr>
-            <w:pStyle w:val="16"/>
+            <w:pStyle w:val="TOC1"/>
             <w:tabs>
               <w:tab w:val="right" w:leader="dot" w:pos="8485"/>
             </w:tabs>
@@ -1950,7 +1914,7 @@
         </w:p>
         <w:p>
           <w:pPr>
-            <w:pStyle w:val="17"/>
+            <w:pStyle w:val="TOC2"/>
             <w:tabs>
               <w:tab w:val="right" w:leader="dot" w:pos="8485"/>
             </w:tabs>
@@ -1997,7 +1961,7 @@
         </w:p>
         <w:p>
           <w:pPr>
-            <w:pStyle w:val="17"/>
+            <w:pStyle w:val="TOC2"/>
             <w:tabs>
               <w:tab w:val="right" w:leader="dot" w:pos="8485"/>
             </w:tabs>
@@ -2044,7 +2008,7 @@
         </w:p>
         <w:p>
           <w:pPr>
-            <w:pStyle w:val="16"/>
+            <w:pStyle w:val="TOC1"/>
             <w:tabs>
               <w:tab w:val="right" w:leader="dot" w:pos="8485"/>
             </w:tabs>
@@ -2091,7 +2055,7 @@
         </w:p>
         <w:p>
           <w:pPr>
-            <w:pStyle w:val="17"/>
+            <w:pStyle w:val="TOC2"/>
             <w:tabs>
               <w:tab w:val="right" w:leader="dot" w:pos="8485"/>
             </w:tabs>
@@ -2138,7 +2102,7 @@
         </w:p>
         <w:p>
           <w:pPr>
-            <w:pStyle w:val="13"/>
+            <w:pStyle w:val="TOC3"/>
             <w:tabs>
               <w:tab w:val="right" w:leader="dot" w:pos="8485"/>
             </w:tabs>
@@ -2185,7 +2149,7 @@
         </w:p>
         <w:p>
           <w:pPr>
-            <w:pStyle w:val="13"/>
+            <w:pStyle w:val="TOC3"/>
             <w:tabs>
               <w:tab w:val="right" w:leader="dot" w:pos="8485"/>
             </w:tabs>
@@ -2232,7 +2196,7 @@
         </w:p>
         <w:p>
           <w:pPr>
-            <w:pStyle w:val="13"/>
+            <w:pStyle w:val="TOC3"/>
             <w:tabs>
               <w:tab w:val="right" w:leader="dot" w:pos="8485"/>
             </w:tabs>
@@ -2279,7 +2243,7 @@
         </w:p>
         <w:p>
           <w:pPr>
-            <w:pStyle w:val="17"/>
+            <w:pStyle w:val="TOC2"/>
             <w:tabs>
               <w:tab w:val="right" w:leader="dot" w:pos="8485"/>
             </w:tabs>
@@ -2326,7 +2290,7 @@
         </w:p>
         <w:p>
           <w:pPr>
-            <w:pStyle w:val="17"/>
+            <w:pStyle w:val="TOC2"/>
             <w:tabs>
               <w:tab w:val="right" w:leader="dot" w:pos="8485"/>
             </w:tabs>
@@ -2373,7 +2337,7 @@
         </w:p>
         <w:p>
           <w:pPr>
-            <w:pStyle w:val="13"/>
+            <w:pStyle w:val="TOC3"/>
             <w:tabs>
               <w:tab w:val="right" w:leader="dot" w:pos="8485"/>
             </w:tabs>
@@ -2420,7 +2384,7 @@
         </w:p>
         <w:p>
           <w:pPr>
-            <w:pStyle w:val="13"/>
+            <w:pStyle w:val="TOC3"/>
             <w:tabs>
               <w:tab w:val="right" w:leader="dot" w:pos="8485"/>
             </w:tabs>
@@ -2467,7 +2431,7 @@
         </w:p>
         <w:p>
           <w:pPr>
-            <w:pStyle w:val="13"/>
+            <w:pStyle w:val="TOC3"/>
             <w:tabs>
               <w:tab w:val="right" w:leader="dot" w:pos="8485"/>
             </w:tabs>
@@ -2514,7 +2478,7 @@
         </w:p>
         <w:p>
           <w:pPr>
-            <w:pStyle w:val="17"/>
+            <w:pStyle w:val="TOC2"/>
             <w:tabs>
               <w:tab w:val="right" w:leader="dot" w:pos="8485"/>
             </w:tabs>
@@ -2561,7 +2525,7 @@
         </w:p>
         <w:p>
           <w:pPr>
-            <w:pStyle w:val="16"/>
+            <w:pStyle w:val="TOC1"/>
             <w:tabs>
               <w:tab w:val="right" w:leader="dot" w:pos="8485"/>
             </w:tabs>
@@ -2608,7 +2572,7 @@
         </w:p>
         <w:p>
           <w:pPr>
-            <w:pStyle w:val="17"/>
+            <w:pStyle w:val="TOC2"/>
             <w:tabs>
               <w:tab w:val="right" w:leader="dot" w:pos="8485"/>
             </w:tabs>
@@ -2655,7 +2619,7 @@
         </w:p>
         <w:p>
           <w:pPr>
-            <w:pStyle w:val="17"/>
+            <w:pStyle w:val="TOC2"/>
             <w:tabs>
               <w:tab w:val="right" w:leader="dot" w:pos="8485"/>
             </w:tabs>
@@ -2702,7 +2666,7 @@
         </w:p>
         <w:p>
           <w:pPr>
-            <w:pStyle w:val="17"/>
+            <w:pStyle w:val="TOC2"/>
             <w:tabs>
               <w:tab w:val="right" w:leader="dot" w:pos="8485"/>
             </w:tabs>
@@ -2749,7 +2713,7 @@
         </w:p>
         <w:p>
           <w:pPr>
-            <w:pStyle w:val="17"/>
+            <w:pStyle w:val="TOC2"/>
             <w:tabs>
               <w:tab w:val="right" w:leader="dot" w:pos="8485"/>
             </w:tabs>
@@ -2796,7 +2760,7 @@
         </w:p>
         <w:p>
           <w:pPr>
-            <w:pStyle w:val="16"/>
+            <w:pStyle w:val="TOC1"/>
             <w:tabs>
               <w:tab w:val="right" w:leader="dot" w:pos="8485"/>
             </w:tabs>
@@ -2843,7 +2807,7 @@
         </w:p>
         <w:p>
           <w:pPr>
-            <w:pStyle w:val="17"/>
+            <w:pStyle w:val="TOC2"/>
             <w:tabs>
               <w:tab w:val="right" w:leader="dot" w:pos="8485"/>
             </w:tabs>
@@ -2890,7 +2854,7 @@
         </w:p>
         <w:p>
           <w:pPr>
-            <w:pStyle w:val="13"/>
+            <w:pStyle w:val="TOC3"/>
             <w:tabs>
               <w:tab w:val="right" w:leader="dot" w:pos="8485"/>
             </w:tabs>
@@ -2937,7 +2901,7 @@
         </w:p>
         <w:p>
           <w:pPr>
-            <w:pStyle w:val="13"/>
+            <w:pStyle w:val="TOC3"/>
             <w:tabs>
               <w:tab w:val="right" w:leader="dot" w:pos="8485"/>
             </w:tabs>
@@ -2984,7 +2948,7 @@
         </w:p>
         <w:p>
           <w:pPr>
-            <w:pStyle w:val="13"/>
+            <w:pStyle w:val="TOC3"/>
             <w:tabs>
               <w:tab w:val="right" w:leader="dot" w:pos="8485"/>
             </w:tabs>
@@ -3031,7 +2995,7 @@
         </w:p>
         <w:p>
           <w:pPr>
-            <w:pStyle w:val="13"/>
+            <w:pStyle w:val="TOC3"/>
             <w:tabs>
               <w:tab w:val="right" w:leader="dot" w:pos="8485"/>
             </w:tabs>
@@ -3078,7 +3042,7 @@
         </w:p>
         <w:p>
           <w:pPr>
-            <w:pStyle w:val="13"/>
+            <w:pStyle w:val="TOC3"/>
             <w:tabs>
               <w:tab w:val="right" w:leader="dot" w:pos="8485"/>
             </w:tabs>
@@ -3125,7 +3089,7 @@
         </w:p>
         <w:p>
           <w:pPr>
-            <w:pStyle w:val="17"/>
+            <w:pStyle w:val="TOC2"/>
             <w:tabs>
               <w:tab w:val="right" w:leader="dot" w:pos="8485"/>
             </w:tabs>
@@ -3172,7 +3136,7 @@
         </w:p>
         <w:p>
           <w:pPr>
-            <w:pStyle w:val="13"/>
+            <w:pStyle w:val="TOC3"/>
             <w:tabs>
               <w:tab w:val="right" w:leader="dot" w:pos="8485"/>
             </w:tabs>
@@ -3219,7 +3183,7 @@
         </w:p>
         <w:p>
           <w:pPr>
-            <w:pStyle w:val="13"/>
+            <w:pStyle w:val="TOC3"/>
             <w:tabs>
               <w:tab w:val="right" w:leader="dot" w:pos="8485"/>
             </w:tabs>
@@ -3266,7 +3230,7 @@
         </w:p>
         <w:p>
           <w:pPr>
-            <w:pStyle w:val="17"/>
+            <w:pStyle w:val="TOC2"/>
             <w:tabs>
               <w:tab w:val="right" w:leader="dot" w:pos="8485"/>
             </w:tabs>
@@ -3313,7 +3277,7 @@
         </w:p>
         <w:p>
           <w:pPr>
-            <w:pStyle w:val="13"/>
+            <w:pStyle w:val="TOC3"/>
             <w:tabs>
               <w:tab w:val="right" w:leader="dot" w:pos="8485"/>
             </w:tabs>
@@ -3360,7 +3324,7 @@
         </w:p>
         <w:p>
           <w:pPr>
-            <w:pStyle w:val="13"/>
+            <w:pStyle w:val="TOC3"/>
             <w:tabs>
               <w:tab w:val="right" w:leader="dot" w:pos="8485"/>
             </w:tabs>
@@ -3407,7 +3371,7 @@
         </w:p>
         <w:p>
           <w:pPr>
-            <w:pStyle w:val="13"/>
+            <w:pStyle w:val="TOC3"/>
             <w:tabs>
               <w:tab w:val="right" w:leader="dot" w:pos="8485"/>
             </w:tabs>
@@ -3454,7 +3418,7 @@
         </w:p>
         <w:p>
           <w:pPr>
-            <w:pStyle w:val="13"/>
+            <w:pStyle w:val="TOC3"/>
             <w:tabs>
               <w:tab w:val="right" w:leader="dot" w:pos="8485"/>
             </w:tabs>
@@ -3501,7 +3465,7 @@
         </w:p>
         <w:p>
           <w:pPr>
-            <w:pStyle w:val="13"/>
+            <w:pStyle w:val="TOC3"/>
             <w:tabs>
               <w:tab w:val="right" w:leader="dot" w:pos="8485"/>
             </w:tabs>
@@ -3548,7 +3512,7 @@
         </w:p>
         <w:p>
           <w:pPr>
-            <w:pStyle w:val="13"/>
+            <w:pStyle w:val="TOC3"/>
             <w:tabs>
               <w:tab w:val="right" w:leader="dot" w:pos="8485"/>
             </w:tabs>
@@ -3595,7 +3559,7 @@
         </w:p>
         <w:p>
           <w:pPr>
-            <w:pStyle w:val="16"/>
+            <w:pStyle w:val="TOC1"/>
             <w:tabs>
               <w:tab w:val="right" w:leader="dot" w:pos="8485"/>
             </w:tabs>
@@ -3642,7 +3606,7 @@
         </w:p>
         <w:p>
           <w:pPr>
-            <w:pStyle w:val="17"/>
+            <w:pStyle w:val="TOC2"/>
             <w:tabs>
               <w:tab w:val="right" w:leader="dot" w:pos="8485"/>
             </w:tabs>
@@ -3689,7 +3653,7 @@
         </w:p>
         <w:p>
           <w:pPr>
-            <w:pStyle w:val="17"/>
+            <w:pStyle w:val="TOC2"/>
             <w:tabs>
               <w:tab w:val="right" w:leader="dot" w:pos="8485"/>
             </w:tabs>
@@ -3736,7 +3700,7 @@
         </w:p>
         <w:p>
           <w:pPr>
-            <w:pStyle w:val="17"/>
+            <w:pStyle w:val="TOC2"/>
             <w:tabs>
               <w:tab w:val="right" w:leader="dot" w:pos="8485"/>
             </w:tabs>
@@ -3783,7 +3747,7 @@
         </w:p>
         <w:p>
           <w:pPr>
-            <w:pStyle w:val="17"/>
+            <w:pStyle w:val="TOC2"/>
             <w:tabs>
               <w:tab w:val="right" w:leader="dot" w:pos="8485"/>
             </w:tabs>
@@ -3830,7 +3794,7 @@
         </w:p>
         <w:p>
           <w:pPr>
-            <w:pStyle w:val="16"/>
+            <w:pStyle w:val="TOC1"/>
             <w:tabs>
               <w:tab w:val="right" w:leader="dot" w:pos="8485"/>
             </w:tabs>
@@ -3877,7 +3841,7 @@
         </w:p>
         <w:p>
           <w:pPr>
-            <w:pStyle w:val="17"/>
+            <w:pStyle w:val="TOC2"/>
             <w:tabs>
               <w:tab w:val="right" w:leader="dot" w:pos="8485"/>
             </w:tabs>
@@ -3924,7 +3888,7 @@
         </w:p>
         <w:p>
           <w:pPr>
-            <w:pStyle w:val="17"/>
+            <w:pStyle w:val="TOC2"/>
             <w:tabs>
               <w:tab w:val="right" w:leader="dot" w:pos="8485"/>
             </w:tabs>
@@ -3971,7 +3935,7 @@
         </w:p>
         <w:p>
           <w:pPr>
-            <w:pStyle w:val="17"/>
+            <w:pStyle w:val="TOC2"/>
             <w:tabs>
               <w:tab w:val="right" w:leader="dot" w:pos="8485"/>
             </w:tabs>
@@ -4023,7 +3987,7 @@
         </w:p>
         <w:p>
           <w:pPr>
-            <w:pStyle w:val="17"/>
+            <w:pStyle w:val="TOC2"/>
             <w:tabs>
               <w:tab w:val="right" w:leader="dot" w:pos="8485"/>
             </w:tabs>
@@ -4070,7 +4034,7 @@
         </w:p>
         <w:p>
           <w:pPr>
-            <w:pStyle w:val="17"/>
+            <w:pStyle w:val="TOC2"/>
             <w:tabs>
               <w:tab w:val="right" w:leader="dot" w:pos="8485"/>
             </w:tabs>
@@ -4122,7 +4086,7 @@
         </w:p>
         <w:p>
           <w:pPr>
-            <w:pStyle w:val="17"/>
+            <w:pStyle w:val="TOC2"/>
             <w:tabs>
               <w:tab w:val="right" w:leader="dot" w:pos="8485"/>
             </w:tabs>
@@ -4173,7 +4137,7 @@
         </w:p>
         <w:p>
           <w:pPr>
-            <w:pStyle w:val="16"/>
+            <w:pStyle w:val="TOC1"/>
             <w:tabs>
               <w:tab w:val="right" w:leader="dot" w:pos="8485"/>
             </w:tabs>
@@ -4220,7 +4184,7 @@
         </w:p>
         <w:p>
           <w:pPr>
-            <w:pStyle w:val="17"/>
+            <w:pStyle w:val="TOC2"/>
             <w:tabs>
               <w:tab w:val="right" w:leader="dot" w:pos="8485"/>
             </w:tabs>
@@ -4267,7 +4231,7 @@
         </w:p>
         <w:p>
           <w:pPr>
-            <w:pStyle w:val="17"/>
+            <w:pStyle w:val="TOC2"/>
             <w:tabs>
               <w:tab w:val="right" w:leader="dot" w:pos="8485"/>
             </w:tabs>
@@ -4314,7 +4278,7 @@
         </w:p>
         <w:p>
           <w:pPr>
-            <w:pStyle w:val="16"/>
+            <w:pStyle w:val="TOC1"/>
             <w:tabs>
               <w:tab w:val="right" w:leader="dot" w:pos="8485"/>
             </w:tabs>
@@ -4361,7 +4325,7 @@
         </w:p>
         <w:p>
           <w:pPr>
-            <w:pStyle w:val="17"/>
+            <w:pStyle w:val="TOC2"/>
             <w:tabs>
               <w:tab w:val="right" w:leader="dot" w:pos="8485"/>
             </w:tabs>
@@ -4413,7 +4377,7 @@
         </w:p>
         <w:p>
           <w:pPr>
-            <w:pStyle w:val="17"/>
+            <w:pStyle w:val="TOC2"/>
             <w:tabs>
               <w:tab w:val="right" w:leader="dot" w:pos="8485"/>
             </w:tabs>
@@ -4460,7 +4424,7 @@
         </w:p>
         <w:p>
           <w:pPr>
-            <w:pStyle w:val="17"/>
+            <w:pStyle w:val="TOC2"/>
             <w:tabs>
               <w:tab w:val="right" w:leader="dot" w:pos="8485"/>
             </w:tabs>
@@ -4507,7 +4471,7 @@
         </w:p>
         <w:p>
           <w:pPr>
-            <w:pStyle w:val="17"/>
+            <w:pStyle w:val="TOC2"/>
             <w:tabs>
               <w:tab w:val="right" w:leader="dot" w:pos="8485"/>
             </w:tabs>
@@ -4554,7 +4518,7 @@
         </w:p>
         <w:p>
           <w:pPr>
-            <w:pStyle w:val="17"/>
+            <w:pStyle w:val="TOC2"/>
             <w:tabs>
               <w:tab w:val="right" w:leader="dot" w:pos="8485"/>
             </w:tabs>
@@ -4601,7 +4565,7 @@
         </w:p>
         <w:p>
           <w:pPr>
-            <w:pStyle w:val="17"/>
+            <w:pStyle w:val="TOC2"/>
             <w:tabs>
               <w:tab w:val="right" w:leader="dot" w:pos="8485"/>
             </w:tabs>
@@ -4648,7 +4612,7 @@
         </w:p>
         <w:p>
           <w:pPr>
-            <w:pStyle w:val="17"/>
+            <w:pStyle w:val="TOC2"/>
             <w:tabs>
               <w:tab w:val="right" w:leader="dot" w:pos="8485"/>
             </w:tabs>
@@ -4695,7 +4659,7 @@
         </w:p>
         <w:p>
           <w:pPr>
-            <w:pStyle w:val="17"/>
+            <w:pStyle w:val="TOC2"/>
             <w:tabs>
               <w:tab w:val="right" w:leader="dot" w:pos="8485"/>
             </w:tabs>
@@ -4742,7 +4706,7 @@
         </w:p>
         <w:p>
           <w:pPr>
-            <w:pStyle w:val="17"/>
+            <w:pStyle w:val="TOC2"/>
             <w:tabs>
               <w:tab w:val="right" w:leader="dot" w:pos="8485"/>
             </w:tabs>
@@ -4794,7 +4758,7 @@
         </w:p>
         <w:p>
           <w:pPr>
-            <w:pStyle w:val="17"/>
+            <w:pStyle w:val="TOC2"/>
             <w:tabs>
               <w:tab w:val="right" w:leader="dot" w:pos="8485"/>
             </w:tabs>
@@ -4846,7 +4810,7 @@
         </w:p>
         <w:p>
           <w:pPr>
-            <w:pStyle w:val="17"/>
+            <w:pStyle w:val="TOC2"/>
             <w:tabs>
               <w:tab w:val="right" w:leader="dot" w:pos="8485"/>
             </w:tabs>
@@ -4893,7 +4857,7 @@
         </w:p>
         <w:p>
           <w:pPr>
-            <w:pStyle w:val="12"/>
+            <w:pStyle w:val="BodyText"/>
             <w:keepNext w:val="0"/>
             <w:keepLines w:val="0"/>
             <w:pageBreakBefore w:val="0"/>
@@ -4910,7 +4874,7 @@
             <w:spacing w:line="331" w:lineRule="auto"/>
             <w:textAlignment w:val="baseline"/>
             <w:rPr>
-              <w:rFonts w:ascii="Arial" w:hAnsi="Arial" w:eastAsia="Arial" w:cs="Arial"/>
+              <w:rFonts w:ascii="Arial" w:eastAsia="Arial" w:hAnsi="Arial" w:cs="Arial"/>
               <w:snapToGrid w:val="0"/>
               <w:color w:val="000000"/>
               <w:kern w:val="0"/>
@@ -4927,7 +4891,7 @@
     </w:sdt>
     <w:p>
       <w:pPr>
-        <w:pStyle w:val="12"/>
+        <w:pStyle w:val="BodyText"/>
         <w:keepNext w:val="0"/>
         <w:keepLines w:val="0"/>
         <w:pageBreakBefore w:val="0"/>
@@ -4944,7 +4908,7 @@
         <w:spacing w:line="331" w:lineRule="auto"/>
         <w:textAlignment w:val="baseline"/>
         <w:rPr>
-          <w:rFonts w:ascii="Arial" w:hAnsi="Arial" w:eastAsia="Arial" w:cs="Arial"/>
+          <w:rFonts w:ascii="Arial" w:eastAsia="Arial" w:hAnsi="Arial" w:cs="Arial"/>
           <w:snapToGrid w:val="0"/>
           <w:color w:val="000000"/>
           <w:kern w:val="0"/>
@@ -4972,7 +4936,7 @@
         <w:spacing w:line="220" w:lineRule="auto"/>
         <w:textAlignment w:val="baseline"/>
         <w:rPr>
-          <w:rFonts w:ascii="宋体" w:hAnsi="宋体" w:eastAsia="宋体" w:cs="宋体"/>
+          <w:rFonts w:ascii="宋体" w:eastAsia="宋体" w:hAnsi="宋体" w:cs="宋体"/>
           <w:snapToGrid w:val="0"/>
           <w:color w:val="000000"/>
           <w:kern w:val="0"/>
@@ -4983,13 +4947,13 @@
         <w:sectPr>
           <w:pgSz w:w="11906" w:h="16839"/>
           <w:pgMar w:top="1431" w:right="1710" w:bottom="1328" w:left="1711" w:header="0" w:footer="0" w:gutter="0"/>
-          <w:cols w:space="720" w:num="1"/>
+          <w:cols w:num="1" w:space="720"/>
         </w:sectPr>
       </w:pPr>
     </w:p>
     <w:p>
       <w:pPr>
-        <w:pStyle w:val="26"/>
+        <w:pStyle w:val="1"/>
         <w:keepNext w:val="0"/>
         <w:keepLines w:val="0"/>
         <w:pageBreakBefore w:val="0"/>
@@ -5017,7 +4981,7 @@
     </w:p>
     <w:p>
       <w:pPr>
-        <w:pStyle w:val="27"/>
+        <w:pStyle w:val="a"/>
         <w:bidi w:val="0"/>
       </w:pPr>
       <w:r>
@@ -5026,7 +4990,7 @@
     </w:p>
     <w:p>
       <w:pPr>
-        <w:pStyle w:val="26"/>
+        <w:pStyle w:val="1"/>
         <w:keepNext w:val="0"/>
         <w:keepLines w:val="0"/>
         <w:pageBreakBefore w:val="0"/>
@@ -5054,7 +5018,7 @@
     </w:p>
     <w:p>
       <w:pPr>
-        <w:pStyle w:val="27"/>
+        <w:pStyle w:val="a"/>
         <w:bidi w:val="0"/>
       </w:pPr>
       <w:r>
@@ -5063,7 +5027,7 @@
     </w:p>
     <w:p>
       <w:pPr>
-        <w:pStyle w:val="26"/>
+        <w:pStyle w:val="1"/>
         <w:keepNext w:val="0"/>
         <w:keepLines w:val="0"/>
         <w:pageBreakBefore w:val="0"/>
@@ -5088,18 +5052,18 @@
       <w:bookmarkEnd w:id="13"/>
       <w:bookmarkEnd w:id="14"/>
       <w:bookmarkEnd w:id="15"/>
-      <w:bookmarkStart w:id="199" w:name="_GoBack"/>
-      <w:bookmarkEnd w:id="199"/>
-    </w:p>
-    <w:p>
-      <w:pPr>
-        <w:pStyle w:val="40"/>
+      <w:bookmarkStart w:id="16" w:name="_GoBack"/>
+      <w:bookmarkEnd w:id="16"/>
+    </w:p>
+    <w:p>
+      <w:pPr>
+        <w:pStyle w:val="a3"/>
         <w:numPr>
           <w:ilvl w:val="0"/>
           <w:numId w:val="2"/>
         </w:numPr>
         <w:bidi w:val="0"/>
-        <w:ind w:left="425" w:leftChars="0" w:hanging="425" w:firstLineChars="0"/>
+        <w:ind w:left="425" w:hanging="425" w:leftChars="0" w:firstLineChars="0"/>
       </w:pPr>
       <w:r>
         <w:t xml:space="preserve"> </w:t>
@@ -5116,13 +5080,13 @@
     </w:p>
     <w:p>
       <w:pPr>
-        <w:pStyle w:val="40"/>
+        <w:pStyle w:val="a3"/>
         <w:numPr>
           <w:ilvl w:val="0"/>
           <w:numId w:val="2"/>
         </w:numPr>
         <w:bidi w:val="0"/>
-        <w:ind w:left="425" w:leftChars="0" w:hanging="425" w:firstLineChars="0"/>
+        <w:ind w:left="425" w:hanging="425" w:leftChars="0" w:firstLineChars="0"/>
       </w:pPr>
       <w:r>
         <w:t xml:space="preserve"> GB/T28827.1-2022《信息技术服务 运行维护 第一部分：通用要求》</w:t>
@@ -5130,13 +5094,13 @@
     </w:p>
     <w:p>
       <w:pPr>
-        <w:pStyle w:val="40"/>
+        <w:pStyle w:val="a3"/>
         <w:numPr>
           <w:ilvl w:val="0"/>
           <w:numId w:val="2"/>
         </w:numPr>
         <w:bidi w:val="0"/>
-        <w:ind w:left="425" w:leftChars="0" w:hanging="425" w:firstLineChars="0"/>
+        <w:ind w:left="425" w:hanging="425" w:leftChars="0" w:firstLineChars="0"/>
       </w:pPr>
       <w:r>
         <w:t xml:space="preserve"> GB/T 29264-2012 《信息技术服务 分类与代码》</w:t>
@@ -5144,13 +5108,13 @@
     </w:p>
     <w:p>
       <w:pPr>
-        <w:pStyle w:val="40"/>
+        <w:pStyle w:val="a3"/>
         <w:numPr>
           <w:ilvl w:val="0"/>
           <w:numId w:val="2"/>
         </w:numPr>
         <w:bidi w:val="0"/>
-        <w:ind w:left="425" w:leftChars="0" w:hanging="425" w:firstLineChars="0"/>
+        <w:ind w:left="425" w:hanging="425" w:leftChars="0" w:firstLineChars="0"/>
       </w:pPr>
       <w:r>
         <w:t xml:space="preserve"> GB/T 28827.2-2012 《信息技术服务 运行维护 第 2 部分:交付规范》</w:t>
@@ -5158,13 +5122,13 @@
     </w:p>
     <w:p>
       <w:pPr>
-        <w:pStyle w:val="40"/>
+        <w:pStyle w:val="a3"/>
         <w:numPr>
           <w:ilvl w:val="0"/>
           <w:numId w:val="2"/>
         </w:numPr>
         <w:bidi w:val="0"/>
-        <w:ind w:left="425" w:leftChars="0" w:hanging="425" w:firstLineChars="0"/>
+        <w:ind w:left="425" w:hanging="425" w:leftChars="0" w:firstLineChars="0"/>
       </w:pPr>
       <w:r>
         <w:t xml:space="preserve"> GB/T 28827.3-2012 《信息技术服务 运行维护 第 3 部分:应急响应规范》</w:t>
@@ -5172,13 +5136,13 @@
     </w:p>
     <w:p>
       <w:pPr>
-        <w:pStyle w:val="40"/>
+        <w:pStyle w:val="a3"/>
         <w:numPr>
           <w:ilvl w:val="0"/>
           <w:numId w:val="2"/>
         </w:numPr>
         <w:bidi w:val="0"/>
-        <w:ind w:left="425" w:leftChars="0" w:hanging="425" w:firstLineChars="0"/>
+        <w:ind w:left="425" w:hanging="425" w:leftChars="0" w:firstLineChars="0"/>
       </w:pPr>
       <w:r>
         <w:t>国家有关法律、法规及行业标准</w:t>
@@ -5186,7 +5150,7 @@
     </w:p>
     <w:p>
       <w:pPr>
-        <w:pStyle w:val="26"/>
+        <w:pStyle w:val="1"/>
         <w:keepNext w:val="0"/>
         <w:keepLines w:val="0"/>
         <w:pageBreakBefore w:val="0"/>
@@ -5202,19 +5166,19 @@
         <w:snapToGrid w:val="0"/>
         <w:textAlignment w:val="baseline"/>
       </w:pPr>
-      <w:bookmarkStart w:id="16" w:name="_Toc31467"/>
-      <w:bookmarkStart w:id="17" w:name="_Toc419"/>
-      <w:bookmarkStart w:id="18" w:name="_Toc13186"/>
+      <w:bookmarkStart w:id="17" w:name="_Toc31467"/>
+      <w:bookmarkStart w:id="18" w:name="_Toc419"/>
+      <w:bookmarkStart w:id="19" w:name="_Toc13186"/>
       <w:r>
         <w:t>运维服务战略与组织</w:t>
       </w:r>
-      <w:bookmarkEnd w:id="16"/>
       <w:bookmarkEnd w:id="17"/>
       <w:bookmarkEnd w:id="18"/>
-    </w:p>
-    <w:p>
-      <w:pPr>
-        <w:pStyle w:val="28"/>
+      <w:bookmarkEnd w:id="19"/>
+    </w:p>
+    <w:p>
+      <w:pPr>
+        <w:pStyle w:val="2"/>
         <w:keepNext w:val="0"/>
         <w:keepLines w:val="0"/>
         <w:pageBreakBefore w:val="0"/>
@@ -5230,21 +5194,21 @@
         <w:snapToGrid w:val="0"/>
         <w:textAlignment w:val="baseline"/>
       </w:pPr>
-      <w:bookmarkStart w:id="19" w:name="bookmark64"/>
-      <w:bookmarkEnd w:id="19"/>
-      <w:bookmarkStart w:id="20" w:name="_Toc5909"/>
-      <w:bookmarkStart w:id="21" w:name="_Toc17084"/>
-      <w:bookmarkStart w:id="22" w:name="_Toc26256"/>
+      <w:bookmarkStart w:id="20" w:name="bookmark64"/>
+      <w:bookmarkEnd w:id="20"/>
+      <w:bookmarkStart w:id="21" w:name="_Toc5909"/>
+      <w:bookmarkStart w:id="22" w:name="_Toc17084"/>
+      <w:bookmarkStart w:id="23" w:name="_Toc26256"/>
       <w:r>
         <w:t>服务目标</w:t>
       </w:r>
-      <w:bookmarkEnd w:id="20"/>
       <w:bookmarkEnd w:id="21"/>
       <w:bookmarkEnd w:id="22"/>
-    </w:p>
-    <w:p>
-      <w:pPr>
-        <w:pStyle w:val="27"/>
+      <w:bookmarkEnd w:id="23"/>
+    </w:p>
+    <w:p>
+      <w:pPr>
+        <w:pStyle w:val="a"/>
         <w:bidi w:val="0"/>
       </w:pPr>
       <w:r>
@@ -5253,7 +5217,7 @@
     </w:p>
     <w:p>
       <w:pPr>
-        <w:pStyle w:val="27"/>
+        <w:pStyle w:val="a"/>
         <w:bidi w:val="0"/>
       </w:pPr>
       <w:r>
@@ -5262,7 +5226,7 @@
     </w:p>
     <w:p>
       <w:pPr>
-        <w:pStyle w:val="27"/>
+        <w:pStyle w:val="a"/>
         <w:bidi w:val="0"/>
       </w:pPr>
       <w:r>
@@ -5271,7 +5235,7 @@
     </w:p>
     <w:p>
       <w:pPr>
-        <w:pStyle w:val="27"/>
+        <w:pStyle w:val="a"/>
         <w:bidi w:val="0"/>
       </w:pPr>
       <w:r>
@@ -5280,7 +5244,7 @@
     </w:p>
     <w:p>
       <w:pPr>
-        <w:pStyle w:val="28"/>
+        <w:pStyle w:val="2"/>
         <w:keepNext w:val="0"/>
         <w:keepLines w:val="0"/>
         <w:pageBreakBefore w:val="0"/>
@@ -5296,15 +5260,15 @@
         <w:snapToGrid w:val="0"/>
         <w:textAlignment w:val="baseline"/>
       </w:pPr>
-      <w:bookmarkStart w:id="23" w:name="_Toc16"/>
+      <w:bookmarkStart w:id="24" w:name="_Toc16"/>
       <w:r>
         <w:t>运维服务战略</w:t>
       </w:r>
-      <w:bookmarkEnd w:id="23"/>
-    </w:p>
-    <w:p>
-      <w:pPr>
-        <w:pStyle w:val="27"/>
+      <w:bookmarkEnd w:id="24"/>
+    </w:p>
+    <w:p>
+      <w:pPr>
+        <w:pStyle w:val="a"/>
         <w:bidi w:val="0"/>
       </w:pPr>
       <w:r>
@@ -5313,7 +5277,7 @@
     </w:p>
     <w:p>
       <w:pPr>
-        <w:pStyle w:val="26"/>
+        <w:pStyle w:val="1"/>
         <w:keepNext w:val="0"/>
         <w:keepLines w:val="0"/>
         <w:pageBreakBefore w:val="0"/>
@@ -5329,19 +5293,19 @@
         <w:snapToGrid w:val="0"/>
         <w:textAlignment w:val="baseline"/>
       </w:pPr>
-      <w:bookmarkStart w:id="24" w:name="_Toc13508"/>
-      <w:bookmarkStart w:id="25" w:name="_Toc27960"/>
-      <w:bookmarkStart w:id="26" w:name="_Toc699"/>
+      <w:bookmarkStart w:id="25" w:name="_Toc13508"/>
+      <w:bookmarkStart w:id="26" w:name="_Toc27960"/>
+      <w:bookmarkStart w:id="27" w:name="_Toc699"/>
       <w:r>
         <w:t>运行维护服务能力管理</w:t>
       </w:r>
-      <w:bookmarkEnd w:id="24"/>
       <w:bookmarkEnd w:id="25"/>
       <w:bookmarkEnd w:id="26"/>
-    </w:p>
-    <w:p>
-      <w:pPr>
-        <w:pStyle w:val="28"/>
+      <w:bookmarkEnd w:id="27"/>
+    </w:p>
+    <w:p>
+      <w:pPr>
+        <w:pStyle w:val="2"/>
         <w:keepNext w:val="0"/>
         <w:keepLines w:val="0"/>
         <w:pageBreakBefore w:val="0"/>
@@ -5357,21 +5321,21 @@
         <w:snapToGrid w:val="0"/>
         <w:textAlignment w:val="baseline"/>
       </w:pPr>
-      <w:bookmarkStart w:id="27" w:name="bookmark65"/>
-      <w:bookmarkEnd w:id="27"/>
-      <w:bookmarkStart w:id="28" w:name="_Toc17262"/>
-      <w:bookmarkStart w:id="29" w:name="_Toc17348"/>
-      <w:bookmarkStart w:id="30" w:name="_Toc29257"/>
+      <w:bookmarkStart w:id="28" w:name="bookmark65"/>
+      <w:bookmarkEnd w:id="28"/>
+      <w:bookmarkStart w:id="29" w:name="_Toc17262"/>
+      <w:bookmarkStart w:id="30" w:name="_Toc17348"/>
+      <w:bookmarkStart w:id="31" w:name="_Toc29257"/>
       <w:r>
         <w:t>策划</w:t>
       </w:r>
-      <w:bookmarkEnd w:id="28"/>
       <w:bookmarkEnd w:id="29"/>
       <w:bookmarkEnd w:id="30"/>
-    </w:p>
-    <w:p>
-      <w:pPr>
-        <w:pStyle w:val="27"/>
+      <w:bookmarkEnd w:id="31"/>
+    </w:p>
+    <w:p>
+      <w:pPr>
+        <w:pStyle w:val="a"/>
         <w:bidi w:val="0"/>
       </w:pPr>
       <w:r>
@@ -5380,13 +5344,13 @@
     </w:p>
     <w:p>
       <w:pPr>
-        <w:pStyle w:val="27"/>
+        <w:pStyle w:val="a"/>
         <w:numPr>
           <w:ilvl w:val="0"/>
           <w:numId w:val="3"/>
         </w:numPr>
         <w:bidi w:val="0"/>
-        <w:ind w:left="425" w:leftChars="0" w:hanging="425" w:firstLineChars="0"/>
+        <w:ind w:left="425" w:hanging="425" w:leftChars="0" w:firstLineChars="0"/>
       </w:pPr>
       <w:r>
         <w:t>制定运维服务目录，并根据公司运维发展更新运维服务目录；</w:t>
@@ -5394,13 +5358,13 @@
     </w:p>
     <w:p>
       <w:pPr>
-        <w:pStyle w:val="27"/>
+        <w:pStyle w:val="a"/>
         <w:numPr>
           <w:ilvl w:val="0"/>
           <w:numId w:val="3"/>
         </w:numPr>
         <w:bidi w:val="0"/>
-        <w:ind w:left="425" w:leftChars="0" w:hanging="425" w:firstLineChars="0"/>
+        <w:ind w:left="425" w:hanging="425" w:leftChars="0" w:firstLineChars="0"/>
       </w:pPr>
       <w:r>
         <w:t>依据公司业务需求，建立与运维服务相适应的运维部织架构和管理制度；</w:t>
@@ -5408,13 +5372,13 @@
     </w:p>
     <w:p>
       <w:pPr>
-        <w:pStyle w:val="27"/>
+        <w:pStyle w:val="a"/>
         <w:numPr>
           <w:ilvl w:val="0"/>
           <w:numId w:val="3"/>
         </w:numPr>
         <w:bidi w:val="0"/>
-        <w:ind w:left="425" w:leftChars="0" w:hanging="425" w:firstLineChars="0"/>
+        <w:ind w:left="425" w:hanging="425" w:leftChars="0" w:firstLineChars="0"/>
       </w:pPr>
       <w:r>
         <w:t>建立运维服务的指标体系和保障体系；</w:t>
@@ -5422,13 +5386,13 @@
     </w:p>
     <w:p>
       <w:pPr>
-        <w:pStyle w:val="27"/>
+        <w:pStyle w:val="a"/>
         <w:numPr>
           <w:ilvl w:val="0"/>
           <w:numId w:val="3"/>
         </w:numPr>
         <w:bidi w:val="0"/>
-        <w:ind w:left="425" w:leftChars="0" w:hanging="425" w:firstLineChars="0"/>
+        <w:ind w:left="425" w:hanging="425" w:leftChars="0" w:firstLineChars="0"/>
       </w:pPr>
       <w:r>
         <w:t>识别、评估和管理运维服务能力管理体系各项风险，以确保完成所计划的指标；</w:t>
@@ -5436,13 +5400,13 @@
     </w:p>
     <w:p>
       <w:pPr>
-        <w:pStyle w:val="27"/>
+        <w:pStyle w:val="a"/>
         <w:numPr>
           <w:ilvl w:val="0"/>
           <w:numId w:val="3"/>
         </w:numPr>
         <w:bidi w:val="0"/>
-        <w:ind w:left="425" w:leftChars="0" w:hanging="425" w:firstLineChars="0"/>
+        <w:ind w:left="425" w:hanging="425" w:leftChars="0" w:firstLineChars="0"/>
       </w:pPr>
       <w:r>
         <w:t>策划并获得完成目标所需的相关资源（人员、资源、技术、过程等）；</w:t>
@@ -5450,13 +5414,13 @@
     </w:p>
     <w:p>
       <w:pPr>
-        <w:pStyle w:val="27"/>
+        <w:pStyle w:val="a"/>
         <w:numPr>
           <w:ilvl w:val="0"/>
           <w:numId w:val="3"/>
         </w:numPr>
         <w:bidi w:val="0"/>
-        <w:ind w:left="425" w:leftChars="0" w:hanging="425" w:firstLineChars="0"/>
+        <w:ind w:left="425" w:hanging="425" w:leftChars="0" w:firstLineChars="0"/>
       </w:pPr>
       <w:r>
         <w:t>策划运维服务质量改进计划；</w:t>
@@ -5464,13 +5428,13 @@
     </w:p>
     <w:p>
       <w:pPr>
-        <w:pStyle w:val="27"/>
+        <w:pStyle w:val="a"/>
         <w:numPr>
           <w:ilvl w:val="0"/>
           <w:numId w:val="3"/>
         </w:numPr>
         <w:bidi w:val="0"/>
-        <w:ind w:left="425" w:leftChars="0" w:hanging="425" w:firstLineChars="0"/>
+        <w:ind w:left="425" w:hanging="425" w:leftChars="0" w:firstLineChars="0"/>
       </w:pPr>
       <w:r>
         <w:t>依据运维服务战略，制定运维服务年度计划, 明确运维服务能力管理的需求及目标。</w:t>
@@ -5478,7 +5442,7 @@
     </w:p>
     <w:p>
       <w:pPr>
-        <w:pStyle w:val="29"/>
+        <w:pStyle w:val="3"/>
         <w:keepNext w:val="0"/>
         <w:keepLines w:val="0"/>
         <w:pageBreakBefore w:val="0"/>
@@ -5494,19 +5458,19 @@
         <w:snapToGrid w:val="0"/>
         <w:textAlignment w:val="baseline"/>
       </w:pPr>
-      <w:bookmarkStart w:id="31" w:name="_Toc10449"/>
-      <w:bookmarkStart w:id="32" w:name="_Toc25998"/>
-      <w:bookmarkStart w:id="33" w:name="_Toc32201"/>
+      <w:bookmarkStart w:id="32" w:name="_Toc10449"/>
+      <w:bookmarkStart w:id="33" w:name="_Toc25998"/>
+      <w:bookmarkStart w:id="34" w:name="_Toc32201"/>
       <w:r>
         <w:t>运维服务目录管理</w:t>
       </w:r>
-      <w:bookmarkEnd w:id="31"/>
       <w:bookmarkEnd w:id="32"/>
       <w:bookmarkEnd w:id="33"/>
-    </w:p>
-    <w:p>
-      <w:pPr>
-        <w:pStyle w:val="27"/>
+      <w:bookmarkEnd w:id="34"/>
+    </w:p>
+    <w:p>
+      <w:pPr>
+        <w:pStyle w:val="a"/>
         <w:bidi w:val="0"/>
       </w:pPr>
       <w:r>
@@ -5515,7 +5479,7 @@
     </w:p>
     <w:p>
       <w:pPr>
-        <w:pStyle w:val="27"/>
+        <w:pStyle w:val="a"/>
         <w:bidi w:val="0"/>
       </w:pPr>
       <w:r>
@@ -5524,7 +5488,7 @@
     </w:p>
     <w:p>
       <w:pPr>
-        <w:pStyle w:val="27"/>
+        <w:pStyle w:val="a"/>
         <w:bidi w:val="0"/>
       </w:pPr>
       <w:r>
@@ -5533,7 +5497,7 @@
     </w:p>
     <w:p>
       <w:pPr>
-        <w:pStyle w:val="29"/>
+        <w:pStyle w:val="3"/>
         <w:keepNext w:val="0"/>
         <w:keepLines w:val="0"/>
         <w:pageBreakBefore w:val="0"/>
@@ -5549,15 +5513,15 @@
         <w:snapToGrid w:val="0"/>
         <w:textAlignment w:val="baseline"/>
       </w:pPr>
-      <w:bookmarkStart w:id="34" w:name="_Toc4013"/>
+      <w:bookmarkStart w:id="35" w:name="_Toc4013"/>
       <w:r>
         <w:t>运维服务能力计划</w:t>
       </w:r>
-      <w:bookmarkEnd w:id="34"/>
-    </w:p>
-    <w:p>
-      <w:pPr>
-        <w:pStyle w:val="27"/>
+      <w:bookmarkEnd w:id="35"/>
+    </w:p>
+    <w:p>
+      <w:pPr>
+        <w:pStyle w:val="a"/>
         <w:bidi w:val="0"/>
       </w:pPr>
       <w:r>
@@ -5566,7 +5530,7 @@
     </w:p>
     <w:p>
       <w:pPr>
-        <w:pStyle w:val="27"/>
+        <w:pStyle w:val="a"/>
         <w:bidi w:val="0"/>
       </w:pPr>
       <w:r>
@@ -5575,13 +5539,13 @@
     </w:p>
     <w:p>
       <w:pPr>
-        <w:pStyle w:val="40"/>
+        <w:pStyle w:val="a3"/>
         <w:numPr>
           <w:ilvl w:val="0"/>
           <w:numId w:val="4"/>
         </w:numPr>
         <w:bidi w:val="0"/>
-        <w:ind w:left="425" w:leftChars="0" w:hanging="425" w:firstLineChars="0"/>
+        <w:ind w:left="425" w:hanging="425" w:leftChars="0" w:firstLineChars="0"/>
       </w:pPr>
       <w:r>
         <w:t>运维服务战略规划和战略执行计划；</w:t>
@@ -5589,13 +5553,13 @@
     </w:p>
     <w:p>
       <w:pPr>
-        <w:pStyle w:val="40"/>
+        <w:pStyle w:val="a3"/>
         <w:numPr>
           <w:ilvl w:val="0"/>
           <w:numId w:val="4"/>
         </w:numPr>
         <w:bidi w:val="0"/>
-        <w:ind w:left="425" w:leftChars="0" w:hanging="425" w:firstLineChars="0"/>
+        <w:ind w:left="425" w:hanging="425" w:leftChars="0" w:firstLineChars="0"/>
       </w:pPr>
       <w:r>
         <w:t>运维服务团队人力资源计划、储备、培养和培训；</w:t>
@@ -5603,13 +5567,13 @@
     </w:p>
     <w:p>
       <w:pPr>
-        <w:pStyle w:val="40"/>
+        <w:pStyle w:val="a3"/>
         <w:numPr>
           <w:ilvl w:val="0"/>
           <w:numId w:val="4"/>
         </w:numPr>
         <w:bidi w:val="0"/>
-        <w:ind w:left="425" w:leftChars="0" w:hanging="425" w:firstLineChars="0"/>
+        <w:ind w:left="425" w:hanging="425" w:leftChars="0" w:firstLineChars="0"/>
       </w:pPr>
       <w:r>
         <w:t>运维服务资源计划；</w:t>
@@ -5617,13 +5581,13 @@
     </w:p>
     <w:p>
       <w:pPr>
-        <w:pStyle w:val="40"/>
+        <w:pStyle w:val="a3"/>
         <w:numPr>
           <w:ilvl w:val="0"/>
           <w:numId w:val="4"/>
         </w:numPr>
         <w:bidi w:val="0"/>
-        <w:ind w:left="425" w:leftChars="0" w:hanging="425" w:firstLineChars="0"/>
+        <w:ind w:left="425" w:hanging="425" w:leftChars="0" w:firstLineChars="0"/>
       </w:pPr>
       <w:r>
         <w:t>运维服务过程计划；</w:t>
@@ -5631,13 +5595,13 @@
     </w:p>
     <w:p>
       <w:pPr>
-        <w:pStyle w:val="40"/>
+        <w:pStyle w:val="a3"/>
         <w:numPr>
           <w:ilvl w:val="0"/>
           <w:numId w:val="4"/>
         </w:numPr>
         <w:bidi w:val="0"/>
-        <w:ind w:left="425" w:leftChars="0" w:hanging="425" w:firstLineChars="0"/>
+        <w:ind w:left="425" w:hanging="425" w:leftChars="0" w:firstLineChars="0"/>
       </w:pPr>
       <w:r>
         <w:t>运维服务技术研发计划；</w:t>
@@ -5645,13 +5609,13 @@
     </w:p>
     <w:p>
       <w:pPr>
-        <w:pStyle w:val="40"/>
+        <w:pStyle w:val="a3"/>
         <w:numPr>
           <w:ilvl w:val="0"/>
           <w:numId w:val="4"/>
         </w:numPr>
         <w:bidi w:val="0"/>
-        <w:ind w:left="425" w:leftChars="0" w:hanging="425" w:firstLineChars="0"/>
+        <w:ind w:left="425" w:hanging="425" w:leftChars="0" w:firstLineChars="0"/>
       </w:pPr>
       <w:r>
         <w:t>运维服务能力管理体系改进计划；</w:t>
@@ -5659,13 +5623,13 @@
     </w:p>
     <w:p>
       <w:pPr>
-        <w:pStyle w:val="40"/>
+        <w:pStyle w:val="a3"/>
         <w:numPr>
           <w:ilvl w:val="0"/>
           <w:numId w:val="4"/>
         </w:numPr>
         <w:bidi w:val="0"/>
-        <w:ind w:left="425" w:leftChars="0" w:hanging="425" w:firstLineChars="0"/>
+        <w:ind w:left="425" w:hanging="425" w:leftChars="0" w:firstLineChars="0"/>
       </w:pPr>
       <w:r>
         <w:t>交付和应急管理的计划；</w:t>
@@ -5673,13 +5637,13 @@
     </w:p>
     <w:p>
       <w:pPr>
-        <w:pStyle w:val="40"/>
+        <w:pStyle w:val="a3"/>
         <w:numPr>
           <w:ilvl w:val="0"/>
           <w:numId w:val="4"/>
         </w:numPr>
         <w:bidi w:val="0"/>
-        <w:ind w:left="425" w:leftChars="0" w:hanging="425" w:firstLineChars="0"/>
+        <w:ind w:left="425" w:hanging="425" w:leftChars="0" w:firstLineChars="0"/>
       </w:pPr>
       <w:r>
         <w:t>运维服务能力管理指标的优化。</w:t>
@@ -5687,7 +5651,7 @@
     </w:p>
     <w:p>
       <w:pPr>
-        <w:pStyle w:val="29"/>
+        <w:pStyle w:val="3"/>
         <w:keepNext w:val="0"/>
         <w:keepLines w:val="0"/>
         <w:pageBreakBefore w:val="0"/>
@@ -5703,19 +5667,19 @@
         <w:snapToGrid w:val="0"/>
         <w:textAlignment w:val="baseline"/>
       </w:pPr>
-      <w:bookmarkStart w:id="35" w:name="_Toc24467"/>
-      <w:bookmarkStart w:id="36" w:name="_Toc28504"/>
-      <w:bookmarkStart w:id="37" w:name="_Toc9987"/>
+      <w:bookmarkStart w:id="36" w:name="_Toc24467"/>
+      <w:bookmarkStart w:id="37" w:name="_Toc28504"/>
+      <w:bookmarkStart w:id="38" w:name="_Toc9987"/>
       <w:r>
         <w:t>运维服务质量计划</w:t>
       </w:r>
-      <w:bookmarkEnd w:id="35"/>
       <w:bookmarkEnd w:id="36"/>
       <w:bookmarkEnd w:id="37"/>
-    </w:p>
-    <w:p>
-      <w:pPr>
-        <w:pStyle w:val="27"/>
+      <w:bookmarkEnd w:id="38"/>
+    </w:p>
+    <w:p>
+      <w:pPr>
+        <w:pStyle w:val="a"/>
         <w:bidi w:val="0"/>
       </w:pPr>
       <w:r>
@@ -5724,7 +5688,7 @@
     </w:p>
     <w:p>
       <w:pPr>
-        <w:pStyle w:val="28"/>
+        <w:pStyle w:val="2"/>
         <w:keepNext w:val="0"/>
         <w:keepLines w:val="0"/>
         <w:pageBreakBefore w:val="0"/>
@@ -5740,19 +5704,19 @@
         <w:snapToGrid w:val="0"/>
         <w:textAlignment w:val="baseline"/>
       </w:pPr>
-      <w:bookmarkStart w:id="38" w:name="_Toc11885"/>
-      <w:bookmarkStart w:id="39" w:name="_Toc20677"/>
-      <w:bookmarkStart w:id="40" w:name="_Toc29847"/>
+      <w:bookmarkStart w:id="39" w:name="_Toc11885"/>
+      <w:bookmarkStart w:id="40" w:name="_Toc20677"/>
+      <w:bookmarkStart w:id="41" w:name="_Toc29847"/>
       <w:r>
         <w:t>实施</w:t>
       </w:r>
-      <w:bookmarkEnd w:id="38"/>
       <w:bookmarkEnd w:id="39"/>
       <w:bookmarkEnd w:id="40"/>
-    </w:p>
-    <w:p>
-      <w:pPr>
-        <w:pStyle w:val="27"/>
+      <w:bookmarkEnd w:id="41"/>
+    </w:p>
+    <w:p>
+      <w:pPr>
+        <w:pStyle w:val="a"/>
         <w:bidi w:val="0"/>
       </w:pPr>
       <w:r>
@@ -5761,13 +5725,13 @@
     </w:p>
     <w:p>
       <w:pPr>
-        <w:pStyle w:val="40"/>
+        <w:pStyle w:val="a3"/>
         <w:numPr>
           <w:ilvl w:val="0"/>
           <w:numId w:val="5"/>
         </w:numPr>
         <w:bidi w:val="0"/>
-        <w:ind w:left="425" w:leftChars="0" w:hanging="425" w:firstLineChars="0"/>
+        <w:ind w:left="425" w:hanging="425" w:leftChars="0" w:firstLineChars="0"/>
       </w:pPr>
       <w:r>
         <w:t>制定与运维服务能力管理体系和运维服务能力计划相适宜的部门运维服务实施计划和项目管理制度，保证运维服务策划所要求的服务能力及服务质量；</w:t>
@@ -5775,13 +5739,13 @@
     </w:p>
     <w:p>
       <w:pPr>
-        <w:pStyle w:val="40"/>
+        <w:pStyle w:val="a3"/>
         <w:numPr>
           <w:ilvl w:val="0"/>
           <w:numId w:val="5"/>
         </w:numPr>
         <w:bidi w:val="0"/>
-        <w:ind w:left="425" w:leftChars="0" w:hanging="425" w:firstLineChars="0"/>
+        <w:ind w:left="425" w:hanging="425" w:leftChars="0" w:firstLineChars="0"/>
       </w:pPr>
       <w:r>
         <w:t>建立与客户有效沟通协调的制度，以保证客户的需求和反馈得到充分的确认；</w:t>
@@ -5789,13 +5753,13 @@
     </w:p>
     <w:p>
       <w:pPr>
-        <w:pStyle w:val="40"/>
+        <w:pStyle w:val="a3"/>
         <w:numPr>
           <w:ilvl w:val="0"/>
           <w:numId w:val="5"/>
         </w:numPr>
         <w:bidi w:val="0"/>
-        <w:ind w:left="425" w:leftChars="0" w:hanging="425" w:firstLineChars="0"/>
+        <w:ind w:left="425" w:hanging="425" w:leftChars="0" w:firstLineChars="0"/>
       </w:pPr>
       <w:r>
         <w:t>运维服务实施过程所有记录需按要求执行并存档，保证服务过程可追溯，结果可计量和评估，便于发现运维服务能力的不足，进而持续改进；</w:t>
@@ -5803,13 +5767,13 @@
     </w:p>
     <w:p>
       <w:pPr>
-        <w:pStyle w:val="40"/>
+        <w:pStyle w:val="a3"/>
         <w:numPr>
           <w:ilvl w:val="0"/>
           <w:numId w:val="5"/>
         </w:numPr>
         <w:bidi w:val="0"/>
-        <w:ind w:left="425" w:leftChars="0" w:hanging="425" w:firstLineChars="0"/>
+        <w:ind w:left="425" w:hanging="425" w:leftChars="0" w:firstLineChars="0"/>
       </w:pPr>
       <w:r>
         <w:t>质量部对交付过程和交付物进行客观审计；</w:t>
@@ -5817,13 +5781,13 @@
     </w:p>
     <w:p>
       <w:pPr>
-        <w:pStyle w:val="40"/>
+        <w:pStyle w:val="a3"/>
         <w:numPr>
           <w:ilvl w:val="0"/>
           <w:numId w:val="5"/>
         </w:numPr>
         <w:bidi w:val="0"/>
-        <w:ind w:left="425" w:leftChars="0" w:hanging="425" w:firstLineChars="0"/>
+        <w:ind w:left="425" w:hanging="425" w:leftChars="0" w:firstLineChars="0"/>
       </w:pPr>
       <w:r>
         <w:t>质量部对实施结果定期组织总结评估，提出问题改进办法和优化建议。</w:t>
@@ -5831,7 +5795,7 @@
     </w:p>
     <w:p>
       <w:pPr>
-        <w:pStyle w:val="28"/>
+        <w:pStyle w:val="2"/>
         <w:keepNext w:val="0"/>
         <w:keepLines w:val="0"/>
         <w:pageBreakBefore w:val="0"/>
@@ -5847,19 +5811,19 @@
         <w:snapToGrid w:val="0"/>
         <w:textAlignment w:val="baseline"/>
       </w:pPr>
-      <w:bookmarkStart w:id="41" w:name="_Toc31148"/>
-      <w:bookmarkStart w:id="42" w:name="_Toc10718"/>
-      <w:bookmarkStart w:id="43" w:name="_Toc8687"/>
+      <w:bookmarkStart w:id="42" w:name="_Toc31148"/>
+      <w:bookmarkStart w:id="43" w:name="_Toc10718"/>
+      <w:bookmarkStart w:id="44" w:name="_Toc8687"/>
       <w:r>
         <w:t>检查</w:t>
       </w:r>
-      <w:bookmarkEnd w:id="41"/>
       <w:bookmarkEnd w:id="42"/>
       <w:bookmarkEnd w:id="43"/>
-    </w:p>
-    <w:p>
-      <w:pPr>
-        <w:pStyle w:val="27"/>
+      <w:bookmarkEnd w:id="44"/>
+    </w:p>
+    <w:p>
+      <w:pPr>
+        <w:pStyle w:val="a"/>
         <w:bidi w:val="0"/>
       </w:pPr>
       <w:r>
@@ -5868,13 +5832,13 @@
     </w:p>
     <w:p>
       <w:pPr>
-        <w:pStyle w:val="40"/>
+        <w:pStyle w:val="a3"/>
         <w:numPr>
           <w:ilvl w:val="0"/>
           <w:numId w:val="6"/>
         </w:numPr>
         <w:bidi w:val="0"/>
-        <w:ind w:left="425" w:leftChars="0" w:hanging="425" w:firstLineChars="0"/>
+        <w:ind w:left="425" w:hanging="425" w:leftChars="0" w:firstLineChars="0"/>
       </w:pPr>
       <w:r>
         <w:t>公司质量部负责每年组织一到两次例行的内审工作，对运维服务体系运行的过程和指标进行检查，对不符合管理要求的过程和指标进行跟踪验证，直至闭合，并编制审核报告报运维服务能力管理层决策；</w:t>
@@ -5882,13 +5846,13 @@
     </w:p>
     <w:p>
       <w:pPr>
-        <w:pStyle w:val="40"/>
+        <w:pStyle w:val="a3"/>
         <w:numPr>
           <w:ilvl w:val="0"/>
           <w:numId w:val="6"/>
         </w:numPr>
         <w:bidi w:val="0"/>
-        <w:ind w:left="425" w:leftChars="0" w:hanging="425" w:firstLineChars="0"/>
+        <w:ind w:left="425" w:hanging="425" w:leftChars="0" w:firstLineChars="0"/>
       </w:pPr>
       <w:r>
         <w:t>内部过程改进；</w:t>
@@ -5896,13 +5860,13 @@
     </w:p>
     <w:p>
       <w:pPr>
-        <w:pStyle w:val="40"/>
+        <w:pStyle w:val="a3"/>
         <w:numPr>
           <w:ilvl w:val="0"/>
           <w:numId w:val="6"/>
         </w:numPr>
         <w:bidi w:val="0"/>
-        <w:ind w:left="425" w:leftChars="0" w:hanging="425" w:firstLineChars="0"/>
+        <w:ind w:left="425" w:hanging="425" w:leftChars="0" w:firstLineChars="0"/>
       </w:pPr>
       <w:r>
         <w:t>公司定期调查客户满意度，并对调查结果进行统计分析；</w:t>
@@ -5910,13 +5874,13 @@
     </w:p>
     <w:p>
       <w:pPr>
-        <w:pStyle w:val="40"/>
+        <w:pStyle w:val="a3"/>
         <w:numPr>
           <w:ilvl w:val="0"/>
           <w:numId w:val="6"/>
         </w:numPr>
         <w:bidi w:val="0"/>
-        <w:ind w:left="425" w:leftChars="0" w:hanging="425" w:firstLineChars="0"/>
+        <w:ind w:left="425" w:hanging="425" w:leftChars="0" w:firstLineChars="0"/>
       </w:pPr>
       <w:r>
         <w:t>运维服务指标数据分析。</w:t>
@@ -5924,7 +5888,7 @@
     </w:p>
     <w:p>
       <w:pPr>
-        <w:pStyle w:val="29"/>
+        <w:pStyle w:val="3"/>
         <w:keepNext w:val="0"/>
         <w:keepLines w:val="0"/>
         <w:pageBreakBefore w:val="0"/>
@@ -5940,19 +5904,19 @@
         <w:snapToGrid w:val="0"/>
         <w:textAlignment w:val="baseline"/>
       </w:pPr>
-      <w:bookmarkStart w:id="44" w:name="_Toc15079"/>
-      <w:bookmarkStart w:id="45" w:name="_Toc30188"/>
-      <w:bookmarkStart w:id="46" w:name="_Toc27234"/>
+      <w:bookmarkStart w:id="45" w:name="_Toc15079"/>
+      <w:bookmarkStart w:id="46" w:name="_Toc30188"/>
+      <w:bookmarkStart w:id="47" w:name="_Toc27234"/>
       <w:r>
         <w:t>内审</w:t>
       </w:r>
-      <w:bookmarkEnd w:id="44"/>
       <w:bookmarkEnd w:id="45"/>
       <w:bookmarkEnd w:id="46"/>
-    </w:p>
-    <w:p>
-      <w:pPr>
-        <w:pStyle w:val="27"/>
+      <w:bookmarkEnd w:id="47"/>
+    </w:p>
+    <w:p>
+      <w:pPr>
+        <w:pStyle w:val="a"/>
         <w:bidi w:val="0"/>
       </w:pPr>
       <w:r>
@@ -5961,7 +5925,7 @@
     </w:p>
     <w:p>
       <w:pPr>
-        <w:pStyle w:val="27"/>
+        <w:pStyle w:val="a"/>
         <w:bidi w:val="0"/>
       </w:pPr>
       <w:r>
@@ -5970,7 +5934,7 @@
     </w:p>
     <w:p>
       <w:pPr>
-        <w:pStyle w:val="27"/>
+        <w:pStyle w:val="a"/>
         <w:bidi w:val="0"/>
       </w:pPr>
       <w:r>
@@ -5979,7 +5943,7 @@
     </w:p>
     <w:p>
       <w:pPr>
-        <w:pStyle w:val="27"/>
+        <w:pStyle w:val="a"/>
         <w:bidi w:val="0"/>
       </w:pPr>
       <w:r>
@@ -5988,7 +5952,7 @@
     </w:p>
     <w:p>
       <w:pPr>
-        <w:pStyle w:val="29"/>
+        <w:pStyle w:val="3"/>
         <w:keepNext w:val="0"/>
         <w:keepLines w:val="0"/>
         <w:pageBreakBefore w:val="0"/>
@@ -6004,19 +5968,19 @@
         <w:snapToGrid w:val="0"/>
         <w:textAlignment w:val="baseline"/>
       </w:pPr>
-      <w:bookmarkStart w:id="47" w:name="_Toc6776"/>
-      <w:bookmarkStart w:id="48" w:name="_Toc14745"/>
-      <w:bookmarkStart w:id="49" w:name="_Toc8160"/>
+      <w:bookmarkStart w:id="48" w:name="_Toc6776"/>
+      <w:bookmarkStart w:id="49" w:name="_Toc14745"/>
+      <w:bookmarkStart w:id="50" w:name="_Toc8160"/>
       <w:r>
         <w:t>管理评审</w:t>
       </w:r>
-      <w:bookmarkEnd w:id="47"/>
       <w:bookmarkEnd w:id="48"/>
       <w:bookmarkEnd w:id="49"/>
-    </w:p>
-    <w:p>
-      <w:pPr>
-        <w:pStyle w:val="27"/>
+      <w:bookmarkEnd w:id="50"/>
+    </w:p>
+    <w:p>
+      <w:pPr>
+        <w:pStyle w:val="a"/>
         <w:bidi w:val="0"/>
       </w:pPr>
       <w:r>
@@ -6025,7 +5989,7 @@
     </w:p>
     <w:p>
       <w:pPr>
-        <w:pStyle w:val="27"/>
+        <w:pStyle w:val="a"/>
         <w:bidi w:val="0"/>
       </w:pPr>
       <w:r>
@@ -6044,7 +6008,7 @@
     </w:p>
     <w:p>
       <w:pPr>
-        <w:pStyle w:val="27"/>
+        <w:pStyle w:val="a"/>
         <w:bidi w:val="0"/>
       </w:pPr>
       <w:r>
@@ -6053,7 +6017,7 @@
     </w:p>
     <w:p>
       <w:pPr>
-        <w:pStyle w:val="29"/>
+        <w:pStyle w:val="3"/>
         <w:keepNext w:val="0"/>
         <w:keepLines w:val="0"/>
         <w:pageBreakBefore w:val="0"/>
@@ -6069,19 +6033,19 @@
         <w:snapToGrid w:val="0"/>
         <w:textAlignment w:val="baseline"/>
       </w:pPr>
-      <w:bookmarkStart w:id="50" w:name="_Toc11653"/>
-      <w:bookmarkStart w:id="51" w:name="_Toc16983"/>
-      <w:bookmarkStart w:id="52" w:name="_Toc32030"/>
+      <w:bookmarkStart w:id="51" w:name="_Toc11653"/>
+      <w:bookmarkStart w:id="52" w:name="_Toc16983"/>
+      <w:bookmarkStart w:id="53" w:name="_Toc32030"/>
       <w:r>
         <w:t>客户满意度</w:t>
       </w:r>
-      <w:bookmarkEnd w:id="50"/>
       <w:bookmarkEnd w:id="51"/>
       <w:bookmarkEnd w:id="52"/>
-    </w:p>
-    <w:p>
-      <w:pPr>
-        <w:pStyle w:val="27"/>
+      <w:bookmarkEnd w:id="53"/>
+    </w:p>
+    <w:p>
+      <w:pPr>
+        <w:pStyle w:val="a"/>
         <w:bidi w:val="0"/>
       </w:pPr>
       <w:r>
@@ -6090,7 +6054,7 @@
     </w:p>
     <w:p>
       <w:pPr>
-        <w:pStyle w:val="28"/>
+        <w:pStyle w:val="2"/>
         <w:keepNext w:val="0"/>
         <w:keepLines w:val="0"/>
         <w:pageBreakBefore w:val="0"/>
@@ -6106,19 +6070,19 @@
         <w:snapToGrid w:val="0"/>
         <w:textAlignment w:val="baseline"/>
       </w:pPr>
-      <w:bookmarkStart w:id="53" w:name="_Toc17579"/>
-      <w:bookmarkStart w:id="54" w:name="_Toc13507"/>
-      <w:bookmarkStart w:id="55" w:name="_Toc2959"/>
+      <w:bookmarkStart w:id="54" w:name="_Toc17579"/>
+      <w:bookmarkStart w:id="55" w:name="_Toc13507"/>
+      <w:bookmarkStart w:id="56" w:name="_Toc2959"/>
       <w:r>
         <w:t>改进</w:t>
       </w:r>
-      <w:bookmarkEnd w:id="53"/>
       <w:bookmarkEnd w:id="54"/>
       <w:bookmarkEnd w:id="55"/>
-    </w:p>
-    <w:p>
-      <w:pPr>
-        <w:pStyle w:val="27"/>
+      <w:bookmarkEnd w:id="56"/>
+    </w:p>
+    <w:p>
+      <w:pPr>
+        <w:pStyle w:val="a"/>
         <w:bidi w:val="0"/>
       </w:pPr>
       <w:r>
@@ -6127,13 +6091,13 @@
     </w:p>
     <w:p>
       <w:pPr>
-        <w:pStyle w:val="40"/>
+        <w:pStyle w:val="a3"/>
         <w:numPr>
           <w:ilvl w:val="0"/>
           <w:numId w:val="7"/>
         </w:numPr>
         <w:bidi w:val="0"/>
-        <w:ind w:left="425" w:leftChars="0" w:hanging="425" w:firstLineChars="0"/>
+        <w:ind w:left="425" w:hanging="425" w:leftChars="0" w:firstLineChars="0"/>
       </w:pPr>
       <w:r>
         <w:t>制定有效的、全面的服务能力改进机制，确保运维服务能力不断提高；</w:t>
@@ -6141,13 +6105,13 @@
     </w:p>
     <w:p>
       <w:pPr>
-        <w:pStyle w:val="40"/>
+        <w:pStyle w:val="a3"/>
         <w:numPr>
           <w:ilvl w:val="0"/>
           <w:numId w:val="7"/>
         </w:numPr>
         <w:bidi w:val="0"/>
-        <w:ind w:left="425" w:leftChars="0" w:hanging="425" w:firstLineChars="0"/>
+        <w:ind w:left="425" w:hanging="425" w:leftChars="0" w:firstLineChars="0"/>
       </w:pPr>
       <w:r>
         <w:t>对管控过程中发现的不符合策划要求的行为和未达成的指标进行总结、调查分析，质量部负责根据分析结果确定改进措施，监控改进计划的落实；</w:t>
@@ -6155,13 +6119,13 @@
     </w:p>
     <w:p>
       <w:pPr>
-        <w:pStyle w:val="40"/>
+        <w:pStyle w:val="a3"/>
         <w:numPr>
           <w:ilvl w:val="0"/>
           <w:numId w:val="7"/>
         </w:numPr>
         <w:bidi w:val="0"/>
-        <w:ind w:left="425" w:leftChars="0" w:hanging="425" w:firstLineChars="0"/>
+        <w:ind w:left="425" w:hanging="425" w:leftChars="0" w:firstLineChars="0"/>
       </w:pPr>
       <w:r>
         <w:t>改进相关过程文件，包括制度文件、分析报告、改进计划和相关记录等予以存档。</w:t>
@@ -6169,7 +6133,7 @@
     </w:p>
     <w:p>
       <w:pPr>
-        <w:pStyle w:val="26"/>
+        <w:pStyle w:val="1"/>
         <w:keepNext w:val="0"/>
         <w:keepLines w:val="0"/>
         <w:pageBreakBefore w:val="0"/>
@@ -6185,19 +6149,19 @@
         <w:snapToGrid w:val="0"/>
         <w:textAlignment w:val="baseline"/>
       </w:pPr>
-      <w:bookmarkStart w:id="56" w:name="_Toc26260"/>
-      <w:bookmarkStart w:id="57" w:name="_Toc1578"/>
-      <w:bookmarkStart w:id="58" w:name="_Toc24696"/>
+      <w:bookmarkStart w:id="57" w:name="_Toc26260"/>
+      <w:bookmarkStart w:id="58" w:name="_Toc1578"/>
+      <w:bookmarkStart w:id="59" w:name="_Toc24696"/>
       <w:r>
         <w:t>交付</w:t>
       </w:r>
-      <w:bookmarkEnd w:id="56"/>
       <w:bookmarkEnd w:id="57"/>
       <w:bookmarkEnd w:id="58"/>
-    </w:p>
-    <w:p>
-      <w:pPr>
-        <w:pStyle w:val="27"/>
+      <w:bookmarkEnd w:id="59"/>
+    </w:p>
+    <w:p>
+      <w:pPr>
+        <w:pStyle w:val="a"/>
         <w:bidi w:val="0"/>
       </w:pPr>
       <w:r>
@@ -6206,7 +6170,7 @@
     </w:p>
     <w:p>
       <w:pPr>
-        <w:pStyle w:val="28"/>
+        <w:pStyle w:val="2"/>
         <w:keepNext w:val="0"/>
         <w:keepLines w:val="0"/>
         <w:pageBreakBefore w:val="0"/>
@@ -6222,19 +6186,19 @@
         <w:snapToGrid w:val="0"/>
         <w:textAlignment w:val="baseline"/>
       </w:pPr>
-      <w:bookmarkStart w:id="59" w:name="_Toc27679"/>
-      <w:bookmarkStart w:id="60" w:name="_Toc17636"/>
-      <w:bookmarkStart w:id="61" w:name="_Toc1547"/>
+      <w:bookmarkStart w:id="60" w:name="_Toc27679"/>
+      <w:bookmarkStart w:id="61" w:name="_Toc17636"/>
+      <w:bookmarkStart w:id="62" w:name="_Toc1547"/>
       <w:r>
         <w:t>交付策划</w:t>
       </w:r>
-      <w:bookmarkEnd w:id="59"/>
       <w:bookmarkEnd w:id="60"/>
       <w:bookmarkEnd w:id="61"/>
-    </w:p>
-    <w:p>
-      <w:pPr>
-        <w:pStyle w:val="27"/>
+      <w:bookmarkEnd w:id="62"/>
+    </w:p>
+    <w:p>
+      <w:pPr>
+        <w:pStyle w:val="a"/>
         <w:bidi w:val="0"/>
       </w:pPr>
       <w:r>
@@ -6243,7 +6207,7 @@
     </w:p>
     <w:p>
       <w:pPr>
-        <w:pStyle w:val="27"/>
+        <w:pStyle w:val="a"/>
         <w:bidi w:val="0"/>
       </w:pPr>
       <w:r>
@@ -6252,13 +6216,13 @@
     </w:p>
     <w:p>
       <w:pPr>
-        <w:pStyle w:val="40"/>
+        <w:pStyle w:val="a3"/>
         <w:numPr>
           <w:ilvl w:val="0"/>
           <w:numId w:val="8"/>
         </w:numPr>
         <w:bidi w:val="0"/>
-        <w:ind w:left="425" w:leftChars="0" w:hanging="425" w:firstLineChars="0"/>
+        <w:ind w:left="425" w:hanging="425" w:leftChars="0" w:firstLineChars="0"/>
       </w:pPr>
       <w:r>
         <w:t>依据服务目录与用户方确认服务级别协议；</w:t>
@@ -6266,13 +6230,13 @@
     </w:p>
     <w:p>
       <w:pPr>
-        <w:pStyle w:val="40"/>
+        <w:pStyle w:val="a3"/>
         <w:numPr>
           <w:ilvl w:val="0"/>
           <w:numId w:val="8"/>
         </w:numPr>
         <w:bidi w:val="0"/>
-        <w:ind w:left="425" w:leftChars="0" w:hanging="425" w:firstLineChars="0"/>
+        <w:ind w:left="425" w:hanging="425" w:leftChars="0" w:firstLineChars="0"/>
       </w:pPr>
       <w:r>
         <w:t>编制交付实施计划、交付检查计划和交付改进计划；</w:t>
@@ -6280,13 +6244,13 @@
     </w:p>
     <w:p>
       <w:pPr>
-        <w:pStyle w:val="40"/>
+        <w:pStyle w:val="a3"/>
         <w:numPr>
           <w:ilvl w:val="0"/>
           <w:numId w:val="8"/>
         </w:numPr>
         <w:bidi w:val="0"/>
-        <w:ind w:left="425" w:leftChars="0" w:hanging="425" w:firstLineChars="0"/>
+        <w:ind w:left="425" w:hanging="425" w:leftChars="0" w:firstLineChars="0"/>
       </w:pPr>
       <w:r>
         <w:t>配备符合能力要求的管理人员和专业人员；</w:t>
@@ -6294,13 +6258,13 @@
     </w:p>
     <w:p>
       <w:pPr>
-        <w:pStyle w:val="40"/>
+        <w:pStyle w:val="a3"/>
         <w:numPr>
           <w:ilvl w:val="0"/>
           <w:numId w:val="8"/>
         </w:numPr>
         <w:bidi w:val="0"/>
-        <w:ind w:left="425" w:leftChars="0" w:hanging="425" w:firstLineChars="0"/>
+        <w:ind w:left="425" w:hanging="425" w:leftChars="0" w:firstLineChars="0"/>
       </w:pPr>
       <w:r>
         <w:t>明确职责分工、服务流程和关键技术要求，必要时提供服务手册和技术手册；</w:t>
@@ -6308,13 +6272,13 @@
     </w:p>
     <w:p>
       <w:pPr>
-        <w:pStyle w:val="40"/>
+        <w:pStyle w:val="a3"/>
         <w:numPr>
           <w:ilvl w:val="0"/>
           <w:numId w:val="8"/>
         </w:numPr>
         <w:bidi w:val="0"/>
-        <w:ind w:left="425" w:leftChars="0" w:hanging="425" w:firstLineChars="0"/>
+        <w:ind w:left="425" w:hanging="425" w:leftChars="0" w:firstLineChars="0"/>
       </w:pPr>
       <w:r>
         <w:t>准备必要的资源，如工具、服务台和知识库；</w:t>
@@ -6322,13 +6286,13 @@
     </w:p>
     <w:p>
       <w:pPr>
-        <w:pStyle w:val="40"/>
+        <w:pStyle w:val="a3"/>
         <w:numPr>
           <w:ilvl w:val="0"/>
           <w:numId w:val="8"/>
         </w:numPr>
         <w:bidi w:val="0"/>
-        <w:ind w:left="425" w:leftChars="0" w:hanging="425" w:firstLineChars="0"/>
+        <w:ind w:left="425" w:hanging="425" w:leftChars="0" w:firstLineChars="0"/>
       </w:pPr>
       <w:r>
         <w:t>明确考核要求、计算办法和奖惩措施；</w:t>
@@ -6336,13 +6300,13 @@
     </w:p>
     <w:p>
       <w:pPr>
-        <w:pStyle w:val="40"/>
+        <w:pStyle w:val="a3"/>
         <w:numPr>
           <w:ilvl w:val="0"/>
           <w:numId w:val="8"/>
         </w:numPr>
         <w:bidi w:val="0"/>
-        <w:ind w:left="425" w:leftChars="0" w:hanging="425" w:firstLineChars="0"/>
+        <w:ind w:left="425" w:hanging="425" w:leftChars="0" w:firstLineChars="0"/>
       </w:pPr>
       <w:r>
         <w:t>明确服务交付过程中的安全要求，并采取保障措施，如签署保密协议等；</w:t>
@@ -6350,13 +6314,13 @@
     </w:p>
     <w:p>
       <w:pPr>
-        <w:pStyle w:val="40"/>
+        <w:pStyle w:val="a3"/>
         <w:numPr>
           <w:ilvl w:val="0"/>
           <w:numId w:val="8"/>
         </w:numPr>
         <w:bidi w:val="0"/>
-        <w:ind w:left="425" w:leftChars="0" w:hanging="425" w:firstLineChars="0"/>
+        <w:ind w:left="425" w:hanging="425" w:leftChars="0" w:firstLineChars="0"/>
       </w:pPr>
       <w:r>
         <w:t>明确服务交付过程中可能存在的各种风险，制定风险规避计划；</w:t>
@@ -6364,13 +6328,13 @@
     </w:p>
     <w:p>
       <w:pPr>
-        <w:pStyle w:val="40"/>
+        <w:pStyle w:val="a3"/>
         <w:numPr>
           <w:ilvl w:val="0"/>
           <w:numId w:val="8"/>
         </w:numPr>
         <w:bidi w:val="0"/>
-        <w:ind w:left="425" w:leftChars="0" w:hanging="425" w:firstLineChars="0"/>
+        <w:ind w:left="425" w:hanging="425" w:leftChars="0" w:firstLineChars="0"/>
       </w:pPr>
       <w:r>
         <w:t>与用户方就必要信息达成共识，如时间计划、人员配备、投诉受理渠道及流程等；</w:t>
@@ -6378,13 +6342,13 @@
     </w:p>
     <w:p>
       <w:pPr>
-        <w:pStyle w:val="40"/>
+        <w:pStyle w:val="a3"/>
         <w:numPr>
           <w:ilvl w:val="0"/>
           <w:numId w:val="8"/>
         </w:numPr>
         <w:bidi w:val="0"/>
-        <w:ind w:left="425" w:leftChars="0" w:hanging="425" w:firstLineChars="0"/>
+        <w:ind w:left="425" w:hanging="425" w:leftChars="0" w:firstLineChars="0"/>
       </w:pPr>
       <w:r>
         <w:t>明确供需双方产生异议的处理原则；</w:t>
@@ -6392,13 +6356,13 @@
     </w:p>
     <w:p>
       <w:pPr>
-        <w:pStyle w:val="40"/>
+        <w:pStyle w:val="a3"/>
         <w:numPr>
           <w:ilvl w:val="0"/>
           <w:numId w:val="8"/>
         </w:numPr>
         <w:bidi w:val="0"/>
-        <w:ind w:left="425" w:leftChars="0" w:hanging="425" w:firstLineChars="0"/>
+        <w:ind w:left="425" w:hanging="425" w:leftChars="0" w:firstLineChars="0"/>
       </w:pPr>
       <w:r>
         <w:t>明确供需双方在交付过程中产生遗留问题的处理原则；</w:t>
@@ -6406,13 +6370,13 @@
     </w:p>
     <w:p>
       <w:pPr>
-        <w:pStyle w:val="40"/>
+        <w:pStyle w:val="a3"/>
         <w:numPr>
           <w:ilvl w:val="0"/>
           <w:numId w:val="8"/>
         </w:numPr>
         <w:bidi w:val="0"/>
-        <w:ind w:left="425" w:leftChars="0" w:hanging="425" w:firstLineChars="0"/>
+        <w:ind w:left="425" w:hanging="425" w:leftChars="0" w:firstLineChars="0"/>
       </w:pPr>
       <w:r>
         <w:t>针对应急事件制定预案。</w:t>
@@ -6420,7 +6384,7 @@
     </w:p>
     <w:p>
       <w:pPr>
-        <w:pStyle w:val="28"/>
+        <w:pStyle w:val="2"/>
         <w:keepNext w:val="0"/>
         <w:keepLines w:val="0"/>
         <w:pageBreakBefore w:val="0"/>
@@ -6436,19 +6400,19 @@
         <w:snapToGrid w:val="0"/>
         <w:textAlignment w:val="baseline"/>
       </w:pPr>
-      <w:bookmarkStart w:id="62" w:name="_Toc9794"/>
-      <w:bookmarkStart w:id="63" w:name="_Toc8753"/>
-      <w:bookmarkStart w:id="64" w:name="_Toc20379"/>
+      <w:bookmarkStart w:id="63" w:name="_Toc9794"/>
+      <w:bookmarkStart w:id="64" w:name="_Toc8753"/>
+      <w:bookmarkStart w:id="65" w:name="_Toc20379"/>
       <w:r>
         <w:t>交付实施</w:t>
       </w:r>
-      <w:bookmarkEnd w:id="62"/>
       <w:bookmarkEnd w:id="63"/>
       <w:bookmarkEnd w:id="64"/>
-    </w:p>
-    <w:p>
-      <w:pPr>
-        <w:pStyle w:val="27"/>
+      <w:bookmarkEnd w:id="65"/>
+    </w:p>
+    <w:p>
+      <w:pPr>
+        <w:pStyle w:val="a"/>
         <w:bidi w:val="0"/>
       </w:pPr>
       <w:r>
@@ -6474,7 +6438,7 @@
     </w:p>
     <w:p>
       <w:pPr>
-        <w:pStyle w:val="28"/>
+        <w:pStyle w:val="2"/>
         <w:keepNext w:val="0"/>
         <w:keepLines w:val="0"/>
         <w:pageBreakBefore w:val="0"/>
@@ -6490,19 +6454,19 @@
         <w:snapToGrid w:val="0"/>
         <w:textAlignment w:val="baseline"/>
       </w:pPr>
-      <w:bookmarkStart w:id="65" w:name="_Toc10545"/>
-      <w:bookmarkStart w:id="66" w:name="_Toc22838"/>
-      <w:bookmarkStart w:id="67" w:name="_Toc9437"/>
+      <w:bookmarkStart w:id="66" w:name="_Toc10545"/>
+      <w:bookmarkStart w:id="67" w:name="_Toc22838"/>
+      <w:bookmarkStart w:id="68" w:name="_Toc9437"/>
       <w:r>
         <w:t>交付检查</w:t>
       </w:r>
-      <w:bookmarkEnd w:id="65"/>
       <w:bookmarkEnd w:id="66"/>
       <w:bookmarkEnd w:id="67"/>
-    </w:p>
-    <w:p>
-      <w:pPr>
-        <w:pStyle w:val="27"/>
+      <w:bookmarkEnd w:id="68"/>
+    </w:p>
+    <w:p>
+      <w:pPr>
+        <w:pStyle w:val="a"/>
         <w:bidi w:val="0"/>
       </w:pPr>
       <w:r>
@@ -6511,7 +6475,7 @@
     </w:p>
     <w:p>
       <w:pPr>
-        <w:pStyle w:val="28"/>
+        <w:pStyle w:val="2"/>
         <w:keepNext w:val="0"/>
         <w:keepLines w:val="0"/>
         <w:pageBreakBefore w:val="0"/>
@@ -6527,15 +6491,15 @@
         <w:snapToGrid w:val="0"/>
         <w:textAlignment w:val="baseline"/>
       </w:pPr>
-      <w:bookmarkStart w:id="68" w:name="_Toc22564"/>
+      <w:bookmarkStart w:id="69" w:name="_Toc22564"/>
       <w:r>
         <w:t>交付改进</w:t>
       </w:r>
-      <w:bookmarkEnd w:id="68"/>
-    </w:p>
-    <w:p>
-      <w:pPr>
-        <w:pStyle w:val="27"/>
+      <w:bookmarkEnd w:id="69"/>
+    </w:p>
+    <w:p>
+      <w:pPr>
+        <w:pStyle w:val="a"/>
         <w:bidi w:val="0"/>
       </w:pPr>
       <w:r>
@@ -6544,7 +6508,7 @@
     </w:p>
     <w:p>
       <w:pPr>
-        <w:pStyle w:val="26"/>
+        <w:pStyle w:val="1"/>
         <w:keepNext w:val="0"/>
         <w:keepLines w:val="0"/>
         <w:pageBreakBefore w:val="0"/>
@@ -6560,19 +6524,19 @@
         <w:snapToGrid w:val="0"/>
         <w:textAlignment w:val="baseline"/>
       </w:pPr>
-      <w:bookmarkStart w:id="69" w:name="_Toc2610"/>
-      <w:bookmarkStart w:id="70" w:name="_Toc20126"/>
-      <w:bookmarkStart w:id="71" w:name="_Toc5952"/>
+      <w:bookmarkStart w:id="70" w:name="_Toc2610"/>
+      <w:bookmarkStart w:id="71" w:name="_Toc20126"/>
+      <w:bookmarkStart w:id="72" w:name="_Toc5952"/>
       <w:r>
         <w:t>应急</w:t>
       </w:r>
-      <w:bookmarkEnd w:id="69"/>
       <w:bookmarkEnd w:id="70"/>
       <w:bookmarkEnd w:id="71"/>
-    </w:p>
-    <w:p>
-      <w:pPr>
-        <w:pStyle w:val="27"/>
+      <w:bookmarkEnd w:id="72"/>
+    </w:p>
+    <w:p>
+      <w:pPr>
+        <w:pStyle w:val="a"/>
         <w:bidi w:val="0"/>
       </w:pPr>
       <w:r>
@@ -6581,7 +6545,7 @@
     </w:p>
     <w:p>
       <w:pPr>
-        <w:pStyle w:val="28"/>
+        <w:pStyle w:val="2"/>
         <w:keepNext w:val="0"/>
         <w:keepLines w:val="0"/>
         <w:pageBreakBefore w:val="0"/>
@@ -6597,19 +6561,19 @@
         <w:snapToGrid w:val="0"/>
         <w:textAlignment w:val="baseline"/>
       </w:pPr>
-      <w:bookmarkStart w:id="72" w:name="_Toc19736"/>
-      <w:bookmarkStart w:id="73" w:name="_Toc25441"/>
-      <w:bookmarkStart w:id="74" w:name="_Toc13233"/>
+      <w:bookmarkStart w:id="73" w:name="_Toc19736"/>
+      <w:bookmarkStart w:id="74" w:name="_Toc25441"/>
+      <w:bookmarkStart w:id="75" w:name="_Toc13233"/>
       <w:r>
         <w:t>应急准备</w:t>
       </w:r>
-      <w:bookmarkEnd w:id="72"/>
       <w:bookmarkEnd w:id="73"/>
       <w:bookmarkEnd w:id="74"/>
-    </w:p>
-    <w:p>
-      <w:pPr>
-        <w:pStyle w:val="27"/>
+      <w:bookmarkEnd w:id="75"/>
+    </w:p>
+    <w:p>
+      <w:pPr>
+        <w:pStyle w:val="a"/>
         <w:bidi w:val="0"/>
       </w:pPr>
       <w:r>
@@ -6618,7 +6582,7 @@
     </w:p>
     <w:p>
       <w:pPr>
-        <w:pStyle w:val="29"/>
+        <w:pStyle w:val="3"/>
         <w:keepNext w:val="0"/>
         <w:keepLines w:val="0"/>
         <w:pageBreakBefore w:val="0"/>
@@ -6634,19 +6598,19 @@
         <w:snapToGrid w:val="0"/>
         <w:textAlignment w:val="baseline"/>
       </w:pPr>
-      <w:bookmarkStart w:id="75" w:name="_Toc32420"/>
-      <w:bookmarkStart w:id="76" w:name="_Toc1305"/>
-      <w:bookmarkStart w:id="77" w:name="_Toc2930"/>
+      <w:bookmarkStart w:id="76" w:name="_Toc32420"/>
+      <w:bookmarkStart w:id="77" w:name="_Toc1305"/>
+      <w:bookmarkStart w:id="78" w:name="_Toc2930"/>
       <w:r>
         <w:t>应急响应组织</w:t>
       </w:r>
-      <w:bookmarkEnd w:id="75"/>
       <w:bookmarkEnd w:id="76"/>
       <w:bookmarkEnd w:id="77"/>
-    </w:p>
-    <w:p>
-      <w:pPr>
-        <w:pStyle w:val="27"/>
+      <w:bookmarkEnd w:id="78"/>
+    </w:p>
+    <w:p>
+      <w:pPr>
+        <w:pStyle w:val="a"/>
         <w:bidi w:val="0"/>
       </w:pPr>
       <w:r>
@@ -6665,7 +6629,7 @@
     </w:p>
     <w:p>
       <w:pPr>
-        <w:pStyle w:val="27"/>
+        <w:pStyle w:val="a"/>
         <w:bidi w:val="0"/>
       </w:pPr>
       <w:r>
@@ -6674,7 +6638,7 @@
     </w:p>
     <w:p>
       <w:pPr>
-        <w:pStyle w:val="29"/>
+        <w:pStyle w:val="3"/>
         <w:keepNext w:val="0"/>
         <w:keepLines w:val="0"/>
         <w:pageBreakBefore w:val="0"/>
@@ -6690,19 +6654,19 @@
         <w:snapToGrid w:val="0"/>
         <w:textAlignment w:val="baseline"/>
       </w:pPr>
-      <w:bookmarkStart w:id="78" w:name="_Toc20557"/>
-      <w:bookmarkStart w:id="79" w:name="_Toc942"/>
-      <w:bookmarkStart w:id="80" w:name="_Toc29750"/>
+      <w:bookmarkStart w:id="79" w:name="_Toc20557"/>
+      <w:bookmarkStart w:id="80" w:name="_Toc942"/>
+      <w:bookmarkStart w:id="81" w:name="_Toc29750"/>
       <w:r>
         <w:t>应急响应制度</w:t>
       </w:r>
-      <w:bookmarkEnd w:id="78"/>
       <w:bookmarkEnd w:id="79"/>
       <w:bookmarkEnd w:id="80"/>
-    </w:p>
-    <w:p>
-      <w:pPr>
-        <w:pStyle w:val="27"/>
+      <w:bookmarkEnd w:id="81"/>
+    </w:p>
+    <w:p>
+      <w:pPr>
+        <w:pStyle w:val="a"/>
         <w:bidi w:val="0"/>
       </w:pPr>
       <w:r>
@@ -6711,7 +6675,7 @@
     </w:p>
     <w:p>
       <w:pPr>
-        <w:pStyle w:val="27"/>
+        <w:pStyle w:val="a"/>
         <w:bidi w:val="0"/>
       </w:pPr>
       <w:r>
@@ -6720,7 +6684,7 @@
     </w:p>
     <w:p>
       <w:pPr>
-        <w:pStyle w:val="27"/>
+        <w:pStyle w:val="a"/>
         <w:bidi w:val="0"/>
       </w:pPr>
       <w:r>
@@ -6729,7 +6693,7 @@
     </w:p>
     <w:p>
       <w:pPr>
-        <w:pStyle w:val="29"/>
+        <w:pStyle w:val="3"/>
         <w:keepNext w:val="0"/>
         <w:keepLines w:val="0"/>
         <w:pageBreakBefore w:val="0"/>
@@ -6745,19 +6709,19 @@
         <w:snapToGrid w:val="0"/>
         <w:textAlignment w:val="baseline"/>
       </w:pPr>
-      <w:bookmarkStart w:id="81" w:name="_Toc367"/>
-      <w:bookmarkStart w:id="82" w:name="_Toc23059"/>
-      <w:bookmarkStart w:id="83" w:name="_Toc25410"/>
+      <w:bookmarkStart w:id="82" w:name="_Toc367"/>
+      <w:bookmarkStart w:id="83" w:name="_Toc23059"/>
+      <w:bookmarkStart w:id="84" w:name="_Toc25410"/>
       <w:r>
         <w:t>风险评估与改进</w:t>
       </w:r>
-      <w:bookmarkEnd w:id="81"/>
       <w:bookmarkEnd w:id="82"/>
       <w:bookmarkEnd w:id="83"/>
-    </w:p>
-    <w:p>
-      <w:pPr>
-        <w:pStyle w:val="40"/>
+      <w:bookmarkEnd w:id="84"/>
+    </w:p>
+    <w:p>
+      <w:pPr>
+        <w:pStyle w:val="a3"/>
         <w:numPr>
           <w:ilvl w:val="0"/>
           <w:numId w:val="9"/>
@@ -6770,7 +6734,7 @@
     </w:p>
     <w:p>
       <w:pPr>
-        <w:pStyle w:val="27"/>
+        <w:pStyle w:val="a"/>
         <w:bidi w:val="0"/>
       </w:pPr>
       <w:r>
@@ -6779,7 +6743,7 @@
     </w:p>
     <w:p>
       <w:pPr>
-        <w:pStyle w:val="27"/>
+        <w:pStyle w:val="a"/>
         <w:bidi w:val="0"/>
       </w:pPr>
       <w:r>
@@ -6788,7 +6752,7 @@
     </w:p>
     <w:p>
       <w:pPr>
-        <w:pStyle w:val="40"/>
+        <w:pStyle w:val="a3"/>
         <w:numPr>
           <w:ilvl w:val="0"/>
           <w:numId w:val="9"/>
@@ -6801,7 +6765,7 @@
     </w:p>
     <w:p>
       <w:pPr>
-        <w:pStyle w:val="27"/>
+        <w:pStyle w:val="a"/>
         <w:bidi w:val="0"/>
       </w:pPr>
       <w:r>
@@ -6810,7 +6774,7 @@
     </w:p>
     <w:p>
       <w:pPr>
-        <w:pStyle w:val="29"/>
+        <w:pStyle w:val="3"/>
         <w:keepNext w:val="0"/>
         <w:keepLines w:val="0"/>
         <w:pageBreakBefore w:val="0"/>
@@ -6826,19 +6790,19 @@
         <w:snapToGrid w:val="0"/>
         <w:textAlignment w:val="baseline"/>
       </w:pPr>
-      <w:bookmarkStart w:id="84" w:name="_Toc20133"/>
-      <w:bookmarkStart w:id="85" w:name="_Toc31686"/>
-      <w:bookmarkStart w:id="86" w:name="_Toc31845"/>
+      <w:bookmarkStart w:id="85" w:name="_Toc20133"/>
+      <w:bookmarkStart w:id="86" w:name="_Toc31686"/>
+      <w:bookmarkStart w:id="87" w:name="_Toc31845"/>
       <w:r>
         <w:t>应急事件级别划分</w:t>
       </w:r>
-      <w:bookmarkEnd w:id="84"/>
       <w:bookmarkEnd w:id="85"/>
       <w:bookmarkEnd w:id="86"/>
-    </w:p>
-    <w:p>
-      <w:pPr>
-        <w:pStyle w:val="27"/>
+      <w:bookmarkEnd w:id="87"/>
+    </w:p>
+    <w:p>
+      <w:pPr>
+        <w:pStyle w:val="a"/>
         <w:bidi w:val="0"/>
       </w:pPr>
       <w:r>
@@ -6847,7 +6811,7 @@
     </w:p>
     <w:p>
       <w:pPr>
-        <w:pStyle w:val="27"/>
+        <w:pStyle w:val="a"/>
         <w:bidi w:val="0"/>
       </w:pPr>
       <w:r>
@@ -6856,7 +6820,7 @@
     </w:p>
     <w:p>
       <w:pPr>
-        <w:pStyle w:val="29"/>
+        <w:pStyle w:val="3"/>
         <w:keepNext w:val="0"/>
         <w:keepLines w:val="0"/>
         <w:pageBreakBefore w:val="0"/>
@@ -6872,19 +6836,19 @@
         <w:snapToGrid w:val="0"/>
         <w:textAlignment w:val="baseline"/>
       </w:pPr>
-      <w:bookmarkStart w:id="87" w:name="_Toc7235"/>
-      <w:bookmarkStart w:id="88" w:name="_Toc32547"/>
-      <w:bookmarkStart w:id="89" w:name="_Toc7767"/>
+      <w:bookmarkStart w:id="88" w:name="_Toc7235"/>
+      <w:bookmarkStart w:id="89" w:name="_Toc32547"/>
+      <w:bookmarkStart w:id="90" w:name="_Toc7767"/>
       <w:r>
         <w:t>应急响应预案制定</w:t>
       </w:r>
-      <w:bookmarkEnd w:id="87"/>
       <w:bookmarkEnd w:id="88"/>
       <w:bookmarkEnd w:id="89"/>
-    </w:p>
-    <w:p>
-      <w:pPr>
-        <w:pStyle w:val="40"/>
+      <w:bookmarkEnd w:id="90"/>
+    </w:p>
+    <w:p>
+      <w:pPr>
+        <w:pStyle w:val="a3"/>
         <w:numPr>
           <w:ilvl w:val="0"/>
           <w:numId w:val="10"/>
@@ -6897,7 +6861,7 @@
     </w:p>
     <w:p>
       <w:pPr>
-        <w:pStyle w:val="27"/>
+        <w:pStyle w:val="a"/>
         <w:bidi w:val="0"/>
       </w:pPr>
       <w:r>
@@ -6906,7 +6870,7 @@
     </w:p>
     <w:p>
       <w:pPr>
-        <w:pStyle w:val="27"/>
+        <w:pStyle w:val="a"/>
         <w:bidi w:val="0"/>
       </w:pPr>
       <w:r>
@@ -6915,7 +6879,7 @@
     </w:p>
     <w:p>
       <w:pPr>
-        <w:pStyle w:val="27"/>
+        <w:pStyle w:val="a"/>
         <w:bidi w:val="0"/>
       </w:pPr>
       <w:r>
@@ -6924,7 +6888,7 @@
     </w:p>
     <w:p>
       <w:pPr>
-        <w:pStyle w:val="27"/>
+        <w:pStyle w:val="a"/>
         <w:bidi w:val="0"/>
       </w:pPr>
       <w:r>
@@ -6933,7 +6897,7 @@
     </w:p>
     <w:p>
       <w:pPr>
-        <w:pStyle w:val="27"/>
+        <w:pStyle w:val="a"/>
         <w:bidi w:val="0"/>
       </w:pPr>
       <w:r>
@@ -6942,7 +6906,7 @@
     </w:p>
     <w:p>
       <w:pPr>
-        <w:pStyle w:val="40"/>
+        <w:pStyle w:val="a3"/>
         <w:numPr>
           <w:ilvl w:val="0"/>
           <w:numId w:val="10"/>
@@ -6955,7 +6919,7 @@
     </w:p>
     <w:p>
       <w:pPr>
-        <w:pStyle w:val="27"/>
+        <w:pStyle w:val="a"/>
         <w:bidi w:val="0"/>
       </w:pPr>
       <w:r>
@@ -6964,7 +6928,7 @@
     </w:p>
     <w:p>
       <w:pPr>
-        <w:pStyle w:val="27"/>
+        <w:pStyle w:val="a"/>
         <w:bidi w:val="0"/>
       </w:pPr>
       <w:r>
@@ -6973,7 +6937,7 @@
     </w:p>
     <w:p>
       <w:pPr>
-        <w:pStyle w:val="27"/>
+        <w:pStyle w:val="a"/>
         <w:bidi w:val="0"/>
       </w:pPr>
       <w:r>
@@ -6982,7 +6946,7 @@
     </w:p>
     <w:p>
       <w:pPr>
-        <w:pStyle w:val="40"/>
+        <w:pStyle w:val="a3"/>
         <w:numPr>
           <w:ilvl w:val="0"/>
           <w:numId w:val="10"/>
@@ -6995,7 +6959,7 @@
     </w:p>
     <w:p>
       <w:pPr>
-        <w:pStyle w:val="27"/>
+        <w:pStyle w:val="a"/>
         <w:bidi w:val="0"/>
       </w:pPr>
       <w:r>
@@ -7004,13 +6968,13 @@
     </w:p>
     <w:p>
       <w:pPr>
-        <w:pStyle w:val="40"/>
+        <w:pStyle w:val="a3"/>
         <w:numPr>
           <w:ilvl w:val="0"/>
           <w:numId w:val="11"/>
         </w:numPr>
         <w:bidi w:val="0"/>
-        <w:ind w:left="425" w:leftChars="0" w:hanging="425" w:firstLineChars="0"/>
+        <w:ind w:left="425" w:hanging="425" w:leftChars="0" w:firstLineChars="0"/>
       </w:pPr>
       <w:r>
         <w:t>预先制定演练计划、演练脚本；</w:t>
@@ -7018,13 +6982,13 @@
     </w:p>
     <w:p>
       <w:pPr>
-        <w:pStyle w:val="40"/>
+        <w:pStyle w:val="a3"/>
         <w:numPr>
           <w:ilvl w:val="0"/>
           <w:numId w:val="11"/>
         </w:numPr>
         <w:bidi w:val="0"/>
-        <w:ind w:left="425" w:leftChars="0" w:hanging="425" w:firstLineChars="0"/>
+        <w:ind w:left="425" w:hanging="425" w:leftChars="0" w:firstLineChars="0"/>
       </w:pPr>
       <w:r>
         <w:t>演练的整个过程有详细的记录，并形成报告；</w:t>
@@ -7032,13 +6996,13 @@
     </w:p>
     <w:p>
       <w:pPr>
-        <w:pStyle w:val="40"/>
+        <w:pStyle w:val="a3"/>
         <w:numPr>
           <w:ilvl w:val="0"/>
           <w:numId w:val="11"/>
         </w:numPr>
         <w:bidi w:val="0"/>
-        <w:ind w:left="425" w:leftChars="0" w:hanging="425" w:firstLineChars="0"/>
+        <w:ind w:left="425" w:hanging="425" w:leftChars="0" w:firstLineChars="0"/>
       </w:pPr>
       <w:r>
         <w:t>演练不能影响业务的正常运行。</w:t>
@@ -7046,13 +7010,13 @@
     </w:p>
     <w:p>
       <w:pPr>
-        <w:pStyle w:val="40"/>
+        <w:pStyle w:val="a3"/>
         <w:numPr>
           <w:ilvl w:val="0"/>
           <w:numId w:val="11"/>
         </w:numPr>
         <w:bidi w:val="0"/>
-        <w:ind w:left="425" w:leftChars="0" w:hanging="425" w:firstLineChars="0"/>
+        <w:ind w:left="425" w:hanging="425" w:leftChars="0" w:firstLineChars="0"/>
       </w:pPr>
       <w:r>
         <w:t>为提升应急响应能力，组织可采用无脚本演练。</w:t>
@@ -7060,13 +7024,13 @@
     </w:p>
     <w:p>
       <w:pPr>
-        <w:pStyle w:val="40"/>
+        <w:pStyle w:val="a3"/>
         <w:numPr>
           <w:ilvl w:val="0"/>
           <w:numId w:val="11"/>
         </w:numPr>
         <w:bidi w:val="0"/>
-        <w:ind w:left="425" w:leftChars="0" w:hanging="425" w:firstLineChars="0"/>
+        <w:ind w:left="425" w:hanging="425" w:leftChars="0" w:firstLineChars="0"/>
       </w:pPr>
       <w:r>
         <w:t>必要时，组织可根据演练的效果，对应急响应预案进行完善。</w:t>
@@ -7074,7 +7038,7 @@
     </w:p>
     <w:p>
       <w:pPr>
-        <w:pStyle w:val="28"/>
+        <w:pStyle w:val="2"/>
         <w:keepNext w:val="0"/>
         <w:keepLines w:val="0"/>
         <w:pageBreakBefore w:val="0"/>
@@ -7090,19 +7054,19 @@
         <w:snapToGrid w:val="0"/>
         <w:textAlignment w:val="baseline"/>
       </w:pPr>
-      <w:bookmarkStart w:id="90" w:name="_Toc8732"/>
-      <w:bookmarkStart w:id="91" w:name="_Toc8890"/>
-      <w:bookmarkStart w:id="92" w:name="_Toc20471"/>
+      <w:bookmarkStart w:id="91" w:name="_Toc8732"/>
+      <w:bookmarkStart w:id="92" w:name="_Toc8890"/>
+      <w:bookmarkStart w:id="93" w:name="_Toc20471"/>
       <w:r>
         <w:t>监测与预警</w:t>
       </w:r>
-      <w:bookmarkEnd w:id="90"/>
       <w:bookmarkEnd w:id="91"/>
       <w:bookmarkEnd w:id="92"/>
-    </w:p>
-    <w:p>
-      <w:pPr>
-        <w:pStyle w:val="29"/>
+      <w:bookmarkEnd w:id="93"/>
+    </w:p>
+    <w:p>
+      <w:pPr>
+        <w:pStyle w:val="3"/>
         <w:keepNext w:val="0"/>
         <w:keepLines w:val="0"/>
         <w:pageBreakBefore w:val="0"/>
@@ -7118,21 +7082,21 @@
         <w:snapToGrid w:val="0"/>
         <w:textAlignment w:val="baseline"/>
       </w:pPr>
-      <w:bookmarkStart w:id="93" w:name="bookmark66"/>
-      <w:bookmarkEnd w:id="93"/>
-      <w:bookmarkStart w:id="94" w:name="_Toc10835"/>
-      <w:bookmarkStart w:id="95" w:name="_Toc17635"/>
-      <w:bookmarkStart w:id="96" w:name="_Toc14763"/>
+      <w:bookmarkStart w:id="94" w:name="bookmark66"/>
+      <w:bookmarkEnd w:id="94"/>
+      <w:bookmarkStart w:id="95" w:name="_Toc10835"/>
+      <w:bookmarkStart w:id="96" w:name="_Toc17635"/>
+      <w:bookmarkStart w:id="97" w:name="_Toc14763"/>
       <w:r>
         <w:t>日常监测与预警</w:t>
       </w:r>
-      <w:bookmarkEnd w:id="94"/>
       <w:bookmarkEnd w:id="95"/>
       <w:bookmarkEnd w:id="96"/>
-    </w:p>
-    <w:p>
-      <w:pPr>
-        <w:pStyle w:val="40"/>
+      <w:bookmarkEnd w:id="97"/>
+    </w:p>
+    <w:p>
+      <w:pPr>
+        <w:pStyle w:val="a3"/>
         <w:numPr>
           <w:ilvl w:val="0"/>
           <w:numId w:val="12"/>
@@ -7145,7 +7109,7 @@
     </w:p>
     <w:p>
       <w:pPr>
-        <w:pStyle w:val="27"/>
+        <w:pStyle w:val="a"/>
         <w:bidi w:val="0"/>
       </w:pPr>
       <w:r>
@@ -7154,13 +7118,13 @@
     </w:p>
     <w:p>
       <w:pPr>
-        <w:pStyle w:val="27"/>
+        <w:pStyle w:val="a"/>
         <w:numPr>
           <w:ilvl w:val="0"/>
           <w:numId w:val="13"/>
         </w:numPr>
         <w:bidi w:val="0"/>
-        <w:ind w:left="845" w:leftChars="0" w:hanging="425" w:firstLineChars="0"/>
+        <w:ind w:left="845" w:hanging="425" w:leftChars="0" w:firstLineChars="0"/>
       </w:pPr>
       <w:r>
         <w:t>业务平台系统；</w:t>
@@ -7168,13 +7132,13 @@
     </w:p>
     <w:p>
       <w:pPr>
-        <w:pStyle w:val="27"/>
+        <w:pStyle w:val="a"/>
         <w:numPr>
           <w:ilvl w:val="0"/>
           <w:numId w:val="13"/>
         </w:numPr>
         <w:bidi w:val="0"/>
-        <w:ind w:left="845" w:leftChars="0" w:hanging="425" w:firstLineChars="0"/>
+        <w:ind w:left="845" w:hanging="425" w:leftChars="0" w:firstLineChars="0"/>
       </w:pPr>
       <w:r>
         <w:t>支撑应用系统运行的操作系统软件、数据库软件；网络及网络设备；主机、存储等设备；</w:t>
@@ -7182,7 +7146,7 @@
     </w:p>
     <w:p>
       <w:pPr>
-        <w:pStyle w:val="40"/>
+        <w:pStyle w:val="a3"/>
         <w:numPr>
           <w:ilvl w:val="0"/>
           <w:numId w:val="12"/>
@@ -7195,7 +7159,7 @@
     </w:p>
     <w:p>
       <w:pPr>
-        <w:pStyle w:val="27"/>
+        <w:pStyle w:val="a"/>
         <w:bidi w:val="0"/>
       </w:pPr>
       <w:r>
@@ -7204,7 +7168,7 @@
     </w:p>
     <w:p>
       <w:pPr>
-        <w:pStyle w:val="40"/>
+        <w:pStyle w:val="a3"/>
         <w:numPr>
           <w:ilvl w:val="0"/>
           <w:numId w:val="14"/>
@@ -7217,7 +7181,7 @@
     </w:p>
     <w:p>
       <w:pPr>
-        <w:pStyle w:val="40"/>
+        <w:pStyle w:val="a3"/>
         <w:numPr>
           <w:ilvl w:val="0"/>
           <w:numId w:val="14"/>
@@ -7230,7 +7194,7 @@
     </w:p>
     <w:p>
       <w:pPr>
-        <w:pStyle w:val="40"/>
+        <w:pStyle w:val="a3"/>
         <w:numPr>
           <w:ilvl w:val="0"/>
           <w:numId w:val="14"/>
@@ -7243,7 +7207,7 @@
     </w:p>
     <w:p>
       <w:pPr>
-        <w:pStyle w:val="40"/>
+        <w:pStyle w:val="a3"/>
         <w:numPr>
           <w:ilvl w:val="0"/>
           <w:numId w:val="14"/>
@@ -7256,7 +7220,7 @@
     </w:p>
     <w:p>
       <w:pPr>
-        <w:pStyle w:val="40"/>
+        <w:pStyle w:val="a3"/>
         <w:numPr>
           <w:ilvl w:val="0"/>
           <w:numId w:val="14"/>
@@ -7269,7 +7233,7 @@
     </w:p>
     <w:p>
       <w:pPr>
-        <w:pStyle w:val="40"/>
+        <w:pStyle w:val="a3"/>
         <w:numPr>
           <w:ilvl w:val="0"/>
           <w:numId w:val="12"/>
@@ -7282,7 +7246,7 @@
     </w:p>
     <w:p>
       <w:pPr>
-        <w:pStyle w:val="27"/>
+        <w:pStyle w:val="a"/>
         <w:bidi w:val="0"/>
       </w:pPr>
       <w:r>
@@ -7291,13 +7255,13 @@
     </w:p>
     <w:p>
       <w:pPr>
-        <w:pStyle w:val="40"/>
+        <w:pStyle w:val="a3"/>
         <w:numPr>
           <w:ilvl w:val="0"/>
           <w:numId w:val="15"/>
         </w:numPr>
         <w:bidi w:val="0"/>
-        <w:ind w:left="425" w:leftChars="0" w:hanging="425" w:firstLineChars="0"/>
+        <w:ind w:left="425" w:hanging="425" w:leftChars="0" w:firstLineChars="0"/>
       </w:pPr>
       <w:r>
         <w:t>应急事件发生及发现的时间、位置；</w:t>
@@ -7305,13 +7269,13 @@
     </w:p>
     <w:p>
       <w:pPr>
-        <w:pStyle w:val="40"/>
+        <w:pStyle w:val="a3"/>
         <w:numPr>
           <w:ilvl w:val="0"/>
           <w:numId w:val="15"/>
         </w:numPr>
         <w:bidi w:val="0"/>
-        <w:ind w:left="425" w:leftChars="0" w:hanging="425" w:firstLineChars="0"/>
+        <w:ind w:left="425" w:hanging="425" w:leftChars="0" w:firstLineChars="0"/>
       </w:pPr>
       <w:r>
         <w:t>现象描述；</w:t>
@@ -7319,13 +7283,13 @@
     </w:p>
     <w:p>
       <w:pPr>
-        <w:pStyle w:val="40"/>
+        <w:pStyle w:val="a3"/>
         <w:numPr>
           <w:ilvl w:val="0"/>
           <w:numId w:val="15"/>
         </w:numPr>
         <w:bidi w:val="0"/>
-        <w:ind w:left="425" w:leftChars="0" w:hanging="425" w:firstLineChars="0"/>
+        <w:ind w:left="425" w:hanging="425" w:leftChars="0" w:firstLineChars="0"/>
       </w:pPr>
       <w:r>
         <w:t>影响的范围；</w:t>
@@ -7333,13 +7297,13 @@
     </w:p>
     <w:p>
       <w:pPr>
-        <w:pStyle w:val="40"/>
+        <w:pStyle w:val="a3"/>
         <w:numPr>
           <w:ilvl w:val="0"/>
           <w:numId w:val="15"/>
         </w:numPr>
         <w:bidi w:val="0"/>
-        <w:ind w:left="425" w:leftChars="0" w:hanging="425" w:firstLineChars="0"/>
+        <w:ind w:left="425" w:hanging="425" w:leftChars="0" w:firstLineChars="0"/>
       </w:pPr>
       <w:r>
         <w:t>初步原因分析；</w:t>
@@ -7347,13 +7311,13 @@
     </w:p>
     <w:p>
       <w:pPr>
-        <w:pStyle w:val="40"/>
+        <w:pStyle w:val="a3"/>
         <w:numPr>
           <w:ilvl w:val="0"/>
           <w:numId w:val="15"/>
         </w:numPr>
         <w:bidi w:val="0"/>
-        <w:ind w:left="425" w:leftChars="0" w:hanging="425" w:firstLineChars="0"/>
+        <w:ind w:left="425" w:hanging="425" w:leftChars="0" w:firstLineChars="0"/>
       </w:pPr>
       <w:r>
         <w:t>报告人。</w:t>
@@ -7361,13 +7325,13 @@
     </w:p>
     <w:p>
       <w:pPr>
-        <w:pStyle w:val="40"/>
+        <w:pStyle w:val="a3"/>
         <w:numPr>
           <w:ilvl w:val="0"/>
           <w:numId w:val="15"/>
         </w:numPr>
         <w:bidi w:val="0"/>
-        <w:ind w:left="425" w:leftChars="0" w:hanging="425" w:firstLineChars="0"/>
+        <w:ind w:left="425" w:hanging="425" w:leftChars="0" w:firstLineChars="0"/>
       </w:pPr>
       <w:r>
         <w:t>报告方式包括电话、邮件或书面文件等，并确认对方收到报告。</w:t>
@@ -7375,7 +7339,7 @@
     </w:p>
     <w:p>
       <w:pPr>
-        <w:pStyle w:val="27"/>
+        <w:pStyle w:val="a"/>
         <w:bidi w:val="0"/>
       </w:pPr>
       <w:r>
@@ -7384,7 +7348,7 @@
     </w:p>
     <w:p>
       <w:pPr>
-        <w:pStyle w:val="29"/>
+        <w:pStyle w:val="3"/>
         <w:keepNext w:val="0"/>
         <w:keepLines w:val="0"/>
         <w:pageBreakBefore w:val="0"/>
@@ -7400,19 +7364,19 @@
         <w:snapToGrid w:val="0"/>
         <w:textAlignment w:val="baseline"/>
       </w:pPr>
-      <w:bookmarkStart w:id="97" w:name="_Toc6184"/>
-      <w:bookmarkStart w:id="98" w:name="_Toc19688"/>
-      <w:bookmarkStart w:id="99" w:name="_Toc5471"/>
+      <w:bookmarkStart w:id="98" w:name="_Toc6184"/>
+      <w:bookmarkStart w:id="99" w:name="_Toc19688"/>
+      <w:bookmarkStart w:id="100" w:name="_Toc5471"/>
       <w:r>
         <w:t>事件评估</w:t>
       </w:r>
-      <w:bookmarkEnd w:id="97"/>
       <w:bookmarkEnd w:id="98"/>
       <w:bookmarkEnd w:id="99"/>
-    </w:p>
-    <w:p>
-      <w:pPr>
-        <w:pStyle w:val="27"/>
+      <w:bookmarkEnd w:id="100"/>
+    </w:p>
+    <w:p>
+      <w:pPr>
+        <w:pStyle w:val="a"/>
         <w:bidi w:val="0"/>
       </w:pPr>
       <w:r>
@@ -7421,7 +7385,7 @@
     </w:p>
     <w:p>
       <w:pPr>
-        <w:pStyle w:val="28"/>
+        <w:pStyle w:val="2"/>
         <w:keepNext w:val="0"/>
         <w:keepLines w:val="0"/>
         <w:pageBreakBefore w:val="0"/>
@@ -7437,19 +7401,19 @@
         <w:snapToGrid w:val="0"/>
         <w:textAlignment w:val="baseline"/>
       </w:pPr>
-      <w:bookmarkStart w:id="100" w:name="_Toc23022"/>
-      <w:bookmarkStart w:id="101" w:name="_Toc5719"/>
-      <w:bookmarkStart w:id="102" w:name="_Toc13170"/>
+      <w:bookmarkStart w:id="101" w:name="_Toc23022"/>
+      <w:bookmarkStart w:id="102" w:name="_Toc5719"/>
+      <w:bookmarkStart w:id="103" w:name="_Toc13170"/>
       <w:r>
         <w:t>应急处置</w:t>
       </w:r>
-      <w:bookmarkEnd w:id="100"/>
       <w:bookmarkEnd w:id="101"/>
       <w:bookmarkEnd w:id="102"/>
-    </w:p>
-    <w:p>
-      <w:pPr>
-        <w:pStyle w:val="29"/>
+      <w:bookmarkEnd w:id="103"/>
+    </w:p>
+    <w:p>
+      <w:pPr>
+        <w:pStyle w:val="3"/>
         <w:keepNext w:val="0"/>
         <w:keepLines w:val="0"/>
         <w:pageBreakBefore w:val="0"/>
@@ -7465,21 +7429,21 @@
         <w:snapToGrid w:val="0"/>
         <w:textAlignment w:val="baseline"/>
       </w:pPr>
-      <w:bookmarkStart w:id="103" w:name="bookmark67"/>
-      <w:bookmarkEnd w:id="103"/>
-      <w:bookmarkStart w:id="104" w:name="_Toc9612"/>
-      <w:bookmarkStart w:id="105" w:name="_Toc11468"/>
-      <w:bookmarkStart w:id="106" w:name="_Toc26047"/>
+      <w:bookmarkStart w:id="104" w:name="bookmark67"/>
+      <w:bookmarkEnd w:id="104"/>
+      <w:bookmarkStart w:id="105" w:name="_Toc9612"/>
+      <w:bookmarkStart w:id="106" w:name="_Toc11468"/>
+      <w:bookmarkStart w:id="107" w:name="_Toc26047"/>
       <w:r>
         <w:t>排查与诊断</w:t>
       </w:r>
-      <w:bookmarkEnd w:id="104"/>
       <w:bookmarkEnd w:id="105"/>
       <w:bookmarkEnd w:id="106"/>
-    </w:p>
-    <w:p>
-      <w:pPr>
-        <w:pStyle w:val="27"/>
+      <w:bookmarkEnd w:id="107"/>
+    </w:p>
+    <w:p>
+      <w:pPr>
+        <w:pStyle w:val="a"/>
         <w:bidi w:val="0"/>
       </w:pPr>
       <w:r>
@@ -7488,7 +7452,7 @@
     </w:p>
     <w:p>
       <w:pPr>
-        <w:pStyle w:val="40"/>
+        <w:pStyle w:val="a3"/>
         <w:numPr>
           <w:ilvl w:val="0"/>
           <w:numId w:val="16"/>
@@ -7501,7 +7465,7 @@
     </w:p>
     <w:p>
       <w:pPr>
-        <w:pStyle w:val="40"/>
+        <w:pStyle w:val="a3"/>
         <w:numPr>
           <w:ilvl w:val="0"/>
           <w:numId w:val="16"/>
@@ -7514,7 +7478,7 @@
     </w:p>
     <w:p>
       <w:pPr>
-        <w:pStyle w:val="40"/>
+        <w:pStyle w:val="a3"/>
         <w:numPr>
           <w:ilvl w:val="0"/>
           <w:numId w:val="16"/>
@@ -7534,7 +7498,7 @@
     </w:p>
     <w:p>
       <w:pPr>
-        <w:pStyle w:val="40"/>
+        <w:pStyle w:val="a3"/>
         <w:numPr>
           <w:ilvl w:val="0"/>
           <w:numId w:val="16"/>
@@ -7547,7 +7511,7 @@
     </w:p>
     <w:p>
       <w:pPr>
-        <w:pStyle w:val="29"/>
+        <w:pStyle w:val="3"/>
         <w:keepNext w:val="0"/>
         <w:keepLines w:val="0"/>
         <w:pageBreakBefore w:val="0"/>
@@ -7563,15 +7527,15 @@
         <w:snapToGrid w:val="0"/>
         <w:textAlignment w:val="baseline"/>
       </w:pPr>
-      <w:bookmarkStart w:id="107" w:name="_Toc19159"/>
+      <w:bookmarkStart w:id="108" w:name="_Toc19159"/>
       <w:r>
         <w:t>处理与恢复</w:t>
       </w:r>
-      <w:bookmarkEnd w:id="107"/>
-    </w:p>
-    <w:p>
-      <w:pPr>
-        <w:pStyle w:val="27"/>
+      <w:bookmarkEnd w:id="108"/>
+    </w:p>
+    <w:p>
+      <w:pPr>
+        <w:pStyle w:val="a"/>
         <w:bidi w:val="0"/>
       </w:pPr>
       <w:r>
@@ -7580,13 +7544,13 @@
     </w:p>
     <w:p>
       <w:pPr>
-        <w:pStyle w:val="40"/>
+        <w:pStyle w:val="a3"/>
         <w:numPr>
           <w:ilvl w:val="0"/>
           <w:numId w:val="17"/>
         </w:numPr>
         <w:bidi w:val="0"/>
-        <w:ind w:left="425" w:leftChars="0" w:hanging="425" w:firstLineChars="0"/>
+        <w:ind w:left="425" w:hanging="425" w:leftChars="0" w:firstLineChars="0"/>
       </w:pPr>
       <w:r>
         <w:t>在满足事件级别处置时间要求的前提下，尽快恢复服务；</w:t>
@@ -7594,13 +7558,13 @@
     </w:p>
     <w:p>
       <w:pPr>
-        <w:pStyle w:val="40"/>
+        <w:pStyle w:val="a3"/>
         <w:numPr>
           <w:ilvl w:val="0"/>
           <w:numId w:val="17"/>
         </w:numPr>
         <w:bidi w:val="0"/>
-        <w:ind w:left="425" w:leftChars="0" w:hanging="425" w:firstLineChars="0"/>
+        <w:ind w:left="425" w:hanging="425" w:leftChars="0" w:firstLineChars="0"/>
       </w:pPr>
       <w:r>
         <w:t>采用的方法、手段不造成次生、衍生事件的发生。</w:t>
@@ -7608,13 +7572,13 @@
     </w:p>
     <w:p>
       <w:pPr>
-        <w:pStyle w:val="40"/>
+        <w:pStyle w:val="a3"/>
         <w:numPr>
           <w:ilvl w:val="0"/>
           <w:numId w:val="17"/>
         </w:numPr>
         <w:bidi w:val="0"/>
-        <w:ind w:left="425" w:leftChars="0" w:hanging="425" w:firstLineChars="0"/>
+        <w:ind w:left="425" w:hanging="425" w:leftChars="0" w:firstLineChars="0"/>
       </w:pPr>
       <w:r>
         <w:t>该对过程及结果信息进行记录，并及时告知相关利益方。</w:t>
@@ -7622,13 +7586,13 @@
     </w:p>
     <w:p>
       <w:pPr>
-        <w:pStyle w:val="40"/>
+        <w:pStyle w:val="a3"/>
         <w:numPr>
           <w:ilvl w:val="0"/>
           <w:numId w:val="17"/>
         </w:numPr>
         <w:bidi w:val="0"/>
-        <w:ind w:left="425" w:leftChars="0" w:hanging="425" w:firstLineChars="0"/>
+        <w:ind w:left="425" w:hanging="425" w:leftChars="0" w:firstLineChars="0"/>
       </w:pPr>
       <w:r>
         <w:t>服务台组组织对处理与恢复的结果进行初步确认。</w:t>
@@ -7636,7 +7600,7 @@
     </w:p>
     <w:p>
       <w:pPr>
-        <w:pStyle w:val="29"/>
+        <w:pStyle w:val="3"/>
         <w:keepNext w:val="0"/>
         <w:keepLines w:val="0"/>
         <w:pageBreakBefore w:val="0"/>
@@ -7652,19 +7616,19 @@
         <w:snapToGrid w:val="0"/>
         <w:textAlignment w:val="baseline"/>
       </w:pPr>
-      <w:bookmarkStart w:id="108" w:name="_Toc30786"/>
-      <w:bookmarkStart w:id="109" w:name="_Toc2313"/>
-      <w:bookmarkStart w:id="110" w:name="_Toc20277"/>
+      <w:bookmarkStart w:id="109" w:name="_Toc30786"/>
+      <w:bookmarkStart w:id="110" w:name="_Toc2313"/>
+      <w:bookmarkStart w:id="111" w:name="_Toc20277"/>
       <w:r>
         <w:t>事件升级</w:t>
       </w:r>
-      <w:bookmarkEnd w:id="108"/>
       <w:bookmarkEnd w:id="109"/>
       <w:bookmarkEnd w:id="110"/>
-    </w:p>
-    <w:p>
-      <w:pPr>
-        <w:pStyle w:val="27"/>
+      <w:bookmarkEnd w:id="111"/>
+    </w:p>
+    <w:p>
+      <w:pPr>
+        <w:pStyle w:val="a"/>
         <w:bidi w:val="0"/>
       </w:pPr>
       <w:r>
@@ -7673,7 +7637,7 @@
     </w:p>
     <w:p>
       <w:pPr>
-        <w:pStyle w:val="27"/>
+        <w:pStyle w:val="a"/>
         <w:bidi w:val="0"/>
       </w:pPr>
       <w:r>
@@ -7682,7 +7646,7 @@
     </w:p>
     <w:p>
       <w:pPr>
-        <w:pStyle w:val="29"/>
+        <w:pStyle w:val="3"/>
         <w:keepNext w:val="0"/>
         <w:keepLines w:val="0"/>
         <w:pageBreakBefore w:val="0"/>
@@ -7698,19 +7662,19 @@
         <w:snapToGrid w:val="0"/>
         <w:textAlignment w:val="baseline"/>
       </w:pPr>
-      <w:bookmarkStart w:id="111" w:name="_Toc32592"/>
-      <w:bookmarkStart w:id="112" w:name="_Toc6925"/>
-      <w:bookmarkStart w:id="113" w:name="_Toc27849"/>
+      <w:bookmarkStart w:id="112" w:name="_Toc32592"/>
+      <w:bookmarkStart w:id="113" w:name="_Toc6925"/>
+      <w:bookmarkStart w:id="114" w:name="_Toc27849"/>
       <w:r>
         <w:t>信息通报</w:t>
       </w:r>
-      <w:bookmarkEnd w:id="111"/>
       <w:bookmarkEnd w:id="112"/>
       <w:bookmarkEnd w:id="113"/>
-    </w:p>
-    <w:p>
-      <w:pPr>
-        <w:pStyle w:val="27"/>
+      <w:bookmarkEnd w:id="114"/>
+    </w:p>
+    <w:p>
+      <w:pPr>
+        <w:pStyle w:val="a"/>
         <w:bidi w:val="0"/>
       </w:pPr>
       <w:r>
@@ -7719,7 +7683,7 @@
     </w:p>
     <w:p>
       <w:pPr>
-        <w:pStyle w:val="40"/>
+        <w:pStyle w:val="a3"/>
         <w:numPr>
           <w:ilvl w:val="0"/>
           <w:numId w:val="18"/>
@@ -7732,7 +7696,7 @@
     </w:p>
     <w:p>
       <w:pPr>
-        <w:pStyle w:val="40"/>
+        <w:pStyle w:val="a3"/>
         <w:numPr>
           <w:ilvl w:val="0"/>
           <w:numId w:val="18"/>
@@ -7745,7 +7709,7 @@
     </w:p>
     <w:p>
       <w:pPr>
-        <w:pStyle w:val="40"/>
+        <w:pStyle w:val="a3"/>
         <w:numPr>
           <w:ilvl w:val="0"/>
           <w:numId w:val="18"/>
@@ -7758,7 +7722,7 @@
     </w:p>
     <w:p>
       <w:pPr>
-        <w:pStyle w:val="40"/>
+        <w:pStyle w:val="a3"/>
         <w:numPr>
           <w:ilvl w:val="0"/>
           <w:numId w:val="18"/>
@@ -7771,7 +7735,7 @@
     </w:p>
     <w:p>
       <w:pPr>
-        <w:pStyle w:val="40"/>
+        <w:pStyle w:val="a3"/>
         <w:numPr>
           <w:ilvl w:val="0"/>
           <w:numId w:val="18"/>
@@ -7784,13 +7748,13 @@
     </w:p>
     <w:p>
       <w:pPr>
-        <w:pStyle w:val="40"/>
+        <w:pStyle w:val="a3"/>
         <w:numPr>
           <w:ilvl w:val="0"/>
           <w:numId w:val="18"/>
         </w:numPr>
         <w:bidi w:val="0"/>
-        <w:ind w:left="425" w:leftChars="0" w:hanging="425" w:firstLineChars="0"/>
+        <w:ind w:left="425" w:hanging="425" w:leftChars="0" w:firstLineChars="0"/>
       </w:pPr>
       <w:r>
         <w:t>信息通报需选择适当的方式，如电话、邮件、传真、书面文件等形式。</w:t>
@@ -7798,7 +7762,7 @@
     </w:p>
     <w:p>
       <w:pPr>
-        <w:pStyle w:val="29"/>
+        <w:pStyle w:val="3"/>
         <w:keepNext w:val="0"/>
         <w:keepLines w:val="0"/>
         <w:pageBreakBefore w:val="0"/>
@@ -7814,15 +7778,15 @@
         <w:snapToGrid w:val="0"/>
         <w:textAlignment w:val="baseline"/>
       </w:pPr>
-      <w:bookmarkStart w:id="114" w:name="_Toc27985"/>
+      <w:bookmarkStart w:id="115" w:name="_Toc27985"/>
       <w:r>
         <w:t>持续服务</w:t>
       </w:r>
-      <w:bookmarkEnd w:id="114"/>
-    </w:p>
-    <w:p>
-      <w:pPr>
-        <w:pStyle w:val="27"/>
+      <w:bookmarkEnd w:id="115"/>
+    </w:p>
+    <w:p>
+      <w:pPr>
+        <w:pStyle w:val="a"/>
         <w:bidi w:val="0"/>
       </w:pPr>
       <w:r>
@@ -7831,7 +7795,7 @@
     </w:p>
     <w:p>
       <w:pPr>
-        <w:pStyle w:val="29"/>
+        <w:pStyle w:val="3"/>
         <w:keepNext w:val="0"/>
         <w:keepLines w:val="0"/>
         <w:pageBreakBefore w:val="0"/>
@@ -7847,15 +7811,15 @@
         <w:snapToGrid w:val="0"/>
         <w:textAlignment w:val="baseline"/>
       </w:pPr>
-      <w:bookmarkStart w:id="115" w:name="_Toc18056"/>
+      <w:bookmarkStart w:id="116" w:name="_Toc18056"/>
       <w:r>
         <w:t>事件关闭</w:t>
       </w:r>
-      <w:bookmarkEnd w:id="115"/>
-    </w:p>
-    <w:p>
-      <w:pPr>
-        <w:pStyle w:val="27"/>
+      <w:bookmarkEnd w:id="116"/>
+    </w:p>
+    <w:p>
+      <w:pPr>
+        <w:pStyle w:val="a"/>
         <w:bidi w:val="0"/>
       </w:pPr>
       <w:r>
@@ -7864,7 +7828,7 @@
     </w:p>
     <w:p>
       <w:pPr>
-        <w:pStyle w:val="26"/>
+        <w:pStyle w:val="1"/>
         <w:keepNext w:val="0"/>
         <w:keepLines w:val="0"/>
         <w:pageBreakBefore w:val="0"/>
@@ -7880,19 +7844,19 @@
         <w:snapToGrid w:val="0"/>
         <w:textAlignment w:val="baseline"/>
       </w:pPr>
-      <w:bookmarkStart w:id="116" w:name="_Toc9251"/>
-      <w:bookmarkStart w:id="117" w:name="_Toc13985"/>
-      <w:bookmarkStart w:id="118" w:name="_Toc19990"/>
+      <w:bookmarkStart w:id="117" w:name="_Toc9251"/>
+      <w:bookmarkStart w:id="118" w:name="_Toc13985"/>
+      <w:bookmarkStart w:id="119" w:name="_Toc19990"/>
       <w:r>
         <w:t>人员</w:t>
       </w:r>
-      <w:bookmarkEnd w:id="116"/>
       <w:bookmarkEnd w:id="117"/>
       <w:bookmarkEnd w:id="118"/>
-    </w:p>
-    <w:p>
-      <w:pPr>
-        <w:pStyle w:val="28"/>
+      <w:bookmarkEnd w:id="119"/>
+    </w:p>
+    <w:p>
+      <w:pPr>
+        <w:pStyle w:val="2"/>
         <w:keepNext w:val="0"/>
         <w:keepLines w:val="0"/>
         <w:pageBreakBefore w:val="0"/>
@@ -7908,30 +7872,30 @@
         <w:snapToGrid w:val="0"/>
         <w:textAlignment w:val="baseline"/>
       </w:pPr>
-      <w:bookmarkStart w:id="119" w:name="bookmark68"/>
-      <w:bookmarkEnd w:id="119"/>
-      <w:bookmarkStart w:id="120" w:name="_Toc24113"/>
-      <w:bookmarkStart w:id="121" w:name="_Toc13299"/>
-      <w:bookmarkStart w:id="122" w:name="_Toc710"/>
+      <w:bookmarkStart w:id="120" w:name="bookmark68"/>
+      <w:bookmarkEnd w:id="120"/>
+      <w:bookmarkStart w:id="121" w:name="_Toc24113"/>
+      <w:bookmarkStart w:id="122" w:name="_Toc13299"/>
+      <w:bookmarkStart w:id="123" w:name="_Toc710"/>
       <w:r>
         <w:t>人员管理</w:t>
       </w:r>
-      <w:bookmarkEnd w:id="120"/>
       <w:bookmarkEnd w:id="121"/>
       <w:bookmarkEnd w:id="122"/>
-    </w:p>
-    <w:p>
-      <w:pPr>
-        <w:pStyle w:val="27"/>
-        <w:bidi w:val="0"/>
-      </w:pPr>
-      <w:r>
-        <w:t>依据信息服务技术相关标准对运维服务人员储备、培训和考核的要求，公司人力部负责本运维服务人员的教育、培训、考评和管理，建立并保持人员管理相关制度，以便：</w:t>
-      </w:r>
-    </w:p>
-    <w:p>
-      <w:pPr>
-        <w:pStyle w:val="40"/>
+      <w:bookmarkEnd w:id="123"/>
+    </w:p>
+    <w:p>
+      <w:pPr>
+        <w:pStyle w:val="a"/>
+        <w:bidi w:val="0"/>
+      </w:pPr>
+      <w:r>
+        <w:t>依据信息服务技术相关标准对运维服务人员储备、培训和考核的要求，公司人力资源部负责本运维服务人员的教育、培训、考评和管理，建立并保持人员管理相关制度，以便：</w:t>
+      </w:r>
+    </w:p>
+    <w:p>
+      <w:pPr>
+        <w:pStyle w:val="a3"/>
         <w:numPr>
           <w:ilvl w:val="0"/>
           <w:numId w:val="19"/>
@@ -7944,7 +7908,7 @@
     </w:p>
     <w:p>
       <w:pPr>
-        <w:pStyle w:val="40"/>
+        <w:pStyle w:val="a3"/>
         <w:numPr>
           <w:ilvl w:val="0"/>
           <w:numId w:val="19"/>
@@ -7957,7 +7921,7 @@
     </w:p>
     <w:p>
       <w:pPr>
-        <w:pStyle w:val="40"/>
+        <w:pStyle w:val="a3"/>
         <w:numPr>
           <w:ilvl w:val="0"/>
           <w:numId w:val="19"/>
@@ -7970,7 +7934,7 @@
     </w:p>
     <w:p>
       <w:pPr>
-        <w:pStyle w:val="40"/>
+        <w:pStyle w:val="a3"/>
         <w:numPr>
           <w:ilvl w:val="0"/>
           <w:numId w:val="19"/>
@@ -7983,7 +7947,7 @@
     </w:p>
     <w:p>
       <w:pPr>
-        <w:pStyle w:val="40"/>
+        <w:pStyle w:val="a3"/>
         <w:numPr>
           <w:ilvl w:val="0"/>
           <w:numId w:val="19"/>
@@ -7996,7 +7960,7 @@
     </w:p>
     <w:p>
       <w:pPr>
-        <w:pStyle w:val="28"/>
+        <w:pStyle w:val="2"/>
         <w:keepNext w:val="0"/>
         <w:keepLines w:val="0"/>
         <w:pageBreakBefore w:val="0"/>
@@ -8012,28 +7976,28 @@
         <w:snapToGrid w:val="0"/>
         <w:textAlignment w:val="baseline"/>
       </w:pPr>
-      <w:bookmarkStart w:id="123" w:name="_Toc23034"/>
-      <w:bookmarkStart w:id="124" w:name="_Toc32746"/>
-      <w:bookmarkStart w:id="125" w:name="_Toc2523"/>
+      <w:bookmarkStart w:id="124" w:name="_Toc23034"/>
+      <w:bookmarkStart w:id="125" w:name="_Toc32746"/>
+      <w:bookmarkStart w:id="126" w:name="_Toc2523"/>
       <w:r>
         <w:t>岗位结构</w:t>
       </w:r>
-      <w:bookmarkEnd w:id="123"/>
       <w:bookmarkEnd w:id="124"/>
       <w:bookmarkEnd w:id="125"/>
-    </w:p>
-    <w:p>
-      <w:pPr>
-        <w:pStyle w:val="27"/>
-        <w:bidi w:val="0"/>
-      </w:pPr>
-      <w:r>
-        <w:t>根据运维服务要求和SLA的需求，人力部制定与其相适应的管理岗位、技术支持岗位和岗位备份制度，并在服务过程中严格执行。每半年对制度的合理性和有效性进行总结和评估，依据公司规划、管理制度和记录文件在年度计划中提出对岗位结构体系与备份制度的优化建议，保存所有过程文件和记录。</w:t>
-      </w:r>
-    </w:p>
-    <w:p>
-      <w:pPr>
-        <w:pStyle w:val="28"/>
+      <w:bookmarkEnd w:id="126"/>
+    </w:p>
+    <w:p>
+      <w:pPr>
+        <w:pStyle w:val="a"/>
+        <w:bidi w:val="0"/>
+      </w:pPr>
+      <w:r>
+        <w:t>根据运维服务要求和SLA的需求，人力资源部制定与其相适应的管理岗位、技术支持岗位和岗位备份制度，并在服务过程中严格执行。每半年对制度的合理性和有效性进行总结和评估，依据公司规划、管理制度和记录文件在年度计划中提出对岗位结构体系与备份制度的优化建议，保存所有过程文件和记录。</w:t>
+      </w:r>
+    </w:p>
+    <w:p>
+      <w:pPr>
+        <w:pStyle w:val="2"/>
         <w:keepNext w:val="0"/>
         <w:keepLines w:val="0"/>
         <w:pageBreakBefore w:val="0"/>
@@ -8049,19 +8013,19 @@
         <w:snapToGrid w:val="0"/>
         <w:textAlignment w:val="baseline"/>
       </w:pPr>
-      <w:bookmarkStart w:id="126" w:name="_Toc11945"/>
+      <w:bookmarkStart w:id="127" w:name="_Toc11945"/>
       <w:r>
         <w:t>知识</w:t>
       </w:r>
-      <w:bookmarkEnd w:id="126"/>
-    </w:p>
-    <w:p>
-      <w:pPr>
-        <w:pStyle w:val="27"/>
-        <w:bidi w:val="0"/>
-      </w:pPr>
-      <w:r>
-        <w:t>公司人力部负责对运维服务人员的知识进行识别管理，包括学历教育知识、信息技术相关基础知识、专业知识以及与服务相关的组织和行业知识等，依据与客户签署的 SLA 规划运维服务人员的知识需求、人员数量和比例，制定并执行考核管理办法，</w:t>
+      <w:bookmarkEnd w:id="127"/>
+    </w:p>
+    <w:p>
+      <w:pPr>
+        <w:pStyle w:val="a"/>
+        <w:bidi w:val="0"/>
+      </w:pPr>
+      <w:r>
+        <w:t>公司人力资源部负责对运维服务人员的知识进行识别管理，包括学历教育知识、信息技术相关基础知识、专业知识以及与服务相关的组织和行业知识等，依据与客户签署的 SLA 规划运维服务人员的知识需求、人员数量和比例，制定并执行考核管理办法，</w:t>
       </w:r>
       <w:r>
         <w:rPr>
@@ -8086,7 +8050,7 @@
     </w:p>
     <w:p>
       <w:pPr>
-        <w:pStyle w:val="28"/>
+        <w:pStyle w:val="2"/>
         <w:keepNext w:val="0"/>
         <w:keepLines w:val="0"/>
         <w:pageBreakBefore w:val="0"/>
@@ -8102,28 +8066,28 @@
         <w:snapToGrid w:val="0"/>
         <w:textAlignment w:val="baseline"/>
       </w:pPr>
-      <w:bookmarkStart w:id="127" w:name="_Toc31635"/>
-      <w:bookmarkStart w:id="128" w:name="_Toc14889"/>
-      <w:bookmarkStart w:id="129" w:name="_Toc17225"/>
+      <w:bookmarkStart w:id="128" w:name="_Toc31635"/>
+      <w:bookmarkStart w:id="129" w:name="_Toc14889"/>
+      <w:bookmarkStart w:id="130" w:name="_Toc17225"/>
       <w:r>
         <w:t>技能</w:t>
       </w:r>
-      <w:bookmarkEnd w:id="127"/>
       <w:bookmarkEnd w:id="128"/>
       <w:bookmarkEnd w:id="129"/>
-    </w:p>
-    <w:p>
-      <w:pPr>
-        <w:pStyle w:val="27"/>
-        <w:bidi w:val="0"/>
-      </w:pPr>
-      <w:r>
-        <w:t>公司人力部负责对运维服务人员的技能进行识别管理，包括运维服务基本能力、专项技术能力等，依据与客户签署的SLA确认对运维服务人员的技能的需求，规划运维服务人员需具备的技能资格，及人员数量，制定并执行考核管理办法，每年度对运维服务人员技能与运维服务项目的匹配度进行评估和总结，在年度计划中提出对运维服务人员技能管理的优化建议。</w:t>
-      </w:r>
-    </w:p>
-    <w:p>
-      <w:pPr>
-        <w:pStyle w:val="26"/>
+      <w:bookmarkEnd w:id="130"/>
+    </w:p>
+    <w:p>
+      <w:pPr>
+        <w:pStyle w:val="a"/>
+        <w:bidi w:val="0"/>
+      </w:pPr>
+      <w:r>
+        <w:t>公司人力资源部负责对运维服务人员的技能进行识别管理，包括运维服务基本能力、专项技术能力等，依据与客户签署的SLA确认对运维服务人员的技能的需求，规划运维服务人员需具备的技能资格，及人员数量，制定并执行考核管理办法，每年度对运维服务人员技能与运维服务项目的匹配度进行评估和总结，在年度计划中提出对运维服务人员技能管理的优化建议。</w:t>
+      </w:r>
+    </w:p>
+    <w:p>
+      <w:pPr>
+        <w:pStyle w:val="1"/>
         <w:keepNext w:val="0"/>
         <w:keepLines w:val="0"/>
         <w:pageBreakBefore w:val="0"/>
@@ -8139,19 +8103,19 @@
         <w:snapToGrid w:val="0"/>
         <w:textAlignment w:val="baseline"/>
       </w:pPr>
-      <w:bookmarkStart w:id="130" w:name="_Toc24458"/>
-      <w:bookmarkStart w:id="131" w:name="_Toc29831"/>
-      <w:bookmarkStart w:id="132" w:name="_Toc29103"/>
+      <w:bookmarkStart w:id="131" w:name="_Toc24458"/>
+      <w:bookmarkStart w:id="132" w:name="_Toc29831"/>
+      <w:bookmarkStart w:id="133" w:name="_Toc29103"/>
       <w:r>
         <w:t>资源</w:t>
       </w:r>
-      <w:bookmarkEnd w:id="130"/>
       <w:bookmarkEnd w:id="131"/>
       <w:bookmarkEnd w:id="132"/>
-    </w:p>
-    <w:p>
-      <w:pPr>
-        <w:pStyle w:val="28"/>
+      <w:bookmarkEnd w:id="133"/>
+    </w:p>
+    <w:p>
+      <w:pPr>
+        <w:pStyle w:val="2"/>
         <w:keepNext w:val="0"/>
         <w:keepLines w:val="0"/>
         <w:pageBreakBefore w:val="0"/>
@@ -8167,21 +8131,21 @@
         <w:snapToGrid w:val="0"/>
         <w:textAlignment w:val="baseline"/>
       </w:pPr>
-      <w:bookmarkStart w:id="133" w:name="bookmark69"/>
-      <w:bookmarkEnd w:id="133"/>
-      <w:bookmarkStart w:id="134" w:name="_Toc6394"/>
-      <w:bookmarkStart w:id="135" w:name="_Toc16994"/>
-      <w:bookmarkStart w:id="136" w:name="_Toc1494"/>
+      <w:bookmarkStart w:id="134" w:name="bookmark69"/>
+      <w:bookmarkEnd w:id="134"/>
+      <w:bookmarkStart w:id="135" w:name="_Toc6394"/>
+      <w:bookmarkStart w:id="136" w:name="_Toc16994"/>
+      <w:bookmarkStart w:id="137" w:name="_Toc1494"/>
       <w:r>
         <w:t>运行维护工具</w:t>
       </w:r>
-      <w:bookmarkEnd w:id="134"/>
       <w:bookmarkEnd w:id="135"/>
       <w:bookmarkEnd w:id="136"/>
-    </w:p>
-    <w:p>
-      <w:pPr>
-        <w:pStyle w:val="27"/>
+      <w:bookmarkEnd w:id="137"/>
+    </w:p>
+    <w:p>
+      <w:pPr>
+        <w:pStyle w:val="a"/>
         <w:bidi w:val="0"/>
       </w:pPr>
       <w:r>
@@ -8190,7 +8154,7 @@
     </w:p>
     <w:p>
       <w:pPr>
-        <w:pStyle w:val="27"/>
+        <w:pStyle w:val="a"/>
         <w:bidi w:val="0"/>
       </w:pPr>
       <w:r>
@@ -8199,7 +8163,7 @@
     </w:p>
     <w:p>
       <w:pPr>
-        <w:pStyle w:val="27"/>
+        <w:pStyle w:val="a"/>
         <w:bidi w:val="0"/>
       </w:pPr>
       <w:r>
@@ -8208,7 +8172,7 @@
     </w:p>
     <w:p>
       <w:pPr>
-        <w:pStyle w:val="27"/>
+        <w:pStyle w:val="a"/>
         <w:bidi w:val="0"/>
       </w:pPr>
       <w:r>
@@ -8217,7 +8181,7 @@
     </w:p>
     <w:p>
       <w:pPr>
-        <w:pStyle w:val="28"/>
+        <w:pStyle w:val="2"/>
         <w:keepNext w:val="0"/>
         <w:keepLines w:val="0"/>
         <w:pageBreakBefore w:val="0"/>
@@ -8233,28 +8197,28 @@
         <w:snapToGrid w:val="0"/>
         <w:textAlignment w:val="baseline"/>
       </w:pPr>
-      <w:bookmarkStart w:id="137" w:name="_Toc1020"/>
-      <w:bookmarkStart w:id="138" w:name="_Toc29275"/>
-      <w:bookmarkStart w:id="139" w:name="_Toc26035"/>
+      <w:bookmarkStart w:id="138" w:name="_Toc1020"/>
+      <w:bookmarkStart w:id="139" w:name="_Toc29275"/>
+      <w:bookmarkStart w:id="140" w:name="_Toc26035"/>
       <w:r>
         <w:t>服务台</w:t>
       </w:r>
-      <w:bookmarkEnd w:id="137"/>
       <w:bookmarkEnd w:id="138"/>
       <w:bookmarkEnd w:id="139"/>
-    </w:p>
-    <w:p>
-      <w:pPr>
-        <w:pStyle w:val="27"/>
-        <w:bidi w:val="0"/>
-      </w:pPr>
-      <w:r>
-        <w:t>在公司内部设置统一的服务台，作为与客户有效沟通渠道，制定服务台管理制度，配置专职人员负责服务台客户请求的处理，包括服务请求的接收、记录、跟踪和反馈。人力部负责服务台专职人员的绩效考核，运维部负责对服务台工作进行监管和持续改进工作。</w:t>
-      </w:r>
-    </w:p>
-    <w:p>
-      <w:pPr>
-        <w:pStyle w:val="28"/>
+      <w:bookmarkEnd w:id="140"/>
+    </w:p>
+    <w:p>
+      <w:pPr>
+        <w:pStyle w:val="a"/>
+        <w:bidi w:val="0"/>
+      </w:pPr>
+      <w:r>
+        <w:t>在公司内部设置统一的服务台，作为与客户有效沟通渠道，制定服务台管理制度，配置专职人员负责服务台客户请求的处理，包括服务请求的接收、记录、跟踪和反馈。人力资源部负责服务台专职人员的绩效考核，运维部负责对服务台工作进行监管和持续改进工作。</w:t>
+      </w:r>
+    </w:p>
+    <w:p>
+      <w:pPr>
+        <w:pStyle w:val="2"/>
         <w:keepNext w:val="0"/>
         <w:keepLines w:val="0"/>
         <w:pageBreakBefore w:val="0"/>
@@ -8274,9 +8238,9 @@
           <w:lang w:val="en-US" w:eastAsia="zh-CN"/>
         </w:rPr>
       </w:pPr>
-      <w:bookmarkStart w:id="140" w:name="_Toc28671"/>
-      <w:bookmarkStart w:id="141" w:name="_Toc30691"/>
-      <w:bookmarkStart w:id="142" w:name="_Toc29486"/>
+      <w:bookmarkStart w:id="141" w:name="_Toc28671"/>
+      <w:bookmarkStart w:id="142" w:name="_Toc30691"/>
+      <w:bookmarkStart w:id="143" w:name="_Toc29486"/>
       <w:r>
         <w:rPr>
           <w:rFonts w:hint="eastAsia"/>
@@ -8284,13 +8248,13 @@
         </w:rPr>
         <w:t>服务知识</w:t>
       </w:r>
-      <w:bookmarkEnd w:id="140"/>
       <w:bookmarkEnd w:id="141"/>
       <w:bookmarkEnd w:id="142"/>
-    </w:p>
-    <w:p>
-      <w:pPr>
-        <w:pStyle w:val="27"/>
+      <w:bookmarkEnd w:id="143"/>
+    </w:p>
+    <w:p>
+      <w:pPr>
+        <w:pStyle w:val="a"/>
         <w:bidi w:val="0"/>
       </w:pPr>
       <w:r>
@@ -8299,16 +8263,16 @@
     </w:p>
     <w:p>
       <w:pPr>
-        <w:pStyle w:val="27"/>
-        <w:bidi w:val="0"/>
-      </w:pPr>
-      <w:r>
-        <w:t>根据公司在运维服务过程中常见问题，总结分析，提出解决办法纳入知识库，明确知识库知识的添加、更新和查询流程，对知识生命周期进行管理，人力部定期对知识库的管理进行评估，对发现的问题及时进行改进，确保知识库的可用性与有效性。</w:t>
-      </w:r>
-    </w:p>
-    <w:p>
-      <w:pPr>
-        <w:pStyle w:val="28"/>
+        <w:pStyle w:val="a"/>
+        <w:bidi w:val="0"/>
+      </w:pPr>
+      <w:r>
+        <w:t>根据公司在运维服务过程中常见问题，总结分析，提出解决办法纳入知识库，明确知识库知识的添加、更新和查询流程，对知识生命周期进行管理，人力资源部定期对知识库的管理进行评估，对发现的问题及时进行改进，确保知识库的可用性与有效性。</w:t>
+      </w:r>
+    </w:p>
+    <w:p>
+      <w:pPr>
+        <w:pStyle w:val="2"/>
         <w:keepNext w:val="0"/>
         <w:keepLines w:val="0"/>
         <w:pageBreakBefore w:val="0"/>
@@ -8324,19 +8288,19 @@
         <w:snapToGrid w:val="0"/>
         <w:textAlignment w:val="baseline"/>
       </w:pPr>
-      <w:bookmarkStart w:id="143" w:name="_Toc892"/>
-      <w:bookmarkStart w:id="144" w:name="_Toc32118"/>
-      <w:bookmarkStart w:id="145" w:name="_Toc18729"/>
+      <w:bookmarkStart w:id="144" w:name="_Toc892"/>
+      <w:bookmarkStart w:id="145" w:name="_Toc32118"/>
+      <w:bookmarkStart w:id="146" w:name="_Toc18729"/>
       <w:r>
         <w:t>备件库</w:t>
       </w:r>
-      <w:bookmarkEnd w:id="143"/>
       <w:bookmarkEnd w:id="144"/>
       <w:bookmarkEnd w:id="145"/>
-    </w:p>
-    <w:p>
-      <w:pPr>
-        <w:pStyle w:val="27"/>
+      <w:bookmarkEnd w:id="146"/>
+    </w:p>
+    <w:p>
+      <w:pPr>
+        <w:pStyle w:val="a"/>
         <w:bidi w:val="0"/>
       </w:pPr>
       <w:r>
@@ -8345,7 +8309,7 @@
     </w:p>
     <w:p>
       <w:pPr>
-        <w:pStyle w:val="27"/>
+        <w:pStyle w:val="a"/>
         <w:bidi w:val="0"/>
       </w:pPr>
       <w:r>
@@ -8354,7 +8318,7 @@
     </w:p>
     <w:p>
       <w:pPr>
-        <w:pStyle w:val="28"/>
+        <w:pStyle w:val="2"/>
         <w:keepNext w:val="0"/>
         <w:keepLines w:val="0"/>
         <w:pageBreakBefore w:val="0"/>
@@ -8374,9 +8338,9 @@
           <w:lang w:val="en-US" w:eastAsia="zh-CN"/>
         </w:rPr>
       </w:pPr>
-      <w:bookmarkStart w:id="146" w:name="_Toc13939"/>
-      <w:bookmarkStart w:id="147" w:name="_Toc13400"/>
-      <w:bookmarkStart w:id="148" w:name="_Toc23907"/>
+      <w:bookmarkStart w:id="147" w:name="_Toc13939"/>
+      <w:bookmarkStart w:id="148" w:name="_Toc13400"/>
+      <w:bookmarkStart w:id="149" w:name="_Toc23907"/>
       <w:r>
         <w:rPr>
           <w:rFonts w:hint="eastAsia"/>
@@ -8384,13 +8348,13 @@
         </w:rPr>
         <w:t>最终软件库</w:t>
       </w:r>
-      <w:bookmarkEnd w:id="146"/>
       <w:bookmarkEnd w:id="147"/>
       <w:bookmarkEnd w:id="148"/>
-    </w:p>
-    <w:p>
-      <w:pPr>
-        <w:pStyle w:val="27"/>
+      <w:bookmarkEnd w:id="149"/>
+    </w:p>
+    <w:p>
+      <w:pPr>
+        <w:pStyle w:val="a"/>
         <w:bidi w:val="0"/>
         <w:rPr>
           <w:rFonts w:hint="default"/>
@@ -8423,7 +8387,7 @@
     </w:p>
     <w:p>
       <w:pPr>
-        <w:pStyle w:val="28"/>
+        <w:pStyle w:val="2"/>
         <w:keepNext w:val="0"/>
         <w:keepLines w:val="0"/>
         <w:pageBreakBefore w:val="0"/>
@@ -8439,9 +8403,9 @@
         <w:snapToGrid w:val="0"/>
         <w:textAlignment w:val="baseline"/>
       </w:pPr>
-      <w:bookmarkStart w:id="149" w:name="_Toc2037"/>
-      <w:bookmarkStart w:id="150" w:name="_Toc15485"/>
-      <w:bookmarkStart w:id="151" w:name="_Toc14647"/>
+      <w:bookmarkStart w:id="150" w:name="_Toc2037"/>
+      <w:bookmarkStart w:id="151" w:name="_Toc15485"/>
+      <w:bookmarkStart w:id="152" w:name="_Toc14647"/>
       <w:r>
         <w:rPr>
           <w:rFonts w:hint="eastAsia"/>
@@ -8449,13 +8413,13 @@
         </w:rPr>
         <w:t>服务数据</w:t>
       </w:r>
-      <w:bookmarkEnd w:id="149"/>
       <w:bookmarkEnd w:id="150"/>
       <w:bookmarkEnd w:id="151"/>
-    </w:p>
-    <w:p>
-      <w:pPr>
-        <w:pStyle w:val="27"/>
+      <w:bookmarkEnd w:id="152"/>
+    </w:p>
+    <w:p>
+      <w:pPr>
+        <w:pStyle w:val="a"/>
         <w:bidi w:val="0"/>
         <w:rPr>
           <w:rFonts w:hint="eastAsia"/>
@@ -8472,7 +8436,7 @@
     </w:p>
     <w:p>
       <w:pPr>
-        <w:pStyle w:val="26"/>
+        <w:pStyle w:val="1"/>
         <w:keepNext w:val="0"/>
         <w:keepLines w:val="0"/>
         <w:pageBreakBefore w:val="0"/>
@@ -8488,19 +8452,19 @@
         <w:snapToGrid w:val="0"/>
         <w:textAlignment w:val="baseline"/>
       </w:pPr>
-      <w:bookmarkStart w:id="152" w:name="_Toc8719"/>
-      <w:bookmarkStart w:id="153" w:name="_Toc18209"/>
-      <w:bookmarkStart w:id="154" w:name="_Toc28926"/>
+      <w:bookmarkStart w:id="153" w:name="_Toc8719"/>
+      <w:bookmarkStart w:id="154" w:name="_Toc18209"/>
+      <w:bookmarkStart w:id="155" w:name="_Toc28926"/>
       <w:r>
         <w:t>技术</w:t>
       </w:r>
-      <w:bookmarkEnd w:id="152"/>
       <w:bookmarkEnd w:id="153"/>
       <w:bookmarkEnd w:id="154"/>
-    </w:p>
-    <w:p>
-      <w:pPr>
-        <w:pStyle w:val="28"/>
+      <w:bookmarkEnd w:id="155"/>
+    </w:p>
+    <w:p>
+      <w:pPr>
+        <w:pStyle w:val="2"/>
         <w:keepNext w:val="0"/>
         <w:keepLines w:val="0"/>
         <w:pageBreakBefore w:val="0"/>
@@ -8516,21 +8480,21 @@
         <w:snapToGrid w:val="0"/>
         <w:textAlignment w:val="baseline"/>
       </w:pPr>
-      <w:bookmarkStart w:id="155" w:name="bookmark70"/>
-      <w:bookmarkEnd w:id="155"/>
-      <w:bookmarkStart w:id="156" w:name="_Toc12994"/>
-      <w:bookmarkStart w:id="157" w:name="_Toc22429"/>
-      <w:bookmarkStart w:id="158" w:name="_Toc24367"/>
+      <w:bookmarkStart w:id="156" w:name="bookmark70"/>
+      <w:bookmarkEnd w:id="156"/>
+      <w:bookmarkStart w:id="157" w:name="_Toc12994"/>
+      <w:bookmarkStart w:id="158" w:name="_Toc22429"/>
+      <w:bookmarkStart w:id="159" w:name="_Toc24367"/>
       <w:r>
         <w:t>技术研发</w:t>
       </w:r>
-      <w:bookmarkEnd w:id="156"/>
       <w:bookmarkEnd w:id="157"/>
       <w:bookmarkEnd w:id="158"/>
-    </w:p>
-    <w:p>
-      <w:pPr>
-        <w:pStyle w:val="27"/>
+      <w:bookmarkEnd w:id="159"/>
+    </w:p>
+    <w:p>
+      <w:pPr>
+        <w:pStyle w:val="a"/>
         <w:bidi w:val="0"/>
         <w:rPr>
           <w:rFonts w:hint="eastAsia"/>
@@ -8547,7 +8511,7 @@
     </w:p>
     <w:p>
       <w:pPr>
-        <w:pStyle w:val="27"/>
+        <w:pStyle w:val="a"/>
         <w:bidi w:val="0"/>
         <w:rPr>
           <w:rFonts w:hint="eastAsia"/>
@@ -8559,12 +8523,12 @@
           <w:rFonts w:hint="eastAsia"/>
           <w:lang w:val="en-US" w:eastAsia="zh-CN"/>
         </w:rPr>
-        <w:t>年度技术研发计划编制后提交领导审批，通过后按计划实施，人力部、财务部、研发部、运维部负责配合实施工作，过程记录予以保持。研发部按季度对研发计划和研发管理制度的执行情况进行评估，中心总经理负责监管技术研发相关工作的持续改进。</w:t>
-      </w:r>
-    </w:p>
-    <w:p>
-      <w:pPr>
-        <w:pStyle w:val="28"/>
+        <w:t>年度技术研发计划编制后提交领导审批，通过后按计划实施，人力资源部、财务部、研发部、运维部负责配合实施工作，过程记录予以保持。研发部按季度对研发计划和研发管理制度的执行情况进行评估，中心总经理负责监管技术研发相关工作的持续改进。</w:t>
+      </w:r>
+    </w:p>
+    <w:p>
+      <w:pPr>
+        <w:pStyle w:val="2"/>
         <w:keepNext w:val="0"/>
         <w:keepLines w:val="0"/>
         <w:pageBreakBefore w:val="0"/>
@@ -8580,19 +8544,19 @@
         <w:snapToGrid w:val="0"/>
         <w:textAlignment w:val="baseline"/>
       </w:pPr>
-      <w:bookmarkStart w:id="159" w:name="_Toc9036"/>
-      <w:bookmarkStart w:id="160" w:name="_Toc1103"/>
-      <w:bookmarkStart w:id="161" w:name="_Toc4495"/>
+      <w:bookmarkStart w:id="160" w:name="_Toc9036"/>
+      <w:bookmarkStart w:id="161" w:name="_Toc1103"/>
+      <w:bookmarkStart w:id="162" w:name="_Toc4495"/>
       <w:r>
         <w:t>与发现问题、解决问题相关的技术</w:t>
       </w:r>
-      <w:bookmarkEnd w:id="159"/>
       <w:bookmarkEnd w:id="160"/>
       <w:bookmarkEnd w:id="161"/>
-    </w:p>
-    <w:p>
-      <w:pPr>
-        <w:pStyle w:val="27"/>
+      <w:bookmarkEnd w:id="162"/>
+    </w:p>
+    <w:p>
+      <w:pPr>
+        <w:pStyle w:val="a"/>
         <w:bidi w:val="0"/>
         <w:rPr>
           <w:rFonts w:hint="eastAsia"/>
@@ -8609,7 +8573,7 @@
     </w:p>
     <w:p>
       <w:pPr>
-        <w:pStyle w:val="27"/>
+        <w:pStyle w:val="a"/>
         <w:bidi w:val="0"/>
         <w:rPr>
           <w:rFonts w:hint="eastAsia"/>
@@ -8626,7 +8590,7 @@
     </w:p>
     <w:p>
       <w:pPr>
-        <w:pStyle w:val="26"/>
+        <w:pStyle w:val="1"/>
         <w:keepNext w:val="0"/>
         <w:keepLines w:val="0"/>
         <w:pageBreakBefore w:val="0"/>
@@ -8642,19 +8606,19 @@
         <w:snapToGrid w:val="0"/>
         <w:textAlignment w:val="baseline"/>
       </w:pPr>
-      <w:bookmarkStart w:id="162" w:name="_Toc29957"/>
-      <w:bookmarkStart w:id="163" w:name="_Toc780"/>
-      <w:bookmarkStart w:id="164" w:name="_Toc21350"/>
+      <w:bookmarkStart w:id="163" w:name="_Toc29957"/>
+      <w:bookmarkStart w:id="164" w:name="_Toc780"/>
+      <w:bookmarkStart w:id="165" w:name="_Toc21350"/>
       <w:r>
         <w:t>过程</w:t>
       </w:r>
-      <w:bookmarkEnd w:id="162"/>
       <w:bookmarkEnd w:id="163"/>
       <w:bookmarkEnd w:id="164"/>
-    </w:p>
-    <w:p>
-      <w:pPr>
-        <w:pStyle w:val="28"/>
+      <w:bookmarkEnd w:id="165"/>
+    </w:p>
+    <w:p>
+      <w:pPr>
+        <w:pStyle w:val="2"/>
         <w:keepNext w:val="0"/>
         <w:keepLines w:val="0"/>
         <w:pageBreakBefore w:val="0"/>
@@ -8674,13 +8638,13 @@
           <w:lang w:val="en-US" w:eastAsia="zh-CN"/>
         </w:rPr>
       </w:pPr>
-      <w:bookmarkStart w:id="165" w:name="bookmark71"/>
-      <w:bookmarkEnd w:id="165"/>
-      <w:bookmarkStart w:id="166" w:name="_Toc22773"/>
-      <w:bookmarkStart w:id="167" w:name="_Toc17170"/>
-      <w:bookmarkStart w:id="168" w:name="_Toc22101"/>
-      <w:bookmarkStart w:id="169" w:name="_Toc16659"/>
-      <w:bookmarkStart w:id="170" w:name="_Toc19158"/>
+      <w:bookmarkStart w:id="166" w:name="bookmark71"/>
+      <w:bookmarkEnd w:id="166"/>
+      <w:bookmarkStart w:id="167" w:name="_Toc22773"/>
+      <w:bookmarkStart w:id="168" w:name="_Toc17170"/>
+      <w:bookmarkStart w:id="169" w:name="_Toc22101"/>
+      <w:bookmarkStart w:id="170" w:name="_Toc16659"/>
+      <w:bookmarkStart w:id="171" w:name="_Toc19158"/>
       <w:r>
         <w:rPr>
           <w:rFonts w:hint="eastAsia"/>
@@ -8688,13 +8652,13 @@
         </w:rPr>
         <w:t>过程框架设计</w:t>
       </w:r>
-      <w:bookmarkEnd w:id="166"/>
       <w:bookmarkEnd w:id="167"/>
       <w:bookmarkEnd w:id="168"/>
-    </w:p>
-    <w:p>
-      <w:pPr>
-        <w:pStyle w:val="27"/>
+      <w:bookmarkEnd w:id="169"/>
+    </w:p>
+    <w:p>
+      <w:pPr>
+        <w:pStyle w:val="a"/>
         <w:bidi w:val="0"/>
         <w:rPr>
           <w:rFonts w:hint="eastAsia"/>
@@ -8711,7 +8675,7 @@
     </w:p>
     <w:p>
       <w:pPr>
-        <w:pStyle w:val="27"/>
+        <w:pStyle w:val="a"/>
         <w:bidi w:val="0"/>
         <w:rPr>
           <w:rFonts w:hint="eastAsia"/>
@@ -8728,7 +8692,7 @@
     </w:p>
     <w:p>
       <w:pPr>
-        <w:pStyle w:val="27"/>
+        <w:pStyle w:val="a"/>
         <w:bidi w:val="0"/>
         <w:rPr>
           <w:rFonts w:hint="eastAsia"/>
@@ -8745,7 +8709,7 @@
     </w:p>
     <w:p>
       <w:pPr>
-        <w:pStyle w:val="27"/>
+        <w:pStyle w:val="a"/>
         <w:bidi w:val="0"/>
         <w:rPr>
           <w:rFonts w:hint="eastAsia"/>
@@ -8762,7 +8726,7 @@
     </w:p>
     <w:p>
       <w:pPr>
-        <w:pStyle w:val="27"/>
+        <w:pStyle w:val="a"/>
         <w:bidi w:val="0"/>
         <w:rPr>
           <w:rFonts w:hint="default"/>
@@ -8779,7 +8743,7 @@
     </w:p>
     <w:p>
       <w:pPr>
-        <w:pStyle w:val="28"/>
+        <w:pStyle w:val="2"/>
         <w:keepNext w:val="0"/>
         <w:keepLines w:val="0"/>
         <w:pageBreakBefore w:val="0"/>
@@ -8795,17 +8759,17 @@
         <w:snapToGrid w:val="0"/>
         <w:textAlignment w:val="baseline"/>
       </w:pPr>
-      <w:bookmarkStart w:id="171" w:name="_Toc12524"/>
+      <w:bookmarkStart w:id="172" w:name="_Toc12524"/>
       <w:r>
         <w:t>服务级别管理</w:t>
       </w:r>
-      <w:bookmarkEnd w:id="169"/>
       <w:bookmarkEnd w:id="170"/>
       <w:bookmarkEnd w:id="171"/>
-    </w:p>
-    <w:p>
-      <w:pPr>
-        <w:pStyle w:val="27"/>
+      <w:bookmarkEnd w:id="172"/>
+    </w:p>
+    <w:p>
+      <w:pPr>
+        <w:pStyle w:val="a"/>
         <w:bidi w:val="0"/>
         <w:rPr>
           <w:rFonts w:hint="eastAsia"/>
@@ -8822,7 +8786,7 @@
     </w:p>
     <w:p>
       <w:pPr>
-        <w:pStyle w:val="27"/>
+        <w:pStyle w:val="a"/>
         <w:bidi w:val="0"/>
         <w:rPr>
           <w:rFonts w:hint="eastAsia"/>
@@ -8839,7 +8803,7 @@
     </w:p>
     <w:p>
       <w:pPr>
-        <w:pStyle w:val="27"/>
+        <w:pStyle w:val="a"/>
         <w:bidi w:val="0"/>
         <w:rPr>
           <w:rFonts w:hint="eastAsia"/>
@@ -8856,7 +8820,7 @@
     </w:p>
     <w:p>
       <w:pPr>
-        <w:pStyle w:val="28"/>
+        <w:pStyle w:val="2"/>
         <w:keepNext w:val="0"/>
         <w:keepLines w:val="0"/>
         <w:pageBreakBefore w:val="0"/>
@@ -8872,19 +8836,19 @@
         <w:snapToGrid w:val="0"/>
         <w:textAlignment w:val="baseline"/>
       </w:pPr>
-      <w:bookmarkStart w:id="172" w:name="_Toc14584"/>
-      <w:bookmarkStart w:id="173" w:name="_Toc192"/>
-      <w:bookmarkStart w:id="174" w:name="_Toc6093"/>
+      <w:bookmarkStart w:id="173" w:name="_Toc14584"/>
+      <w:bookmarkStart w:id="174" w:name="_Toc192"/>
+      <w:bookmarkStart w:id="175" w:name="_Toc6093"/>
       <w:r>
         <w:t>服务报告</w:t>
       </w:r>
-      <w:bookmarkEnd w:id="172"/>
       <w:bookmarkEnd w:id="173"/>
       <w:bookmarkEnd w:id="174"/>
-    </w:p>
-    <w:p>
-      <w:pPr>
-        <w:pStyle w:val="27"/>
+      <w:bookmarkEnd w:id="175"/>
+    </w:p>
+    <w:p>
+      <w:pPr>
+        <w:pStyle w:val="a"/>
         <w:bidi w:val="0"/>
         <w:rPr>
           <w:rFonts w:hint="eastAsia"/>
@@ -8901,7 +8865,7 @@
     </w:p>
     <w:p>
       <w:pPr>
-        <w:pStyle w:val="27"/>
+        <w:pStyle w:val="a"/>
         <w:bidi w:val="0"/>
         <w:rPr>
           <w:rFonts w:hint="eastAsia"/>
@@ -8918,7 +8882,7 @@
     </w:p>
     <w:p>
       <w:pPr>
-        <w:pStyle w:val="27"/>
+        <w:pStyle w:val="a"/>
         <w:bidi w:val="0"/>
         <w:rPr>
           <w:rFonts w:hint="eastAsia"/>
@@ -8935,7 +8899,7 @@
     </w:p>
     <w:p>
       <w:pPr>
-        <w:pStyle w:val="28"/>
+        <w:pStyle w:val="2"/>
         <w:keepNext w:val="0"/>
         <w:keepLines w:val="0"/>
         <w:pageBreakBefore w:val="0"/>
@@ -8951,19 +8915,19 @@
         <w:snapToGrid w:val="0"/>
         <w:textAlignment w:val="baseline"/>
       </w:pPr>
-      <w:bookmarkStart w:id="175" w:name="_Toc10063"/>
-      <w:bookmarkStart w:id="176" w:name="_Toc7084"/>
-      <w:bookmarkStart w:id="177" w:name="_Toc10623"/>
+      <w:bookmarkStart w:id="176" w:name="_Toc10063"/>
+      <w:bookmarkStart w:id="177" w:name="_Toc7084"/>
+      <w:bookmarkStart w:id="178" w:name="_Toc10623"/>
       <w:r>
         <w:t>事件管理</w:t>
       </w:r>
-      <w:bookmarkEnd w:id="175"/>
       <w:bookmarkEnd w:id="176"/>
       <w:bookmarkEnd w:id="177"/>
-    </w:p>
-    <w:p>
-      <w:pPr>
-        <w:pStyle w:val="27"/>
+      <w:bookmarkEnd w:id="178"/>
+    </w:p>
+    <w:p>
+      <w:pPr>
+        <w:pStyle w:val="a"/>
         <w:bidi w:val="0"/>
         <w:rPr>
           <w:rFonts w:hint="eastAsia"/>
@@ -8980,7 +8944,7 @@
     </w:p>
     <w:p>
       <w:pPr>
-        <w:pStyle w:val="27"/>
+        <w:pStyle w:val="a"/>
         <w:bidi w:val="0"/>
         <w:rPr>
           <w:rFonts w:hint="eastAsia"/>
@@ -8997,7 +8961,7 @@
     </w:p>
     <w:p>
       <w:pPr>
-        <w:pStyle w:val="27"/>
+        <w:pStyle w:val="a"/>
         <w:bidi w:val="0"/>
         <w:rPr>
           <w:rFonts w:hint="eastAsia"/>
@@ -9014,7 +8978,7 @@
     </w:p>
     <w:p>
       <w:pPr>
-        <w:pStyle w:val="28"/>
+        <w:pStyle w:val="2"/>
         <w:keepNext w:val="0"/>
         <w:keepLines w:val="0"/>
         <w:pageBreakBefore w:val="0"/>
@@ -9030,19 +8994,19 @@
         <w:snapToGrid w:val="0"/>
         <w:textAlignment w:val="baseline"/>
       </w:pPr>
-      <w:bookmarkStart w:id="178" w:name="_Toc18965"/>
-      <w:bookmarkStart w:id="179" w:name="_Toc9450"/>
-      <w:bookmarkStart w:id="180" w:name="_Toc28708"/>
+      <w:bookmarkStart w:id="179" w:name="_Toc18965"/>
+      <w:bookmarkStart w:id="180" w:name="_Toc9450"/>
+      <w:bookmarkStart w:id="181" w:name="_Toc28708"/>
       <w:r>
         <w:t>问题管理</w:t>
       </w:r>
-      <w:bookmarkEnd w:id="178"/>
       <w:bookmarkEnd w:id="179"/>
       <w:bookmarkEnd w:id="180"/>
-    </w:p>
-    <w:p>
-      <w:pPr>
-        <w:pStyle w:val="27"/>
+      <w:bookmarkEnd w:id="181"/>
+    </w:p>
+    <w:p>
+      <w:pPr>
+        <w:pStyle w:val="a"/>
         <w:bidi w:val="0"/>
         <w:rPr>
           <w:rFonts w:hint="eastAsia"/>
@@ -9059,7 +9023,7 @@
     </w:p>
     <w:p>
       <w:pPr>
-        <w:pStyle w:val="27"/>
+        <w:pStyle w:val="a"/>
         <w:bidi w:val="0"/>
         <w:rPr>
           <w:rFonts w:hint="eastAsia"/>
@@ -9076,7 +9040,7 @@
     </w:p>
     <w:p>
       <w:pPr>
-        <w:pStyle w:val="27"/>
+        <w:pStyle w:val="a"/>
         <w:bidi w:val="0"/>
         <w:rPr>
           <w:rFonts w:hint="eastAsia"/>
@@ -9093,7 +9057,7 @@
     </w:p>
     <w:p>
       <w:pPr>
-        <w:pStyle w:val="28"/>
+        <w:pStyle w:val="2"/>
         <w:keepNext w:val="0"/>
         <w:keepLines w:val="0"/>
         <w:pageBreakBefore w:val="0"/>
@@ -9109,19 +9073,19 @@
         <w:snapToGrid w:val="0"/>
         <w:textAlignment w:val="baseline"/>
       </w:pPr>
-      <w:bookmarkStart w:id="181" w:name="_Toc17576"/>
-      <w:bookmarkStart w:id="182" w:name="_Toc30134"/>
-      <w:bookmarkStart w:id="183" w:name="_Toc6381"/>
+      <w:bookmarkStart w:id="182" w:name="_Toc17576"/>
+      <w:bookmarkStart w:id="183" w:name="_Toc30134"/>
+      <w:bookmarkStart w:id="184" w:name="_Toc6381"/>
       <w:r>
         <w:t>变更管理</w:t>
       </w:r>
-      <w:bookmarkEnd w:id="181"/>
       <w:bookmarkEnd w:id="182"/>
       <w:bookmarkEnd w:id="183"/>
-    </w:p>
-    <w:p>
-      <w:pPr>
-        <w:pStyle w:val="27"/>
+      <w:bookmarkEnd w:id="184"/>
+    </w:p>
+    <w:p>
+      <w:pPr>
+        <w:pStyle w:val="a"/>
         <w:bidi w:val="0"/>
         <w:rPr>
           <w:rFonts w:hint="eastAsia"/>
@@ -9138,7 +9102,7 @@
     </w:p>
     <w:p>
       <w:pPr>
-        <w:pStyle w:val="27"/>
+        <w:pStyle w:val="a"/>
         <w:bidi w:val="0"/>
         <w:rPr>
           <w:rFonts w:hint="eastAsia"/>
@@ -9155,7 +9119,7 @@
     </w:p>
     <w:p>
       <w:pPr>
-        <w:pStyle w:val="27"/>
+        <w:pStyle w:val="a"/>
         <w:bidi w:val="0"/>
         <w:rPr>
           <w:rFonts w:hint="eastAsia"/>
@@ -9172,7 +9136,7 @@
     </w:p>
     <w:p>
       <w:pPr>
-        <w:pStyle w:val="28"/>
+        <w:pStyle w:val="2"/>
         <w:keepNext w:val="0"/>
         <w:keepLines w:val="0"/>
         <w:pageBreakBefore w:val="0"/>
@@ -9188,19 +9152,19 @@
         <w:snapToGrid w:val="0"/>
         <w:textAlignment w:val="baseline"/>
       </w:pPr>
-      <w:bookmarkStart w:id="184" w:name="_Toc5904"/>
-      <w:bookmarkStart w:id="185" w:name="_Toc17411"/>
-      <w:bookmarkStart w:id="186" w:name="_Toc6430"/>
+      <w:bookmarkStart w:id="185" w:name="_Toc5904"/>
+      <w:bookmarkStart w:id="186" w:name="_Toc17411"/>
+      <w:bookmarkStart w:id="187" w:name="_Toc6430"/>
       <w:r>
         <w:t>发布管理</w:t>
       </w:r>
-      <w:bookmarkEnd w:id="184"/>
       <w:bookmarkEnd w:id="185"/>
       <w:bookmarkEnd w:id="186"/>
-    </w:p>
-    <w:p>
-      <w:pPr>
-        <w:pStyle w:val="27"/>
+      <w:bookmarkEnd w:id="187"/>
+    </w:p>
+    <w:p>
+      <w:pPr>
+        <w:pStyle w:val="a"/>
         <w:bidi w:val="0"/>
         <w:rPr>
           <w:rFonts w:hint="eastAsia"/>
@@ -9217,7 +9181,7 @@
     </w:p>
     <w:p>
       <w:pPr>
-        <w:pStyle w:val="27"/>
+        <w:pStyle w:val="a"/>
         <w:bidi w:val="0"/>
         <w:rPr>
           <w:rFonts w:hint="eastAsia"/>
@@ -9234,7 +9198,7 @@
     </w:p>
     <w:p>
       <w:pPr>
-        <w:pStyle w:val="27"/>
+        <w:pStyle w:val="a"/>
         <w:bidi w:val="0"/>
         <w:rPr>
           <w:rFonts w:hint="eastAsia"/>
@@ -9251,7 +9215,7 @@
     </w:p>
     <w:p>
       <w:pPr>
-        <w:pStyle w:val="27"/>
+        <w:pStyle w:val="a"/>
         <w:bidi w:val="0"/>
         <w:rPr>
           <w:rFonts w:hint="eastAsia"/>
@@ -9268,7 +9232,7 @@
     </w:p>
     <w:p>
       <w:pPr>
-        <w:pStyle w:val="28"/>
+        <w:pStyle w:val="2"/>
         <w:keepNext w:val="0"/>
         <w:keepLines w:val="0"/>
         <w:pageBreakBefore w:val="0"/>
@@ -9284,19 +9248,19 @@
         <w:snapToGrid w:val="0"/>
         <w:textAlignment w:val="baseline"/>
       </w:pPr>
-      <w:bookmarkStart w:id="187" w:name="_Toc26881"/>
-      <w:bookmarkStart w:id="188" w:name="_Toc12840"/>
-      <w:bookmarkStart w:id="189" w:name="_Toc17471"/>
+      <w:bookmarkStart w:id="188" w:name="_Toc26881"/>
+      <w:bookmarkStart w:id="189" w:name="_Toc12840"/>
+      <w:bookmarkStart w:id="190" w:name="_Toc17471"/>
       <w:r>
         <w:t>配置管理</w:t>
       </w:r>
-      <w:bookmarkEnd w:id="187"/>
       <w:bookmarkEnd w:id="188"/>
       <w:bookmarkEnd w:id="189"/>
-    </w:p>
-    <w:p>
-      <w:pPr>
-        <w:pStyle w:val="27"/>
+      <w:bookmarkEnd w:id="190"/>
+    </w:p>
+    <w:p>
+      <w:pPr>
+        <w:pStyle w:val="a"/>
         <w:bidi w:val="0"/>
         <w:rPr>
           <w:rFonts w:hint="eastAsia"/>
@@ -9313,16 +9277,16 @@
     </w:p>
     <w:p>
       <w:pPr>
-        <w:pStyle w:val="28"/>
+        <w:pStyle w:val="2"/>
         <w:bidi w:val="0"/>
         <w:rPr>
           <w:rFonts w:hint="default"/>
           <w:lang w:val="en-US" w:eastAsia="zh-CN"/>
         </w:rPr>
       </w:pPr>
-      <w:bookmarkStart w:id="190" w:name="_Toc11333"/>
-      <w:bookmarkStart w:id="191" w:name="_Toc22013"/>
-      <w:bookmarkStart w:id="192" w:name="_Toc10640"/>
+      <w:bookmarkStart w:id="191" w:name="_Toc11333"/>
+      <w:bookmarkStart w:id="192" w:name="_Toc22013"/>
+      <w:bookmarkStart w:id="193" w:name="_Toc10640"/>
       <w:r>
         <w:rPr>
           <w:rFonts w:hint="eastAsia"/>
@@ -9330,13 +9294,13 @@
         </w:rPr>
         <w:t>服务可用性和连续性</w:t>
       </w:r>
-      <w:bookmarkEnd w:id="190"/>
       <w:bookmarkEnd w:id="191"/>
       <w:bookmarkEnd w:id="192"/>
-    </w:p>
-    <w:p>
-      <w:pPr>
-        <w:pStyle w:val="27"/>
+      <w:bookmarkEnd w:id="193"/>
+    </w:p>
+    <w:p>
+      <w:pPr>
+        <w:pStyle w:val="a"/>
         <w:bidi w:val="0"/>
         <w:rPr>
           <w:rFonts w:hint="eastAsia"/>
@@ -9353,7 +9317,7 @@
     </w:p>
     <w:p>
       <w:pPr>
-        <w:pStyle w:val="27"/>
+        <w:pStyle w:val="a"/>
         <w:bidi w:val="0"/>
         <w:rPr>
           <w:rFonts w:hint="eastAsia"/>
@@ -9367,19 +9331,19 @@
         </w:rPr>
         <w:t>可用性管理的核心目标是最大化IT服务有效运行时间，确保服务在约定时间内可被正常访问和使用；连续性管理的核心目标是确保灾难事件后关键业务能在可接受的时间内恢复。</w:t>
       </w:r>
-      <w:bookmarkStart w:id="193" w:name="_Toc29601"/>
-      <w:bookmarkStart w:id="194" w:name="_Toc3884"/>
-    </w:p>
-    <w:p>
-      <w:pPr>
-        <w:pStyle w:val="28"/>
+      <w:bookmarkStart w:id="194" w:name="_Toc29601"/>
+      <w:bookmarkStart w:id="195" w:name="_Toc3884"/>
+    </w:p>
+    <w:p>
+      <w:pPr>
+        <w:pStyle w:val="2"/>
         <w:bidi w:val="0"/>
         <w:rPr>
           <w:rFonts w:hint="default"/>
           <w:lang w:val="en-US" w:eastAsia="zh-CN"/>
         </w:rPr>
       </w:pPr>
-      <w:bookmarkStart w:id="195" w:name="_Toc4410"/>
+      <w:bookmarkStart w:id="196" w:name="_Toc4410"/>
       <w:r>
         <w:rPr>
           <w:rFonts w:hint="eastAsia"/>
@@ -9387,10 +9351,8 @@
         </w:rPr>
         <w:t>容量管理</w:t>
       </w:r>
-      <w:bookmarkEnd w:id="195"/>
-    </w:p>
-    <w:bookmarkEnd w:id="193"/>
-    <w:bookmarkEnd w:id="194"/>
+      <w:bookmarkEnd w:id="196"/>
+    </w:p>
     <w:p>
       <w:pPr>
         <w:keepNext w:val="0"/>
@@ -9407,19 +9369,21 @@
         <w:adjustRightInd w:val="0"/>
         <w:snapToGrid w:val="0"/>
         <w:spacing w:line="360" w:lineRule="auto"/>
-        <w:ind w:left="0" w:firstLine="480" w:firstLineChars="200"/>
+        <w:ind w:left="0" w:firstLine="420" w:firstLineChars="200"/>
         <w:jc w:val="left"/>
         <w:textAlignment w:val="baseline"/>
         <w:rPr>
-          <w:rFonts w:hint="eastAsia" w:ascii="宋体" w:hAnsi="宋体" w:eastAsia="宋体" w:cs="宋体"/>
+          <w:rFonts w:ascii="宋体" w:eastAsia="宋体" w:hAnsi="宋体" w:cs="宋体" w:hint="eastAsia"/>
           <w:sz w:val="24"/>
           <w:szCs w:val="24"/>
           <w:lang w:val="en-US" w:eastAsia="zh-CN"/>
         </w:rPr>
       </w:pPr>
-      <w:r>
-        <w:rPr>
-          <w:rFonts w:hint="eastAsia" w:ascii="宋体" w:hAnsi="宋体" w:eastAsia="宋体" w:cs="宋体"/>
+      <w:bookmarkEnd w:id="194"/>
+      <w:bookmarkEnd w:id="195"/>
+      <w:r>
+        <w:rPr>
+          <w:rFonts w:ascii="宋体" w:eastAsia="宋体" w:hAnsi="宋体" w:cs="宋体" w:hint="eastAsia"/>
           <w:sz w:val="24"/>
           <w:szCs w:val="24"/>
           <w:lang w:val="en-US" w:eastAsia="zh-CN"/>
@@ -9443,11 +9407,11 @@
         <w:adjustRightInd w:val="0"/>
         <w:snapToGrid w:val="0"/>
         <w:spacing w:line="360" w:lineRule="auto"/>
-        <w:ind w:left="0" w:firstLine="480" w:firstLineChars="200"/>
+        <w:ind w:left="0" w:firstLine="420" w:firstLineChars="200"/>
         <w:jc w:val="left"/>
         <w:textAlignment w:val="baseline"/>
         <w:rPr>
-          <w:rFonts w:hint="eastAsia" w:ascii="宋体" w:hAnsi="宋体" w:eastAsia="宋体" w:cs="宋体"/>
+          <w:rFonts w:ascii="宋体" w:eastAsia="宋体" w:hAnsi="宋体" w:cs="宋体" w:hint="eastAsia"/>
           <w:sz w:val="24"/>
           <w:szCs w:val="24"/>
           <w:lang w:val="en-US" w:eastAsia="zh-CN"/>
@@ -9455,7 +9419,7 @@
       </w:pPr>
       <w:r>
         <w:rPr>
-          <w:rFonts w:hint="eastAsia" w:ascii="宋体" w:hAnsi="宋体" w:eastAsia="宋体" w:cs="宋体"/>
+          <w:rFonts w:ascii="宋体" w:eastAsia="宋体" w:hAnsi="宋体" w:cs="宋体" w:hint="eastAsia"/>
           <w:sz w:val="24"/>
           <w:szCs w:val="24"/>
           <w:lang w:val="en-US" w:eastAsia="zh-CN"/>
@@ -9483,11 +9447,11 @@
         <w:adjustRightInd w:val="0"/>
         <w:snapToGrid w:val="0"/>
         <w:spacing w:line="360" w:lineRule="auto"/>
-        <w:ind w:left="425" w:leftChars="0" w:hanging="425" w:firstLineChars="0"/>
+        <w:ind w:left="425" w:hanging="425" w:leftChars="0" w:firstLineChars="0"/>
         <w:jc w:val="left"/>
         <w:textAlignment w:val="baseline"/>
         <w:rPr>
-          <w:rFonts w:hint="eastAsia" w:ascii="宋体" w:hAnsi="宋体" w:eastAsia="宋体" w:cs="宋体"/>
+          <w:rFonts w:ascii="宋体" w:eastAsia="宋体" w:hAnsi="宋体" w:cs="宋体" w:hint="eastAsia"/>
           <w:sz w:val="24"/>
           <w:szCs w:val="24"/>
           <w:lang w:val="en-US" w:eastAsia="zh-CN"/>
@@ -9495,7 +9459,7 @@
       </w:pPr>
       <w:r>
         <w:rPr>
-          <w:rFonts w:hint="eastAsia" w:ascii="宋体" w:hAnsi="宋体" w:eastAsia="宋体" w:cs="宋体"/>
+          <w:rFonts w:ascii="宋体" w:eastAsia="宋体" w:hAnsi="宋体" w:cs="宋体" w:hint="eastAsia"/>
           <w:sz w:val="24"/>
           <w:szCs w:val="24"/>
           <w:lang w:val="en-US" w:eastAsia="zh-CN"/>
@@ -9527,7 +9491,7 @@
         <w:jc w:val="left"/>
         <w:textAlignment w:val="baseline"/>
         <w:rPr>
-          <w:rFonts w:hint="default" w:ascii="宋体" w:hAnsi="宋体" w:eastAsia="宋体" w:cs="宋体"/>
+          <w:rFonts w:ascii="宋体" w:eastAsia="宋体" w:hAnsi="宋体" w:cs="宋体" w:hint="default"/>
           <w:sz w:val="24"/>
           <w:szCs w:val="24"/>
           <w:lang w:val="en-US" w:eastAsia="zh-CN"/>
@@ -9535,7 +9499,7 @@
       </w:pPr>
       <w:r>
         <w:rPr>
-          <w:rFonts w:hint="eastAsia" w:ascii="宋体" w:hAnsi="宋体" w:eastAsia="宋体" w:cs="宋体"/>
+          <w:rFonts w:ascii="宋体" w:eastAsia="宋体" w:hAnsi="宋体" w:cs="宋体" w:hint="eastAsia"/>
           <w:sz w:val="24"/>
           <w:szCs w:val="24"/>
           <w:lang w:val="en-US" w:eastAsia="zh-CN"/>
@@ -9563,11 +9527,11 @@
         <w:adjustRightInd w:val="0"/>
         <w:snapToGrid w:val="0"/>
         <w:spacing w:line="360" w:lineRule="auto"/>
-        <w:ind w:left="425" w:leftChars="0" w:hanging="425" w:firstLineChars="0"/>
+        <w:ind w:left="425" w:hanging="425" w:leftChars="0" w:firstLineChars="0"/>
         <w:jc w:val="left"/>
         <w:textAlignment w:val="baseline"/>
         <w:rPr>
-          <w:rFonts w:hint="default" w:ascii="宋体" w:hAnsi="宋体" w:eastAsia="宋体" w:cs="宋体"/>
+          <w:rFonts w:ascii="宋体" w:eastAsia="宋体" w:hAnsi="宋体" w:cs="宋体" w:hint="default"/>
           <w:sz w:val="24"/>
           <w:szCs w:val="24"/>
           <w:lang w:val="en-US" w:eastAsia="zh-CN"/>
@@ -9575,7 +9539,7 @@
       </w:pPr>
       <w:r>
         <w:rPr>
-          <w:rFonts w:hint="eastAsia" w:ascii="宋体" w:hAnsi="宋体" w:eastAsia="宋体" w:cs="宋体"/>
+          <w:rFonts w:ascii="宋体" w:eastAsia="宋体" w:hAnsi="宋体" w:cs="宋体" w:hint="eastAsia"/>
           <w:sz w:val="24"/>
           <w:szCs w:val="24"/>
           <w:lang w:val="en-US" w:eastAsia="zh-CN"/>
@@ -9607,7 +9571,7 @@
         <w:jc w:val="left"/>
         <w:textAlignment w:val="baseline"/>
         <w:rPr>
-          <w:rFonts w:hint="default" w:ascii="宋体" w:hAnsi="宋体" w:eastAsia="宋体" w:cs="宋体"/>
+          <w:rFonts w:ascii="宋体" w:eastAsia="宋体" w:hAnsi="宋体" w:cs="宋体" w:hint="default"/>
           <w:sz w:val="24"/>
           <w:szCs w:val="24"/>
           <w:lang w:val="en-US" w:eastAsia="zh-CN"/>
@@ -9615,7 +9579,7 @@
       </w:pPr>
       <w:r>
         <w:rPr>
-          <w:rFonts w:hint="eastAsia" w:ascii="宋体" w:hAnsi="宋体" w:eastAsia="宋体" w:cs="宋体"/>
+          <w:rFonts w:ascii="宋体" w:eastAsia="宋体" w:hAnsi="宋体" w:cs="宋体" w:hint="eastAsia"/>
           <w:sz w:val="24"/>
           <w:szCs w:val="24"/>
           <w:lang w:val="en-US" w:eastAsia="zh-CN"/>
@@ -9643,11 +9607,11 @@
         <w:adjustRightInd w:val="0"/>
         <w:snapToGrid w:val="0"/>
         <w:spacing w:line="360" w:lineRule="auto"/>
-        <w:ind w:left="425" w:leftChars="0" w:hanging="425" w:firstLineChars="0"/>
+        <w:ind w:left="425" w:hanging="425" w:leftChars="0" w:firstLineChars="0"/>
         <w:jc w:val="left"/>
         <w:textAlignment w:val="baseline"/>
         <w:rPr>
-          <w:rFonts w:hint="default" w:ascii="宋体" w:hAnsi="宋体" w:eastAsia="宋体" w:cs="宋体"/>
+          <w:rFonts w:ascii="宋体" w:eastAsia="宋体" w:hAnsi="宋体" w:cs="宋体" w:hint="default"/>
           <w:sz w:val="24"/>
           <w:szCs w:val="24"/>
           <w:lang w:val="en-US" w:eastAsia="zh-CN"/>
@@ -9655,7 +9619,7 @@
       </w:pPr>
       <w:r>
         <w:rPr>
-          <w:rFonts w:hint="eastAsia" w:ascii="宋体" w:hAnsi="宋体" w:eastAsia="宋体" w:cs="宋体"/>
+          <w:rFonts w:ascii="宋体" w:eastAsia="宋体" w:hAnsi="宋体" w:cs="宋体" w:hint="eastAsia"/>
           <w:sz w:val="24"/>
           <w:szCs w:val="24"/>
           <w:lang w:val="en-US" w:eastAsia="zh-CN"/>
@@ -9687,7 +9651,7 @@
         <w:jc w:val="left"/>
         <w:textAlignment w:val="baseline"/>
         <w:rPr>
-          <w:rFonts w:hint="default" w:ascii="宋体" w:hAnsi="宋体" w:eastAsia="宋体" w:cs="宋体"/>
+          <w:rFonts w:ascii="宋体" w:eastAsia="宋体" w:hAnsi="宋体" w:cs="宋体" w:hint="default"/>
           <w:sz w:val="24"/>
           <w:szCs w:val="24"/>
           <w:lang w:val="en-US" w:eastAsia="zh-CN"/>
@@ -9695,7 +9659,7 @@
       </w:pPr>
       <w:r>
         <w:rPr>
-          <w:rFonts w:hint="eastAsia" w:ascii="宋体" w:hAnsi="宋体" w:eastAsia="宋体" w:cs="宋体"/>
+          <w:rFonts w:ascii="宋体" w:eastAsia="宋体" w:hAnsi="宋体" w:cs="宋体" w:hint="eastAsia"/>
           <w:sz w:val="24"/>
           <w:szCs w:val="24"/>
           <w:lang w:val="en-US" w:eastAsia="zh-CN"/>
@@ -9705,22 +9669,22 @@
     </w:p>
     <w:p>
       <w:pPr>
-        <w:pStyle w:val="28"/>
-        <w:bidi w:val="0"/>
-      </w:pPr>
-      <w:bookmarkStart w:id="196" w:name="_Toc29548"/>
-      <w:bookmarkStart w:id="197" w:name="_Toc11132"/>
-      <w:bookmarkStart w:id="198" w:name="_Toc30298"/>
+        <w:pStyle w:val="2"/>
+        <w:bidi w:val="0"/>
+      </w:pPr>
+      <w:bookmarkStart w:id="197" w:name="_Toc29548"/>
+      <w:bookmarkStart w:id="198" w:name="_Toc11132"/>
+      <w:bookmarkStart w:id="199" w:name="_Toc30298"/>
       <w:r>
         <w:t>信息安全管理</w:t>
       </w:r>
-      <w:bookmarkEnd w:id="196"/>
       <w:bookmarkEnd w:id="197"/>
       <w:bookmarkEnd w:id="198"/>
-    </w:p>
-    <w:p>
-      <w:pPr>
-        <w:pStyle w:val="27"/>
+      <w:bookmarkEnd w:id="199"/>
+    </w:p>
+    <w:p>
+      <w:pPr>
+        <w:pStyle w:val="a"/>
         <w:bidi w:val="0"/>
         <w:rPr>
           <w:rFonts w:hint="eastAsia"/>
@@ -9737,7 +9701,7 @@
     </w:p>
     <w:p>
       <w:pPr>
-        <w:pStyle w:val="27"/>
+        <w:pStyle w:val="a"/>
         <w:bidi w:val="0"/>
         <w:rPr>
           <w:rFonts w:hint="eastAsia"/>
@@ -9772,7 +9736,7 @@
         <w:jc w:val="both"/>
         <w:textAlignment w:val="baseline"/>
         <w:rPr>
-          <w:rFonts w:hint="default" w:ascii="宋体" w:hAnsi="宋体" w:eastAsia="宋体" w:cs="宋体"/>
+          <w:rFonts w:ascii="宋体" w:eastAsia="宋体" w:hAnsi="宋体" w:cs="宋体" w:hint="default"/>
           <w:spacing w:val="-5"/>
           <w:sz w:val="24"/>
           <w:szCs w:val="24"/>
@@ -9781,48 +9745,23 @@
       </w:pPr>
     </w:p>
     <w:sectPr>
-      <w:footerReference r:id="rId5" w:type="default"/>
+      <w:footerReference w:type="default" r:id="rId4"/>
       <w:pgSz w:w="11906" w:h="16839"/>
       <w:pgMar w:top="1431" w:right="1740" w:bottom="1375" w:left="1785" w:header="0" w:footer="1211" w:gutter="0"/>
-      <w:cols w:space="720" w:num="1"/>
+      <w:cols w:num="1" w:space="720"/>
     </w:sectPr>
   </w:body>
 </w:document>
 </file>
 
-<file path=word/endnotes.xml><?xml version="1.0" encoding="utf-8"?>
-<w:endnotes xmlns:wpc="http://schemas.microsoft.com/office/word/2010/wordprocessingCanvas" xmlns:mc="http://schemas.openxmlformats.org/markup-compatibility/2006" xmlns:o="urn:schemas-microsoft-com:office:office" xmlns:r="http://schemas.openxmlformats.org/officeDocument/2006/relationships" xmlns:m="http://schemas.openxmlformats.org/officeDocument/2006/math" xmlns:v="urn:schemas-microsoft-com:vml" xmlns:wp14="http://schemas.microsoft.com/office/word/2010/wordprocessingDrawing" xmlns:wp="http://schemas.openxmlformats.org/drawingml/2006/wordprocessingDrawing" xmlns:w="http://schemas.openxmlformats.org/wordprocessingml/2006/main" xmlns:w14="http://schemas.microsoft.com/office/word/2010/wordml" xmlns:w15="http://schemas.microsoft.com/office/word/2012/wordml" xmlns:w10="urn:schemas-microsoft-com:office:word" xmlns:wpg="http://schemas.microsoft.com/office/word/2010/wordprocessingGroup" xmlns:wpi="http://schemas.microsoft.com/office/word/2010/wordprocessingInk" xmlns:wne="http://schemas.microsoft.com/office/word/2006/wordml" xmlns:wps="http://schemas.microsoft.com/office/word/2010/wordprocessingShape" xmlns:wpsCustomData="http://www.wps.cn/officeDocument/2013/wpsCustomData" mc:Ignorable="w14 w15 wp14">
-  <w:endnote w:type="separator" w:id="0">
-    <w:p>
-      <w:pPr>
-        <w:spacing w:line="240" w:lineRule="auto"/>
-      </w:pPr>
-      <w:r>
-        <w:separator/>
-      </w:r>
-    </w:p>
-  </w:endnote>
-  <w:endnote w:type="continuationSeparator" w:id="1">
-    <w:p>
-      <w:pPr>
-        <w:spacing w:line="240" w:lineRule="auto"/>
-      </w:pPr>
-      <w:r>
-        <w:continuationSeparator/>
-      </w:r>
-    </w:p>
-  </w:endnote>
-</w:endnotes>
-</file>
-
 <file path=word/footer1.xml><?xml version="1.0" encoding="utf-8"?>
-<w:ftr xmlns:wpc="http://schemas.microsoft.com/office/word/2010/wordprocessingCanvas" xmlns:mc="http://schemas.openxmlformats.org/markup-compatibility/2006" xmlns:o="urn:schemas-microsoft-com:office:office" xmlns:r="http://schemas.openxmlformats.org/officeDocument/2006/relationships" xmlns:m="http://schemas.openxmlformats.org/officeDocument/2006/math" xmlns:v="urn:schemas-microsoft-com:vml" xmlns:wp14="http://schemas.microsoft.com/office/word/2010/wordprocessingDrawing" xmlns:wp="http://schemas.openxmlformats.org/drawingml/2006/wordprocessingDrawing" xmlns:w10="urn:schemas-microsoft-com:office:word" xmlns:w="http://schemas.openxmlformats.org/wordprocessingml/2006/main" xmlns:w14="http://schemas.microsoft.com/office/word/2010/wordml" xmlns:w15="http://schemas.microsoft.com/office/word/2012/wordml" xmlns:wpg="http://schemas.microsoft.com/office/word/2010/wordprocessingGroup" xmlns:wpi="http://schemas.microsoft.com/office/word/2010/wordprocessingInk" xmlns:wne="http://schemas.microsoft.com/office/word/2006/wordml" xmlns:wps="http://schemas.microsoft.com/office/word/2010/wordprocessingShape" xmlns:wpsCustomData="http://www.wps.cn/officeDocument/2013/wpsCustomData" mc:Ignorable="w14 w15 wp14">
+<w:ftr xmlns:wpc="http://schemas.microsoft.com/office/word/2010/wordprocessingCanvas" xmlns:mc="http://schemas.openxmlformats.org/markup-compatibility/2006" xmlns:o="urn:schemas-microsoft-com:office:office" xmlns:r="http://schemas.openxmlformats.org/officeDocument/2006/relationships" xmlns:m="http://schemas.openxmlformats.org/officeDocument/2006/math" xmlns:v="urn:schemas-microsoft-com:vml" xmlns:wp14="http://schemas.microsoft.com/office/word/2010/wordprocessingDrawing" xmlns:wp="http://schemas.openxmlformats.org/drawingml/2006/wordprocessingDrawing" xmlns:w10="urn:schemas-microsoft-com:office:word" xmlns:w="http://schemas.openxmlformats.org/wordprocessingml/2006/main" xmlns:w14="http://schemas.microsoft.com/office/word/2010/wordml" xmlns:w15="http://schemas.microsoft.com/office/word/2012/wordml" xmlns:wne="http://schemas.microsoft.com/office/word/2006/wordml" xmlns:wpg="http://schemas.microsoft.com/office/word/2010/wordprocessingGroup" xmlns:wpi="http://schemas.microsoft.com/office/word/2010/wordprocessingInk" xmlns:wps="http://schemas.microsoft.com/office/word/2010/wordprocessingShape" mc:Ignorable="w14 w15 wp14">
   <w:p>
     <w:pPr>
       <w:spacing w:line="167" w:lineRule="auto"/>
       <w:ind w:left="4091"/>
       <w:rPr>
-        <w:rFonts w:ascii="Calibri" w:hAnsi="Calibri" w:eastAsia="Calibri" w:cs="Calibri"/>
+        <w:rFonts w:ascii="Calibri" w:eastAsia="Calibri" w:hAnsi="Calibri" w:cs="Calibri"/>
         <w:sz w:val="18"/>
         <w:szCs w:val="18"/>
       </w:rPr>
@@ -9831,38 +9770,13 @@
 </w:ftr>
 </file>
 
-<file path=word/footnotes.xml><?xml version="1.0" encoding="utf-8"?>
-<w:footnotes xmlns:wpc="http://schemas.microsoft.com/office/word/2010/wordprocessingCanvas" xmlns:mc="http://schemas.openxmlformats.org/markup-compatibility/2006" xmlns:o="urn:schemas-microsoft-com:office:office" xmlns:r="http://schemas.openxmlformats.org/officeDocument/2006/relationships" xmlns:m="http://schemas.openxmlformats.org/officeDocument/2006/math" xmlns:v="urn:schemas-microsoft-com:vml" xmlns:wp14="http://schemas.microsoft.com/office/word/2010/wordprocessingDrawing" xmlns:wp="http://schemas.openxmlformats.org/drawingml/2006/wordprocessingDrawing" xmlns:w="http://schemas.openxmlformats.org/wordprocessingml/2006/main" xmlns:w14="http://schemas.microsoft.com/office/word/2010/wordml" xmlns:w15="http://schemas.microsoft.com/office/word/2012/wordml" xmlns:w10="urn:schemas-microsoft-com:office:word" xmlns:wpg="http://schemas.microsoft.com/office/word/2010/wordprocessingGroup" xmlns:wpi="http://schemas.microsoft.com/office/word/2010/wordprocessingInk" xmlns:wne="http://schemas.microsoft.com/office/word/2006/wordml" xmlns:wps="http://schemas.microsoft.com/office/word/2010/wordprocessingShape" xmlns:wpsCustomData="http://www.wps.cn/officeDocument/2013/wpsCustomData" mc:Ignorable="w14 w15 wp14">
-  <w:footnote w:type="separator" w:id="0">
-    <w:p>
-      <w:pPr>
-        <w:spacing w:line="360" w:lineRule="auto"/>
-      </w:pPr>
-      <w:r>
-        <w:separator/>
-      </w:r>
-    </w:p>
-  </w:footnote>
-  <w:footnote w:type="continuationSeparator" w:id="1">
-    <w:p>
-      <w:pPr>
-        <w:spacing w:line="360" w:lineRule="auto"/>
-      </w:pPr>
-      <w:r>
-        <w:continuationSeparator/>
-      </w:r>
-    </w:p>
-  </w:footnote>
-</w:footnotes>
-</file>
-
 <file path=word/numbering.xml><?xml version="1.0" encoding="utf-8"?>
-<w:numbering xmlns:wpc="http://schemas.microsoft.com/office/word/2010/wordprocessingCanvas" xmlns:mc="http://schemas.openxmlformats.org/markup-compatibility/2006" xmlns:o="urn:schemas-microsoft-com:office:office" xmlns:r="http://schemas.openxmlformats.org/officeDocument/2006/relationships" xmlns:m="http://schemas.openxmlformats.org/officeDocument/2006/math" xmlns:v="urn:schemas-microsoft-com:vml" xmlns:wp14="http://schemas.microsoft.com/office/word/2010/wordprocessingDrawing" xmlns:wp="http://schemas.openxmlformats.org/drawingml/2006/wordprocessingDrawing" xmlns:w10="urn:schemas-microsoft-com:office:word" xmlns:w="http://schemas.openxmlformats.org/wordprocessingml/2006/main" xmlns:w14="http://schemas.microsoft.com/office/word/2010/wordml" xmlns:wpg="http://schemas.microsoft.com/office/word/2010/wordprocessingGroup" xmlns:wpi="http://schemas.microsoft.com/office/word/2010/wordprocessingInk" xmlns:wne="http://schemas.microsoft.com/office/word/2006/wordml" xmlns:wps="http://schemas.microsoft.com/office/word/2010/wordprocessingShape" xmlns:wpsCustomData="http://www.wps.cn/officeDocument/2013/wpsCustomData" mc:Ignorable="w14 wp14">
+<w:numbering xmlns:wpc="http://schemas.microsoft.com/office/word/2010/wordprocessingCanvas" xmlns:mc="http://schemas.openxmlformats.org/markup-compatibility/2006" xmlns:o="urn:schemas-microsoft-com:office:office" xmlns:r="http://schemas.openxmlformats.org/officeDocument/2006/relationships" xmlns:m="http://schemas.openxmlformats.org/officeDocument/2006/math" xmlns:v="urn:schemas-microsoft-com:vml" xmlns:wp14="http://schemas.microsoft.com/office/word/2010/wordprocessingDrawing" xmlns:wp="http://schemas.openxmlformats.org/drawingml/2006/wordprocessingDrawing" xmlns:w10="urn:schemas-microsoft-com:office:word" xmlns:w="http://schemas.openxmlformats.org/wordprocessingml/2006/main" xmlns:w14="http://schemas.microsoft.com/office/word/2010/wordml" xmlns:w15="http://schemas.microsoft.com/office/word/2012/wordml" xmlns:wne="http://schemas.microsoft.com/office/word/2006/wordml" xmlns:wpg="http://schemas.microsoft.com/office/word/2010/wordprocessingGroup" xmlns:wpi="http://schemas.microsoft.com/office/word/2010/wordprocessingInk" xmlns:wps="http://schemas.microsoft.com/office/word/2010/wordprocessingShape" mc:Ignorable="w14 w15 wp14">
   <w:abstractNum w:abstractNumId="0">
     <w:nsid w:val="8602C3E7"/>
     <w:multiLevelType w:val="singleLevel"/>
     <w:tmpl w:val="8602C3E7"/>
-    <w:lvl w:ilvl="0" w:tentative="0">
+    <w:lvl w:ilvl="0">
       <w:start w:val="1"/>
       <w:numFmt w:val="decimal"/>
       <w:lvlText w:val="(%1)"/>
@@ -9879,10 +9793,10 @@
     <w:nsid w:val="8E964DCE"/>
     <w:multiLevelType w:val="multilevel"/>
     <w:tmpl w:val="8E964DCE"/>
-    <w:lvl w:ilvl="0" w:tentative="0">
+    <w:lvl w:ilvl="0">
       <w:start w:val="1"/>
       <w:numFmt w:val="decimal"/>
-      <w:pStyle w:val="2"/>
+      <w:pStyle w:val="Heading1"/>
       <w:lvlText w:val="%1."/>
       <w:lvlJc w:val="left"/>
       <w:pPr>
@@ -9892,10 +9806,10 @@
         <w:rFonts w:hint="default"/>
       </w:rPr>
     </w:lvl>
-    <w:lvl w:ilvl="1" w:tentative="0">
+    <w:lvl w:ilvl="1">
       <w:start w:val="1"/>
       <w:numFmt w:val="decimal"/>
-      <w:pStyle w:val="3"/>
+      <w:pStyle w:val="Heading2"/>
       <w:lvlText w:val="%1.%2."/>
       <w:lvlJc w:val="left"/>
       <w:pPr>
@@ -9905,10 +9819,10 @@
         <w:rFonts w:hint="default"/>
       </w:rPr>
     </w:lvl>
-    <w:lvl w:ilvl="2" w:tentative="0">
+    <w:lvl w:ilvl="2">
       <w:start w:val="1"/>
       <w:numFmt w:val="decimal"/>
-      <w:pStyle w:val="4"/>
+      <w:pStyle w:val="Heading3"/>
       <w:lvlText w:val="%1.%2.%3."/>
       <w:lvlJc w:val="left"/>
       <w:pPr>
@@ -9918,10 +9832,10 @@
         <w:rFonts w:hint="default"/>
       </w:rPr>
     </w:lvl>
-    <w:lvl w:ilvl="3" w:tentative="0">
+    <w:lvl w:ilvl="3">
       <w:start w:val="1"/>
       <w:numFmt w:val="decimal"/>
-      <w:pStyle w:val="5"/>
+      <w:pStyle w:val="Heading4"/>
       <w:lvlText w:val="%1.%2.%3.%4."/>
       <w:lvlJc w:val="left"/>
       <w:pPr>
@@ -9931,10 +9845,10 @@
         <w:rFonts w:hint="default"/>
       </w:rPr>
     </w:lvl>
-    <w:lvl w:ilvl="4" w:tentative="0">
+    <w:lvl w:ilvl="4">
       <w:start w:val="1"/>
       <w:numFmt w:val="decimal"/>
-      <w:pStyle w:val="6"/>
+      <w:pStyle w:val="Heading5"/>
       <w:lvlText w:val="%1.%2.%3.%4.%5."/>
       <w:lvlJc w:val="left"/>
       <w:pPr>
@@ -9944,10 +9858,10 @@
         <w:rFonts w:hint="default"/>
       </w:rPr>
     </w:lvl>
-    <w:lvl w:ilvl="5" w:tentative="0">
+    <w:lvl w:ilvl="5">
       <w:start w:val="1"/>
       <w:numFmt w:val="decimal"/>
-      <w:pStyle w:val="7"/>
+      <w:pStyle w:val="Heading6"/>
       <w:lvlText w:val="%1.%2.%3.%4.%5.%6."/>
       <w:lvlJc w:val="left"/>
       <w:pPr>
@@ -9957,10 +9871,10 @@
         <w:rFonts w:hint="default"/>
       </w:rPr>
     </w:lvl>
-    <w:lvl w:ilvl="6" w:tentative="0">
+    <w:lvl w:ilvl="6">
       <w:start w:val="1"/>
       <w:numFmt w:val="decimal"/>
-      <w:pStyle w:val="8"/>
+      <w:pStyle w:val="Heading7"/>
       <w:lvlText w:val="%1.%2.%3.%4.%5.%6.%7."/>
       <w:lvlJc w:val="left"/>
       <w:pPr>
@@ -9970,10 +9884,10 @@
         <w:rFonts w:hint="default"/>
       </w:rPr>
     </w:lvl>
-    <w:lvl w:ilvl="7" w:tentative="0">
+    <w:lvl w:ilvl="7">
       <w:start w:val="1"/>
       <w:numFmt w:val="decimal"/>
-      <w:pStyle w:val="9"/>
+      <w:pStyle w:val="Heading8"/>
       <w:lvlText w:val="%1.%2.%3.%4.%5.%6.%7.%8."/>
       <w:lvlJc w:val="left"/>
       <w:pPr>
@@ -9983,10 +9897,10 @@
         <w:rFonts w:hint="default"/>
       </w:rPr>
     </w:lvl>
-    <w:lvl w:ilvl="8" w:tentative="0">
+    <w:lvl w:ilvl="8">
       <w:start w:val="1"/>
       <w:numFmt w:val="decimal"/>
-      <w:pStyle w:val="10"/>
+      <w:pStyle w:val="Heading9"/>
       <w:lvlText w:val="%1.%2.%3.%4.%5.%6.%7.%8.%9."/>
       <w:lvlJc w:val="left"/>
       <w:pPr>
@@ -10001,7 +9915,7 @@
     <w:nsid w:val="97E7A393"/>
     <w:multiLevelType w:val="singleLevel"/>
     <w:tmpl w:val="97E7A393"/>
-    <w:lvl w:ilvl="0" w:tentative="0">
+    <w:lvl w:ilvl="0">
       <w:start w:val="1"/>
       <w:numFmt w:val="decimal"/>
       <w:lvlText w:val="%1."/>
@@ -10018,7 +9932,7 @@
     <w:nsid w:val="98EFF5C6"/>
     <w:multiLevelType w:val="singleLevel"/>
     <w:tmpl w:val="98EFF5C6"/>
-    <w:lvl w:ilvl="0" w:tentative="0">
+    <w:lvl w:ilvl="0">
       <w:start w:val="1"/>
       <w:numFmt w:val="decimal"/>
       <w:lvlText w:val="%1."/>
@@ -10035,7 +9949,7 @@
     <w:nsid w:val="ADF65F28"/>
     <w:multiLevelType w:val="singleLevel"/>
     <w:tmpl w:val="ADF65F28"/>
-    <w:lvl w:ilvl="0" w:tentative="0">
+    <w:lvl w:ilvl="0">
       <w:start w:val="1"/>
       <w:numFmt w:val="decimal"/>
       <w:lvlText w:val="%1."/>
@@ -10052,7 +9966,7 @@
     <w:nsid w:val="AE6BBC96"/>
     <w:multiLevelType w:val="singleLevel"/>
     <w:tmpl w:val="AE6BBC96"/>
-    <w:lvl w:ilvl="0" w:tentative="0">
+    <w:lvl w:ilvl="0">
       <w:start w:val="1"/>
       <w:numFmt w:val="decimal"/>
       <w:lvlText w:val="%1."/>
@@ -10069,7 +9983,7 @@
     <w:nsid w:val="B2504DFD"/>
     <w:multiLevelType w:val="singleLevel"/>
     <w:tmpl w:val="B2504DFD"/>
-    <w:lvl w:ilvl="0" w:tentative="0">
+    <w:lvl w:ilvl="0">
       <w:start w:val="1"/>
       <w:numFmt w:val="decimal"/>
       <w:lvlText w:val="%1."/>
@@ -10086,7 +10000,7 @@
     <w:nsid w:val="B5A99E46"/>
     <w:multiLevelType w:val="singleLevel"/>
     <w:tmpl w:val="B5A99E46"/>
-    <w:lvl w:ilvl="0" w:tentative="0">
+    <w:lvl w:ilvl="0">
       <w:start w:val="1"/>
       <w:numFmt w:val="decimal"/>
       <w:lvlText w:val="%1."/>
@@ -10103,7 +10017,7 @@
     <w:nsid w:val="CCEDFA8C"/>
     <w:multiLevelType w:val="singleLevel"/>
     <w:tmpl w:val="CCEDFA8C"/>
-    <w:lvl w:ilvl="0" w:tentative="0">
+    <w:lvl w:ilvl="0">
       <w:start w:val="1"/>
       <w:numFmt w:val="decimal"/>
       <w:lvlText w:val="%1."/>
@@ -10120,7 +10034,7 @@
     <w:nsid w:val="EB792C90"/>
     <w:multiLevelType w:val="singleLevel"/>
     <w:tmpl w:val="EB792C90"/>
-    <w:lvl w:ilvl="0" w:tentative="0">
+    <w:lvl w:ilvl="0">
       <w:start w:val="1"/>
       <w:numFmt w:val="decimal"/>
       <w:lvlText w:val="%1."/>
@@ -10137,7 +10051,7 @@
     <w:nsid w:val="EE442DA0"/>
     <w:multiLevelType w:val="singleLevel"/>
     <w:tmpl w:val="EE442DA0"/>
-    <w:lvl w:ilvl="0" w:tentative="0">
+    <w:lvl w:ilvl="0">
       <w:start w:val="1"/>
       <w:numFmt w:val="decimal"/>
       <w:lvlText w:val="%1."/>
@@ -10154,7 +10068,7 @@
     <w:nsid w:val="F31A6FD9"/>
     <w:multiLevelType w:val="singleLevel"/>
     <w:tmpl w:val="F31A6FD9"/>
-    <w:lvl w:ilvl="0" w:tentative="0">
+    <w:lvl w:ilvl="0">
       <w:start w:val="1"/>
       <w:numFmt w:val="decimal"/>
       <w:lvlText w:val="%1."/>
@@ -10171,7 +10085,7 @@
     <w:nsid w:val="FE298A6F"/>
     <w:multiLevelType w:val="singleLevel"/>
     <w:tmpl w:val="FE298A6F"/>
-    <w:lvl w:ilvl="0" w:tentative="0">
+    <w:lvl w:ilvl="0">
       <w:start w:val="1"/>
       <w:numFmt w:val="decimal"/>
       <w:lvlText w:val="%1."/>
@@ -10188,7 +10102,7 @@
     <w:nsid w:val="03DE4E8D"/>
     <w:multiLevelType w:val="singleLevel"/>
     <w:tmpl w:val="03DE4E8D"/>
-    <w:lvl w:ilvl="0" w:tentative="0">
+    <w:lvl w:ilvl="0">
       <w:start w:val="1"/>
       <w:numFmt w:val="decimal"/>
       <w:lvlText w:val="%1."/>
@@ -10205,7 +10119,7 @@
     <w:nsid w:val="203D6AF2"/>
     <w:multiLevelType w:val="singleLevel"/>
     <w:tmpl w:val="203D6AF2"/>
-    <w:lvl w:ilvl="0" w:tentative="0">
+    <w:lvl w:ilvl="0">
       <w:start w:val="1"/>
       <w:numFmt w:val="decimal"/>
       <w:lvlText w:val="(%1)"/>
@@ -10225,7 +10139,7 @@
     <w:nsid w:val="2A654C3E"/>
     <w:multiLevelType w:val="singleLevel"/>
     <w:tmpl w:val="2A654C3E"/>
-    <w:lvl w:ilvl="0" w:tentative="0">
+    <w:lvl w:ilvl="0">
       <w:start w:val="1"/>
       <w:numFmt w:val="decimal"/>
       <w:lvlText w:val="%1."/>
@@ -10242,7 +10156,7 @@
     <w:nsid w:val="37583E12"/>
     <w:multiLevelType w:val="singleLevel"/>
     <w:tmpl w:val="37583E12"/>
-    <w:lvl w:ilvl="0" w:tentative="0">
+    <w:lvl w:ilvl="0">
       <w:start w:val="1"/>
       <w:numFmt w:val="decimal"/>
       <w:lvlText w:val="%1."/>
@@ -10259,7 +10173,7 @@
     <w:nsid w:val="4F082375"/>
     <w:multiLevelType w:val="singleLevel"/>
     <w:tmpl w:val="4F082375"/>
-    <w:lvl w:ilvl="0" w:tentative="0">
+    <w:lvl w:ilvl="0">
       <w:start w:val="1"/>
       <w:numFmt w:val="decimal"/>
       <w:lvlText w:val="%1."/>
@@ -10276,7 +10190,7 @@
     <w:nsid w:val="6075584A"/>
     <w:multiLevelType w:val="singleLevel"/>
     <w:tmpl w:val="6075584A"/>
-    <w:lvl w:ilvl="0" w:tentative="0">
+    <w:lvl w:ilvl="0">
       <w:start w:val="1"/>
       <w:numFmt w:val="decimal"/>
       <w:lvlText w:val="%1."/>
@@ -10293,7 +10207,7 @@
     <w:nsid w:val="65D78C2C"/>
     <w:multiLevelType w:val="singleLevel"/>
     <w:tmpl w:val="65D78C2C"/>
-    <w:lvl w:ilvl="0" w:tentative="0">
+    <w:lvl w:ilvl="0">
       <w:start w:val="1"/>
       <w:numFmt w:val="decimal"/>
       <w:lvlText w:val="%1."/>
@@ -10370,269 +10284,267 @@
 </file>
 
 <file path=word/styles.xml><?xml version="1.0" encoding="utf-8"?>
-<w:styles xmlns:mc="http://schemas.openxmlformats.org/markup-compatibility/2006" xmlns:o="urn:schemas-microsoft-com:office:office" xmlns:r="http://schemas.openxmlformats.org/officeDocument/2006/relationships" xmlns:m="http://schemas.openxmlformats.org/officeDocument/2006/math" xmlns:v="urn:schemas-microsoft-com:vml" xmlns:w="http://schemas.openxmlformats.org/wordprocessingml/2006/main" xmlns:w14="http://schemas.microsoft.com/office/word/2010/wordml" xmlns:w10="urn:schemas-microsoft-com:office:word" xmlns:sl="http://schemas.openxmlformats.org/schemaLibrary/2006/main" xmlns:wpsCustomData="http://www.wps.cn/officeDocument/2013/wpsCustomData" mc:Ignorable="w14">
+<w:styles xmlns:mc="http://schemas.openxmlformats.org/markup-compatibility/2006" xmlns:r="http://schemas.openxmlformats.org/officeDocument/2006/relationships" xmlns:w="http://schemas.openxmlformats.org/wordprocessingml/2006/main" xmlns:w14="http://schemas.microsoft.com/office/word/2010/wordml" xmlns:w15="http://schemas.microsoft.com/office/word/2012/wordml" mc:Ignorable="w14 w15">
   <w:docDefaults>
     <w:rPrDefault>
       <w:rPr>
-        <w:rFonts w:ascii="Arial" w:hAnsi="Arial" w:eastAsia="Arial" w:cs="Arial"/>
+        <w:rFonts w:ascii="Arial" w:eastAsia="Arial" w:hAnsi="Arial" w:cs="Arial"/>
       </w:rPr>
     </w:rPrDefault>
     <w:pPrDefault/>
   </w:docDefaults>
-  <w:latentStyles w:count="260" w:defQFormat="0" w:defUnhideWhenUsed="1" w:defSemiHidden="1" w:defUIPriority="99" w:defLockedState="0">
-    <w:lsdException w:qFormat="1" w:unhideWhenUsed="0" w:uiPriority="0" w:semiHidden="0" w:name="Normal"/>
-    <w:lsdException w:qFormat="1" w:unhideWhenUsed="0" w:uiPriority="0" w:semiHidden="0" w:name="heading 1"/>
-    <w:lsdException w:qFormat="1" w:uiPriority="0" w:semiHidden="0" w:name="heading 2"/>
-    <w:lsdException w:qFormat="1" w:uiPriority="0" w:name="heading 3"/>
-    <w:lsdException w:qFormat="1" w:uiPriority="0" w:semiHidden="0" w:name="heading 4"/>
-    <w:lsdException w:qFormat="1" w:uiPriority="0" w:name="heading 5"/>
-    <w:lsdException w:qFormat="1" w:uiPriority="0" w:name="heading 6"/>
-    <w:lsdException w:qFormat="1" w:uiPriority="0" w:name="heading 7"/>
-    <w:lsdException w:qFormat="1" w:uiPriority="0" w:name="heading 8"/>
-    <w:lsdException w:qFormat="1" w:uiPriority="0" w:name="heading 9"/>
-    <w:lsdException w:unhideWhenUsed="0" w:uiPriority="0" w:semiHidden="0" w:name="index 1"/>
-    <w:lsdException w:unhideWhenUsed="0" w:uiPriority="0" w:semiHidden="0" w:name="index 2"/>
-    <w:lsdException w:unhideWhenUsed="0" w:uiPriority="0" w:semiHidden="0" w:name="index 3"/>
-    <w:lsdException w:unhideWhenUsed="0" w:uiPriority="0" w:semiHidden="0" w:name="index 4"/>
-    <w:lsdException w:unhideWhenUsed="0" w:uiPriority="0" w:semiHidden="0" w:name="index 5"/>
-    <w:lsdException w:unhideWhenUsed="0" w:uiPriority="0" w:semiHidden="0" w:name="index 6"/>
-    <w:lsdException w:unhideWhenUsed="0" w:uiPriority="0" w:semiHidden="0" w:name="index 7"/>
-    <w:lsdException w:unhideWhenUsed="0" w:uiPriority="0" w:semiHidden="0" w:name="index 8"/>
-    <w:lsdException w:unhideWhenUsed="0" w:uiPriority="0" w:semiHidden="0" w:name="index 9"/>
-    <w:lsdException w:qFormat="1" w:unhideWhenUsed="0" w:uiPriority="0" w:semiHidden="0" w:name="toc 1"/>
-    <w:lsdException w:qFormat="1" w:unhideWhenUsed="0" w:uiPriority="0" w:semiHidden="0" w:name="toc 2"/>
-    <w:lsdException w:qFormat="1" w:unhideWhenUsed="0" w:uiPriority="0" w:semiHidden="0" w:name="toc 3"/>
-    <w:lsdException w:unhideWhenUsed="0" w:uiPriority="0" w:semiHidden="0" w:name="toc 4"/>
-    <w:lsdException w:unhideWhenUsed="0" w:uiPriority="0" w:semiHidden="0" w:name="toc 5"/>
-    <w:lsdException w:unhideWhenUsed="0" w:uiPriority="0" w:semiHidden="0" w:name="toc 6"/>
-    <w:lsdException w:unhideWhenUsed="0" w:uiPriority="0" w:semiHidden="0" w:name="toc 7"/>
-    <w:lsdException w:unhideWhenUsed="0" w:uiPriority="0" w:semiHidden="0" w:name="toc 8"/>
-    <w:lsdException w:unhideWhenUsed="0" w:uiPriority="0" w:semiHidden="0" w:name="toc 9"/>
-    <w:lsdException w:unhideWhenUsed="0" w:uiPriority="0" w:semiHidden="0" w:name="Normal Indent"/>
-    <w:lsdException w:unhideWhenUsed="0" w:uiPriority="0" w:semiHidden="0" w:name="footnote text"/>
-    <w:lsdException w:qFormat="1" w:unhideWhenUsed="0" w:uiPriority="0" w:semiHidden="0" w:name="annotation text"/>
-    <w:lsdException w:qFormat="1" w:unhideWhenUsed="0" w:uiPriority="0" w:semiHidden="0" w:name="header"/>
-    <w:lsdException w:qFormat="1" w:unhideWhenUsed="0" w:uiPriority="0" w:semiHidden="0" w:name="footer"/>
-    <w:lsdException w:unhideWhenUsed="0" w:uiPriority="0" w:semiHidden="0" w:name="index heading"/>
-    <w:lsdException w:qFormat="1" w:uiPriority="0" w:name="caption"/>
-    <w:lsdException w:unhideWhenUsed="0" w:uiPriority="0" w:semiHidden="0" w:name="table of figures"/>
-    <w:lsdException w:unhideWhenUsed="0" w:uiPriority="0" w:semiHidden="0" w:name="envelope address"/>
-    <w:lsdException w:unhideWhenUsed="0" w:uiPriority="0" w:semiHidden="0" w:name="envelope return"/>
-    <w:lsdException w:unhideWhenUsed="0" w:uiPriority="0" w:semiHidden="0" w:name="footnote reference"/>
-    <w:lsdException w:unhideWhenUsed="0" w:uiPriority="0" w:semiHidden="0" w:name="annotation reference"/>
-    <w:lsdException w:unhideWhenUsed="0" w:uiPriority="0" w:semiHidden="0" w:name="line number"/>
-    <w:lsdException w:unhideWhenUsed="0" w:uiPriority="0" w:semiHidden="0" w:name="page number"/>
-    <w:lsdException w:unhideWhenUsed="0" w:uiPriority="0" w:semiHidden="0" w:name="endnote reference"/>
-    <w:lsdException w:unhideWhenUsed="0" w:uiPriority="0" w:semiHidden="0" w:name="endnote text"/>
-    <w:lsdException w:unhideWhenUsed="0" w:uiPriority="0" w:semiHidden="0" w:name="table of authorities"/>
-    <w:lsdException w:unhideWhenUsed="0" w:uiPriority="0" w:semiHidden="0" w:name="macro"/>
-    <w:lsdException w:unhideWhenUsed="0" w:uiPriority="0" w:semiHidden="0" w:name="toa heading"/>
-    <w:lsdException w:unhideWhenUsed="0" w:uiPriority="0" w:semiHidden="0" w:name="List"/>
-    <w:lsdException w:unhideWhenUsed="0" w:uiPriority="0" w:semiHidden="0" w:name="List Bullet"/>
-    <w:lsdException w:unhideWhenUsed="0" w:uiPriority="0" w:semiHidden="0" w:name="List Number"/>
-    <w:lsdException w:unhideWhenUsed="0" w:uiPriority="0" w:semiHidden="0" w:name="List 2"/>
-    <w:lsdException w:unhideWhenUsed="0" w:uiPriority="0" w:semiHidden="0" w:name="List 3"/>
-    <w:lsdException w:unhideWhenUsed="0" w:uiPriority="0" w:semiHidden="0" w:name="List 4"/>
-    <w:lsdException w:unhideWhenUsed="0" w:uiPriority="0" w:semiHidden="0" w:name="List 5"/>
-    <w:lsdException w:unhideWhenUsed="0" w:uiPriority="0" w:semiHidden="0" w:name="List Bullet 2"/>
-    <w:lsdException w:unhideWhenUsed="0" w:uiPriority="0" w:semiHidden="0" w:name="List Bullet 3"/>
-    <w:lsdException w:unhideWhenUsed="0" w:uiPriority="0" w:semiHidden="0" w:name="List Bullet 4"/>
-    <w:lsdException w:unhideWhenUsed="0" w:uiPriority="0" w:semiHidden="0" w:name="List Bullet 5"/>
-    <w:lsdException w:unhideWhenUsed="0" w:uiPriority="0" w:semiHidden="0" w:name="List Number 2"/>
-    <w:lsdException w:unhideWhenUsed="0" w:uiPriority="0" w:semiHidden="0" w:name="List Number 3"/>
-    <w:lsdException w:unhideWhenUsed="0" w:uiPriority="0" w:semiHidden="0" w:name="List Number 4"/>
-    <w:lsdException w:unhideWhenUsed="0" w:uiPriority="0" w:semiHidden="0" w:name="List Number 5"/>
-    <w:lsdException w:qFormat="1" w:unhideWhenUsed="0" w:uiPriority="0" w:semiHidden="0" w:name="Title"/>
-    <w:lsdException w:unhideWhenUsed="0" w:uiPriority="0" w:semiHidden="0" w:name="Closing"/>
-    <w:lsdException w:unhideWhenUsed="0" w:uiPriority="0" w:semiHidden="0" w:name="Signature"/>
-    <w:lsdException w:qFormat="1" w:unhideWhenUsed="0" w:uiPriority="0" w:name="Default Paragraph Font"/>
-    <w:lsdException w:qFormat="1" w:unhideWhenUsed="0" w:uiPriority="0" w:name="Body Text"/>
-    <w:lsdException w:unhideWhenUsed="0" w:uiPriority="0" w:semiHidden="0" w:name="Body Text Indent"/>
-    <w:lsdException w:unhideWhenUsed="0" w:uiPriority="0" w:semiHidden="0" w:name="List Continue"/>
-    <w:lsdException w:unhideWhenUsed="0" w:uiPriority="0" w:semiHidden="0" w:name="List Continue 2"/>
-    <w:lsdException w:unhideWhenUsed="0" w:uiPriority="0" w:semiHidden="0" w:name="List Continue 3"/>
-    <w:lsdException w:unhideWhenUsed="0" w:uiPriority="0" w:semiHidden="0" w:name="List Continue 4"/>
-    <w:lsdException w:unhideWhenUsed="0" w:uiPriority="0" w:semiHidden="0" w:name="List Continue 5"/>
-    <w:lsdException w:unhideWhenUsed="0" w:uiPriority="0" w:semiHidden="0" w:name="Message Header"/>
-    <w:lsdException w:qFormat="1" w:unhideWhenUsed="0" w:uiPriority="0" w:semiHidden="0" w:name="Subtitle"/>
-    <w:lsdException w:unhideWhenUsed="0" w:uiPriority="0" w:semiHidden="0" w:name="Salutation"/>
-    <w:lsdException w:unhideWhenUsed="0" w:uiPriority="0" w:semiHidden="0" w:name="Date"/>
-    <w:lsdException w:unhideWhenUsed="0" w:uiPriority="0" w:semiHidden="0" w:name="Body Text First Indent"/>
-    <w:lsdException w:unhideWhenUsed="0" w:uiPriority="0" w:semiHidden="0" w:name="Body Text First Indent 2"/>
-    <w:lsdException w:uiPriority="99" w:name="Note Heading"/>
-    <w:lsdException w:unhideWhenUsed="0" w:uiPriority="0" w:semiHidden="0" w:name="Body Text 2"/>
-    <w:lsdException w:unhideWhenUsed="0" w:uiPriority="0" w:semiHidden="0" w:name="Body Text 3"/>
-    <w:lsdException w:unhideWhenUsed="0" w:uiPriority="0" w:semiHidden="0" w:name="Body Text Indent 2"/>
-    <w:lsdException w:unhideWhenUsed="0" w:uiPriority="0" w:semiHidden="0" w:name="Body Text Indent 3"/>
-    <w:lsdException w:unhideWhenUsed="0" w:uiPriority="0" w:semiHidden="0" w:name="Block Text"/>
-    <w:lsdException w:unhideWhenUsed="0" w:uiPriority="0" w:semiHidden="0" w:name="Hyperlink"/>
-    <w:lsdException w:unhideWhenUsed="0" w:uiPriority="0" w:semiHidden="0" w:name="FollowedHyperlink"/>
-    <w:lsdException w:qFormat="1" w:unhideWhenUsed="0" w:uiPriority="0" w:semiHidden="0" w:name="Strong"/>
-    <w:lsdException w:qFormat="1" w:unhideWhenUsed="0" w:uiPriority="0" w:semiHidden="0" w:name="Emphasis"/>
-    <w:lsdException w:unhideWhenUsed="0" w:uiPriority="0" w:semiHidden="0" w:name="Document Map"/>
-    <w:lsdException w:unhideWhenUsed="0" w:uiPriority="0" w:semiHidden="0" w:name="Plain Text"/>
-    <w:lsdException w:unhideWhenUsed="0" w:uiPriority="0" w:semiHidden="0" w:name="E-mail Signature"/>
-    <w:lsdException w:qFormat="1" w:unhideWhenUsed="0" w:uiPriority="0" w:semiHidden="0" w:name="Normal (Web)"/>
-    <w:lsdException w:unhideWhenUsed="0" w:uiPriority="0" w:semiHidden="0" w:name="HTML Acronym"/>
-    <w:lsdException w:unhideWhenUsed="0" w:uiPriority="0" w:semiHidden="0" w:name="HTML Address"/>
-    <w:lsdException w:unhideWhenUsed="0" w:uiPriority="0" w:semiHidden="0" w:name="HTML Cite"/>
-    <w:lsdException w:unhideWhenUsed="0" w:uiPriority="0" w:semiHidden="0" w:name="HTML Code"/>
-    <w:lsdException w:unhideWhenUsed="0" w:uiPriority="0" w:semiHidden="0" w:name="HTML Definition"/>
-    <w:lsdException w:unhideWhenUsed="0" w:uiPriority="0" w:semiHidden="0" w:name="HTML Keyboard"/>
-    <w:lsdException w:unhideWhenUsed="0" w:uiPriority="0" w:semiHidden="0" w:name="HTML Preformatted"/>
-    <w:lsdException w:unhideWhenUsed="0" w:uiPriority="0" w:semiHidden="0" w:name="HTML Sample"/>
-    <w:lsdException w:unhideWhenUsed="0" w:uiPriority="0" w:semiHidden="0" w:name="HTML Typewriter"/>
-    <w:lsdException w:unhideWhenUsed="0" w:uiPriority="0" w:semiHidden="0" w:name="HTML Variable"/>
-    <w:lsdException w:qFormat="1" w:unhideWhenUsed="0" w:uiPriority="0" w:name="Normal Table"/>
-    <w:lsdException w:unhideWhenUsed="0" w:uiPriority="0" w:semiHidden="0" w:name="annotation subject"/>
-    <w:lsdException w:unhideWhenUsed="0" w:uiPriority="0" w:semiHidden="0" w:name="Table Simple 1"/>
-    <w:lsdException w:unhideWhenUsed="0" w:uiPriority="0" w:semiHidden="0" w:name="Table Simple 2"/>
-    <w:lsdException w:unhideWhenUsed="0" w:uiPriority="0" w:semiHidden="0" w:name="Table Simple 3"/>
-    <w:lsdException w:unhideWhenUsed="0" w:uiPriority="0" w:semiHidden="0" w:name="Table Classic 1"/>
-    <w:lsdException w:unhideWhenUsed="0" w:uiPriority="0" w:semiHidden="0" w:name="Table Classic 2"/>
-    <w:lsdException w:unhideWhenUsed="0" w:uiPriority="0" w:semiHidden="0" w:name="Table Classic 3"/>
-    <w:lsdException w:unhideWhenUsed="0" w:uiPriority="0" w:semiHidden="0" w:name="Table Classic 4"/>
-    <w:lsdException w:unhideWhenUsed="0" w:uiPriority="0" w:semiHidden="0" w:name="Table Colorful 1"/>
-    <w:lsdException w:unhideWhenUsed="0" w:uiPriority="0" w:semiHidden="0" w:name="Table Colorful 2"/>
-    <w:lsdException w:unhideWhenUsed="0" w:uiPriority="0" w:semiHidden="0" w:name="Table Colorful 3"/>
-    <w:lsdException w:unhideWhenUsed="0" w:uiPriority="0" w:semiHidden="0" w:name="Table Columns 1"/>
-    <w:lsdException w:unhideWhenUsed="0" w:uiPriority="0" w:semiHidden="0" w:name="Table Columns 2"/>
-    <w:lsdException w:unhideWhenUsed="0" w:uiPriority="0" w:semiHidden="0" w:name="Table Columns 3"/>
-    <w:lsdException w:unhideWhenUsed="0" w:uiPriority="0" w:semiHidden="0" w:name="Table Columns 4"/>
-    <w:lsdException w:unhideWhenUsed="0" w:uiPriority="0" w:semiHidden="0" w:name="Table Columns 5"/>
-    <w:lsdException w:unhideWhenUsed="0" w:uiPriority="0" w:semiHidden="0" w:name="Table Grid 1"/>
-    <w:lsdException w:unhideWhenUsed="0" w:uiPriority="0" w:semiHidden="0" w:name="Table Grid 2"/>
-    <w:lsdException w:unhideWhenUsed="0" w:uiPriority="0" w:semiHidden="0" w:name="Table Grid 3"/>
-    <w:lsdException w:unhideWhenUsed="0" w:uiPriority="0" w:semiHidden="0" w:name="Table Grid 4"/>
-    <w:lsdException w:unhideWhenUsed="0" w:uiPriority="0" w:semiHidden="0" w:name="Table Grid 5"/>
-    <w:lsdException w:unhideWhenUsed="0" w:uiPriority="0" w:semiHidden="0" w:name="Table Grid 6"/>
-    <w:lsdException w:unhideWhenUsed="0" w:uiPriority="0" w:semiHidden="0" w:name="Table Grid 7"/>
-    <w:lsdException w:unhideWhenUsed="0" w:uiPriority="0" w:semiHidden="0" w:name="Table Grid 8"/>
-    <w:lsdException w:unhideWhenUsed="0" w:uiPriority="0" w:semiHidden="0" w:name="Table List 1"/>
-    <w:lsdException w:unhideWhenUsed="0" w:uiPriority="0" w:semiHidden="0" w:name="Table List 2"/>
-    <w:lsdException w:unhideWhenUsed="0" w:uiPriority="0" w:semiHidden="0" w:name="Table List 3"/>
-    <w:lsdException w:unhideWhenUsed="0" w:uiPriority="0" w:semiHidden="0" w:name="Table List 4"/>
-    <w:lsdException w:unhideWhenUsed="0" w:uiPriority="0" w:semiHidden="0" w:name="Table List 5"/>
-    <w:lsdException w:unhideWhenUsed="0" w:uiPriority="0" w:semiHidden="0" w:name="Table List 6"/>
-    <w:lsdException w:unhideWhenUsed="0" w:uiPriority="0" w:semiHidden="0" w:name="Table List 7"/>
-    <w:lsdException w:unhideWhenUsed="0" w:uiPriority="0" w:semiHidden="0" w:name="Table List 8"/>
-    <w:lsdException w:unhideWhenUsed="0" w:uiPriority="0" w:semiHidden="0" w:name="Table 3D effects 1"/>
-    <w:lsdException w:unhideWhenUsed="0" w:uiPriority="0" w:semiHidden="0" w:name="Table 3D effects 2"/>
-    <w:lsdException w:unhideWhenUsed="0" w:uiPriority="0" w:semiHidden="0" w:name="Table 3D effects 3"/>
-    <w:lsdException w:unhideWhenUsed="0" w:uiPriority="0" w:semiHidden="0" w:name="Table Contemporary"/>
-    <w:lsdException w:unhideWhenUsed="0" w:uiPriority="0" w:semiHidden="0" w:name="Table Elegant"/>
-    <w:lsdException w:unhideWhenUsed="0" w:uiPriority="0" w:semiHidden="0" w:name="Table Professional"/>
-    <w:lsdException w:unhideWhenUsed="0" w:uiPriority="0" w:semiHidden="0" w:name="Table Subtle 1"/>
-    <w:lsdException w:unhideWhenUsed="0" w:uiPriority="0" w:semiHidden="0" w:name="Table Subtle 2"/>
-    <w:lsdException w:unhideWhenUsed="0" w:uiPriority="0" w:semiHidden="0" w:name="Table Web 1"/>
-    <w:lsdException w:unhideWhenUsed="0" w:uiPriority="0" w:semiHidden="0" w:name="Table Web 2"/>
-    <w:lsdException w:unhideWhenUsed="0" w:uiPriority="0" w:semiHidden="0" w:name="Table Web 3"/>
-    <w:lsdException w:unhideWhenUsed="0" w:uiPriority="0" w:semiHidden="0" w:name="Balloon Text"/>
-    <w:lsdException w:qFormat="1" w:unhideWhenUsed="0" w:uiPriority="0" w:semiHidden="0" w:name="Table Grid"/>
-    <w:lsdException w:unhideWhenUsed="0" w:uiPriority="0" w:semiHidden="0" w:name="Table Theme"/>
-    <w:lsdException w:unhideWhenUsed="0" w:uiPriority="60" w:semiHidden="0" w:name="Light Shading"/>
-    <w:lsdException w:unhideWhenUsed="0" w:uiPriority="61" w:semiHidden="0" w:name="Light List"/>
-    <w:lsdException w:unhideWhenUsed="0" w:uiPriority="62" w:semiHidden="0" w:name="Light Grid"/>
-    <w:lsdException w:unhideWhenUsed="0" w:uiPriority="63" w:semiHidden="0" w:name="Medium Shading 1"/>
-    <w:lsdException w:unhideWhenUsed="0" w:uiPriority="64" w:semiHidden="0" w:name="Medium Shading 2"/>
-    <w:lsdException w:unhideWhenUsed="0" w:uiPriority="65" w:semiHidden="0" w:name="Medium List 1"/>
-    <w:lsdException w:unhideWhenUsed="0" w:uiPriority="66" w:semiHidden="0" w:name="Medium List 2"/>
-    <w:lsdException w:unhideWhenUsed="0" w:uiPriority="67" w:semiHidden="0" w:name="Medium Grid 1"/>
-    <w:lsdException w:unhideWhenUsed="0" w:uiPriority="68" w:semiHidden="0" w:name="Medium Grid 2"/>
-    <w:lsdException w:unhideWhenUsed="0" w:uiPriority="69" w:semiHidden="0" w:name="Medium Grid 3"/>
-    <w:lsdException w:unhideWhenUsed="0" w:uiPriority="70" w:semiHidden="0" w:name="Dark List"/>
-    <w:lsdException w:unhideWhenUsed="0" w:uiPriority="71" w:semiHidden="0" w:name="Colorful Shading"/>
-    <w:lsdException w:unhideWhenUsed="0" w:uiPriority="72" w:semiHidden="0" w:name="Colorful List"/>
-    <w:lsdException w:unhideWhenUsed="0" w:uiPriority="73" w:semiHidden="0" w:name="Colorful Grid"/>
-    <w:lsdException w:unhideWhenUsed="0" w:uiPriority="60" w:semiHidden="0" w:name="Light Shading Accent 1"/>
-    <w:lsdException w:unhideWhenUsed="0" w:uiPriority="61" w:semiHidden="0" w:name="Light List Accent 1"/>
-    <w:lsdException w:unhideWhenUsed="0" w:uiPriority="62" w:semiHidden="0" w:name="Light Grid Accent 1"/>
-    <w:lsdException w:unhideWhenUsed="0" w:uiPriority="63" w:semiHidden="0" w:name="Medium Shading 1 Accent 1"/>
-    <w:lsdException w:unhideWhenUsed="0" w:uiPriority="64" w:semiHidden="0" w:name="Medium Shading 2 Accent 1"/>
-    <w:lsdException w:unhideWhenUsed="0" w:uiPriority="65" w:semiHidden="0" w:name="Medium List 1 Accent 1"/>
-    <w:lsdException w:unhideWhenUsed="0" w:uiPriority="66" w:semiHidden="0" w:name="Medium List 2 Accent 1"/>
-    <w:lsdException w:unhideWhenUsed="0" w:uiPriority="67" w:semiHidden="0" w:name="Medium Grid 1 Accent 1"/>
-    <w:lsdException w:unhideWhenUsed="0" w:uiPriority="68" w:semiHidden="0" w:name="Medium Grid 2 Accent 1"/>
-    <w:lsdException w:unhideWhenUsed="0" w:uiPriority="69" w:semiHidden="0" w:name="Medium Grid 3 Accent 1"/>
-    <w:lsdException w:unhideWhenUsed="0" w:uiPriority="70" w:semiHidden="0" w:name="Dark List Accent 1"/>
-    <w:lsdException w:unhideWhenUsed="0" w:uiPriority="71" w:semiHidden="0" w:name="Colorful Shading Accent 1"/>
-    <w:lsdException w:unhideWhenUsed="0" w:uiPriority="72" w:semiHidden="0" w:name="Colorful List Accent 1"/>
-    <w:lsdException w:unhideWhenUsed="0" w:uiPriority="73" w:semiHidden="0" w:name="Colorful Grid Accent 1"/>
-    <w:lsdException w:unhideWhenUsed="0" w:uiPriority="60" w:semiHidden="0" w:name="Light Shading Accent 2"/>
-    <w:lsdException w:unhideWhenUsed="0" w:uiPriority="61" w:semiHidden="0" w:name="Light List Accent 2"/>
-    <w:lsdException w:unhideWhenUsed="0" w:uiPriority="62" w:semiHidden="0" w:name="Light Grid Accent 2"/>
-    <w:lsdException w:unhideWhenUsed="0" w:uiPriority="63" w:semiHidden="0" w:name="Medium Shading 1 Accent 2"/>
-    <w:lsdException w:unhideWhenUsed="0" w:uiPriority="64" w:semiHidden="0" w:name="Medium Shading 2 Accent 2"/>
-    <w:lsdException w:unhideWhenUsed="0" w:uiPriority="65" w:semiHidden="0" w:name="Medium List 1 Accent 2"/>
-    <w:lsdException w:unhideWhenUsed="0" w:uiPriority="66" w:semiHidden="0" w:name="Medium List 2 Accent 2"/>
-    <w:lsdException w:unhideWhenUsed="0" w:uiPriority="67" w:semiHidden="0" w:name="Medium Grid 1 Accent 2"/>
-    <w:lsdException w:unhideWhenUsed="0" w:uiPriority="68" w:semiHidden="0" w:name="Medium Grid 2 Accent 2"/>
-    <w:lsdException w:unhideWhenUsed="0" w:uiPriority="69" w:semiHidden="0" w:name="Medium Grid 3 Accent 2"/>
-    <w:lsdException w:unhideWhenUsed="0" w:uiPriority="70" w:semiHidden="0" w:name="Dark List Accent 2"/>
-    <w:lsdException w:unhideWhenUsed="0" w:uiPriority="71" w:semiHidden="0" w:name="Colorful Shading Accent 2"/>
-    <w:lsdException w:unhideWhenUsed="0" w:uiPriority="72" w:semiHidden="0" w:name="Colorful List Accent 2"/>
-    <w:lsdException w:unhideWhenUsed="0" w:uiPriority="73" w:semiHidden="0" w:name="Colorful Grid Accent 2"/>
-    <w:lsdException w:unhideWhenUsed="0" w:uiPriority="60" w:semiHidden="0" w:name="Light Shading Accent 3"/>
-    <w:lsdException w:unhideWhenUsed="0" w:uiPriority="61" w:semiHidden="0" w:name="Light List Accent 3"/>
-    <w:lsdException w:unhideWhenUsed="0" w:uiPriority="62" w:semiHidden="0" w:name="Light Grid Accent 3"/>
-    <w:lsdException w:unhideWhenUsed="0" w:uiPriority="63" w:semiHidden="0" w:name="Medium Shading 1 Accent 3"/>
-    <w:lsdException w:unhideWhenUsed="0" w:uiPriority="64" w:semiHidden="0" w:name="Medium Shading 2 Accent 3"/>
-    <w:lsdException w:unhideWhenUsed="0" w:uiPriority="65" w:semiHidden="0" w:name="Medium List 1 Accent 3"/>
-    <w:lsdException w:unhideWhenUsed="0" w:uiPriority="66" w:semiHidden="0" w:name="Medium List 2 Accent 3"/>
-    <w:lsdException w:unhideWhenUsed="0" w:uiPriority="67" w:semiHidden="0" w:name="Medium Grid 1 Accent 3"/>
-    <w:lsdException w:unhideWhenUsed="0" w:uiPriority="68" w:semiHidden="0" w:name="Medium Grid 2 Accent 3"/>
-    <w:lsdException w:unhideWhenUsed="0" w:uiPriority="69" w:semiHidden="0" w:name="Medium Grid 3 Accent 3"/>
-    <w:lsdException w:unhideWhenUsed="0" w:uiPriority="70" w:semiHidden="0" w:name="Dark List Accent 3"/>
-    <w:lsdException w:unhideWhenUsed="0" w:uiPriority="71" w:semiHidden="0" w:name="Colorful Shading Accent 3"/>
-    <w:lsdException w:unhideWhenUsed="0" w:uiPriority="72" w:semiHidden="0" w:name="Colorful List Accent 3"/>
-    <w:lsdException w:unhideWhenUsed="0" w:uiPriority="73" w:semiHidden="0" w:name="Colorful Grid Accent 3"/>
-    <w:lsdException w:unhideWhenUsed="0" w:uiPriority="60" w:semiHidden="0" w:name="Light Shading Accent 4"/>
-    <w:lsdException w:unhideWhenUsed="0" w:uiPriority="61" w:semiHidden="0" w:name="Light List Accent 4"/>
-    <w:lsdException w:unhideWhenUsed="0" w:uiPriority="62" w:semiHidden="0" w:name="Light Grid Accent 4"/>
-    <w:lsdException w:unhideWhenUsed="0" w:uiPriority="63" w:semiHidden="0" w:name="Medium Shading 1 Accent 4"/>
-    <w:lsdException w:unhideWhenUsed="0" w:uiPriority="64" w:semiHidden="0" w:name="Medium Shading 2 Accent 4"/>
-    <w:lsdException w:unhideWhenUsed="0" w:uiPriority="65" w:semiHidden="0" w:name="Medium List 1 Accent 4"/>
-    <w:lsdException w:unhideWhenUsed="0" w:uiPriority="66" w:semiHidden="0" w:name="Medium List 2 Accent 4"/>
-    <w:lsdException w:unhideWhenUsed="0" w:uiPriority="67" w:semiHidden="0" w:name="Medium Grid 1 Accent 4"/>
-    <w:lsdException w:unhideWhenUsed="0" w:uiPriority="68" w:semiHidden="0" w:name="Medium Grid 2 Accent 4"/>
-    <w:lsdException w:unhideWhenUsed="0" w:uiPriority="69" w:semiHidden="0" w:name="Medium Grid 3 Accent 4"/>
-    <w:lsdException w:unhideWhenUsed="0" w:uiPriority="70" w:semiHidden="0" w:name="Dark List Accent 4"/>
-    <w:lsdException w:unhideWhenUsed="0" w:uiPriority="71" w:semiHidden="0" w:name="Colorful Shading Accent 4"/>
-    <w:lsdException w:unhideWhenUsed="0" w:uiPriority="72" w:semiHidden="0" w:name="Colorful List Accent 4"/>
-    <w:lsdException w:unhideWhenUsed="0" w:uiPriority="73" w:semiHidden="0" w:name="Colorful Grid Accent 4"/>
-    <w:lsdException w:unhideWhenUsed="0" w:uiPriority="60" w:semiHidden="0" w:name="Light Shading Accent 5"/>
-    <w:lsdException w:unhideWhenUsed="0" w:uiPriority="61" w:semiHidden="0" w:name="Light List Accent 5"/>
-    <w:lsdException w:unhideWhenUsed="0" w:uiPriority="62" w:semiHidden="0" w:name="Light Grid Accent 5"/>
-    <w:lsdException w:unhideWhenUsed="0" w:uiPriority="63" w:semiHidden="0" w:name="Medium Shading 1 Accent 5"/>
-    <w:lsdException w:unhideWhenUsed="0" w:uiPriority="64" w:semiHidden="0" w:name="Medium Shading 2 Accent 5"/>
-    <w:lsdException w:unhideWhenUsed="0" w:uiPriority="65" w:semiHidden="0" w:name="Medium List 1 Accent 5"/>
-    <w:lsdException w:unhideWhenUsed="0" w:uiPriority="66" w:semiHidden="0" w:name="Medium List 2 Accent 5"/>
-    <w:lsdException w:unhideWhenUsed="0" w:uiPriority="67" w:semiHidden="0" w:name="Medium Grid 1 Accent 5"/>
-    <w:lsdException w:unhideWhenUsed="0" w:uiPriority="68" w:semiHidden="0" w:name="Medium Grid 2 Accent 5"/>
-    <w:lsdException w:unhideWhenUsed="0" w:uiPriority="69" w:semiHidden="0" w:name="Medium Grid 3 Accent 5"/>
-    <w:lsdException w:unhideWhenUsed="0" w:uiPriority="70" w:semiHidden="0" w:name="Dark List Accent 5"/>
-    <w:lsdException w:unhideWhenUsed="0" w:uiPriority="71" w:semiHidden="0" w:name="Colorful Shading Accent 5"/>
-    <w:lsdException w:unhideWhenUsed="0" w:uiPriority="72" w:semiHidden="0" w:name="Colorful List Accent 5"/>
-    <w:lsdException w:unhideWhenUsed="0" w:uiPriority="73" w:semiHidden="0" w:name="Colorful Grid Accent 5"/>
-    <w:lsdException w:unhideWhenUsed="0" w:uiPriority="60" w:semiHidden="0" w:name="Light Shading Accent 6"/>
-    <w:lsdException w:unhideWhenUsed="0" w:uiPriority="61" w:semiHidden="0" w:name="Light List Accent 6"/>
-    <w:lsdException w:unhideWhenUsed="0" w:uiPriority="62" w:semiHidden="0" w:name="Light Grid Accent 6"/>
-    <w:lsdException w:unhideWhenUsed="0" w:uiPriority="63" w:semiHidden="0" w:name="Medium Shading 1 Accent 6"/>
-    <w:lsdException w:unhideWhenUsed="0" w:uiPriority="64" w:semiHidden="0" w:name="Medium Shading 2 Accent 6"/>
-    <w:lsdException w:unhideWhenUsed="0" w:uiPriority="65" w:semiHidden="0" w:name="Medium List 1 Accent 6"/>
-    <w:lsdException w:unhideWhenUsed="0" w:uiPriority="66" w:semiHidden="0" w:name="Medium List 2 Accent 6"/>
-    <w:lsdException w:unhideWhenUsed="0" w:uiPriority="67" w:semiHidden="0" w:name="Medium Grid 1 Accent 6"/>
-    <w:lsdException w:unhideWhenUsed="0" w:uiPriority="68" w:semiHidden="0" w:name="Medium Grid 2 Accent 6"/>
-    <w:lsdException w:unhideWhenUsed="0" w:uiPriority="69" w:semiHidden="0" w:name="Medium Grid 3 Accent 6"/>
-    <w:lsdException w:unhideWhenUsed="0" w:uiPriority="70" w:semiHidden="0" w:name="Dark List Accent 6"/>
-    <w:lsdException w:unhideWhenUsed="0" w:uiPriority="71" w:semiHidden="0" w:name="Colorful Shading Accent 6"/>
-    <w:lsdException w:unhideWhenUsed="0" w:uiPriority="72" w:semiHidden="0" w:name="Colorful List Accent 6"/>
-    <w:lsdException w:unhideWhenUsed="0" w:uiPriority="73" w:semiHidden="0" w:name="Colorful Grid Accent 6"/>
+  <w:latentStyles w:defLockedState="0" w:defUIPriority="99" w:defSemiHidden="1" w:defUnhideWhenUsed="1" w:defQFormat="0" w:count="260">
+    <w:lsdException w:name="Normal" w:semiHidden="0" w:uiPriority="0" w:unhideWhenUsed="0" w:qFormat="1"/>
+    <w:lsdException w:name="heading 1" w:semiHidden="0" w:uiPriority="0" w:unhideWhenUsed="0" w:qFormat="1"/>
+    <w:lsdException w:name="heading 2" w:semiHidden="0" w:uiPriority="0" w:qFormat="1"/>
+    <w:lsdException w:name="heading 3" w:uiPriority="0" w:qFormat="1"/>
+    <w:lsdException w:name="heading 4" w:semiHidden="0" w:uiPriority="0" w:qFormat="1"/>
+    <w:lsdException w:name="heading 5" w:uiPriority="0" w:qFormat="1"/>
+    <w:lsdException w:name="heading 6" w:uiPriority="0" w:qFormat="1"/>
+    <w:lsdException w:name="heading 7" w:uiPriority="0" w:qFormat="1"/>
+    <w:lsdException w:name="heading 8" w:uiPriority="0" w:qFormat="1"/>
+    <w:lsdException w:name="heading 9" w:uiPriority="0" w:qFormat="1"/>
+    <w:lsdException w:name="index 1" w:semiHidden="0" w:uiPriority="0" w:unhideWhenUsed="0"/>
+    <w:lsdException w:name="index 2" w:semiHidden="0" w:uiPriority="0" w:unhideWhenUsed="0"/>
+    <w:lsdException w:name="index 3" w:semiHidden="0" w:uiPriority="0" w:unhideWhenUsed="0"/>
+    <w:lsdException w:name="index 4" w:semiHidden="0" w:uiPriority="0" w:unhideWhenUsed="0"/>
+    <w:lsdException w:name="index 5" w:semiHidden="0" w:uiPriority="0" w:unhideWhenUsed="0"/>
+    <w:lsdException w:name="index 6" w:semiHidden="0" w:uiPriority="0" w:unhideWhenUsed="0"/>
+    <w:lsdException w:name="index 7" w:semiHidden="0" w:uiPriority="0" w:unhideWhenUsed="0"/>
+    <w:lsdException w:name="index 8" w:semiHidden="0" w:uiPriority="0" w:unhideWhenUsed="0"/>
+    <w:lsdException w:name="index 9" w:semiHidden="0" w:uiPriority="0" w:unhideWhenUsed="0"/>
+    <w:lsdException w:name="toc 1" w:semiHidden="0" w:uiPriority="0" w:unhideWhenUsed="0" w:qFormat="1"/>
+    <w:lsdException w:name="toc 2" w:semiHidden="0" w:uiPriority="0" w:unhideWhenUsed="0" w:qFormat="1"/>
+    <w:lsdException w:name="toc 3" w:semiHidden="0" w:uiPriority="0" w:unhideWhenUsed="0" w:qFormat="1"/>
+    <w:lsdException w:name="toc 4" w:semiHidden="0" w:uiPriority="0" w:unhideWhenUsed="0"/>
+    <w:lsdException w:name="toc 5" w:semiHidden="0" w:uiPriority="0" w:unhideWhenUsed="0"/>
+    <w:lsdException w:name="toc 6" w:semiHidden="0" w:uiPriority="0" w:unhideWhenUsed="0"/>
+    <w:lsdException w:name="toc 7" w:semiHidden="0" w:uiPriority="0" w:unhideWhenUsed="0"/>
+    <w:lsdException w:name="toc 8" w:semiHidden="0" w:uiPriority="0" w:unhideWhenUsed="0"/>
+    <w:lsdException w:name="toc 9" w:semiHidden="0" w:uiPriority="0" w:unhideWhenUsed="0"/>
+    <w:lsdException w:name="Normal Indent" w:semiHidden="0" w:uiPriority="0" w:unhideWhenUsed="0"/>
+    <w:lsdException w:name="footnote text" w:semiHidden="0" w:uiPriority="0" w:unhideWhenUsed="0"/>
+    <w:lsdException w:name="annotation text" w:semiHidden="0" w:uiPriority="0" w:unhideWhenUsed="0" w:qFormat="1"/>
+    <w:lsdException w:name="header" w:semiHidden="0" w:uiPriority="0" w:unhideWhenUsed="0" w:qFormat="1"/>
+    <w:lsdException w:name="footer" w:semiHidden="0" w:uiPriority="0" w:unhideWhenUsed="0" w:qFormat="1"/>
+    <w:lsdException w:name="index heading" w:semiHidden="0" w:uiPriority="0" w:unhideWhenUsed="0"/>
+    <w:lsdException w:name="caption" w:uiPriority="0" w:qFormat="1"/>
+    <w:lsdException w:name="table of figures" w:semiHidden="0" w:uiPriority="0" w:unhideWhenUsed="0"/>
+    <w:lsdException w:name="envelope address" w:semiHidden="0" w:uiPriority="0" w:unhideWhenUsed="0"/>
+    <w:lsdException w:name="envelope return" w:semiHidden="0" w:uiPriority="0" w:unhideWhenUsed="0"/>
+    <w:lsdException w:name="footnote reference" w:semiHidden="0" w:uiPriority="0" w:unhideWhenUsed="0"/>
+    <w:lsdException w:name="annotation reference" w:semiHidden="0" w:uiPriority="0" w:unhideWhenUsed="0"/>
+    <w:lsdException w:name="line number" w:semiHidden="0" w:uiPriority="0" w:unhideWhenUsed="0"/>
+    <w:lsdException w:name="page number" w:semiHidden="0" w:uiPriority="0" w:unhideWhenUsed="0"/>
+    <w:lsdException w:name="endnote reference" w:semiHidden="0" w:uiPriority="0" w:unhideWhenUsed="0"/>
+    <w:lsdException w:name="endnote text" w:semiHidden="0" w:uiPriority="0" w:unhideWhenUsed="0"/>
+    <w:lsdException w:name="table of authorities" w:semiHidden="0" w:uiPriority="0" w:unhideWhenUsed="0"/>
+    <w:lsdException w:name="macro" w:semiHidden="0" w:uiPriority="0" w:unhideWhenUsed="0"/>
+    <w:lsdException w:name="toa heading" w:semiHidden="0" w:uiPriority="0" w:unhideWhenUsed="0"/>
+    <w:lsdException w:name="List" w:semiHidden="0" w:uiPriority="0" w:unhideWhenUsed="0"/>
+    <w:lsdException w:name="List Bullet" w:semiHidden="0" w:uiPriority="0" w:unhideWhenUsed="0"/>
+    <w:lsdException w:name="List Number" w:semiHidden="0" w:uiPriority="0" w:unhideWhenUsed="0"/>
+    <w:lsdException w:name="List 2" w:semiHidden="0" w:uiPriority="0" w:unhideWhenUsed="0"/>
+    <w:lsdException w:name="List 3" w:semiHidden="0" w:uiPriority="0" w:unhideWhenUsed="0"/>
+    <w:lsdException w:name="List 4" w:semiHidden="0" w:uiPriority="0" w:unhideWhenUsed="0"/>
+    <w:lsdException w:name="List 5" w:semiHidden="0" w:uiPriority="0" w:unhideWhenUsed="0"/>
+    <w:lsdException w:name="List Bullet 2" w:semiHidden="0" w:uiPriority="0" w:unhideWhenUsed="0"/>
+    <w:lsdException w:name="List Bullet 3" w:semiHidden="0" w:uiPriority="0" w:unhideWhenUsed="0"/>
+    <w:lsdException w:name="List Bullet 4" w:semiHidden="0" w:uiPriority="0" w:unhideWhenUsed="0"/>
+    <w:lsdException w:name="List Bullet 5" w:semiHidden="0" w:uiPriority="0" w:unhideWhenUsed="0"/>
+    <w:lsdException w:name="List Number 2" w:semiHidden="0" w:uiPriority="0" w:unhideWhenUsed="0"/>
+    <w:lsdException w:name="List Number 3" w:semiHidden="0" w:uiPriority="0" w:unhideWhenUsed="0"/>
+    <w:lsdException w:name="List Number 4" w:semiHidden="0" w:uiPriority="0" w:unhideWhenUsed="0"/>
+    <w:lsdException w:name="List Number 5" w:semiHidden="0" w:uiPriority="0" w:unhideWhenUsed="0"/>
+    <w:lsdException w:name="Title" w:semiHidden="0" w:uiPriority="0" w:unhideWhenUsed="0" w:qFormat="1"/>
+    <w:lsdException w:name="Closing" w:semiHidden="0" w:uiPriority="0" w:unhideWhenUsed="0"/>
+    <w:lsdException w:name="Signature" w:semiHidden="0" w:uiPriority="0" w:unhideWhenUsed="0"/>
+    <w:lsdException w:name="Default Paragraph Font" w:uiPriority="0" w:unhideWhenUsed="0" w:qFormat="1"/>
+    <w:lsdException w:name="Body Text" w:uiPriority="0" w:unhideWhenUsed="0" w:qFormat="1"/>
+    <w:lsdException w:name="Body Text Indent" w:semiHidden="0" w:uiPriority="0" w:unhideWhenUsed="0"/>
+    <w:lsdException w:name="List Continue" w:semiHidden="0" w:uiPriority="0" w:unhideWhenUsed="0"/>
+    <w:lsdException w:name="List Continue 2" w:semiHidden="0" w:uiPriority="0" w:unhideWhenUsed="0"/>
+    <w:lsdException w:name="List Continue 3" w:semiHidden="0" w:uiPriority="0" w:unhideWhenUsed="0"/>
+    <w:lsdException w:name="List Continue 4" w:semiHidden="0" w:uiPriority="0" w:unhideWhenUsed="0"/>
+    <w:lsdException w:name="List Continue 5" w:semiHidden="0" w:uiPriority="0" w:unhideWhenUsed="0"/>
+    <w:lsdException w:name="Message Header" w:semiHidden="0" w:uiPriority="0" w:unhideWhenUsed="0"/>
+    <w:lsdException w:name="Subtitle" w:semiHidden="0" w:uiPriority="0" w:unhideWhenUsed="0" w:qFormat="1"/>
+    <w:lsdException w:name="Salutation" w:semiHidden="0" w:uiPriority="0" w:unhideWhenUsed="0"/>
+    <w:lsdException w:name="Date" w:semiHidden="0" w:uiPriority="0" w:unhideWhenUsed="0"/>
+    <w:lsdException w:name="Body Text First Indent" w:semiHidden="0" w:uiPriority="0" w:unhideWhenUsed="0"/>
+    <w:lsdException w:name="Body Text First Indent 2" w:semiHidden="0" w:uiPriority="0" w:unhideWhenUsed="0"/>
+    <w:lsdException w:name="Body Text 2" w:semiHidden="0" w:uiPriority="0" w:unhideWhenUsed="0"/>
+    <w:lsdException w:name="Body Text 3" w:semiHidden="0" w:uiPriority="0" w:unhideWhenUsed="0"/>
+    <w:lsdException w:name="Body Text Indent 2" w:semiHidden="0" w:uiPriority="0" w:unhideWhenUsed="0"/>
+    <w:lsdException w:name="Body Text Indent 3" w:semiHidden="0" w:uiPriority="0" w:unhideWhenUsed="0"/>
+    <w:lsdException w:name="Block Text" w:semiHidden="0" w:uiPriority="0" w:unhideWhenUsed="0"/>
+    <w:lsdException w:name="Hyperlink" w:semiHidden="0" w:uiPriority="0" w:unhideWhenUsed="0"/>
+    <w:lsdException w:name="FollowedHyperlink" w:semiHidden="0" w:uiPriority="0" w:unhideWhenUsed="0"/>
+    <w:lsdException w:name="Strong" w:semiHidden="0" w:uiPriority="0" w:unhideWhenUsed="0" w:qFormat="1"/>
+    <w:lsdException w:name="Emphasis" w:semiHidden="0" w:uiPriority="0" w:unhideWhenUsed="0" w:qFormat="1"/>
+    <w:lsdException w:name="Document Map" w:semiHidden="0" w:uiPriority="0" w:unhideWhenUsed="0"/>
+    <w:lsdException w:name="Plain Text" w:semiHidden="0" w:uiPriority="0" w:unhideWhenUsed="0"/>
+    <w:lsdException w:name="E-mail Signature" w:semiHidden="0" w:uiPriority="0" w:unhideWhenUsed="0"/>
+    <w:lsdException w:name="Normal (Web)" w:semiHidden="0" w:uiPriority="0" w:unhideWhenUsed="0" w:qFormat="1"/>
+    <w:lsdException w:name="HTML Acronym" w:semiHidden="0" w:uiPriority="0" w:unhideWhenUsed="0"/>
+    <w:lsdException w:name="HTML Address" w:semiHidden="0" w:uiPriority="0" w:unhideWhenUsed="0"/>
+    <w:lsdException w:name="HTML Cite" w:semiHidden="0" w:uiPriority="0" w:unhideWhenUsed="0"/>
+    <w:lsdException w:name="HTML Code" w:semiHidden="0" w:uiPriority="0" w:unhideWhenUsed="0"/>
+    <w:lsdException w:name="HTML Definition" w:semiHidden="0" w:uiPriority="0" w:unhideWhenUsed="0"/>
+    <w:lsdException w:name="HTML Keyboard" w:semiHidden="0" w:uiPriority="0" w:unhideWhenUsed="0"/>
+    <w:lsdException w:name="HTML Preformatted" w:semiHidden="0" w:uiPriority="0" w:unhideWhenUsed="0"/>
+    <w:lsdException w:name="HTML Sample" w:semiHidden="0" w:uiPriority="0" w:unhideWhenUsed="0"/>
+    <w:lsdException w:name="HTML Typewriter" w:semiHidden="0" w:uiPriority="0" w:unhideWhenUsed="0"/>
+    <w:lsdException w:name="HTML Variable" w:semiHidden="0" w:uiPriority="0" w:unhideWhenUsed="0"/>
+    <w:lsdException w:name="Normal Table" w:uiPriority="0" w:unhideWhenUsed="0" w:qFormat="1"/>
+    <w:lsdException w:name="annotation subject" w:semiHidden="0" w:uiPriority="0" w:unhideWhenUsed="0"/>
+    <w:lsdException w:name="Table Simple 1" w:semiHidden="0" w:uiPriority="0" w:unhideWhenUsed="0"/>
+    <w:lsdException w:name="Table Simple 2" w:semiHidden="0" w:uiPriority="0" w:unhideWhenUsed="0"/>
+    <w:lsdException w:name="Table Simple 3" w:semiHidden="0" w:uiPriority="0" w:unhideWhenUsed="0"/>
+    <w:lsdException w:name="Table Classic 1" w:semiHidden="0" w:uiPriority="0" w:unhideWhenUsed="0"/>
+    <w:lsdException w:name="Table Classic 2" w:semiHidden="0" w:uiPriority="0" w:unhideWhenUsed="0"/>
+    <w:lsdException w:name="Table Classic 3" w:semiHidden="0" w:uiPriority="0" w:unhideWhenUsed="0"/>
+    <w:lsdException w:name="Table Classic 4" w:semiHidden="0" w:uiPriority="0" w:unhideWhenUsed="0"/>
+    <w:lsdException w:name="Table Colorful 1" w:semiHidden="0" w:uiPriority="0" w:unhideWhenUsed="0"/>
+    <w:lsdException w:name="Table Colorful 2" w:semiHidden="0" w:uiPriority="0" w:unhideWhenUsed="0"/>
+    <w:lsdException w:name="Table Colorful 3" w:semiHidden="0" w:uiPriority="0" w:unhideWhenUsed="0"/>
+    <w:lsdException w:name="Table Columns 1" w:semiHidden="0" w:uiPriority="0" w:unhideWhenUsed="0"/>
+    <w:lsdException w:name="Table Columns 2" w:semiHidden="0" w:uiPriority="0" w:unhideWhenUsed="0"/>
+    <w:lsdException w:name="Table Columns 3" w:semiHidden="0" w:uiPriority="0" w:unhideWhenUsed="0"/>
+    <w:lsdException w:name="Table Columns 4" w:semiHidden="0" w:uiPriority="0" w:unhideWhenUsed="0"/>
+    <w:lsdException w:name="Table Columns 5" w:semiHidden="0" w:uiPriority="0" w:unhideWhenUsed="0"/>
+    <w:lsdException w:name="Table Grid 1" w:semiHidden="0" w:uiPriority="0" w:unhideWhenUsed="0"/>
+    <w:lsdException w:name="Table Grid 2" w:semiHidden="0" w:uiPriority="0" w:unhideWhenUsed="0"/>
+    <w:lsdException w:name="Table Grid 3" w:semiHidden="0" w:uiPriority="0" w:unhideWhenUsed="0"/>
+    <w:lsdException w:name="Table Grid 4" w:semiHidden="0" w:uiPriority="0" w:unhideWhenUsed="0"/>
+    <w:lsdException w:name="Table Grid 5" w:semiHidden="0" w:uiPriority="0" w:unhideWhenUsed="0"/>
+    <w:lsdException w:name="Table Grid 6" w:semiHidden="0" w:uiPriority="0" w:unhideWhenUsed="0"/>
+    <w:lsdException w:name="Table Grid 7" w:semiHidden="0" w:uiPriority="0" w:unhideWhenUsed="0"/>
+    <w:lsdException w:name="Table Grid 8" w:semiHidden="0" w:uiPriority="0" w:unhideWhenUsed="0"/>
+    <w:lsdException w:name="Table List 1" w:semiHidden="0" w:uiPriority="0" w:unhideWhenUsed="0"/>
+    <w:lsdException w:name="Table List 2" w:semiHidden="0" w:uiPriority="0" w:unhideWhenUsed="0"/>
+    <w:lsdException w:name="Table List 3" w:semiHidden="0" w:uiPriority="0" w:unhideWhenUsed="0"/>
+    <w:lsdException w:name="Table List 4" w:semiHidden="0" w:uiPriority="0" w:unhideWhenUsed="0"/>
+    <w:lsdException w:name="Table List 5" w:semiHidden="0" w:uiPriority="0" w:unhideWhenUsed="0"/>
+    <w:lsdException w:name="Table List 6" w:semiHidden="0" w:uiPriority="0" w:unhideWhenUsed="0"/>
+    <w:lsdException w:name="Table List 7" w:semiHidden="0" w:uiPriority="0" w:unhideWhenUsed="0"/>
+    <w:lsdException w:name="Table List 8" w:semiHidden="0" w:uiPriority="0" w:unhideWhenUsed="0"/>
+    <w:lsdException w:name="Table 3D effects 1" w:semiHidden="0" w:uiPriority="0" w:unhideWhenUsed="0"/>
+    <w:lsdException w:name="Table 3D effects 2" w:semiHidden="0" w:uiPriority="0" w:unhideWhenUsed="0"/>
+    <w:lsdException w:name="Table 3D effects 3" w:semiHidden="0" w:uiPriority="0" w:unhideWhenUsed="0"/>
+    <w:lsdException w:name="Table Contemporary" w:semiHidden="0" w:uiPriority="0" w:unhideWhenUsed="0"/>
+    <w:lsdException w:name="Table Elegant" w:semiHidden="0" w:uiPriority="0" w:unhideWhenUsed="0"/>
+    <w:lsdException w:name="Table Professional" w:semiHidden="0" w:uiPriority="0" w:unhideWhenUsed="0"/>
+    <w:lsdException w:name="Table Subtle 1" w:semiHidden="0" w:uiPriority="0" w:unhideWhenUsed="0"/>
+    <w:lsdException w:name="Table Subtle 2" w:semiHidden="0" w:uiPriority="0" w:unhideWhenUsed="0"/>
+    <w:lsdException w:name="Table Web 1" w:semiHidden="0" w:uiPriority="0" w:unhideWhenUsed="0"/>
+    <w:lsdException w:name="Table Web 2" w:semiHidden="0" w:uiPriority="0" w:unhideWhenUsed="0"/>
+    <w:lsdException w:name="Table Web 3" w:semiHidden="0" w:uiPriority="0" w:unhideWhenUsed="0"/>
+    <w:lsdException w:name="Balloon Text" w:semiHidden="0" w:uiPriority="0" w:unhideWhenUsed="0"/>
+    <w:lsdException w:name="Table Grid" w:semiHidden="0" w:uiPriority="0" w:unhideWhenUsed="0" w:qFormat="1"/>
+    <w:lsdException w:name="Table Theme" w:semiHidden="0" w:uiPriority="0" w:unhideWhenUsed="0"/>
+    <w:lsdException w:name="Light Shading" w:semiHidden="0" w:uiPriority="60" w:unhideWhenUsed="0"/>
+    <w:lsdException w:name="Light List" w:semiHidden="0" w:uiPriority="61" w:unhideWhenUsed="0"/>
+    <w:lsdException w:name="Light Grid" w:semiHidden="0" w:uiPriority="62" w:unhideWhenUsed="0"/>
+    <w:lsdException w:name="Medium Shading 1" w:semiHidden="0" w:uiPriority="63" w:unhideWhenUsed="0"/>
+    <w:lsdException w:name="Medium Shading 2" w:semiHidden="0" w:uiPriority="64" w:unhideWhenUsed="0"/>
+    <w:lsdException w:name="Medium List 1" w:semiHidden="0" w:uiPriority="65" w:unhideWhenUsed="0"/>
+    <w:lsdException w:name="Medium List 2" w:semiHidden="0" w:uiPriority="66" w:unhideWhenUsed="0"/>
+    <w:lsdException w:name="Medium Grid 1" w:semiHidden="0" w:uiPriority="67" w:unhideWhenUsed="0"/>
+    <w:lsdException w:name="Medium Grid 2" w:semiHidden="0" w:uiPriority="68" w:unhideWhenUsed="0"/>
+    <w:lsdException w:name="Medium Grid 3" w:semiHidden="0" w:uiPriority="69" w:unhideWhenUsed="0"/>
+    <w:lsdException w:name="Dark List" w:semiHidden="0" w:uiPriority="70" w:unhideWhenUsed="0"/>
+    <w:lsdException w:name="Colorful Shading" w:semiHidden="0" w:uiPriority="71" w:unhideWhenUsed="0"/>
+    <w:lsdException w:name="Colorful List" w:semiHidden="0" w:uiPriority="72" w:unhideWhenUsed="0"/>
+    <w:lsdException w:name="Colorful Grid" w:semiHidden="0" w:uiPriority="73" w:unhideWhenUsed="0"/>
+    <w:lsdException w:name="Light Shading Accent 1" w:semiHidden="0" w:uiPriority="60" w:unhideWhenUsed="0"/>
+    <w:lsdException w:name="Light List Accent 1" w:semiHidden="0" w:uiPriority="61" w:unhideWhenUsed="0"/>
+    <w:lsdException w:name="Light Grid Accent 1" w:semiHidden="0" w:uiPriority="62" w:unhideWhenUsed="0"/>
+    <w:lsdException w:name="Medium Shading 1 Accent 1" w:semiHidden="0" w:uiPriority="63" w:unhideWhenUsed="0"/>
+    <w:lsdException w:name="Medium Shading 2 Accent 1" w:semiHidden="0" w:uiPriority="64" w:unhideWhenUsed="0"/>
+    <w:lsdException w:name="Medium List 1 Accent 1" w:semiHidden="0" w:uiPriority="65" w:unhideWhenUsed="0"/>
+    <w:lsdException w:name="Medium List 2 Accent 1" w:semiHidden="0" w:uiPriority="66" w:unhideWhenUsed="0"/>
+    <w:lsdException w:name="Medium Grid 1 Accent 1" w:semiHidden="0" w:uiPriority="67" w:unhideWhenUsed="0"/>
+    <w:lsdException w:name="Medium Grid 2 Accent 1" w:semiHidden="0" w:uiPriority="68" w:unhideWhenUsed="0"/>
+    <w:lsdException w:name="Medium Grid 3 Accent 1" w:semiHidden="0" w:uiPriority="69" w:unhideWhenUsed="0"/>
+    <w:lsdException w:name="Dark List Accent 1" w:semiHidden="0" w:uiPriority="70" w:unhideWhenUsed="0"/>
+    <w:lsdException w:name="Colorful Shading Accent 1" w:semiHidden="0" w:uiPriority="71" w:unhideWhenUsed="0"/>
+    <w:lsdException w:name="Colorful List Accent 1" w:semiHidden="0" w:uiPriority="72" w:unhideWhenUsed="0"/>
+    <w:lsdException w:name="Colorful Grid Accent 1" w:semiHidden="0" w:uiPriority="73" w:unhideWhenUsed="0"/>
+    <w:lsdException w:name="Light Shading Accent 2" w:semiHidden="0" w:uiPriority="60" w:unhideWhenUsed="0"/>
+    <w:lsdException w:name="Light List Accent 2" w:semiHidden="0" w:uiPriority="61" w:unhideWhenUsed="0"/>
+    <w:lsdException w:name="Light Grid Accent 2" w:semiHidden="0" w:uiPriority="62" w:unhideWhenUsed="0"/>
+    <w:lsdException w:name="Medium Shading 1 Accent 2" w:semiHidden="0" w:uiPriority="63" w:unhideWhenUsed="0"/>
+    <w:lsdException w:name="Medium Shading 2 Accent 2" w:semiHidden="0" w:uiPriority="64" w:unhideWhenUsed="0"/>
+    <w:lsdException w:name="Medium List 1 Accent 2" w:semiHidden="0" w:uiPriority="65" w:unhideWhenUsed="0"/>
+    <w:lsdException w:name="Medium List 2 Accent 2" w:semiHidden="0" w:uiPriority="66" w:unhideWhenUsed="0"/>
+    <w:lsdException w:name="Medium Grid 1 Accent 2" w:semiHidden="0" w:uiPriority="67" w:unhideWhenUsed="0"/>
+    <w:lsdException w:name="Medium Grid 2 Accent 2" w:semiHidden="0" w:uiPriority="68" w:unhideWhenUsed="0"/>
+    <w:lsdException w:name="Medium Grid 3 Accent 2" w:semiHidden="0" w:uiPriority="69" w:unhideWhenUsed="0"/>
+    <w:lsdException w:name="Dark List Accent 2" w:semiHidden="0" w:uiPriority="70" w:unhideWhenUsed="0"/>
+    <w:lsdException w:name="Colorful Shading Accent 2" w:semiHidden="0" w:uiPriority="71" w:unhideWhenUsed="0"/>
+    <w:lsdException w:name="Colorful List Accent 2" w:semiHidden="0" w:uiPriority="72" w:unhideWhenUsed="0"/>
+    <w:lsdException w:name="Colorful Grid Accent 2" w:semiHidden="0" w:uiPriority="73" w:unhideWhenUsed="0"/>
+    <w:lsdException w:name="Light Shading Accent 3" w:semiHidden="0" w:uiPriority="60" w:unhideWhenUsed="0"/>
+    <w:lsdException w:name="Light List Accent 3" w:semiHidden="0" w:uiPriority="61" w:unhideWhenUsed="0"/>
+    <w:lsdException w:name="Light Grid Accent 3" w:semiHidden="0" w:uiPriority="62" w:unhideWhenUsed="0"/>
+    <w:lsdException w:name="Medium Shading 1 Accent 3" w:semiHidden="0" w:uiPriority="63" w:unhideWhenUsed="0"/>
+    <w:lsdException w:name="Medium Shading 2 Accent 3" w:semiHidden="0" w:uiPriority="64" w:unhideWhenUsed="0"/>
+    <w:lsdException w:name="Medium List 1 Accent 3" w:semiHidden="0" w:uiPriority="65" w:unhideWhenUsed="0"/>
+    <w:lsdException w:name="Medium List 2 Accent 3" w:semiHidden="0" w:uiPriority="66" w:unhideWhenUsed="0"/>
+    <w:lsdException w:name="Medium Grid 1 Accent 3" w:semiHidden="0" w:uiPriority="67" w:unhideWhenUsed="0"/>
+    <w:lsdException w:name="Medium Grid 2 Accent 3" w:semiHidden="0" w:uiPriority="68" w:unhideWhenUsed="0"/>
+    <w:lsdException w:name="Medium Grid 3 Accent 3" w:semiHidden="0" w:uiPriority="69" w:unhideWhenUsed="0"/>
+    <w:lsdException w:name="Dark List Accent 3" w:semiHidden="0" w:uiPriority="70" w:unhideWhenUsed="0"/>
+    <w:lsdException w:name="Colorful Shading Accent 3" w:semiHidden="0" w:uiPriority="71" w:unhideWhenUsed="0"/>
+    <w:lsdException w:name="Colorful List Accent 3" w:semiHidden="0" w:uiPriority="72" w:unhideWhenUsed="0"/>
+    <w:lsdException w:name="Colorful Grid Accent 3" w:semiHidden="0" w:uiPriority="73" w:unhideWhenUsed="0"/>
+    <w:lsdException w:name="Light Shading Accent 4" w:semiHidden="0" w:uiPriority="60" w:unhideWhenUsed="0"/>
+    <w:lsdException w:name="Light List Accent 4" w:semiHidden="0" w:uiPriority="61" w:unhideWhenUsed="0"/>
+    <w:lsdException w:name="Light Grid Accent 4" w:semiHidden="0" w:uiPriority="62" w:unhideWhenUsed="0"/>
+    <w:lsdException w:name="Medium Shading 1 Accent 4" w:semiHidden="0" w:uiPriority="63" w:unhideWhenUsed="0"/>
+    <w:lsdException w:name="Medium Shading 2 Accent 4" w:semiHidden="0" w:uiPriority="64" w:unhideWhenUsed="0"/>
+    <w:lsdException w:name="Medium List 1 Accent 4" w:semiHidden="0" w:uiPriority="65" w:unhideWhenUsed="0"/>
+    <w:lsdException w:name="Medium List 2 Accent 4" w:semiHidden="0" w:uiPriority="66" w:unhideWhenUsed="0"/>
+    <w:lsdException w:name="Medium Grid 1 Accent 4" w:semiHidden="0" w:uiPriority="67" w:unhideWhenUsed="0"/>
+    <w:lsdException w:name="Medium Grid 2 Accent 4" w:semiHidden="0" w:uiPriority="68" w:unhideWhenUsed="0"/>
+    <w:lsdException w:name="Medium Grid 3 Accent 4" w:semiHidden="0" w:uiPriority="69" w:unhideWhenUsed="0"/>
+    <w:lsdException w:name="Dark List Accent 4" w:semiHidden="0" w:uiPriority="70" w:unhideWhenUsed="0"/>
+    <w:lsdException w:name="Colorful Shading Accent 4" w:semiHidden="0" w:uiPriority="71" w:unhideWhenUsed="0"/>
+    <w:lsdException w:name="Colorful List Accent 4" w:semiHidden="0" w:uiPriority="72" w:unhideWhenUsed="0"/>
+    <w:lsdException w:name="Colorful Grid Accent 4" w:semiHidden="0" w:uiPriority="73" w:unhideWhenUsed="0"/>
+    <w:lsdException w:name="Light Shading Accent 5" w:semiHidden="0" w:uiPriority="60" w:unhideWhenUsed="0"/>
+    <w:lsdException w:name="Light List Accent 5" w:semiHidden="0" w:uiPriority="61" w:unhideWhenUsed="0"/>
+    <w:lsdException w:name="Light Grid Accent 5" w:semiHidden="0" w:uiPriority="62" w:unhideWhenUsed="0"/>
+    <w:lsdException w:name="Medium Shading 1 Accent 5" w:semiHidden="0" w:uiPriority="63" w:unhideWhenUsed="0"/>
+    <w:lsdException w:name="Medium Shading 2 Accent 5" w:semiHidden="0" w:uiPriority="64" w:unhideWhenUsed="0"/>
+    <w:lsdException w:name="Medium List 1 Accent 5" w:semiHidden="0" w:uiPriority="65" w:unhideWhenUsed="0"/>
+    <w:lsdException w:name="Medium List 2 Accent 5" w:semiHidden="0" w:uiPriority="66" w:unhideWhenUsed="0"/>
+    <w:lsdException w:name="Medium Grid 1 Accent 5" w:semiHidden="0" w:uiPriority="67" w:unhideWhenUsed="0"/>
+    <w:lsdException w:name="Medium Grid 2 Accent 5" w:semiHidden="0" w:uiPriority="68" w:unhideWhenUsed="0"/>
+    <w:lsdException w:name="Medium Grid 3 Accent 5" w:semiHidden="0" w:uiPriority="69" w:unhideWhenUsed="0"/>
+    <w:lsdException w:name="Dark List Accent 5" w:semiHidden="0" w:uiPriority="70" w:unhideWhenUsed="0"/>
+    <w:lsdException w:name="Colorful Shading Accent 5" w:semiHidden="0" w:uiPriority="71" w:unhideWhenUsed="0"/>
+    <w:lsdException w:name="Colorful List Accent 5" w:semiHidden="0" w:uiPriority="72" w:unhideWhenUsed="0"/>
+    <w:lsdException w:name="Colorful Grid Accent 5" w:semiHidden="0" w:uiPriority="73" w:unhideWhenUsed="0"/>
+    <w:lsdException w:name="Light Shading Accent 6" w:semiHidden="0" w:uiPriority="60" w:unhideWhenUsed="0"/>
+    <w:lsdException w:name="Light List Accent 6" w:semiHidden="0" w:uiPriority="61" w:unhideWhenUsed="0"/>
+    <w:lsdException w:name="Light Grid Accent 6" w:semiHidden="0" w:uiPriority="62" w:unhideWhenUsed="0"/>
+    <w:lsdException w:name="Medium Shading 1 Accent 6" w:semiHidden="0" w:uiPriority="63" w:unhideWhenUsed="0"/>
+    <w:lsdException w:name="Medium Shading 2 Accent 6" w:semiHidden="0" w:uiPriority="64" w:unhideWhenUsed="0"/>
+    <w:lsdException w:name="Medium List 1 Accent 6" w:semiHidden="0" w:uiPriority="65" w:unhideWhenUsed="0"/>
+    <w:lsdException w:name="Medium List 2 Accent 6" w:semiHidden="0" w:uiPriority="66" w:unhideWhenUsed="0"/>
+    <w:lsdException w:name="Medium Grid 1 Accent 6" w:semiHidden="0" w:uiPriority="67" w:unhideWhenUsed="0"/>
+    <w:lsdException w:name="Medium Grid 2 Accent 6" w:semiHidden="0" w:uiPriority="68" w:unhideWhenUsed="0"/>
+    <w:lsdException w:name="Medium Grid 3 Accent 6" w:semiHidden="0" w:uiPriority="69" w:unhideWhenUsed="0"/>
+    <w:lsdException w:name="Dark List Accent 6" w:semiHidden="0" w:uiPriority="70" w:unhideWhenUsed="0"/>
+    <w:lsdException w:name="Colorful Shading Accent 6" w:semiHidden="0" w:uiPriority="71" w:unhideWhenUsed="0"/>
+    <w:lsdException w:name="Colorful List Accent 6" w:semiHidden="0" w:uiPriority="72" w:unhideWhenUsed="0"/>
+    <w:lsdException w:name="Colorful Grid Accent 6" w:semiHidden="0" w:uiPriority="73" w:unhideWhenUsed="0"/>
   </w:latentStyles>
-  <w:style w:type="paragraph" w:default="1" w:styleId="1">
+  <w:style w:type="paragraph" w:default="1" w:styleId="Normal">
     <w:name w:val="Normal"/>
     <w:qFormat/>
-    <w:uiPriority w:val="0"/>
     <w:pPr>
       <w:kinsoku w:val="0"/>
       <w:autoSpaceDE w:val="0"/>
@@ -10644,7 +10556,7 @@
       <w:textAlignment w:val="baseline"/>
     </w:pPr>
     <w:rPr>
-      <w:rFonts w:ascii="Arial" w:hAnsi="Arial" w:eastAsia="宋体" w:cs="Arial"/>
+      <w:rFonts w:ascii="Arial" w:eastAsia="宋体" w:hAnsi="Arial" w:cs="Arial"/>
       <w:snapToGrid w:val="0"/>
       <w:color w:val="000000"/>
       <w:kern w:val="0"/>
@@ -10653,12 +10565,11 @@
       <w:lang w:val="en-US" w:eastAsia="en-US" w:bidi="ar-SA"/>
     </w:rPr>
   </w:style>
-  <w:style w:type="paragraph" w:styleId="2">
+  <w:style w:type="paragraph" w:styleId="Heading1">
     <w:name w:val="heading 1"/>
-    <w:basedOn w:val="1"/>
-    <w:next w:val="1"/>
+    <w:basedOn w:val="Normal"/>
+    <w:next w:val="Normal"/>
     <w:qFormat/>
-    <w:uiPriority w:val="0"/>
     <w:pPr>
       <w:keepNext/>
       <w:keepLines/>
@@ -10676,13 +10587,12 @@
       <w:sz w:val="44"/>
     </w:rPr>
   </w:style>
-  <w:style w:type="paragraph" w:styleId="3">
+  <w:style w:type="paragraph" w:styleId="Heading2">
     <w:name w:val="heading 2"/>
-    <w:basedOn w:val="1"/>
-    <w:next w:val="1"/>
+    <w:basedOn w:val="Normal"/>
+    <w:next w:val="Normal"/>
     <w:unhideWhenUsed/>
     <w:qFormat/>
-    <w:uiPriority w:val="0"/>
     <w:pPr>
       <w:keepNext/>
       <w:keepLines/>
@@ -10695,19 +10605,18 @@
       <w:outlineLvl w:val="1"/>
     </w:pPr>
     <w:rPr>
-      <w:rFonts w:ascii="Arial" w:hAnsi="Arial" w:eastAsia="黑体"/>
+      <w:rFonts w:ascii="Arial" w:eastAsia="黑体" w:hAnsi="Arial"/>
       <w:b/>
       <w:sz w:val="32"/>
     </w:rPr>
   </w:style>
-  <w:style w:type="paragraph" w:styleId="4">
+  <w:style w:type="paragraph" w:styleId="Heading3">
     <w:name w:val="heading 3"/>
-    <w:basedOn w:val="1"/>
-    <w:next w:val="1"/>
+    <w:basedOn w:val="Normal"/>
+    <w:next w:val="Normal"/>
     <w:semiHidden/>
     <w:unhideWhenUsed/>
     <w:qFormat/>
-    <w:uiPriority w:val="0"/>
     <w:pPr>
       <w:keepNext/>
       <w:keepLines/>
@@ -10724,13 +10633,12 @@
       <w:sz w:val="32"/>
     </w:rPr>
   </w:style>
-  <w:style w:type="paragraph" w:styleId="5">
+  <w:style w:type="paragraph" w:styleId="Heading4">
     <w:name w:val="heading 4"/>
-    <w:basedOn w:val="1"/>
-    <w:next w:val="1"/>
+    <w:basedOn w:val="Normal"/>
+    <w:next w:val="Normal"/>
     <w:unhideWhenUsed/>
     <w:qFormat/>
-    <w:uiPriority w:val="0"/>
     <w:pPr>
       <w:keepNext/>
       <w:keepLines/>
@@ -10743,19 +10651,18 @@
       <w:outlineLvl w:val="3"/>
     </w:pPr>
     <w:rPr>
-      <w:rFonts w:ascii="Arial" w:hAnsi="Arial" w:eastAsia="黑体"/>
+      <w:rFonts w:ascii="Arial" w:eastAsia="黑体" w:hAnsi="Arial"/>
       <w:b/>
       <w:sz w:val="28"/>
     </w:rPr>
   </w:style>
-  <w:style w:type="paragraph" w:styleId="6">
+  <w:style w:type="paragraph" w:styleId="Heading5">
     <w:name w:val="heading 5"/>
-    <w:basedOn w:val="1"/>
-    <w:next w:val="1"/>
+    <w:basedOn w:val="Normal"/>
+    <w:next w:val="Normal"/>
     <w:semiHidden/>
     <w:unhideWhenUsed/>
     <w:qFormat/>
-    <w:uiPriority w:val="0"/>
     <w:pPr>
       <w:keepNext/>
       <w:keepLines/>
@@ -10772,14 +10679,13 @@
       <w:sz w:val="28"/>
     </w:rPr>
   </w:style>
-  <w:style w:type="paragraph" w:styleId="7">
+  <w:style w:type="paragraph" w:styleId="Heading6">
     <w:name w:val="heading 6"/>
-    <w:basedOn w:val="1"/>
-    <w:next w:val="1"/>
+    <w:basedOn w:val="Normal"/>
+    <w:next w:val="Normal"/>
     <w:semiHidden/>
     <w:unhideWhenUsed/>
     <w:qFormat/>
-    <w:uiPriority w:val="0"/>
     <w:pPr>
       <w:keepNext/>
       <w:keepLines/>
@@ -10792,19 +10698,18 @@
       <w:outlineLvl w:val="5"/>
     </w:pPr>
     <w:rPr>
-      <w:rFonts w:ascii="Arial" w:hAnsi="Arial" w:eastAsia="黑体"/>
+      <w:rFonts w:ascii="Arial" w:eastAsia="黑体" w:hAnsi="Arial"/>
       <w:b/>
       <w:sz w:val="24"/>
     </w:rPr>
   </w:style>
-  <w:style w:type="paragraph" w:styleId="8">
+  <w:style w:type="paragraph" w:styleId="Heading7">
     <w:name w:val="heading 7"/>
-    <w:basedOn w:val="1"/>
-    <w:next w:val="1"/>
+    <w:basedOn w:val="Normal"/>
+    <w:next w:val="Normal"/>
     <w:semiHidden/>
     <w:unhideWhenUsed/>
     <w:qFormat/>
-    <w:uiPriority w:val="0"/>
     <w:pPr>
       <w:keepNext/>
       <w:keepLines/>
@@ -10821,14 +10726,13 @@
       <w:sz w:val="24"/>
     </w:rPr>
   </w:style>
-  <w:style w:type="paragraph" w:styleId="9">
+  <w:style w:type="paragraph" w:styleId="Heading8">
     <w:name w:val="heading 8"/>
-    <w:basedOn w:val="1"/>
-    <w:next w:val="1"/>
+    <w:basedOn w:val="Normal"/>
+    <w:next w:val="Normal"/>
     <w:semiHidden/>
     <w:unhideWhenUsed/>
     <w:qFormat/>
-    <w:uiPriority w:val="0"/>
     <w:pPr>
       <w:keepNext/>
       <w:keepLines/>
@@ -10841,18 +10745,17 @@
       <w:outlineLvl w:val="7"/>
     </w:pPr>
     <w:rPr>
-      <w:rFonts w:ascii="Arial" w:hAnsi="Arial" w:eastAsia="黑体"/>
+      <w:rFonts w:ascii="Arial" w:eastAsia="黑体" w:hAnsi="Arial"/>
       <w:sz w:val="24"/>
     </w:rPr>
   </w:style>
-  <w:style w:type="paragraph" w:styleId="10">
+  <w:style w:type="paragraph" w:styleId="Heading9">
     <w:name w:val="heading 9"/>
-    <w:basedOn w:val="1"/>
-    <w:next w:val="1"/>
+    <w:basedOn w:val="Normal"/>
+    <w:next w:val="Normal"/>
     <w:semiHidden/>
     <w:unhideWhenUsed/>
     <w:qFormat/>
-    <w:uiPriority w:val="0"/>
     <w:pPr>
       <w:keepNext/>
       <w:keepLines/>
@@ -10865,21 +10768,19 @@
       <w:outlineLvl w:val="8"/>
     </w:pPr>
     <w:rPr>
-      <w:rFonts w:ascii="Arial" w:hAnsi="Arial" w:eastAsia="黑体"/>
+      <w:rFonts w:ascii="Arial" w:eastAsia="黑体" w:hAnsi="Arial"/>
       <w:sz w:val="21"/>
     </w:rPr>
   </w:style>
-  <w:style w:type="character" w:default="1" w:styleId="22">
+  <w:style w:type="character" w:default="1" w:styleId="DefaultParagraphFont">
     <w:name w:val="Default Paragraph Font"/>
     <w:semiHidden/>
     <w:qFormat/>
-    <w:uiPriority w:val="0"/>
   </w:style>
-  <w:style w:type="table" w:default="1" w:styleId="20">
+  <w:style w:type="table" w:default="1" w:styleId="TableNormal">
     <w:name w:val="Normal Table"/>
     <w:semiHidden/>
     <w:qFormat/>
-    <w:uiPriority w:val="0"/>
     <w:tblPr>
       <w:tblCellMar>
         <w:top w:w="0" w:type="dxa"/>
@@ -10889,43 +10790,39 @@
       </w:tblCellMar>
     </w:tblPr>
   </w:style>
-  <w:style w:type="paragraph" w:styleId="11">
+  <w:style w:type="paragraph" w:styleId="CommentText">
     <w:name w:val="annotation text"/>
-    <w:basedOn w:val="1"/>
+    <w:basedOn w:val="Normal"/>
     <w:qFormat/>
-    <w:uiPriority w:val="0"/>
     <w:pPr>
       <w:jc w:val="left"/>
     </w:pPr>
   </w:style>
-  <w:style w:type="paragraph" w:styleId="12">
+  <w:style w:type="paragraph" w:styleId="BodyText">
     <w:name w:val="Body Text"/>
-    <w:basedOn w:val="1"/>
+    <w:basedOn w:val="Normal"/>
     <w:semiHidden/>
     <w:qFormat/>
-    <w:uiPriority w:val="0"/>
     <w:rPr>
-      <w:rFonts w:ascii="Arial" w:hAnsi="Arial" w:eastAsia="Arial" w:cs="Arial"/>
+      <w:rFonts w:ascii="Arial" w:eastAsia="Arial" w:hAnsi="Arial" w:cs="Arial"/>
       <w:sz w:val="21"/>
       <w:szCs w:val="21"/>
       <w:lang w:val="en-US" w:eastAsia="en-US" w:bidi="ar-SA"/>
     </w:rPr>
   </w:style>
-  <w:style w:type="paragraph" w:styleId="13">
+  <w:style w:type="paragraph" w:styleId="TOC3">
     <w:name w:val="toc 3"/>
-    <w:basedOn w:val="1"/>
-    <w:next w:val="1"/>
+    <w:basedOn w:val="Normal"/>
+    <w:next w:val="Normal"/>
     <w:qFormat/>
-    <w:uiPriority w:val="0"/>
     <w:pPr>
       <w:ind w:left="840" w:leftChars="400"/>
     </w:pPr>
   </w:style>
-  <w:style w:type="paragraph" w:styleId="14">
+  <w:style w:type="paragraph" w:styleId="Footer">
     <w:name w:val="footer"/>
-    <w:basedOn w:val="1"/>
+    <w:basedOn w:val="Normal"/>
     <w:qFormat/>
-    <w:uiPriority w:val="0"/>
     <w:pPr>
       <w:tabs>
         <w:tab w:val="center" w:pos="4153"/>
@@ -10938,17 +10835,16 @@
       <w:sz w:val="18"/>
     </w:rPr>
   </w:style>
-  <w:style w:type="paragraph" w:styleId="15">
+  <w:style w:type="paragraph" w:styleId="Header">
     <w:name w:val="header"/>
-    <w:basedOn w:val="1"/>
+    <w:basedOn w:val="Normal"/>
     <w:qFormat/>
-    <w:uiPriority w:val="0"/>
     <w:pPr>
       <w:pBdr>
-        <w:top w:val="none" w:color="auto" w:sz="0" w:space="0"/>
-        <w:left w:val="none" w:color="auto" w:sz="0" w:space="0"/>
-        <w:bottom w:val="none" w:color="auto" w:sz="0" w:space="0"/>
-        <w:right w:val="none" w:color="auto" w:sz="0" w:space="0"/>
+        <w:top w:val="nil"/>
+        <w:left w:val="nil"/>
+        <w:bottom w:val="nil"/>
+        <w:right w:val="nil"/>
       </w:pBdr>
       <w:tabs>
         <w:tab w:val="center" w:pos="4153"/>
@@ -10963,41 +10859,37 @@
       <w:sz w:val="18"/>
     </w:rPr>
   </w:style>
-  <w:style w:type="paragraph" w:styleId="16">
+  <w:style w:type="paragraph" w:styleId="TOC1">
     <w:name w:val="toc 1"/>
-    <w:basedOn w:val="1"/>
-    <w:next w:val="1"/>
+    <w:basedOn w:val="Normal"/>
+    <w:next w:val="Normal"/>
     <w:qFormat/>
-    <w:uiPriority w:val="0"/>
     <w:rPr>
-      <w:rFonts w:ascii="Arial" w:hAnsi="Arial" w:eastAsia="Microsoft JhengHei"/>
+      <w:rFonts w:ascii="Arial" w:eastAsia="Microsoft JhengHei" w:hAnsi="Arial"/>
       <w:sz w:val="24"/>
     </w:rPr>
   </w:style>
-  <w:style w:type="paragraph" w:styleId="17">
+  <w:style w:type="paragraph" w:styleId="TOC2">
     <w:name w:val="toc 2"/>
-    <w:basedOn w:val="1"/>
-    <w:next w:val="1"/>
+    <w:basedOn w:val="Normal"/>
+    <w:next w:val="Normal"/>
     <w:qFormat/>
-    <w:uiPriority w:val="0"/>
     <w:pPr>
       <w:ind w:left="420" w:leftChars="200"/>
     </w:pPr>
   </w:style>
-  <w:style w:type="paragraph" w:styleId="18">
+  <w:style w:type="paragraph" w:styleId="NormalWeb">
     <w:name w:val="Normal (Web)"/>
-    <w:basedOn w:val="1"/>
+    <w:basedOn w:val="Normal"/>
     <w:qFormat/>
-    <w:uiPriority w:val="0"/>
     <w:rPr>
       <w:sz w:val="24"/>
     </w:rPr>
   </w:style>
-  <w:style w:type="paragraph" w:styleId="19">
+  <w:style w:type="paragraph" w:styleId="Title">
     <w:name w:val="Title"/>
-    <w:basedOn w:val="1"/>
+    <w:basedOn w:val="Normal"/>
     <w:qFormat/>
-    <w:uiPriority w:val="0"/>
     <w:pPr>
       <w:spacing w:before="240" w:beforeLines="0" w:beforeAutospacing="0" w:after="60" w:afterLines="0" w:afterAutospacing="0"/>
       <w:jc w:val="center"/>
@@ -11009,41 +10901,38 @@
       <w:sz w:val="32"/>
     </w:rPr>
   </w:style>
-  <w:style w:type="table" w:styleId="21">
+  <w:style w:type="table" w:styleId="TableGrid">
     <w:name w:val="Table Grid"/>
-    <w:basedOn w:val="20"/>
+    <w:basedOn w:val="TableNormal"/>
     <w:qFormat/>
-    <w:uiPriority w:val="0"/>
     <w:pPr>
       <w:widowControl w:val="0"/>
       <w:jc w:val="both"/>
     </w:pPr>
     <w:tblPr>
       <w:tblBorders>
-        <w:top w:val="single" w:color="auto" w:sz="4" w:space="0"/>
-        <w:left w:val="single" w:color="auto" w:sz="4" w:space="0"/>
-        <w:bottom w:val="single" w:color="auto" w:sz="4" w:space="0"/>
-        <w:right w:val="single" w:color="auto" w:sz="4" w:space="0"/>
-        <w:insideH w:val="single" w:color="auto" w:sz="4" w:space="0"/>
-        <w:insideV w:val="single" w:color="auto" w:sz="4" w:space="0"/>
+        <w:top w:val="single" w:sz="4" w:space="0" w:color="auto"/>
+        <w:left w:val="single" w:sz="4" w:space="0" w:color="auto"/>
+        <w:bottom w:val="single" w:sz="4" w:space="0" w:color="auto"/>
+        <w:right w:val="single" w:sz="4" w:space="0" w:color="auto"/>
+        <w:insideH w:val="single" w:sz="4" w:space="0" w:color="auto"/>
+        <w:insideV w:val="single" w:sz="4" w:space="0" w:color="auto"/>
       </w:tblBorders>
     </w:tblPr>
   </w:style>
-  <w:style w:type="character" w:styleId="23">
+  <w:style w:type="character" w:styleId="Strong">
     <w:name w:val="Strong"/>
-    <w:basedOn w:val="22"/>
+    <w:basedOn w:val="DefaultParagraphFont"/>
     <w:qFormat/>
-    <w:uiPriority w:val="0"/>
     <w:rPr>
       <w:b/>
     </w:rPr>
   </w:style>
-  <w:style w:type="table" w:customStyle="1" w:styleId="24">
+  <w:style w:type="table" w:customStyle="1" w:styleId="TableNormal0">
     <w:name w:val="Table Normal_0"/>
     <w:semiHidden/>
     <w:unhideWhenUsed/>
     <w:qFormat/>
-    <w:uiPriority w:val="0"/>
     <w:tblPr>
       <w:tblCellMar>
         <w:top w:w="0" w:type="dxa"/>
@@ -11053,87 +10942,81 @@
       </w:tblCellMar>
     </w:tblPr>
   </w:style>
-  <w:style w:type="paragraph" w:customStyle="1" w:styleId="25">
+  <w:style w:type="paragraph" w:customStyle="1" w:styleId="TableText">
     <w:name w:val="Table Text"/>
-    <w:basedOn w:val="1"/>
+    <w:basedOn w:val="Normal"/>
     <w:semiHidden/>
     <w:qFormat/>
-    <w:uiPriority w:val="0"/>
     <w:rPr>
-      <w:rFonts w:ascii="宋体" w:hAnsi="宋体" w:eastAsia="宋体" w:cs="宋体"/>
+      <w:rFonts w:ascii="宋体" w:eastAsia="宋体" w:hAnsi="宋体" w:cs="宋体"/>
       <w:sz w:val="21"/>
       <w:szCs w:val="21"/>
       <w:lang w:val="en-US" w:eastAsia="en-US" w:bidi="ar-SA"/>
     </w:rPr>
   </w:style>
-  <w:style w:type="paragraph" w:customStyle="1" w:styleId="26">
+  <w:style w:type="paragraph" w:customStyle="1" w:styleId="1">
     <w:name w:val="柴_标题1"/>
-    <w:basedOn w:val="2"/>
-    <w:next w:val="27"/>
-    <w:link w:val="38"/>
+    <w:basedOn w:val="Heading1"/>
+    <w:next w:val="a"/>
+    <w:link w:val="1Char"/>
     <w:qFormat/>
-    <w:uiPriority w:val="0"/>
     <w:pPr>
       <w:spacing w:before="100" w:after="90" w:line="360" w:lineRule="auto"/>
     </w:pPr>
     <w:rPr>
-      <w:rFonts w:ascii="Arial" w:hAnsi="Arial" w:eastAsia="宋体"/>
+      <w:rFonts w:ascii="Arial" w:eastAsia="宋体" w:hAnsi="Arial"/>
       <w:sz w:val="32"/>
     </w:rPr>
   </w:style>
-  <w:style w:type="paragraph" w:customStyle="1" w:styleId="27">
+  <w:style w:type="paragraph" w:customStyle="1" w:styleId="a">
     <w:name w:val="柴_正文"/>
-    <w:basedOn w:val="12"/>
-    <w:link w:val="42"/>
+    <w:basedOn w:val="BodyText"/>
+    <w:link w:val="Char"/>
     <w:qFormat/>
-    <w:uiPriority w:val="0"/>
     <w:pPr>
       <w:spacing w:line="360" w:lineRule="auto"/>
       <w:ind w:firstLine="470" w:firstLineChars="200"/>
     </w:pPr>
     <w:rPr>
-      <w:rFonts w:ascii="Arial" w:hAnsi="Arial" w:eastAsia="宋体"/>
+      <w:rFonts w:ascii="Arial" w:eastAsia="宋体" w:hAnsi="Arial"/>
       <w:sz w:val="24"/>
       <w:lang w:eastAsia="zh-CN"/>
     </w:rPr>
   </w:style>
-  <w:style w:type="paragraph" w:customStyle="1" w:styleId="28">
+  <w:style w:type="paragraph" w:customStyle="1" w:styleId="2">
     <w:name w:val="柴_标题2"/>
-    <w:basedOn w:val="3"/>
-    <w:next w:val="27"/>
+    <w:basedOn w:val="Heading2"/>
+    <w:next w:val="a"/>
     <w:qFormat/>
-    <w:uiPriority w:val="0"/>
     <w:pPr>
       <w:spacing w:line="360" w:lineRule="auto"/>
     </w:pPr>
     <w:rPr>
-      <w:rFonts w:ascii="Arial" w:hAnsi="Arial" w:eastAsia="宋体"/>
+      <w:rFonts w:ascii="Arial" w:eastAsia="宋体" w:hAnsi="Arial"/>
       <w:sz w:val="28"/>
     </w:rPr>
   </w:style>
-  <w:style w:type="paragraph" w:customStyle="1" w:styleId="29">
+  <w:style w:type="paragraph" w:customStyle="1" w:styleId="3">
     <w:name w:val="柴_标题3"/>
-    <w:basedOn w:val="4"/>
-    <w:next w:val="27"/>
+    <w:basedOn w:val="Heading3"/>
+    <w:next w:val="a"/>
     <w:qFormat/>
-    <w:uiPriority w:val="0"/>
     <w:pPr>
       <w:spacing w:line="360" w:lineRule="auto"/>
       <w:ind w:left="0" w:firstLine="472" w:firstLineChars="200"/>
     </w:pPr>
     <w:rPr>
-      <w:rFonts w:ascii="宋体" w:hAnsi="宋体" w:eastAsia="宋体" w:cs="宋体"/>
+      <w:rFonts w:ascii="宋体" w:eastAsia="宋体" w:hAnsi="宋体" w:cs="宋体"/>
       <w:spacing w:val="-2"/>
       <w:sz w:val="24"/>
       <w:szCs w:val="24"/>
     </w:rPr>
   </w:style>
-  <w:style w:type="paragraph" w:customStyle="1" w:styleId="30">
+  <w:style w:type="paragraph" w:customStyle="1" w:styleId="a0">
     <w:name w:val="柴_目录"/>
-    <w:basedOn w:val="1"/>
-    <w:next w:val="12"/>
+    <w:basedOn w:val="Normal"/>
+    <w:next w:val="BodyText"/>
     <w:qFormat/>
-    <w:uiPriority w:val="0"/>
     <w:pPr>
       <w:tabs>
         <w:tab w:val="right" w:leader="dot" w:pos="8442"/>
@@ -11141,96 +11024,89 @@
       <w:ind w:left="0" w:leftChars="0"/>
     </w:pPr>
     <w:rPr>
-      <w:rFonts w:ascii="Arial" w:hAnsi="Arial" w:eastAsia="Microsoft JhengHei"/>
+      <w:rFonts w:ascii="Arial" w:eastAsia="Microsoft JhengHei" w:hAnsi="Arial"/>
       <w:sz w:val="24"/>
     </w:rPr>
   </w:style>
-  <w:style w:type="paragraph" w:customStyle="1" w:styleId="31">
+  <w:style w:type="paragraph" w:customStyle="1" w:styleId="a1">
     <w:name w:val="柴_公司名"/>
-    <w:basedOn w:val="19"/>
+    <w:basedOn w:val="Title"/>
     <w:qFormat/>
-    <w:uiPriority w:val="0"/>
     <w:pPr>
       <w:spacing w:after="600" w:afterLines="600"/>
     </w:pPr>
     <w:rPr>
-      <w:rFonts w:hint="eastAsia" w:ascii="宋体" w:hAnsi="宋体" w:eastAsia="宋体" w:cs="宋体"/>
+      <w:rFonts w:ascii="宋体" w:eastAsia="宋体" w:hAnsi="宋体" w:cs="宋体" w:hint="eastAsia"/>
       <w:bCs/>
       <w:spacing w:val="-6"/>
       <w:sz w:val="52"/>
       <w:szCs w:val="52"/>
     </w:rPr>
   </w:style>
-  <w:style w:type="paragraph" w:customStyle="1" w:styleId="32">
+  <w:style w:type="paragraph" w:customStyle="1" w:styleId="a2">
     <w:name w:val="柴_文档名"/>
-    <w:basedOn w:val="19"/>
+    <w:basedOn w:val="Title"/>
     <w:qFormat/>
-    <w:uiPriority w:val="0"/>
     <w:pPr>
       <w:spacing w:after="900" w:afterLines="900"/>
     </w:pPr>
     <w:rPr>
-      <w:rFonts w:ascii="黑体" w:hAnsi="黑体" w:eastAsia="黑体" w:cs="黑体"/>
+      <w:rFonts w:ascii="黑体" w:eastAsia="黑体" w:hAnsi="黑体" w:cs="黑体"/>
       <w:bCs/>
       <w:spacing w:val="-7"/>
       <w:sz w:val="52"/>
       <w:szCs w:val="52"/>
     </w:rPr>
   </w:style>
-  <w:style w:type="paragraph" w:customStyle="1" w:styleId="33">
+  <w:style w:type="paragraph" w:customStyle="1" w:styleId="WPSOffice1">
     <w:name w:val="WPSOffice手动目录 1"/>
     <w:qFormat/>
-    <w:uiPriority w:val="0"/>
     <w:pPr>
       <w:ind w:leftChars="0"/>
     </w:pPr>
     <w:rPr>
-      <w:rFonts w:ascii="Times New Roman" w:hAnsi="Times New Roman" w:eastAsia="宋体" w:cs="Times New Roman"/>
+      <w:rFonts w:ascii="Times New Roman" w:eastAsia="宋体" w:hAnsi="Times New Roman" w:cs="Times New Roman"/>
       <w:sz w:val="20"/>
       <w:szCs w:val="20"/>
     </w:rPr>
   </w:style>
-  <w:style w:type="paragraph" w:customStyle="1" w:styleId="34">
+  <w:style w:type="paragraph" w:customStyle="1" w:styleId="WPSOffice2">
     <w:name w:val="WPSOffice手动目录 2"/>
     <w:qFormat/>
-    <w:uiPriority w:val="0"/>
     <w:pPr>
       <w:ind w:leftChars="200"/>
     </w:pPr>
     <w:rPr>
-      <w:rFonts w:ascii="Times New Roman" w:hAnsi="Times New Roman" w:eastAsia="宋体" w:cs="Times New Roman"/>
+      <w:rFonts w:ascii="Times New Roman" w:eastAsia="宋体" w:hAnsi="Times New Roman" w:cs="Times New Roman"/>
       <w:sz w:val="20"/>
       <w:szCs w:val="20"/>
     </w:rPr>
   </w:style>
-  <w:style w:type="paragraph" w:customStyle="1" w:styleId="35">
+  <w:style w:type="paragraph" w:customStyle="1" w:styleId="WPSOffice3">
     <w:name w:val="WPSOffice手动目录 3"/>
     <w:qFormat/>
-    <w:uiPriority w:val="0"/>
     <w:pPr>
       <w:ind w:leftChars="400"/>
     </w:pPr>
     <w:rPr>
-      <w:rFonts w:ascii="Times New Roman" w:hAnsi="Times New Roman" w:eastAsia="宋体" w:cs="Times New Roman"/>
+      <w:rFonts w:ascii="Times New Roman" w:eastAsia="宋体" w:hAnsi="Times New Roman" w:cs="Times New Roman"/>
       <w:sz w:val="20"/>
       <w:szCs w:val="20"/>
     </w:rPr>
   </w:style>
-  <w:style w:type="paragraph" w:customStyle="1" w:styleId="36">
+  <w:style w:type="paragraph" w:customStyle="1" w:styleId="Compact">
     <w:name w:val="Compact"/>
-    <w:basedOn w:val="12"/>
+    <w:basedOn w:val="BodyText"/>
     <w:qFormat/>
-    <w:uiPriority w:val="0"/>
     <w:pPr>
       <w:spacing w:before="36" w:after="36"/>
     </w:pPr>
   </w:style>
-  <w:style w:type="table" w:customStyle="1" w:styleId="37">
+  <w:style w:type="table" w:customStyle="1" w:styleId="Table">
     <w:name w:val="Table"/>
     <w:semiHidden/>
     <w:unhideWhenUsed/>
     <w:qFormat/>
-    <w:uiPriority w:val="0"/>
     <w:tblPr>
       <w:tblCellMar>
         <w:top w:w="0" w:type="dxa"/>
@@ -11242,28 +11118,26 @@
     <w:tblStylePr w:type="firstRow">
       <w:tcPr>
         <w:tcBorders>
-          <w:bottom w:val="single" w:color="auto" w:sz="0" w:space="0"/>
+          <w:bottom w:val="single" w:sz="0" w:space="0" w:color="auto"/>
         </w:tcBorders>
         <w:vAlign w:val="bottom"/>
       </w:tcPr>
     </w:tblStylePr>
   </w:style>
-  <w:style w:type="character" w:customStyle="1" w:styleId="38">
+  <w:style w:type="character" w:customStyle="1" w:styleId="1Char">
     <w:name w:val="柴_标题1 Char"/>
-    <w:link w:val="26"/>
+    <w:link w:val="1"/>
     <w:qFormat/>
-    <w:uiPriority w:val="0"/>
     <w:rPr>
-      <w:rFonts w:ascii="Arial" w:hAnsi="Arial" w:eastAsia="宋体"/>
+      <w:rFonts w:ascii="Arial" w:eastAsia="宋体" w:hAnsi="Arial"/>
       <w:sz w:val="32"/>
     </w:rPr>
   </w:style>
-  <w:style w:type="table" w:customStyle="1" w:styleId="39">
+  <w:style w:type="table" w:customStyle="1" w:styleId="TableNormal1">
     <w:name w:val="Table Normal_1"/>
     <w:semiHidden/>
     <w:unhideWhenUsed/>
     <w:qFormat/>
-    <w:uiPriority w:val="0"/>
     <w:tblPr>
       <w:tblCellMar>
         <w:top w:w="0" w:type="dxa"/>
@@ -11273,11 +11147,10 @@
       </w:tblCellMar>
     </w:tblPr>
   </w:style>
-  <w:style w:type="paragraph" w:customStyle="1" w:styleId="40">
+  <w:style w:type="paragraph" w:customStyle="1" w:styleId="a3">
     <w:name w:val="柴_正文_无缩进"/>
-    <w:basedOn w:val="1"/>
+    <w:basedOn w:val="Normal"/>
     <w:qFormat/>
-    <w:uiPriority w:val="0"/>
     <w:pPr>
       <w:ind w:firstLine="0" w:firstLineChars="0"/>
     </w:pPr>
@@ -11287,31 +11160,29 @@
       <w:lang w:eastAsia="zh-CN"/>
     </w:rPr>
   </w:style>
-  <w:style w:type="paragraph" w:customStyle="1" w:styleId="41">
+  <w:style w:type="paragraph" w:customStyle="1" w:styleId="4">
     <w:name w:val="柴_标题4"/>
-    <w:basedOn w:val="5"/>
-    <w:next w:val="1"/>
+    <w:basedOn w:val="Heading4"/>
+    <w:next w:val="Normal"/>
     <w:qFormat/>
-    <w:uiPriority w:val="0"/>
     <w:pPr>
       <w:widowControl w:val="0"/>
       <w:spacing w:before="160" w:line="360" w:lineRule="auto"/>
-      <w:ind w:left="981" w:leftChars="300" w:hanging="862"/>
+      <w:ind w:left="981" w:hanging="862" w:leftChars="300"/>
     </w:pPr>
     <w:rPr>
-      <w:rFonts w:hint="eastAsia" w:ascii="Calibri" w:hAnsi="Calibri" w:eastAsia="宋体" w:cs="宋体"/>
+      <w:rFonts w:ascii="Calibri" w:eastAsia="宋体" w:hAnsi="Calibri" w:cs="宋体" w:hint="eastAsia"/>
       <w:sz w:val="24"/>
       <w:szCs w:val="24"/>
       <w:lang w:eastAsia="zh-CN" w:bidi="zh-CN"/>
     </w:rPr>
   </w:style>
-  <w:style w:type="character" w:customStyle="1" w:styleId="42">
+  <w:style w:type="character" w:customStyle="1" w:styleId="Char">
     <w:name w:val="柴_正文 Char"/>
-    <w:link w:val="27"/>
+    <w:link w:val="a"/>
     <w:qFormat/>
-    <w:uiPriority w:val="0"/>
     <w:rPr>
-      <w:rFonts w:ascii="Arial" w:hAnsi="Arial" w:eastAsia="宋体"/>
+      <w:rFonts w:ascii="Arial" w:eastAsia="宋体" w:hAnsi="Arial"/>
       <w:sz w:val="24"/>
       <w:lang w:eastAsia="zh-CN"/>
     </w:rPr>

--- a/3-能力管理/流程制度规范类文件/030101-运维服务能力管理制度.docx
+++ b/3-能力管理/流程制度规范类文件/030101-运维服务能力管理制度.docx
@@ -10,13 +10,13 @@
       </w:pPr>
       <w:bookmarkStart w:id="0" w:name="_Toc16167"/>
       <w:bookmarkStart w:id="1" w:name="_Toc22420"/>
-      <w:bookmarkStart w:id="2" w:name="_Toc16098"/>
     </w:p>
     <w:p>
       <w:pPr>
         <w:pStyle w:val="a1"/>
         <w:bidi w:val="0"/>
       </w:pPr>
+      <w:bookmarkStart w:id="2" w:name="_Toc26321"/>
       <w:r>
         <w:t>运维服务能力管理制度</w:t>
       </w:r>
@@ -29,7 +29,7 @@
         <w:pStyle w:val="a2"/>
         <w:bidi w:val="0"/>
       </w:pPr>
-      <w:bookmarkStart w:id="3" w:name="_Toc7137"/>
+      <w:bookmarkStart w:id="3" w:name="_Toc26512"/>
       <w:r>
         <w:t>中达丰集团有限公司</w:t>
       </w:r>
@@ -66,7 +66,7 @@
           <w:sz w:val="36"/>
           <w:szCs w:val="36"/>
         </w:rPr>
-        <w:t>2025年7月4日</w:t>
+        <w:t>2025年4月4日</w:t>
       </w:r>
     </w:p>
     <w:p>
@@ -125,7 +125,7 @@
       </w:pPr>
       <w:bookmarkStart w:id="4" w:name="_Toc16758"/>
       <w:bookmarkStart w:id="5" w:name="_Toc3072"/>
-      <w:bookmarkStart w:id="6" w:name="_Toc1517"/>
+      <w:bookmarkStart w:id="6" w:name="_Toc9826"/>
       <w:r>
         <w:rPr>
           <w:rFonts w:ascii="宋体" w:eastAsia="宋体" w:hAnsi="宋体" w:cs="宋体"/>
@@ -683,7 +683,7 @@
                 <w:sz w:val="21"/>
                 <w:szCs w:val="21"/>
               </w:rPr>
-              <w:t>2025-7-4</w:t>
+              <w:t>2025-4-4</w:t>
             </w:r>
           </w:p>
         </w:tc>
@@ -1594,6 +1594,8 @@
               <w:tab w:val="right" w:leader="dot" w:pos="8485"/>
             </w:tabs>
           </w:pPr>
+          <w:bookmarkStart w:id="7" w:name="_GoBack"/>
+          <w:bookmarkEnd w:id="7"/>
           <w:r>
             <w:fldChar w:fldCharType="begin"/>
           </w:r>
@@ -1607,7 +1609,7 @@
             <w:fldChar w:fldCharType="begin"/>
           </w:r>
           <w:r>
-            <w:instrText xml:space="preserve"> HYPERLINK \l _Toc16098 </w:instrText>
+            <w:instrText xml:space="preserve"> HYPERLINK \l _Toc26321 </w:instrText>
           </w:r>
           <w:r>
             <w:fldChar w:fldCharType="separate"/>
@@ -1622,7 +1624,7 @@
             <w:fldChar w:fldCharType="begin"/>
           </w:r>
           <w:r>
-            <w:instrText xml:space="preserve"> PAGEREF _Toc16098 \h </w:instrText>
+            <w:instrText xml:space="preserve"> PAGEREF _Toc26321 \h </w:instrText>
           </w:r>
           <w:r>
             <w:fldChar w:fldCharType="separate"/>
@@ -1648,7 +1650,7 @@
             <w:fldChar w:fldCharType="begin"/>
           </w:r>
           <w:r>
-            <w:instrText xml:space="preserve"> HYPERLINK \l _Toc7137 </w:instrText>
+            <w:instrText xml:space="preserve"> HYPERLINK \l _Toc26512 </w:instrText>
           </w:r>
           <w:r>
             <w:fldChar w:fldCharType="separate"/>
@@ -1663,7 +1665,7 @@
             <w:fldChar w:fldCharType="begin"/>
           </w:r>
           <w:r>
-            <w:instrText xml:space="preserve"> PAGEREF _Toc7137 \h </w:instrText>
+            <w:instrText xml:space="preserve"> PAGEREF _Toc26512 \h </w:instrText>
           </w:r>
           <w:r>
             <w:fldChar w:fldCharType="separate"/>
@@ -1689,7 +1691,7 @@
             <w:fldChar w:fldCharType="begin"/>
           </w:r>
           <w:r>
-            <w:instrText xml:space="preserve"> HYPERLINK \l _Toc1517 </w:instrText>
+            <w:instrText xml:space="preserve"> HYPERLINK \l _Toc9826 </w:instrText>
           </w:r>
           <w:r>
             <w:fldChar w:fldCharType="separate"/>
@@ -1709,7 +1711,7 @@
             <w:fldChar w:fldCharType="begin"/>
           </w:r>
           <w:r>
-            <w:instrText xml:space="preserve"> PAGEREF _Toc1517 \h </w:instrText>
+            <w:instrText xml:space="preserve"> PAGEREF _Toc9826 \h </w:instrText>
           </w:r>
           <w:r>
             <w:fldChar w:fldCharType="separate"/>
@@ -1735,7 +1737,7 @@
             <w:fldChar w:fldCharType="begin"/>
           </w:r>
           <w:r>
-            <w:instrText xml:space="preserve"> HYPERLINK \l _Toc7769 </w:instrText>
+            <w:instrText xml:space="preserve"> HYPERLINK \l _Toc2220 </w:instrText>
           </w:r>
           <w:r>
             <w:fldChar w:fldCharType="separate"/>
@@ -1756,7 +1758,7 @@
             <w:fldChar w:fldCharType="begin"/>
           </w:r>
           <w:r>
-            <w:instrText xml:space="preserve"> PAGEREF _Toc7769 \h </w:instrText>
+            <w:instrText xml:space="preserve"> PAGEREF _Toc2220 \h </w:instrText>
           </w:r>
           <w:r>
             <w:fldChar w:fldCharType="separate"/>
@@ -1782,7 +1784,7 @@
             <w:fldChar w:fldCharType="begin"/>
           </w:r>
           <w:r>
-            <w:instrText xml:space="preserve"> HYPERLINK \l _Toc1110 </w:instrText>
+            <w:instrText xml:space="preserve"> HYPERLINK \l _Toc8124 </w:instrText>
           </w:r>
           <w:r>
             <w:fldChar w:fldCharType="separate"/>
@@ -1803,7 +1805,7 @@
             <w:fldChar w:fldCharType="begin"/>
           </w:r>
           <w:r>
-            <w:instrText xml:space="preserve"> PAGEREF _Toc1110 \h </w:instrText>
+            <w:instrText xml:space="preserve"> PAGEREF _Toc8124 \h </w:instrText>
           </w:r>
           <w:r>
             <w:fldChar w:fldCharType="separate"/>
@@ -1829,7 +1831,7 @@
             <w:fldChar w:fldCharType="begin"/>
           </w:r>
           <w:r>
-            <w:instrText xml:space="preserve"> HYPERLINK \l _Toc27600 </w:instrText>
+            <w:instrText xml:space="preserve"> HYPERLINK \l _Toc4660 </w:instrText>
           </w:r>
           <w:r>
             <w:fldChar w:fldCharType="separate"/>
@@ -1850,7 +1852,7 @@
             <w:fldChar w:fldCharType="begin"/>
           </w:r>
           <w:r>
-            <w:instrText xml:space="preserve"> PAGEREF _Toc27600 \h </w:instrText>
+            <w:instrText xml:space="preserve"> PAGEREF _Toc4660 \h </w:instrText>
           </w:r>
           <w:r>
             <w:fldChar w:fldCharType="separate"/>
@@ -1876,7 +1878,7 @@
             <w:fldChar w:fldCharType="begin"/>
           </w:r>
           <w:r>
-            <w:instrText xml:space="preserve"> HYPERLINK \l _Toc13186 </w:instrText>
+            <w:instrText xml:space="preserve"> HYPERLINK \l _Toc32645 </w:instrText>
           </w:r>
           <w:r>
             <w:fldChar w:fldCharType="separate"/>
@@ -1897,7 +1899,7 @@
             <w:fldChar w:fldCharType="begin"/>
           </w:r>
           <w:r>
-            <w:instrText xml:space="preserve"> PAGEREF _Toc13186 \h </w:instrText>
+            <w:instrText xml:space="preserve"> PAGEREF _Toc32645 \h </w:instrText>
           </w:r>
           <w:r>
             <w:fldChar w:fldCharType="separate"/>
@@ -1923,7 +1925,7 @@
             <w:fldChar w:fldCharType="begin"/>
           </w:r>
           <w:r>
-            <w:instrText xml:space="preserve"> HYPERLINK \l _Toc17084 </w:instrText>
+            <w:instrText xml:space="preserve"> HYPERLINK \l _Toc26195 </w:instrText>
           </w:r>
           <w:r>
             <w:fldChar w:fldCharType="separate"/>
@@ -1944,7 +1946,7 @@
             <w:fldChar w:fldCharType="begin"/>
           </w:r>
           <w:r>
-            <w:instrText xml:space="preserve"> PAGEREF _Toc17084 \h </w:instrText>
+            <w:instrText xml:space="preserve"> PAGEREF _Toc26195 \h </w:instrText>
           </w:r>
           <w:r>
             <w:fldChar w:fldCharType="separate"/>
@@ -1970,7 +1972,7 @@
             <w:fldChar w:fldCharType="begin"/>
           </w:r>
           <w:r>
-            <w:instrText xml:space="preserve"> HYPERLINK \l _Toc16 </w:instrText>
+            <w:instrText xml:space="preserve"> HYPERLINK \l _Toc28375 </w:instrText>
           </w:r>
           <w:r>
             <w:fldChar w:fldCharType="separate"/>
@@ -1991,7 +1993,7 @@
             <w:fldChar w:fldCharType="begin"/>
           </w:r>
           <w:r>
-            <w:instrText xml:space="preserve"> PAGEREF _Toc16 \h </w:instrText>
+            <w:instrText xml:space="preserve"> PAGEREF _Toc28375 \h </w:instrText>
           </w:r>
           <w:r>
             <w:fldChar w:fldCharType="separate"/>
@@ -2017,7 +2019,7 @@
             <w:fldChar w:fldCharType="begin"/>
           </w:r>
           <w:r>
-            <w:instrText xml:space="preserve"> HYPERLINK \l _Toc27960 </w:instrText>
+            <w:instrText xml:space="preserve"> HYPERLINK \l _Toc753 </w:instrText>
           </w:r>
           <w:r>
             <w:fldChar w:fldCharType="separate"/>
@@ -2038,7 +2040,7 @@
             <w:fldChar w:fldCharType="begin"/>
           </w:r>
           <w:r>
-            <w:instrText xml:space="preserve"> PAGEREF _Toc27960 \h </w:instrText>
+            <w:instrText xml:space="preserve"> PAGEREF _Toc753 \h </w:instrText>
           </w:r>
           <w:r>
             <w:fldChar w:fldCharType="separate"/>
@@ -2064,7 +2066,7 @@
             <w:fldChar w:fldCharType="begin"/>
           </w:r>
           <w:r>
-            <w:instrText xml:space="preserve"> HYPERLINK \l _Toc17348 </w:instrText>
+            <w:instrText xml:space="preserve"> HYPERLINK \l _Toc20579 </w:instrText>
           </w:r>
           <w:r>
             <w:fldChar w:fldCharType="separate"/>
@@ -2085,7 +2087,7 @@
             <w:fldChar w:fldCharType="begin"/>
           </w:r>
           <w:r>
-            <w:instrText xml:space="preserve"> PAGEREF _Toc17348 \h </w:instrText>
+            <w:instrText xml:space="preserve"> PAGEREF _Toc20579 \h </w:instrText>
           </w:r>
           <w:r>
             <w:fldChar w:fldCharType="separate"/>
@@ -2111,7 +2113,7 @@
             <w:fldChar w:fldCharType="begin"/>
           </w:r>
           <w:r>
-            <w:instrText xml:space="preserve"> HYPERLINK \l _Toc32201 </w:instrText>
+            <w:instrText xml:space="preserve"> HYPERLINK \l _Toc21179 </w:instrText>
           </w:r>
           <w:r>
             <w:fldChar w:fldCharType="separate"/>
@@ -2132,7 +2134,7 @@
             <w:fldChar w:fldCharType="begin"/>
           </w:r>
           <w:r>
-            <w:instrText xml:space="preserve"> PAGEREF _Toc32201 \h </w:instrText>
+            <w:instrText xml:space="preserve"> PAGEREF _Toc21179 \h </w:instrText>
           </w:r>
           <w:r>
             <w:fldChar w:fldCharType="separate"/>
@@ -2158,7 +2160,7 @@
             <w:fldChar w:fldCharType="begin"/>
           </w:r>
           <w:r>
-            <w:instrText xml:space="preserve"> HYPERLINK \l _Toc4013 </w:instrText>
+            <w:instrText xml:space="preserve"> HYPERLINK \l _Toc13277 </w:instrText>
           </w:r>
           <w:r>
             <w:fldChar w:fldCharType="separate"/>
@@ -2179,7 +2181,7 @@
             <w:fldChar w:fldCharType="begin"/>
           </w:r>
           <w:r>
-            <w:instrText xml:space="preserve"> PAGEREF _Toc4013 \h </w:instrText>
+            <w:instrText xml:space="preserve"> PAGEREF _Toc13277 \h </w:instrText>
           </w:r>
           <w:r>
             <w:fldChar w:fldCharType="separate"/>
@@ -2205,7 +2207,7 @@
             <w:fldChar w:fldCharType="begin"/>
           </w:r>
           <w:r>
-            <w:instrText xml:space="preserve"> HYPERLINK \l _Toc28504 </w:instrText>
+            <w:instrText xml:space="preserve"> HYPERLINK \l _Toc8038 </w:instrText>
           </w:r>
           <w:r>
             <w:fldChar w:fldCharType="separate"/>
@@ -2226,7 +2228,7 @@
             <w:fldChar w:fldCharType="begin"/>
           </w:r>
           <w:r>
-            <w:instrText xml:space="preserve"> PAGEREF _Toc28504 \h </w:instrText>
+            <w:instrText xml:space="preserve"> PAGEREF _Toc8038 \h </w:instrText>
           </w:r>
           <w:r>
             <w:fldChar w:fldCharType="separate"/>
@@ -2252,7 +2254,7 @@
             <w:fldChar w:fldCharType="begin"/>
           </w:r>
           <w:r>
-            <w:instrText xml:space="preserve"> HYPERLINK \l _Toc20677 </w:instrText>
+            <w:instrText xml:space="preserve"> HYPERLINK \l _Toc6574 </w:instrText>
           </w:r>
           <w:r>
             <w:fldChar w:fldCharType="separate"/>
@@ -2273,7 +2275,7 @@
             <w:fldChar w:fldCharType="begin"/>
           </w:r>
           <w:r>
-            <w:instrText xml:space="preserve"> PAGEREF _Toc20677 \h </w:instrText>
+            <w:instrText xml:space="preserve"> PAGEREF _Toc6574 \h </w:instrText>
           </w:r>
           <w:r>
             <w:fldChar w:fldCharType="separate"/>
@@ -2299,7 +2301,7 @@
             <w:fldChar w:fldCharType="begin"/>
           </w:r>
           <w:r>
-            <w:instrText xml:space="preserve"> HYPERLINK \l _Toc10718 </w:instrText>
+            <w:instrText xml:space="preserve"> HYPERLINK \l _Toc30492 </w:instrText>
           </w:r>
           <w:r>
             <w:fldChar w:fldCharType="separate"/>
@@ -2320,13 +2322,13 @@
             <w:fldChar w:fldCharType="begin"/>
           </w:r>
           <w:r>
-            <w:instrText xml:space="preserve"> PAGEREF _Toc10718 \h </w:instrText>
-          </w:r>
-          <w:r>
-            <w:fldChar w:fldCharType="separate"/>
-          </w:r>
-          <w:r>
-            <w:t>9</w:t>
+            <w:instrText xml:space="preserve"> PAGEREF _Toc30492 \h </w:instrText>
+          </w:r>
+          <w:r>
+            <w:fldChar w:fldCharType="separate"/>
+          </w:r>
+          <w:r>
+            <w:t>8</w:t>
           </w:r>
           <w:r>
             <w:fldChar w:fldCharType="end"/>
@@ -2346,7 +2348,7 @@
             <w:fldChar w:fldCharType="begin"/>
           </w:r>
           <w:r>
-            <w:instrText xml:space="preserve"> HYPERLINK \l _Toc27234 </w:instrText>
+            <w:instrText xml:space="preserve"> HYPERLINK \l _Toc12597 </w:instrText>
           </w:r>
           <w:r>
             <w:fldChar w:fldCharType="separate"/>
@@ -2367,7 +2369,7 @@
             <w:fldChar w:fldCharType="begin"/>
           </w:r>
           <w:r>
-            <w:instrText xml:space="preserve"> PAGEREF _Toc27234 \h </w:instrText>
+            <w:instrText xml:space="preserve"> PAGEREF _Toc12597 \h </w:instrText>
           </w:r>
           <w:r>
             <w:fldChar w:fldCharType="separate"/>
@@ -2393,7 +2395,7 @@
             <w:fldChar w:fldCharType="begin"/>
           </w:r>
           <w:r>
-            <w:instrText xml:space="preserve"> HYPERLINK \l _Toc14745 </w:instrText>
+            <w:instrText xml:space="preserve"> HYPERLINK \l _Toc9774 </w:instrText>
           </w:r>
           <w:r>
             <w:fldChar w:fldCharType="separate"/>
@@ -2414,7 +2416,7 @@
             <w:fldChar w:fldCharType="begin"/>
           </w:r>
           <w:r>
-            <w:instrText xml:space="preserve"> PAGEREF _Toc14745 \h </w:instrText>
+            <w:instrText xml:space="preserve"> PAGEREF _Toc9774 \h </w:instrText>
           </w:r>
           <w:r>
             <w:fldChar w:fldCharType="separate"/>
@@ -2440,7 +2442,7 @@
             <w:fldChar w:fldCharType="begin"/>
           </w:r>
           <w:r>
-            <w:instrText xml:space="preserve"> HYPERLINK \l _Toc32030 </w:instrText>
+            <w:instrText xml:space="preserve"> HYPERLINK \l _Toc20007 </w:instrText>
           </w:r>
           <w:r>
             <w:fldChar w:fldCharType="separate"/>
@@ -2461,7 +2463,7 @@
             <w:fldChar w:fldCharType="begin"/>
           </w:r>
           <w:r>
-            <w:instrText xml:space="preserve"> PAGEREF _Toc32030 \h </w:instrText>
+            <w:instrText xml:space="preserve"> PAGEREF _Toc20007 \h </w:instrText>
           </w:r>
           <w:r>
             <w:fldChar w:fldCharType="separate"/>
@@ -2487,7 +2489,7 @@
             <w:fldChar w:fldCharType="begin"/>
           </w:r>
           <w:r>
-            <w:instrText xml:space="preserve"> HYPERLINK \l _Toc13507 </w:instrText>
+            <w:instrText xml:space="preserve"> HYPERLINK \l _Toc12163 </w:instrText>
           </w:r>
           <w:r>
             <w:fldChar w:fldCharType="separate"/>
@@ -2508,7 +2510,7 @@
             <w:fldChar w:fldCharType="begin"/>
           </w:r>
           <w:r>
-            <w:instrText xml:space="preserve"> PAGEREF _Toc13507 \h </w:instrText>
+            <w:instrText xml:space="preserve"> PAGEREF _Toc12163 \h </w:instrText>
           </w:r>
           <w:r>
             <w:fldChar w:fldCharType="separate"/>
@@ -2534,7 +2536,7 @@
             <w:fldChar w:fldCharType="begin"/>
           </w:r>
           <w:r>
-            <w:instrText xml:space="preserve"> HYPERLINK \l _Toc1578 </w:instrText>
+            <w:instrText xml:space="preserve"> HYPERLINK \l _Toc30151 </w:instrText>
           </w:r>
           <w:r>
             <w:fldChar w:fldCharType="separate"/>
@@ -2555,7 +2557,7 @@
             <w:fldChar w:fldCharType="begin"/>
           </w:r>
           <w:r>
-            <w:instrText xml:space="preserve"> PAGEREF _Toc1578 \h </w:instrText>
+            <w:instrText xml:space="preserve"> PAGEREF _Toc30151 \h </w:instrText>
           </w:r>
           <w:r>
             <w:fldChar w:fldCharType="separate"/>
@@ -2581,7 +2583,7 @@
             <w:fldChar w:fldCharType="begin"/>
           </w:r>
           <w:r>
-            <w:instrText xml:space="preserve"> HYPERLINK \l _Toc27679 </w:instrText>
+            <w:instrText xml:space="preserve"> HYPERLINK \l _Toc16737 </w:instrText>
           </w:r>
           <w:r>
             <w:fldChar w:fldCharType="separate"/>
@@ -2602,7 +2604,7 @@
             <w:fldChar w:fldCharType="begin"/>
           </w:r>
           <w:r>
-            <w:instrText xml:space="preserve"> PAGEREF _Toc27679 \h </w:instrText>
+            <w:instrText xml:space="preserve"> PAGEREF _Toc16737 \h </w:instrText>
           </w:r>
           <w:r>
             <w:fldChar w:fldCharType="separate"/>
@@ -2628,7 +2630,7 @@
             <w:fldChar w:fldCharType="begin"/>
           </w:r>
           <w:r>
-            <w:instrText xml:space="preserve"> HYPERLINK \l _Toc8753 </w:instrText>
+            <w:instrText xml:space="preserve"> HYPERLINK \l _Toc11025 </w:instrText>
           </w:r>
           <w:r>
             <w:fldChar w:fldCharType="separate"/>
@@ -2649,7 +2651,7 @@
             <w:fldChar w:fldCharType="begin"/>
           </w:r>
           <w:r>
-            <w:instrText xml:space="preserve"> PAGEREF _Toc8753 \h </w:instrText>
+            <w:instrText xml:space="preserve"> PAGEREF _Toc11025 \h </w:instrText>
           </w:r>
           <w:r>
             <w:fldChar w:fldCharType="separate"/>
@@ -2675,7 +2677,7 @@
             <w:fldChar w:fldCharType="begin"/>
           </w:r>
           <w:r>
-            <w:instrText xml:space="preserve"> HYPERLINK \l _Toc9437 </w:instrText>
+            <w:instrText xml:space="preserve"> HYPERLINK \l _Toc20855 </w:instrText>
           </w:r>
           <w:r>
             <w:fldChar w:fldCharType="separate"/>
@@ -2696,7 +2698,7 @@
             <w:fldChar w:fldCharType="begin"/>
           </w:r>
           <w:r>
-            <w:instrText xml:space="preserve"> PAGEREF _Toc9437 \h </w:instrText>
+            <w:instrText xml:space="preserve"> PAGEREF _Toc20855 \h </w:instrText>
           </w:r>
           <w:r>
             <w:fldChar w:fldCharType="separate"/>
@@ -2722,7 +2724,7 @@
             <w:fldChar w:fldCharType="begin"/>
           </w:r>
           <w:r>
-            <w:instrText xml:space="preserve"> HYPERLINK \l _Toc22564 </w:instrText>
+            <w:instrText xml:space="preserve"> HYPERLINK \l _Toc6415 </w:instrText>
           </w:r>
           <w:r>
             <w:fldChar w:fldCharType="separate"/>
@@ -2743,7 +2745,7 @@
             <w:fldChar w:fldCharType="begin"/>
           </w:r>
           <w:r>
-            <w:instrText xml:space="preserve"> PAGEREF _Toc22564 \h </w:instrText>
+            <w:instrText xml:space="preserve"> PAGEREF _Toc6415 \h </w:instrText>
           </w:r>
           <w:r>
             <w:fldChar w:fldCharType="separate"/>
@@ -2769,7 +2771,7 @@
             <w:fldChar w:fldCharType="begin"/>
           </w:r>
           <w:r>
-            <w:instrText xml:space="preserve"> HYPERLINK \l _Toc20126 </w:instrText>
+            <w:instrText xml:space="preserve"> HYPERLINK \l _Toc8797 </w:instrText>
           </w:r>
           <w:r>
             <w:fldChar w:fldCharType="separate"/>
@@ -2790,7 +2792,7 @@
             <w:fldChar w:fldCharType="begin"/>
           </w:r>
           <w:r>
-            <w:instrText xml:space="preserve"> PAGEREF _Toc20126 \h </w:instrText>
+            <w:instrText xml:space="preserve"> PAGEREF _Toc8797 \h </w:instrText>
           </w:r>
           <w:r>
             <w:fldChar w:fldCharType="separate"/>
@@ -2816,7 +2818,7 @@
             <w:fldChar w:fldCharType="begin"/>
           </w:r>
           <w:r>
-            <w:instrText xml:space="preserve"> HYPERLINK \l _Toc13233 </w:instrText>
+            <w:instrText xml:space="preserve"> HYPERLINK \l _Toc29926 </w:instrText>
           </w:r>
           <w:r>
             <w:fldChar w:fldCharType="separate"/>
@@ -2837,13 +2839,13 @@
             <w:fldChar w:fldCharType="begin"/>
           </w:r>
           <w:r>
-            <w:instrText xml:space="preserve"> PAGEREF _Toc13233 \h </w:instrText>
-          </w:r>
-          <w:r>
-            <w:fldChar w:fldCharType="separate"/>
-          </w:r>
-          <w:r>
-            <w:t>12</w:t>
+            <w:instrText xml:space="preserve"> PAGEREF _Toc29926 \h </w:instrText>
+          </w:r>
+          <w:r>
+            <w:fldChar w:fldCharType="separate"/>
+          </w:r>
+          <w:r>
+            <w:t>11</w:t>
           </w:r>
           <w:r>
             <w:fldChar w:fldCharType="end"/>
@@ -2863,7 +2865,7 @@
             <w:fldChar w:fldCharType="begin"/>
           </w:r>
           <w:r>
-            <w:instrText xml:space="preserve"> HYPERLINK \l _Toc32420 </w:instrText>
+            <w:instrText xml:space="preserve"> HYPERLINK \l _Toc17885 </w:instrText>
           </w:r>
           <w:r>
             <w:fldChar w:fldCharType="separate"/>
@@ -2884,7 +2886,7 @@
             <w:fldChar w:fldCharType="begin"/>
           </w:r>
           <w:r>
-            <w:instrText xml:space="preserve"> PAGEREF _Toc32420 \h </w:instrText>
+            <w:instrText xml:space="preserve"> PAGEREF _Toc17885 \h </w:instrText>
           </w:r>
           <w:r>
             <w:fldChar w:fldCharType="separate"/>
@@ -2910,7 +2912,7 @@
             <w:fldChar w:fldCharType="begin"/>
           </w:r>
           <w:r>
-            <w:instrText xml:space="preserve"> HYPERLINK \l _Toc29750 </w:instrText>
+            <w:instrText xml:space="preserve"> HYPERLINK \l _Toc32111 </w:instrText>
           </w:r>
           <w:r>
             <w:fldChar w:fldCharType="separate"/>
@@ -2931,7 +2933,7 @@
             <w:fldChar w:fldCharType="begin"/>
           </w:r>
           <w:r>
-            <w:instrText xml:space="preserve"> PAGEREF _Toc29750 \h </w:instrText>
+            <w:instrText xml:space="preserve"> PAGEREF _Toc32111 \h </w:instrText>
           </w:r>
           <w:r>
             <w:fldChar w:fldCharType="separate"/>
@@ -2957,7 +2959,7 @@
             <w:fldChar w:fldCharType="begin"/>
           </w:r>
           <w:r>
-            <w:instrText xml:space="preserve"> HYPERLINK \l _Toc367 </w:instrText>
+            <w:instrText xml:space="preserve"> HYPERLINK \l _Toc2758 </w:instrText>
           </w:r>
           <w:r>
             <w:fldChar w:fldCharType="separate"/>
@@ -2978,7 +2980,7 @@
             <w:fldChar w:fldCharType="begin"/>
           </w:r>
           <w:r>
-            <w:instrText xml:space="preserve"> PAGEREF _Toc367 \h </w:instrText>
+            <w:instrText xml:space="preserve"> PAGEREF _Toc2758 \h </w:instrText>
           </w:r>
           <w:r>
             <w:fldChar w:fldCharType="separate"/>
@@ -3004,7 +3006,7 @@
             <w:fldChar w:fldCharType="begin"/>
           </w:r>
           <w:r>
-            <w:instrText xml:space="preserve"> HYPERLINK \l _Toc31845 </w:instrText>
+            <w:instrText xml:space="preserve"> HYPERLINK \l _Toc27722 </w:instrText>
           </w:r>
           <w:r>
             <w:fldChar w:fldCharType="separate"/>
@@ -3025,7 +3027,7 @@
             <w:fldChar w:fldCharType="begin"/>
           </w:r>
           <w:r>
-            <w:instrText xml:space="preserve"> PAGEREF _Toc31845 \h </w:instrText>
+            <w:instrText xml:space="preserve"> PAGEREF _Toc27722 \h </w:instrText>
           </w:r>
           <w:r>
             <w:fldChar w:fldCharType="separate"/>
@@ -3051,7 +3053,7 @@
             <w:fldChar w:fldCharType="begin"/>
           </w:r>
           <w:r>
-            <w:instrText xml:space="preserve"> HYPERLINK \l _Toc7767 </w:instrText>
+            <w:instrText xml:space="preserve"> HYPERLINK \l _Toc31257 </w:instrText>
           </w:r>
           <w:r>
             <w:fldChar w:fldCharType="separate"/>
@@ -3072,7 +3074,7 @@
             <w:fldChar w:fldCharType="begin"/>
           </w:r>
           <w:r>
-            <w:instrText xml:space="preserve"> PAGEREF _Toc7767 \h </w:instrText>
+            <w:instrText xml:space="preserve"> PAGEREF _Toc31257 \h </w:instrText>
           </w:r>
           <w:r>
             <w:fldChar w:fldCharType="separate"/>
@@ -3098,7 +3100,7 @@
             <w:fldChar w:fldCharType="begin"/>
           </w:r>
           <w:r>
-            <w:instrText xml:space="preserve"> HYPERLINK \l _Toc20471 </w:instrText>
+            <w:instrText xml:space="preserve"> HYPERLINK \l _Toc3274 </w:instrText>
           </w:r>
           <w:r>
             <w:fldChar w:fldCharType="separate"/>
@@ -3119,7 +3121,7 @@
             <w:fldChar w:fldCharType="begin"/>
           </w:r>
           <w:r>
-            <w:instrText xml:space="preserve"> PAGEREF _Toc20471 \h </w:instrText>
+            <w:instrText xml:space="preserve"> PAGEREF _Toc3274 \h </w:instrText>
           </w:r>
           <w:r>
             <w:fldChar w:fldCharType="separate"/>
@@ -3145,7 +3147,7 @@
             <w:fldChar w:fldCharType="begin"/>
           </w:r>
           <w:r>
-            <w:instrText xml:space="preserve"> HYPERLINK \l _Toc17635 </w:instrText>
+            <w:instrText xml:space="preserve"> HYPERLINK \l _Toc26315 </w:instrText>
           </w:r>
           <w:r>
             <w:fldChar w:fldCharType="separate"/>
@@ -3166,7 +3168,7 @@
             <w:fldChar w:fldCharType="begin"/>
           </w:r>
           <w:r>
-            <w:instrText xml:space="preserve"> PAGEREF _Toc17635 \h </w:instrText>
+            <w:instrText xml:space="preserve"> PAGEREF _Toc26315 \h </w:instrText>
           </w:r>
           <w:r>
             <w:fldChar w:fldCharType="separate"/>
@@ -3192,7 +3194,7 @@
             <w:fldChar w:fldCharType="begin"/>
           </w:r>
           <w:r>
-            <w:instrText xml:space="preserve"> HYPERLINK \l _Toc6184 </w:instrText>
+            <w:instrText xml:space="preserve"> HYPERLINK \l _Toc3901 </w:instrText>
           </w:r>
           <w:r>
             <w:fldChar w:fldCharType="separate"/>
@@ -3213,7 +3215,7 @@
             <w:fldChar w:fldCharType="begin"/>
           </w:r>
           <w:r>
-            <w:instrText xml:space="preserve"> PAGEREF _Toc6184 \h </w:instrText>
+            <w:instrText xml:space="preserve"> PAGEREF _Toc3901 \h </w:instrText>
           </w:r>
           <w:r>
             <w:fldChar w:fldCharType="separate"/>
@@ -3239,7 +3241,7 @@
             <w:fldChar w:fldCharType="begin"/>
           </w:r>
           <w:r>
-            <w:instrText xml:space="preserve"> HYPERLINK \l _Toc23022 </w:instrText>
+            <w:instrText xml:space="preserve"> HYPERLINK \l _Toc27766 </w:instrText>
           </w:r>
           <w:r>
             <w:fldChar w:fldCharType="separate"/>
@@ -3260,7 +3262,7 @@
             <w:fldChar w:fldCharType="begin"/>
           </w:r>
           <w:r>
-            <w:instrText xml:space="preserve"> PAGEREF _Toc23022 \h </w:instrText>
+            <w:instrText xml:space="preserve"> PAGEREF _Toc27766 \h </w:instrText>
           </w:r>
           <w:r>
             <w:fldChar w:fldCharType="separate"/>
@@ -3286,7 +3288,7 @@
             <w:fldChar w:fldCharType="begin"/>
           </w:r>
           <w:r>
-            <w:instrText xml:space="preserve"> HYPERLINK \l _Toc11468 </w:instrText>
+            <w:instrText xml:space="preserve"> HYPERLINK \l _Toc9038 </w:instrText>
           </w:r>
           <w:r>
             <w:fldChar w:fldCharType="separate"/>
@@ -3307,7 +3309,7 @@
             <w:fldChar w:fldCharType="begin"/>
           </w:r>
           <w:r>
-            <w:instrText xml:space="preserve"> PAGEREF _Toc11468 \h </w:instrText>
+            <w:instrText xml:space="preserve"> PAGEREF _Toc9038 \h </w:instrText>
           </w:r>
           <w:r>
             <w:fldChar w:fldCharType="separate"/>
@@ -3333,7 +3335,7 @@
             <w:fldChar w:fldCharType="begin"/>
           </w:r>
           <w:r>
-            <w:instrText xml:space="preserve"> HYPERLINK \l _Toc19159 </w:instrText>
+            <w:instrText xml:space="preserve"> HYPERLINK \l _Toc23723 </w:instrText>
           </w:r>
           <w:r>
             <w:fldChar w:fldCharType="separate"/>
@@ -3354,7 +3356,7 @@
             <w:fldChar w:fldCharType="begin"/>
           </w:r>
           <w:r>
-            <w:instrText xml:space="preserve"> PAGEREF _Toc19159 \h </w:instrText>
+            <w:instrText xml:space="preserve"> PAGEREF _Toc23723 \h </w:instrText>
           </w:r>
           <w:r>
             <w:fldChar w:fldCharType="separate"/>
@@ -3380,7 +3382,7 @@
             <w:fldChar w:fldCharType="begin"/>
           </w:r>
           <w:r>
-            <w:instrText xml:space="preserve"> HYPERLINK \l _Toc20277 </w:instrText>
+            <w:instrText xml:space="preserve"> HYPERLINK \l _Toc31380 </w:instrText>
           </w:r>
           <w:r>
             <w:fldChar w:fldCharType="separate"/>
@@ -3401,13 +3403,13 @@
             <w:fldChar w:fldCharType="begin"/>
           </w:r>
           <w:r>
-            <w:instrText xml:space="preserve"> PAGEREF _Toc20277 \h </w:instrText>
-          </w:r>
-          <w:r>
-            <w:fldChar w:fldCharType="separate"/>
-          </w:r>
-          <w:r>
-            <w:t>16</w:t>
+            <w:instrText xml:space="preserve"> PAGEREF _Toc31380 \h </w:instrText>
+          </w:r>
+          <w:r>
+            <w:fldChar w:fldCharType="separate"/>
+          </w:r>
+          <w:r>
+            <w:t>15</w:t>
           </w:r>
           <w:r>
             <w:fldChar w:fldCharType="end"/>
@@ -3427,7 +3429,7 @@
             <w:fldChar w:fldCharType="begin"/>
           </w:r>
           <w:r>
-            <w:instrText xml:space="preserve"> HYPERLINK \l _Toc32592 </w:instrText>
+            <w:instrText xml:space="preserve"> HYPERLINK \l _Toc22472 </w:instrText>
           </w:r>
           <w:r>
             <w:fldChar w:fldCharType="separate"/>
@@ -3448,7 +3450,7 @@
             <w:fldChar w:fldCharType="begin"/>
           </w:r>
           <w:r>
-            <w:instrText xml:space="preserve"> PAGEREF _Toc32592 \h </w:instrText>
+            <w:instrText xml:space="preserve"> PAGEREF _Toc22472 \h </w:instrText>
           </w:r>
           <w:r>
             <w:fldChar w:fldCharType="separate"/>
@@ -3474,7 +3476,7 @@
             <w:fldChar w:fldCharType="begin"/>
           </w:r>
           <w:r>
-            <w:instrText xml:space="preserve"> HYPERLINK \l _Toc27985 </w:instrText>
+            <w:instrText xml:space="preserve"> HYPERLINK \l _Toc7313 </w:instrText>
           </w:r>
           <w:r>
             <w:fldChar w:fldCharType="separate"/>
@@ -3495,7 +3497,7 @@
             <w:fldChar w:fldCharType="begin"/>
           </w:r>
           <w:r>
-            <w:instrText xml:space="preserve"> PAGEREF _Toc27985 \h </w:instrText>
+            <w:instrText xml:space="preserve"> PAGEREF _Toc7313 \h </w:instrText>
           </w:r>
           <w:r>
             <w:fldChar w:fldCharType="separate"/>
@@ -3521,7 +3523,7 @@
             <w:fldChar w:fldCharType="begin"/>
           </w:r>
           <w:r>
-            <w:instrText xml:space="preserve"> HYPERLINK \l _Toc18056 </w:instrText>
+            <w:instrText xml:space="preserve"> HYPERLINK \l _Toc30072 </w:instrText>
           </w:r>
           <w:r>
             <w:fldChar w:fldCharType="separate"/>
@@ -3542,7 +3544,7 @@
             <w:fldChar w:fldCharType="begin"/>
           </w:r>
           <w:r>
-            <w:instrText xml:space="preserve"> PAGEREF _Toc18056 \h </w:instrText>
+            <w:instrText xml:space="preserve"> PAGEREF _Toc30072 \h </w:instrText>
           </w:r>
           <w:r>
             <w:fldChar w:fldCharType="separate"/>
@@ -3568,7 +3570,7 @@
             <w:fldChar w:fldCharType="begin"/>
           </w:r>
           <w:r>
-            <w:instrText xml:space="preserve"> HYPERLINK \l _Toc13985 </w:instrText>
+            <w:instrText xml:space="preserve"> HYPERLINK \l _Toc32682 </w:instrText>
           </w:r>
           <w:r>
             <w:fldChar w:fldCharType="separate"/>
@@ -3589,7 +3591,7 @@
             <w:fldChar w:fldCharType="begin"/>
           </w:r>
           <w:r>
-            <w:instrText xml:space="preserve"> PAGEREF _Toc13985 \h </w:instrText>
+            <w:instrText xml:space="preserve"> PAGEREF _Toc32682 \h </w:instrText>
           </w:r>
           <w:r>
             <w:fldChar w:fldCharType="separate"/>
@@ -3615,7 +3617,7 @@
             <w:fldChar w:fldCharType="begin"/>
           </w:r>
           <w:r>
-            <w:instrText xml:space="preserve"> HYPERLINK \l _Toc710 </w:instrText>
+            <w:instrText xml:space="preserve"> HYPERLINK \l _Toc16976 </w:instrText>
           </w:r>
           <w:r>
             <w:fldChar w:fldCharType="separate"/>
@@ -3636,7 +3638,7 @@
             <w:fldChar w:fldCharType="begin"/>
           </w:r>
           <w:r>
-            <w:instrText xml:space="preserve"> PAGEREF _Toc710 \h </w:instrText>
+            <w:instrText xml:space="preserve"> PAGEREF _Toc16976 \h </w:instrText>
           </w:r>
           <w:r>
             <w:fldChar w:fldCharType="separate"/>
@@ -3662,7 +3664,7 @@
             <w:fldChar w:fldCharType="begin"/>
           </w:r>
           <w:r>
-            <w:instrText xml:space="preserve"> HYPERLINK \l _Toc23034 </w:instrText>
+            <w:instrText xml:space="preserve"> HYPERLINK \l _Toc14048 </w:instrText>
           </w:r>
           <w:r>
             <w:fldChar w:fldCharType="separate"/>
@@ -3683,7 +3685,7 @@
             <w:fldChar w:fldCharType="begin"/>
           </w:r>
           <w:r>
-            <w:instrText xml:space="preserve"> PAGEREF _Toc23034 \h </w:instrText>
+            <w:instrText xml:space="preserve"> PAGEREF _Toc14048 \h </w:instrText>
           </w:r>
           <w:r>
             <w:fldChar w:fldCharType="separate"/>
@@ -3709,7 +3711,7 @@
             <w:fldChar w:fldCharType="begin"/>
           </w:r>
           <w:r>
-            <w:instrText xml:space="preserve"> HYPERLINK \l _Toc11945 </w:instrText>
+            <w:instrText xml:space="preserve"> HYPERLINK \l _Toc17180 </w:instrText>
           </w:r>
           <w:r>
             <w:fldChar w:fldCharType="separate"/>
@@ -3730,7 +3732,7 @@
             <w:fldChar w:fldCharType="begin"/>
           </w:r>
           <w:r>
-            <w:instrText xml:space="preserve"> PAGEREF _Toc11945 \h </w:instrText>
+            <w:instrText xml:space="preserve"> PAGEREF _Toc17180 \h </w:instrText>
           </w:r>
           <w:r>
             <w:fldChar w:fldCharType="separate"/>
@@ -3756,7 +3758,7 @@
             <w:fldChar w:fldCharType="begin"/>
           </w:r>
           <w:r>
-            <w:instrText xml:space="preserve"> HYPERLINK \l _Toc14889 </w:instrText>
+            <w:instrText xml:space="preserve"> HYPERLINK \l _Toc16979 </w:instrText>
           </w:r>
           <w:r>
             <w:fldChar w:fldCharType="separate"/>
@@ -3777,7 +3779,7 @@
             <w:fldChar w:fldCharType="begin"/>
           </w:r>
           <w:r>
-            <w:instrText xml:space="preserve"> PAGEREF _Toc14889 \h </w:instrText>
+            <w:instrText xml:space="preserve"> PAGEREF _Toc16979 \h </w:instrText>
           </w:r>
           <w:r>
             <w:fldChar w:fldCharType="separate"/>
@@ -3803,7 +3805,7 @@
             <w:fldChar w:fldCharType="begin"/>
           </w:r>
           <w:r>
-            <w:instrText xml:space="preserve"> HYPERLINK \l _Toc29103 </w:instrText>
+            <w:instrText xml:space="preserve"> HYPERLINK \l _Toc29663 </w:instrText>
           </w:r>
           <w:r>
             <w:fldChar w:fldCharType="separate"/>
@@ -3824,13 +3826,13 @@
             <w:fldChar w:fldCharType="begin"/>
           </w:r>
           <w:r>
-            <w:instrText xml:space="preserve"> PAGEREF _Toc29103 \h </w:instrText>
-          </w:r>
-          <w:r>
-            <w:fldChar w:fldCharType="separate"/>
-          </w:r>
-          <w:r>
-            <w:t>18</w:t>
+            <w:instrText xml:space="preserve"> PAGEREF _Toc29663 \h </w:instrText>
+          </w:r>
+          <w:r>
+            <w:fldChar w:fldCharType="separate"/>
+          </w:r>
+          <w:r>
+            <w:t>17</w:t>
           </w:r>
           <w:r>
             <w:fldChar w:fldCharType="end"/>
@@ -3850,7 +3852,7 @@
             <w:fldChar w:fldCharType="begin"/>
           </w:r>
           <w:r>
-            <w:instrText xml:space="preserve"> HYPERLINK \l _Toc6394 </w:instrText>
+            <w:instrText xml:space="preserve"> HYPERLINK \l _Toc16596 </w:instrText>
           </w:r>
           <w:r>
             <w:fldChar w:fldCharType="separate"/>
@@ -3871,13 +3873,13 @@
             <w:fldChar w:fldCharType="begin"/>
           </w:r>
           <w:r>
-            <w:instrText xml:space="preserve"> PAGEREF _Toc6394 \h </w:instrText>
-          </w:r>
-          <w:r>
-            <w:fldChar w:fldCharType="separate"/>
-          </w:r>
-          <w:r>
-            <w:t>18</w:t>
+            <w:instrText xml:space="preserve"> PAGEREF _Toc16596 \h </w:instrText>
+          </w:r>
+          <w:r>
+            <w:fldChar w:fldCharType="separate"/>
+          </w:r>
+          <w:r>
+            <w:t>17</w:t>
           </w:r>
           <w:r>
             <w:fldChar w:fldCharType="end"/>
@@ -3897,7 +3899,7 @@
             <w:fldChar w:fldCharType="begin"/>
           </w:r>
           <w:r>
-            <w:instrText xml:space="preserve"> HYPERLINK \l _Toc26035 </w:instrText>
+            <w:instrText xml:space="preserve"> HYPERLINK \l _Toc10137 </w:instrText>
           </w:r>
           <w:r>
             <w:fldChar w:fldCharType="separate"/>
@@ -3918,7 +3920,7 @@
             <w:fldChar w:fldCharType="begin"/>
           </w:r>
           <w:r>
-            <w:instrText xml:space="preserve"> PAGEREF _Toc26035 \h </w:instrText>
+            <w:instrText xml:space="preserve"> PAGEREF _Toc10137 \h </w:instrText>
           </w:r>
           <w:r>
             <w:fldChar w:fldCharType="separate"/>
@@ -3944,7 +3946,7 @@
             <w:fldChar w:fldCharType="begin"/>
           </w:r>
           <w:r>
-            <w:instrText xml:space="preserve"> HYPERLINK \l _Toc29486 </w:instrText>
+            <w:instrText xml:space="preserve"> HYPERLINK \l _Toc29457 </w:instrText>
           </w:r>
           <w:r>
             <w:fldChar w:fldCharType="separate"/>
@@ -3970,7 +3972,7 @@
             <w:fldChar w:fldCharType="begin"/>
           </w:r>
           <w:r>
-            <w:instrText xml:space="preserve"> PAGEREF _Toc29486 \h </w:instrText>
+            <w:instrText xml:space="preserve"> PAGEREF _Toc29457 \h </w:instrText>
           </w:r>
           <w:r>
             <w:fldChar w:fldCharType="separate"/>
@@ -3996,7 +3998,7 @@
             <w:fldChar w:fldCharType="begin"/>
           </w:r>
           <w:r>
-            <w:instrText xml:space="preserve"> HYPERLINK \l _Toc32118 </w:instrText>
+            <w:instrText xml:space="preserve"> HYPERLINK \l _Toc5950 </w:instrText>
           </w:r>
           <w:r>
             <w:fldChar w:fldCharType="separate"/>
@@ -4017,7 +4019,7 @@
             <w:fldChar w:fldCharType="begin"/>
           </w:r>
           <w:r>
-            <w:instrText xml:space="preserve"> PAGEREF _Toc32118 \h </w:instrText>
+            <w:instrText xml:space="preserve"> PAGEREF _Toc5950 \h </w:instrText>
           </w:r>
           <w:r>
             <w:fldChar w:fldCharType="separate"/>
@@ -4043,7 +4045,7 @@
             <w:fldChar w:fldCharType="begin"/>
           </w:r>
           <w:r>
-            <w:instrText xml:space="preserve"> HYPERLINK \l _Toc23907 </w:instrText>
+            <w:instrText xml:space="preserve"> HYPERLINK \l _Toc17701 </w:instrText>
           </w:r>
           <w:r>
             <w:fldChar w:fldCharType="separate"/>
@@ -4069,7 +4071,7 @@
             <w:fldChar w:fldCharType="begin"/>
           </w:r>
           <w:r>
-            <w:instrText xml:space="preserve"> PAGEREF _Toc23907 \h </w:instrText>
+            <w:instrText xml:space="preserve"> PAGEREF _Toc17701 \h </w:instrText>
           </w:r>
           <w:r>
             <w:fldChar w:fldCharType="separate"/>
@@ -4095,7 +4097,7 @@
             <w:fldChar w:fldCharType="begin"/>
           </w:r>
           <w:r>
-            <w:instrText xml:space="preserve"> HYPERLINK \l _Toc15485 </w:instrText>
+            <w:instrText xml:space="preserve"> HYPERLINK \l _Toc8597 </w:instrText>
           </w:r>
           <w:r>
             <w:fldChar w:fldCharType="separate"/>
@@ -4120,7 +4122,7 @@
             <w:fldChar w:fldCharType="begin"/>
           </w:r>
           <w:r>
-            <w:instrText xml:space="preserve"> PAGEREF _Toc15485 \h </w:instrText>
+            <w:instrText xml:space="preserve"> PAGEREF _Toc8597 \h </w:instrText>
           </w:r>
           <w:r>
             <w:fldChar w:fldCharType="separate"/>
@@ -4146,7 +4148,7 @@
             <w:fldChar w:fldCharType="begin"/>
           </w:r>
           <w:r>
-            <w:instrText xml:space="preserve"> HYPERLINK \l _Toc28926 </w:instrText>
+            <w:instrText xml:space="preserve"> HYPERLINK \l _Toc31115 </w:instrText>
           </w:r>
           <w:r>
             <w:fldChar w:fldCharType="separate"/>
@@ -4167,7 +4169,7 @@
             <w:fldChar w:fldCharType="begin"/>
           </w:r>
           <w:r>
-            <w:instrText xml:space="preserve"> PAGEREF _Toc28926 \h </w:instrText>
+            <w:instrText xml:space="preserve"> PAGEREF _Toc31115 \h </w:instrText>
           </w:r>
           <w:r>
             <w:fldChar w:fldCharType="separate"/>
@@ -4193,7 +4195,7 @@
             <w:fldChar w:fldCharType="begin"/>
           </w:r>
           <w:r>
-            <w:instrText xml:space="preserve"> HYPERLINK \l _Toc12994 </w:instrText>
+            <w:instrText xml:space="preserve"> HYPERLINK \l _Toc2766 </w:instrText>
           </w:r>
           <w:r>
             <w:fldChar w:fldCharType="separate"/>
@@ -4214,7 +4216,7 @@
             <w:fldChar w:fldCharType="begin"/>
           </w:r>
           <w:r>
-            <w:instrText xml:space="preserve"> PAGEREF _Toc12994 \h </w:instrText>
+            <w:instrText xml:space="preserve"> PAGEREF _Toc2766 \h </w:instrText>
           </w:r>
           <w:r>
             <w:fldChar w:fldCharType="separate"/>
@@ -4240,7 +4242,7 @@
             <w:fldChar w:fldCharType="begin"/>
           </w:r>
           <w:r>
-            <w:instrText xml:space="preserve"> HYPERLINK \l _Toc4495 </w:instrText>
+            <w:instrText xml:space="preserve"> HYPERLINK \l _Toc10435 </w:instrText>
           </w:r>
           <w:r>
             <w:fldChar w:fldCharType="separate"/>
@@ -4261,7 +4263,7 @@
             <w:fldChar w:fldCharType="begin"/>
           </w:r>
           <w:r>
-            <w:instrText xml:space="preserve"> PAGEREF _Toc4495 \h </w:instrText>
+            <w:instrText xml:space="preserve"> PAGEREF _Toc10435 \h </w:instrText>
           </w:r>
           <w:r>
             <w:fldChar w:fldCharType="separate"/>
@@ -4287,7 +4289,7 @@
             <w:fldChar w:fldCharType="begin"/>
           </w:r>
           <w:r>
-            <w:instrText xml:space="preserve"> HYPERLINK \l _Toc780 </w:instrText>
+            <w:instrText xml:space="preserve"> HYPERLINK \l _Toc16917 </w:instrText>
           </w:r>
           <w:r>
             <w:fldChar w:fldCharType="separate"/>
@@ -4308,7 +4310,7 @@
             <w:fldChar w:fldCharType="begin"/>
           </w:r>
           <w:r>
-            <w:instrText xml:space="preserve"> PAGEREF _Toc780 \h </w:instrText>
+            <w:instrText xml:space="preserve"> PAGEREF _Toc16917 \h </w:instrText>
           </w:r>
           <w:r>
             <w:fldChar w:fldCharType="separate"/>
@@ -4334,7 +4336,7 @@
             <w:fldChar w:fldCharType="begin"/>
           </w:r>
           <w:r>
-            <w:instrText xml:space="preserve"> HYPERLINK \l _Toc22101 </w:instrText>
+            <w:instrText xml:space="preserve"> HYPERLINK \l _Toc9018 </w:instrText>
           </w:r>
           <w:r>
             <w:fldChar w:fldCharType="separate"/>
@@ -4360,7 +4362,7 @@
             <w:fldChar w:fldCharType="begin"/>
           </w:r>
           <w:r>
-            <w:instrText xml:space="preserve"> PAGEREF _Toc22101 \h </w:instrText>
+            <w:instrText xml:space="preserve"> PAGEREF _Toc9018 \h </w:instrText>
           </w:r>
           <w:r>
             <w:fldChar w:fldCharType="separate"/>
@@ -4386,7 +4388,7 @@
             <w:fldChar w:fldCharType="begin"/>
           </w:r>
           <w:r>
-            <w:instrText xml:space="preserve"> HYPERLINK \l _Toc12524 </w:instrText>
+            <w:instrText xml:space="preserve"> HYPERLINK \l _Toc9324 </w:instrText>
           </w:r>
           <w:r>
             <w:fldChar w:fldCharType="separate"/>
@@ -4407,7 +4409,7 @@
             <w:fldChar w:fldCharType="begin"/>
           </w:r>
           <w:r>
-            <w:instrText xml:space="preserve"> PAGEREF _Toc12524 \h </w:instrText>
+            <w:instrText xml:space="preserve"> PAGEREF _Toc9324 \h </w:instrText>
           </w:r>
           <w:r>
             <w:fldChar w:fldCharType="separate"/>
@@ -4433,7 +4435,7 @@
             <w:fldChar w:fldCharType="begin"/>
           </w:r>
           <w:r>
-            <w:instrText xml:space="preserve"> HYPERLINK \l _Toc192 </w:instrText>
+            <w:instrText xml:space="preserve"> HYPERLINK \l _Toc28451 </w:instrText>
           </w:r>
           <w:r>
             <w:fldChar w:fldCharType="separate"/>
@@ -4454,7 +4456,7 @@
             <w:fldChar w:fldCharType="begin"/>
           </w:r>
           <w:r>
-            <w:instrText xml:space="preserve"> PAGEREF _Toc192 \h </w:instrText>
+            <w:instrText xml:space="preserve"> PAGEREF _Toc28451 \h </w:instrText>
           </w:r>
           <w:r>
             <w:fldChar w:fldCharType="separate"/>
@@ -4480,7 +4482,7 @@
             <w:fldChar w:fldCharType="begin"/>
           </w:r>
           <w:r>
-            <w:instrText xml:space="preserve"> HYPERLINK \l _Toc7084 </w:instrText>
+            <w:instrText xml:space="preserve"> HYPERLINK \l _Toc12169 </w:instrText>
           </w:r>
           <w:r>
             <w:fldChar w:fldCharType="separate"/>
@@ -4501,7 +4503,7 @@
             <w:fldChar w:fldCharType="begin"/>
           </w:r>
           <w:r>
-            <w:instrText xml:space="preserve"> PAGEREF _Toc7084 \h </w:instrText>
+            <w:instrText xml:space="preserve"> PAGEREF _Toc12169 \h </w:instrText>
           </w:r>
           <w:r>
             <w:fldChar w:fldCharType="separate"/>
@@ -4527,7 +4529,7 @@
             <w:fldChar w:fldCharType="begin"/>
           </w:r>
           <w:r>
-            <w:instrText xml:space="preserve"> HYPERLINK \l _Toc28708 </w:instrText>
+            <w:instrText xml:space="preserve"> HYPERLINK \l _Toc10854 </w:instrText>
           </w:r>
           <w:r>
             <w:fldChar w:fldCharType="separate"/>
@@ -4548,7 +4550,7 @@
             <w:fldChar w:fldCharType="begin"/>
           </w:r>
           <w:r>
-            <w:instrText xml:space="preserve"> PAGEREF _Toc28708 \h </w:instrText>
+            <w:instrText xml:space="preserve"> PAGEREF _Toc10854 \h </w:instrText>
           </w:r>
           <w:r>
             <w:fldChar w:fldCharType="separate"/>
@@ -4574,7 +4576,7 @@
             <w:fldChar w:fldCharType="begin"/>
           </w:r>
           <w:r>
-            <w:instrText xml:space="preserve"> HYPERLINK \l _Toc30134 </w:instrText>
+            <w:instrText xml:space="preserve"> HYPERLINK \l _Toc27799 </w:instrText>
           </w:r>
           <w:r>
             <w:fldChar w:fldCharType="separate"/>
@@ -4595,7 +4597,7 @@
             <w:fldChar w:fldCharType="begin"/>
           </w:r>
           <w:r>
-            <w:instrText xml:space="preserve"> PAGEREF _Toc30134 \h </w:instrText>
+            <w:instrText xml:space="preserve"> PAGEREF _Toc27799 \h </w:instrText>
           </w:r>
           <w:r>
             <w:fldChar w:fldCharType="separate"/>
@@ -4621,7 +4623,7 @@
             <w:fldChar w:fldCharType="begin"/>
           </w:r>
           <w:r>
-            <w:instrText xml:space="preserve"> HYPERLINK \l _Toc17411 </w:instrText>
+            <w:instrText xml:space="preserve"> HYPERLINK \l _Toc6359 </w:instrText>
           </w:r>
           <w:r>
             <w:fldChar w:fldCharType="separate"/>
@@ -4642,7 +4644,7 @@
             <w:fldChar w:fldCharType="begin"/>
           </w:r>
           <w:r>
-            <w:instrText xml:space="preserve"> PAGEREF _Toc17411 \h </w:instrText>
+            <w:instrText xml:space="preserve"> PAGEREF _Toc6359 \h </w:instrText>
           </w:r>
           <w:r>
             <w:fldChar w:fldCharType="separate"/>
@@ -4668,7 +4670,7 @@
             <w:fldChar w:fldCharType="begin"/>
           </w:r>
           <w:r>
-            <w:instrText xml:space="preserve"> HYPERLINK \l _Toc17471 </w:instrText>
+            <w:instrText xml:space="preserve"> HYPERLINK \l _Toc23049 </w:instrText>
           </w:r>
           <w:r>
             <w:fldChar w:fldCharType="separate"/>
@@ -4689,7 +4691,7 @@
             <w:fldChar w:fldCharType="begin"/>
           </w:r>
           <w:r>
-            <w:instrText xml:space="preserve"> PAGEREF _Toc17471 \h </w:instrText>
+            <w:instrText xml:space="preserve"> PAGEREF _Toc23049 \h </w:instrText>
           </w:r>
           <w:r>
             <w:fldChar w:fldCharType="separate"/>
@@ -4715,7 +4717,7 @@
             <w:fldChar w:fldCharType="begin"/>
           </w:r>
           <w:r>
-            <w:instrText xml:space="preserve"> HYPERLINK \l _Toc10640 </w:instrText>
+            <w:instrText xml:space="preserve"> HYPERLINK \l _Toc10577 </w:instrText>
           </w:r>
           <w:r>
             <w:fldChar w:fldCharType="separate"/>
@@ -4741,7 +4743,7 @@
             <w:fldChar w:fldCharType="begin"/>
           </w:r>
           <w:r>
-            <w:instrText xml:space="preserve"> PAGEREF _Toc10640 \h </w:instrText>
+            <w:instrText xml:space="preserve"> PAGEREF _Toc10577 \h </w:instrText>
           </w:r>
           <w:r>
             <w:fldChar w:fldCharType="separate"/>
@@ -4767,7 +4769,7 @@
             <w:fldChar w:fldCharType="begin"/>
           </w:r>
           <w:r>
-            <w:instrText xml:space="preserve"> HYPERLINK \l _Toc4410 </w:instrText>
+            <w:instrText xml:space="preserve"> HYPERLINK \l _Toc5333 </w:instrText>
           </w:r>
           <w:r>
             <w:fldChar w:fldCharType="separate"/>
@@ -4793,7 +4795,7 @@
             <w:fldChar w:fldCharType="begin"/>
           </w:r>
           <w:r>
-            <w:instrText xml:space="preserve"> PAGEREF _Toc4410 \h </w:instrText>
+            <w:instrText xml:space="preserve"> PAGEREF _Toc5333 \h </w:instrText>
           </w:r>
           <w:r>
             <w:fldChar w:fldCharType="separate"/>
@@ -4819,7 +4821,7 @@
             <w:fldChar w:fldCharType="begin"/>
           </w:r>
           <w:r>
-            <w:instrText xml:space="preserve"> HYPERLINK \l _Toc30298 </w:instrText>
+            <w:instrText xml:space="preserve"> HYPERLINK \l _Toc20578 </w:instrText>
           </w:r>
           <w:r>
             <w:fldChar w:fldCharType="separate"/>
@@ -4840,7 +4842,7 @@
             <w:fldChar w:fldCharType="begin"/>
           </w:r>
           <w:r>
-            <w:instrText xml:space="preserve"> PAGEREF _Toc30298 \h </w:instrText>
+            <w:instrText xml:space="preserve"> PAGEREF _Toc20578 \h </w:instrText>
           </w:r>
           <w:r>
             <w:fldChar w:fldCharType="separate"/>
@@ -4969,15 +4971,15 @@
         <w:snapToGrid w:val="0"/>
         <w:textAlignment w:val="baseline"/>
       </w:pPr>
-      <w:bookmarkStart w:id="7" w:name="_Toc4226"/>
       <w:bookmarkStart w:id="8" w:name="_Toc27496"/>
-      <w:bookmarkStart w:id="9" w:name="_Toc7769"/>
+      <w:bookmarkStart w:id="9" w:name="_Toc4226"/>
+      <w:bookmarkStart w:id="10" w:name="_Toc2220"/>
       <w:r>
         <w:t>目的</w:t>
       </w:r>
-      <w:bookmarkEnd w:id="7"/>
       <w:bookmarkEnd w:id="8"/>
       <w:bookmarkEnd w:id="9"/>
+      <w:bookmarkEnd w:id="10"/>
     </w:p>
     <w:p>
       <w:pPr>
@@ -5006,15 +5008,15 @@
         <w:snapToGrid w:val="0"/>
         <w:textAlignment w:val="baseline"/>
       </w:pPr>
-      <w:bookmarkStart w:id="10" w:name="_Toc3877"/>
       <w:bookmarkStart w:id="11" w:name="_Toc4378"/>
-      <w:bookmarkStart w:id="12" w:name="_Toc1110"/>
+      <w:bookmarkStart w:id="12" w:name="_Toc3877"/>
+      <w:bookmarkStart w:id="13" w:name="_Toc8124"/>
       <w:r>
         <w:t>适用范围</w:t>
       </w:r>
-      <w:bookmarkEnd w:id="10"/>
       <w:bookmarkEnd w:id="11"/>
       <w:bookmarkEnd w:id="12"/>
+      <w:bookmarkEnd w:id="13"/>
     </w:p>
     <w:p>
       <w:pPr>
@@ -5043,16 +5045,14 @@
         <w:snapToGrid w:val="0"/>
         <w:textAlignment w:val="baseline"/>
       </w:pPr>
-      <w:bookmarkStart w:id="13" w:name="_Toc25255"/>
-      <w:bookmarkStart w:id="14" w:name="_Toc19112"/>
-      <w:bookmarkStart w:id="15" w:name="_Toc27600"/>
+      <w:bookmarkStart w:id="14" w:name="_Toc25255"/>
+      <w:bookmarkStart w:id="15" w:name="_Toc19112"/>
+      <w:bookmarkStart w:id="16" w:name="_Toc4660"/>
       <w:r>
         <w:t>引用文件</w:t>
       </w:r>
-      <w:bookmarkEnd w:id="13"/>
       <w:bookmarkEnd w:id="14"/>
       <w:bookmarkEnd w:id="15"/>
-      <w:bookmarkStart w:id="16" w:name="_GoBack"/>
       <w:bookmarkEnd w:id="16"/>
     </w:p>
     <w:p>
@@ -5166,9 +5166,9 @@
         <w:snapToGrid w:val="0"/>
         <w:textAlignment w:val="baseline"/>
       </w:pPr>
-      <w:bookmarkStart w:id="17" w:name="_Toc31467"/>
-      <w:bookmarkStart w:id="18" w:name="_Toc419"/>
-      <w:bookmarkStart w:id="19" w:name="_Toc13186"/>
+      <w:bookmarkStart w:id="17" w:name="_Toc419"/>
+      <w:bookmarkStart w:id="18" w:name="_Toc31467"/>
+      <w:bookmarkStart w:id="19" w:name="_Toc32645"/>
       <w:r>
         <w:t>运维服务战略与组织</w:t>
       </w:r>
@@ -5197,8 +5197,8 @@
       <w:bookmarkStart w:id="20" w:name="bookmark64"/>
       <w:bookmarkEnd w:id="20"/>
       <w:bookmarkStart w:id="21" w:name="_Toc5909"/>
-      <w:bookmarkStart w:id="22" w:name="_Toc17084"/>
-      <w:bookmarkStart w:id="23" w:name="_Toc26256"/>
+      <w:bookmarkStart w:id="22" w:name="_Toc26256"/>
+      <w:bookmarkStart w:id="23" w:name="_Toc26195"/>
       <w:r>
         <w:t>服务目标</w:t>
       </w:r>
@@ -5260,7 +5260,7 @@
         <w:snapToGrid w:val="0"/>
         <w:textAlignment w:val="baseline"/>
       </w:pPr>
-      <w:bookmarkStart w:id="24" w:name="_Toc16"/>
+      <w:bookmarkStart w:id="24" w:name="_Toc28375"/>
       <w:r>
         <w:t>运维服务战略</w:t>
       </w:r>
@@ -5293,9 +5293,9 @@
         <w:snapToGrid w:val="0"/>
         <w:textAlignment w:val="baseline"/>
       </w:pPr>
-      <w:bookmarkStart w:id="25" w:name="_Toc13508"/>
-      <w:bookmarkStart w:id="26" w:name="_Toc27960"/>
-      <w:bookmarkStart w:id="27" w:name="_Toc699"/>
+      <w:bookmarkStart w:id="25" w:name="_Toc699"/>
+      <w:bookmarkStart w:id="26" w:name="_Toc13508"/>
+      <w:bookmarkStart w:id="27" w:name="_Toc753"/>
       <w:r>
         <w:t>运行维护服务能力管理</w:t>
       </w:r>
@@ -5324,8 +5324,8 @@
       <w:bookmarkStart w:id="28" w:name="bookmark65"/>
       <w:bookmarkEnd w:id="28"/>
       <w:bookmarkStart w:id="29" w:name="_Toc17262"/>
-      <w:bookmarkStart w:id="30" w:name="_Toc17348"/>
-      <w:bookmarkStart w:id="31" w:name="_Toc29257"/>
+      <w:bookmarkStart w:id="30" w:name="_Toc29257"/>
+      <w:bookmarkStart w:id="31" w:name="_Toc20579"/>
       <w:r>
         <w:t>策划</w:t>
       </w:r>
@@ -5458,9 +5458,9 @@
         <w:snapToGrid w:val="0"/>
         <w:textAlignment w:val="baseline"/>
       </w:pPr>
-      <w:bookmarkStart w:id="32" w:name="_Toc10449"/>
-      <w:bookmarkStart w:id="33" w:name="_Toc25998"/>
-      <w:bookmarkStart w:id="34" w:name="_Toc32201"/>
+      <w:bookmarkStart w:id="32" w:name="_Toc25998"/>
+      <w:bookmarkStart w:id="33" w:name="_Toc10449"/>
+      <w:bookmarkStart w:id="34" w:name="_Toc21179"/>
       <w:r>
         <w:t>运维服务目录管理</w:t>
       </w:r>
@@ -5513,7 +5513,7 @@
         <w:snapToGrid w:val="0"/>
         <w:textAlignment w:val="baseline"/>
       </w:pPr>
-      <w:bookmarkStart w:id="35" w:name="_Toc4013"/>
+      <w:bookmarkStart w:id="35" w:name="_Toc13277"/>
       <w:r>
         <w:t>运维服务能力计划</w:t>
       </w:r>
@@ -5667,9 +5667,9 @@
         <w:snapToGrid w:val="0"/>
         <w:textAlignment w:val="baseline"/>
       </w:pPr>
-      <w:bookmarkStart w:id="36" w:name="_Toc24467"/>
-      <w:bookmarkStart w:id="37" w:name="_Toc28504"/>
-      <w:bookmarkStart w:id="38" w:name="_Toc9987"/>
+      <w:bookmarkStart w:id="36" w:name="_Toc9987"/>
+      <w:bookmarkStart w:id="37" w:name="_Toc24467"/>
+      <w:bookmarkStart w:id="38" w:name="_Toc8038"/>
       <w:r>
         <w:t>运维服务质量计划</w:t>
       </w:r>
@@ -5705,8 +5705,8 @@
         <w:textAlignment w:val="baseline"/>
       </w:pPr>
       <w:bookmarkStart w:id="39" w:name="_Toc11885"/>
-      <w:bookmarkStart w:id="40" w:name="_Toc20677"/>
-      <w:bookmarkStart w:id="41" w:name="_Toc29847"/>
+      <w:bookmarkStart w:id="40" w:name="_Toc29847"/>
+      <w:bookmarkStart w:id="41" w:name="_Toc6574"/>
       <w:r>
         <w:t>实施</w:t>
       </w:r>
@@ -5812,8 +5812,8 @@
         <w:textAlignment w:val="baseline"/>
       </w:pPr>
       <w:bookmarkStart w:id="42" w:name="_Toc31148"/>
-      <w:bookmarkStart w:id="43" w:name="_Toc10718"/>
-      <w:bookmarkStart w:id="44" w:name="_Toc8687"/>
+      <w:bookmarkStart w:id="43" w:name="_Toc8687"/>
+      <w:bookmarkStart w:id="44" w:name="_Toc30492"/>
       <w:r>
         <w:t>检查</w:t>
       </w:r>
@@ -5904,9 +5904,9 @@
         <w:snapToGrid w:val="0"/>
         <w:textAlignment w:val="baseline"/>
       </w:pPr>
-      <w:bookmarkStart w:id="45" w:name="_Toc15079"/>
-      <w:bookmarkStart w:id="46" w:name="_Toc30188"/>
-      <w:bookmarkStart w:id="47" w:name="_Toc27234"/>
+      <w:bookmarkStart w:id="45" w:name="_Toc30188"/>
+      <w:bookmarkStart w:id="46" w:name="_Toc15079"/>
+      <w:bookmarkStart w:id="47" w:name="_Toc12597"/>
       <w:r>
         <w:t>内审</w:t>
       </w:r>
@@ -5968,9 +5968,9 @@
         <w:snapToGrid w:val="0"/>
         <w:textAlignment w:val="baseline"/>
       </w:pPr>
-      <w:bookmarkStart w:id="48" w:name="_Toc6776"/>
-      <w:bookmarkStart w:id="49" w:name="_Toc14745"/>
-      <w:bookmarkStart w:id="50" w:name="_Toc8160"/>
+      <w:bookmarkStart w:id="48" w:name="_Toc8160"/>
+      <w:bookmarkStart w:id="49" w:name="_Toc6776"/>
+      <w:bookmarkStart w:id="50" w:name="_Toc9774"/>
       <w:r>
         <w:t>管理评审</w:t>
       </w:r>
@@ -6033,9 +6033,9 @@
         <w:snapToGrid w:val="0"/>
         <w:textAlignment w:val="baseline"/>
       </w:pPr>
-      <w:bookmarkStart w:id="51" w:name="_Toc11653"/>
-      <w:bookmarkStart w:id="52" w:name="_Toc16983"/>
-      <w:bookmarkStart w:id="53" w:name="_Toc32030"/>
+      <w:bookmarkStart w:id="51" w:name="_Toc16983"/>
+      <w:bookmarkStart w:id="52" w:name="_Toc11653"/>
+      <w:bookmarkStart w:id="53" w:name="_Toc20007"/>
       <w:r>
         <w:t>客户满意度</w:t>
       </w:r>
@@ -6071,8 +6071,8 @@
         <w:textAlignment w:val="baseline"/>
       </w:pPr>
       <w:bookmarkStart w:id="54" w:name="_Toc17579"/>
-      <w:bookmarkStart w:id="55" w:name="_Toc13507"/>
-      <w:bookmarkStart w:id="56" w:name="_Toc2959"/>
+      <w:bookmarkStart w:id="55" w:name="_Toc2959"/>
+      <w:bookmarkStart w:id="56" w:name="_Toc12163"/>
       <w:r>
         <w:t>改进</w:t>
       </w:r>
@@ -6150,8 +6150,8 @@
         <w:textAlignment w:val="baseline"/>
       </w:pPr>
       <w:bookmarkStart w:id="57" w:name="_Toc26260"/>
-      <w:bookmarkStart w:id="58" w:name="_Toc1578"/>
-      <w:bookmarkStart w:id="59" w:name="_Toc24696"/>
+      <w:bookmarkStart w:id="58" w:name="_Toc24696"/>
+      <w:bookmarkStart w:id="59" w:name="_Toc30151"/>
       <w:r>
         <w:t>交付</w:t>
       </w:r>
@@ -6186,9 +6186,9 @@
         <w:snapToGrid w:val="0"/>
         <w:textAlignment w:val="baseline"/>
       </w:pPr>
-      <w:bookmarkStart w:id="60" w:name="_Toc27679"/>
-      <w:bookmarkStart w:id="61" w:name="_Toc17636"/>
-      <w:bookmarkStart w:id="62" w:name="_Toc1547"/>
+      <w:bookmarkStart w:id="60" w:name="_Toc17636"/>
+      <w:bookmarkStart w:id="61" w:name="_Toc1547"/>
+      <w:bookmarkStart w:id="62" w:name="_Toc16737"/>
       <w:r>
         <w:t>交付策划</w:t>
       </w:r>
@@ -6401,8 +6401,8 @@
         <w:textAlignment w:val="baseline"/>
       </w:pPr>
       <w:bookmarkStart w:id="63" w:name="_Toc9794"/>
-      <w:bookmarkStart w:id="64" w:name="_Toc8753"/>
-      <w:bookmarkStart w:id="65" w:name="_Toc20379"/>
+      <w:bookmarkStart w:id="64" w:name="_Toc20379"/>
+      <w:bookmarkStart w:id="65" w:name="_Toc11025"/>
       <w:r>
         <w:t>交付实施</w:t>
       </w:r>
@@ -6454,9 +6454,9 @@
         <w:snapToGrid w:val="0"/>
         <w:textAlignment w:val="baseline"/>
       </w:pPr>
-      <w:bookmarkStart w:id="66" w:name="_Toc10545"/>
-      <w:bookmarkStart w:id="67" w:name="_Toc22838"/>
-      <w:bookmarkStart w:id="68" w:name="_Toc9437"/>
+      <w:bookmarkStart w:id="66" w:name="_Toc22838"/>
+      <w:bookmarkStart w:id="67" w:name="_Toc10545"/>
+      <w:bookmarkStart w:id="68" w:name="_Toc20855"/>
       <w:r>
         <w:t>交付检查</w:t>
       </w:r>
@@ -6491,7 +6491,7 @@
         <w:snapToGrid w:val="0"/>
         <w:textAlignment w:val="baseline"/>
       </w:pPr>
-      <w:bookmarkStart w:id="69" w:name="_Toc22564"/>
+      <w:bookmarkStart w:id="69" w:name="_Toc6415"/>
       <w:r>
         <w:t>交付改进</w:t>
       </w:r>
@@ -6525,8 +6525,8 @@
         <w:textAlignment w:val="baseline"/>
       </w:pPr>
       <w:bookmarkStart w:id="70" w:name="_Toc2610"/>
-      <w:bookmarkStart w:id="71" w:name="_Toc20126"/>
-      <w:bookmarkStart w:id="72" w:name="_Toc5952"/>
+      <w:bookmarkStart w:id="71" w:name="_Toc5952"/>
+      <w:bookmarkStart w:id="72" w:name="_Toc8797"/>
       <w:r>
         <w:t>应急</w:t>
       </w:r>
@@ -6561,9 +6561,9 @@
         <w:snapToGrid w:val="0"/>
         <w:textAlignment w:val="baseline"/>
       </w:pPr>
-      <w:bookmarkStart w:id="73" w:name="_Toc19736"/>
-      <w:bookmarkStart w:id="74" w:name="_Toc25441"/>
-      <w:bookmarkStart w:id="75" w:name="_Toc13233"/>
+      <w:bookmarkStart w:id="73" w:name="_Toc25441"/>
+      <w:bookmarkStart w:id="74" w:name="_Toc19736"/>
+      <w:bookmarkStart w:id="75" w:name="_Toc29926"/>
       <w:r>
         <w:t>应急准备</w:t>
       </w:r>
@@ -6598,9 +6598,9 @@
         <w:snapToGrid w:val="0"/>
         <w:textAlignment w:val="baseline"/>
       </w:pPr>
-      <w:bookmarkStart w:id="76" w:name="_Toc32420"/>
-      <w:bookmarkStart w:id="77" w:name="_Toc1305"/>
-      <w:bookmarkStart w:id="78" w:name="_Toc2930"/>
+      <w:bookmarkStart w:id="76" w:name="_Toc1305"/>
+      <w:bookmarkStart w:id="77" w:name="_Toc2930"/>
+      <w:bookmarkStart w:id="78" w:name="_Toc17885"/>
       <w:r>
         <w:t>应急响应组织</w:t>
       </w:r>
@@ -6654,9 +6654,9 @@
         <w:snapToGrid w:val="0"/>
         <w:textAlignment w:val="baseline"/>
       </w:pPr>
-      <w:bookmarkStart w:id="79" w:name="_Toc20557"/>
-      <w:bookmarkStart w:id="80" w:name="_Toc942"/>
-      <w:bookmarkStart w:id="81" w:name="_Toc29750"/>
+      <w:bookmarkStart w:id="79" w:name="_Toc942"/>
+      <w:bookmarkStart w:id="80" w:name="_Toc20557"/>
+      <w:bookmarkStart w:id="81" w:name="_Toc32111"/>
       <w:r>
         <w:t>应急响应制度</w:t>
       </w:r>
@@ -6709,9 +6709,9 @@
         <w:snapToGrid w:val="0"/>
         <w:textAlignment w:val="baseline"/>
       </w:pPr>
-      <w:bookmarkStart w:id="82" w:name="_Toc367"/>
-      <w:bookmarkStart w:id="83" w:name="_Toc23059"/>
-      <w:bookmarkStart w:id="84" w:name="_Toc25410"/>
+      <w:bookmarkStart w:id="82" w:name="_Toc23059"/>
+      <w:bookmarkStart w:id="83" w:name="_Toc25410"/>
+      <w:bookmarkStart w:id="84" w:name="_Toc2758"/>
       <w:r>
         <w:t>风险评估与改进</w:t>
       </w:r>
@@ -6790,9 +6790,9 @@
         <w:snapToGrid w:val="0"/>
         <w:textAlignment w:val="baseline"/>
       </w:pPr>
-      <w:bookmarkStart w:id="85" w:name="_Toc20133"/>
-      <w:bookmarkStart w:id="86" w:name="_Toc31686"/>
-      <w:bookmarkStart w:id="87" w:name="_Toc31845"/>
+      <w:bookmarkStart w:id="85" w:name="_Toc31686"/>
+      <w:bookmarkStart w:id="86" w:name="_Toc20133"/>
+      <w:bookmarkStart w:id="87" w:name="_Toc27722"/>
       <w:r>
         <w:t>应急事件级别划分</w:t>
       </w:r>
@@ -6838,7 +6838,7 @@
       </w:pPr>
       <w:bookmarkStart w:id="88" w:name="_Toc7235"/>
       <w:bookmarkStart w:id="89" w:name="_Toc32547"/>
-      <w:bookmarkStart w:id="90" w:name="_Toc7767"/>
+      <w:bookmarkStart w:id="90" w:name="_Toc31257"/>
       <w:r>
         <w:t>应急响应预案制定</w:t>
       </w:r>
@@ -7056,7 +7056,7 @@
       </w:pPr>
       <w:bookmarkStart w:id="91" w:name="_Toc8732"/>
       <w:bookmarkStart w:id="92" w:name="_Toc8890"/>
-      <w:bookmarkStart w:id="93" w:name="_Toc20471"/>
+      <w:bookmarkStart w:id="93" w:name="_Toc3274"/>
       <w:r>
         <w:t>监测与预警</w:t>
       </w:r>
@@ -7084,9 +7084,9 @@
       </w:pPr>
       <w:bookmarkStart w:id="94" w:name="bookmark66"/>
       <w:bookmarkEnd w:id="94"/>
-      <w:bookmarkStart w:id="95" w:name="_Toc10835"/>
-      <w:bookmarkStart w:id="96" w:name="_Toc17635"/>
-      <w:bookmarkStart w:id="97" w:name="_Toc14763"/>
+      <w:bookmarkStart w:id="95" w:name="_Toc14763"/>
+      <w:bookmarkStart w:id="96" w:name="_Toc10835"/>
+      <w:bookmarkStart w:id="97" w:name="_Toc26315"/>
       <w:r>
         <w:t>日常监测与预警</w:t>
       </w:r>
@@ -7364,9 +7364,9 @@
         <w:snapToGrid w:val="0"/>
         <w:textAlignment w:val="baseline"/>
       </w:pPr>
-      <w:bookmarkStart w:id="98" w:name="_Toc6184"/>
-      <w:bookmarkStart w:id="99" w:name="_Toc19688"/>
-      <w:bookmarkStart w:id="100" w:name="_Toc5471"/>
+      <w:bookmarkStart w:id="98" w:name="_Toc19688"/>
+      <w:bookmarkStart w:id="99" w:name="_Toc5471"/>
+      <w:bookmarkStart w:id="100" w:name="_Toc3901"/>
       <w:r>
         <w:t>事件评估</w:t>
       </w:r>
@@ -7401,9 +7401,9 @@
         <w:snapToGrid w:val="0"/>
         <w:textAlignment w:val="baseline"/>
       </w:pPr>
-      <w:bookmarkStart w:id="101" w:name="_Toc23022"/>
-      <w:bookmarkStart w:id="102" w:name="_Toc5719"/>
-      <w:bookmarkStart w:id="103" w:name="_Toc13170"/>
+      <w:bookmarkStart w:id="101" w:name="_Toc5719"/>
+      <w:bookmarkStart w:id="102" w:name="_Toc13170"/>
+      <w:bookmarkStart w:id="103" w:name="_Toc27766"/>
       <w:r>
         <w:t>应急处置</w:t>
       </w:r>
@@ -7432,8 +7432,8 @@
       <w:bookmarkStart w:id="104" w:name="bookmark67"/>
       <w:bookmarkEnd w:id="104"/>
       <w:bookmarkStart w:id="105" w:name="_Toc9612"/>
-      <w:bookmarkStart w:id="106" w:name="_Toc11468"/>
-      <w:bookmarkStart w:id="107" w:name="_Toc26047"/>
+      <w:bookmarkStart w:id="106" w:name="_Toc26047"/>
+      <w:bookmarkStart w:id="107" w:name="_Toc9038"/>
       <w:r>
         <w:t>排查与诊断</w:t>
       </w:r>
@@ -7527,7 +7527,7 @@
         <w:snapToGrid w:val="0"/>
         <w:textAlignment w:val="baseline"/>
       </w:pPr>
-      <w:bookmarkStart w:id="108" w:name="_Toc19159"/>
+      <w:bookmarkStart w:id="108" w:name="_Toc23723"/>
       <w:r>
         <w:t>处理与恢复</w:t>
       </w:r>
@@ -7616,9 +7616,9 @@
         <w:snapToGrid w:val="0"/>
         <w:textAlignment w:val="baseline"/>
       </w:pPr>
-      <w:bookmarkStart w:id="109" w:name="_Toc30786"/>
-      <w:bookmarkStart w:id="110" w:name="_Toc2313"/>
-      <w:bookmarkStart w:id="111" w:name="_Toc20277"/>
+      <w:bookmarkStart w:id="109" w:name="_Toc2313"/>
+      <w:bookmarkStart w:id="110" w:name="_Toc30786"/>
+      <w:bookmarkStart w:id="111" w:name="_Toc31380"/>
       <w:r>
         <w:t>事件升级</w:t>
       </w:r>
@@ -7662,9 +7662,9 @@
         <w:snapToGrid w:val="0"/>
         <w:textAlignment w:val="baseline"/>
       </w:pPr>
-      <w:bookmarkStart w:id="112" w:name="_Toc32592"/>
-      <w:bookmarkStart w:id="113" w:name="_Toc6925"/>
-      <w:bookmarkStart w:id="114" w:name="_Toc27849"/>
+      <w:bookmarkStart w:id="112" w:name="_Toc6925"/>
+      <w:bookmarkStart w:id="113" w:name="_Toc27849"/>
+      <w:bookmarkStart w:id="114" w:name="_Toc22472"/>
       <w:r>
         <w:t>信息通报</w:t>
       </w:r>
@@ -7778,7 +7778,7 @@
         <w:snapToGrid w:val="0"/>
         <w:textAlignment w:val="baseline"/>
       </w:pPr>
-      <w:bookmarkStart w:id="115" w:name="_Toc27985"/>
+      <w:bookmarkStart w:id="115" w:name="_Toc7313"/>
       <w:r>
         <w:t>持续服务</w:t>
       </w:r>
@@ -7811,7 +7811,7 @@
         <w:snapToGrid w:val="0"/>
         <w:textAlignment w:val="baseline"/>
       </w:pPr>
-      <w:bookmarkStart w:id="116" w:name="_Toc18056"/>
+      <w:bookmarkStart w:id="116" w:name="_Toc30072"/>
       <w:r>
         <w:t>事件关闭</w:t>
       </w:r>
@@ -7844,9 +7844,9 @@
         <w:snapToGrid w:val="0"/>
         <w:textAlignment w:val="baseline"/>
       </w:pPr>
-      <w:bookmarkStart w:id="117" w:name="_Toc9251"/>
-      <w:bookmarkStart w:id="118" w:name="_Toc13985"/>
-      <w:bookmarkStart w:id="119" w:name="_Toc19990"/>
+      <w:bookmarkStart w:id="117" w:name="_Toc19990"/>
+      <w:bookmarkStart w:id="118" w:name="_Toc9251"/>
+      <w:bookmarkStart w:id="119" w:name="_Toc32682"/>
       <w:r>
         <w:t>人员</w:t>
       </w:r>
@@ -7876,7 +7876,7 @@
       <w:bookmarkEnd w:id="120"/>
       <w:bookmarkStart w:id="121" w:name="_Toc24113"/>
       <w:bookmarkStart w:id="122" w:name="_Toc13299"/>
-      <w:bookmarkStart w:id="123" w:name="_Toc710"/>
+      <w:bookmarkStart w:id="123" w:name="_Toc16976"/>
       <w:r>
         <w:t>人员管理</w:t>
       </w:r>
@@ -7976,9 +7976,9 @@
         <w:snapToGrid w:val="0"/>
         <w:textAlignment w:val="baseline"/>
       </w:pPr>
-      <w:bookmarkStart w:id="124" w:name="_Toc23034"/>
-      <w:bookmarkStart w:id="125" w:name="_Toc32746"/>
-      <w:bookmarkStart w:id="126" w:name="_Toc2523"/>
+      <w:bookmarkStart w:id="124" w:name="_Toc32746"/>
+      <w:bookmarkStart w:id="125" w:name="_Toc2523"/>
+      <w:bookmarkStart w:id="126" w:name="_Toc14048"/>
       <w:r>
         <w:t>岗位结构</w:t>
       </w:r>
@@ -8013,7 +8013,7 @@
         <w:snapToGrid w:val="0"/>
         <w:textAlignment w:val="baseline"/>
       </w:pPr>
-      <w:bookmarkStart w:id="127" w:name="_Toc11945"/>
+      <w:bookmarkStart w:id="127" w:name="_Toc17180"/>
       <w:r>
         <w:t>知识</w:t>
       </w:r>
@@ -8067,8 +8067,8 @@
         <w:textAlignment w:val="baseline"/>
       </w:pPr>
       <w:bookmarkStart w:id="128" w:name="_Toc31635"/>
-      <w:bookmarkStart w:id="129" w:name="_Toc14889"/>
-      <w:bookmarkStart w:id="130" w:name="_Toc17225"/>
+      <w:bookmarkStart w:id="129" w:name="_Toc17225"/>
+      <w:bookmarkStart w:id="130" w:name="_Toc16979"/>
       <w:r>
         <w:t>技能</w:t>
       </w:r>
@@ -8105,7 +8105,7 @@
       </w:pPr>
       <w:bookmarkStart w:id="131" w:name="_Toc24458"/>
       <w:bookmarkStart w:id="132" w:name="_Toc29831"/>
-      <w:bookmarkStart w:id="133" w:name="_Toc29103"/>
+      <w:bookmarkStart w:id="133" w:name="_Toc29663"/>
       <w:r>
         <w:t>资源</w:t>
       </w:r>
@@ -8133,9 +8133,9 @@
       </w:pPr>
       <w:bookmarkStart w:id="134" w:name="bookmark69"/>
       <w:bookmarkEnd w:id="134"/>
-      <w:bookmarkStart w:id="135" w:name="_Toc6394"/>
+      <w:bookmarkStart w:id="135" w:name="_Toc1494"/>
       <w:bookmarkStart w:id="136" w:name="_Toc16994"/>
-      <w:bookmarkStart w:id="137" w:name="_Toc1494"/>
+      <w:bookmarkStart w:id="137" w:name="_Toc16596"/>
       <w:r>
         <w:t>运行维护工具</w:t>
       </w:r>
@@ -8199,7 +8199,7 @@
       </w:pPr>
       <w:bookmarkStart w:id="138" w:name="_Toc1020"/>
       <w:bookmarkStart w:id="139" w:name="_Toc29275"/>
-      <w:bookmarkStart w:id="140" w:name="_Toc26035"/>
+      <w:bookmarkStart w:id="140" w:name="_Toc10137"/>
       <w:r>
         <w:t>服务台</w:t>
       </w:r>
@@ -8240,7 +8240,7 @@
       </w:pPr>
       <w:bookmarkStart w:id="141" w:name="_Toc28671"/>
       <w:bookmarkStart w:id="142" w:name="_Toc30691"/>
-      <w:bookmarkStart w:id="143" w:name="_Toc29486"/>
+      <w:bookmarkStart w:id="143" w:name="_Toc29457"/>
       <w:r>
         <w:rPr>
           <w:rFonts w:hint="eastAsia"/>
@@ -8289,8 +8289,8 @@
         <w:textAlignment w:val="baseline"/>
       </w:pPr>
       <w:bookmarkStart w:id="144" w:name="_Toc892"/>
-      <w:bookmarkStart w:id="145" w:name="_Toc32118"/>
-      <w:bookmarkStart w:id="146" w:name="_Toc18729"/>
+      <w:bookmarkStart w:id="145" w:name="_Toc18729"/>
+      <w:bookmarkStart w:id="146" w:name="_Toc5950"/>
       <w:r>
         <w:t>备件库</w:t>
       </w:r>
@@ -8338,9 +8338,9 @@
           <w:lang w:val="en-US" w:eastAsia="zh-CN"/>
         </w:rPr>
       </w:pPr>
-      <w:bookmarkStart w:id="147" w:name="_Toc13939"/>
-      <w:bookmarkStart w:id="148" w:name="_Toc13400"/>
-      <w:bookmarkStart w:id="149" w:name="_Toc23907"/>
+      <w:bookmarkStart w:id="147" w:name="_Toc13400"/>
+      <w:bookmarkStart w:id="148" w:name="_Toc13939"/>
+      <w:bookmarkStart w:id="149" w:name="_Toc17701"/>
       <w:r>
         <w:rPr>
           <w:rFonts w:hint="eastAsia"/>
@@ -8404,8 +8404,8 @@
         <w:textAlignment w:val="baseline"/>
       </w:pPr>
       <w:bookmarkStart w:id="150" w:name="_Toc2037"/>
-      <w:bookmarkStart w:id="151" w:name="_Toc15485"/>
-      <w:bookmarkStart w:id="152" w:name="_Toc14647"/>
+      <w:bookmarkStart w:id="151" w:name="_Toc14647"/>
+      <w:bookmarkStart w:id="152" w:name="_Toc8597"/>
       <w:r>
         <w:rPr>
           <w:rFonts w:hint="eastAsia"/>
@@ -8454,7 +8454,7 @@
       </w:pPr>
       <w:bookmarkStart w:id="153" w:name="_Toc8719"/>
       <w:bookmarkStart w:id="154" w:name="_Toc18209"/>
-      <w:bookmarkStart w:id="155" w:name="_Toc28926"/>
+      <w:bookmarkStart w:id="155" w:name="_Toc31115"/>
       <w:r>
         <w:t>技术</w:t>
       </w:r>
@@ -8482,9 +8482,9 @@
       </w:pPr>
       <w:bookmarkStart w:id="156" w:name="bookmark70"/>
       <w:bookmarkEnd w:id="156"/>
-      <w:bookmarkStart w:id="157" w:name="_Toc12994"/>
-      <w:bookmarkStart w:id="158" w:name="_Toc22429"/>
-      <w:bookmarkStart w:id="159" w:name="_Toc24367"/>
+      <w:bookmarkStart w:id="157" w:name="_Toc22429"/>
+      <w:bookmarkStart w:id="158" w:name="_Toc24367"/>
+      <w:bookmarkStart w:id="159" w:name="_Toc2766"/>
       <w:r>
         <w:t>技术研发</w:t>
       </w:r>
@@ -8544,9 +8544,9 @@
         <w:snapToGrid w:val="0"/>
         <w:textAlignment w:val="baseline"/>
       </w:pPr>
-      <w:bookmarkStart w:id="160" w:name="_Toc9036"/>
-      <w:bookmarkStart w:id="161" w:name="_Toc1103"/>
-      <w:bookmarkStart w:id="162" w:name="_Toc4495"/>
+      <w:bookmarkStart w:id="160" w:name="_Toc1103"/>
+      <w:bookmarkStart w:id="161" w:name="_Toc9036"/>
+      <w:bookmarkStart w:id="162" w:name="_Toc10435"/>
       <w:r>
         <w:t>与发现问题、解决问题相关的技术</w:t>
       </w:r>
@@ -8607,8 +8607,8 @@
         <w:textAlignment w:val="baseline"/>
       </w:pPr>
       <w:bookmarkStart w:id="163" w:name="_Toc29957"/>
-      <w:bookmarkStart w:id="164" w:name="_Toc780"/>
-      <w:bookmarkStart w:id="165" w:name="_Toc21350"/>
+      <w:bookmarkStart w:id="164" w:name="_Toc21350"/>
+      <w:bookmarkStart w:id="165" w:name="_Toc16917"/>
       <w:r>
         <w:t>过程</w:t>
       </w:r>
@@ -8640,11 +8640,11 @@
       </w:pPr>
       <w:bookmarkStart w:id="166" w:name="bookmark71"/>
       <w:bookmarkEnd w:id="166"/>
-      <w:bookmarkStart w:id="167" w:name="_Toc22773"/>
-      <w:bookmarkStart w:id="168" w:name="_Toc17170"/>
-      <w:bookmarkStart w:id="169" w:name="_Toc22101"/>
-      <w:bookmarkStart w:id="170" w:name="_Toc16659"/>
-      <w:bookmarkStart w:id="171" w:name="_Toc19158"/>
+      <w:bookmarkStart w:id="167" w:name="_Toc17170"/>
+      <w:bookmarkStart w:id="168" w:name="_Toc22773"/>
+      <w:bookmarkStart w:id="169" w:name="_Toc9018"/>
+      <w:bookmarkStart w:id="170" w:name="_Toc19158"/>
+      <w:bookmarkStart w:id="171" w:name="_Toc16659"/>
       <w:r>
         <w:rPr>
           <w:rFonts w:hint="eastAsia"/>
@@ -8759,7 +8759,7 @@
         <w:snapToGrid w:val="0"/>
         <w:textAlignment w:val="baseline"/>
       </w:pPr>
-      <w:bookmarkStart w:id="172" w:name="_Toc12524"/>
+      <w:bookmarkStart w:id="172" w:name="_Toc9324"/>
       <w:r>
         <w:t>服务级别管理</w:t>
       </w:r>
@@ -8836,9 +8836,9 @@
         <w:snapToGrid w:val="0"/>
         <w:textAlignment w:val="baseline"/>
       </w:pPr>
-      <w:bookmarkStart w:id="173" w:name="_Toc14584"/>
-      <w:bookmarkStart w:id="174" w:name="_Toc192"/>
-      <w:bookmarkStart w:id="175" w:name="_Toc6093"/>
+      <w:bookmarkStart w:id="173" w:name="_Toc6093"/>
+      <w:bookmarkStart w:id="174" w:name="_Toc14584"/>
+      <w:bookmarkStart w:id="175" w:name="_Toc28451"/>
       <w:r>
         <w:t>服务报告</w:t>
       </w:r>
@@ -8916,8 +8916,8 @@
         <w:textAlignment w:val="baseline"/>
       </w:pPr>
       <w:bookmarkStart w:id="176" w:name="_Toc10063"/>
-      <w:bookmarkStart w:id="177" w:name="_Toc7084"/>
-      <w:bookmarkStart w:id="178" w:name="_Toc10623"/>
+      <w:bookmarkStart w:id="177" w:name="_Toc10623"/>
+      <w:bookmarkStart w:id="178" w:name="_Toc12169"/>
       <w:r>
         <w:t>事件管理</w:t>
       </w:r>
@@ -8996,7 +8996,7 @@
       </w:pPr>
       <w:bookmarkStart w:id="179" w:name="_Toc18965"/>
       <w:bookmarkStart w:id="180" w:name="_Toc9450"/>
-      <w:bookmarkStart w:id="181" w:name="_Toc28708"/>
+      <w:bookmarkStart w:id="181" w:name="_Toc10854"/>
       <w:r>
         <w:t>问题管理</w:t>
       </w:r>
@@ -9073,9 +9073,9 @@
         <w:snapToGrid w:val="0"/>
         <w:textAlignment w:val="baseline"/>
       </w:pPr>
-      <w:bookmarkStart w:id="182" w:name="_Toc17576"/>
-      <w:bookmarkStart w:id="183" w:name="_Toc30134"/>
-      <w:bookmarkStart w:id="184" w:name="_Toc6381"/>
+      <w:bookmarkStart w:id="182" w:name="_Toc6381"/>
+      <w:bookmarkStart w:id="183" w:name="_Toc17576"/>
+      <w:bookmarkStart w:id="184" w:name="_Toc27799"/>
       <w:r>
         <w:t>变更管理</w:t>
       </w:r>
@@ -9153,8 +9153,8 @@
         <w:textAlignment w:val="baseline"/>
       </w:pPr>
       <w:bookmarkStart w:id="185" w:name="_Toc5904"/>
-      <w:bookmarkStart w:id="186" w:name="_Toc17411"/>
-      <w:bookmarkStart w:id="187" w:name="_Toc6430"/>
+      <w:bookmarkStart w:id="186" w:name="_Toc6430"/>
+      <w:bookmarkStart w:id="187" w:name="_Toc6359"/>
       <w:r>
         <w:t>发布管理</w:t>
       </w:r>
@@ -9248,9 +9248,9 @@
         <w:snapToGrid w:val="0"/>
         <w:textAlignment w:val="baseline"/>
       </w:pPr>
-      <w:bookmarkStart w:id="188" w:name="_Toc26881"/>
-      <w:bookmarkStart w:id="189" w:name="_Toc12840"/>
-      <w:bookmarkStart w:id="190" w:name="_Toc17471"/>
+      <w:bookmarkStart w:id="188" w:name="_Toc12840"/>
+      <w:bookmarkStart w:id="189" w:name="_Toc26881"/>
+      <w:bookmarkStart w:id="190" w:name="_Toc23049"/>
       <w:r>
         <w:t>配置管理</w:t>
       </w:r>
@@ -9286,7 +9286,7 @@
       </w:pPr>
       <w:bookmarkStart w:id="191" w:name="_Toc11333"/>
       <w:bookmarkStart w:id="192" w:name="_Toc22013"/>
-      <w:bookmarkStart w:id="193" w:name="_Toc10640"/>
+      <w:bookmarkStart w:id="193" w:name="_Toc10577"/>
       <w:r>
         <w:rPr>
           <w:rFonts w:hint="eastAsia"/>
@@ -9343,7 +9343,7 @@
           <w:lang w:val="en-US" w:eastAsia="zh-CN"/>
         </w:rPr>
       </w:pPr>
-      <w:bookmarkStart w:id="196" w:name="_Toc4410"/>
+      <w:bookmarkStart w:id="196" w:name="_Toc5333"/>
       <w:r>
         <w:rPr>
           <w:rFonts w:hint="eastAsia"/>
@@ -9674,7 +9674,7 @@
       </w:pPr>
       <w:bookmarkStart w:id="197" w:name="_Toc29548"/>
       <w:bookmarkStart w:id="198" w:name="_Toc11132"/>
-      <w:bookmarkStart w:id="199" w:name="_Toc30298"/>
+      <w:bookmarkStart w:id="199" w:name="_Toc20578"/>
       <w:r>
         <w:t>信息安全管理</w:t>
       </w:r>

--- a/3-能力管理/流程制度规范类文件/030101-运维服务能力管理制度.docx
+++ b/3-能力管理/流程制度规范类文件/030101-运维服务能力管理制度.docx
@@ -1,11 +1,10 @@
 
 <file path=word/document.xml><?xml version="1.0" encoding="utf-8"?>
-<w:document xmlns:wpc="http://schemas.microsoft.com/office/word/2010/wordprocessingCanvas" xmlns:mc="http://schemas.openxmlformats.org/markup-compatibility/2006" xmlns:o="urn:schemas-microsoft-com:office:office" xmlns:r="http://schemas.openxmlformats.org/officeDocument/2006/relationships" xmlns:m="http://schemas.openxmlformats.org/officeDocument/2006/math" xmlns:v="urn:schemas-microsoft-com:vml" xmlns:wp14="http://schemas.microsoft.com/office/word/2010/wordprocessingDrawing" xmlns:wp="http://schemas.openxmlformats.org/drawingml/2006/wordprocessingDrawing" xmlns:w10="urn:schemas-microsoft-com:office:word" xmlns:w="http://schemas.openxmlformats.org/wordprocessingml/2006/main" xmlns:w14="http://schemas.microsoft.com/office/word/2010/wordml" xmlns:w15="http://schemas.microsoft.com/office/word/2012/wordml" xmlns:wne="http://schemas.microsoft.com/office/word/2006/wordml" xmlns:wpg="http://schemas.microsoft.com/office/word/2010/wordprocessingGroup" xmlns:wpi="http://schemas.microsoft.com/office/word/2010/wordprocessingInk" xmlns:wps="http://schemas.microsoft.com/office/word/2010/wordprocessingShape" mc:Ignorable="w14 w15 wp14">
-  <!-- Generated by Aspose.Words for .NET 13.3.0.1 -->
+<w:document xmlns:wpc="http://schemas.microsoft.com/office/word/2010/wordprocessingCanvas" xmlns:mc="http://schemas.openxmlformats.org/markup-compatibility/2006" xmlns:o="urn:schemas-microsoft-com:office:office" xmlns:r="http://schemas.openxmlformats.org/officeDocument/2006/relationships" xmlns:m="http://schemas.openxmlformats.org/officeDocument/2006/math" xmlns:v="urn:schemas-microsoft-com:vml" xmlns:wp14="http://schemas.microsoft.com/office/word/2010/wordprocessingDrawing" xmlns:wp="http://schemas.openxmlformats.org/drawingml/2006/wordprocessingDrawing" xmlns:w="http://schemas.openxmlformats.org/wordprocessingml/2006/main" xmlns:w14="http://schemas.microsoft.com/office/word/2010/wordml" xmlns:w10="urn:schemas-microsoft-com:office:word" xmlns:w15="http://schemas.microsoft.com/office/word/2012/wordml" xmlns:wpg="http://schemas.microsoft.com/office/word/2010/wordprocessingGroup" xmlns:wpi="http://schemas.microsoft.com/office/word/2010/wordprocessingInk" xmlns:wne="http://schemas.microsoft.com/office/word/2006/wordml" xmlns:wps="http://schemas.microsoft.com/office/word/2010/wordprocessingShape" xmlns:wpsCustomData="http://www.wps.cn/officeDocument/2013/wpsCustomData" mc:Ignorable="w14 w15 wp14">
   <w:body>
     <w:p>
       <w:pPr>
-        <w:pStyle w:val="a1"/>
+        <w:pStyle w:val="31"/>
         <w:bidi w:val="0"/>
       </w:pPr>
       <w:bookmarkStart w:id="0" w:name="_Toc16167"/>
@@ -13,10 +12,10 @@
     </w:p>
     <w:p>
       <w:pPr>
-        <w:pStyle w:val="a1"/>
-        <w:bidi w:val="0"/>
-      </w:pPr>
-      <w:bookmarkStart w:id="2" w:name="_Toc26321"/>
+        <w:pStyle w:val="31"/>
+        <w:bidi w:val="0"/>
+      </w:pPr>
+      <w:bookmarkStart w:id="2" w:name="_Toc12847"/>
       <w:r>
         <w:t>运维服务能力管理制度</w:t>
       </w:r>
@@ -26,10 +25,10 @@
     </w:p>
     <w:p>
       <w:pPr>
-        <w:pStyle w:val="a2"/>
-        <w:bidi w:val="0"/>
-      </w:pPr>
-      <w:bookmarkStart w:id="3" w:name="_Toc26512"/>
+        <w:pStyle w:val="32"/>
+        <w:bidi w:val="0"/>
+      </w:pPr>
+      <w:bookmarkStart w:id="3" w:name="_Toc25225"/>
       <w:r>
         <w:t>中达丰集团有限公司</w:t>
       </w:r>
@@ -54,14 +53,14 @@
         <w:ind w:left="2925"/>
         <w:textAlignment w:val="baseline"/>
         <w:rPr>
-          <w:rFonts w:ascii="宋体" w:eastAsia="宋体" w:hAnsi="宋体" w:cs="宋体"/>
+          <w:rFonts w:ascii="宋体" w:hAnsi="宋体" w:eastAsia="宋体" w:cs="宋体"/>
           <w:sz w:val="36"/>
           <w:szCs w:val="36"/>
         </w:rPr>
       </w:pPr>
       <w:r>
         <w:rPr>
-          <w:rFonts w:ascii="宋体" w:eastAsia="宋体" w:hAnsi="宋体" w:cs="宋体"/>
+          <w:rFonts w:ascii="宋体" w:hAnsi="宋体" w:eastAsia="宋体" w:cs="宋体"/>
           <w:spacing w:val="-11"/>
           <w:sz w:val="36"/>
           <w:szCs w:val="36"/>
@@ -87,14 +86,14 @@
         <w:spacing w:line="220" w:lineRule="auto"/>
         <w:textAlignment w:val="baseline"/>
         <w:rPr>
-          <w:rFonts w:ascii="宋体" w:eastAsia="宋体" w:hAnsi="宋体" w:cs="宋体"/>
+          <w:rFonts w:ascii="宋体" w:hAnsi="宋体" w:eastAsia="宋体" w:cs="宋体"/>
           <w:sz w:val="36"/>
           <w:szCs w:val="36"/>
         </w:rPr>
         <w:sectPr>
           <w:pgSz w:w="11906" w:h="16839"/>
           <w:pgMar w:top="1431" w:right="1785" w:bottom="0" w:left="1785" w:header="0" w:footer="0" w:gutter="0"/>
-          <w:cols w:num="1" w:space="720"/>
+          <w:cols w:space="720" w:num="1"/>
         </w:sectPr>
       </w:pPr>
     </w:p>
@@ -118,17 +117,17 @@
         <w:textAlignment w:val="baseline"/>
         <w:outlineLvl w:val="1"/>
         <w:rPr>
-          <w:rFonts w:ascii="宋体" w:eastAsia="宋体" w:hAnsi="宋体" w:cs="宋体"/>
+          <w:rFonts w:ascii="宋体" w:hAnsi="宋体" w:eastAsia="宋体" w:cs="宋体"/>
           <w:sz w:val="28"/>
           <w:szCs w:val="28"/>
         </w:rPr>
       </w:pPr>
-      <w:bookmarkStart w:id="4" w:name="_Toc16758"/>
-      <w:bookmarkStart w:id="5" w:name="_Toc3072"/>
-      <w:bookmarkStart w:id="6" w:name="_Toc9826"/>
+      <w:bookmarkStart w:id="4" w:name="_Toc3072"/>
+      <w:bookmarkStart w:id="5" w:name="_Toc16758"/>
+      <w:bookmarkStart w:id="6" w:name="_Toc15514"/>
       <w:r>
         <w:rPr>
-          <w:rFonts w:ascii="宋体" w:eastAsia="宋体" w:hAnsi="宋体" w:cs="宋体"/>
+          <w:rFonts w:ascii="宋体" w:hAnsi="宋体" w:eastAsia="宋体" w:cs="宋体"/>
           <w:spacing w:val="-3"/>
           <w:sz w:val="28"/>
           <w:szCs w:val="28"/>
@@ -141,16 +140,16 @@
     </w:p>
     <w:tbl>
       <w:tblPr>
-        <w:tblStyle w:val="TableNormal0"/>
+        <w:tblStyle w:val="24"/>
         <w:tblW w:w="8646" w:type="dxa"/>
         <w:tblInd w:w="28" w:type="dxa"/>
         <w:tblBorders>
-          <w:top w:val="single" w:sz="4" w:space="0" w:color="000000"/>
-          <w:left w:val="single" w:sz="4" w:space="0" w:color="000000"/>
-          <w:bottom w:val="single" w:sz="4" w:space="0" w:color="000000"/>
-          <w:right w:val="single" w:sz="4" w:space="0" w:color="000000"/>
-          <w:insideH w:val="single" w:sz="4" w:space="0" w:color="000000"/>
-          <w:insideV w:val="single" w:sz="4" w:space="0" w:color="000000"/>
+          <w:top w:val="single" w:color="000000" w:sz="4" w:space="0"/>
+          <w:left w:val="single" w:color="000000" w:sz="4" w:space="0"/>
+          <w:bottom w:val="single" w:color="000000" w:sz="4" w:space="0"/>
+          <w:right w:val="single" w:color="000000" w:sz="4" w:space="0"/>
+          <w:insideH w:val="single" w:color="000000" w:sz="4" w:space="0"/>
+          <w:insideV w:val="single" w:color="000000" w:sz="4" w:space="0"/>
         </w:tblBorders>
         <w:tblLayout w:type="fixed"/>
         <w:tblCellMar>
@@ -169,17 +168,14 @@
       </w:tblGrid>
       <w:tr>
         <w:tblPrEx>
-          <w:tblW w:w="8646" w:type="dxa"/>
-          <w:tblInd w:w="28" w:type="dxa"/>
           <w:tblBorders>
-            <w:top w:val="single" w:sz="4" w:space="0" w:color="000000"/>
-            <w:left w:val="single" w:sz="4" w:space="0" w:color="000000"/>
-            <w:bottom w:val="single" w:sz="4" w:space="0" w:color="000000"/>
-            <w:right w:val="single" w:sz="4" w:space="0" w:color="000000"/>
-            <w:insideH w:val="single" w:sz="4" w:space="0" w:color="000000"/>
-            <w:insideV w:val="single" w:sz="4" w:space="0" w:color="000000"/>
+            <w:top w:val="single" w:color="000000" w:sz="4" w:space="0"/>
+            <w:left w:val="single" w:color="000000" w:sz="4" w:space="0"/>
+            <w:bottom w:val="single" w:color="000000" w:sz="4" w:space="0"/>
+            <w:right w:val="single" w:color="000000" w:sz="4" w:space="0"/>
+            <w:insideH w:val="single" w:color="000000" w:sz="4" w:space="0"/>
+            <w:insideV w:val="single" w:color="000000" w:sz="4" w:space="0"/>
           </w:tblBorders>
-          <w:tblLayout w:type="fixed"/>
           <w:tblCellMar>
             <w:top w:w="0" w:type="dxa"/>
             <w:left w:w="0" w:type="dxa"/>
@@ -188,7 +184,7 @@
           </w:tblCellMar>
         </w:tblPrEx>
         <w:trPr>
-          <w:trHeight w:val="611"/>
+          <w:trHeight w:val="611" w:hRule="atLeast"/>
         </w:trPr>
         <w:tc>
           <w:tcPr>
@@ -213,14 +209,14 @@
               <w:ind w:left="136"/>
               <w:textAlignment w:val="baseline"/>
               <w:rPr>
-                <w:rFonts w:ascii="宋体" w:eastAsia="宋体" w:hAnsi="宋体" w:cs="宋体"/>
+                <w:rFonts w:ascii="宋体" w:hAnsi="宋体" w:eastAsia="宋体" w:cs="宋体"/>
                 <w:sz w:val="24"/>
                 <w:szCs w:val="24"/>
               </w:rPr>
             </w:pPr>
             <w:r>
               <w:rPr>
-                <w:rFonts w:ascii="宋体" w:eastAsia="宋体" w:hAnsi="宋体" w:cs="宋体"/>
+                <w:rFonts w:ascii="宋体" w:hAnsi="宋体" w:eastAsia="宋体" w:cs="宋体"/>
                 <w:spacing w:val="-2"/>
                 <w:sz w:val="24"/>
                 <w:szCs w:val="24"/>
@@ -253,14 +249,14 @@
               <w:ind w:left="109"/>
               <w:textAlignment w:val="baseline"/>
               <w:rPr>
-                <w:rFonts w:ascii="宋体" w:eastAsia="宋体" w:hAnsi="宋体" w:cs="宋体"/>
+                <w:rFonts w:ascii="宋体" w:hAnsi="宋体" w:eastAsia="宋体" w:cs="宋体"/>
                 <w:sz w:val="24"/>
                 <w:szCs w:val="24"/>
               </w:rPr>
             </w:pPr>
             <w:r>
               <w:rPr>
-                <w:rFonts w:ascii="宋体" w:eastAsia="宋体" w:hAnsi="宋体" w:cs="宋体"/>
+                <w:rFonts w:ascii="宋体" w:hAnsi="宋体" w:eastAsia="宋体" w:cs="宋体"/>
                 <w:spacing w:val="-1"/>
                 <w:sz w:val="24"/>
                 <w:szCs w:val="24"/>
@@ -272,9 +268,14 @@
       </w:tr>
       <w:tr>
         <w:tblPrEx>
-          <w:tblW w:w="8646" w:type="dxa"/>
-          <w:tblInd w:w="28" w:type="dxa"/>
-          <w:tblLayout w:type="fixed"/>
+          <w:tblBorders>
+            <w:top w:val="single" w:color="000000" w:sz="4" w:space="0"/>
+            <w:left w:val="single" w:color="000000" w:sz="4" w:space="0"/>
+            <w:bottom w:val="single" w:color="000000" w:sz="4" w:space="0"/>
+            <w:right w:val="single" w:color="000000" w:sz="4" w:space="0"/>
+            <w:insideH w:val="single" w:color="000000" w:sz="4" w:space="0"/>
+            <w:insideV w:val="single" w:color="000000" w:sz="4" w:space="0"/>
+          </w:tblBorders>
           <w:tblCellMar>
             <w:top w:w="0" w:type="dxa"/>
             <w:left w:w="0" w:type="dxa"/>
@@ -283,7 +284,7 @@
           </w:tblCellMar>
         </w:tblPrEx>
         <w:trPr>
-          <w:trHeight w:val="607"/>
+          <w:trHeight w:val="607" w:hRule="atLeast"/>
         </w:trPr>
         <w:tc>
           <w:tcPr>
@@ -308,14 +309,14 @@
               <w:ind w:left="376"/>
               <w:textAlignment w:val="baseline"/>
               <w:rPr>
-                <w:rFonts w:ascii="宋体" w:eastAsia="宋体" w:hAnsi="宋体" w:cs="宋体"/>
+                <w:rFonts w:ascii="宋体" w:hAnsi="宋体" w:eastAsia="宋体" w:cs="宋体"/>
                 <w:sz w:val="24"/>
                 <w:szCs w:val="24"/>
               </w:rPr>
             </w:pPr>
             <w:r>
               <w:rPr>
-                <w:rFonts w:ascii="宋体" w:eastAsia="宋体" w:hAnsi="宋体" w:cs="宋体"/>
+                <w:rFonts w:ascii="宋体" w:hAnsi="宋体" w:eastAsia="宋体" w:cs="宋体"/>
                 <w:spacing w:val="-3"/>
                 <w:sz w:val="24"/>
                 <w:szCs w:val="24"/>
@@ -348,14 +349,14 @@
               <w:ind w:left="109"/>
               <w:textAlignment w:val="baseline"/>
               <w:rPr>
-                <w:rFonts w:ascii="宋体" w:eastAsia="宋体" w:hAnsi="宋体" w:cs="宋体"/>
+                <w:rFonts w:ascii="宋体" w:hAnsi="宋体" w:eastAsia="宋体" w:cs="宋体"/>
                 <w:sz w:val="24"/>
                 <w:szCs w:val="24"/>
               </w:rPr>
             </w:pPr>
             <w:r>
               <w:rPr>
-                <w:rFonts w:ascii="宋体" w:eastAsia="宋体" w:hAnsi="宋体" w:cs="宋体"/>
+                <w:rFonts w:ascii="宋体" w:hAnsi="宋体" w:eastAsia="宋体" w:cs="宋体"/>
                 <w:spacing w:val="-1"/>
                 <w:sz w:val="24"/>
                 <w:szCs w:val="24"/>
@@ -367,9 +368,14 @@
       </w:tr>
       <w:tr>
         <w:tblPrEx>
-          <w:tblW w:w="8646" w:type="dxa"/>
-          <w:tblInd w:w="28" w:type="dxa"/>
-          <w:tblLayout w:type="fixed"/>
+          <w:tblBorders>
+            <w:top w:val="single" w:color="000000" w:sz="4" w:space="0"/>
+            <w:left w:val="single" w:color="000000" w:sz="4" w:space="0"/>
+            <w:bottom w:val="single" w:color="000000" w:sz="4" w:space="0"/>
+            <w:right w:val="single" w:color="000000" w:sz="4" w:space="0"/>
+            <w:insideH w:val="single" w:color="000000" w:sz="4" w:space="0"/>
+            <w:insideV w:val="single" w:color="000000" w:sz="4" w:space="0"/>
+          </w:tblBorders>
           <w:tblCellMar>
             <w:top w:w="0" w:type="dxa"/>
             <w:left w:w="0" w:type="dxa"/>
@@ -378,7 +384,7 @@
           </w:tblCellMar>
         </w:tblPrEx>
         <w:trPr>
-          <w:trHeight w:val="607"/>
+          <w:trHeight w:val="607" w:hRule="atLeast"/>
         </w:trPr>
         <w:tc>
           <w:tcPr>
@@ -403,14 +409,14 @@
               <w:ind w:left="376"/>
               <w:textAlignment w:val="baseline"/>
               <w:rPr>
-                <w:rFonts w:ascii="宋体" w:eastAsia="宋体" w:hAnsi="宋体" w:cs="宋体"/>
+                <w:rFonts w:ascii="宋体" w:hAnsi="宋体" w:eastAsia="宋体" w:cs="宋体"/>
                 <w:sz w:val="24"/>
                 <w:szCs w:val="24"/>
               </w:rPr>
             </w:pPr>
             <w:r>
               <w:rPr>
-                <w:rFonts w:ascii="宋体" w:eastAsia="宋体" w:hAnsi="宋体" w:cs="宋体"/>
+                <w:rFonts w:ascii="宋体" w:hAnsi="宋体" w:eastAsia="宋体" w:cs="宋体"/>
                 <w:spacing w:val="-3"/>
                 <w:sz w:val="24"/>
                 <w:szCs w:val="24"/>
@@ -442,14 +448,14 @@
               <w:ind w:left="302"/>
               <w:textAlignment w:val="baseline"/>
               <w:rPr>
-                <w:rFonts w:ascii="宋体" w:eastAsia="宋体" w:hAnsi="宋体" w:cs="宋体"/>
+                <w:rFonts w:ascii="宋体" w:hAnsi="宋体" w:eastAsia="宋体" w:cs="宋体"/>
                 <w:sz w:val="24"/>
                 <w:szCs w:val="24"/>
               </w:rPr>
             </w:pPr>
             <w:r>
               <w:rPr>
-                <w:rFonts w:ascii="宋体" w:eastAsia="宋体" w:hAnsi="宋体" w:cs="宋体"/>
+                <w:rFonts w:ascii="宋体" w:hAnsi="宋体" w:eastAsia="宋体" w:cs="宋体"/>
                 <w:spacing w:val="-2"/>
                 <w:sz w:val="24"/>
                 <w:szCs w:val="24"/>
@@ -481,14 +487,14 @@
               <w:ind w:left="587"/>
               <w:textAlignment w:val="baseline"/>
               <w:rPr>
-                <w:rFonts w:ascii="宋体" w:eastAsia="宋体" w:hAnsi="宋体" w:cs="宋体"/>
+                <w:rFonts w:ascii="宋体" w:hAnsi="宋体" w:eastAsia="宋体" w:cs="宋体"/>
                 <w:sz w:val="24"/>
                 <w:szCs w:val="24"/>
               </w:rPr>
             </w:pPr>
             <w:r>
               <w:rPr>
-                <w:rFonts w:ascii="宋体" w:eastAsia="宋体" w:hAnsi="宋体" w:cs="宋体"/>
+                <w:rFonts w:ascii="宋体" w:hAnsi="宋体" w:eastAsia="宋体" w:cs="宋体"/>
                 <w:spacing w:val="-2"/>
                 <w:sz w:val="24"/>
                 <w:szCs w:val="24"/>
@@ -520,14 +526,14 @@
               <w:ind w:left="557"/>
               <w:textAlignment w:val="baseline"/>
               <w:rPr>
-                <w:rFonts w:ascii="宋体" w:eastAsia="宋体" w:hAnsi="宋体" w:cs="宋体"/>
+                <w:rFonts w:ascii="宋体" w:hAnsi="宋体" w:eastAsia="宋体" w:cs="宋体"/>
                 <w:sz w:val="24"/>
                 <w:szCs w:val="24"/>
               </w:rPr>
             </w:pPr>
             <w:r>
               <w:rPr>
-                <w:rFonts w:ascii="宋体" w:eastAsia="宋体" w:hAnsi="宋体" w:cs="宋体"/>
+                <w:rFonts w:ascii="宋体" w:hAnsi="宋体" w:eastAsia="宋体" w:cs="宋体"/>
                 <w:spacing w:val="-6"/>
                 <w:sz w:val="24"/>
                 <w:szCs w:val="24"/>
@@ -536,7 +542,7 @@
             </w:r>
             <w:r>
               <w:rPr>
-                <w:rFonts w:ascii="宋体" w:eastAsia="宋体" w:hAnsi="宋体" w:cs="宋体"/>
+                <w:rFonts w:ascii="宋体" w:hAnsi="宋体" w:eastAsia="宋体" w:cs="宋体"/>
                 <w:spacing w:val="11"/>
                 <w:sz w:val="24"/>
                 <w:szCs w:val="24"/>
@@ -545,7 +551,7 @@
             </w:r>
             <w:r>
               <w:rPr>
-                <w:rFonts w:ascii="宋体" w:eastAsia="宋体" w:hAnsi="宋体" w:cs="宋体"/>
+                <w:rFonts w:ascii="宋体" w:hAnsi="宋体" w:eastAsia="宋体" w:cs="宋体"/>
                 <w:spacing w:val="-6"/>
                 <w:sz w:val="24"/>
                 <w:szCs w:val="24"/>
@@ -577,14 +583,14 @@
               <w:ind w:left="560"/>
               <w:textAlignment w:val="baseline"/>
               <w:rPr>
-                <w:rFonts w:ascii="宋体" w:eastAsia="宋体" w:hAnsi="宋体" w:cs="宋体"/>
+                <w:rFonts w:ascii="宋体" w:hAnsi="宋体" w:eastAsia="宋体" w:cs="宋体"/>
                 <w:sz w:val="24"/>
                 <w:szCs w:val="24"/>
               </w:rPr>
             </w:pPr>
             <w:r>
               <w:rPr>
-                <w:rFonts w:ascii="宋体" w:eastAsia="宋体" w:hAnsi="宋体" w:cs="宋体"/>
+                <w:rFonts w:ascii="宋体" w:hAnsi="宋体" w:eastAsia="宋体" w:cs="宋体"/>
                 <w:spacing w:val="-6"/>
                 <w:sz w:val="24"/>
                 <w:szCs w:val="24"/>
@@ -596,9 +602,14 @@
       </w:tr>
       <w:tr>
         <w:tblPrEx>
-          <w:tblW w:w="8646" w:type="dxa"/>
-          <w:tblInd w:w="28" w:type="dxa"/>
-          <w:tblLayout w:type="fixed"/>
+          <w:tblBorders>
+            <w:top w:val="single" w:color="000000" w:sz="4" w:space="0"/>
+            <w:left w:val="single" w:color="000000" w:sz="4" w:space="0"/>
+            <w:bottom w:val="single" w:color="000000" w:sz="4" w:space="0"/>
+            <w:right w:val="single" w:color="000000" w:sz="4" w:space="0"/>
+            <w:insideH w:val="single" w:color="000000" w:sz="4" w:space="0"/>
+            <w:insideV w:val="single" w:color="000000" w:sz="4" w:space="0"/>
+          </w:tblBorders>
           <w:tblCellMar>
             <w:top w:w="0" w:type="dxa"/>
             <w:left w:w="0" w:type="dxa"/>
@@ -607,7 +618,7 @@
           </w:tblCellMar>
         </w:tblPrEx>
         <w:trPr>
-          <w:trHeight w:val="474"/>
+          <w:trHeight w:val="474" w:hRule="atLeast"/>
         </w:trPr>
         <w:tc>
           <w:tcPr>
@@ -632,14 +643,14 @@
               <w:ind w:left="638"/>
               <w:textAlignment w:val="baseline"/>
               <w:rPr>
-                <w:rFonts w:ascii="宋体" w:eastAsia="宋体" w:hAnsi="宋体" w:cs="宋体"/>
+                <w:rFonts w:ascii="宋体" w:hAnsi="宋体" w:eastAsia="宋体" w:cs="宋体"/>
                 <w:sz w:val="21"/>
                 <w:szCs w:val="21"/>
               </w:rPr>
             </w:pPr>
             <w:r>
               <w:rPr>
-                <w:rFonts w:ascii="宋体" w:eastAsia="宋体" w:hAnsi="宋体" w:cs="宋体"/>
+                <w:rFonts w:ascii="宋体" w:hAnsi="宋体" w:eastAsia="宋体" w:cs="宋体"/>
                 <w:spacing w:val="-1"/>
                 <w:sz w:val="21"/>
                 <w:szCs w:val="21"/>
@@ -671,14 +682,14 @@
               <w:ind w:left="362"/>
               <w:textAlignment w:val="baseline"/>
               <w:rPr>
-                <w:rFonts w:ascii="宋体" w:eastAsia="宋体" w:hAnsi="宋体" w:cs="宋体"/>
+                <w:rFonts w:ascii="宋体" w:hAnsi="宋体" w:eastAsia="宋体" w:cs="宋体"/>
                 <w:sz w:val="21"/>
                 <w:szCs w:val="21"/>
               </w:rPr>
             </w:pPr>
             <w:r>
               <w:rPr>
-                <w:rFonts w:ascii="宋体" w:eastAsia="宋体" w:hAnsi="宋体" w:cs="宋体"/>
+                <w:rFonts w:ascii="宋体" w:hAnsi="宋体" w:eastAsia="宋体" w:cs="宋体"/>
                 <w:spacing w:val="-2"/>
                 <w:sz w:val="21"/>
                 <w:szCs w:val="21"/>
@@ -710,14 +721,14 @@
               <w:ind w:left="648"/>
               <w:textAlignment w:val="baseline"/>
               <w:rPr>
-                <w:rFonts w:ascii="宋体" w:eastAsia="宋体" w:hAnsi="宋体" w:cs="宋体"/>
+                <w:rFonts w:ascii="宋体" w:hAnsi="宋体" w:eastAsia="宋体" w:cs="宋体"/>
                 <w:sz w:val="21"/>
                 <w:szCs w:val="21"/>
               </w:rPr>
             </w:pPr>
             <w:r>
               <w:rPr>
-                <w:rFonts w:ascii="宋体" w:eastAsia="宋体" w:hAnsi="宋体" w:cs="宋体"/>
+                <w:rFonts w:ascii="宋体" w:hAnsi="宋体" w:eastAsia="宋体" w:cs="宋体"/>
                 <w:spacing w:val="-3"/>
                 <w:sz w:val="21"/>
                 <w:szCs w:val="21"/>
@@ -749,7 +760,7 @@
               <w:ind w:left="551"/>
               <w:textAlignment w:val="baseline"/>
               <w:rPr>
-                <w:rFonts w:ascii="宋体" w:eastAsia="宋体" w:hAnsi="宋体" w:cs="宋体" w:hint="eastAsia"/>
+                <w:rFonts w:hint="eastAsia" w:ascii="宋体" w:hAnsi="宋体" w:eastAsia="宋体" w:cs="宋体"/>
                 <w:sz w:val="21"/>
                 <w:szCs w:val="21"/>
                 <w:lang w:eastAsia="zh-CN"/>
@@ -757,7 +768,7 @@
             </w:pPr>
             <w:r>
               <w:rPr>
-                <w:rFonts w:ascii="宋体" w:eastAsia="宋体" w:hAnsi="宋体" w:cs="宋体" w:hint="eastAsia"/>
+                <w:rFonts w:hint="eastAsia" w:ascii="宋体" w:hAnsi="宋体" w:eastAsia="宋体" w:cs="宋体"/>
                 <w:spacing w:val="-5"/>
                 <w:sz w:val="21"/>
                 <w:szCs w:val="21"/>
@@ -790,14 +801,14 @@
               <w:ind w:left="476"/>
               <w:textAlignment w:val="baseline"/>
               <w:rPr>
-                <w:rFonts w:ascii="宋体" w:eastAsia="宋体" w:hAnsi="宋体" w:cs="宋体"/>
+                <w:rFonts w:ascii="宋体" w:hAnsi="宋体" w:eastAsia="宋体" w:cs="宋体"/>
                 <w:sz w:val="21"/>
                 <w:szCs w:val="21"/>
               </w:rPr>
             </w:pPr>
             <w:r>
               <w:rPr>
-                <w:rFonts w:ascii="宋体" w:eastAsia="宋体" w:hAnsi="宋体" w:cs="宋体"/>
+                <w:rFonts w:ascii="宋体" w:hAnsi="宋体" w:eastAsia="宋体" w:cs="宋体"/>
                 <w:spacing w:val="-3"/>
                 <w:sz w:val="21"/>
                 <w:szCs w:val="21"/>
@@ -809,9 +820,14 @@
       </w:tr>
       <w:tr>
         <w:tblPrEx>
-          <w:tblW w:w="8646" w:type="dxa"/>
-          <w:tblInd w:w="28" w:type="dxa"/>
-          <w:tblLayout w:type="fixed"/>
+          <w:tblBorders>
+            <w:top w:val="single" w:color="000000" w:sz="4" w:space="0"/>
+            <w:left w:val="single" w:color="000000" w:sz="4" w:space="0"/>
+            <w:bottom w:val="single" w:color="000000" w:sz="4" w:space="0"/>
+            <w:right w:val="single" w:color="000000" w:sz="4" w:space="0"/>
+            <w:insideH w:val="single" w:color="000000" w:sz="4" w:space="0"/>
+            <w:insideV w:val="single" w:color="000000" w:sz="4" w:space="0"/>
+          </w:tblBorders>
           <w:tblCellMar>
             <w:top w:w="0" w:type="dxa"/>
             <w:left w:w="0" w:type="dxa"/>
@@ -820,7 +836,7 @@
           </w:tblCellMar>
         </w:tblPrEx>
         <w:trPr>
-          <w:trHeight w:val="474"/>
+          <w:trHeight w:val="474" w:hRule="atLeast"/>
         </w:trPr>
         <w:tc>
           <w:tcPr>
@@ -828,7 +844,7 @@
           </w:tcPr>
           <w:p>
             <w:pPr>
-              <w:pStyle w:val="TableText"/>
+              <w:pStyle w:val="25"/>
               <w:keepNext w:val="0"/>
               <w:keepLines w:val="0"/>
               <w:pageBreakBefore w:val="0"/>
@@ -852,7 +868,7 @@
           </w:tcPr>
           <w:p>
             <w:pPr>
-              <w:pStyle w:val="TableText"/>
+              <w:pStyle w:val="25"/>
               <w:keepNext w:val="0"/>
               <w:keepLines w:val="0"/>
               <w:pageBreakBefore w:val="0"/>
@@ -876,7 +892,7 @@
           </w:tcPr>
           <w:p>
             <w:pPr>
-              <w:pStyle w:val="TableText"/>
+              <w:pStyle w:val="25"/>
               <w:keepNext w:val="0"/>
               <w:keepLines w:val="0"/>
               <w:pageBreakBefore w:val="0"/>
@@ -900,7 +916,7 @@
           </w:tcPr>
           <w:p>
             <w:pPr>
-              <w:pStyle w:val="TableText"/>
+              <w:pStyle w:val="25"/>
               <w:keepNext w:val="0"/>
               <w:keepLines w:val="0"/>
               <w:pageBreakBefore w:val="0"/>
@@ -924,7 +940,7 @@
           </w:tcPr>
           <w:p>
             <w:pPr>
-              <w:pStyle w:val="TableText"/>
+              <w:pStyle w:val="25"/>
               <w:keepNext w:val="0"/>
               <w:keepLines w:val="0"/>
               <w:pageBreakBefore w:val="0"/>
@@ -945,9 +961,14 @@
       </w:tr>
       <w:tr>
         <w:tblPrEx>
-          <w:tblW w:w="8646" w:type="dxa"/>
-          <w:tblInd w:w="28" w:type="dxa"/>
-          <w:tblLayout w:type="fixed"/>
+          <w:tblBorders>
+            <w:top w:val="single" w:color="000000" w:sz="4" w:space="0"/>
+            <w:left w:val="single" w:color="000000" w:sz="4" w:space="0"/>
+            <w:bottom w:val="single" w:color="000000" w:sz="4" w:space="0"/>
+            <w:right w:val="single" w:color="000000" w:sz="4" w:space="0"/>
+            <w:insideH w:val="single" w:color="000000" w:sz="4" w:space="0"/>
+            <w:insideV w:val="single" w:color="000000" w:sz="4" w:space="0"/>
+          </w:tblBorders>
           <w:tblCellMar>
             <w:top w:w="0" w:type="dxa"/>
             <w:left w:w="0" w:type="dxa"/>
@@ -956,7 +977,7 @@
           </w:tblCellMar>
         </w:tblPrEx>
         <w:trPr>
-          <w:trHeight w:val="474"/>
+          <w:trHeight w:val="474" w:hRule="atLeast"/>
         </w:trPr>
         <w:tc>
           <w:tcPr>
@@ -964,7 +985,7 @@
           </w:tcPr>
           <w:p>
             <w:pPr>
-              <w:pStyle w:val="TableText"/>
+              <w:pStyle w:val="25"/>
               <w:keepNext w:val="0"/>
               <w:keepLines w:val="0"/>
               <w:pageBreakBefore w:val="0"/>
@@ -988,7 +1009,7 @@
           </w:tcPr>
           <w:p>
             <w:pPr>
-              <w:pStyle w:val="TableText"/>
+              <w:pStyle w:val="25"/>
               <w:keepNext w:val="0"/>
               <w:keepLines w:val="0"/>
               <w:pageBreakBefore w:val="0"/>
@@ -1012,7 +1033,7 @@
           </w:tcPr>
           <w:p>
             <w:pPr>
-              <w:pStyle w:val="TableText"/>
+              <w:pStyle w:val="25"/>
               <w:keepNext w:val="0"/>
               <w:keepLines w:val="0"/>
               <w:pageBreakBefore w:val="0"/>
@@ -1036,7 +1057,7 @@
           </w:tcPr>
           <w:p>
             <w:pPr>
-              <w:pStyle w:val="TableText"/>
+              <w:pStyle w:val="25"/>
               <w:keepNext w:val="0"/>
               <w:keepLines w:val="0"/>
               <w:pageBreakBefore w:val="0"/>
@@ -1060,7 +1081,7 @@
           </w:tcPr>
           <w:p>
             <w:pPr>
-              <w:pStyle w:val="TableText"/>
+              <w:pStyle w:val="25"/>
               <w:keepNext w:val="0"/>
               <w:keepLines w:val="0"/>
               <w:pageBreakBefore w:val="0"/>
@@ -1081,9 +1102,14 @@
       </w:tr>
       <w:tr>
         <w:tblPrEx>
-          <w:tblW w:w="8646" w:type="dxa"/>
-          <w:tblInd w:w="28" w:type="dxa"/>
-          <w:tblLayout w:type="fixed"/>
+          <w:tblBorders>
+            <w:top w:val="single" w:color="000000" w:sz="4" w:space="0"/>
+            <w:left w:val="single" w:color="000000" w:sz="4" w:space="0"/>
+            <w:bottom w:val="single" w:color="000000" w:sz="4" w:space="0"/>
+            <w:right w:val="single" w:color="000000" w:sz="4" w:space="0"/>
+            <w:insideH w:val="single" w:color="000000" w:sz="4" w:space="0"/>
+            <w:insideV w:val="single" w:color="000000" w:sz="4" w:space="0"/>
+          </w:tblBorders>
           <w:tblCellMar>
             <w:top w:w="0" w:type="dxa"/>
             <w:left w:w="0" w:type="dxa"/>
@@ -1092,7 +1118,7 @@
           </w:tblCellMar>
         </w:tblPrEx>
         <w:trPr>
-          <w:trHeight w:val="474"/>
+          <w:trHeight w:val="474" w:hRule="atLeast"/>
         </w:trPr>
         <w:tc>
           <w:tcPr>
@@ -1100,7 +1126,7 @@
           </w:tcPr>
           <w:p>
             <w:pPr>
-              <w:pStyle w:val="TableText"/>
+              <w:pStyle w:val="25"/>
               <w:keepNext w:val="0"/>
               <w:keepLines w:val="0"/>
               <w:pageBreakBefore w:val="0"/>
@@ -1124,7 +1150,7 @@
           </w:tcPr>
           <w:p>
             <w:pPr>
-              <w:pStyle w:val="TableText"/>
+              <w:pStyle w:val="25"/>
               <w:keepNext w:val="0"/>
               <w:keepLines w:val="0"/>
               <w:pageBreakBefore w:val="0"/>
@@ -1148,7 +1174,7 @@
           </w:tcPr>
           <w:p>
             <w:pPr>
-              <w:pStyle w:val="TableText"/>
+              <w:pStyle w:val="25"/>
               <w:keepNext w:val="0"/>
               <w:keepLines w:val="0"/>
               <w:pageBreakBefore w:val="0"/>
@@ -1172,7 +1198,7 @@
           </w:tcPr>
           <w:p>
             <w:pPr>
-              <w:pStyle w:val="TableText"/>
+              <w:pStyle w:val="25"/>
               <w:keepNext w:val="0"/>
               <w:keepLines w:val="0"/>
               <w:pageBreakBefore w:val="0"/>
@@ -1196,7 +1222,7 @@
           </w:tcPr>
           <w:p>
             <w:pPr>
-              <w:pStyle w:val="TableText"/>
+              <w:pStyle w:val="25"/>
               <w:keepNext w:val="0"/>
               <w:keepLines w:val="0"/>
               <w:pageBreakBefore w:val="0"/>
@@ -1217,9 +1243,14 @@
       </w:tr>
       <w:tr>
         <w:tblPrEx>
-          <w:tblW w:w="8646" w:type="dxa"/>
-          <w:tblInd w:w="28" w:type="dxa"/>
-          <w:tblLayout w:type="fixed"/>
+          <w:tblBorders>
+            <w:top w:val="single" w:color="000000" w:sz="4" w:space="0"/>
+            <w:left w:val="single" w:color="000000" w:sz="4" w:space="0"/>
+            <w:bottom w:val="single" w:color="000000" w:sz="4" w:space="0"/>
+            <w:right w:val="single" w:color="000000" w:sz="4" w:space="0"/>
+            <w:insideH w:val="single" w:color="000000" w:sz="4" w:space="0"/>
+            <w:insideV w:val="single" w:color="000000" w:sz="4" w:space="0"/>
+          </w:tblBorders>
           <w:tblCellMar>
             <w:top w:w="0" w:type="dxa"/>
             <w:left w:w="0" w:type="dxa"/>
@@ -1228,7 +1259,7 @@
           </w:tblCellMar>
         </w:tblPrEx>
         <w:trPr>
-          <w:trHeight w:val="474"/>
+          <w:trHeight w:val="474" w:hRule="atLeast"/>
         </w:trPr>
         <w:tc>
           <w:tcPr>
@@ -1236,7 +1267,7 @@
           </w:tcPr>
           <w:p>
             <w:pPr>
-              <w:pStyle w:val="TableText"/>
+              <w:pStyle w:val="25"/>
               <w:keepNext w:val="0"/>
               <w:keepLines w:val="0"/>
               <w:pageBreakBefore w:val="0"/>
@@ -1260,7 +1291,7 @@
           </w:tcPr>
           <w:p>
             <w:pPr>
-              <w:pStyle w:val="TableText"/>
+              <w:pStyle w:val="25"/>
               <w:keepNext w:val="0"/>
               <w:keepLines w:val="0"/>
               <w:pageBreakBefore w:val="0"/>
@@ -1284,7 +1315,7 @@
           </w:tcPr>
           <w:p>
             <w:pPr>
-              <w:pStyle w:val="TableText"/>
+              <w:pStyle w:val="25"/>
               <w:keepNext w:val="0"/>
               <w:keepLines w:val="0"/>
               <w:pageBreakBefore w:val="0"/>
@@ -1308,7 +1339,7 @@
           </w:tcPr>
           <w:p>
             <w:pPr>
-              <w:pStyle w:val="TableText"/>
+              <w:pStyle w:val="25"/>
               <w:keepNext w:val="0"/>
               <w:keepLines w:val="0"/>
               <w:pageBreakBefore w:val="0"/>
@@ -1332,7 +1363,7 @@
           </w:tcPr>
           <w:p>
             <w:pPr>
-              <w:pStyle w:val="TableText"/>
+              <w:pStyle w:val="25"/>
               <w:keepNext w:val="0"/>
               <w:keepLines w:val="0"/>
               <w:pageBreakBefore w:val="0"/>
@@ -1353,9 +1384,14 @@
       </w:tr>
       <w:tr>
         <w:tblPrEx>
-          <w:tblW w:w="8646" w:type="dxa"/>
-          <w:tblInd w:w="28" w:type="dxa"/>
-          <w:tblLayout w:type="fixed"/>
+          <w:tblBorders>
+            <w:top w:val="single" w:color="000000" w:sz="4" w:space="0"/>
+            <w:left w:val="single" w:color="000000" w:sz="4" w:space="0"/>
+            <w:bottom w:val="single" w:color="000000" w:sz="4" w:space="0"/>
+            <w:right w:val="single" w:color="000000" w:sz="4" w:space="0"/>
+            <w:insideH w:val="single" w:color="000000" w:sz="4" w:space="0"/>
+            <w:insideV w:val="single" w:color="000000" w:sz="4" w:space="0"/>
+          </w:tblBorders>
           <w:tblCellMar>
             <w:top w:w="0" w:type="dxa"/>
             <w:left w:w="0" w:type="dxa"/>
@@ -1364,7 +1400,7 @@
           </w:tblCellMar>
         </w:tblPrEx>
         <w:trPr>
-          <w:trHeight w:val="589"/>
+          <w:trHeight w:val="589" w:hRule="atLeast"/>
         </w:trPr>
         <w:tc>
           <w:tcPr>
@@ -1372,7 +1408,7 @@
           </w:tcPr>
           <w:p>
             <w:pPr>
-              <w:pStyle w:val="TableText"/>
+              <w:pStyle w:val="25"/>
               <w:keepNext w:val="0"/>
               <w:keepLines w:val="0"/>
               <w:pageBreakBefore w:val="0"/>
@@ -1396,7 +1432,7 @@
           </w:tcPr>
           <w:p>
             <w:pPr>
-              <w:pStyle w:val="TableText"/>
+              <w:pStyle w:val="25"/>
               <w:keepNext w:val="0"/>
               <w:keepLines w:val="0"/>
               <w:pageBreakBefore w:val="0"/>
@@ -1420,7 +1456,7 @@
           </w:tcPr>
           <w:p>
             <w:pPr>
-              <w:pStyle w:val="TableText"/>
+              <w:pStyle w:val="25"/>
               <w:keepNext w:val="0"/>
               <w:keepLines w:val="0"/>
               <w:pageBreakBefore w:val="0"/>
@@ -1444,7 +1480,7 @@
           </w:tcPr>
           <w:p>
             <w:pPr>
-              <w:pStyle w:val="TableText"/>
+              <w:pStyle w:val="25"/>
               <w:keepNext w:val="0"/>
               <w:keepLines w:val="0"/>
               <w:pageBreakBefore w:val="0"/>
@@ -1468,7 +1504,7 @@
           </w:tcPr>
           <w:p>
             <w:pPr>
-              <w:pStyle w:val="TableText"/>
+              <w:pStyle w:val="25"/>
               <w:keepNext w:val="0"/>
               <w:keepLines w:val="0"/>
               <w:pageBreakBefore w:val="0"/>
@@ -1490,7 +1526,7 @@
     </w:tbl>
     <w:p>
       <w:pPr>
-        <w:pStyle w:val="BodyText"/>
+        <w:pStyle w:val="12"/>
         <w:keepNext w:val="0"/>
         <w:keepLines w:val="0"/>
         <w:pageBreakBefore w:val="0"/>
@@ -1526,14 +1562,14 @@
         <w:sectPr>
           <w:pgSz w:w="11906" w:h="16839"/>
           <w:pgMar w:top="1431" w:right="1440" w:bottom="0" w:left="1785" w:header="0" w:footer="0" w:gutter="0"/>
-          <w:cols w:num="1" w:space="720"/>
+          <w:cols w:space="720" w:num="1"/>
         </w:sectPr>
       </w:pPr>
     </w:p>
     <w:sdt>
       <w:sdtPr>
         <w:rPr>
-          <w:rFonts w:ascii="宋体" w:eastAsia="宋体" w:hAnsi="宋体" w:cs="Arial"/>
+          <w:rFonts w:ascii="宋体" w:hAnsi="宋体" w:eastAsia="宋体" w:cs="Arial"/>
           <w:snapToGrid w:val="0"/>
           <w:color w:val="000000"/>
           <w:kern w:val="0"/>
@@ -1549,7 +1585,7 @@
       </w:sdtPr>
       <w:sdtEndPr>
         <w:rPr>
-          <w:rFonts w:ascii="Arial" w:eastAsia="Arial" w:hAnsi="Arial" w:cs="Arial"/>
+          <w:rFonts w:ascii="Arial" w:hAnsi="Arial" w:eastAsia="Arial" w:cs="Arial"/>
           <w:snapToGrid w:val="0"/>
           <w:color w:val="000000"/>
           <w:kern w:val="0"/>
@@ -1575,13 +1611,13 @@
             <w:adjustRightInd w:val="0"/>
             <w:snapToGrid w:val="0"/>
             <w:spacing w:before="0" w:beforeLines="0" w:after="0" w:afterLines="0" w:line="240" w:lineRule="auto"/>
-            <w:ind w:left="0" w:right="0" w:firstLine="0" w:leftChars="0" w:rightChars="0" w:firstLineChars="0"/>
+            <w:ind w:left="0" w:leftChars="0" w:right="0" w:rightChars="0" w:firstLine="0" w:firstLineChars="0"/>
             <w:jc w:val="center"/>
             <w:textAlignment w:val="baseline"/>
           </w:pPr>
           <w:r>
             <w:rPr>
-              <w:rFonts w:ascii="宋体" w:eastAsia="宋体" w:hAnsi="宋体"/>
+              <w:rFonts w:ascii="宋体" w:hAnsi="宋体" w:eastAsia="宋体"/>
               <w:sz w:val="21"/>
             </w:rPr>
             <w:t>目录</w:t>
@@ -1589,13 +1625,11 @@
         </w:p>
         <w:p>
           <w:pPr>
-            <w:pStyle w:val="TOC1"/>
+            <w:pStyle w:val="16"/>
             <w:tabs>
               <w:tab w:val="right" w:leader="dot" w:pos="8485"/>
             </w:tabs>
           </w:pPr>
-          <w:bookmarkStart w:id="7" w:name="_GoBack"/>
-          <w:bookmarkEnd w:id="7"/>
           <w:r>
             <w:fldChar w:fldCharType="begin"/>
           </w:r>
@@ -1609,7 +1643,7 @@
             <w:fldChar w:fldCharType="begin"/>
           </w:r>
           <w:r>
-            <w:instrText xml:space="preserve"> HYPERLINK \l _Toc26321 </w:instrText>
+            <w:instrText xml:space="preserve"> HYPERLINK \l _Toc12847 </w:instrText>
           </w:r>
           <w:r>
             <w:fldChar w:fldCharType="separate"/>
@@ -1624,7 +1658,7 @@
             <w:fldChar w:fldCharType="begin"/>
           </w:r>
           <w:r>
-            <w:instrText xml:space="preserve"> PAGEREF _Toc26321 \h </w:instrText>
+            <w:instrText xml:space="preserve"> PAGEREF _Toc12847 \h </w:instrText>
           </w:r>
           <w:r>
             <w:fldChar w:fldCharType="separate"/>
@@ -1641,7 +1675,7 @@
         </w:p>
         <w:p>
           <w:pPr>
-            <w:pStyle w:val="TOC1"/>
+            <w:pStyle w:val="16"/>
             <w:tabs>
               <w:tab w:val="right" w:leader="dot" w:pos="8485"/>
             </w:tabs>
@@ -1650,7 +1684,7 @@
             <w:fldChar w:fldCharType="begin"/>
           </w:r>
           <w:r>
-            <w:instrText xml:space="preserve"> HYPERLINK \l _Toc26512 </w:instrText>
+            <w:instrText xml:space="preserve"> HYPERLINK \l _Toc25225 </w:instrText>
           </w:r>
           <w:r>
             <w:fldChar w:fldCharType="separate"/>
@@ -1665,7 +1699,7 @@
             <w:fldChar w:fldCharType="begin"/>
           </w:r>
           <w:r>
-            <w:instrText xml:space="preserve"> PAGEREF _Toc26512 \h </w:instrText>
+            <w:instrText xml:space="preserve"> PAGEREF _Toc25225 \h </w:instrText>
           </w:r>
           <w:r>
             <w:fldChar w:fldCharType="separate"/>
@@ -1682,7 +1716,7 @@
         </w:p>
         <w:p>
           <w:pPr>
-            <w:pStyle w:val="TOC2"/>
+            <w:pStyle w:val="17"/>
             <w:tabs>
               <w:tab w:val="right" w:leader="dot" w:pos="8485"/>
             </w:tabs>
@@ -1691,14 +1725,14 @@
             <w:fldChar w:fldCharType="begin"/>
           </w:r>
           <w:r>
-            <w:instrText xml:space="preserve"> HYPERLINK \l _Toc9826 </w:instrText>
+            <w:instrText xml:space="preserve"> HYPERLINK \l _Toc15514 </w:instrText>
           </w:r>
           <w:r>
             <w:fldChar w:fldCharType="separate"/>
           </w:r>
           <w:r>
             <w:rPr>
-              <w:rFonts w:ascii="宋体" w:eastAsia="宋体" w:hAnsi="宋体" w:cs="宋体"/>
+              <w:rFonts w:ascii="宋体" w:hAnsi="宋体" w:eastAsia="宋体" w:cs="宋体"/>
               <w:spacing w:val="-3"/>
               <w:szCs w:val="28"/>
             </w:rPr>
@@ -1711,7 +1745,7 @@
             <w:fldChar w:fldCharType="begin"/>
           </w:r>
           <w:r>
-            <w:instrText xml:space="preserve"> PAGEREF _Toc9826 \h </w:instrText>
+            <w:instrText xml:space="preserve"> PAGEREF _Toc15514 \h </w:instrText>
           </w:r>
           <w:r>
             <w:fldChar w:fldCharType="separate"/>
@@ -1728,7 +1762,7 @@
         </w:p>
         <w:p>
           <w:pPr>
-            <w:pStyle w:val="TOC1"/>
+            <w:pStyle w:val="16"/>
             <w:tabs>
               <w:tab w:val="right" w:leader="dot" w:pos="8485"/>
             </w:tabs>
@@ -1737,7 +1771,7 @@
             <w:fldChar w:fldCharType="begin"/>
           </w:r>
           <w:r>
-            <w:instrText xml:space="preserve"> HYPERLINK \l _Toc2220 </w:instrText>
+            <w:instrText xml:space="preserve"> HYPERLINK \l _Toc21881 </w:instrText>
           </w:r>
           <w:r>
             <w:fldChar w:fldCharType="separate"/>
@@ -1758,7 +1792,7 @@
             <w:fldChar w:fldCharType="begin"/>
           </w:r>
           <w:r>
-            <w:instrText xml:space="preserve"> PAGEREF _Toc2220 \h </w:instrText>
+            <w:instrText xml:space="preserve"> PAGEREF _Toc21881 \h </w:instrText>
           </w:r>
           <w:r>
             <w:fldChar w:fldCharType="separate"/>
@@ -1775,7 +1809,7 @@
         </w:p>
         <w:p>
           <w:pPr>
-            <w:pStyle w:val="TOC1"/>
+            <w:pStyle w:val="16"/>
             <w:tabs>
               <w:tab w:val="right" w:leader="dot" w:pos="8485"/>
             </w:tabs>
@@ -1784,7 +1818,7 @@
             <w:fldChar w:fldCharType="begin"/>
           </w:r>
           <w:r>
-            <w:instrText xml:space="preserve"> HYPERLINK \l _Toc8124 </w:instrText>
+            <w:instrText xml:space="preserve"> HYPERLINK \l _Toc7254 </w:instrText>
           </w:r>
           <w:r>
             <w:fldChar w:fldCharType="separate"/>
@@ -1805,7 +1839,7 @@
             <w:fldChar w:fldCharType="begin"/>
           </w:r>
           <w:r>
-            <w:instrText xml:space="preserve"> PAGEREF _Toc8124 \h </w:instrText>
+            <w:instrText xml:space="preserve"> PAGEREF _Toc7254 \h </w:instrText>
           </w:r>
           <w:r>
             <w:fldChar w:fldCharType="separate"/>
@@ -1822,7 +1856,7 @@
         </w:p>
         <w:p>
           <w:pPr>
-            <w:pStyle w:val="TOC1"/>
+            <w:pStyle w:val="16"/>
             <w:tabs>
               <w:tab w:val="right" w:leader="dot" w:pos="8485"/>
             </w:tabs>
@@ -1831,7 +1865,7 @@
             <w:fldChar w:fldCharType="begin"/>
           </w:r>
           <w:r>
-            <w:instrText xml:space="preserve"> HYPERLINK \l _Toc4660 </w:instrText>
+            <w:instrText xml:space="preserve"> HYPERLINK \l _Toc16194 </w:instrText>
           </w:r>
           <w:r>
             <w:fldChar w:fldCharType="separate"/>
@@ -1852,7 +1886,7 @@
             <w:fldChar w:fldCharType="begin"/>
           </w:r>
           <w:r>
-            <w:instrText xml:space="preserve"> PAGEREF _Toc4660 \h </w:instrText>
+            <w:instrText xml:space="preserve"> PAGEREF _Toc16194 \h </w:instrText>
           </w:r>
           <w:r>
             <w:fldChar w:fldCharType="separate"/>
@@ -1869,7 +1903,7 @@
         </w:p>
         <w:p>
           <w:pPr>
-            <w:pStyle w:val="TOC1"/>
+            <w:pStyle w:val="16"/>
             <w:tabs>
               <w:tab w:val="right" w:leader="dot" w:pos="8485"/>
             </w:tabs>
@@ -1878,7 +1912,7 @@
             <w:fldChar w:fldCharType="begin"/>
           </w:r>
           <w:r>
-            <w:instrText xml:space="preserve"> HYPERLINK \l _Toc32645 </w:instrText>
+            <w:instrText xml:space="preserve"> HYPERLINK \l _Toc11306 </w:instrText>
           </w:r>
           <w:r>
             <w:fldChar w:fldCharType="separate"/>
@@ -1899,7 +1933,7 @@
             <w:fldChar w:fldCharType="begin"/>
           </w:r>
           <w:r>
-            <w:instrText xml:space="preserve"> PAGEREF _Toc32645 \h </w:instrText>
+            <w:instrText xml:space="preserve"> PAGEREF _Toc11306 \h </w:instrText>
           </w:r>
           <w:r>
             <w:fldChar w:fldCharType="separate"/>
@@ -1916,7 +1950,7 @@
         </w:p>
         <w:p>
           <w:pPr>
-            <w:pStyle w:val="TOC2"/>
+            <w:pStyle w:val="17"/>
             <w:tabs>
               <w:tab w:val="right" w:leader="dot" w:pos="8485"/>
             </w:tabs>
@@ -1925,7 +1959,7 @@
             <w:fldChar w:fldCharType="begin"/>
           </w:r>
           <w:r>
-            <w:instrText xml:space="preserve"> HYPERLINK \l _Toc26195 </w:instrText>
+            <w:instrText xml:space="preserve"> HYPERLINK \l _Toc28636 </w:instrText>
           </w:r>
           <w:r>
             <w:fldChar w:fldCharType="separate"/>
@@ -1946,7 +1980,7 @@
             <w:fldChar w:fldCharType="begin"/>
           </w:r>
           <w:r>
-            <w:instrText xml:space="preserve"> PAGEREF _Toc26195 \h </w:instrText>
+            <w:instrText xml:space="preserve"> PAGEREF _Toc28636 \h </w:instrText>
           </w:r>
           <w:r>
             <w:fldChar w:fldCharType="separate"/>
@@ -1963,7 +1997,7 @@
         </w:p>
         <w:p>
           <w:pPr>
-            <w:pStyle w:val="TOC2"/>
+            <w:pStyle w:val="17"/>
             <w:tabs>
               <w:tab w:val="right" w:leader="dot" w:pos="8485"/>
             </w:tabs>
@@ -1972,7 +2006,7 @@
             <w:fldChar w:fldCharType="begin"/>
           </w:r>
           <w:r>
-            <w:instrText xml:space="preserve"> HYPERLINK \l _Toc28375 </w:instrText>
+            <w:instrText xml:space="preserve"> HYPERLINK \l _Toc9010 </w:instrText>
           </w:r>
           <w:r>
             <w:fldChar w:fldCharType="separate"/>
@@ -1993,7 +2027,7 @@
             <w:fldChar w:fldCharType="begin"/>
           </w:r>
           <w:r>
-            <w:instrText xml:space="preserve"> PAGEREF _Toc28375 \h </w:instrText>
+            <w:instrText xml:space="preserve"> PAGEREF _Toc9010 \h </w:instrText>
           </w:r>
           <w:r>
             <w:fldChar w:fldCharType="separate"/>
@@ -2010,7 +2044,7 @@
         </w:p>
         <w:p>
           <w:pPr>
-            <w:pStyle w:val="TOC1"/>
+            <w:pStyle w:val="16"/>
             <w:tabs>
               <w:tab w:val="right" w:leader="dot" w:pos="8485"/>
             </w:tabs>
@@ -2019,7 +2053,7 @@
             <w:fldChar w:fldCharType="begin"/>
           </w:r>
           <w:r>
-            <w:instrText xml:space="preserve"> HYPERLINK \l _Toc753 </w:instrText>
+            <w:instrText xml:space="preserve"> HYPERLINK \l _Toc29914 </w:instrText>
           </w:r>
           <w:r>
             <w:fldChar w:fldCharType="separate"/>
@@ -2040,7 +2074,7 @@
             <w:fldChar w:fldCharType="begin"/>
           </w:r>
           <w:r>
-            <w:instrText xml:space="preserve"> PAGEREF _Toc753 \h </w:instrText>
+            <w:instrText xml:space="preserve"> PAGEREF _Toc29914 \h </w:instrText>
           </w:r>
           <w:r>
             <w:fldChar w:fldCharType="separate"/>
@@ -2057,7 +2091,7 @@
         </w:p>
         <w:p>
           <w:pPr>
-            <w:pStyle w:val="TOC2"/>
+            <w:pStyle w:val="17"/>
             <w:tabs>
               <w:tab w:val="right" w:leader="dot" w:pos="8485"/>
             </w:tabs>
@@ -2066,7 +2100,7 @@
             <w:fldChar w:fldCharType="begin"/>
           </w:r>
           <w:r>
-            <w:instrText xml:space="preserve"> HYPERLINK \l _Toc20579 </w:instrText>
+            <w:instrText xml:space="preserve"> HYPERLINK \l _Toc18456 </w:instrText>
           </w:r>
           <w:r>
             <w:fldChar w:fldCharType="separate"/>
@@ -2087,7 +2121,7 @@
             <w:fldChar w:fldCharType="begin"/>
           </w:r>
           <w:r>
-            <w:instrText xml:space="preserve"> PAGEREF _Toc20579 \h </w:instrText>
+            <w:instrText xml:space="preserve"> PAGEREF _Toc18456 \h </w:instrText>
           </w:r>
           <w:r>
             <w:fldChar w:fldCharType="separate"/>
@@ -2104,7 +2138,7 @@
         </w:p>
         <w:p>
           <w:pPr>
-            <w:pStyle w:val="TOC3"/>
+            <w:pStyle w:val="13"/>
             <w:tabs>
               <w:tab w:val="right" w:leader="dot" w:pos="8485"/>
             </w:tabs>
@@ -2113,7 +2147,7 @@
             <w:fldChar w:fldCharType="begin"/>
           </w:r>
           <w:r>
-            <w:instrText xml:space="preserve"> HYPERLINK \l _Toc21179 </w:instrText>
+            <w:instrText xml:space="preserve"> HYPERLINK \l _Toc5166 </w:instrText>
           </w:r>
           <w:r>
             <w:fldChar w:fldCharType="separate"/>
@@ -2134,7 +2168,7 @@
             <w:fldChar w:fldCharType="begin"/>
           </w:r>
           <w:r>
-            <w:instrText xml:space="preserve"> PAGEREF _Toc21179 \h </w:instrText>
+            <w:instrText xml:space="preserve"> PAGEREF _Toc5166 \h </w:instrText>
           </w:r>
           <w:r>
             <w:fldChar w:fldCharType="separate"/>
@@ -2151,7 +2185,7 @@
         </w:p>
         <w:p>
           <w:pPr>
-            <w:pStyle w:val="TOC3"/>
+            <w:pStyle w:val="13"/>
             <w:tabs>
               <w:tab w:val="right" w:leader="dot" w:pos="8485"/>
             </w:tabs>
@@ -2160,7 +2194,7 @@
             <w:fldChar w:fldCharType="begin"/>
           </w:r>
           <w:r>
-            <w:instrText xml:space="preserve"> HYPERLINK \l _Toc13277 </w:instrText>
+            <w:instrText xml:space="preserve"> HYPERLINK \l _Toc17192 </w:instrText>
           </w:r>
           <w:r>
             <w:fldChar w:fldCharType="separate"/>
@@ -2181,7 +2215,7 @@
             <w:fldChar w:fldCharType="begin"/>
           </w:r>
           <w:r>
-            <w:instrText xml:space="preserve"> PAGEREF _Toc13277 \h </w:instrText>
+            <w:instrText xml:space="preserve"> PAGEREF _Toc17192 \h </w:instrText>
           </w:r>
           <w:r>
             <w:fldChar w:fldCharType="separate"/>
@@ -2198,7 +2232,7 @@
         </w:p>
         <w:p>
           <w:pPr>
-            <w:pStyle w:val="TOC3"/>
+            <w:pStyle w:val="13"/>
             <w:tabs>
               <w:tab w:val="right" w:leader="dot" w:pos="8485"/>
             </w:tabs>
@@ -2207,7 +2241,7 @@
             <w:fldChar w:fldCharType="begin"/>
           </w:r>
           <w:r>
-            <w:instrText xml:space="preserve"> HYPERLINK \l _Toc8038 </w:instrText>
+            <w:instrText xml:space="preserve"> HYPERLINK \l _Toc3702 </w:instrText>
           </w:r>
           <w:r>
             <w:fldChar w:fldCharType="separate"/>
@@ -2228,7 +2262,7 @@
             <w:fldChar w:fldCharType="begin"/>
           </w:r>
           <w:r>
-            <w:instrText xml:space="preserve"> PAGEREF _Toc8038 \h </w:instrText>
+            <w:instrText xml:space="preserve"> PAGEREF _Toc3702 \h </w:instrText>
           </w:r>
           <w:r>
             <w:fldChar w:fldCharType="separate"/>
@@ -2245,7 +2279,7 @@
         </w:p>
         <w:p>
           <w:pPr>
-            <w:pStyle w:val="TOC2"/>
+            <w:pStyle w:val="17"/>
             <w:tabs>
               <w:tab w:val="right" w:leader="dot" w:pos="8485"/>
             </w:tabs>
@@ -2254,7 +2288,7 @@
             <w:fldChar w:fldCharType="begin"/>
           </w:r>
           <w:r>
-            <w:instrText xml:space="preserve"> HYPERLINK \l _Toc6574 </w:instrText>
+            <w:instrText xml:space="preserve"> HYPERLINK \l _Toc11783 </w:instrText>
           </w:r>
           <w:r>
             <w:fldChar w:fldCharType="separate"/>
@@ -2275,7 +2309,7 @@
             <w:fldChar w:fldCharType="begin"/>
           </w:r>
           <w:r>
-            <w:instrText xml:space="preserve"> PAGEREF _Toc6574 \h </w:instrText>
+            <w:instrText xml:space="preserve"> PAGEREF _Toc11783 \h </w:instrText>
           </w:r>
           <w:r>
             <w:fldChar w:fldCharType="separate"/>
@@ -2292,7 +2326,7 @@
         </w:p>
         <w:p>
           <w:pPr>
-            <w:pStyle w:val="TOC2"/>
+            <w:pStyle w:val="17"/>
             <w:tabs>
               <w:tab w:val="right" w:leader="dot" w:pos="8485"/>
             </w:tabs>
@@ -2301,7 +2335,7 @@
             <w:fldChar w:fldCharType="begin"/>
           </w:r>
           <w:r>
-            <w:instrText xml:space="preserve"> HYPERLINK \l _Toc30492 </w:instrText>
+            <w:instrText xml:space="preserve"> HYPERLINK \l _Toc27735 </w:instrText>
           </w:r>
           <w:r>
             <w:fldChar w:fldCharType="separate"/>
@@ -2322,7 +2356,7 @@
             <w:fldChar w:fldCharType="begin"/>
           </w:r>
           <w:r>
-            <w:instrText xml:space="preserve"> PAGEREF _Toc30492 \h </w:instrText>
+            <w:instrText xml:space="preserve"> PAGEREF _Toc27735 \h </w:instrText>
           </w:r>
           <w:r>
             <w:fldChar w:fldCharType="separate"/>
@@ -2339,7 +2373,7 @@
         </w:p>
         <w:p>
           <w:pPr>
-            <w:pStyle w:val="TOC3"/>
+            <w:pStyle w:val="13"/>
             <w:tabs>
               <w:tab w:val="right" w:leader="dot" w:pos="8485"/>
             </w:tabs>
@@ -2348,7 +2382,7 @@
             <w:fldChar w:fldCharType="begin"/>
           </w:r>
           <w:r>
-            <w:instrText xml:space="preserve"> HYPERLINK \l _Toc12597 </w:instrText>
+            <w:instrText xml:space="preserve"> HYPERLINK \l _Toc13838 </w:instrText>
           </w:r>
           <w:r>
             <w:fldChar w:fldCharType="separate"/>
@@ -2369,7 +2403,7 @@
             <w:fldChar w:fldCharType="begin"/>
           </w:r>
           <w:r>
-            <w:instrText xml:space="preserve"> PAGEREF _Toc12597 \h </w:instrText>
+            <w:instrText xml:space="preserve"> PAGEREF _Toc13838 \h </w:instrText>
           </w:r>
           <w:r>
             <w:fldChar w:fldCharType="separate"/>
@@ -2386,7 +2420,7 @@
         </w:p>
         <w:p>
           <w:pPr>
-            <w:pStyle w:val="TOC3"/>
+            <w:pStyle w:val="13"/>
             <w:tabs>
               <w:tab w:val="right" w:leader="dot" w:pos="8485"/>
             </w:tabs>
@@ -2395,7 +2429,7 @@
             <w:fldChar w:fldCharType="begin"/>
           </w:r>
           <w:r>
-            <w:instrText xml:space="preserve"> HYPERLINK \l _Toc9774 </w:instrText>
+            <w:instrText xml:space="preserve"> HYPERLINK \l _Toc30692 </w:instrText>
           </w:r>
           <w:r>
             <w:fldChar w:fldCharType="separate"/>
@@ -2416,7 +2450,7 @@
             <w:fldChar w:fldCharType="begin"/>
           </w:r>
           <w:r>
-            <w:instrText xml:space="preserve"> PAGEREF _Toc9774 \h </w:instrText>
+            <w:instrText xml:space="preserve"> PAGEREF _Toc30692 \h </w:instrText>
           </w:r>
           <w:r>
             <w:fldChar w:fldCharType="separate"/>
@@ -2433,7 +2467,7 @@
         </w:p>
         <w:p>
           <w:pPr>
-            <w:pStyle w:val="TOC3"/>
+            <w:pStyle w:val="13"/>
             <w:tabs>
               <w:tab w:val="right" w:leader="dot" w:pos="8485"/>
             </w:tabs>
@@ -2442,7 +2476,7 @@
             <w:fldChar w:fldCharType="begin"/>
           </w:r>
           <w:r>
-            <w:instrText xml:space="preserve"> HYPERLINK \l _Toc20007 </w:instrText>
+            <w:instrText xml:space="preserve"> HYPERLINK \l _Toc3741 </w:instrText>
           </w:r>
           <w:r>
             <w:fldChar w:fldCharType="separate"/>
@@ -2463,7 +2497,7 @@
             <w:fldChar w:fldCharType="begin"/>
           </w:r>
           <w:r>
-            <w:instrText xml:space="preserve"> PAGEREF _Toc20007 \h </w:instrText>
+            <w:instrText xml:space="preserve"> PAGEREF _Toc3741 \h </w:instrText>
           </w:r>
           <w:r>
             <w:fldChar w:fldCharType="separate"/>
@@ -2480,7 +2514,7 @@
         </w:p>
         <w:p>
           <w:pPr>
-            <w:pStyle w:val="TOC2"/>
+            <w:pStyle w:val="17"/>
             <w:tabs>
               <w:tab w:val="right" w:leader="dot" w:pos="8485"/>
             </w:tabs>
@@ -2489,7 +2523,7 @@
             <w:fldChar w:fldCharType="begin"/>
           </w:r>
           <w:r>
-            <w:instrText xml:space="preserve"> HYPERLINK \l _Toc12163 </w:instrText>
+            <w:instrText xml:space="preserve"> HYPERLINK \l _Toc18994 </w:instrText>
           </w:r>
           <w:r>
             <w:fldChar w:fldCharType="separate"/>
@@ -2510,7 +2544,7 @@
             <w:fldChar w:fldCharType="begin"/>
           </w:r>
           <w:r>
-            <w:instrText xml:space="preserve"> PAGEREF _Toc12163 \h </w:instrText>
+            <w:instrText xml:space="preserve"> PAGEREF _Toc18994 \h </w:instrText>
           </w:r>
           <w:r>
             <w:fldChar w:fldCharType="separate"/>
@@ -2527,7 +2561,7 @@
         </w:p>
         <w:p>
           <w:pPr>
-            <w:pStyle w:val="TOC1"/>
+            <w:pStyle w:val="16"/>
             <w:tabs>
               <w:tab w:val="right" w:leader="dot" w:pos="8485"/>
             </w:tabs>
@@ -2536,7 +2570,7 @@
             <w:fldChar w:fldCharType="begin"/>
           </w:r>
           <w:r>
-            <w:instrText xml:space="preserve"> HYPERLINK \l _Toc30151 </w:instrText>
+            <w:instrText xml:space="preserve"> HYPERLINK \l _Toc6880 </w:instrText>
           </w:r>
           <w:r>
             <w:fldChar w:fldCharType="separate"/>
@@ -2557,7 +2591,7 @@
             <w:fldChar w:fldCharType="begin"/>
           </w:r>
           <w:r>
-            <w:instrText xml:space="preserve"> PAGEREF _Toc30151 \h </w:instrText>
+            <w:instrText xml:space="preserve"> PAGEREF _Toc6880 \h </w:instrText>
           </w:r>
           <w:r>
             <w:fldChar w:fldCharType="separate"/>
@@ -2574,7 +2608,7 @@
         </w:p>
         <w:p>
           <w:pPr>
-            <w:pStyle w:val="TOC2"/>
+            <w:pStyle w:val="17"/>
             <w:tabs>
               <w:tab w:val="right" w:leader="dot" w:pos="8485"/>
             </w:tabs>
@@ -2583,7 +2617,7 @@
             <w:fldChar w:fldCharType="begin"/>
           </w:r>
           <w:r>
-            <w:instrText xml:space="preserve"> HYPERLINK \l _Toc16737 </w:instrText>
+            <w:instrText xml:space="preserve"> HYPERLINK \l _Toc22143 </w:instrText>
           </w:r>
           <w:r>
             <w:fldChar w:fldCharType="separate"/>
@@ -2604,7 +2638,7 @@
             <w:fldChar w:fldCharType="begin"/>
           </w:r>
           <w:r>
-            <w:instrText xml:space="preserve"> PAGEREF _Toc16737 \h </w:instrText>
+            <w:instrText xml:space="preserve"> PAGEREF _Toc22143 \h </w:instrText>
           </w:r>
           <w:r>
             <w:fldChar w:fldCharType="separate"/>
@@ -2621,7 +2655,7 @@
         </w:p>
         <w:p>
           <w:pPr>
-            <w:pStyle w:val="TOC2"/>
+            <w:pStyle w:val="17"/>
             <w:tabs>
               <w:tab w:val="right" w:leader="dot" w:pos="8485"/>
             </w:tabs>
@@ -2630,7 +2664,7 @@
             <w:fldChar w:fldCharType="begin"/>
           </w:r>
           <w:r>
-            <w:instrText xml:space="preserve"> HYPERLINK \l _Toc11025 </w:instrText>
+            <w:instrText xml:space="preserve"> HYPERLINK \l _Toc13018 </w:instrText>
           </w:r>
           <w:r>
             <w:fldChar w:fldCharType="separate"/>
@@ -2651,7 +2685,7 @@
             <w:fldChar w:fldCharType="begin"/>
           </w:r>
           <w:r>
-            <w:instrText xml:space="preserve"> PAGEREF _Toc11025 \h </w:instrText>
+            <w:instrText xml:space="preserve"> PAGEREF _Toc13018 \h </w:instrText>
           </w:r>
           <w:r>
             <w:fldChar w:fldCharType="separate"/>
@@ -2668,7 +2702,7 @@
         </w:p>
         <w:p>
           <w:pPr>
-            <w:pStyle w:val="TOC2"/>
+            <w:pStyle w:val="17"/>
             <w:tabs>
               <w:tab w:val="right" w:leader="dot" w:pos="8485"/>
             </w:tabs>
@@ -2677,7 +2711,7 @@
             <w:fldChar w:fldCharType="begin"/>
           </w:r>
           <w:r>
-            <w:instrText xml:space="preserve"> HYPERLINK \l _Toc20855 </w:instrText>
+            <w:instrText xml:space="preserve"> HYPERLINK \l _Toc26516 </w:instrText>
           </w:r>
           <w:r>
             <w:fldChar w:fldCharType="separate"/>
@@ -2698,7 +2732,7 @@
             <w:fldChar w:fldCharType="begin"/>
           </w:r>
           <w:r>
-            <w:instrText xml:space="preserve"> PAGEREF _Toc20855 \h </w:instrText>
+            <w:instrText xml:space="preserve"> PAGEREF _Toc26516 \h </w:instrText>
           </w:r>
           <w:r>
             <w:fldChar w:fldCharType="separate"/>
@@ -2715,7 +2749,7 @@
         </w:p>
         <w:p>
           <w:pPr>
-            <w:pStyle w:val="TOC2"/>
+            <w:pStyle w:val="17"/>
             <w:tabs>
               <w:tab w:val="right" w:leader="dot" w:pos="8485"/>
             </w:tabs>
@@ -2724,7 +2758,7 @@
             <w:fldChar w:fldCharType="begin"/>
           </w:r>
           <w:r>
-            <w:instrText xml:space="preserve"> HYPERLINK \l _Toc6415 </w:instrText>
+            <w:instrText xml:space="preserve"> HYPERLINK \l _Toc17845 </w:instrText>
           </w:r>
           <w:r>
             <w:fldChar w:fldCharType="separate"/>
@@ -2745,7 +2779,7 @@
             <w:fldChar w:fldCharType="begin"/>
           </w:r>
           <w:r>
-            <w:instrText xml:space="preserve"> PAGEREF _Toc6415 \h </w:instrText>
+            <w:instrText xml:space="preserve"> PAGEREF _Toc17845 \h </w:instrText>
           </w:r>
           <w:r>
             <w:fldChar w:fldCharType="separate"/>
@@ -2762,7 +2796,7 @@
         </w:p>
         <w:p>
           <w:pPr>
-            <w:pStyle w:val="TOC1"/>
+            <w:pStyle w:val="16"/>
             <w:tabs>
               <w:tab w:val="right" w:leader="dot" w:pos="8485"/>
             </w:tabs>
@@ -2771,7 +2805,7 @@
             <w:fldChar w:fldCharType="begin"/>
           </w:r>
           <w:r>
-            <w:instrText xml:space="preserve"> HYPERLINK \l _Toc8797 </w:instrText>
+            <w:instrText xml:space="preserve"> HYPERLINK \l _Toc26963 </w:instrText>
           </w:r>
           <w:r>
             <w:fldChar w:fldCharType="separate"/>
@@ -2792,7 +2826,7 @@
             <w:fldChar w:fldCharType="begin"/>
           </w:r>
           <w:r>
-            <w:instrText xml:space="preserve"> PAGEREF _Toc8797 \h </w:instrText>
+            <w:instrText xml:space="preserve"> PAGEREF _Toc26963 \h </w:instrText>
           </w:r>
           <w:r>
             <w:fldChar w:fldCharType="separate"/>
@@ -2809,7 +2843,7 @@
         </w:p>
         <w:p>
           <w:pPr>
-            <w:pStyle w:val="TOC2"/>
+            <w:pStyle w:val="17"/>
             <w:tabs>
               <w:tab w:val="right" w:leader="dot" w:pos="8485"/>
             </w:tabs>
@@ -2818,7 +2852,7 @@
             <w:fldChar w:fldCharType="begin"/>
           </w:r>
           <w:r>
-            <w:instrText xml:space="preserve"> HYPERLINK \l _Toc29926 </w:instrText>
+            <w:instrText xml:space="preserve"> HYPERLINK \l _Toc27560 </w:instrText>
           </w:r>
           <w:r>
             <w:fldChar w:fldCharType="separate"/>
@@ -2839,7 +2873,7 @@
             <w:fldChar w:fldCharType="begin"/>
           </w:r>
           <w:r>
-            <w:instrText xml:space="preserve"> PAGEREF _Toc29926 \h </w:instrText>
+            <w:instrText xml:space="preserve"> PAGEREF _Toc27560 \h </w:instrText>
           </w:r>
           <w:r>
             <w:fldChar w:fldCharType="separate"/>
@@ -2856,7 +2890,7 @@
         </w:p>
         <w:p>
           <w:pPr>
-            <w:pStyle w:val="TOC3"/>
+            <w:pStyle w:val="13"/>
             <w:tabs>
               <w:tab w:val="right" w:leader="dot" w:pos="8485"/>
             </w:tabs>
@@ -2865,7 +2899,7 @@
             <w:fldChar w:fldCharType="begin"/>
           </w:r>
           <w:r>
-            <w:instrText xml:space="preserve"> HYPERLINK \l _Toc17885 </w:instrText>
+            <w:instrText xml:space="preserve"> HYPERLINK \l _Toc26507 </w:instrText>
           </w:r>
           <w:r>
             <w:fldChar w:fldCharType="separate"/>
@@ -2886,7 +2920,7 @@
             <w:fldChar w:fldCharType="begin"/>
           </w:r>
           <w:r>
-            <w:instrText xml:space="preserve"> PAGEREF _Toc17885 \h </w:instrText>
+            <w:instrText xml:space="preserve"> PAGEREF _Toc26507 \h </w:instrText>
           </w:r>
           <w:r>
             <w:fldChar w:fldCharType="separate"/>
@@ -2903,7 +2937,7 @@
         </w:p>
         <w:p>
           <w:pPr>
-            <w:pStyle w:val="TOC3"/>
+            <w:pStyle w:val="13"/>
             <w:tabs>
               <w:tab w:val="right" w:leader="dot" w:pos="8485"/>
             </w:tabs>
@@ -2912,7 +2946,7 @@
             <w:fldChar w:fldCharType="begin"/>
           </w:r>
           <w:r>
-            <w:instrText xml:space="preserve"> HYPERLINK \l _Toc32111 </w:instrText>
+            <w:instrText xml:space="preserve"> HYPERLINK \l _Toc19441 </w:instrText>
           </w:r>
           <w:r>
             <w:fldChar w:fldCharType="separate"/>
@@ -2933,7 +2967,7 @@
             <w:fldChar w:fldCharType="begin"/>
           </w:r>
           <w:r>
-            <w:instrText xml:space="preserve"> PAGEREF _Toc32111 \h </w:instrText>
+            <w:instrText xml:space="preserve"> PAGEREF _Toc19441 \h </w:instrText>
           </w:r>
           <w:r>
             <w:fldChar w:fldCharType="separate"/>
@@ -2950,7 +2984,7 @@
         </w:p>
         <w:p>
           <w:pPr>
-            <w:pStyle w:val="TOC3"/>
+            <w:pStyle w:val="13"/>
             <w:tabs>
               <w:tab w:val="right" w:leader="dot" w:pos="8485"/>
             </w:tabs>
@@ -2959,7 +2993,7 @@
             <w:fldChar w:fldCharType="begin"/>
           </w:r>
           <w:r>
-            <w:instrText xml:space="preserve"> HYPERLINK \l _Toc2758 </w:instrText>
+            <w:instrText xml:space="preserve"> HYPERLINK \l _Toc13442 </w:instrText>
           </w:r>
           <w:r>
             <w:fldChar w:fldCharType="separate"/>
@@ -2980,7 +3014,7 @@
             <w:fldChar w:fldCharType="begin"/>
           </w:r>
           <w:r>
-            <w:instrText xml:space="preserve"> PAGEREF _Toc2758 \h </w:instrText>
+            <w:instrText xml:space="preserve"> PAGEREF _Toc13442 \h </w:instrText>
           </w:r>
           <w:r>
             <w:fldChar w:fldCharType="separate"/>
@@ -2997,7 +3031,7 @@
         </w:p>
         <w:p>
           <w:pPr>
-            <w:pStyle w:val="TOC3"/>
+            <w:pStyle w:val="13"/>
             <w:tabs>
               <w:tab w:val="right" w:leader="dot" w:pos="8485"/>
             </w:tabs>
@@ -3006,7 +3040,7 @@
             <w:fldChar w:fldCharType="begin"/>
           </w:r>
           <w:r>
-            <w:instrText xml:space="preserve"> HYPERLINK \l _Toc27722 </w:instrText>
+            <w:instrText xml:space="preserve"> HYPERLINK \l _Toc8115 </w:instrText>
           </w:r>
           <w:r>
             <w:fldChar w:fldCharType="separate"/>
@@ -3027,7 +3061,7 @@
             <w:fldChar w:fldCharType="begin"/>
           </w:r>
           <w:r>
-            <w:instrText xml:space="preserve"> PAGEREF _Toc27722 \h </w:instrText>
+            <w:instrText xml:space="preserve"> PAGEREF _Toc8115 \h </w:instrText>
           </w:r>
           <w:r>
             <w:fldChar w:fldCharType="separate"/>
@@ -3044,7 +3078,7 @@
         </w:p>
         <w:p>
           <w:pPr>
-            <w:pStyle w:val="TOC3"/>
+            <w:pStyle w:val="13"/>
             <w:tabs>
               <w:tab w:val="right" w:leader="dot" w:pos="8485"/>
             </w:tabs>
@@ -3053,7 +3087,7 @@
             <w:fldChar w:fldCharType="begin"/>
           </w:r>
           <w:r>
-            <w:instrText xml:space="preserve"> HYPERLINK \l _Toc31257 </w:instrText>
+            <w:instrText xml:space="preserve"> HYPERLINK \l _Toc31971 </w:instrText>
           </w:r>
           <w:r>
             <w:fldChar w:fldCharType="separate"/>
@@ -3074,7 +3108,7 @@
             <w:fldChar w:fldCharType="begin"/>
           </w:r>
           <w:r>
-            <w:instrText xml:space="preserve"> PAGEREF _Toc31257 \h </w:instrText>
+            <w:instrText xml:space="preserve"> PAGEREF _Toc31971 \h </w:instrText>
           </w:r>
           <w:r>
             <w:fldChar w:fldCharType="separate"/>
@@ -3091,7 +3125,7 @@
         </w:p>
         <w:p>
           <w:pPr>
-            <w:pStyle w:val="TOC2"/>
+            <w:pStyle w:val="17"/>
             <w:tabs>
               <w:tab w:val="right" w:leader="dot" w:pos="8485"/>
             </w:tabs>
@@ -3100,7 +3134,7 @@
             <w:fldChar w:fldCharType="begin"/>
           </w:r>
           <w:r>
-            <w:instrText xml:space="preserve"> HYPERLINK \l _Toc3274 </w:instrText>
+            <w:instrText xml:space="preserve"> HYPERLINK \l _Toc8379 </w:instrText>
           </w:r>
           <w:r>
             <w:fldChar w:fldCharType="separate"/>
@@ -3121,7 +3155,7 @@
             <w:fldChar w:fldCharType="begin"/>
           </w:r>
           <w:r>
-            <w:instrText xml:space="preserve"> PAGEREF _Toc3274 \h </w:instrText>
+            <w:instrText xml:space="preserve"> PAGEREF _Toc8379 \h </w:instrText>
           </w:r>
           <w:r>
             <w:fldChar w:fldCharType="separate"/>
@@ -3138,7 +3172,7 @@
         </w:p>
         <w:p>
           <w:pPr>
-            <w:pStyle w:val="TOC3"/>
+            <w:pStyle w:val="13"/>
             <w:tabs>
               <w:tab w:val="right" w:leader="dot" w:pos="8485"/>
             </w:tabs>
@@ -3147,7 +3181,7 @@
             <w:fldChar w:fldCharType="begin"/>
           </w:r>
           <w:r>
-            <w:instrText xml:space="preserve"> HYPERLINK \l _Toc26315 </w:instrText>
+            <w:instrText xml:space="preserve"> HYPERLINK \l _Toc31719 </w:instrText>
           </w:r>
           <w:r>
             <w:fldChar w:fldCharType="separate"/>
@@ -3168,7 +3202,7 @@
             <w:fldChar w:fldCharType="begin"/>
           </w:r>
           <w:r>
-            <w:instrText xml:space="preserve"> PAGEREF _Toc26315 \h </w:instrText>
+            <w:instrText xml:space="preserve"> PAGEREF _Toc31719 \h </w:instrText>
           </w:r>
           <w:r>
             <w:fldChar w:fldCharType="separate"/>
@@ -3185,7 +3219,7 @@
         </w:p>
         <w:p>
           <w:pPr>
-            <w:pStyle w:val="TOC3"/>
+            <w:pStyle w:val="13"/>
             <w:tabs>
               <w:tab w:val="right" w:leader="dot" w:pos="8485"/>
             </w:tabs>
@@ -3194,7 +3228,7 @@
             <w:fldChar w:fldCharType="begin"/>
           </w:r>
           <w:r>
-            <w:instrText xml:space="preserve"> HYPERLINK \l _Toc3901 </w:instrText>
+            <w:instrText xml:space="preserve"> HYPERLINK \l _Toc27514 </w:instrText>
           </w:r>
           <w:r>
             <w:fldChar w:fldCharType="separate"/>
@@ -3215,7 +3249,7 @@
             <w:fldChar w:fldCharType="begin"/>
           </w:r>
           <w:r>
-            <w:instrText xml:space="preserve"> PAGEREF _Toc3901 \h </w:instrText>
+            <w:instrText xml:space="preserve"> PAGEREF _Toc27514 \h </w:instrText>
           </w:r>
           <w:r>
             <w:fldChar w:fldCharType="separate"/>
@@ -3232,7 +3266,7 @@
         </w:p>
         <w:p>
           <w:pPr>
-            <w:pStyle w:val="TOC2"/>
+            <w:pStyle w:val="17"/>
             <w:tabs>
               <w:tab w:val="right" w:leader="dot" w:pos="8485"/>
             </w:tabs>
@@ -3241,7 +3275,7 @@
             <w:fldChar w:fldCharType="begin"/>
           </w:r>
           <w:r>
-            <w:instrText xml:space="preserve"> HYPERLINK \l _Toc27766 </w:instrText>
+            <w:instrText xml:space="preserve"> HYPERLINK \l _Toc23023 </w:instrText>
           </w:r>
           <w:r>
             <w:fldChar w:fldCharType="separate"/>
@@ -3262,7 +3296,7 @@
             <w:fldChar w:fldCharType="begin"/>
           </w:r>
           <w:r>
-            <w:instrText xml:space="preserve"> PAGEREF _Toc27766 \h </w:instrText>
+            <w:instrText xml:space="preserve"> PAGEREF _Toc23023 \h </w:instrText>
           </w:r>
           <w:r>
             <w:fldChar w:fldCharType="separate"/>
@@ -3279,7 +3313,7 @@
         </w:p>
         <w:p>
           <w:pPr>
-            <w:pStyle w:val="TOC3"/>
+            <w:pStyle w:val="13"/>
             <w:tabs>
               <w:tab w:val="right" w:leader="dot" w:pos="8485"/>
             </w:tabs>
@@ -3288,7 +3322,7 @@
             <w:fldChar w:fldCharType="begin"/>
           </w:r>
           <w:r>
-            <w:instrText xml:space="preserve"> HYPERLINK \l _Toc9038 </w:instrText>
+            <w:instrText xml:space="preserve"> HYPERLINK \l _Toc21938 </w:instrText>
           </w:r>
           <w:r>
             <w:fldChar w:fldCharType="separate"/>
@@ -3309,7 +3343,7 @@
             <w:fldChar w:fldCharType="begin"/>
           </w:r>
           <w:r>
-            <w:instrText xml:space="preserve"> PAGEREF _Toc9038 \h </w:instrText>
+            <w:instrText xml:space="preserve"> PAGEREF _Toc21938 \h </w:instrText>
           </w:r>
           <w:r>
             <w:fldChar w:fldCharType="separate"/>
@@ -3326,7 +3360,7 @@
         </w:p>
         <w:p>
           <w:pPr>
-            <w:pStyle w:val="TOC3"/>
+            <w:pStyle w:val="13"/>
             <w:tabs>
               <w:tab w:val="right" w:leader="dot" w:pos="8485"/>
             </w:tabs>
@@ -3335,7 +3369,7 @@
             <w:fldChar w:fldCharType="begin"/>
           </w:r>
           <w:r>
-            <w:instrText xml:space="preserve"> HYPERLINK \l _Toc23723 </w:instrText>
+            <w:instrText xml:space="preserve"> HYPERLINK \l _Toc20728 </w:instrText>
           </w:r>
           <w:r>
             <w:fldChar w:fldCharType="separate"/>
@@ -3356,7 +3390,7 @@
             <w:fldChar w:fldCharType="begin"/>
           </w:r>
           <w:r>
-            <w:instrText xml:space="preserve"> PAGEREF _Toc23723 \h </w:instrText>
+            <w:instrText xml:space="preserve"> PAGEREF _Toc20728 \h </w:instrText>
           </w:r>
           <w:r>
             <w:fldChar w:fldCharType="separate"/>
@@ -3373,7 +3407,7 @@
         </w:p>
         <w:p>
           <w:pPr>
-            <w:pStyle w:val="TOC3"/>
+            <w:pStyle w:val="13"/>
             <w:tabs>
               <w:tab w:val="right" w:leader="dot" w:pos="8485"/>
             </w:tabs>
@@ -3382,7 +3416,7 @@
             <w:fldChar w:fldCharType="begin"/>
           </w:r>
           <w:r>
-            <w:instrText xml:space="preserve"> HYPERLINK \l _Toc31380 </w:instrText>
+            <w:instrText xml:space="preserve"> HYPERLINK \l _Toc1959 </w:instrText>
           </w:r>
           <w:r>
             <w:fldChar w:fldCharType="separate"/>
@@ -3403,7 +3437,7 @@
             <w:fldChar w:fldCharType="begin"/>
           </w:r>
           <w:r>
-            <w:instrText xml:space="preserve"> PAGEREF _Toc31380 \h </w:instrText>
+            <w:instrText xml:space="preserve"> PAGEREF _Toc1959 \h </w:instrText>
           </w:r>
           <w:r>
             <w:fldChar w:fldCharType="separate"/>
@@ -3420,7 +3454,7 @@
         </w:p>
         <w:p>
           <w:pPr>
-            <w:pStyle w:val="TOC3"/>
+            <w:pStyle w:val="13"/>
             <w:tabs>
               <w:tab w:val="right" w:leader="dot" w:pos="8485"/>
             </w:tabs>
@@ -3429,7 +3463,7 @@
             <w:fldChar w:fldCharType="begin"/>
           </w:r>
           <w:r>
-            <w:instrText xml:space="preserve"> HYPERLINK \l _Toc22472 </w:instrText>
+            <w:instrText xml:space="preserve"> HYPERLINK \l _Toc19846 </w:instrText>
           </w:r>
           <w:r>
             <w:fldChar w:fldCharType="separate"/>
@@ -3450,7 +3484,7 @@
             <w:fldChar w:fldCharType="begin"/>
           </w:r>
           <w:r>
-            <w:instrText xml:space="preserve"> PAGEREF _Toc22472 \h </w:instrText>
+            <w:instrText xml:space="preserve"> PAGEREF _Toc19846 \h </w:instrText>
           </w:r>
           <w:r>
             <w:fldChar w:fldCharType="separate"/>
@@ -3467,7 +3501,7 @@
         </w:p>
         <w:p>
           <w:pPr>
-            <w:pStyle w:val="TOC3"/>
+            <w:pStyle w:val="13"/>
             <w:tabs>
               <w:tab w:val="right" w:leader="dot" w:pos="8485"/>
             </w:tabs>
@@ -3476,7 +3510,7 @@
             <w:fldChar w:fldCharType="begin"/>
           </w:r>
           <w:r>
-            <w:instrText xml:space="preserve"> HYPERLINK \l _Toc7313 </w:instrText>
+            <w:instrText xml:space="preserve"> HYPERLINK \l _Toc21467 </w:instrText>
           </w:r>
           <w:r>
             <w:fldChar w:fldCharType="separate"/>
@@ -3497,7 +3531,7 @@
             <w:fldChar w:fldCharType="begin"/>
           </w:r>
           <w:r>
-            <w:instrText xml:space="preserve"> PAGEREF _Toc7313 \h </w:instrText>
+            <w:instrText xml:space="preserve"> PAGEREF _Toc21467 \h </w:instrText>
           </w:r>
           <w:r>
             <w:fldChar w:fldCharType="separate"/>
@@ -3514,7 +3548,7 @@
         </w:p>
         <w:p>
           <w:pPr>
-            <w:pStyle w:val="TOC3"/>
+            <w:pStyle w:val="13"/>
             <w:tabs>
               <w:tab w:val="right" w:leader="dot" w:pos="8485"/>
             </w:tabs>
@@ -3523,7 +3557,7 @@
             <w:fldChar w:fldCharType="begin"/>
           </w:r>
           <w:r>
-            <w:instrText xml:space="preserve"> HYPERLINK \l _Toc30072 </w:instrText>
+            <w:instrText xml:space="preserve"> HYPERLINK \l _Toc14321 </w:instrText>
           </w:r>
           <w:r>
             <w:fldChar w:fldCharType="separate"/>
@@ -3544,7 +3578,7 @@
             <w:fldChar w:fldCharType="begin"/>
           </w:r>
           <w:r>
-            <w:instrText xml:space="preserve"> PAGEREF _Toc30072 \h </w:instrText>
+            <w:instrText xml:space="preserve"> PAGEREF _Toc14321 \h </w:instrText>
           </w:r>
           <w:r>
             <w:fldChar w:fldCharType="separate"/>
@@ -3561,7 +3595,7 @@
         </w:p>
         <w:p>
           <w:pPr>
-            <w:pStyle w:val="TOC1"/>
+            <w:pStyle w:val="16"/>
             <w:tabs>
               <w:tab w:val="right" w:leader="dot" w:pos="8485"/>
             </w:tabs>
@@ -3570,7 +3604,7 @@
             <w:fldChar w:fldCharType="begin"/>
           </w:r>
           <w:r>
-            <w:instrText xml:space="preserve"> HYPERLINK \l _Toc32682 </w:instrText>
+            <w:instrText xml:space="preserve"> HYPERLINK \l _Toc27035 </w:instrText>
           </w:r>
           <w:r>
             <w:fldChar w:fldCharType="separate"/>
@@ -3591,7 +3625,7 @@
             <w:fldChar w:fldCharType="begin"/>
           </w:r>
           <w:r>
-            <w:instrText xml:space="preserve"> PAGEREF _Toc32682 \h </w:instrText>
+            <w:instrText xml:space="preserve"> PAGEREF _Toc27035 \h </w:instrText>
           </w:r>
           <w:r>
             <w:fldChar w:fldCharType="separate"/>
@@ -3608,7 +3642,7 @@
         </w:p>
         <w:p>
           <w:pPr>
-            <w:pStyle w:val="TOC2"/>
+            <w:pStyle w:val="17"/>
             <w:tabs>
               <w:tab w:val="right" w:leader="dot" w:pos="8485"/>
             </w:tabs>
@@ -3617,7 +3651,7 @@
             <w:fldChar w:fldCharType="begin"/>
           </w:r>
           <w:r>
-            <w:instrText xml:space="preserve"> HYPERLINK \l _Toc16976 </w:instrText>
+            <w:instrText xml:space="preserve"> HYPERLINK \l _Toc12619 </w:instrText>
           </w:r>
           <w:r>
             <w:fldChar w:fldCharType="separate"/>
@@ -3638,7 +3672,7 @@
             <w:fldChar w:fldCharType="begin"/>
           </w:r>
           <w:r>
-            <w:instrText xml:space="preserve"> PAGEREF _Toc16976 \h </w:instrText>
+            <w:instrText xml:space="preserve"> PAGEREF _Toc12619 \h </w:instrText>
           </w:r>
           <w:r>
             <w:fldChar w:fldCharType="separate"/>
@@ -3655,7 +3689,7 @@
         </w:p>
         <w:p>
           <w:pPr>
-            <w:pStyle w:val="TOC2"/>
+            <w:pStyle w:val="17"/>
             <w:tabs>
               <w:tab w:val="right" w:leader="dot" w:pos="8485"/>
             </w:tabs>
@@ -3664,7 +3698,7 @@
             <w:fldChar w:fldCharType="begin"/>
           </w:r>
           <w:r>
-            <w:instrText xml:space="preserve"> HYPERLINK \l _Toc14048 </w:instrText>
+            <w:instrText xml:space="preserve"> HYPERLINK \l _Toc8414 </w:instrText>
           </w:r>
           <w:r>
             <w:fldChar w:fldCharType="separate"/>
@@ -3685,7 +3719,7 @@
             <w:fldChar w:fldCharType="begin"/>
           </w:r>
           <w:r>
-            <w:instrText xml:space="preserve"> PAGEREF _Toc14048 \h </w:instrText>
+            <w:instrText xml:space="preserve"> PAGEREF _Toc8414 \h </w:instrText>
           </w:r>
           <w:r>
             <w:fldChar w:fldCharType="separate"/>
@@ -3702,7 +3736,7 @@
         </w:p>
         <w:p>
           <w:pPr>
-            <w:pStyle w:val="TOC2"/>
+            <w:pStyle w:val="17"/>
             <w:tabs>
               <w:tab w:val="right" w:leader="dot" w:pos="8485"/>
             </w:tabs>
@@ -3711,7 +3745,7 @@
             <w:fldChar w:fldCharType="begin"/>
           </w:r>
           <w:r>
-            <w:instrText xml:space="preserve"> HYPERLINK \l _Toc17180 </w:instrText>
+            <w:instrText xml:space="preserve"> HYPERLINK \l _Toc10287 </w:instrText>
           </w:r>
           <w:r>
             <w:fldChar w:fldCharType="separate"/>
@@ -3732,7 +3766,7 @@
             <w:fldChar w:fldCharType="begin"/>
           </w:r>
           <w:r>
-            <w:instrText xml:space="preserve"> PAGEREF _Toc17180 \h </w:instrText>
+            <w:instrText xml:space="preserve"> PAGEREF _Toc10287 \h </w:instrText>
           </w:r>
           <w:r>
             <w:fldChar w:fldCharType="separate"/>
@@ -3749,7 +3783,7 @@
         </w:p>
         <w:p>
           <w:pPr>
-            <w:pStyle w:val="TOC2"/>
+            <w:pStyle w:val="17"/>
             <w:tabs>
               <w:tab w:val="right" w:leader="dot" w:pos="8485"/>
             </w:tabs>
@@ -3758,7 +3792,7 @@
             <w:fldChar w:fldCharType="begin"/>
           </w:r>
           <w:r>
-            <w:instrText xml:space="preserve"> HYPERLINK \l _Toc16979 </w:instrText>
+            <w:instrText xml:space="preserve"> HYPERLINK \l _Toc21070 </w:instrText>
           </w:r>
           <w:r>
             <w:fldChar w:fldCharType="separate"/>
@@ -3779,7 +3813,7 @@
             <w:fldChar w:fldCharType="begin"/>
           </w:r>
           <w:r>
-            <w:instrText xml:space="preserve"> PAGEREF _Toc16979 \h </w:instrText>
+            <w:instrText xml:space="preserve"> PAGEREF _Toc21070 \h </w:instrText>
           </w:r>
           <w:r>
             <w:fldChar w:fldCharType="separate"/>
@@ -3796,7 +3830,7 @@
         </w:p>
         <w:p>
           <w:pPr>
-            <w:pStyle w:val="TOC1"/>
+            <w:pStyle w:val="16"/>
             <w:tabs>
               <w:tab w:val="right" w:leader="dot" w:pos="8485"/>
             </w:tabs>
@@ -3805,7 +3839,7 @@
             <w:fldChar w:fldCharType="begin"/>
           </w:r>
           <w:r>
-            <w:instrText xml:space="preserve"> HYPERLINK \l _Toc29663 </w:instrText>
+            <w:instrText xml:space="preserve"> HYPERLINK \l _Toc3377 </w:instrText>
           </w:r>
           <w:r>
             <w:fldChar w:fldCharType="separate"/>
@@ -3826,7 +3860,7 @@
             <w:fldChar w:fldCharType="begin"/>
           </w:r>
           <w:r>
-            <w:instrText xml:space="preserve"> PAGEREF _Toc29663 \h </w:instrText>
+            <w:instrText xml:space="preserve"> PAGEREF _Toc3377 \h </w:instrText>
           </w:r>
           <w:r>
             <w:fldChar w:fldCharType="separate"/>
@@ -3843,7 +3877,7 @@
         </w:p>
         <w:p>
           <w:pPr>
-            <w:pStyle w:val="TOC2"/>
+            <w:pStyle w:val="17"/>
             <w:tabs>
               <w:tab w:val="right" w:leader="dot" w:pos="8485"/>
             </w:tabs>
@@ -3852,7 +3886,7 @@
             <w:fldChar w:fldCharType="begin"/>
           </w:r>
           <w:r>
-            <w:instrText xml:space="preserve"> HYPERLINK \l _Toc16596 </w:instrText>
+            <w:instrText xml:space="preserve"> HYPERLINK \l _Toc1139 </w:instrText>
           </w:r>
           <w:r>
             <w:fldChar w:fldCharType="separate"/>
@@ -3873,7 +3907,7 @@
             <w:fldChar w:fldCharType="begin"/>
           </w:r>
           <w:r>
-            <w:instrText xml:space="preserve"> PAGEREF _Toc16596 \h </w:instrText>
+            <w:instrText xml:space="preserve"> PAGEREF _Toc1139 \h </w:instrText>
           </w:r>
           <w:r>
             <w:fldChar w:fldCharType="separate"/>
@@ -3890,7 +3924,7 @@
         </w:p>
         <w:p>
           <w:pPr>
-            <w:pStyle w:val="TOC2"/>
+            <w:pStyle w:val="17"/>
             <w:tabs>
               <w:tab w:val="right" w:leader="dot" w:pos="8485"/>
             </w:tabs>
@@ -3899,7 +3933,7 @@
             <w:fldChar w:fldCharType="begin"/>
           </w:r>
           <w:r>
-            <w:instrText xml:space="preserve"> HYPERLINK \l _Toc10137 </w:instrText>
+            <w:instrText xml:space="preserve"> HYPERLINK \l _Toc27609 </w:instrText>
           </w:r>
           <w:r>
             <w:fldChar w:fldCharType="separate"/>
@@ -3920,7 +3954,7 @@
             <w:fldChar w:fldCharType="begin"/>
           </w:r>
           <w:r>
-            <w:instrText xml:space="preserve"> PAGEREF _Toc10137 \h </w:instrText>
+            <w:instrText xml:space="preserve"> PAGEREF _Toc27609 \h </w:instrText>
           </w:r>
           <w:r>
             <w:fldChar w:fldCharType="separate"/>
@@ -3937,7 +3971,7 @@
         </w:p>
         <w:p>
           <w:pPr>
-            <w:pStyle w:val="TOC2"/>
+            <w:pStyle w:val="17"/>
             <w:tabs>
               <w:tab w:val="right" w:leader="dot" w:pos="8485"/>
             </w:tabs>
@@ -3946,7 +3980,7 @@
             <w:fldChar w:fldCharType="begin"/>
           </w:r>
           <w:r>
-            <w:instrText xml:space="preserve"> HYPERLINK \l _Toc29457 </w:instrText>
+            <w:instrText xml:space="preserve"> HYPERLINK \l _Toc16214 </w:instrText>
           </w:r>
           <w:r>
             <w:fldChar w:fldCharType="separate"/>
@@ -3972,7 +4006,7 @@
             <w:fldChar w:fldCharType="begin"/>
           </w:r>
           <w:r>
-            <w:instrText xml:space="preserve"> PAGEREF _Toc29457 \h </w:instrText>
+            <w:instrText xml:space="preserve"> PAGEREF _Toc16214 \h </w:instrText>
           </w:r>
           <w:r>
             <w:fldChar w:fldCharType="separate"/>
@@ -3989,7 +4023,7 @@
         </w:p>
         <w:p>
           <w:pPr>
-            <w:pStyle w:val="TOC2"/>
+            <w:pStyle w:val="17"/>
             <w:tabs>
               <w:tab w:val="right" w:leader="dot" w:pos="8485"/>
             </w:tabs>
@@ -3998,7 +4032,7 @@
             <w:fldChar w:fldCharType="begin"/>
           </w:r>
           <w:r>
-            <w:instrText xml:space="preserve"> HYPERLINK \l _Toc5950 </w:instrText>
+            <w:instrText xml:space="preserve"> HYPERLINK \l _Toc5183 </w:instrText>
           </w:r>
           <w:r>
             <w:fldChar w:fldCharType="separate"/>
@@ -4019,7 +4053,7 @@
             <w:fldChar w:fldCharType="begin"/>
           </w:r>
           <w:r>
-            <w:instrText xml:space="preserve"> PAGEREF _Toc5950 \h </w:instrText>
+            <w:instrText xml:space="preserve"> PAGEREF _Toc5183 \h </w:instrText>
           </w:r>
           <w:r>
             <w:fldChar w:fldCharType="separate"/>
@@ -4036,7 +4070,7 @@
         </w:p>
         <w:p>
           <w:pPr>
-            <w:pStyle w:val="TOC2"/>
+            <w:pStyle w:val="17"/>
             <w:tabs>
               <w:tab w:val="right" w:leader="dot" w:pos="8485"/>
             </w:tabs>
@@ -4045,7 +4079,7 @@
             <w:fldChar w:fldCharType="begin"/>
           </w:r>
           <w:r>
-            <w:instrText xml:space="preserve"> HYPERLINK \l _Toc17701 </w:instrText>
+            <w:instrText xml:space="preserve"> HYPERLINK \l _Toc8727 </w:instrText>
           </w:r>
           <w:r>
             <w:fldChar w:fldCharType="separate"/>
@@ -4071,7 +4105,7 @@
             <w:fldChar w:fldCharType="begin"/>
           </w:r>
           <w:r>
-            <w:instrText xml:space="preserve"> PAGEREF _Toc17701 \h </w:instrText>
+            <w:instrText xml:space="preserve"> PAGEREF _Toc8727 \h </w:instrText>
           </w:r>
           <w:r>
             <w:fldChar w:fldCharType="separate"/>
@@ -4088,7 +4122,7 @@
         </w:p>
         <w:p>
           <w:pPr>
-            <w:pStyle w:val="TOC2"/>
+            <w:pStyle w:val="17"/>
             <w:tabs>
               <w:tab w:val="right" w:leader="dot" w:pos="8485"/>
             </w:tabs>
@@ -4097,7 +4131,7 @@
             <w:fldChar w:fldCharType="begin"/>
           </w:r>
           <w:r>
-            <w:instrText xml:space="preserve"> HYPERLINK \l _Toc8597 </w:instrText>
+            <w:instrText xml:space="preserve"> HYPERLINK \l _Toc8902 </w:instrText>
           </w:r>
           <w:r>
             <w:fldChar w:fldCharType="separate"/>
@@ -4122,7 +4156,7 @@
             <w:fldChar w:fldCharType="begin"/>
           </w:r>
           <w:r>
-            <w:instrText xml:space="preserve"> PAGEREF _Toc8597 \h </w:instrText>
+            <w:instrText xml:space="preserve"> PAGEREF _Toc8902 \h </w:instrText>
           </w:r>
           <w:r>
             <w:fldChar w:fldCharType="separate"/>
@@ -4139,7 +4173,7 @@
         </w:p>
         <w:p>
           <w:pPr>
-            <w:pStyle w:val="TOC1"/>
+            <w:pStyle w:val="16"/>
             <w:tabs>
               <w:tab w:val="right" w:leader="dot" w:pos="8485"/>
             </w:tabs>
@@ -4148,7 +4182,7 @@
             <w:fldChar w:fldCharType="begin"/>
           </w:r>
           <w:r>
-            <w:instrText xml:space="preserve"> HYPERLINK \l _Toc31115 </w:instrText>
+            <w:instrText xml:space="preserve"> HYPERLINK \l _Toc29253 </w:instrText>
           </w:r>
           <w:r>
             <w:fldChar w:fldCharType="separate"/>
@@ -4169,7 +4203,7 @@
             <w:fldChar w:fldCharType="begin"/>
           </w:r>
           <w:r>
-            <w:instrText xml:space="preserve"> PAGEREF _Toc31115 \h </w:instrText>
+            <w:instrText xml:space="preserve"> PAGEREF _Toc29253 \h </w:instrText>
           </w:r>
           <w:r>
             <w:fldChar w:fldCharType="separate"/>
@@ -4186,7 +4220,7 @@
         </w:p>
         <w:p>
           <w:pPr>
-            <w:pStyle w:val="TOC2"/>
+            <w:pStyle w:val="17"/>
             <w:tabs>
               <w:tab w:val="right" w:leader="dot" w:pos="8485"/>
             </w:tabs>
@@ -4195,7 +4229,7 @@
             <w:fldChar w:fldCharType="begin"/>
           </w:r>
           <w:r>
-            <w:instrText xml:space="preserve"> HYPERLINK \l _Toc2766 </w:instrText>
+            <w:instrText xml:space="preserve"> HYPERLINK \l _Toc24209 </w:instrText>
           </w:r>
           <w:r>
             <w:fldChar w:fldCharType="separate"/>
@@ -4216,7 +4250,7 @@
             <w:fldChar w:fldCharType="begin"/>
           </w:r>
           <w:r>
-            <w:instrText xml:space="preserve"> PAGEREF _Toc2766 \h </w:instrText>
+            <w:instrText xml:space="preserve"> PAGEREF _Toc24209 \h </w:instrText>
           </w:r>
           <w:r>
             <w:fldChar w:fldCharType="separate"/>
@@ -4233,7 +4267,7 @@
         </w:p>
         <w:p>
           <w:pPr>
-            <w:pStyle w:val="TOC2"/>
+            <w:pStyle w:val="17"/>
             <w:tabs>
               <w:tab w:val="right" w:leader="dot" w:pos="8485"/>
             </w:tabs>
@@ -4242,7 +4276,7 @@
             <w:fldChar w:fldCharType="begin"/>
           </w:r>
           <w:r>
-            <w:instrText xml:space="preserve"> HYPERLINK \l _Toc10435 </w:instrText>
+            <w:instrText xml:space="preserve"> HYPERLINK \l _Toc23299 </w:instrText>
           </w:r>
           <w:r>
             <w:fldChar w:fldCharType="separate"/>
@@ -4263,7 +4297,7 @@
             <w:fldChar w:fldCharType="begin"/>
           </w:r>
           <w:r>
-            <w:instrText xml:space="preserve"> PAGEREF _Toc10435 \h </w:instrText>
+            <w:instrText xml:space="preserve"> PAGEREF _Toc23299 \h </w:instrText>
           </w:r>
           <w:r>
             <w:fldChar w:fldCharType="separate"/>
@@ -4280,7 +4314,7 @@
         </w:p>
         <w:p>
           <w:pPr>
-            <w:pStyle w:val="TOC1"/>
+            <w:pStyle w:val="16"/>
             <w:tabs>
               <w:tab w:val="right" w:leader="dot" w:pos="8485"/>
             </w:tabs>
@@ -4289,7 +4323,7 @@
             <w:fldChar w:fldCharType="begin"/>
           </w:r>
           <w:r>
-            <w:instrText xml:space="preserve"> HYPERLINK \l _Toc16917 </w:instrText>
+            <w:instrText xml:space="preserve"> HYPERLINK \l _Toc27803 </w:instrText>
           </w:r>
           <w:r>
             <w:fldChar w:fldCharType="separate"/>
@@ -4310,7 +4344,7 @@
             <w:fldChar w:fldCharType="begin"/>
           </w:r>
           <w:r>
-            <w:instrText xml:space="preserve"> PAGEREF _Toc16917 \h </w:instrText>
+            <w:instrText xml:space="preserve"> PAGEREF _Toc27803 \h </w:instrText>
           </w:r>
           <w:r>
             <w:fldChar w:fldCharType="separate"/>
@@ -4327,7 +4361,7 @@
         </w:p>
         <w:p>
           <w:pPr>
-            <w:pStyle w:val="TOC2"/>
+            <w:pStyle w:val="17"/>
             <w:tabs>
               <w:tab w:val="right" w:leader="dot" w:pos="8485"/>
             </w:tabs>
@@ -4336,7 +4370,7 @@
             <w:fldChar w:fldCharType="begin"/>
           </w:r>
           <w:r>
-            <w:instrText xml:space="preserve"> HYPERLINK \l _Toc9018 </w:instrText>
+            <w:instrText xml:space="preserve"> HYPERLINK \l _Toc568 </w:instrText>
           </w:r>
           <w:r>
             <w:fldChar w:fldCharType="separate"/>
@@ -4362,7 +4396,7 @@
             <w:fldChar w:fldCharType="begin"/>
           </w:r>
           <w:r>
-            <w:instrText xml:space="preserve"> PAGEREF _Toc9018 \h </w:instrText>
+            <w:instrText xml:space="preserve"> PAGEREF _Toc568 \h </w:instrText>
           </w:r>
           <w:r>
             <w:fldChar w:fldCharType="separate"/>
@@ -4379,7 +4413,7 @@
         </w:p>
         <w:p>
           <w:pPr>
-            <w:pStyle w:val="TOC2"/>
+            <w:pStyle w:val="17"/>
             <w:tabs>
               <w:tab w:val="right" w:leader="dot" w:pos="8485"/>
             </w:tabs>
@@ -4388,7 +4422,7 @@
             <w:fldChar w:fldCharType="begin"/>
           </w:r>
           <w:r>
-            <w:instrText xml:space="preserve"> HYPERLINK \l _Toc9324 </w:instrText>
+            <w:instrText xml:space="preserve"> HYPERLINK \l _Toc1184 </w:instrText>
           </w:r>
           <w:r>
             <w:fldChar w:fldCharType="separate"/>
@@ -4409,7 +4443,7 @@
             <w:fldChar w:fldCharType="begin"/>
           </w:r>
           <w:r>
-            <w:instrText xml:space="preserve"> PAGEREF _Toc9324 \h </w:instrText>
+            <w:instrText xml:space="preserve"> PAGEREF _Toc1184 \h </w:instrText>
           </w:r>
           <w:r>
             <w:fldChar w:fldCharType="separate"/>
@@ -4426,7 +4460,7 @@
         </w:p>
         <w:p>
           <w:pPr>
-            <w:pStyle w:val="TOC2"/>
+            <w:pStyle w:val="17"/>
             <w:tabs>
               <w:tab w:val="right" w:leader="dot" w:pos="8485"/>
             </w:tabs>
@@ -4435,7 +4469,7 @@
             <w:fldChar w:fldCharType="begin"/>
           </w:r>
           <w:r>
-            <w:instrText xml:space="preserve"> HYPERLINK \l _Toc28451 </w:instrText>
+            <w:instrText xml:space="preserve"> HYPERLINK \l _Toc3166 </w:instrText>
           </w:r>
           <w:r>
             <w:fldChar w:fldCharType="separate"/>
@@ -4456,7 +4490,7 @@
             <w:fldChar w:fldCharType="begin"/>
           </w:r>
           <w:r>
-            <w:instrText xml:space="preserve"> PAGEREF _Toc28451 \h </w:instrText>
+            <w:instrText xml:space="preserve"> PAGEREF _Toc3166 \h </w:instrText>
           </w:r>
           <w:r>
             <w:fldChar w:fldCharType="separate"/>
@@ -4473,7 +4507,7 @@
         </w:p>
         <w:p>
           <w:pPr>
-            <w:pStyle w:val="TOC2"/>
+            <w:pStyle w:val="17"/>
             <w:tabs>
               <w:tab w:val="right" w:leader="dot" w:pos="8485"/>
             </w:tabs>
@@ -4482,7 +4516,7 @@
             <w:fldChar w:fldCharType="begin"/>
           </w:r>
           <w:r>
-            <w:instrText xml:space="preserve"> HYPERLINK \l _Toc12169 </w:instrText>
+            <w:instrText xml:space="preserve"> HYPERLINK \l _Toc32308 </w:instrText>
           </w:r>
           <w:r>
             <w:fldChar w:fldCharType="separate"/>
@@ -4503,7 +4537,7 @@
             <w:fldChar w:fldCharType="begin"/>
           </w:r>
           <w:r>
-            <w:instrText xml:space="preserve"> PAGEREF _Toc12169 \h </w:instrText>
+            <w:instrText xml:space="preserve"> PAGEREF _Toc32308 \h </w:instrText>
           </w:r>
           <w:r>
             <w:fldChar w:fldCharType="separate"/>
@@ -4520,7 +4554,7 @@
         </w:p>
         <w:p>
           <w:pPr>
-            <w:pStyle w:val="TOC2"/>
+            <w:pStyle w:val="17"/>
             <w:tabs>
               <w:tab w:val="right" w:leader="dot" w:pos="8485"/>
             </w:tabs>
@@ -4529,7 +4563,7 @@
             <w:fldChar w:fldCharType="begin"/>
           </w:r>
           <w:r>
-            <w:instrText xml:space="preserve"> HYPERLINK \l _Toc10854 </w:instrText>
+            <w:instrText xml:space="preserve"> HYPERLINK \l _Toc11181 </w:instrText>
           </w:r>
           <w:r>
             <w:fldChar w:fldCharType="separate"/>
@@ -4550,7 +4584,7 @@
             <w:fldChar w:fldCharType="begin"/>
           </w:r>
           <w:r>
-            <w:instrText xml:space="preserve"> PAGEREF _Toc10854 \h </w:instrText>
+            <w:instrText xml:space="preserve"> PAGEREF _Toc11181 \h </w:instrText>
           </w:r>
           <w:r>
             <w:fldChar w:fldCharType="separate"/>
@@ -4567,7 +4601,7 @@
         </w:p>
         <w:p>
           <w:pPr>
-            <w:pStyle w:val="TOC2"/>
+            <w:pStyle w:val="17"/>
             <w:tabs>
               <w:tab w:val="right" w:leader="dot" w:pos="8485"/>
             </w:tabs>
@@ -4576,7 +4610,7 @@
             <w:fldChar w:fldCharType="begin"/>
           </w:r>
           <w:r>
-            <w:instrText xml:space="preserve"> HYPERLINK \l _Toc27799 </w:instrText>
+            <w:instrText xml:space="preserve"> HYPERLINK \l _Toc32707 </w:instrText>
           </w:r>
           <w:r>
             <w:fldChar w:fldCharType="separate"/>
@@ -4597,7 +4631,7 @@
             <w:fldChar w:fldCharType="begin"/>
           </w:r>
           <w:r>
-            <w:instrText xml:space="preserve"> PAGEREF _Toc27799 \h </w:instrText>
+            <w:instrText xml:space="preserve"> PAGEREF _Toc32707 \h </w:instrText>
           </w:r>
           <w:r>
             <w:fldChar w:fldCharType="separate"/>
@@ -4614,7 +4648,7 @@
         </w:p>
         <w:p>
           <w:pPr>
-            <w:pStyle w:val="TOC2"/>
+            <w:pStyle w:val="17"/>
             <w:tabs>
               <w:tab w:val="right" w:leader="dot" w:pos="8485"/>
             </w:tabs>
@@ -4623,7 +4657,7 @@
             <w:fldChar w:fldCharType="begin"/>
           </w:r>
           <w:r>
-            <w:instrText xml:space="preserve"> HYPERLINK \l _Toc6359 </w:instrText>
+            <w:instrText xml:space="preserve"> HYPERLINK \l _Toc32178 </w:instrText>
           </w:r>
           <w:r>
             <w:fldChar w:fldCharType="separate"/>
@@ -4644,7 +4678,7 @@
             <w:fldChar w:fldCharType="begin"/>
           </w:r>
           <w:r>
-            <w:instrText xml:space="preserve"> PAGEREF _Toc6359 \h </w:instrText>
+            <w:instrText xml:space="preserve"> PAGEREF _Toc32178 \h </w:instrText>
           </w:r>
           <w:r>
             <w:fldChar w:fldCharType="separate"/>
@@ -4661,7 +4695,7 @@
         </w:p>
         <w:p>
           <w:pPr>
-            <w:pStyle w:val="TOC2"/>
+            <w:pStyle w:val="17"/>
             <w:tabs>
               <w:tab w:val="right" w:leader="dot" w:pos="8485"/>
             </w:tabs>
@@ -4670,7 +4704,7 @@
             <w:fldChar w:fldCharType="begin"/>
           </w:r>
           <w:r>
-            <w:instrText xml:space="preserve"> HYPERLINK \l _Toc23049 </w:instrText>
+            <w:instrText xml:space="preserve"> HYPERLINK \l _Toc9798 </w:instrText>
           </w:r>
           <w:r>
             <w:fldChar w:fldCharType="separate"/>
@@ -4691,7 +4725,7 @@
             <w:fldChar w:fldCharType="begin"/>
           </w:r>
           <w:r>
-            <w:instrText xml:space="preserve"> PAGEREF _Toc23049 \h </w:instrText>
+            <w:instrText xml:space="preserve"> PAGEREF _Toc9798 \h </w:instrText>
           </w:r>
           <w:r>
             <w:fldChar w:fldCharType="separate"/>
@@ -4708,7 +4742,7 @@
         </w:p>
         <w:p>
           <w:pPr>
-            <w:pStyle w:val="TOC2"/>
+            <w:pStyle w:val="17"/>
             <w:tabs>
               <w:tab w:val="right" w:leader="dot" w:pos="8485"/>
             </w:tabs>
@@ -4717,7 +4751,7 @@
             <w:fldChar w:fldCharType="begin"/>
           </w:r>
           <w:r>
-            <w:instrText xml:space="preserve"> HYPERLINK \l _Toc10577 </w:instrText>
+            <w:instrText xml:space="preserve"> HYPERLINK \l _Toc21141 </w:instrText>
           </w:r>
           <w:r>
             <w:fldChar w:fldCharType="separate"/>
@@ -4743,7 +4777,7 @@
             <w:fldChar w:fldCharType="begin"/>
           </w:r>
           <w:r>
-            <w:instrText xml:space="preserve"> PAGEREF _Toc10577 \h </w:instrText>
+            <w:instrText xml:space="preserve"> PAGEREF _Toc21141 \h </w:instrText>
           </w:r>
           <w:r>
             <w:fldChar w:fldCharType="separate"/>
@@ -4760,7 +4794,7 @@
         </w:p>
         <w:p>
           <w:pPr>
-            <w:pStyle w:val="TOC2"/>
+            <w:pStyle w:val="17"/>
             <w:tabs>
               <w:tab w:val="right" w:leader="dot" w:pos="8485"/>
             </w:tabs>
@@ -4769,7 +4803,7 @@
             <w:fldChar w:fldCharType="begin"/>
           </w:r>
           <w:r>
-            <w:instrText xml:space="preserve"> HYPERLINK \l _Toc5333 </w:instrText>
+            <w:instrText xml:space="preserve"> HYPERLINK \l _Toc29685 </w:instrText>
           </w:r>
           <w:r>
             <w:fldChar w:fldCharType="separate"/>
@@ -4795,7 +4829,7 @@
             <w:fldChar w:fldCharType="begin"/>
           </w:r>
           <w:r>
-            <w:instrText xml:space="preserve"> PAGEREF _Toc5333 \h </w:instrText>
+            <w:instrText xml:space="preserve"> PAGEREF _Toc29685 \h </w:instrText>
           </w:r>
           <w:r>
             <w:fldChar w:fldCharType="separate"/>
@@ -4812,7 +4846,7 @@
         </w:p>
         <w:p>
           <w:pPr>
-            <w:pStyle w:val="TOC2"/>
+            <w:pStyle w:val="17"/>
             <w:tabs>
               <w:tab w:val="right" w:leader="dot" w:pos="8485"/>
             </w:tabs>
@@ -4821,7 +4855,7 @@
             <w:fldChar w:fldCharType="begin"/>
           </w:r>
           <w:r>
-            <w:instrText xml:space="preserve"> HYPERLINK \l _Toc20578 </w:instrText>
+            <w:instrText xml:space="preserve"> HYPERLINK \l _Toc5021 </w:instrText>
           </w:r>
           <w:r>
             <w:fldChar w:fldCharType="separate"/>
@@ -4842,7 +4876,7 @@
             <w:fldChar w:fldCharType="begin"/>
           </w:r>
           <w:r>
-            <w:instrText xml:space="preserve"> PAGEREF _Toc20578 \h </w:instrText>
+            <w:instrText xml:space="preserve"> PAGEREF _Toc5021 \h </w:instrText>
           </w:r>
           <w:r>
             <w:fldChar w:fldCharType="separate"/>
@@ -4859,7 +4893,7 @@
         </w:p>
         <w:p>
           <w:pPr>
-            <w:pStyle w:val="BodyText"/>
+            <w:pStyle w:val="12"/>
             <w:keepNext w:val="0"/>
             <w:keepLines w:val="0"/>
             <w:pageBreakBefore w:val="0"/>
@@ -4876,7 +4910,7 @@
             <w:spacing w:line="331" w:lineRule="auto"/>
             <w:textAlignment w:val="baseline"/>
             <w:rPr>
-              <w:rFonts w:ascii="Arial" w:eastAsia="Arial" w:hAnsi="Arial" w:cs="Arial"/>
+              <w:rFonts w:ascii="Arial" w:hAnsi="Arial" w:eastAsia="Arial" w:cs="Arial"/>
               <w:snapToGrid w:val="0"/>
               <w:color w:val="000000"/>
               <w:kern w:val="0"/>
@@ -4893,7 +4927,7 @@
     </w:sdt>
     <w:p>
       <w:pPr>
-        <w:pStyle w:val="BodyText"/>
+        <w:pStyle w:val="12"/>
         <w:keepNext w:val="0"/>
         <w:keepLines w:val="0"/>
         <w:pageBreakBefore w:val="0"/>
@@ -4910,7 +4944,7 @@
         <w:spacing w:line="331" w:lineRule="auto"/>
         <w:textAlignment w:val="baseline"/>
         <w:rPr>
-          <w:rFonts w:ascii="Arial" w:eastAsia="Arial" w:hAnsi="Arial" w:cs="Arial"/>
+          <w:rFonts w:ascii="Arial" w:hAnsi="Arial" w:eastAsia="Arial" w:cs="Arial"/>
           <w:snapToGrid w:val="0"/>
           <w:color w:val="000000"/>
           <w:kern w:val="0"/>
@@ -4938,7 +4972,7 @@
         <w:spacing w:line="220" w:lineRule="auto"/>
         <w:textAlignment w:val="baseline"/>
         <w:rPr>
-          <w:rFonts w:ascii="宋体" w:eastAsia="宋体" w:hAnsi="宋体" w:cs="宋体"/>
+          <w:rFonts w:ascii="宋体" w:hAnsi="宋体" w:eastAsia="宋体" w:cs="宋体"/>
           <w:snapToGrid w:val="0"/>
           <w:color w:val="000000"/>
           <w:kern w:val="0"/>
@@ -4949,13 +4983,13 @@
         <w:sectPr>
           <w:pgSz w:w="11906" w:h="16839"/>
           <w:pgMar w:top="1431" w:right="1710" w:bottom="1328" w:left="1711" w:header="0" w:footer="0" w:gutter="0"/>
-          <w:cols w:num="1" w:space="720"/>
+          <w:cols w:space="720" w:num="1"/>
         </w:sectPr>
       </w:pPr>
     </w:p>
     <w:p>
       <w:pPr>
-        <w:pStyle w:val="1"/>
+        <w:pStyle w:val="26"/>
         <w:keepNext w:val="0"/>
         <w:keepLines w:val="0"/>
         <w:pageBreakBefore w:val="0"/>
@@ -4971,19 +5005,19 @@
         <w:snapToGrid w:val="0"/>
         <w:textAlignment w:val="baseline"/>
       </w:pPr>
+      <w:bookmarkStart w:id="7" w:name="_Toc4226"/>
       <w:bookmarkStart w:id="8" w:name="_Toc27496"/>
-      <w:bookmarkStart w:id="9" w:name="_Toc4226"/>
-      <w:bookmarkStart w:id="10" w:name="_Toc2220"/>
+      <w:bookmarkStart w:id="9" w:name="_Toc21881"/>
       <w:r>
         <w:t>目的</w:t>
       </w:r>
+      <w:bookmarkEnd w:id="7"/>
       <w:bookmarkEnd w:id="8"/>
       <w:bookmarkEnd w:id="9"/>
-      <w:bookmarkEnd w:id="10"/>
-    </w:p>
-    <w:p>
-      <w:pPr>
-        <w:pStyle w:val="a"/>
+    </w:p>
+    <w:p>
+      <w:pPr>
+        <w:pStyle w:val="27"/>
         <w:bidi w:val="0"/>
       </w:pPr>
       <w:r>
@@ -4992,7 +5026,7 @@
     </w:p>
     <w:p>
       <w:pPr>
-        <w:pStyle w:val="1"/>
+        <w:pStyle w:val="26"/>
         <w:keepNext w:val="0"/>
         <w:keepLines w:val="0"/>
         <w:pageBreakBefore w:val="0"/>
@@ -5008,19 +5042,19 @@
         <w:snapToGrid w:val="0"/>
         <w:textAlignment w:val="baseline"/>
       </w:pPr>
+      <w:bookmarkStart w:id="10" w:name="_Toc3877"/>
       <w:bookmarkStart w:id="11" w:name="_Toc4378"/>
-      <w:bookmarkStart w:id="12" w:name="_Toc3877"/>
-      <w:bookmarkStart w:id="13" w:name="_Toc8124"/>
+      <w:bookmarkStart w:id="12" w:name="_Toc7254"/>
       <w:r>
         <w:t>适用范围</w:t>
       </w:r>
+      <w:bookmarkEnd w:id="10"/>
       <w:bookmarkEnd w:id="11"/>
       <w:bookmarkEnd w:id="12"/>
-      <w:bookmarkEnd w:id="13"/>
-    </w:p>
-    <w:p>
-      <w:pPr>
-        <w:pStyle w:val="a"/>
+    </w:p>
+    <w:p>
+      <w:pPr>
+        <w:pStyle w:val="27"/>
         <w:bidi w:val="0"/>
       </w:pPr>
       <w:r>
@@ -5029,7 +5063,7 @@
     </w:p>
     <w:p>
       <w:pPr>
-        <w:pStyle w:val="1"/>
+        <w:pStyle w:val="26"/>
         <w:keepNext w:val="0"/>
         <w:keepLines w:val="0"/>
         <w:pageBreakBefore w:val="0"/>
@@ -5045,25 +5079,25 @@
         <w:snapToGrid w:val="0"/>
         <w:textAlignment w:val="baseline"/>
       </w:pPr>
+      <w:bookmarkStart w:id="13" w:name="_Toc19112"/>
       <w:bookmarkStart w:id="14" w:name="_Toc25255"/>
-      <w:bookmarkStart w:id="15" w:name="_Toc19112"/>
-      <w:bookmarkStart w:id="16" w:name="_Toc4660"/>
+      <w:bookmarkStart w:id="15" w:name="_Toc16194"/>
       <w:r>
         <w:t>引用文件</w:t>
       </w:r>
+      <w:bookmarkEnd w:id="13"/>
       <w:bookmarkEnd w:id="14"/>
       <w:bookmarkEnd w:id="15"/>
-      <w:bookmarkEnd w:id="16"/>
-    </w:p>
-    <w:p>
-      <w:pPr>
-        <w:pStyle w:val="a3"/>
+    </w:p>
+    <w:p>
+      <w:pPr>
+        <w:pStyle w:val="40"/>
         <w:numPr>
           <w:ilvl w:val="0"/>
           <w:numId w:val="2"/>
         </w:numPr>
         <w:bidi w:val="0"/>
-        <w:ind w:left="425" w:hanging="425" w:leftChars="0" w:firstLineChars="0"/>
+        <w:ind w:left="425" w:leftChars="0" w:hanging="425" w:firstLineChars="0"/>
       </w:pPr>
       <w:r>
         <w:t xml:space="preserve"> </w:t>
@@ -5080,13 +5114,13 @@
     </w:p>
     <w:p>
       <w:pPr>
-        <w:pStyle w:val="a3"/>
+        <w:pStyle w:val="40"/>
         <w:numPr>
           <w:ilvl w:val="0"/>
           <w:numId w:val="2"/>
         </w:numPr>
         <w:bidi w:val="0"/>
-        <w:ind w:left="425" w:hanging="425" w:leftChars="0" w:firstLineChars="0"/>
+        <w:ind w:left="425" w:leftChars="0" w:hanging="425" w:firstLineChars="0"/>
       </w:pPr>
       <w:r>
         <w:t xml:space="preserve"> GB/T28827.1-2022《信息技术服务 运行维护 第一部分：通用要求》</w:t>
@@ -5094,13 +5128,13 @@
     </w:p>
     <w:p>
       <w:pPr>
-        <w:pStyle w:val="a3"/>
+        <w:pStyle w:val="40"/>
         <w:numPr>
           <w:ilvl w:val="0"/>
           <w:numId w:val="2"/>
         </w:numPr>
         <w:bidi w:val="0"/>
-        <w:ind w:left="425" w:hanging="425" w:leftChars="0" w:firstLineChars="0"/>
+        <w:ind w:left="425" w:leftChars="0" w:hanging="425" w:firstLineChars="0"/>
       </w:pPr>
       <w:r>
         <w:t xml:space="preserve"> GB/T 29264-2012 《信息技术服务 分类与代码》</w:t>
@@ -5108,13 +5142,13 @@
     </w:p>
     <w:p>
       <w:pPr>
-        <w:pStyle w:val="a3"/>
+        <w:pStyle w:val="40"/>
         <w:numPr>
           <w:ilvl w:val="0"/>
           <w:numId w:val="2"/>
         </w:numPr>
         <w:bidi w:val="0"/>
-        <w:ind w:left="425" w:hanging="425" w:leftChars="0" w:firstLineChars="0"/>
+        <w:ind w:left="425" w:leftChars="0" w:hanging="425" w:firstLineChars="0"/>
       </w:pPr>
       <w:r>
         <w:t xml:space="preserve"> GB/T 28827.2-2012 《信息技术服务 运行维护 第 2 部分:交付规范》</w:t>
@@ -5122,13 +5156,13 @@
     </w:p>
     <w:p>
       <w:pPr>
-        <w:pStyle w:val="a3"/>
+        <w:pStyle w:val="40"/>
         <w:numPr>
           <w:ilvl w:val="0"/>
           <w:numId w:val="2"/>
         </w:numPr>
         <w:bidi w:val="0"/>
-        <w:ind w:left="425" w:hanging="425" w:leftChars="0" w:firstLineChars="0"/>
+        <w:ind w:left="425" w:leftChars="0" w:hanging="425" w:firstLineChars="0"/>
       </w:pPr>
       <w:r>
         <w:t xml:space="preserve"> GB/T 28827.3-2012 《信息技术服务 运行维护 第 3 部分:应急响应规范》</w:t>
@@ -5136,13 +5170,13 @@
     </w:p>
     <w:p>
       <w:pPr>
-        <w:pStyle w:val="a3"/>
+        <w:pStyle w:val="40"/>
         <w:numPr>
           <w:ilvl w:val="0"/>
           <w:numId w:val="2"/>
         </w:numPr>
         <w:bidi w:val="0"/>
-        <w:ind w:left="425" w:hanging="425" w:leftChars="0" w:firstLineChars="0"/>
+        <w:ind w:left="425" w:leftChars="0" w:hanging="425" w:firstLineChars="0"/>
       </w:pPr>
       <w:r>
         <w:t>国家有关法律、法规及行业标准</w:t>
@@ -5150,7 +5184,7 @@
     </w:p>
     <w:p>
       <w:pPr>
-        <w:pStyle w:val="1"/>
+        <w:pStyle w:val="26"/>
         <w:keepNext w:val="0"/>
         <w:keepLines w:val="0"/>
         <w:pageBreakBefore w:val="0"/>
@@ -5166,19 +5200,19 @@
         <w:snapToGrid w:val="0"/>
         <w:textAlignment w:val="baseline"/>
       </w:pPr>
-      <w:bookmarkStart w:id="17" w:name="_Toc419"/>
-      <w:bookmarkStart w:id="18" w:name="_Toc31467"/>
-      <w:bookmarkStart w:id="19" w:name="_Toc32645"/>
+      <w:bookmarkStart w:id="16" w:name="_Toc419"/>
+      <w:bookmarkStart w:id="17" w:name="_Toc31467"/>
+      <w:bookmarkStart w:id="18" w:name="_Toc11306"/>
       <w:r>
         <w:t>运维服务战略与组织</w:t>
       </w:r>
+      <w:bookmarkEnd w:id="16"/>
       <w:bookmarkEnd w:id="17"/>
       <w:bookmarkEnd w:id="18"/>
-      <w:bookmarkEnd w:id="19"/>
-    </w:p>
-    <w:p>
-      <w:pPr>
-        <w:pStyle w:val="2"/>
+    </w:p>
+    <w:p>
+      <w:pPr>
+        <w:pStyle w:val="28"/>
         <w:keepNext w:val="0"/>
         <w:keepLines w:val="0"/>
         <w:pageBreakBefore w:val="0"/>
@@ -5194,30 +5228,30 @@
         <w:snapToGrid w:val="0"/>
         <w:textAlignment w:val="baseline"/>
       </w:pPr>
-      <w:bookmarkStart w:id="20" w:name="bookmark64"/>
+      <w:bookmarkStart w:id="19" w:name="bookmark64"/>
+      <w:bookmarkEnd w:id="19"/>
+      <w:bookmarkStart w:id="20" w:name="_Toc26256"/>
+      <w:bookmarkStart w:id="21" w:name="_Toc5909"/>
+      <w:bookmarkStart w:id="22" w:name="_Toc28636"/>
+      <w:r>
+        <w:t>服务目标</w:t>
+      </w:r>
       <w:bookmarkEnd w:id="20"/>
-      <w:bookmarkStart w:id="21" w:name="_Toc5909"/>
-      <w:bookmarkStart w:id="22" w:name="_Toc26256"/>
-      <w:bookmarkStart w:id="23" w:name="_Toc26195"/>
-      <w:r>
-        <w:t>服务目标</w:t>
-      </w:r>
       <w:bookmarkEnd w:id="21"/>
       <w:bookmarkEnd w:id="22"/>
-      <w:bookmarkEnd w:id="23"/>
-    </w:p>
-    <w:p>
-      <w:pPr>
-        <w:pStyle w:val="a"/>
-        <w:bidi w:val="0"/>
-      </w:pPr>
-      <w:r>
-        <w:t>甘肃国邦IT运维服务的服务目标定义如下：</w:t>
-      </w:r>
-    </w:p>
-    <w:p>
-      <w:pPr>
-        <w:pStyle w:val="a"/>
+    </w:p>
+    <w:p>
+      <w:pPr>
+        <w:pStyle w:val="27"/>
+        <w:bidi w:val="0"/>
+      </w:pPr>
+      <w:r>
+        <w:t>IT运维服务的服务目标定义如下：</w:t>
+      </w:r>
+    </w:p>
+    <w:p>
+      <w:pPr>
+        <w:pStyle w:val="27"/>
         <w:bidi w:val="0"/>
       </w:pPr>
       <w:r>
@@ -5226,7 +5260,7 @@
     </w:p>
     <w:p>
       <w:pPr>
-        <w:pStyle w:val="a"/>
+        <w:pStyle w:val="27"/>
         <w:bidi w:val="0"/>
       </w:pPr>
       <w:r>
@@ -5235,7 +5269,7 @@
     </w:p>
     <w:p>
       <w:pPr>
-        <w:pStyle w:val="a"/>
+        <w:pStyle w:val="27"/>
         <w:bidi w:val="0"/>
       </w:pPr>
       <w:r>
@@ -5244,7 +5278,7 @@
     </w:p>
     <w:p>
       <w:pPr>
-        <w:pStyle w:val="2"/>
+        <w:pStyle w:val="28"/>
         <w:keepNext w:val="0"/>
         <w:keepLines w:val="0"/>
         <w:pageBreakBefore w:val="0"/>
@@ -5260,15 +5294,15 @@
         <w:snapToGrid w:val="0"/>
         <w:textAlignment w:val="baseline"/>
       </w:pPr>
-      <w:bookmarkStart w:id="24" w:name="_Toc28375"/>
+      <w:bookmarkStart w:id="23" w:name="_Toc9010"/>
       <w:r>
         <w:t>运维服务战略</w:t>
       </w:r>
-      <w:bookmarkEnd w:id="24"/>
-    </w:p>
-    <w:p>
-      <w:pPr>
-        <w:pStyle w:val="a"/>
+      <w:bookmarkEnd w:id="23"/>
+    </w:p>
+    <w:p>
+      <w:pPr>
+        <w:pStyle w:val="27"/>
         <w:bidi w:val="0"/>
       </w:pPr>
       <w:r>
@@ -5277,7 +5311,7 @@
     </w:p>
     <w:p>
       <w:pPr>
-        <w:pStyle w:val="1"/>
+        <w:pStyle w:val="26"/>
         <w:keepNext w:val="0"/>
         <w:keepLines w:val="0"/>
         <w:pageBreakBefore w:val="0"/>
@@ -5293,19 +5327,19 @@
         <w:snapToGrid w:val="0"/>
         <w:textAlignment w:val="baseline"/>
       </w:pPr>
-      <w:bookmarkStart w:id="25" w:name="_Toc699"/>
-      <w:bookmarkStart w:id="26" w:name="_Toc13508"/>
-      <w:bookmarkStart w:id="27" w:name="_Toc753"/>
+      <w:bookmarkStart w:id="24" w:name="_Toc699"/>
+      <w:bookmarkStart w:id="25" w:name="_Toc13508"/>
+      <w:bookmarkStart w:id="26" w:name="_Toc29914"/>
       <w:r>
         <w:t>运行维护服务能力管理</w:t>
       </w:r>
+      <w:bookmarkEnd w:id="24"/>
       <w:bookmarkEnd w:id="25"/>
       <w:bookmarkEnd w:id="26"/>
-      <w:bookmarkEnd w:id="27"/>
-    </w:p>
-    <w:p>
-      <w:pPr>
-        <w:pStyle w:val="2"/>
+    </w:p>
+    <w:p>
+      <w:pPr>
+        <w:pStyle w:val="28"/>
         <w:keepNext w:val="0"/>
         <w:keepLines w:val="0"/>
         <w:pageBreakBefore w:val="0"/>
@@ -5321,21 +5355,21 @@
         <w:snapToGrid w:val="0"/>
         <w:textAlignment w:val="baseline"/>
       </w:pPr>
-      <w:bookmarkStart w:id="28" w:name="bookmark65"/>
+      <w:bookmarkStart w:id="27" w:name="bookmark65"/>
+      <w:bookmarkEnd w:id="27"/>
+      <w:bookmarkStart w:id="28" w:name="_Toc29257"/>
+      <w:bookmarkStart w:id="29" w:name="_Toc17262"/>
+      <w:bookmarkStart w:id="30" w:name="_Toc18456"/>
+      <w:r>
+        <w:t>策划</w:t>
+      </w:r>
       <w:bookmarkEnd w:id="28"/>
-      <w:bookmarkStart w:id="29" w:name="_Toc17262"/>
-      <w:bookmarkStart w:id="30" w:name="_Toc29257"/>
-      <w:bookmarkStart w:id="31" w:name="_Toc20579"/>
-      <w:r>
-        <w:t>策划</w:t>
-      </w:r>
       <w:bookmarkEnd w:id="29"/>
       <w:bookmarkEnd w:id="30"/>
-      <w:bookmarkEnd w:id="31"/>
-    </w:p>
-    <w:p>
-      <w:pPr>
-        <w:pStyle w:val="a"/>
+    </w:p>
+    <w:p>
+      <w:pPr>
+        <w:pStyle w:val="27"/>
         <w:bidi w:val="0"/>
       </w:pPr>
       <w:r>
@@ -5344,13 +5378,13 @@
     </w:p>
     <w:p>
       <w:pPr>
-        <w:pStyle w:val="a"/>
+        <w:pStyle w:val="27"/>
         <w:numPr>
           <w:ilvl w:val="0"/>
           <w:numId w:val="3"/>
         </w:numPr>
         <w:bidi w:val="0"/>
-        <w:ind w:left="425" w:hanging="425" w:leftChars="0" w:firstLineChars="0"/>
+        <w:ind w:left="425" w:leftChars="0" w:hanging="425" w:firstLineChars="0"/>
       </w:pPr>
       <w:r>
         <w:t>制定运维服务目录，并根据公司运维发展更新运维服务目录；</w:t>
@@ -5358,13 +5392,13 @@
     </w:p>
     <w:p>
       <w:pPr>
-        <w:pStyle w:val="a"/>
+        <w:pStyle w:val="27"/>
         <w:numPr>
           <w:ilvl w:val="0"/>
           <w:numId w:val="3"/>
         </w:numPr>
         <w:bidi w:val="0"/>
-        <w:ind w:left="425" w:hanging="425" w:leftChars="0" w:firstLineChars="0"/>
+        <w:ind w:left="425" w:leftChars="0" w:hanging="425" w:firstLineChars="0"/>
       </w:pPr>
       <w:r>
         <w:t>依据公司业务需求，建立与运维服务相适应的运维部织架构和管理制度；</w:t>
@@ -5372,13 +5406,13 @@
     </w:p>
     <w:p>
       <w:pPr>
-        <w:pStyle w:val="a"/>
+        <w:pStyle w:val="27"/>
         <w:numPr>
           <w:ilvl w:val="0"/>
           <w:numId w:val="3"/>
         </w:numPr>
         <w:bidi w:val="0"/>
-        <w:ind w:left="425" w:hanging="425" w:leftChars="0" w:firstLineChars="0"/>
+        <w:ind w:left="425" w:leftChars="0" w:hanging="425" w:firstLineChars="0"/>
       </w:pPr>
       <w:r>
         <w:t>建立运维服务的指标体系和保障体系；</w:t>
@@ -5386,13 +5420,13 @@
     </w:p>
     <w:p>
       <w:pPr>
-        <w:pStyle w:val="a"/>
+        <w:pStyle w:val="27"/>
         <w:numPr>
           <w:ilvl w:val="0"/>
           <w:numId w:val="3"/>
         </w:numPr>
         <w:bidi w:val="0"/>
-        <w:ind w:left="425" w:hanging="425" w:leftChars="0" w:firstLineChars="0"/>
+        <w:ind w:left="425" w:leftChars="0" w:hanging="425" w:firstLineChars="0"/>
       </w:pPr>
       <w:r>
         <w:t>识别、评估和管理运维服务能力管理体系各项风险，以确保完成所计划的指标；</w:t>
@@ -5400,13 +5434,13 @@
     </w:p>
     <w:p>
       <w:pPr>
-        <w:pStyle w:val="a"/>
+        <w:pStyle w:val="27"/>
         <w:numPr>
           <w:ilvl w:val="0"/>
           <w:numId w:val="3"/>
         </w:numPr>
         <w:bidi w:val="0"/>
-        <w:ind w:left="425" w:hanging="425" w:leftChars="0" w:firstLineChars="0"/>
+        <w:ind w:left="425" w:leftChars="0" w:hanging="425" w:firstLineChars="0"/>
       </w:pPr>
       <w:r>
         <w:t>策划并获得完成目标所需的相关资源（人员、资源、技术、过程等）；</w:t>
@@ -5414,13 +5448,13 @@
     </w:p>
     <w:p>
       <w:pPr>
-        <w:pStyle w:val="a"/>
+        <w:pStyle w:val="27"/>
         <w:numPr>
           <w:ilvl w:val="0"/>
           <w:numId w:val="3"/>
         </w:numPr>
         <w:bidi w:val="0"/>
-        <w:ind w:left="425" w:hanging="425" w:leftChars="0" w:firstLineChars="0"/>
+        <w:ind w:left="425" w:leftChars="0" w:hanging="425" w:firstLineChars="0"/>
       </w:pPr>
       <w:r>
         <w:t>策划运维服务质量改进计划；</w:t>
@@ -5428,13 +5462,13 @@
     </w:p>
     <w:p>
       <w:pPr>
-        <w:pStyle w:val="a"/>
+        <w:pStyle w:val="27"/>
         <w:numPr>
           <w:ilvl w:val="0"/>
           <w:numId w:val="3"/>
         </w:numPr>
         <w:bidi w:val="0"/>
-        <w:ind w:left="425" w:hanging="425" w:leftChars="0" w:firstLineChars="0"/>
+        <w:ind w:left="425" w:leftChars="0" w:hanging="425" w:firstLineChars="0"/>
       </w:pPr>
       <w:r>
         <w:t>依据运维服务战略，制定运维服务年度计划, 明确运维服务能力管理的需求及目标。</w:t>
@@ -5442,7 +5476,7 @@
     </w:p>
     <w:p>
       <w:pPr>
-        <w:pStyle w:val="3"/>
+        <w:pStyle w:val="29"/>
         <w:keepNext w:val="0"/>
         <w:keepLines w:val="0"/>
         <w:pageBreakBefore w:val="0"/>
@@ -5458,19 +5492,19 @@
         <w:snapToGrid w:val="0"/>
         <w:textAlignment w:val="baseline"/>
       </w:pPr>
-      <w:bookmarkStart w:id="32" w:name="_Toc25998"/>
-      <w:bookmarkStart w:id="33" w:name="_Toc10449"/>
-      <w:bookmarkStart w:id="34" w:name="_Toc21179"/>
+      <w:bookmarkStart w:id="31" w:name="_Toc25998"/>
+      <w:bookmarkStart w:id="32" w:name="_Toc10449"/>
+      <w:bookmarkStart w:id="33" w:name="_Toc5166"/>
       <w:r>
         <w:t>运维服务目录管理</w:t>
       </w:r>
+      <w:bookmarkEnd w:id="31"/>
       <w:bookmarkEnd w:id="32"/>
       <w:bookmarkEnd w:id="33"/>
-      <w:bookmarkEnd w:id="34"/>
-    </w:p>
-    <w:p>
-      <w:pPr>
-        <w:pStyle w:val="a"/>
+    </w:p>
+    <w:p>
+      <w:pPr>
+        <w:pStyle w:val="27"/>
         <w:bidi w:val="0"/>
       </w:pPr>
       <w:r>
@@ -5479,7 +5513,7 @@
     </w:p>
     <w:p>
       <w:pPr>
-        <w:pStyle w:val="a"/>
+        <w:pStyle w:val="27"/>
         <w:bidi w:val="0"/>
       </w:pPr>
       <w:r>
@@ -5488,7 +5522,7 @@
     </w:p>
     <w:p>
       <w:pPr>
-        <w:pStyle w:val="a"/>
+        <w:pStyle w:val="27"/>
         <w:bidi w:val="0"/>
       </w:pPr>
       <w:r>
@@ -5497,7 +5531,7 @@
     </w:p>
     <w:p>
       <w:pPr>
-        <w:pStyle w:val="3"/>
+        <w:pStyle w:val="29"/>
         <w:keepNext w:val="0"/>
         <w:keepLines w:val="0"/>
         <w:pageBreakBefore w:val="0"/>
@@ -5513,15 +5547,15 @@
         <w:snapToGrid w:val="0"/>
         <w:textAlignment w:val="baseline"/>
       </w:pPr>
-      <w:bookmarkStart w:id="35" w:name="_Toc13277"/>
+      <w:bookmarkStart w:id="34" w:name="_Toc17192"/>
       <w:r>
         <w:t>运维服务能力计划</w:t>
       </w:r>
-      <w:bookmarkEnd w:id="35"/>
-    </w:p>
-    <w:p>
-      <w:pPr>
-        <w:pStyle w:val="a"/>
+      <w:bookmarkEnd w:id="34"/>
+    </w:p>
+    <w:p>
+      <w:pPr>
+        <w:pStyle w:val="27"/>
         <w:bidi w:val="0"/>
       </w:pPr>
       <w:r>
@@ -5530,7 +5564,7 @@
     </w:p>
     <w:p>
       <w:pPr>
-        <w:pStyle w:val="a"/>
+        <w:pStyle w:val="27"/>
         <w:bidi w:val="0"/>
       </w:pPr>
       <w:r>
@@ -5539,13 +5573,13 @@
     </w:p>
     <w:p>
       <w:pPr>
-        <w:pStyle w:val="a3"/>
+        <w:pStyle w:val="40"/>
         <w:numPr>
           <w:ilvl w:val="0"/>
           <w:numId w:val="4"/>
         </w:numPr>
         <w:bidi w:val="0"/>
-        <w:ind w:left="425" w:hanging="425" w:leftChars="0" w:firstLineChars="0"/>
+        <w:ind w:left="425" w:leftChars="0" w:hanging="425" w:firstLineChars="0"/>
       </w:pPr>
       <w:r>
         <w:t>运维服务战略规划和战略执行计划；</w:t>
@@ -5553,13 +5587,13 @@
     </w:p>
     <w:p>
       <w:pPr>
-        <w:pStyle w:val="a3"/>
+        <w:pStyle w:val="40"/>
         <w:numPr>
           <w:ilvl w:val="0"/>
           <w:numId w:val="4"/>
         </w:numPr>
         <w:bidi w:val="0"/>
-        <w:ind w:left="425" w:hanging="425" w:leftChars="0" w:firstLineChars="0"/>
+        <w:ind w:left="425" w:leftChars="0" w:hanging="425" w:firstLineChars="0"/>
       </w:pPr>
       <w:r>
         <w:t>运维服务团队人力资源计划、储备、培养和培训；</w:t>
@@ -5567,13 +5601,13 @@
     </w:p>
     <w:p>
       <w:pPr>
-        <w:pStyle w:val="a3"/>
+        <w:pStyle w:val="40"/>
         <w:numPr>
           <w:ilvl w:val="0"/>
           <w:numId w:val="4"/>
         </w:numPr>
         <w:bidi w:val="0"/>
-        <w:ind w:left="425" w:hanging="425" w:leftChars="0" w:firstLineChars="0"/>
+        <w:ind w:left="425" w:leftChars="0" w:hanging="425" w:firstLineChars="0"/>
       </w:pPr>
       <w:r>
         <w:t>运维服务资源计划；</w:t>
@@ -5581,13 +5615,13 @@
     </w:p>
     <w:p>
       <w:pPr>
-        <w:pStyle w:val="a3"/>
+        <w:pStyle w:val="40"/>
         <w:numPr>
           <w:ilvl w:val="0"/>
           <w:numId w:val="4"/>
         </w:numPr>
         <w:bidi w:val="0"/>
-        <w:ind w:left="425" w:hanging="425" w:leftChars="0" w:firstLineChars="0"/>
+        <w:ind w:left="425" w:leftChars="0" w:hanging="425" w:firstLineChars="0"/>
       </w:pPr>
       <w:r>
         <w:t>运维服务过程计划；</w:t>
@@ -5595,13 +5629,13 @@
     </w:p>
     <w:p>
       <w:pPr>
-        <w:pStyle w:val="a3"/>
+        <w:pStyle w:val="40"/>
         <w:numPr>
           <w:ilvl w:val="0"/>
           <w:numId w:val="4"/>
         </w:numPr>
         <w:bidi w:val="0"/>
-        <w:ind w:left="425" w:hanging="425" w:leftChars="0" w:firstLineChars="0"/>
+        <w:ind w:left="425" w:leftChars="0" w:hanging="425" w:firstLineChars="0"/>
       </w:pPr>
       <w:r>
         <w:t>运维服务技术研发计划；</w:t>
@@ -5609,13 +5643,13 @@
     </w:p>
     <w:p>
       <w:pPr>
-        <w:pStyle w:val="a3"/>
+        <w:pStyle w:val="40"/>
         <w:numPr>
           <w:ilvl w:val="0"/>
           <w:numId w:val="4"/>
         </w:numPr>
         <w:bidi w:val="0"/>
-        <w:ind w:left="425" w:hanging="425" w:leftChars="0" w:firstLineChars="0"/>
+        <w:ind w:left="425" w:leftChars="0" w:hanging="425" w:firstLineChars="0"/>
       </w:pPr>
       <w:r>
         <w:t>运维服务能力管理体系改进计划；</w:t>
@@ -5623,13 +5657,13 @@
     </w:p>
     <w:p>
       <w:pPr>
-        <w:pStyle w:val="a3"/>
+        <w:pStyle w:val="40"/>
         <w:numPr>
           <w:ilvl w:val="0"/>
           <w:numId w:val="4"/>
         </w:numPr>
         <w:bidi w:val="0"/>
-        <w:ind w:left="425" w:hanging="425" w:leftChars="0" w:firstLineChars="0"/>
+        <w:ind w:left="425" w:leftChars="0" w:hanging="425" w:firstLineChars="0"/>
       </w:pPr>
       <w:r>
         <w:t>交付和应急管理的计划；</w:t>
@@ -5637,13 +5671,13 @@
     </w:p>
     <w:p>
       <w:pPr>
-        <w:pStyle w:val="a3"/>
+        <w:pStyle w:val="40"/>
         <w:numPr>
           <w:ilvl w:val="0"/>
           <w:numId w:val="4"/>
         </w:numPr>
         <w:bidi w:val="0"/>
-        <w:ind w:left="425" w:hanging="425" w:leftChars="0" w:firstLineChars="0"/>
+        <w:ind w:left="425" w:leftChars="0" w:hanging="425" w:firstLineChars="0"/>
       </w:pPr>
       <w:r>
         <w:t>运维服务能力管理指标的优化。</w:t>
@@ -5651,7 +5685,7 @@
     </w:p>
     <w:p>
       <w:pPr>
-        <w:pStyle w:val="3"/>
+        <w:pStyle w:val="29"/>
         <w:keepNext w:val="0"/>
         <w:keepLines w:val="0"/>
         <w:pageBreakBefore w:val="0"/>
@@ -5667,19 +5701,19 @@
         <w:snapToGrid w:val="0"/>
         <w:textAlignment w:val="baseline"/>
       </w:pPr>
+      <w:bookmarkStart w:id="35" w:name="_Toc24467"/>
       <w:bookmarkStart w:id="36" w:name="_Toc9987"/>
-      <w:bookmarkStart w:id="37" w:name="_Toc24467"/>
-      <w:bookmarkStart w:id="38" w:name="_Toc8038"/>
+      <w:bookmarkStart w:id="37" w:name="_Toc3702"/>
       <w:r>
         <w:t>运维服务质量计划</w:t>
       </w:r>
+      <w:bookmarkEnd w:id="35"/>
       <w:bookmarkEnd w:id="36"/>
       <w:bookmarkEnd w:id="37"/>
-      <w:bookmarkEnd w:id="38"/>
-    </w:p>
-    <w:p>
-      <w:pPr>
-        <w:pStyle w:val="a"/>
+    </w:p>
+    <w:p>
+      <w:pPr>
+        <w:pStyle w:val="27"/>
         <w:bidi w:val="0"/>
       </w:pPr>
       <w:r>
@@ -5688,7 +5722,7 @@
     </w:p>
     <w:p>
       <w:pPr>
-        <w:pStyle w:val="2"/>
+        <w:pStyle w:val="28"/>
         <w:keepNext w:val="0"/>
         <w:keepLines w:val="0"/>
         <w:pageBreakBefore w:val="0"/>
@@ -5704,19 +5738,19 @@
         <w:snapToGrid w:val="0"/>
         <w:textAlignment w:val="baseline"/>
       </w:pPr>
-      <w:bookmarkStart w:id="39" w:name="_Toc11885"/>
-      <w:bookmarkStart w:id="40" w:name="_Toc29847"/>
-      <w:bookmarkStart w:id="41" w:name="_Toc6574"/>
+      <w:bookmarkStart w:id="38" w:name="_Toc11885"/>
+      <w:bookmarkStart w:id="39" w:name="_Toc29847"/>
+      <w:bookmarkStart w:id="40" w:name="_Toc11783"/>
       <w:r>
         <w:t>实施</w:t>
       </w:r>
+      <w:bookmarkEnd w:id="38"/>
       <w:bookmarkEnd w:id="39"/>
       <w:bookmarkEnd w:id="40"/>
-      <w:bookmarkEnd w:id="41"/>
-    </w:p>
-    <w:p>
-      <w:pPr>
-        <w:pStyle w:val="a"/>
+    </w:p>
+    <w:p>
+      <w:pPr>
+        <w:pStyle w:val="27"/>
         <w:bidi w:val="0"/>
       </w:pPr>
       <w:r>
@@ -5725,13 +5759,13 @@
     </w:p>
     <w:p>
       <w:pPr>
-        <w:pStyle w:val="a3"/>
+        <w:pStyle w:val="40"/>
         <w:numPr>
           <w:ilvl w:val="0"/>
           <w:numId w:val="5"/>
         </w:numPr>
         <w:bidi w:val="0"/>
-        <w:ind w:left="425" w:hanging="425" w:leftChars="0" w:firstLineChars="0"/>
+        <w:ind w:left="425" w:leftChars="0" w:hanging="425" w:firstLineChars="0"/>
       </w:pPr>
       <w:r>
         <w:t>制定与运维服务能力管理体系和运维服务能力计划相适宜的部门运维服务实施计划和项目管理制度，保证运维服务策划所要求的服务能力及服务质量；</w:t>
@@ -5739,13 +5773,13 @@
     </w:p>
     <w:p>
       <w:pPr>
-        <w:pStyle w:val="a3"/>
+        <w:pStyle w:val="40"/>
         <w:numPr>
           <w:ilvl w:val="0"/>
           <w:numId w:val="5"/>
         </w:numPr>
         <w:bidi w:val="0"/>
-        <w:ind w:left="425" w:hanging="425" w:leftChars="0" w:firstLineChars="0"/>
+        <w:ind w:left="425" w:leftChars="0" w:hanging="425" w:firstLineChars="0"/>
       </w:pPr>
       <w:r>
         <w:t>建立与客户有效沟通协调的制度，以保证客户的需求和反馈得到充分的确认；</w:t>
@@ -5753,13 +5787,13 @@
     </w:p>
     <w:p>
       <w:pPr>
-        <w:pStyle w:val="a3"/>
+        <w:pStyle w:val="40"/>
         <w:numPr>
           <w:ilvl w:val="0"/>
           <w:numId w:val="5"/>
         </w:numPr>
         <w:bidi w:val="0"/>
-        <w:ind w:left="425" w:hanging="425" w:leftChars="0" w:firstLineChars="0"/>
+        <w:ind w:left="425" w:leftChars="0" w:hanging="425" w:firstLineChars="0"/>
       </w:pPr>
       <w:r>
         <w:t>运维服务实施过程所有记录需按要求执行并存档，保证服务过程可追溯，结果可计量和评估，便于发现运维服务能力的不足，进而持续改进；</w:t>
@@ -5767,13 +5801,13 @@
     </w:p>
     <w:p>
       <w:pPr>
-        <w:pStyle w:val="a3"/>
+        <w:pStyle w:val="40"/>
         <w:numPr>
           <w:ilvl w:val="0"/>
           <w:numId w:val="5"/>
         </w:numPr>
         <w:bidi w:val="0"/>
-        <w:ind w:left="425" w:hanging="425" w:leftChars="0" w:firstLineChars="0"/>
+        <w:ind w:left="425" w:leftChars="0" w:hanging="425" w:firstLineChars="0"/>
       </w:pPr>
       <w:r>
         <w:t>质量部对交付过程和交付物进行客观审计；</w:t>
@@ -5781,13 +5815,13 @@
     </w:p>
     <w:p>
       <w:pPr>
-        <w:pStyle w:val="a3"/>
+        <w:pStyle w:val="40"/>
         <w:numPr>
           <w:ilvl w:val="0"/>
           <w:numId w:val="5"/>
         </w:numPr>
         <w:bidi w:val="0"/>
-        <w:ind w:left="425" w:hanging="425" w:leftChars="0" w:firstLineChars="0"/>
+        <w:ind w:left="425" w:leftChars="0" w:hanging="425" w:firstLineChars="0"/>
       </w:pPr>
       <w:r>
         <w:t>质量部对实施结果定期组织总结评估，提出问题改进办法和优化建议。</w:t>
@@ -5795,7 +5829,7 @@
     </w:p>
     <w:p>
       <w:pPr>
-        <w:pStyle w:val="2"/>
+        <w:pStyle w:val="28"/>
         <w:keepNext w:val="0"/>
         <w:keepLines w:val="0"/>
         <w:pageBreakBefore w:val="0"/>
@@ -5811,19 +5845,19 @@
         <w:snapToGrid w:val="0"/>
         <w:textAlignment w:val="baseline"/>
       </w:pPr>
+      <w:bookmarkStart w:id="41" w:name="_Toc8687"/>
       <w:bookmarkStart w:id="42" w:name="_Toc31148"/>
-      <w:bookmarkStart w:id="43" w:name="_Toc8687"/>
-      <w:bookmarkStart w:id="44" w:name="_Toc30492"/>
+      <w:bookmarkStart w:id="43" w:name="_Toc27735"/>
       <w:r>
         <w:t>检查</w:t>
       </w:r>
+      <w:bookmarkEnd w:id="41"/>
       <w:bookmarkEnd w:id="42"/>
       <w:bookmarkEnd w:id="43"/>
-      <w:bookmarkEnd w:id="44"/>
-    </w:p>
-    <w:p>
-      <w:pPr>
-        <w:pStyle w:val="a"/>
+    </w:p>
+    <w:p>
+      <w:pPr>
+        <w:pStyle w:val="27"/>
         <w:bidi w:val="0"/>
       </w:pPr>
       <w:r>
@@ -5832,13 +5866,13 @@
     </w:p>
     <w:p>
       <w:pPr>
-        <w:pStyle w:val="a3"/>
+        <w:pStyle w:val="40"/>
         <w:numPr>
           <w:ilvl w:val="0"/>
           <w:numId w:val="6"/>
         </w:numPr>
         <w:bidi w:val="0"/>
-        <w:ind w:left="425" w:hanging="425" w:leftChars="0" w:firstLineChars="0"/>
+        <w:ind w:left="425" w:leftChars="0" w:hanging="425" w:firstLineChars="0"/>
       </w:pPr>
       <w:r>
         <w:t>公司质量部负责每年组织一到两次例行的内审工作，对运维服务体系运行的过程和指标进行检查，对不符合管理要求的过程和指标进行跟踪验证，直至闭合，并编制审核报告报运维服务能力管理层决策；</w:t>
@@ -5846,13 +5880,13 @@
     </w:p>
     <w:p>
       <w:pPr>
-        <w:pStyle w:val="a3"/>
+        <w:pStyle w:val="40"/>
         <w:numPr>
           <w:ilvl w:val="0"/>
           <w:numId w:val="6"/>
         </w:numPr>
         <w:bidi w:val="0"/>
-        <w:ind w:left="425" w:hanging="425" w:leftChars="0" w:firstLineChars="0"/>
+        <w:ind w:left="425" w:leftChars="0" w:hanging="425" w:firstLineChars="0"/>
       </w:pPr>
       <w:r>
         <w:t>内部过程改进；</w:t>
@@ -5860,13 +5894,13 @@
     </w:p>
     <w:p>
       <w:pPr>
-        <w:pStyle w:val="a3"/>
+        <w:pStyle w:val="40"/>
         <w:numPr>
           <w:ilvl w:val="0"/>
           <w:numId w:val="6"/>
         </w:numPr>
         <w:bidi w:val="0"/>
-        <w:ind w:left="425" w:hanging="425" w:leftChars="0" w:firstLineChars="0"/>
+        <w:ind w:left="425" w:leftChars="0" w:hanging="425" w:firstLineChars="0"/>
       </w:pPr>
       <w:r>
         <w:t>公司定期调查客户满意度，并对调查结果进行统计分析；</w:t>
@@ -5874,13 +5908,13 @@
     </w:p>
     <w:p>
       <w:pPr>
-        <w:pStyle w:val="a3"/>
+        <w:pStyle w:val="40"/>
         <w:numPr>
           <w:ilvl w:val="0"/>
           <w:numId w:val="6"/>
         </w:numPr>
         <w:bidi w:val="0"/>
-        <w:ind w:left="425" w:hanging="425" w:leftChars="0" w:firstLineChars="0"/>
+        <w:ind w:left="425" w:leftChars="0" w:hanging="425" w:firstLineChars="0"/>
       </w:pPr>
       <w:r>
         <w:t>运维服务指标数据分析。</w:t>
@@ -5888,7 +5922,7 @@
     </w:p>
     <w:p>
       <w:pPr>
-        <w:pStyle w:val="3"/>
+        <w:pStyle w:val="29"/>
         <w:keepNext w:val="0"/>
         <w:keepLines w:val="0"/>
         <w:pageBreakBefore w:val="0"/>
@@ -5904,19 +5938,19 @@
         <w:snapToGrid w:val="0"/>
         <w:textAlignment w:val="baseline"/>
       </w:pPr>
-      <w:bookmarkStart w:id="45" w:name="_Toc30188"/>
-      <w:bookmarkStart w:id="46" w:name="_Toc15079"/>
-      <w:bookmarkStart w:id="47" w:name="_Toc12597"/>
+      <w:bookmarkStart w:id="44" w:name="_Toc30188"/>
+      <w:bookmarkStart w:id="45" w:name="_Toc15079"/>
+      <w:bookmarkStart w:id="46" w:name="_Toc13838"/>
       <w:r>
         <w:t>内审</w:t>
       </w:r>
+      <w:bookmarkEnd w:id="44"/>
       <w:bookmarkEnd w:id="45"/>
       <w:bookmarkEnd w:id="46"/>
-      <w:bookmarkEnd w:id="47"/>
-    </w:p>
-    <w:p>
-      <w:pPr>
-        <w:pStyle w:val="a"/>
+    </w:p>
+    <w:p>
+      <w:pPr>
+        <w:pStyle w:val="27"/>
         <w:bidi w:val="0"/>
       </w:pPr>
       <w:r>
@@ -5925,7 +5959,7 @@
     </w:p>
     <w:p>
       <w:pPr>
-        <w:pStyle w:val="a"/>
+        <w:pStyle w:val="27"/>
         <w:bidi w:val="0"/>
       </w:pPr>
       <w:r>
@@ -5934,7 +5968,7 @@
     </w:p>
     <w:p>
       <w:pPr>
-        <w:pStyle w:val="a"/>
+        <w:pStyle w:val="27"/>
         <w:bidi w:val="0"/>
       </w:pPr>
       <w:r>
@@ -5943,7 +5977,7 @@
     </w:p>
     <w:p>
       <w:pPr>
-        <w:pStyle w:val="a"/>
+        <w:pStyle w:val="27"/>
         <w:bidi w:val="0"/>
       </w:pPr>
       <w:r>
@@ -5952,7 +5986,7 @@
     </w:p>
     <w:p>
       <w:pPr>
-        <w:pStyle w:val="3"/>
+        <w:pStyle w:val="29"/>
         <w:keepNext w:val="0"/>
         <w:keepLines w:val="0"/>
         <w:pageBreakBefore w:val="0"/>
@@ -5968,19 +6002,19 @@
         <w:snapToGrid w:val="0"/>
         <w:textAlignment w:val="baseline"/>
       </w:pPr>
+      <w:bookmarkStart w:id="47" w:name="_Toc6776"/>
       <w:bookmarkStart w:id="48" w:name="_Toc8160"/>
-      <w:bookmarkStart w:id="49" w:name="_Toc6776"/>
-      <w:bookmarkStart w:id="50" w:name="_Toc9774"/>
+      <w:bookmarkStart w:id="49" w:name="_Toc30692"/>
       <w:r>
         <w:t>管理评审</w:t>
       </w:r>
+      <w:bookmarkEnd w:id="47"/>
       <w:bookmarkEnd w:id="48"/>
       <w:bookmarkEnd w:id="49"/>
-      <w:bookmarkEnd w:id="50"/>
-    </w:p>
-    <w:p>
-      <w:pPr>
-        <w:pStyle w:val="a"/>
+    </w:p>
+    <w:p>
+      <w:pPr>
+        <w:pStyle w:val="27"/>
         <w:bidi w:val="0"/>
       </w:pPr>
       <w:r>
@@ -5989,7 +6023,7 @@
     </w:p>
     <w:p>
       <w:pPr>
-        <w:pStyle w:val="a"/>
+        <w:pStyle w:val="27"/>
         <w:bidi w:val="0"/>
       </w:pPr>
       <w:r>
@@ -6008,7 +6042,7 @@
     </w:p>
     <w:p>
       <w:pPr>
-        <w:pStyle w:val="a"/>
+        <w:pStyle w:val="27"/>
         <w:bidi w:val="0"/>
       </w:pPr>
       <w:r>
@@ -6017,7 +6051,7 @@
     </w:p>
     <w:p>
       <w:pPr>
-        <w:pStyle w:val="3"/>
+        <w:pStyle w:val="29"/>
         <w:keepNext w:val="0"/>
         <w:keepLines w:val="0"/>
         <w:pageBreakBefore w:val="0"/>
@@ -6033,28 +6067,28 @@
         <w:snapToGrid w:val="0"/>
         <w:textAlignment w:val="baseline"/>
       </w:pPr>
+      <w:bookmarkStart w:id="50" w:name="_Toc11653"/>
       <w:bookmarkStart w:id="51" w:name="_Toc16983"/>
-      <w:bookmarkStart w:id="52" w:name="_Toc11653"/>
-      <w:bookmarkStart w:id="53" w:name="_Toc20007"/>
+      <w:bookmarkStart w:id="52" w:name="_Toc3741"/>
       <w:r>
         <w:t>客户满意度</w:t>
       </w:r>
+      <w:bookmarkEnd w:id="50"/>
       <w:bookmarkEnd w:id="51"/>
       <w:bookmarkEnd w:id="52"/>
-      <w:bookmarkEnd w:id="53"/>
-    </w:p>
-    <w:p>
-      <w:pPr>
-        <w:pStyle w:val="a"/>
-        <w:bidi w:val="0"/>
-      </w:pPr>
-      <w:r>
-        <w:t>运维部服务台组负责调查客户满意度信息，将其作为运维服务能力管理体系有效的一种度量，并充分加以利用。</w:t>
-      </w:r>
-    </w:p>
-    <w:p>
-      <w:pPr>
-        <w:pStyle w:val="2"/>
+    </w:p>
+    <w:p>
+      <w:pPr>
+        <w:pStyle w:val="27"/>
+        <w:bidi w:val="0"/>
+      </w:pPr>
+      <w:r>
+        <w:t>运维部服务台负责调查客户满意度信息，将其作为运维服务能力管理体系有效的一种度量，并充分加以利用。</w:t>
+      </w:r>
+    </w:p>
+    <w:p>
+      <w:pPr>
+        <w:pStyle w:val="28"/>
         <w:keepNext w:val="0"/>
         <w:keepLines w:val="0"/>
         <w:pageBreakBefore w:val="0"/>
@@ -6070,19 +6104,19 @@
         <w:snapToGrid w:val="0"/>
         <w:textAlignment w:val="baseline"/>
       </w:pPr>
-      <w:bookmarkStart w:id="54" w:name="_Toc17579"/>
-      <w:bookmarkStart w:id="55" w:name="_Toc2959"/>
-      <w:bookmarkStart w:id="56" w:name="_Toc12163"/>
+      <w:bookmarkStart w:id="53" w:name="_Toc17579"/>
+      <w:bookmarkStart w:id="54" w:name="_Toc2959"/>
+      <w:bookmarkStart w:id="55" w:name="_Toc18994"/>
       <w:r>
         <w:t>改进</w:t>
       </w:r>
+      <w:bookmarkEnd w:id="53"/>
       <w:bookmarkEnd w:id="54"/>
       <w:bookmarkEnd w:id="55"/>
-      <w:bookmarkEnd w:id="56"/>
-    </w:p>
-    <w:p>
-      <w:pPr>
-        <w:pStyle w:val="a"/>
+    </w:p>
+    <w:p>
+      <w:pPr>
+        <w:pStyle w:val="27"/>
         <w:bidi w:val="0"/>
       </w:pPr>
       <w:r>
@@ -6091,13 +6125,13 @@
     </w:p>
     <w:p>
       <w:pPr>
-        <w:pStyle w:val="a3"/>
+        <w:pStyle w:val="40"/>
         <w:numPr>
           <w:ilvl w:val="0"/>
           <w:numId w:val="7"/>
         </w:numPr>
         <w:bidi w:val="0"/>
-        <w:ind w:left="425" w:hanging="425" w:leftChars="0" w:firstLineChars="0"/>
+        <w:ind w:left="425" w:leftChars="0" w:hanging="425" w:firstLineChars="0"/>
       </w:pPr>
       <w:r>
         <w:t>制定有效的、全面的服务能力改进机制，确保运维服务能力不断提高；</w:t>
@@ -6105,13 +6139,13 @@
     </w:p>
     <w:p>
       <w:pPr>
-        <w:pStyle w:val="a3"/>
+        <w:pStyle w:val="40"/>
         <w:numPr>
           <w:ilvl w:val="0"/>
           <w:numId w:val="7"/>
         </w:numPr>
         <w:bidi w:val="0"/>
-        <w:ind w:left="425" w:hanging="425" w:leftChars="0" w:firstLineChars="0"/>
+        <w:ind w:left="425" w:leftChars="0" w:hanging="425" w:firstLineChars="0"/>
       </w:pPr>
       <w:r>
         <w:t>对管控过程中发现的不符合策划要求的行为和未达成的指标进行总结、调查分析，质量部负责根据分析结果确定改进措施，监控改进计划的落实；</w:t>
@@ -6119,13 +6153,13 @@
     </w:p>
     <w:p>
       <w:pPr>
-        <w:pStyle w:val="a3"/>
+        <w:pStyle w:val="40"/>
         <w:numPr>
           <w:ilvl w:val="0"/>
           <w:numId w:val="7"/>
         </w:numPr>
         <w:bidi w:val="0"/>
-        <w:ind w:left="425" w:hanging="425" w:leftChars="0" w:firstLineChars="0"/>
+        <w:ind w:left="425" w:leftChars="0" w:hanging="425" w:firstLineChars="0"/>
       </w:pPr>
       <w:r>
         <w:t>改进相关过程文件，包括制度文件、分析报告、改进计划和相关记录等予以存档。</w:t>
@@ -6133,7 +6167,7 @@
     </w:p>
     <w:p>
       <w:pPr>
-        <w:pStyle w:val="1"/>
+        <w:pStyle w:val="26"/>
         <w:keepNext w:val="0"/>
         <w:keepLines w:val="0"/>
         <w:pageBreakBefore w:val="0"/>
@@ -6149,19 +6183,19 @@
         <w:snapToGrid w:val="0"/>
         <w:textAlignment w:val="baseline"/>
       </w:pPr>
-      <w:bookmarkStart w:id="57" w:name="_Toc26260"/>
-      <w:bookmarkStart w:id="58" w:name="_Toc24696"/>
-      <w:bookmarkStart w:id="59" w:name="_Toc30151"/>
+      <w:bookmarkStart w:id="56" w:name="_Toc26260"/>
+      <w:bookmarkStart w:id="57" w:name="_Toc24696"/>
+      <w:bookmarkStart w:id="58" w:name="_Toc6880"/>
       <w:r>
         <w:t>交付</w:t>
       </w:r>
+      <w:bookmarkEnd w:id="56"/>
       <w:bookmarkEnd w:id="57"/>
       <w:bookmarkEnd w:id="58"/>
-      <w:bookmarkEnd w:id="59"/>
-    </w:p>
-    <w:p>
-      <w:pPr>
-        <w:pStyle w:val="a"/>
+    </w:p>
+    <w:p>
+      <w:pPr>
+        <w:pStyle w:val="27"/>
         <w:bidi w:val="0"/>
       </w:pPr>
       <w:r>
@@ -6170,7 +6204,7 @@
     </w:p>
     <w:p>
       <w:pPr>
-        <w:pStyle w:val="2"/>
+        <w:pStyle w:val="28"/>
         <w:keepNext w:val="0"/>
         <w:keepLines w:val="0"/>
         <w:pageBreakBefore w:val="0"/>
@@ -6186,19 +6220,19 @@
         <w:snapToGrid w:val="0"/>
         <w:textAlignment w:val="baseline"/>
       </w:pPr>
+      <w:bookmarkStart w:id="59" w:name="_Toc1547"/>
       <w:bookmarkStart w:id="60" w:name="_Toc17636"/>
-      <w:bookmarkStart w:id="61" w:name="_Toc1547"/>
-      <w:bookmarkStart w:id="62" w:name="_Toc16737"/>
+      <w:bookmarkStart w:id="61" w:name="_Toc22143"/>
       <w:r>
         <w:t>交付策划</w:t>
       </w:r>
+      <w:bookmarkEnd w:id="59"/>
       <w:bookmarkEnd w:id="60"/>
       <w:bookmarkEnd w:id="61"/>
-      <w:bookmarkEnd w:id="62"/>
-    </w:p>
-    <w:p>
-      <w:pPr>
-        <w:pStyle w:val="a"/>
+    </w:p>
+    <w:p>
+      <w:pPr>
+        <w:pStyle w:val="27"/>
         <w:bidi w:val="0"/>
       </w:pPr>
       <w:r>
@@ -6207,7 +6241,7 @@
     </w:p>
     <w:p>
       <w:pPr>
-        <w:pStyle w:val="a"/>
+        <w:pStyle w:val="27"/>
         <w:bidi w:val="0"/>
       </w:pPr>
       <w:r>
@@ -6216,13 +6250,13 @@
     </w:p>
     <w:p>
       <w:pPr>
-        <w:pStyle w:val="a3"/>
+        <w:pStyle w:val="40"/>
         <w:numPr>
           <w:ilvl w:val="0"/>
           <w:numId w:val="8"/>
         </w:numPr>
         <w:bidi w:val="0"/>
-        <w:ind w:left="425" w:hanging="425" w:leftChars="0" w:firstLineChars="0"/>
+        <w:ind w:left="425" w:leftChars="0" w:hanging="425" w:firstLineChars="0"/>
       </w:pPr>
       <w:r>
         <w:t>依据服务目录与用户方确认服务级别协议；</w:t>
@@ -6230,13 +6264,13 @@
     </w:p>
     <w:p>
       <w:pPr>
-        <w:pStyle w:val="a3"/>
+        <w:pStyle w:val="40"/>
         <w:numPr>
           <w:ilvl w:val="0"/>
           <w:numId w:val="8"/>
         </w:numPr>
         <w:bidi w:val="0"/>
-        <w:ind w:left="425" w:hanging="425" w:leftChars="0" w:firstLineChars="0"/>
+        <w:ind w:left="425" w:leftChars="0" w:hanging="425" w:firstLineChars="0"/>
       </w:pPr>
       <w:r>
         <w:t>编制交付实施计划、交付检查计划和交付改进计划；</w:t>
@@ -6244,13 +6278,13 @@
     </w:p>
     <w:p>
       <w:pPr>
-        <w:pStyle w:val="a3"/>
+        <w:pStyle w:val="40"/>
         <w:numPr>
           <w:ilvl w:val="0"/>
           <w:numId w:val="8"/>
         </w:numPr>
         <w:bidi w:val="0"/>
-        <w:ind w:left="425" w:hanging="425" w:leftChars="0" w:firstLineChars="0"/>
+        <w:ind w:left="425" w:leftChars="0" w:hanging="425" w:firstLineChars="0"/>
       </w:pPr>
       <w:r>
         <w:t>配备符合能力要求的管理人员和专业人员；</w:t>
@@ -6258,13 +6292,13 @@
     </w:p>
     <w:p>
       <w:pPr>
-        <w:pStyle w:val="a3"/>
+        <w:pStyle w:val="40"/>
         <w:numPr>
           <w:ilvl w:val="0"/>
           <w:numId w:val="8"/>
         </w:numPr>
         <w:bidi w:val="0"/>
-        <w:ind w:left="425" w:hanging="425" w:leftChars="0" w:firstLineChars="0"/>
+        <w:ind w:left="425" w:leftChars="0" w:hanging="425" w:firstLineChars="0"/>
       </w:pPr>
       <w:r>
         <w:t>明确职责分工、服务流程和关键技术要求，必要时提供服务手册和技术手册；</w:t>
@@ -6272,13 +6306,13 @@
     </w:p>
     <w:p>
       <w:pPr>
-        <w:pStyle w:val="a3"/>
+        <w:pStyle w:val="40"/>
         <w:numPr>
           <w:ilvl w:val="0"/>
           <w:numId w:val="8"/>
         </w:numPr>
         <w:bidi w:val="0"/>
-        <w:ind w:left="425" w:hanging="425" w:leftChars="0" w:firstLineChars="0"/>
+        <w:ind w:left="425" w:leftChars="0" w:hanging="425" w:firstLineChars="0"/>
       </w:pPr>
       <w:r>
         <w:t>准备必要的资源，如工具、服务台和知识库；</w:t>
@@ -6286,13 +6320,13 @@
     </w:p>
     <w:p>
       <w:pPr>
-        <w:pStyle w:val="a3"/>
+        <w:pStyle w:val="40"/>
         <w:numPr>
           <w:ilvl w:val="0"/>
           <w:numId w:val="8"/>
         </w:numPr>
         <w:bidi w:val="0"/>
-        <w:ind w:left="425" w:hanging="425" w:leftChars="0" w:firstLineChars="0"/>
+        <w:ind w:left="425" w:leftChars="0" w:hanging="425" w:firstLineChars="0"/>
       </w:pPr>
       <w:r>
         <w:t>明确考核要求、计算办法和奖惩措施；</w:t>
@@ -6300,13 +6334,13 @@
     </w:p>
     <w:p>
       <w:pPr>
-        <w:pStyle w:val="a3"/>
+        <w:pStyle w:val="40"/>
         <w:numPr>
           <w:ilvl w:val="0"/>
           <w:numId w:val="8"/>
         </w:numPr>
         <w:bidi w:val="0"/>
-        <w:ind w:left="425" w:hanging="425" w:leftChars="0" w:firstLineChars="0"/>
+        <w:ind w:left="425" w:leftChars="0" w:hanging="425" w:firstLineChars="0"/>
       </w:pPr>
       <w:r>
         <w:t>明确服务交付过程中的安全要求，并采取保障措施，如签署保密协议等；</w:t>
@@ -6314,13 +6348,13 @@
     </w:p>
     <w:p>
       <w:pPr>
-        <w:pStyle w:val="a3"/>
+        <w:pStyle w:val="40"/>
         <w:numPr>
           <w:ilvl w:val="0"/>
           <w:numId w:val="8"/>
         </w:numPr>
         <w:bidi w:val="0"/>
-        <w:ind w:left="425" w:hanging="425" w:leftChars="0" w:firstLineChars="0"/>
+        <w:ind w:left="425" w:leftChars="0" w:hanging="425" w:firstLineChars="0"/>
       </w:pPr>
       <w:r>
         <w:t>明确服务交付过程中可能存在的各种风险，制定风险规避计划；</w:t>
@@ -6328,13 +6362,13 @@
     </w:p>
     <w:p>
       <w:pPr>
-        <w:pStyle w:val="a3"/>
+        <w:pStyle w:val="40"/>
         <w:numPr>
           <w:ilvl w:val="0"/>
           <w:numId w:val="8"/>
         </w:numPr>
         <w:bidi w:val="0"/>
-        <w:ind w:left="425" w:hanging="425" w:leftChars="0" w:firstLineChars="0"/>
+        <w:ind w:left="425" w:leftChars="0" w:hanging="425" w:firstLineChars="0"/>
       </w:pPr>
       <w:r>
         <w:t>与用户方就必要信息达成共识，如时间计划、人员配备、投诉受理渠道及流程等；</w:t>
@@ -6342,13 +6376,13 @@
     </w:p>
     <w:p>
       <w:pPr>
-        <w:pStyle w:val="a3"/>
+        <w:pStyle w:val="40"/>
         <w:numPr>
           <w:ilvl w:val="0"/>
           <w:numId w:val="8"/>
         </w:numPr>
         <w:bidi w:val="0"/>
-        <w:ind w:left="425" w:hanging="425" w:leftChars="0" w:firstLineChars="0"/>
+        <w:ind w:left="425" w:leftChars="0" w:hanging="425" w:firstLineChars="0"/>
       </w:pPr>
       <w:r>
         <w:t>明确供需双方产生异议的处理原则；</w:t>
@@ -6356,13 +6390,13 @@
     </w:p>
     <w:p>
       <w:pPr>
-        <w:pStyle w:val="a3"/>
+        <w:pStyle w:val="40"/>
         <w:numPr>
           <w:ilvl w:val="0"/>
           <w:numId w:val="8"/>
         </w:numPr>
         <w:bidi w:val="0"/>
-        <w:ind w:left="425" w:hanging="425" w:leftChars="0" w:firstLineChars="0"/>
+        <w:ind w:left="425" w:leftChars="0" w:hanging="425" w:firstLineChars="0"/>
       </w:pPr>
       <w:r>
         <w:t>明确供需双方在交付过程中产生遗留问题的处理原则；</w:t>
@@ -6370,13 +6404,13 @@
     </w:p>
     <w:p>
       <w:pPr>
-        <w:pStyle w:val="a3"/>
+        <w:pStyle w:val="40"/>
         <w:numPr>
           <w:ilvl w:val="0"/>
           <w:numId w:val="8"/>
         </w:numPr>
         <w:bidi w:val="0"/>
-        <w:ind w:left="425" w:hanging="425" w:leftChars="0" w:firstLineChars="0"/>
+        <w:ind w:left="425" w:leftChars="0" w:hanging="425" w:firstLineChars="0"/>
       </w:pPr>
       <w:r>
         <w:t>针对应急事件制定预案。</w:t>
@@ -6384,7 +6418,7 @@
     </w:p>
     <w:p>
       <w:pPr>
-        <w:pStyle w:val="2"/>
+        <w:pStyle w:val="28"/>
         <w:keepNext w:val="0"/>
         <w:keepLines w:val="0"/>
         <w:pageBreakBefore w:val="0"/>
@@ -6400,19 +6434,19 @@
         <w:snapToGrid w:val="0"/>
         <w:textAlignment w:val="baseline"/>
       </w:pPr>
+      <w:bookmarkStart w:id="62" w:name="_Toc20379"/>
       <w:bookmarkStart w:id="63" w:name="_Toc9794"/>
-      <w:bookmarkStart w:id="64" w:name="_Toc20379"/>
-      <w:bookmarkStart w:id="65" w:name="_Toc11025"/>
+      <w:bookmarkStart w:id="64" w:name="_Toc13018"/>
       <w:r>
         <w:t>交付实施</w:t>
       </w:r>
+      <w:bookmarkEnd w:id="62"/>
       <w:bookmarkEnd w:id="63"/>
       <w:bookmarkEnd w:id="64"/>
-      <w:bookmarkEnd w:id="65"/>
-    </w:p>
-    <w:p>
-      <w:pPr>
-        <w:pStyle w:val="a"/>
+    </w:p>
+    <w:p>
+      <w:pPr>
+        <w:pStyle w:val="27"/>
         <w:bidi w:val="0"/>
       </w:pPr>
       <w:r>
@@ -6438,7 +6472,7 @@
     </w:p>
     <w:p>
       <w:pPr>
-        <w:pStyle w:val="2"/>
+        <w:pStyle w:val="28"/>
         <w:keepNext w:val="0"/>
         <w:keepLines w:val="0"/>
         <w:pageBreakBefore w:val="0"/>
@@ -6454,19 +6488,19 @@
         <w:snapToGrid w:val="0"/>
         <w:textAlignment w:val="baseline"/>
       </w:pPr>
-      <w:bookmarkStart w:id="66" w:name="_Toc22838"/>
-      <w:bookmarkStart w:id="67" w:name="_Toc10545"/>
-      <w:bookmarkStart w:id="68" w:name="_Toc20855"/>
+      <w:bookmarkStart w:id="65" w:name="_Toc22838"/>
+      <w:bookmarkStart w:id="66" w:name="_Toc10545"/>
+      <w:bookmarkStart w:id="67" w:name="_Toc26516"/>
       <w:r>
         <w:t>交付检查</w:t>
       </w:r>
+      <w:bookmarkEnd w:id="65"/>
       <w:bookmarkEnd w:id="66"/>
       <w:bookmarkEnd w:id="67"/>
-      <w:bookmarkEnd w:id="68"/>
-    </w:p>
-    <w:p>
-      <w:pPr>
-        <w:pStyle w:val="a"/>
+    </w:p>
+    <w:p>
+      <w:pPr>
+        <w:pStyle w:val="27"/>
         <w:bidi w:val="0"/>
       </w:pPr>
       <w:r>
@@ -6475,7 +6509,7 @@
     </w:p>
     <w:p>
       <w:pPr>
-        <w:pStyle w:val="2"/>
+        <w:pStyle w:val="28"/>
         <w:keepNext w:val="0"/>
         <w:keepLines w:val="0"/>
         <w:pageBreakBefore w:val="0"/>
@@ -6491,15 +6525,15 @@
         <w:snapToGrid w:val="0"/>
         <w:textAlignment w:val="baseline"/>
       </w:pPr>
-      <w:bookmarkStart w:id="69" w:name="_Toc6415"/>
+      <w:bookmarkStart w:id="68" w:name="_Toc17845"/>
       <w:r>
         <w:t>交付改进</w:t>
       </w:r>
-      <w:bookmarkEnd w:id="69"/>
-    </w:p>
-    <w:p>
-      <w:pPr>
-        <w:pStyle w:val="a"/>
+      <w:bookmarkEnd w:id="68"/>
+    </w:p>
+    <w:p>
+      <w:pPr>
+        <w:pStyle w:val="27"/>
         <w:bidi w:val="0"/>
       </w:pPr>
       <w:r>
@@ -6508,7 +6542,7 @@
     </w:p>
     <w:p>
       <w:pPr>
-        <w:pStyle w:val="1"/>
+        <w:pStyle w:val="26"/>
         <w:keepNext w:val="0"/>
         <w:keepLines w:val="0"/>
         <w:pageBreakBefore w:val="0"/>
@@ -6524,19 +6558,19 @@
         <w:snapToGrid w:val="0"/>
         <w:textAlignment w:val="baseline"/>
       </w:pPr>
+      <w:bookmarkStart w:id="69" w:name="_Toc5952"/>
       <w:bookmarkStart w:id="70" w:name="_Toc2610"/>
-      <w:bookmarkStart w:id="71" w:name="_Toc5952"/>
-      <w:bookmarkStart w:id="72" w:name="_Toc8797"/>
+      <w:bookmarkStart w:id="71" w:name="_Toc26963"/>
       <w:r>
         <w:t>应急</w:t>
       </w:r>
+      <w:bookmarkEnd w:id="69"/>
       <w:bookmarkEnd w:id="70"/>
       <w:bookmarkEnd w:id="71"/>
-      <w:bookmarkEnd w:id="72"/>
-    </w:p>
-    <w:p>
-      <w:pPr>
-        <w:pStyle w:val="a"/>
+    </w:p>
+    <w:p>
+      <w:pPr>
+        <w:pStyle w:val="27"/>
         <w:bidi w:val="0"/>
       </w:pPr>
       <w:r>
@@ -6545,7 +6579,7 @@
     </w:p>
     <w:p>
       <w:pPr>
-        <w:pStyle w:val="2"/>
+        <w:pStyle w:val="28"/>
         <w:keepNext w:val="0"/>
         <w:keepLines w:val="0"/>
         <w:pageBreakBefore w:val="0"/>
@@ -6561,19 +6595,19 @@
         <w:snapToGrid w:val="0"/>
         <w:textAlignment w:val="baseline"/>
       </w:pPr>
-      <w:bookmarkStart w:id="73" w:name="_Toc25441"/>
-      <w:bookmarkStart w:id="74" w:name="_Toc19736"/>
-      <w:bookmarkStart w:id="75" w:name="_Toc29926"/>
+      <w:bookmarkStart w:id="72" w:name="_Toc25441"/>
+      <w:bookmarkStart w:id="73" w:name="_Toc19736"/>
+      <w:bookmarkStart w:id="74" w:name="_Toc27560"/>
       <w:r>
         <w:t>应急准备</w:t>
       </w:r>
+      <w:bookmarkEnd w:id="72"/>
       <w:bookmarkEnd w:id="73"/>
       <w:bookmarkEnd w:id="74"/>
-      <w:bookmarkEnd w:id="75"/>
-    </w:p>
-    <w:p>
-      <w:pPr>
-        <w:pStyle w:val="a"/>
+    </w:p>
+    <w:p>
+      <w:pPr>
+        <w:pStyle w:val="27"/>
         <w:bidi w:val="0"/>
       </w:pPr>
       <w:r>
@@ -6582,7 +6616,7 @@
     </w:p>
     <w:p>
       <w:pPr>
-        <w:pStyle w:val="3"/>
+        <w:pStyle w:val="29"/>
         <w:keepNext w:val="0"/>
         <w:keepLines w:val="0"/>
         <w:pageBreakBefore w:val="0"/>
@@ -6598,19 +6632,19 @@
         <w:snapToGrid w:val="0"/>
         <w:textAlignment w:val="baseline"/>
       </w:pPr>
-      <w:bookmarkStart w:id="76" w:name="_Toc1305"/>
-      <w:bookmarkStart w:id="77" w:name="_Toc2930"/>
-      <w:bookmarkStart w:id="78" w:name="_Toc17885"/>
+      <w:bookmarkStart w:id="75" w:name="_Toc1305"/>
+      <w:bookmarkStart w:id="76" w:name="_Toc2930"/>
+      <w:bookmarkStart w:id="77" w:name="_Toc26507"/>
       <w:r>
         <w:t>应急响应组织</w:t>
       </w:r>
+      <w:bookmarkEnd w:id="75"/>
       <w:bookmarkEnd w:id="76"/>
       <w:bookmarkEnd w:id="77"/>
-      <w:bookmarkEnd w:id="78"/>
-    </w:p>
-    <w:p>
-      <w:pPr>
-        <w:pStyle w:val="a"/>
+    </w:p>
+    <w:p>
+      <w:pPr>
+        <w:pStyle w:val="27"/>
         <w:bidi w:val="0"/>
       </w:pPr>
       <w:r>
@@ -6629,7 +6663,7 @@
     </w:p>
     <w:p>
       <w:pPr>
-        <w:pStyle w:val="a"/>
+        <w:pStyle w:val="27"/>
         <w:bidi w:val="0"/>
       </w:pPr>
       <w:r>
@@ -6638,7 +6672,7 @@
     </w:p>
     <w:p>
       <w:pPr>
-        <w:pStyle w:val="3"/>
+        <w:pStyle w:val="29"/>
         <w:keepNext w:val="0"/>
         <w:keepLines w:val="0"/>
         <w:pageBreakBefore w:val="0"/>
@@ -6654,28 +6688,33 @@
         <w:snapToGrid w:val="0"/>
         <w:textAlignment w:val="baseline"/>
       </w:pPr>
+      <w:bookmarkStart w:id="78" w:name="_Toc20557"/>
       <w:bookmarkStart w:id="79" w:name="_Toc942"/>
-      <w:bookmarkStart w:id="80" w:name="_Toc20557"/>
-      <w:bookmarkStart w:id="81" w:name="_Toc32111"/>
+      <w:bookmarkStart w:id="80" w:name="_Toc19441"/>
       <w:r>
         <w:t>应急响应制度</w:t>
       </w:r>
+      <w:bookmarkEnd w:id="78"/>
       <w:bookmarkEnd w:id="79"/>
       <w:bookmarkEnd w:id="80"/>
-      <w:bookmarkEnd w:id="81"/>
-    </w:p>
-    <w:p>
-      <w:pPr>
-        <w:pStyle w:val="a"/>
-        <w:bidi w:val="0"/>
-      </w:pPr>
-      <w:r>
-        <w:t>制定应急响应管理规范，明确应急响应的目标、原则、范围，并要求：与相关利益方就应急响应制度达成一致；</w:t>
-      </w:r>
-    </w:p>
-    <w:p>
-      <w:pPr>
-        <w:pStyle w:val="a"/>
+    </w:p>
+    <w:p>
+      <w:pPr>
+        <w:pStyle w:val="27"/>
+        <w:bidi w:val="0"/>
+      </w:pPr>
+      <w:r>
+        <w:t>制定应急响应管理</w:t>
+      </w:r>
+      <w:bookmarkStart w:id="199" w:name="_GoBack"/>
+      <w:bookmarkEnd w:id="199"/>
+      <w:r>
+        <w:t>规范，明确应急响应的目标、原则、范围，并要求：与相关利益方就应急响应制度达成一致；</w:t>
+      </w:r>
+    </w:p>
+    <w:p>
+      <w:pPr>
+        <w:pStyle w:val="27"/>
         <w:bidi w:val="0"/>
       </w:pPr>
       <w:r>
@@ -6684,7 +6723,7 @@
     </w:p>
     <w:p>
       <w:pPr>
-        <w:pStyle w:val="a"/>
+        <w:pStyle w:val="27"/>
         <w:bidi w:val="0"/>
       </w:pPr>
       <w:r>
@@ -6693,7 +6732,7 @@
     </w:p>
     <w:p>
       <w:pPr>
-        <w:pStyle w:val="3"/>
+        <w:pStyle w:val="29"/>
         <w:keepNext w:val="0"/>
         <w:keepLines w:val="0"/>
         <w:pageBreakBefore w:val="0"/>
@@ -6709,19 +6748,19 @@
         <w:snapToGrid w:val="0"/>
         <w:textAlignment w:val="baseline"/>
       </w:pPr>
-      <w:bookmarkStart w:id="82" w:name="_Toc23059"/>
-      <w:bookmarkStart w:id="83" w:name="_Toc25410"/>
-      <w:bookmarkStart w:id="84" w:name="_Toc2758"/>
+      <w:bookmarkStart w:id="81" w:name="_Toc23059"/>
+      <w:bookmarkStart w:id="82" w:name="_Toc25410"/>
+      <w:bookmarkStart w:id="83" w:name="_Toc13442"/>
       <w:r>
         <w:t>风险评估与改进</w:t>
       </w:r>
+      <w:bookmarkEnd w:id="81"/>
       <w:bookmarkEnd w:id="82"/>
       <w:bookmarkEnd w:id="83"/>
-      <w:bookmarkEnd w:id="84"/>
-    </w:p>
-    <w:p>
-      <w:pPr>
-        <w:pStyle w:val="a3"/>
+    </w:p>
+    <w:p>
+      <w:pPr>
+        <w:pStyle w:val="40"/>
         <w:numPr>
           <w:ilvl w:val="0"/>
           <w:numId w:val="9"/>
@@ -6734,7 +6773,7 @@
     </w:p>
     <w:p>
       <w:pPr>
-        <w:pStyle w:val="a"/>
+        <w:pStyle w:val="27"/>
         <w:bidi w:val="0"/>
       </w:pPr>
       <w:r>
@@ -6743,7 +6782,7 @@
     </w:p>
     <w:p>
       <w:pPr>
-        <w:pStyle w:val="a"/>
+        <w:pStyle w:val="27"/>
         <w:bidi w:val="0"/>
       </w:pPr>
       <w:r>
@@ -6752,7 +6791,7 @@
     </w:p>
     <w:p>
       <w:pPr>
-        <w:pStyle w:val="a3"/>
+        <w:pStyle w:val="40"/>
         <w:numPr>
           <w:ilvl w:val="0"/>
           <w:numId w:val="9"/>
@@ -6765,7 +6804,7 @@
     </w:p>
     <w:p>
       <w:pPr>
-        <w:pStyle w:val="a"/>
+        <w:pStyle w:val="27"/>
         <w:bidi w:val="0"/>
       </w:pPr>
       <w:r>
@@ -6774,7 +6813,7 @@
     </w:p>
     <w:p>
       <w:pPr>
-        <w:pStyle w:val="3"/>
+        <w:pStyle w:val="29"/>
         <w:keepNext w:val="0"/>
         <w:keepLines w:val="0"/>
         <w:pageBreakBefore w:val="0"/>
@@ -6790,19 +6829,19 @@
         <w:snapToGrid w:val="0"/>
         <w:textAlignment w:val="baseline"/>
       </w:pPr>
-      <w:bookmarkStart w:id="85" w:name="_Toc31686"/>
-      <w:bookmarkStart w:id="86" w:name="_Toc20133"/>
-      <w:bookmarkStart w:id="87" w:name="_Toc27722"/>
+      <w:bookmarkStart w:id="84" w:name="_Toc31686"/>
+      <w:bookmarkStart w:id="85" w:name="_Toc20133"/>
+      <w:bookmarkStart w:id="86" w:name="_Toc8115"/>
       <w:r>
         <w:t>应急事件级别划分</w:t>
       </w:r>
+      <w:bookmarkEnd w:id="84"/>
       <w:bookmarkEnd w:id="85"/>
       <w:bookmarkEnd w:id="86"/>
-      <w:bookmarkEnd w:id="87"/>
-    </w:p>
-    <w:p>
-      <w:pPr>
-        <w:pStyle w:val="a"/>
+    </w:p>
+    <w:p>
+      <w:pPr>
+        <w:pStyle w:val="27"/>
         <w:bidi w:val="0"/>
       </w:pPr>
       <w:r>
@@ -6811,7 +6850,7 @@
     </w:p>
     <w:p>
       <w:pPr>
-        <w:pStyle w:val="a"/>
+        <w:pStyle w:val="27"/>
         <w:bidi w:val="0"/>
       </w:pPr>
       <w:r>
@@ -6820,7 +6859,7 @@
     </w:p>
     <w:p>
       <w:pPr>
-        <w:pStyle w:val="3"/>
+        <w:pStyle w:val="29"/>
         <w:keepNext w:val="0"/>
         <w:keepLines w:val="0"/>
         <w:pageBreakBefore w:val="0"/>
@@ -6836,19 +6875,19 @@
         <w:snapToGrid w:val="0"/>
         <w:textAlignment w:val="baseline"/>
       </w:pPr>
-      <w:bookmarkStart w:id="88" w:name="_Toc7235"/>
-      <w:bookmarkStart w:id="89" w:name="_Toc32547"/>
-      <w:bookmarkStart w:id="90" w:name="_Toc31257"/>
+      <w:bookmarkStart w:id="87" w:name="_Toc7235"/>
+      <w:bookmarkStart w:id="88" w:name="_Toc32547"/>
+      <w:bookmarkStart w:id="89" w:name="_Toc31971"/>
       <w:r>
         <w:t>应急响应预案制定</w:t>
       </w:r>
+      <w:bookmarkEnd w:id="87"/>
       <w:bookmarkEnd w:id="88"/>
       <w:bookmarkEnd w:id="89"/>
-      <w:bookmarkEnd w:id="90"/>
-    </w:p>
-    <w:p>
-      <w:pPr>
-        <w:pStyle w:val="a3"/>
+    </w:p>
+    <w:p>
+      <w:pPr>
+        <w:pStyle w:val="40"/>
         <w:numPr>
           <w:ilvl w:val="0"/>
           <w:numId w:val="10"/>
@@ -6861,7 +6900,7 @@
     </w:p>
     <w:p>
       <w:pPr>
-        <w:pStyle w:val="a"/>
+        <w:pStyle w:val="27"/>
         <w:bidi w:val="0"/>
       </w:pPr>
       <w:r>
@@ -6870,7 +6909,7 @@
     </w:p>
     <w:p>
       <w:pPr>
-        <w:pStyle w:val="a"/>
+        <w:pStyle w:val="27"/>
         <w:bidi w:val="0"/>
       </w:pPr>
       <w:r>
@@ -6879,7 +6918,7 @@
     </w:p>
     <w:p>
       <w:pPr>
-        <w:pStyle w:val="a"/>
+        <w:pStyle w:val="27"/>
         <w:bidi w:val="0"/>
       </w:pPr>
       <w:r>
@@ -6888,7 +6927,7 @@
     </w:p>
     <w:p>
       <w:pPr>
-        <w:pStyle w:val="a"/>
+        <w:pStyle w:val="27"/>
         <w:bidi w:val="0"/>
       </w:pPr>
       <w:r>
@@ -6897,7 +6936,7 @@
     </w:p>
     <w:p>
       <w:pPr>
-        <w:pStyle w:val="a"/>
+        <w:pStyle w:val="27"/>
         <w:bidi w:val="0"/>
       </w:pPr>
       <w:r>
@@ -6906,7 +6945,7 @@
     </w:p>
     <w:p>
       <w:pPr>
-        <w:pStyle w:val="a3"/>
+        <w:pStyle w:val="40"/>
         <w:numPr>
           <w:ilvl w:val="0"/>
           <w:numId w:val="10"/>
@@ -6919,7 +6958,7 @@
     </w:p>
     <w:p>
       <w:pPr>
-        <w:pStyle w:val="a"/>
+        <w:pStyle w:val="27"/>
         <w:bidi w:val="0"/>
       </w:pPr>
       <w:r>
@@ -6928,7 +6967,7 @@
     </w:p>
     <w:p>
       <w:pPr>
-        <w:pStyle w:val="a"/>
+        <w:pStyle w:val="27"/>
         <w:bidi w:val="0"/>
       </w:pPr>
       <w:r>
@@ -6937,7 +6976,7 @@
     </w:p>
     <w:p>
       <w:pPr>
-        <w:pStyle w:val="a"/>
+        <w:pStyle w:val="27"/>
         <w:bidi w:val="0"/>
       </w:pPr>
       <w:r>
@@ -6946,7 +6985,7 @@
     </w:p>
     <w:p>
       <w:pPr>
-        <w:pStyle w:val="a3"/>
+        <w:pStyle w:val="40"/>
         <w:numPr>
           <w:ilvl w:val="0"/>
           <w:numId w:val="10"/>
@@ -6959,7 +6998,7 @@
     </w:p>
     <w:p>
       <w:pPr>
-        <w:pStyle w:val="a"/>
+        <w:pStyle w:val="27"/>
         <w:bidi w:val="0"/>
       </w:pPr>
       <w:r>
@@ -6968,13 +7007,13 @@
     </w:p>
     <w:p>
       <w:pPr>
-        <w:pStyle w:val="a3"/>
+        <w:pStyle w:val="40"/>
         <w:numPr>
           <w:ilvl w:val="0"/>
           <w:numId w:val="11"/>
         </w:numPr>
         <w:bidi w:val="0"/>
-        <w:ind w:left="425" w:hanging="425" w:leftChars="0" w:firstLineChars="0"/>
+        <w:ind w:left="425" w:leftChars="0" w:hanging="425" w:firstLineChars="0"/>
       </w:pPr>
       <w:r>
         <w:t>预先制定演练计划、演练脚本；</w:t>
@@ -6982,13 +7021,13 @@
     </w:p>
     <w:p>
       <w:pPr>
-        <w:pStyle w:val="a3"/>
+        <w:pStyle w:val="40"/>
         <w:numPr>
           <w:ilvl w:val="0"/>
           <w:numId w:val="11"/>
         </w:numPr>
         <w:bidi w:val="0"/>
-        <w:ind w:left="425" w:hanging="425" w:leftChars="0" w:firstLineChars="0"/>
+        <w:ind w:left="425" w:leftChars="0" w:hanging="425" w:firstLineChars="0"/>
       </w:pPr>
       <w:r>
         <w:t>演练的整个过程有详细的记录，并形成报告；</w:t>
@@ -6996,13 +7035,13 @@
     </w:p>
     <w:p>
       <w:pPr>
-        <w:pStyle w:val="a3"/>
+        <w:pStyle w:val="40"/>
         <w:numPr>
           <w:ilvl w:val="0"/>
           <w:numId w:val="11"/>
         </w:numPr>
         <w:bidi w:val="0"/>
-        <w:ind w:left="425" w:hanging="425" w:leftChars="0" w:firstLineChars="0"/>
+        <w:ind w:left="425" w:leftChars="0" w:hanging="425" w:firstLineChars="0"/>
       </w:pPr>
       <w:r>
         <w:t>演练不能影响业务的正常运行。</w:t>
@@ -7010,13 +7049,13 @@
     </w:p>
     <w:p>
       <w:pPr>
-        <w:pStyle w:val="a3"/>
+        <w:pStyle w:val="40"/>
         <w:numPr>
           <w:ilvl w:val="0"/>
           <w:numId w:val="11"/>
         </w:numPr>
         <w:bidi w:val="0"/>
-        <w:ind w:left="425" w:hanging="425" w:leftChars="0" w:firstLineChars="0"/>
+        <w:ind w:left="425" w:leftChars="0" w:hanging="425" w:firstLineChars="0"/>
       </w:pPr>
       <w:r>
         <w:t>为提升应急响应能力，组织可采用无脚本演练。</w:t>
@@ -7024,13 +7063,13 @@
     </w:p>
     <w:p>
       <w:pPr>
-        <w:pStyle w:val="a3"/>
+        <w:pStyle w:val="40"/>
         <w:numPr>
           <w:ilvl w:val="0"/>
           <w:numId w:val="11"/>
         </w:numPr>
         <w:bidi w:val="0"/>
-        <w:ind w:left="425" w:hanging="425" w:leftChars="0" w:firstLineChars="0"/>
+        <w:ind w:left="425" w:leftChars="0" w:hanging="425" w:firstLineChars="0"/>
       </w:pPr>
       <w:r>
         <w:t>必要时，组织可根据演练的效果，对应急响应预案进行完善。</w:t>
@@ -7038,7 +7077,7 @@
     </w:p>
     <w:p>
       <w:pPr>
-        <w:pStyle w:val="2"/>
+        <w:pStyle w:val="28"/>
         <w:keepNext w:val="0"/>
         <w:keepLines w:val="0"/>
         <w:pageBreakBefore w:val="0"/>
@@ -7054,19 +7093,19 @@
         <w:snapToGrid w:val="0"/>
         <w:textAlignment w:val="baseline"/>
       </w:pPr>
+      <w:bookmarkStart w:id="90" w:name="_Toc8890"/>
       <w:bookmarkStart w:id="91" w:name="_Toc8732"/>
-      <w:bookmarkStart w:id="92" w:name="_Toc8890"/>
-      <w:bookmarkStart w:id="93" w:name="_Toc3274"/>
+      <w:bookmarkStart w:id="92" w:name="_Toc8379"/>
       <w:r>
         <w:t>监测与预警</w:t>
       </w:r>
+      <w:bookmarkEnd w:id="90"/>
       <w:bookmarkEnd w:id="91"/>
       <w:bookmarkEnd w:id="92"/>
-      <w:bookmarkEnd w:id="93"/>
-    </w:p>
-    <w:p>
-      <w:pPr>
-        <w:pStyle w:val="3"/>
+    </w:p>
+    <w:p>
+      <w:pPr>
+        <w:pStyle w:val="29"/>
         <w:keepNext w:val="0"/>
         <w:keepLines w:val="0"/>
         <w:pageBreakBefore w:val="0"/>
@@ -7082,21 +7121,21 @@
         <w:snapToGrid w:val="0"/>
         <w:textAlignment w:val="baseline"/>
       </w:pPr>
-      <w:bookmarkStart w:id="94" w:name="bookmark66"/>
+      <w:bookmarkStart w:id="93" w:name="bookmark66"/>
+      <w:bookmarkEnd w:id="93"/>
+      <w:bookmarkStart w:id="94" w:name="_Toc10835"/>
+      <w:bookmarkStart w:id="95" w:name="_Toc14763"/>
+      <w:bookmarkStart w:id="96" w:name="_Toc31719"/>
+      <w:r>
+        <w:t>日常监测与预警</w:t>
+      </w:r>
       <w:bookmarkEnd w:id="94"/>
-      <w:bookmarkStart w:id="95" w:name="_Toc14763"/>
-      <w:bookmarkStart w:id="96" w:name="_Toc10835"/>
-      <w:bookmarkStart w:id="97" w:name="_Toc26315"/>
-      <w:r>
-        <w:t>日常监测与预警</w:t>
-      </w:r>
       <w:bookmarkEnd w:id="95"/>
       <w:bookmarkEnd w:id="96"/>
-      <w:bookmarkEnd w:id="97"/>
-    </w:p>
-    <w:p>
-      <w:pPr>
-        <w:pStyle w:val="a3"/>
+    </w:p>
+    <w:p>
+      <w:pPr>
+        <w:pStyle w:val="40"/>
         <w:numPr>
           <w:ilvl w:val="0"/>
           <w:numId w:val="12"/>
@@ -7109,7 +7148,7 @@
     </w:p>
     <w:p>
       <w:pPr>
-        <w:pStyle w:val="a"/>
+        <w:pStyle w:val="27"/>
         <w:bidi w:val="0"/>
       </w:pPr>
       <w:r>
@@ -7118,13 +7157,13 @@
     </w:p>
     <w:p>
       <w:pPr>
-        <w:pStyle w:val="a"/>
+        <w:pStyle w:val="27"/>
         <w:numPr>
           <w:ilvl w:val="0"/>
           <w:numId w:val="13"/>
         </w:numPr>
         <w:bidi w:val="0"/>
-        <w:ind w:left="845" w:hanging="425" w:leftChars="0" w:firstLineChars="0"/>
+        <w:ind w:left="845" w:leftChars="0" w:hanging="425" w:firstLineChars="0"/>
       </w:pPr>
       <w:r>
         <w:t>业务平台系统；</w:t>
@@ -7132,13 +7171,13 @@
     </w:p>
     <w:p>
       <w:pPr>
-        <w:pStyle w:val="a"/>
+        <w:pStyle w:val="27"/>
         <w:numPr>
           <w:ilvl w:val="0"/>
           <w:numId w:val="13"/>
         </w:numPr>
         <w:bidi w:val="0"/>
-        <w:ind w:left="845" w:hanging="425" w:leftChars="0" w:firstLineChars="0"/>
+        <w:ind w:left="845" w:leftChars="0" w:hanging="425" w:firstLineChars="0"/>
       </w:pPr>
       <w:r>
         <w:t>支撑应用系统运行的操作系统软件、数据库软件；网络及网络设备；主机、存储等设备；</w:t>
@@ -7146,7 +7185,7 @@
     </w:p>
     <w:p>
       <w:pPr>
-        <w:pStyle w:val="a3"/>
+        <w:pStyle w:val="40"/>
         <w:numPr>
           <w:ilvl w:val="0"/>
           <w:numId w:val="12"/>
@@ -7159,7 +7198,7 @@
     </w:p>
     <w:p>
       <w:pPr>
-        <w:pStyle w:val="a"/>
+        <w:pStyle w:val="27"/>
         <w:bidi w:val="0"/>
       </w:pPr>
       <w:r>
@@ -7168,7 +7207,7 @@
     </w:p>
     <w:p>
       <w:pPr>
-        <w:pStyle w:val="a3"/>
+        <w:pStyle w:val="40"/>
         <w:numPr>
           <w:ilvl w:val="0"/>
           <w:numId w:val="14"/>
@@ -7181,7 +7220,7 @@
     </w:p>
     <w:p>
       <w:pPr>
-        <w:pStyle w:val="a3"/>
+        <w:pStyle w:val="40"/>
         <w:numPr>
           <w:ilvl w:val="0"/>
           <w:numId w:val="14"/>
@@ -7194,7 +7233,7 @@
     </w:p>
     <w:p>
       <w:pPr>
-        <w:pStyle w:val="a3"/>
+        <w:pStyle w:val="40"/>
         <w:numPr>
           <w:ilvl w:val="0"/>
           <w:numId w:val="14"/>
@@ -7207,7 +7246,7 @@
     </w:p>
     <w:p>
       <w:pPr>
-        <w:pStyle w:val="a3"/>
+        <w:pStyle w:val="40"/>
         <w:numPr>
           <w:ilvl w:val="0"/>
           <w:numId w:val="14"/>
@@ -7220,7 +7259,7 @@
     </w:p>
     <w:p>
       <w:pPr>
-        <w:pStyle w:val="a3"/>
+        <w:pStyle w:val="40"/>
         <w:numPr>
           <w:ilvl w:val="0"/>
           <w:numId w:val="14"/>
@@ -7233,7 +7272,7 @@
     </w:p>
     <w:p>
       <w:pPr>
-        <w:pStyle w:val="a3"/>
+        <w:pStyle w:val="40"/>
         <w:numPr>
           <w:ilvl w:val="0"/>
           <w:numId w:val="12"/>
@@ -7246,7 +7285,7 @@
     </w:p>
     <w:p>
       <w:pPr>
-        <w:pStyle w:val="a"/>
+        <w:pStyle w:val="27"/>
         <w:bidi w:val="0"/>
       </w:pPr>
       <w:r>
@@ -7255,13 +7294,13 @@
     </w:p>
     <w:p>
       <w:pPr>
-        <w:pStyle w:val="a3"/>
+        <w:pStyle w:val="40"/>
         <w:numPr>
           <w:ilvl w:val="0"/>
           <w:numId w:val="15"/>
         </w:numPr>
         <w:bidi w:val="0"/>
-        <w:ind w:left="425" w:hanging="425" w:leftChars="0" w:firstLineChars="0"/>
+        <w:ind w:left="425" w:leftChars="0" w:hanging="425" w:firstLineChars="0"/>
       </w:pPr>
       <w:r>
         <w:t>应急事件发生及发现的时间、位置；</w:t>
@@ -7269,13 +7308,13 @@
     </w:p>
     <w:p>
       <w:pPr>
-        <w:pStyle w:val="a3"/>
+        <w:pStyle w:val="40"/>
         <w:numPr>
           <w:ilvl w:val="0"/>
           <w:numId w:val="15"/>
         </w:numPr>
         <w:bidi w:val="0"/>
-        <w:ind w:left="425" w:hanging="425" w:leftChars="0" w:firstLineChars="0"/>
+        <w:ind w:left="425" w:leftChars="0" w:hanging="425" w:firstLineChars="0"/>
       </w:pPr>
       <w:r>
         <w:t>现象描述；</w:t>
@@ -7283,13 +7322,13 @@
     </w:p>
     <w:p>
       <w:pPr>
-        <w:pStyle w:val="a3"/>
+        <w:pStyle w:val="40"/>
         <w:numPr>
           <w:ilvl w:val="0"/>
           <w:numId w:val="15"/>
         </w:numPr>
         <w:bidi w:val="0"/>
-        <w:ind w:left="425" w:hanging="425" w:leftChars="0" w:firstLineChars="0"/>
+        <w:ind w:left="425" w:leftChars="0" w:hanging="425" w:firstLineChars="0"/>
       </w:pPr>
       <w:r>
         <w:t>影响的范围；</w:t>
@@ -7297,13 +7336,13 @@
     </w:p>
     <w:p>
       <w:pPr>
-        <w:pStyle w:val="a3"/>
+        <w:pStyle w:val="40"/>
         <w:numPr>
           <w:ilvl w:val="0"/>
           <w:numId w:val="15"/>
         </w:numPr>
         <w:bidi w:val="0"/>
-        <w:ind w:left="425" w:hanging="425" w:leftChars="0" w:firstLineChars="0"/>
+        <w:ind w:left="425" w:leftChars="0" w:hanging="425" w:firstLineChars="0"/>
       </w:pPr>
       <w:r>
         <w:t>初步原因分析；</w:t>
@@ -7311,13 +7350,13 @@
     </w:p>
     <w:p>
       <w:pPr>
-        <w:pStyle w:val="a3"/>
+        <w:pStyle w:val="40"/>
         <w:numPr>
           <w:ilvl w:val="0"/>
           <w:numId w:val="15"/>
         </w:numPr>
         <w:bidi w:val="0"/>
-        <w:ind w:left="425" w:hanging="425" w:leftChars="0" w:firstLineChars="0"/>
+        <w:ind w:left="425" w:leftChars="0" w:hanging="425" w:firstLineChars="0"/>
       </w:pPr>
       <w:r>
         <w:t>报告人。</w:t>
@@ -7325,13 +7364,13 @@
     </w:p>
     <w:p>
       <w:pPr>
-        <w:pStyle w:val="a3"/>
+        <w:pStyle w:val="40"/>
         <w:numPr>
           <w:ilvl w:val="0"/>
           <w:numId w:val="15"/>
         </w:numPr>
         <w:bidi w:val="0"/>
-        <w:ind w:left="425" w:hanging="425" w:leftChars="0" w:firstLineChars="0"/>
+        <w:ind w:left="425" w:leftChars="0" w:hanging="425" w:firstLineChars="0"/>
       </w:pPr>
       <w:r>
         <w:t>报告方式包括电话、邮件或书面文件等，并确认对方收到报告。</w:t>
@@ -7339,7 +7378,7 @@
     </w:p>
     <w:p>
       <w:pPr>
-        <w:pStyle w:val="a"/>
+        <w:pStyle w:val="27"/>
         <w:bidi w:val="0"/>
       </w:pPr>
       <w:r>
@@ -7348,7 +7387,7 @@
     </w:p>
     <w:p>
       <w:pPr>
-        <w:pStyle w:val="3"/>
+        <w:pStyle w:val="29"/>
         <w:keepNext w:val="0"/>
         <w:keepLines w:val="0"/>
         <w:pageBreakBefore w:val="0"/>
@@ -7364,19 +7403,19 @@
         <w:snapToGrid w:val="0"/>
         <w:textAlignment w:val="baseline"/>
       </w:pPr>
-      <w:bookmarkStart w:id="98" w:name="_Toc19688"/>
-      <w:bookmarkStart w:id="99" w:name="_Toc5471"/>
-      <w:bookmarkStart w:id="100" w:name="_Toc3901"/>
+      <w:bookmarkStart w:id="97" w:name="_Toc19688"/>
+      <w:bookmarkStart w:id="98" w:name="_Toc5471"/>
+      <w:bookmarkStart w:id="99" w:name="_Toc27514"/>
       <w:r>
         <w:t>事件评估</w:t>
       </w:r>
+      <w:bookmarkEnd w:id="97"/>
       <w:bookmarkEnd w:id="98"/>
       <w:bookmarkEnd w:id="99"/>
-      <w:bookmarkEnd w:id="100"/>
-    </w:p>
-    <w:p>
-      <w:pPr>
-        <w:pStyle w:val="a"/>
+    </w:p>
+    <w:p>
+      <w:pPr>
+        <w:pStyle w:val="27"/>
         <w:bidi w:val="0"/>
       </w:pPr>
       <w:r>
@@ -7385,7 +7424,7 @@
     </w:p>
     <w:p>
       <w:pPr>
-        <w:pStyle w:val="2"/>
+        <w:pStyle w:val="28"/>
         <w:keepNext w:val="0"/>
         <w:keepLines w:val="0"/>
         <w:pageBreakBefore w:val="0"/>
@@ -7401,19 +7440,19 @@
         <w:snapToGrid w:val="0"/>
         <w:textAlignment w:val="baseline"/>
       </w:pPr>
-      <w:bookmarkStart w:id="101" w:name="_Toc5719"/>
-      <w:bookmarkStart w:id="102" w:name="_Toc13170"/>
-      <w:bookmarkStart w:id="103" w:name="_Toc27766"/>
+      <w:bookmarkStart w:id="100" w:name="_Toc5719"/>
+      <w:bookmarkStart w:id="101" w:name="_Toc13170"/>
+      <w:bookmarkStart w:id="102" w:name="_Toc23023"/>
       <w:r>
         <w:t>应急处置</w:t>
       </w:r>
+      <w:bookmarkEnd w:id="100"/>
       <w:bookmarkEnd w:id="101"/>
       <w:bookmarkEnd w:id="102"/>
-      <w:bookmarkEnd w:id="103"/>
-    </w:p>
-    <w:p>
-      <w:pPr>
-        <w:pStyle w:val="3"/>
+    </w:p>
+    <w:p>
+      <w:pPr>
+        <w:pStyle w:val="29"/>
         <w:keepNext w:val="0"/>
         <w:keepLines w:val="0"/>
         <w:pageBreakBefore w:val="0"/>
@@ -7429,21 +7468,21 @@
         <w:snapToGrid w:val="0"/>
         <w:textAlignment w:val="baseline"/>
       </w:pPr>
-      <w:bookmarkStart w:id="104" w:name="bookmark67"/>
+      <w:bookmarkStart w:id="103" w:name="bookmark67"/>
+      <w:bookmarkEnd w:id="103"/>
+      <w:bookmarkStart w:id="104" w:name="_Toc9612"/>
+      <w:bookmarkStart w:id="105" w:name="_Toc26047"/>
+      <w:bookmarkStart w:id="106" w:name="_Toc21938"/>
+      <w:r>
+        <w:t>排查与诊断</w:t>
+      </w:r>
       <w:bookmarkEnd w:id="104"/>
-      <w:bookmarkStart w:id="105" w:name="_Toc9612"/>
-      <w:bookmarkStart w:id="106" w:name="_Toc26047"/>
-      <w:bookmarkStart w:id="107" w:name="_Toc9038"/>
-      <w:r>
-        <w:t>排查与诊断</w:t>
-      </w:r>
       <w:bookmarkEnd w:id="105"/>
       <w:bookmarkEnd w:id="106"/>
-      <w:bookmarkEnd w:id="107"/>
-    </w:p>
-    <w:p>
-      <w:pPr>
-        <w:pStyle w:val="a"/>
+    </w:p>
+    <w:p>
+      <w:pPr>
+        <w:pStyle w:val="27"/>
         <w:bidi w:val="0"/>
       </w:pPr>
       <w:r>
@@ -7452,7 +7491,7 @@
     </w:p>
     <w:p>
       <w:pPr>
-        <w:pStyle w:val="a3"/>
+        <w:pStyle w:val="40"/>
         <w:numPr>
           <w:ilvl w:val="0"/>
           <w:numId w:val="16"/>
@@ -7465,7 +7504,7 @@
     </w:p>
     <w:p>
       <w:pPr>
-        <w:pStyle w:val="a3"/>
+        <w:pStyle w:val="40"/>
         <w:numPr>
           <w:ilvl w:val="0"/>
           <w:numId w:val="16"/>
@@ -7478,7 +7517,7 @@
     </w:p>
     <w:p>
       <w:pPr>
-        <w:pStyle w:val="a3"/>
+        <w:pStyle w:val="40"/>
         <w:numPr>
           <w:ilvl w:val="0"/>
           <w:numId w:val="16"/>
@@ -7498,7 +7537,7 @@
     </w:p>
     <w:p>
       <w:pPr>
-        <w:pStyle w:val="a3"/>
+        <w:pStyle w:val="40"/>
         <w:numPr>
           <w:ilvl w:val="0"/>
           <w:numId w:val="16"/>
@@ -7511,7 +7550,7 @@
     </w:p>
     <w:p>
       <w:pPr>
-        <w:pStyle w:val="3"/>
+        <w:pStyle w:val="29"/>
         <w:keepNext w:val="0"/>
         <w:keepLines w:val="0"/>
         <w:pageBreakBefore w:val="0"/>
@@ -7527,15 +7566,15 @@
         <w:snapToGrid w:val="0"/>
         <w:textAlignment w:val="baseline"/>
       </w:pPr>
-      <w:bookmarkStart w:id="108" w:name="_Toc23723"/>
+      <w:bookmarkStart w:id="107" w:name="_Toc20728"/>
       <w:r>
         <w:t>处理与恢复</w:t>
       </w:r>
-      <w:bookmarkEnd w:id="108"/>
-    </w:p>
-    <w:p>
-      <w:pPr>
-        <w:pStyle w:val="a"/>
+      <w:bookmarkEnd w:id="107"/>
+    </w:p>
+    <w:p>
+      <w:pPr>
+        <w:pStyle w:val="27"/>
         <w:bidi w:val="0"/>
       </w:pPr>
       <w:r>
@@ -7544,13 +7583,13 @@
     </w:p>
     <w:p>
       <w:pPr>
-        <w:pStyle w:val="a3"/>
+        <w:pStyle w:val="40"/>
         <w:numPr>
           <w:ilvl w:val="0"/>
           <w:numId w:val="17"/>
         </w:numPr>
         <w:bidi w:val="0"/>
-        <w:ind w:left="425" w:hanging="425" w:leftChars="0" w:firstLineChars="0"/>
+        <w:ind w:left="425" w:leftChars="0" w:hanging="425" w:firstLineChars="0"/>
       </w:pPr>
       <w:r>
         <w:t>在满足事件级别处置时间要求的前提下，尽快恢复服务；</w:t>
@@ -7558,13 +7597,13 @@
     </w:p>
     <w:p>
       <w:pPr>
-        <w:pStyle w:val="a3"/>
+        <w:pStyle w:val="40"/>
         <w:numPr>
           <w:ilvl w:val="0"/>
           <w:numId w:val="17"/>
         </w:numPr>
         <w:bidi w:val="0"/>
-        <w:ind w:left="425" w:hanging="425" w:leftChars="0" w:firstLineChars="0"/>
+        <w:ind w:left="425" w:leftChars="0" w:hanging="425" w:firstLineChars="0"/>
       </w:pPr>
       <w:r>
         <w:t>采用的方法、手段不造成次生、衍生事件的发生。</w:t>
@@ -7572,13 +7611,13 @@
     </w:p>
     <w:p>
       <w:pPr>
-        <w:pStyle w:val="a3"/>
+        <w:pStyle w:val="40"/>
         <w:numPr>
           <w:ilvl w:val="0"/>
           <w:numId w:val="17"/>
         </w:numPr>
         <w:bidi w:val="0"/>
-        <w:ind w:left="425" w:hanging="425" w:leftChars="0" w:firstLineChars="0"/>
+        <w:ind w:left="425" w:leftChars="0" w:hanging="425" w:firstLineChars="0"/>
       </w:pPr>
       <w:r>
         <w:t>该对过程及结果信息进行记录，并及时告知相关利益方。</w:t>
@@ -7586,13 +7625,13 @@
     </w:p>
     <w:p>
       <w:pPr>
-        <w:pStyle w:val="a3"/>
+        <w:pStyle w:val="40"/>
         <w:numPr>
           <w:ilvl w:val="0"/>
           <w:numId w:val="17"/>
         </w:numPr>
         <w:bidi w:val="0"/>
-        <w:ind w:left="425" w:hanging="425" w:leftChars="0" w:firstLineChars="0"/>
+        <w:ind w:left="425" w:leftChars="0" w:hanging="425" w:firstLineChars="0"/>
       </w:pPr>
       <w:r>
         <w:t>服务台组组织对处理与恢复的结果进行初步确认。</w:t>
@@ -7600,7 +7639,7 @@
     </w:p>
     <w:p>
       <w:pPr>
-        <w:pStyle w:val="3"/>
+        <w:pStyle w:val="29"/>
         <w:keepNext w:val="0"/>
         <w:keepLines w:val="0"/>
         <w:pageBreakBefore w:val="0"/>
@@ -7616,19 +7655,19 @@
         <w:snapToGrid w:val="0"/>
         <w:textAlignment w:val="baseline"/>
       </w:pPr>
+      <w:bookmarkStart w:id="108" w:name="_Toc30786"/>
       <w:bookmarkStart w:id="109" w:name="_Toc2313"/>
-      <w:bookmarkStart w:id="110" w:name="_Toc30786"/>
-      <w:bookmarkStart w:id="111" w:name="_Toc31380"/>
+      <w:bookmarkStart w:id="110" w:name="_Toc1959"/>
       <w:r>
         <w:t>事件升级</w:t>
       </w:r>
+      <w:bookmarkEnd w:id="108"/>
       <w:bookmarkEnd w:id="109"/>
       <w:bookmarkEnd w:id="110"/>
-      <w:bookmarkEnd w:id="111"/>
-    </w:p>
-    <w:p>
-      <w:pPr>
-        <w:pStyle w:val="a"/>
+    </w:p>
+    <w:p>
+      <w:pPr>
+        <w:pStyle w:val="27"/>
         <w:bidi w:val="0"/>
       </w:pPr>
       <w:r>
@@ -7637,7 +7676,7 @@
     </w:p>
     <w:p>
       <w:pPr>
-        <w:pStyle w:val="a"/>
+        <w:pStyle w:val="27"/>
         <w:bidi w:val="0"/>
       </w:pPr>
       <w:r>
@@ -7646,7 +7685,7 @@
     </w:p>
     <w:p>
       <w:pPr>
-        <w:pStyle w:val="3"/>
+        <w:pStyle w:val="29"/>
         <w:keepNext w:val="0"/>
         <w:keepLines w:val="0"/>
         <w:pageBreakBefore w:val="0"/>
@@ -7662,19 +7701,19 @@
         <w:snapToGrid w:val="0"/>
         <w:textAlignment w:val="baseline"/>
       </w:pPr>
-      <w:bookmarkStart w:id="112" w:name="_Toc6925"/>
-      <w:bookmarkStart w:id="113" w:name="_Toc27849"/>
-      <w:bookmarkStart w:id="114" w:name="_Toc22472"/>
+      <w:bookmarkStart w:id="111" w:name="_Toc6925"/>
+      <w:bookmarkStart w:id="112" w:name="_Toc27849"/>
+      <w:bookmarkStart w:id="113" w:name="_Toc19846"/>
       <w:r>
         <w:t>信息通报</w:t>
       </w:r>
+      <w:bookmarkEnd w:id="111"/>
       <w:bookmarkEnd w:id="112"/>
       <w:bookmarkEnd w:id="113"/>
-      <w:bookmarkEnd w:id="114"/>
-    </w:p>
-    <w:p>
-      <w:pPr>
-        <w:pStyle w:val="a"/>
+    </w:p>
+    <w:p>
+      <w:pPr>
+        <w:pStyle w:val="27"/>
         <w:bidi w:val="0"/>
       </w:pPr>
       <w:r>
@@ -7683,7 +7722,7 @@
     </w:p>
     <w:p>
       <w:pPr>
-        <w:pStyle w:val="a3"/>
+        <w:pStyle w:val="40"/>
         <w:numPr>
           <w:ilvl w:val="0"/>
           <w:numId w:val="18"/>
@@ -7696,7 +7735,7 @@
     </w:p>
     <w:p>
       <w:pPr>
-        <w:pStyle w:val="a3"/>
+        <w:pStyle w:val="40"/>
         <w:numPr>
           <w:ilvl w:val="0"/>
           <w:numId w:val="18"/>
@@ -7709,7 +7748,7 @@
     </w:p>
     <w:p>
       <w:pPr>
-        <w:pStyle w:val="a3"/>
+        <w:pStyle w:val="40"/>
         <w:numPr>
           <w:ilvl w:val="0"/>
           <w:numId w:val="18"/>
@@ -7722,7 +7761,7 @@
     </w:p>
     <w:p>
       <w:pPr>
-        <w:pStyle w:val="a3"/>
+        <w:pStyle w:val="40"/>
         <w:numPr>
           <w:ilvl w:val="0"/>
           <w:numId w:val="18"/>
@@ -7735,7 +7774,7 @@
     </w:p>
     <w:p>
       <w:pPr>
-        <w:pStyle w:val="a3"/>
+        <w:pStyle w:val="40"/>
         <w:numPr>
           <w:ilvl w:val="0"/>
           <w:numId w:val="18"/>
@@ -7748,13 +7787,13 @@
     </w:p>
     <w:p>
       <w:pPr>
-        <w:pStyle w:val="a3"/>
+        <w:pStyle w:val="40"/>
         <w:numPr>
           <w:ilvl w:val="0"/>
           <w:numId w:val="18"/>
         </w:numPr>
         <w:bidi w:val="0"/>
-        <w:ind w:left="425" w:hanging="425" w:leftChars="0" w:firstLineChars="0"/>
+        <w:ind w:left="425" w:leftChars="0" w:hanging="425" w:firstLineChars="0"/>
       </w:pPr>
       <w:r>
         <w:t>信息通报需选择适当的方式，如电话、邮件、传真、书面文件等形式。</w:t>
@@ -7762,7 +7801,7 @@
     </w:p>
     <w:p>
       <w:pPr>
-        <w:pStyle w:val="3"/>
+        <w:pStyle w:val="29"/>
         <w:keepNext w:val="0"/>
         <w:keepLines w:val="0"/>
         <w:pageBreakBefore w:val="0"/>
@@ -7778,15 +7817,15 @@
         <w:snapToGrid w:val="0"/>
         <w:textAlignment w:val="baseline"/>
       </w:pPr>
-      <w:bookmarkStart w:id="115" w:name="_Toc7313"/>
+      <w:bookmarkStart w:id="114" w:name="_Toc21467"/>
       <w:r>
         <w:t>持续服务</w:t>
       </w:r>
-      <w:bookmarkEnd w:id="115"/>
-    </w:p>
-    <w:p>
-      <w:pPr>
-        <w:pStyle w:val="a"/>
+      <w:bookmarkEnd w:id="114"/>
+    </w:p>
+    <w:p>
+      <w:pPr>
+        <w:pStyle w:val="27"/>
         <w:bidi w:val="0"/>
       </w:pPr>
       <w:r>
@@ -7795,7 +7834,7 @@
     </w:p>
     <w:p>
       <w:pPr>
-        <w:pStyle w:val="3"/>
+        <w:pStyle w:val="29"/>
         <w:keepNext w:val="0"/>
         <w:keepLines w:val="0"/>
         <w:pageBreakBefore w:val="0"/>
@@ -7811,15 +7850,15 @@
         <w:snapToGrid w:val="0"/>
         <w:textAlignment w:val="baseline"/>
       </w:pPr>
-      <w:bookmarkStart w:id="116" w:name="_Toc30072"/>
+      <w:bookmarkStart w:id="115" w:name="_Toc14321"/>
       <w:r>
         <w:t>事件关闭</w:t>
       </w:r>
-      <w:bookmarkEnd w:id="116"/>
-    </w:p>
-    <w:p>
-      <w:pPr>
-        <w:pStyle w:val="a"/>
+      <w:bookmarkEnd w:id="115"/>
+    </w:p>
+    <w:p>
+      <w:pPr>
+        <w:pStyle w:val="27"/>
         <w:bidi w:val="0"/>
       </w:pPr>
       <w:r>
@@ -7828,7 +7867,7 @@
     </w:p>
     <w:p>
       <w:pPr>
-        <w:pStyle w:val="1"/>
+        <w:pStyle w:val="26"/>
         <w:keepNext w:val="0"/>
         <w:keepLines w:val="0"/>
         <w:pageBreakBefore w:val="0"/>
@@ -7844,19 +7883,19 @@
         <w:snapToGrid w:val="0"/>
         <w:textAlignment w:val="baseline"/>
       </w:pPr>
-      <w:bookmarkStart w:id="117" w:name="_Toc19990"/>
-      <w:bookmarkStart w:id="118" w:name="_Toc9251"/>
-      <w:bookmarkStart w:id="119" w:name="_Toc32682"/>
+      <w:bookmarkStart w:id="116" w:name="_Toc19990"/>
+      <w:bookmarkStart w:id="117" w:name="_Toc9251"/>
+      <w:bookmarkStart w:id="118" w:name="_Toc27035"/>
       <w:r>
         <w:t>人员</w:t>
       </w:r>
+      <w:bookmarkEnd w:id="116"/>
       <w:bookmarkEnd w:id="117"/>
       <w:bookmarkEnd w:id="118"/>
-      <w:bookmarkEnd w:id="119"/>
-    </w:p>
-    <w:p>
-      <w:pPr>
-        <w:pStyle w:val="2"/>
+    </w:p>
+    <w:p>
+      <w:pPr>
+        <w:pStyle w:val="28"/>
         <w:keepNext w:val="0"/>
         <w:keepLines w:val="0"/>
         <w:pageBreakBefore w:val="0"/>
@@ -7872,21 +7911,21 @@
         <w:snapToGrid w:val="0"/>
         <w:textAlignment w:val="baseline"/>
       </w:pPr>
-      <w:bookmarkStart w:id="120" w:name="bookmark68"/>
+      <w:bookmarkStart w:id="119" w:name="bookmark68"/>
+      <w:bookmarkEnd w:id="119"/>
+      <w:bookmarkStart w:id="120" w:name="_Toc13299"/>
+      <w:bookmarkStart w:id="121" w:name="_Toc24113"/>
+      <w:bookmarkStart w:id="122" w:name="_Toc12619"/>
+      <w:r>
+        <w:t>人员管理</w:t>
+      </w:r>
       <w:bookmarkEnd w:id="120"/>
-      <w:bookmarkStart w:id="121" w:name="_Toc24113"/>
-      <w:bookmarkStart w:id="122" w:name="_Toc13299"/>
-      <w:bookmarkStart w:id="123" w:name="_Toc16976"/>
-      <w:r>
-        <w:t>人员管理</w:t>
-      </w:r>
       <w:bookmarkEnd w:id="121"/>
       <w:bookmarkEnd w:id="122"/>
-      <w:bookmarkEnd w:id="123"/>
-    </w:p>
-    <w:p>
-      <w:pPr>
-        <w:pStyle w:val="a"/>
+    </w:p>
+    <w:p>
+      <w:pPr>
+        <w:pStyle w:val="27"/>
         <w:bidi w:val="0"/>
       </w:pPr>
       <w:r>
@@ -7895,7 +7934,7 @@
     </w:p>
     <w:p>
       <w:pPr>
-        <w:pStyle w:val="a3"/>
+        <w:pStyle w:val="40"/>
         <w:numPr>
           <w:ilvl w:val="0"/>
           <w:numId w:val="19"/>
@@ -7908,7 +7947,7 @@
     </w:p>
     <w:p>
       <w:pPr>
-        <w:pStyle w:val="a3"/>
+        <w:pStyle w:val="40"/>
         <w:numPr>
           <w:ilvl w:val="0"/>
           <w:numId w:val="19"/>
@@ -7921,7 +7960,7 @@
     </w:p>
     <w:p>
       <w:pPr>
-        <w:pStyle w:val="a3"/>
+        <w:pStyle w:val="40"/>
         <w:numPr>
           <w:ilvl w:val="0"/>
           <w:numId w:val="19"/>
@@ -7934,7 +7973,7 @@
     </w:p>
     <w:p>
       <w:pPr>
-        <w:pStyle w:val="a3"/>
+        <w:pStyle w:val="40"/>
         <w:numPr>
           <w:ilvl w:val="0"/>
           <w:numId w:val="19"/>
@@ -7947,7 +7986,7 @@
     </w:p>
     <w:p>
       <w:pPr>
-        <w:pStyle w:val="a3"/>
+        <w:pStyle w:val="40"/>
         <w:numPr>
           <w:ilvl w:val="0"/>
           <w:numId w:val="19"/>
@@ -7960,7 +7999,7 @@
     </w:p>
     <w:p>
       <w:pPr>
-        <w:pStyle w:val="2"/>
+        <w:pStyle w:val="28"/>
         <w:keepNext w:val="0"/>
         <w:keepLines w:val="0"/>
         <w:pageBreakBefore w:val="0"/>
@@ -7976,19 +8015,19 @@
         <w:snapToGrid w:val="0"/>
         <w:textAlignment w:val="baseline"/>
       </w:pPr>
+      <w:bookmarkStart w:id="123" w:name="_Toc2523"/>
       <w:bookmarkStart w:id="124" w:name="_Toc32746"/>
-      <w:bookmarkStart w:id="125" w:name="_Toc2523"/>
-      <w:bookmarkStart w:id="126" w:name="_Toc14048"/>
+      <w:bookmarkStart w:id="125" w:name="_Toc8414"/>
       <w:r>
         <w:t>岗位结构</w:t>
       </w:r>
+      <w:bookmarkEnd w:id="123"/>
       <w:bookmarkEnd w:id="124"/>
       <w:bookmarkEnd w:id="125"/>
-      <w:bookmarkEnd w:id="126"/>
-    </w:p>
-    <w:p>
-      <w:pPr>
-        <w:pStyle w:val="a"/>
+    </w:p>
+    <w:p>
+      <w:pPr>
+        <w:pStyle w:val="27"/>
         <w:bidi w:val="0"/>
       </w:pPr>
       <w:r>
@@ -7997,7 +8036,7 @@
     </w:p>
     <w:p>
       <w:pPr>
-        <w:pStyle w:val="2"/>
+        <w:pStyle w:val="28"/>
         <w:keepNext w:val="0"/>
         <w:keepLines w:val="0"/>
         <w:pageBreakBefore w:val="0"/>
@@ -8013,15 +8052,15 @@
         <w:snapToGrid w:val="0"/>
         <w:textAlignment w:val="baseline"/>
       </w:pPr>
-      <w:bookmarkStart w:id="127" w:name="_Toc17180"/>
+      <w:bookmarkStart w:id="126" w:name="_Toc10287"/>
       <w:r>
         <w:t>知识</w:t>
       </w:r>
-      <w:bookmarkEnd w:id="127"/>
-    </w:p>
-    <w:p>
-      <w:pPr>
-        <w:pStyle w:val="a"/>
+      <w:bookmarkEnd w:id="126"/>
+    </w:p>
+    <w:p>
+      <w:pPr>
+        <w:pStyle w:val="27"/>
         <w:bidi w:val="0"/>
       </w:pPr>
       <w:r>
@@ -8050,7 +8089,7 @@
     </w:p>
     <w:p>
       <w:pPr>
-        <w:pStyle w:val="2"/>
+        <w:pStyle w:val="28"/>
         <w:keepNext w:val="0"/>
         <w:keepLines w:val="0"/>
         <w:pageBreakBefore w:val="0"/>
@@ -8066,19 +8105,19 @@
         <w:snapToGrid w:val="0"/>
         <w:textAlignment w:val="baseline"/>
       </w:pPr>
-      <w:bookmarkStart w:id="128" w:name="_Toc31635"/>
-      <w:bookmarkStart w:id="129" w:name="_Toc17225"/>
-      <w:bookmarkStart w:id="130" w:name="_Toc16979"/>
+      <w:bookmarkStart w:id="127" w:name="_Toc31635"/>
+      <w:bookmarkStart w:id="128" w:name="_Toc17225"/>
+      <w:bookmarkStart w:id="129" w:name="_Toc21070"/>
       <w:r>
         <w:t>技能</w:t>
       </w:r>
+      <w:bookmarkEnd w:id="127"/>
       <w:bookmarkEnd w:id="128"/>
       <w:bookmarkEnd w:id="129"/>
-      <w:bookmarkEnd w:id="130"/>
-    </w:p>
-    <w:p>
-      <w:pPr>
-        <w:pStyle w:val="a"/>
+    </w:p>
+    <w:p>
+      <w:pPr>
+        <w:pStyle w:val="27"/>
         <w:bidi w:val="0"/>
       </w:pPr>
       <w:r>
@@ -8087,7 +8126,7 @@
     </w:p>
     <w:p>
       <w:pPr>
-        <w:pStyle w:val="1"/>
+        <w:pStyle w:val="26"/>
         <w:keepNext w:val="0"/>
         <w:keepLines w:val="0"/>
         <w:pageBreakBefore w:val="0"/>
@@ -8103,19 +8142,19 @@
         <w:snapToGrid w:val="0"/>
         <w:textAlignment w:val="baseline"/>
       </w:pPr>
-      <w:bookmarkStart w:id="131" w:name="_Toc24458"/>
-      <w:bookmarkStart w:id="132" w:name="_Toc29831"/>
-      <w:bookmarkStart w:id="133" w:name="_Toc29663"/>
+      <w:bookmarkStart w:id="130" w:name="_Toc24458"/>
+      <w:bookmarkStart w:id="131" w:name="_Toc29831"/>
+      <w:bookmarkStart w:id="132" w:name="_Toc3377"/>
       <w:r>
         <w:t>资源</w:t>
       </w:r>
+      <w:bookmarkEnd w:id="130"/>
       <w:bookmarkEnd w:id="131"/>
       <w:bookmarkEnd w:id="132"/>
-      <w:bookmarkEnd w:id="133"/>
-    </w:p>
-    <w:p>
-      <w:pPr>
-        <w:pStyle w:val="2"/>
+    </w:p>
+    <w:p>
+      <w:pPr>
+        <w:pStyle w:val="28"/>
         <w:keepNext w:val="0"/>
         <w:keepLines w:val="0"/>
         <w:pageBreakBefore w:val="0"/>
@@ -8131,21 +8170,21 @@
         <w:snapToGrid w:val="0"/>
         <w:textAlignment w:val="baseline"/>
       </w:pPr>
-      <w:bookmarkStart w:id="134" w:name="bookmark69"/>
+      <w:bookmarkStart w:id="133" w:name="bookmark69"/>
+      <w:bookmarkEnd w:id="133"/>
+      <w:bookmarkStart w:id="134" w:name="_Toc1494"/>
+      <w:bookmarkStart w:id="135" w:name="_Toc16994"/>
+      <w:bookmarkStart w:id="136" w:name="_Toc1139"/>
+      <w:r>
+        <w:t>运行维护工具</w:t>
+      </w:r>
       <w:bookmarkEnd w:id="134"/>
-      <w:bookmarkStart w:id="135" w:name="_Toc1494"/>
-      <w:bookmarkStart w:id="136" w:name="_Toc16994"/>
-      <w:bookmarkStart w:id="137" w:name="_Toc16596"/>
-      <w:r>
-        <w:t>运行维护工具</w:t>
-      </w:r>
       <w:bookmarkEnd w:id="135"/>
       <w:bookmarkEnd w:id="136"/>
-      <w:bookmarkEnd w:id="137"/>
-    </w:p>
-    <w:p>
-      <w:pPr>
-        <w:pStyle w:val="a"/>
+    </w:p>
+    <w:p>
+      <w:pPr>
+        <w:pStyle w:val="27"/>
         <w:bidi w:val="0"/>
       </w:pPr>
       <w:r>
@@ -8154,7 +8193,7 @@
     </w:p>
     <w:p>
       <w:pPr>
-        <w:pStyle w:val="a"/>
+        <w:pStyle w:val="27"/>
         <w:bidi w:val="0"/>
       </w:pPr>
       <w:r>
@@ -8163,7 +8202,7 @@
     </w:p>
     <w:p>
       <w:pPr>
-        <w:pStyle w:val="a"/>
+        <w:pStyle w:val="27"/>
         <w:bidi w:val="0"/>
       </w:pPr>
       <w:r>
@@ -8172,7 +8211,7 @@
     </w:p>
     <w:p>
       <w:pPr>
-        <w:pStyle w:val="a"/>
+        <w:pStyle w:val="27"/>
         <w:bidi w:val="0"/>
       </w:pPr>
       <w:r>
@@ -8181,7 +8220,7 @@
     </w:p>
     <w:p>
       <w:pPr>
-        <w:pStyle w:val="2"/>
+        <w:pStyle w:val="28"/>
         <w:keepNext w:val="0"/>
         <w:keepLines w:val="0"/>
         <w:pageBreakBefore w:val="0"/>
@@ -8197,19 +8236,19 @@
         <w:snapToGrid w:val="0"/>
         <w:textAlignment w:val="baseline"/>
       </w:pPr>
-      <w:bookmarkStart w:id="138" w:name="_Toc1020"/>
-      <w:bookmarkStart w:id="139" w:name="_Toc29275"/>
-      <w:bookmarkStart w:id="140" w:name="_Toc10137"/>
+      <w:bookmarkStart w:id="137" w:name="_Toc1020"/>
+      <w:bookmarkStart w:id="138" w:name="_Toc29275"/>
+      <w:bookmarkStart w:id="139" w:name="_Toc27609"/>
       <w:r>
         <w:t>服务台</w:t>
       </w:r>
+      <w:bookmarkEnd w:id="137"/>
       <w:bookmarkEnd w:id="138"/>
       <w:bookmarkEnd w:id="139"/>
-      <w:bookmarkEnd w:id="140"/>
-    </w:p>
-    <w:p>
-      <w:pPr>
-        <w:pStyle w:val="a"/>
+    </w:p>
+    <w:p>
+      <w:pPr>
+        <w:pStyle w:val="27"/>
         <w:bidi w:val="0"/>
       </w:pPr>
       <w:r>
@@ -8218,7 +8257,7 @@
     </w:p>
     <w:p>
       <w:pPr>
-        <w:pStyle w:val="2"/>
+        <w:pStyle w:val="28"/>
         <w:keepNext w:val="0"/>
         <w:keepLines w:val="0"/>
         <w:pageBreakBefore w:val="0"/>
@@ -8238,9 +8277,9 @@
           <w:lang w:val="en-US" w:eastAsia="zh-CN"/>
         </w:rPr>
       </w:pPr>
+      <w:bookmarkStart w:id="140" w:name="_Toc30691"/>
       <w:bookmarkStart w:id="141" w:name="_Toc28671"/>
-      <w:bookmarkStart w:id="142" w:name="_Toc30691"/>
-      <w:bookmarkStart w:id="143" w:name="_Toc29457"/>
+      <w:bookmarkStart w:id="142" w:name="_Toc16214"/>
       <w:r>
         <w:rPr>
           <w:rFonts w:hint="eastAsia"/>
@@ -8248,13 +8287,13 @@
         </w:rPr>
         <w:t>服务知识</w:t>
       </w:r>
+      <w:bookmarkEnd w:id="140"/>
       <w:bookmarkEnd w:id="141"/>
       <w:bookmarkEnd w:id="142"/>
-      <w:bookmarkEnd w:id="143"/>
-    </w:p>
-    <w:p>
-      <w:pPr>
-        <w:pStyle w:val="a"/>
+    </w:p>
+    <w:p>
+      <w:pPr>
+        <w:pStyle w:val="27"/>
         <w:bidi w:val="0"/>
       </w:pPr>
       <w:r>
@@ -8263,7 +8302,7 @@
     </w:p>
     <w:p>
       <w:pPr>
-        <w:pStyle w:val="a"/>
+        <w:pStyle w:val="27"/>
         <w:bidi w:val="0"/>
       </w:pPr>
       <w:r>
@@ -8272,7 +8311,7 @@
     </w:p>
     <w:p>
       <w:pPr>
-        <w:pStyle w:val="2"/>
+        <w:pStyle w:val="28"/>
         <w:keepNext w:val="0"/>
         <w:keepLines w:val="0"/>
         <w:pageBreakBefore w:val="0"/>
@@ -8288,19 +8327,19 @@
         <w:snapToGrid w:val="0"/>
         <w:textAlignment w:val="baseline"/>
       </w:pPr>
-      <w:bookmarkStart w:id="144" w:name="_Toc892"/>
-      <w:bookmarkStart w:id="145" w:name="_Toc18729"/>
-      <w:bookmarkStart w:id="146" w:name="_Toc5950"/>
+      <w:bookmarkStart w:id="143" w:name="_Toc892"/>
+      <w:bookmarkStart w:id="144" w:name="_Toc18729"/>
+      <w:bookmarkStart w:id="145" w:name="_Toc5183"/>
       <w:r>
         <w:t>备件库</w:t>
       </w:r>
+      <w:bookmarkEnd w:id="143"/>
       <w:bookmarkEnd w:id="144"/>
       <w:bookmarkEnd w:id="145"/>
-      <w:bookmarkEnd w:id="146"/>
-    </w:p>
-    <w:p>
-      <w:pPr>
-        <w:pStyle w:val="a"/>
+    </w:p>
+    <w:p>
+      <w:pPr>
+        <w:pStyle w:val="27"/>
         <w:bidi w:val="0"/>
       </w:pPr>
       <w:r>
@@ -8309,7 +8348,7 @@
     </w:p>
     <w:p>
       <w:pPr>
-        <w:pStyle w:val="a"/>
+        <w:pStyle w:val="27"/>
         <w:bidi w:val="0"/>
       </w:pPr>
       <w:r>
@@ -8318,7 +8357,7 @@
     </w:p>
     <w:p>
       <w:pPr>
-        <w:pStyle w:val="2"/>
+        <w:pStyle w:val="28"/>
         <w:keepNext w:val="0"/>
         <w:keepLines w:val="0"/>
         <w:pageBreakBefore w:val="0"/>
@@ -8338,9 +8377,9 @@
           <w:lang w:val="en-US" w:eastAsia="zh-CN"/>
         </w:rPr>
       </w:pPr>
+      <w:bookmarkStart w:id="146" w:name="_Toc13939"/>
       <w:bookmarkStart w:id="147" w:name="_Toc13400"/>
-      <w:bookmarkStart w:id="148" w:name="_Toc13939"/>
-      <w:bookmarkStart w:id="149" w:name="_Toc17701"/>
+      <w:bookmarkStart w:id="148" w:name="_Toc8727"/>
       <w:r>
         <w:rPr>
           <w:rFonts w:hint="eastAsia"/>
@@ -8348,13 +8387,13 @@
         </w:rPr>
         <w:t>最终软件库</w:t>
       </w:r>
+      <w:bookmarkEnd w:id="146"/>
       <w:bookmarkEnd w:id="147"/>
       <w:bookmarkEnd w:id="148"/>
-      <w:bookmarkEnd w:id="149"/>
-    </w:p>
-    <w:p>
-      <w:pPr>
-        <w:pStyle w:val="a"/>
+    </w:p>
+    <w:p>
+      <w:pPr>
+        <w:pStyle w:val="27"/>
         <w:bidi w:val="0"/>
         <w:rPr>
           <w:rFonts w:hint="default"/>
@@ -8387,7 +8426,7 @@
     </w:p>
     <w:p>
       <w:pPr>
-        <w:pStyle w:val="2"/>
+        <w:pStyle w:val="28"/>
         <w:keepNext w:val="0"/>
         <w:keepLines w:val="0"/>
         <w:pageBreakBefore w:val="0"/>
@@ -8403,9 +8442,9 @@
         <w:snapToGrid w:val="0"/>
         <w:textAlignment w:val="baseline"/>
       </w:pPr>
-      <w:bookmarkStart w:id="150" w:name="_Toc2037"/>
-      <w:bookmarkStart w:id="151" w:name="_Toc14647"/>
-      <w:bookmarkStart w:id="152" w:name="_Toc8597"/>
+      <w:bookmarkStart w:id="149" w:name="_Toc2037"/>
+      <w:bookmarkStart w:id="150" w:name="_Toc14647"/>
+      <w:bookmarkStart w:id="151" w:name="_Toc8902"/>
       <w:r>
         <w:rPr>
           <w:rFonts w:hint="eastAsia"/>
@@ -8413,13 +8452,13 @@
         </w:rPr>
         <w:t>服务数据</w:t>
       </w:r>
+      <w:bookmarkEnd w:id="149"/>
       <w:bookmarkEnd w:id="150"/>
       <w:bookmarkEnd w:id="151"/>
-      <w:bookmarkEnd w:id="152"/>
-    </w:p>
-    <w:p>
-      <w:pPr>
-        <w:pStyle w:val="a"/>
+    </w:p>
+    <w:p>
+      <w:pPr>
+        <w:pStyle w:val="27"/>
         <w:bidi w:val="0"/>
         <w:rPr>
           <w:rFonts w:hint="eastAsia"/>
@@ -8436,7 +8475,7 @@
     </w:p>
     <w:p>
       <w:pPr>
-        <w:pStyle w:val="1"/>
+        <w:pStyle w:val="26"/>
         <w:keepNext w:val="0"/>
         <w:keepLines w:val="0"/>
         <w:pageBreakBefore w:val="0"/>
@@ -8452,19 +8491,19 @@
         <w:snapToGrid w:val="0"/>
         <w:textAlignment w:val="baseline"/>
       </w:pPr>
-      <w:bookmarkStart w:id="153" w:name="_Toc8719"/>
-      <w:bookmarkStart w:id="154" w:name="_Toc18209"/>
-      <w:bookmarkStart w:id="155" w:name="_Toc31115"/>
+      <w:bookmarkStart w:id="152" w:name="_Toc8719"/>
+      <w:bookmarkStart w:id="153" w:name="_Toc18209"/>
+      <w:bookmarkStart w:id="154" w:name="_Toc29253"/>
       <w:r>
         <w:t>技术</w:t>
       </w:r>
+      <w:bookmarkEnd w:id="152"/>
       <w:bookmarkEnd w:id="153"/>
       <w:bookmarkEnd w:id="154"/>
-      <w:bookmarkEnd w:id="155"/>
-    </w:p>
-    <w:p>
-      <w:pPr>
-        <w:pStyle w:val="2"/>
+    </w:p>
+    <w:p>
+      <w:pPr>
+        <w:pStyle w:val="28"/>
         <w:keepNext w:val="0"/>
         <w:keepLines w:val="0"/>
         <w:pageBreakBefore w:val="0"/>
@@ -8480,21 +8519,21 @@
         <w:snapToGrid w:val="0"/>
         <w:textAlignment w:val="baseline"/>
       </w:pPr>
-      <w:bookmarkStart w:id="156" w:name="bookmark70"/>
+      <w:bookmarkStart w:id="155" w:name="bookmark70"/>
+      <w:bookmarkEnd w:id="155"/>
+      <w:bookmarkStart w:id="156" w:name="_Toc22429"/>
+      <w:bookmarkStart w:id="157" w:name="_Toc24367"/>
+      <w:bookmarkStart w:id="158" w:name="_Toc24209"/>
+      <w:r>
+        <w:t>技术研发</w:t>
+      </w:r>
       <w:bookmarkEnd w:id="156"/>
-      <w:bookmarkStart w:id="157" w:name="_Toc22429"/>
-      <w:bookmarkStart w:id="158" w:name="_Toc24367"/>
-      <w:bookmarkStart w:id="159" w:name="_Toc2766"/>
-      <w:r>
-        <w:t>技术研发</w:t>
-      </w:r>
       <w:bookmarkEnd w:id="157"/>
       <w:bookmarkEnd w:id="158"/>
-      <w:bookmarkEnd w:id="159"/>
-    </w:p>
-    <w:p>
-      <w:pPr>
-        <w:pStyle w:val="a"/>
+    </w:p>
+    <w:p>
+      <w:pPr>
+        <w:pStyle w:val="27"/>
         <w:bidi w:val="0"/>
         <w:rPr>
           <w:rFonts w:hint="eastAsia"/>
@@ -8511,7 +8550,7 @@
     </w:p>
     <w:p>
       <w:pPr>
-        <w:pStyle w:val="a"/>
+        <w:pStyle w:val="27"/>
         <w:bidi w:val="0"/>
         <w:rPr>
           <w:rFonts w:hint="eastAsia"/>
@@ -8528,7 +8567,7 @@
     </w:p>
     <w:p>
       <w:pPr>
-        <w:pStyle w:val="2"/>
+        <w:pStyle w:val="28"/>
         <w:keepNext w:val="0"/>
         <w:keepLines w:val="0"/>
         <w:pageBreakBefore w:val="0"/>
@@ -8544,19 +8583,19 @@
         <w:snapToGrid w:val="0"/>
         <w:textAlignment w:val="baseline"/>
       </w:pPr>
-      <w:bookmarkStart w:id="160" w:name="_Toc1103"/>
-      <w:bookmarkStart w:id="161" w:name="_Toc9036"/>
-      <w:bookmarkStart w:id="162" w:name="_Toc10435"/>
+      <w:bookmarkStart w:id="159" w:name="_Toc1103"/>
+      <w:bookmarkStart w:id="160" w:name="_Toc9036"/>
+      <w:bookmarkStart w:id="161" w:name="_Toc23299"/>
       <w:r>
         <w:t>与发现问题、解决问题相关的技术</w:t>
       </w:r>
+      <w:bookmarkEnd w:id="159"/>
       <w:bookmarkEnd w:id="160"/>
       <w:bookmarkEnd w:id="161"/>
-      <w:bookmarkEnd w:id="162"/>
-    </w:p>
-    <w:p>
-      <w:pPr>
-        <w:pStyle w:val="a"/>
+    </w:p>
+    <w:p>
+      <w:pPr>
+        <w:pStyle w:val="27"/>
         <w:bidi w:val="0"/>
         <w:rPr>
           <w:rFonts w:hint="eastAsia"/>
@@ -8573,7 +8612,7 @@
     </w:p>
     <w:p>
       <w:pPr>
-        <w:pStyle w:val="a"/>
+        <w:pStyle w:val="27"/>
         <w:bidi w:val="0"/>
         <w:rPr>
           <w:rFonts w:hint="eastAsia"/>
@@ -8590,7 +8629,7 @@
     </w:p>
     <w:p>
       <w:pPr>
-        <w:pStyle w:val="1"/>
+        <w:pStyle w:val="26"/>
         <w:keepNext w:val="0"/>
         <w:keepLines w:val="0"/>
         <w:pageBreakBefore w:val="0"/>
@@ -8606,19 +8645,19 @@
         <w:snapToGrid w:val="0"/>
         <w:textAlignment w:val="baseline"/>
       </w:pPr>
+      <w:bookmarkStart w:id="162" w:name="_Toc21350"/>
       <w:bookmarkStart w:id="163" w:name="_Toc29957"/>
-      <w:bookmarkStart w:id="164" w:name="_Toc21350"/>
-      <w:bookmarkStart w:id="165" w:name="_Toc16917"/>
+      <w:bookmarkStart w:id="164" w:name="_Toc27803"/>
       <w:r>
         <w:t>过程</w:t>
       </w:r>
+      <w:bookmarkEnd w:id="162"/>
       <w:bookmarkEnd w:id="163"/>
       <w:bookmarkEnd w:id="164"/>
-      <w:bookmarkEnd w:id="165"/>
-    </w:p>
-    <w:p>
-      <w:pPr>
-        <w:pStyle w:val="2"/>
+    </w:p>
+    <w:p>
+      <w:pPr>
+        <w:pStyle w:val="28"/>
         <w:keepNext w:val="0"/>
         <w:keepLines w:val="0"/>
         <w:pageBreakBefore w:val="0"/>
@@ -8638,13 +8677,13 @@
           <w:lang w:val="en-US" w:eastAsia="zh-CN"/>
         </w:rPr>
       </w:pPr>
-      <w:bookmarkStart w:id="166" w:name="bookmark71"/>
-      <w:bookmarkEnd w:id="166"/>
+      <w:bookmarkStart w:id="165" w:name="bookmark71"/>
+      <w:bookmarkEnd w:id="165"/>
+      <w:bookmarkStart w:id="166" w:name="_Toc22773"/>
       <w:bookmarkStart w:id="167" w:name="_Toc17170"/>
-      <w:bookmarkStart w:id="168" w:name="_Toc22773"/>
-      <w:bookmarkStart w:id="169" w:name="_Toc9018"/>
+      <w:bookmarkStart w:id="168" w:name="_Toc568"/>
+      <w:bookmarkStart w:id="169" w:name="_Toc16659"/>
       <w:bookmarkStart w:id="170" w:name="_Toc19158"/>
-      <w:bookmarkStart w:id="171" w:name="_Toc16659"/>
       <w:r>
         <w:rPr>
           <w:rFonts w:hint="eastAsia"/>
@@ -8652,13 +8691,13 @@
         </w:rPr>
         <w:t>过程框架设计</w:t>
       </w:r>
+      <w:bookmarkEnd w:id="166"/>
       <w:bookmarkEnd w:id="167"/>
       <w:bookmarkEnd w:id="168"/>
-      <w:bookmarkEnd w:id="169"/>
-    </w:p>
-    <w:p>
-      <w:pPr>
-        <w:pStyle w:val="a"/>
+    </w:p>
+    <w:p>
+      <w:pPr>
+        <w:pStyle w:val="27"/>
         <w:bidi w:val="0"/>
         <w:rPr>
           <w:rFonts w:hint="eastAsia"/>
@@ -8675,7 +8714,7 @@
     </w:p>
     <w:p>
       <w:pPr>
-        <w:pStyle w:val="a"/>
+        <w:pStyle w:val="27"/>
         <w:bidi w:val="0"/>
         <w:rPr>
           <w:rFonts w:hint="eastAsia"/>
@@ -8692,7 +8731,7 @@
     </w:p>
     <w:p>
       <w:pPr>
-        <w:pStyle w:val="a"/>
+        <w:pStyle w:val="27"/>
         <w:bidi w:val="0"/>
         <w:rPr>
           <w:rFonts w:hint="eastAsia"/>
@@ -8709,7 +8748,7 @@
     </w:p>
     <w:p>
       <w:pPr>
-        <w:pStyle w:val="a"/>
+        <w:pStyle w:val="27"/>
         <w:bidi w:val="0"/>
         <w:rPr>
           <w:rFonts w:hint="eastAsia"/>
@@ -8726,7 +8765,7 @@
     </w:p>
     <w:p>
       <w:pPr>
-        <w:pStyle w:val="a"/>
+        <w:pStyle w:val="27"/>
         <w:bidi w:val="0"/>
         <w:rPr>
           <w:rFonts w:hint="default"/>
@@ -8743,7 +8782,7 @@
     </w:p>
     <w:p>
       <w:pPr>
-        <w:pStyle w:val="2"/>
+        <w:pStyle w:val="28"/>
         <w:keepNext w:val="0"/>
         <w:keepLines w:val="0"/>
         <w:pageBreakBefore w:val="0"/>
@@ -8759,17 +8798,17 @@
         <w:snapToGrid w:val="0"/>
         <w:textAlignment w:val="baseline"/>
       </w:pPr>
-      <w:bookmarkStart w:id="172" w:name="_Toc9324"/>
+      <w:bookmarkStart w:id="171" w:name="_Toc1184"/>
       <w:r>
         <w:t>服务级别管理</w:t>
       </w:r>
+      <w:bookmarkEnd w:id="169"/>
       <w:bookmarkEnd w:id="170"/>
       <w:bookmarkEnd w:id="171"/>
-      <w:bookmarkEnd w:id="172"/>
-    </w:p>
-    <w:p>
-      <w:pPr>
-        <w:pStyle w:val="a"/>
+    </w:p>
+    <w:p>
+      <w:pPr>
+        <w:pStyle w:val="27"/>
         <w:bidi w:val="0"/>
         <w:rPr>
           <w:rFonts w:hint="eastAsia"/>
@@ -8786,7 +8825,7 @@
     </w:p>
     <w:p>
       <w:pPr>
-        <w:pStyle w:val="a"/>
+        <w:pStyle w:val="27"/>
         <w:bidi w:val="0"/>
         <w:rPr>
           <w:rFonts w:hint="eastAsia"/>
@@ -8803,7 +8842,7 @@
     </w:p>
     <w:p>
       <w:pPr>
-        <w:pStyle w:val="a"/>
+        <w:pStyle w:val="27"/>
         <w:bidi w:val="0"/>
         <w:rPr>
           <w:rFonts w:hint="eastAsia"/>
@@ -8820,7 +8859,7 @@
     </w:p>
     <w:p>
       <w:pPr>
-        <w:pStyle w:val="2"/>
+        <w:pStyle w:val="28"/>
         <w:keepNext w:val="0"/>
         <w:keepLines w:val="0"/>
         <w:pageBreakBefore w:val="0"/>
@@ -8836,19 +8875,19 @@
         <w:snapToGrid w:val="0"/>
         <w:textAlignment w:val="baseline"/>
       </w:pPr>
+      <w:bookmarkStart w:id="172" w:name="_Toc14584"/>
       <w:bookmarkStart w:id="173" w:name="_Toc6093"/>
-      <w:bookmarkStart w:id="174" w:name="_Toc14584"/>
-      <w:bookmarkStart w:id="175" w:name="_Toc28451"/>
+      <w:bookmarkStart w:id="174" w:name="_Toc3166"/>
       <w:r>
         <w:t>服务报告</w:t>
       </w:r>
+      <w:bookmarkEnd w:id="172"/>
       <w:bookmarkEnd w:id="173"/>
       <w:bookmarkEnd w:id="174"/>
-      <w:bookmarkEnd w:id="175"/>
-    </w:p>
-    <w:p>
-      <w:pPr>
-        <w:pStyle w:val="a"/>
+    </w:p>
+    <w:p>
+      <w:pPr>
+        <w:pStyle w:val="27"/>
         <w:bidi w:val="0"/>
         <w:rPr>
           <w:rFonts w:hint="eastAsia"/>
@@ -8865,7 +8904,7 @@
     </w:p>
     <w:p>
       <w:pPr>
-        <w:pStyle w:val="a"/>
+        <w:pStyle w:val="27"/>
         <w:bidi w:val="0"/>
         <w:rPr>
           <w:rFonts w:hint="eastAsia"/>
@@ -8882,7 +8921,7 @@
     </w:p>
     <w:p>
       <w:pPr>
-        <w:pStyle w:val="a"/>
+        <w:pStyle w:val="27"/>
         <w:bidi w:val="0"/>
         <w:rPr>
           <w:rFonts w:hint="eastAsia"/>
@@ -8899,7 +8938,7 @@
     </w:p>
     <w:p>
       <w:pPr>
-        <w:pStyle w:val="2"/>
+        <w:pStyle w:val="28"/>
         <w:keepNext w:val="0"/>
         <w:keepLines w:val="0"/>
         <w:pageBreakBefore w:val="0"/>
@@ -8915,19 +8954,19 @@
         <w:snapToGrid w:val="0"/>
         <w:textAlignment w:val="baseline"/>
       </w:pPr>
-      <w:bookmarkStart w:id="176" w:name="_Toc10063"/>
-      <w:bookmarkStart w:id="177" w:name="_Toc10623"/>
-      <w:bookmarkStart w:id="178" w:name="_Toc12169"/>
+      <w:bookmarkStart w:id="175" w:name="_Toc10063"/>
+      <w:bookmarkStart w:id="176" w:name="_Toc10623"/>
+      <w:bookmarkStart w:id="177" w:name="_Toc32308"/>
       <w:r>
         <w:t>事件管理</w:t>
       </w:r>
+      <w:bookmarkEnd w:id="175"/>
       <w:bookmarkEnd w:id="176"/>
       <w:bookmarkEnd w:id="177"/>
-      <w:bookmarkEnd w:id="178"/>
-    </w:p>
-    <w:p>
-      <w:pPr>
-        <w:pStyle w:val="a"/>
+    </w:p>
+    <w:p>
+      <w:pPr>
+        <w:pStyle w:val="27"/>
         <w:bidi w:val="0"/>
         <w:rPr>
           <w:rFonts w:hint="eastAsia"/>
@@ -8944,7 +8983,7 @@
     </w:p>
     <w:p>
       <w:pPr>
-        <w:pStyle w:val="a"/>
+        <w:pStyle w:val="27"/>
         <w:bidi w:val="0"/>
         <w:rPr>
           <w:rFonts w:hint="eastAsia"/>
@@ -8961,7 +9000,7 @@
     </w:p>
     <w:p>
       <w:pPr>
-        <w:pStyle w:val="a"/>
+        <w:pStyle w:val="27"/>
         <w:bidi w:val="0"/>
         <w:rPr>
           <w:rFonts w:hint="eastAsia"/>
@@ -8978,7 +9017,7 @@
     </w:p>
     <w:p>
       <w:pPr>
-        <w:pStyle w:val="2"/>
+        <w:pStyle w:val="28"/>
         <w:keepNext w:val="0"/>
         <w:keepLines w:val="0"/>
         <w:pageBreakBefore w:val="0"/>
@@ -8994,19 +9033,19 @@
         <w:snapToGrid w:val="0"/>
         <w:textAlignment w:val="baseline"/>
       </w:pPr>
-      <w:bookmarkStart w:id="179" w:name="_Toc18965"/>
-      <w:bookmarkStart w:id="180" w:name="_Toc9450"/>
-      <w:bookmarkStart w:id="181" w:name="_Toc10854"/>
+      <w:bookmarkStart w:id="178" w:name="_Toc18965"/>
+      <w:bookmarkStart w:id="179" w:name="_Toc9450"/>
+      <w:bookmarkStart w:id="180" w:name="_Toc11181"/>
       <w:r>
         <w:t>问题管理</w:t>
       </w:r>
+      <w:bookmarkEnd w:id="178"/>
       <w:bookmarkEnd w:id="179"/>
       <w:bookmarkEnd w:id="180"/>
-      <w:bookmarkEnd w:id="181"/>
-    </w:p>
-    <w:p>
-      <w:pPr>
-        <w:pStyle w:val="a"/>
+    </w:p>
+    <w:p>
+      <w:pPr>
+        <w:pStyle w:val="27"/>
         <w:bidi w:val="0"/>
         <w:rPr>
           <w:rFonts w:hint="eastAsia"/>
@@ -9023,7 +9062,7 @@
     </w:p>
     <w:p>
       <w:pPr>
-        <w:pStyle w:val="a"/>
+        <w:pStyle w:val="27"/>
         <w:bidi w:val="0"/>
         <w:rPr>
           <w:rFonts w:hint="eastAsia"/>
@@ -9040,7 +9079,7 @@
     </w:p>
     <w:p>
       <w:pPr>
-        <w:pStyle w:val="a"/>
+        <w:pStyle w:val="27"/>
         <w:bidi w:val="0"/>
         <w:rPr>
           <w:rFonts w:hint="eastAsia"/>
@@ -9057,7 +9096,7 @@
     </w:p>
     <w:p>
       <w:pPr>
-        <w:pStyle w:val="2"/>
+        <w:pStyle w:val="28"/>
         <w:keepNext w:val="0"/>
         <w:keepLines w:val="0"/>
         <w:pageBreakBefore w:val="0"/>
@@ -9073,19 +9112,19 @@
         <w:snapToGrid w:val="0"/>
         <w:textAlignment w:val="baseline"/>
       </w:pPr>
-      <w:bookmarkStart w:id="182" w:name="_Toc6381"/>
-      <w:bookmarkStart w:id="183" w:name="_Toc17576"/>
-      <w:bookmarkStart w:id="184" w:name="_Toc27799"/>
+      <w:bookmarkStart w:id="181" w:name="_Toc6381"/>
+      <w:bookmarkStart w:id="182" w:name="_Toc17576"/>
+      <w:bookmarkStart w:id="183" w:name="_Toc32707"/>
       <w:r>
         <w:t>变更管理</w:t>
       </w:r>
+      <w:bookmarkEnd w:id="181"/>
       <w:bookmarkEnd w:id="182"/>
       <w:bookmarkEnd w:id="183"/>
-      <w:bookmarkEnd w:id="184"/>
-    </w:p>
-    <w:p>
-      <w:pPr>
-        <w:pStyle w:val="a"/>
+    </w:p>
+    <w:p>
+      <w:pPr>
+        <w:pStyle w:val="27"/>
         <w:bidi w:val="0"/>
         <w:rPr>
           <w:rFonts w:hint="eastAsia"/>
@@ -9102,7 +9141,7 @@
     </w:p>
     <w:p>
       <w:pPr>
-        <w:pStyle w:val="a"/>
+        <w:pStyle w:val="27"/>
         <w:bidi w:val="0"/>
         <w:rPr>
           <w:rFonts w:hint="eastAsia"/>
@@ -9119,7 +9158,7 @@
     </w:p>
     <w:p>
       <w:pPr>
-        <w:pStyle w:val="a"/>
+        <w:pStyle w:val="27"/>
         <w:bidi w:val="0"/>
         <w:rPr>
           <w:rFonts w:hint="eastAsia"/>
@@ -9136,7 +9175,7 @@
     </w:p>
     <w:p>
       <w:pPr>
-        <w:pStyle w:val="2"/>
+        <w:pStyle w:val="28"/>
         <w:keepNext w:val="0"/>
         <w:keepLines w:val="0"/>
         <w:pageBreakBefore w:val="0"/>
@@ -9152,19 +9191,19 @@
         <w:snapToGrid w:val="0"/>
         <w:textAlignment w:val="baseline"/>
       </w:pPr>
+      <w:bookmarkStart w:id="184" w:name="_Toc6430"/>
       <w:bookmarkStart w:id="185" w:name="_Toc5904"/>
-      <w:bookmarkStart w:id="186" w:name="_Toc6430"/>
-      <w:bookmarkStart w:id="187" w:name="_Toc6359"/>
+      <w:bookmarkStart w:id="186" w:name="_Toc32178"/>
       <w:r>
         <w:t>发布管理</w:t>
       </w:r>
+      <w:bookmarkEnd w:id="184"/>
       <w:bookmarkEnd w:id="185"/>
       <w:bookmarkEnd w:id="186"/>
-      <w:bookmarkEnd w:id="187"/>
-    </w:p>
-    <w:p>
-      <w:pPr>
-        <w:pStyle w:val="a"/>
+    </w:p>
+    <w:p>
+      <w:pPr>
+        <w:pStyle w:val="27"/>
         <w:bidi w:val="0"/>
         <w:rPr>
           <w:rFonts w:hint="eastAsia"/>
@@ -9181,7 +9220,7 @@
     </w:p>
     <w:p>
       <w:pPr>
-        <w:pStyle w:val="a"/>
+        <w:pStyle w:val="27"/>
         <w:bidi w:val="0"/>
         <w:rPr>
           <w:rFonts w:hint="eastAsia"/>
@@ -9198,7 +9237,7 @@
     </w:p>
     <w:p>
       <w:pPr>
-        <w:pStyle w:val="a"/>
+        <w:pStyle w:val="27"/>
         <w:bidi w:val="0"/>
         <w:rPr>
           <w:rFonts w:hint="eastAsia"/>
@@ -9215,7 +9254,7 @@
     </w:p>
     <w:p>
       <w:pPr>
-        <w:pStyle w:val="a"/>
+        <w:pStyle w:val="27"/>
         <w:bidi w:val="0"/>
         <w:rPr>
           <w:rFonts w:hint="eastAsia"/>
@@ -9232,7 +9271,7 @@
     </w:p>
     <w:p>
       <w:pPr>
-        <w:pStyle w:val="2"/>
+        <w:pStyle w:val="28"/>
         <w:keepNext w:val="0"/>
         <w:keepLines w:val="0"/>
         <w:pageBreakBefore w:val="0"/>
@@ -9248,19 +9287,19 @@
         <w:snapToGrid w:val="0"/>
         <w:textAlignment w:val="baseline"/>
       </w:pPr>
+      <w:bookmarkStart w:id="187" w:name="_Toc26881"/>
       <w:bookmarkStart w:id="188" w:name="_Toc12840"/>
-      <w:bookmarkStart w:id="189" w:name="_Toc26881"/>
-      <w:bookmarkStart w:id="190" w:name="_Toc23049"/>
+      <w:bookmarkStart w:id="189" w:name="_Toc9798"/>
       <w:r>
         <w:t>配置管理</w:t>
       </w:r>
+      <w:bookmarkEnd w:id="187"/>
       <w:bookmarkEnd w:id="188"/>
       <w:bookmarkEnd w:id="189"/>
-      <w:bookmarkEnd w:id="190"/>
-    </w:p>
-    <w:p>
-      <w:pPr>
-        <w:pStyle w:val="a"/>
+    </w:p>
+    <w:p>
+      <w:pPr>
+        <w:pStyle w:val="27"/>
         <w:bidi w:val="0"/>
         <w:rPr>
           <w:rFonts w:hint="eastAsia"/>
@@ -9277,16 +9316,16 @@
     </w:p>
     <w:p>
       <w:pPr>
-        <w:pStyle w:val="2"/>
+        <w:pStyle w:val="28"/>
         <w:bidi w:val="0"/>
         <w:rPr>
           <w:rFonts w:hint="default"/>
           <w:lang w:val="en-US" w:eastAsia="zh-CN"/>
         </w:rPr>
       </w:pPr>
-      <w:bookmarkStart w:id="191" w:name="_Toc11333"/>
-      <w:bookmarkStart w:id="192" w:name="_Toc22013"/>
-      <w:bookmarkStart w:id="193" w:name="_Toc10577"/>
+      <w:bookmarkStart w:id="190" w:name="_Toc11333"/>
+      <w:bookmarkStart w:id="191" w:name="_Toc22013"/>
+      <w:bookmarkStart w:id="192" w:name="_Toc21141"/>
       <w:r>
         <w:rPr>
           <w:rFonts w:hint="eastAsia"/>
@@ -9294,13 +9333,13 @@
         </w:rPr>
         <w:t>服务可用性和连续性</w:t>
       </w:r>
+      <w:bookmarkEnd w:id="190"/>
       <w:bookmarkEnd w:id="191"/>
       <w:bookmarkEnd w:id="192"/>
-      <w:bookmarkEnd w:id="193"/>
-    </w:p>
-    <w:p>
-      <w:pPr>
-        <w:pStyle w:val="a"/>
+    </w:p>
+    <w:p>
+      <w:pPr>
+        <w:pStyle w:val="27"/>
         <w:bidi w:val="0"/>
         <w:rPr>
           <w:rFonts w:hint="eastAsia"/>
@@ -9317,7 +9356,7 @@
     </w:p>
     <w:p>
       <w:pPr>
-        <w:pStyle w:val="a"/>
+        <w:pStyle w:val="27"/>
         <w:bidi w:val="0"/>
         <w:rPr>
           <w:rFonts w:hint="eastAsia"/>
@@ -9331,19 +9370,19 @@
         </w:rPr>
         <w:t>可用性管理的核心目标是最大化IT服务有效运行时间，确保服务在约定时间内可被正常访问和使用；连续性管理的核心目标是确保灾难事件后关键业务能在可接受的时间内恢复。</w:t>
       </w:r>
-      <w:bookmarkStart w:id="194" w:name="_Toc29601"/>
-      <w:bookmarkStart w:id="195" w:name="_Toc3884"/>
-    </w:p>
-    <w:p>
-      <w:pPr>
-        <w:pStyle w:val="2"/>
+      <w:bookmarkStart w:id="193" w:name="_Toc29601"/>
+      <w:bookmarkStart w:id="194" w:name="_Toc3884"/>
+    </w:p>
+    <w:p>
+      <w:pPr>
+        <w:pStyle w:val="28"/>
         <w:bidi w:val="0"/>
         <w:rPr>
           <w:rFonts w:hint="default"/>
           <w:lang w:val="en-US" w:eastAsia="zh-CN"/>
         </w:rPr>
       </w:pPr>
-      <w:bookmarkStart w:id="196" w:name="_Toc5333"/>
+      <w:bookmarkStart w:id="195" w:name="_Toc29685"/>
       <w:r>
         <w:rPr>
           <w:rFonts w:hint="eastAsia"/>
@@ -9351,8 +9390,10 @@
         </w:rPr>
         <w:t>容量管理</w:t>
       </w:r>
-      <w:bookmarkEnd w:id="196"/>
-    </w:p>
+      <w:bookmarkEnd w:id="195"/>
+    </w:p>
+    <w:bookmarkEnd w:id="193"/>
+    <w:bookmarkEnd w:id="194"/>
     <w:p>
       <w:pPr>
         <w:keepNext w:val="0"/>
@@ -9369,21 +9410,19 @@
         <w:adjustRightInd w:val="0"/>
         <w:snapToGrid w:val="0"/>
         <w:spacing w:line="360" w:lineRule="auto"/>
-        <w:ind w:left="0" w:firstLine="420" w:firstLineChars="200"/>
+        <w:ind w:left="0" w:firstLine="480" w:firstLineChars="200"/>
         <w:jc w:val="left"/>
         <w:textAlignment w:val="baseline"/>
         <w:rPr>
-          <w:rFonts w:ascii="宋体" w:eastAsia="宋体" w:hAnsi="宋体" w:cs="宋体" w:hint="eastAsia"/>
+          <w:rFonts w:hint="eastAsia" w:ascii="宋体" w:hAnsi="宋体" w:eastAsia="宋体" w:cs="宋体"/>
           <w:sz w:val="24"/>
           <w:szCs w:val="24"/>
           <w:lang w:val="en-US" w:eastAsia="zh-CN"/>
         </w:rPr>
       </w:pPr>
-      <w:bookmarkEnd w:id="194"/>
-      <w:bookmarkEnd w:id="195"/>
       <w:r>
         <w:rPr>
-          <w:rFonts w:ascii="宋体" w:eastAsia="宋体" w:hAnsi="宋体" w:cs="宋体" w:hint="eastAsia"/>
+          <w:rFonts w:hint="eastAsia" w:ascii="宋体" w:hAnsi="宋体" w:eastAsia="宋体" w:cs="宋体"/>
           <w:sz w:val="24"/>
           <w:szCs w:val="24"/>
           <w:lang w:val="en-US" w:eastAsia="zh-CN"/>
@@ -9407,11 +9446,11 @@
         <w:adjustRightInd w:val="0"/>
         <w:snapToGrid w:val="0"/>
         <w:spacing w:line="360" w:lineRule="auto"/>
-        <w:ind w:left="0" w:firstLine="420" w:firstLineChars="200"/>
+        <w:ind w:left="0" w:firstLine="480" w:firstLineChars="200"/>
         <w:jc w:val="left"/>
         <w:textAlignment w:val="baseline"/>
         <w:rPr>
-          <w:rFonts w:ascii="宋体" w:eastAsia="宋体" w:hAnsi="宋体" w:cs="宋体" w:hint="eastAsia"/>
+          <w:rFonts w:hint="eastAsia" w:ascii="宋体" w:hAnsi="宋体" w:eastAsia="宋体" w:cs="宋体"/>
           <w:sz w:val="24"/>
           <w:szCs w:val="24"/>
           <w:lang w:val="en-US" w:eastAsia="zh-CN"/>
@@ -9419,7 +9458,7 @@
       </w:pPr>
       <w:r>
         <w:rPr>
-          <w:rFonts w:ascii="宋体" w:eastAsia="宋体" w:hAnsi="宋体" w:cs="宋体" w:hint="eastAsia"/>
+          <w:rFonts w:hint="eastAsia" w:ascii="宋体" w:hAnsi="宋体" w:eastAsia="宋体" w:cs="宋体"/>
           <w:sz w:val="24"/>
           <w:szCs w:val="24"/>
           <w:lang w:val="en-US" w:eastAsia="zh-CN"/>
@@ -9447,11 +9486,11 @@
         <w:adjustRightInd w:val="0"/>
         <w:snapToGrid w:val="0"/>
         <w:spacing w:line="360" w:lineRule="auto"/>
-        <w:ind w:left="425" w:hanging="425" w:leftChars="0" w:firstLineChars="0"/>
+        <w:ind w:left="425" w:leftChars="0" w:hanging="425" w:firstLineChars="0"/>
         <w:jc w:val="left"/>
         <w:textAlignment w:val="baseline"/>
         <w:rPr>
-          <w:rFonts w:ascii="宋体" w:eastAsia="宋体" w:hAnsi="宋体" w:cs="宋体" w:hint="eastAsia"/>
+          <w:rFonts w:hint="eastAsia" w:ascii="宋体" w:hAnsi="宋体" w:eastAsia="宋体" w:cs="宋体"/>
           <w:sz w:val="24"/>
           <w:szCs w:val="24"/>
           <w:lang w:val="en-US" w:eastAsia="zh-CN"/>
@@ -9459,7 +9498,7 @@
       </w:pPr>
       <w:r>
         <w:rPr>
-          <w:rFonts w:ascii="宋体" w:eastAsia="宋体" w:hAnsi="宋体" w:cs="宋体" w:hint="eastAsia"/>
+          <w:rFonts w:hint="eastAsia" w:ascii="宋体" w:hAnsi="宋体" w:eastAsia="宋体" w:cs="宋体"/>
           <w:sz w:val="24"/>
           <w:szCs w:val="24"/>
           <w:lang w:val="en-US" w:eastAsia="zh-CN"/>
@@ -9491,7 +9530,7 @@
         <w:jc w:val="left"/>
         <w:textAlignment w:val="baseline"/>
         <w:rPr>
-          <w:rFonts w:ascii="宋体" w:eastAsia="宋体" w:hAnsi="宋体" w:cs="宋体" w:hint="default"/>
+          <w:rFonts w:hint="default" w:ascii="宋体" w:hAnsi="宋体" w:eastAsia="宋体" w:cs="宋体"/>
           <w:sz w:val="24"/>
           <w:szCs w:val="24"/>
           <w:lang w:val="en-US" w:eastAsia="zh-CN"/>
@@ -9499,7 +9538,7 @@
       </w:pPr>
       <w:r>
         <w:rPr>
-          <w:rFonts w:ascii="宋体" w:eastAsia="宋体" w:hAnsi="宋体" w:cs="宋体" w:hint="eastAsia"/>
+          <w:rFonts w:hint="eastAsia" w:ascii="宋体" w:hAnsi="宋体" w:eastAsia="宋体" w:cs="宋体"/>
           <w:sz w:val="24"/>
           <w:szCs w:val="24"/>
           <w:lang w:val="en-US" w:eastAsia="zh-CN"/>
@@ -9527,11 +9566,11 @@
         <w:adjustRightInd w:val="0"/>
         <w:snapToGrid w:val="0"/>
         <w:spacing w:line="360" w:lineRule="auto"/>
-        <w:ind w:left="425" w:hanging="425" w:leftChars="0" w:firstLineChars="0"/>
+        <w:ind w:left="425" w:leftChars="0" w:hanging="425" w:firstLineChars="0"/>
         <w:jc w:val="left"/>
         <w:textAlignment w:val="baseline"/>
         <w:rPr>
-          <w:rFonts w:ascii="宋体" w:eastAsia="宋体" w:hAnsi="宋体" w:cs="宋体" w:hint="default"/>
+          <w:rFonts w:hint="default" w:ascii="宋体" w:hAnsi="宋体" w:eastAsia="宋体" w:cs="宋体"/>
           <w:sz w:val="24"/>
           <w:szCs w:val="24"/>
           <w:lang w:val="en-US" w:eastAsia="zh-CN"/>
@@ -9539,7 +9578,7 @@
       </w:pPr>
       <w:r>
         <w:rPr>
-          <w:rFonts w:ascii="宋体" w:eastAsia="宋体" w:hAnsi="宋体" w:cs="宋体" w:hint="eastAsia"/>
+          <w:rFonts w:hint="eastAsia" w:ascii="宋体" w:hAnsi="宋体" w:eastAsia="宋体" w:cs="宋体"/>
           <w:sz w:val="24"/>
           <w:szCs w:val="24"/>
           <w:lang w:val="en-US" w:eastAsia="zh-CN"/>
@@ -9571,7 +9610,7 @@
         <w:jc w:val="left"/>
         <w:textAlignment w:val="baseline"/>
         <w:rPr>
-          <w:rFonts w:ascii="宋体" w:eastAsia="宋体" w:hAnsi="宋体" w:cs="宋体" w:hint="default"/>
+          <w:rFonts w:hint="default" w:ascii="宋体" w:hAnsi="宋体" w:eastAsia="宋体" w:cs="宋体"/>
           <w:sz w:val="24"/>
           <w:szCs w:val="24"/>
           <w:lang w:val="en-US" w:eastAsia="zh-CN"/>
@@ -9579,7 +9618,7 @@
       </w:pPr>
       <w:r>
         <w:rPr>
-          <w:rFonts w:ascii="宋体" w:eastAsia="宋体" w:hAnsi="宋体" w:cs="宋体" w:hint="eastAsia"/>
+          <w:rFonts w:hint="eastAsia" w:ascii="宋体" w:hAnsi="宋体" w:eastAsia="宋体" w:cs="宋体"/>
           <w:sz w:val="24"/>
           <w:szCs w:val="24"/>
           <w:lang w:val="en-US" w:eastAsia="zh-CN"/>
@@ -9607,11 +9646,11 @@
         <w:adjustRightInd w:val="0"/>
         <w:snapToGrid w:val="0"/>
         <w:spacing w:line="360" w:lineRule="auto"/>
-        <w:ind w:left="425" w:hanging="425" w:leftChars="0" w:firstLineChars="0"/>
+        <w:ind w:left="425" w:leftChars="0" w:hanging="425" w:firstLineChars="0"/>
         <w:jc w:val="left"/>
         <w:textAlignment w:val="baseline"/>
         <w:rPr>
-          <w:rFonts w:ascii="宋体" w:eastAsia="宋体" w:hAnsi="宋体" w:cs="宋体" w:hint="default"/>
+          <w:rFonts w:hint="default" w:ascii="宋体" w:hAnsi="宋体" w:eastAsia="宋体" w:cs="宋体"/>
           <w:sz w:val="24"/>
           <w:szCs w:val="24"/>
           <w:lang w:val="en-US" w:eastAsia="zh-CN"/>
@@ -9619,7 +9658,7 @@
       </w:pPr>
       <w:r>
         <w:rPr>
-          <w:rFonts w:ascii="宋体" w:eastAsia="宋体" w:hAnsi="宋体" w:cs="宋体" w:hint="eastAsia"/>
+          <w:rFonts w:hint="eastAsia" w:ascii="宋体" w:hAnsi="宋体" w:eastAsia="宋体" w:cs="宋体"/>
           <w:sz w:val="24"/>
           <w:szCs w:val="24"/>
           <w:lang w:val="en-US" w:eastAsia="zh-CN"/>
@@ -9651,7 +9690,7 @@
         <w:jc w:val="left"/>
         <w:textAlignment w:val="baseline"/>
         <w:rPr>
-          <w:rFonts w:ascii="宋体" w:eastAsia="宋体" w:hAnsi="宋体" w:cs="宋体" w:hint="default"/>
+          <w:rFonts w:hint="default" w:ascii="宋体" w:hAnsi="宋体" w:eastAsia="宋体" w:cs="宋体"/>
           <w:sz w:val="24"/>
           <w:szCs w:val="24"/>
           <w:lang w:val="en-US" w:eastAsia="zh-CN"/>
@@ -9659,7 +9698,7 @@
       </w:pPr>
       <w:r>
         <w:rPr>
-          <w:rFonts w:ascii="宋体" w:eastAsia="宋体" w:hAnsi="宋体" w:cs="宋体" w:hint="eastAsia"/>
+          <w:rFonts w:hint="eastAsia" w:ascii="宋体" w:hAnsi="宋体" w:eastAsia="宋体" w:cs="宋体"/>
           <w:sz w:val="24"/>
           <w:szCs w:val="24"/>
           <w:lang w:val="en-US" w:eastAsia="zh-CN"/>
@@ -9669,22 +9708,22 @@
     </w:p>
     <w:p>
       <w:pPr>
-        <w:pStyle w:val="2"/>
-        <w:bidi w:val="0"/>
-      </w:pPr>
+        <w:pStyle w:val="28"/>
+        <w:bidi w:val="0"/>
+      </w:pPr>
+      <w:bookmarkStart w:id="196" w:name="_Toc11132"/>
       <w:bookmarkStart w:id="197" w:name="_Toc29548"/>
-      <w:bookmarkStart w:id="198" w:name="_Toc11132"/>
-      <w:bookmarkStart w:id="199" w:name="_Toc20578"/>
+      <w:bookmarkStart w:id="198" w:name="_Toc5021"/>
       <w:r>
         <w:t>信息安全管理</w:t>
       </w:r>
+      <w:bookmarkEnd w:id="196"/>
       <w:bookmarkEnd w:id="197"/>
       <w:bookmarkEnd w:id="198"/>
-      <w:bookmarkEnd w:id="199"/>
-    </w:p>
-    <w:p>
-      <w:pPr>
-        <w:pStyle w:val="a"/>
+    </w:p>
+    <w:p>
+      <w:pPr>
+        <w:pStyle w:val="27"/>
         <w:bidi w:val="0"/>
         <w:rPr>
           <w:rFonts w:hint="eastAsia"/>
@@ -9701,7 +9740,7 @@
     </w:p>
     <w:p>
       <w:pPr>
-        <w:pStyle w:val="a"/>
+        <w:pStyle w:val="27"/>
         <w:bidi w:val="0"/>
         <w:rPr>
           <w:rFonts w:hint="eastAsia"/>
@@ -9736,7 +9775,7 @@
         <w:jc w:val="both"/>
         <w:textAlignment w:val="baseline"/>
         <w:rPr>
-          <w:rFonts w:ascii="宋体" w:eastAsia="宋体" w:hAnsi="宋体" w:cs="宋体" w:hint="default"/>
+          <w:rFonts w:hint="default" w:ascii="宋体" w:hAnsi="宋体" w:eastAsia="宋体" w:cs="宋体"/>
           <w:spacing w:val="-5"/>
           <w:sz w:val="24"/>
           <w:szCs w:val="24"/>
@@ -9745,23 +9784,48 @@
       </w:pPr>
     </w:p>
     <w:sectPr>
-      <w:footerReference w:type="default" r:id="rId4"/>
+      <w:footerReference r:id="rId5" w:type="default"/>
       <w:pgSz w:w="11906" w:h="16839"/>
       <w:pgMar w:top="1431" w:right="1740" w:bottom="1375" w:left="1785" w:header="0" w:footer="1211" w:gutter="0"/>
-      <w:cols w:num="1" w:space="720"/>
+      <w:cols w:space="720" w:num="1"/>
     </w:sectPr>
   </w:body>
 </w:document>
 </file>
 
+<file path=word/endnotes.xml><?xml version="1.0" encoding="utf-8"?>
+<w:endnotes xmlns:wpc="http://schemas.microsoft.com/office/word/2010/wordprocessingCanvas" xmlns:mc="http://schemas.openxmlformats.org/markup-compatibility/2006" xmlns:o="urn:schemas-microsoft-com:office:office" xmlns:r="http://schemas.openxmlformats.org/officeDocument/2006/relationships" xmlns:m="http://schemas.openxmlformats.org/officeDocument/2006/math" xmlns:v="urn:schemas-microsoft-com:vml" xmlns:wp14="http://schemas.microsoft.com/office/word/2010/wordprocessingDrawing" xmlns:wp="http://schemas.openxmlformats.org/drawingml/2006/wordprocessingDrawing" xmlns:w="http://schemas.openxmlformats.org/wordprocessingml/2006/main" xmlns:w14="http://schemas.microsoft.com/office/word/2010/wordml" xmlns:w15="http://schemas.microsoft.com/office/word/2012/wordml" xmlns:w10="urn:schemas-microsoft-com:office:word" xmlns:wpg="http://schemas.microsoft.com/office/word/2010/wordprocessingGroup" xmlns:wpi="http://schemas.microsoft.com/office/word/2010/wordprocessingInk" xmlns:wne="http://schemas.microsoft.com/office/word/2006/wordml" xmlns:wps="http://schemas.microsoft.com/office/word/2010/wordprocessingShape" xmlns:wpsCustomData="http://www.wps.cn/officeDocument/2013/wpsCustomData" mc:Ignorable="w14 w15 wp14">
+  <w:endnote w:type="separator" w:id="0">
+    <w:p>
+      <w:pPr>
+        <w:spacing w:line="240" w:lineRule="auto"/>
+      </w:pPr>
+      <w:r>
+        <w:separator/>
+      </w:r>
+    </w:p>
+  </w:endnote>
+  <w:endnote w:type="continuationSeparator" w:id="1">
+    <w:p>
+      <w:pPr>
+        <w:spacing w:line="240" w:lineRule="auto"/>
+      </w:pPr>
+      <w:r>
+        <w:continuationSeparator/>
+      </w:r>
+    </w:p>
+  </w:endnote>
+</w:endnotes>
+</file>
+
 <file path=word/footer1.xml><?xml version="1.0" encoding="utf-8"?>
-<w:ftr xmlns:wpc="http://schemas.microsoft.com/office/word/2010/wordprocessingCanvas" xmlns:mc="http://schemas.openxmlformats.org/markup-compatibility/2006" xmlns:o="urn:schemas-microsoft-com:office:office" xmlns:r="http://schemas.openxmlformats.org/officeDocument/2006/relationships" xmlns:m="http://schemas.openxmlformats.org/officeDocument/2006/math" xmlns:v="urn:schemas-microsoft-com:vml" xmlns:wp14="http://schemas.microsoft.com/office/word/2010/wordprocessingDrawing" xmlns:wp="http://schemas.openxmlformats.org/drawingml/2006/wordprocessingDrawing" xmlns:w10="urn:schemas-microsoft-com:office:word" xmlns:w="http://schemas.openxmlformats.org/wordprocessingml/2006/main" xmlns:w14="http://schemas.microsoft.com/office/word/2010/wordml" xmlns:w15="http://schemas.microsoft.com/office/word/2012/wordml" xmlns:wne="http://schemas.microsoft.com/office/word/2006/wordml" xmlns:wpg="http://schemas.microsoft.com/office/word/2010/wordprocessingGroup" xmlns:wpi="http://schemas.microsoft.com/office/word/2010/wordprocessingInk" xmlns:wps="http://schemas.microsoft.com/office/word/2010/wordprocessingShape" mc:Ignorable="w14 w15 wp14">
+<w:ftr xmlns:wpc="http://schemas.microsoft.com/office/word/2010/wordprocessingCanvas" xmlns:mc="http://schemas.openxmlformats.org/markup-compatibility/2006" xmlns:o="urn:schemas-microsoft-com:office:office" xmlns:r="http://schemas.openxmlformats.org/officeDocument/2006/relationships" xmlns:m="http://schemas.openxmlformats.org/officeDocument/2006/math" xmlns:v="urn:schemas-microsoft-com:vml" xmlns:wp14="http://schemas.microsoft.com/office/word/2010/wordprocessingDrawing" xmlns:wp="http://schemas.openxmlformats.org/drawingml/2006/wordprocessingDrawing" xmlns:w10="urn:schemas-microsoft-com:office:word" xmlns:w="http://schemas.openxmlformats.org/wordprocessingml/2006/main" xmlns:w14="http://schemas.microsoft.com/office/word/2010/wordml" xmlns:w15="http://schemas.microsoft.com/office/word/2012/wordml" xmlns:wpg="http://schemas.microsoft.com/office/word/2010/wordprocessingGroup" xmlns:wpi="http://schemas.microsoft.com/office/word/2010/wordprocessingInk" xmlns:wne="http://schemas.microsoft.com/office/word/2006/wordml" xmlns:wps="http://schemas.microsoft.com/office/word/2010/wordprocessingShape" xmlns:wpsCustomData="http://www.wps.cn/officeDocument/2013/wpsCustomData" mc:Ignorable="w14 w15 wp14">
   <w:p>
     <w:pPr>
       <w:spacing w:line="167" w:lineRule="auto"/>
       <w:ind w:left="4091"/>
       <w:rPr>
-        <w:rFonts w:ascii="Calibri" w:eastAsia="Calibri" w:hAnsi="Calibri" w:cs="Calibri"/>
+        <w:rFonts w:ascii="Calibri" w:hAnsi="Calibri" w:eastAsia="Calibri" w:cs="Calibri"/>
         <w:sz w:val="18"/>
         <w:szCs w:val="18"/>
       </w:rPr>
@@ -9770,13 +9834,38 @@
 </w:ftr>
 </file>
 
+<file path=word/footnotes.xml><?xml version="1.0" encoding="utf-8"?>
+<w:footnotes xmlns:wpc="http://schemas.microsoft.com/office/word/2010/wordprocessingCanvas" xmlns:mc="http://schemas.openxmlformats.org/markup-compatibility/2006" xmlns:o="urn:schemas-microsoft-com:office:office" xmlns:r="http://schemas.openxmlformats.org/officeDocument/2006/relationships" xmlns:m="http://schemas.openxmlformats.org/officeDocument/2006/math" xmlns:v="urn:schemas-microsoft-com:vml" xmlns:wp14="http://schemas.microsoft.com/office/word/2010/wordprocessingDrawing" xmlns:wp="http://schemas.openxmlformats.org/drawingml/2006/wordprocessingDrawing" xmlns:w="http://schemas.openxmlformats.org/wordprocessingml/2006/main" xmlns:w14="http://schemas.microsoft.com/office/word/2010/wordml" xmlns:w15="http://schemas.microsoft.com/office/word/2012/wordml" xmlns:w10="urn:schemas-microsoft-com:office:word" xmlns:wpg="http://schemas.microsoft.com/office/word/2010/wordprocessingGroup" xmlns:wpi="http://schemas.microsoft.com/office/word/2010/wordprocessingInk" xmlns:wne="http://schemas.microsoft.com/office/word/2006/wordml" xmlns:wps="http://schemas.microsoft.com/office/word/2010/wordprocessingShape" xmlns:wpsCustomData="http://www.wps.cn/officeDocument/2013/wpsCustomData" mc:Ignorable="w14 w15 wp14">
+  <w:footnote w:type="separator" w:id="0">
+    <w:p>
+      <w:pPr>
+        <w:spacing w:line="360" w:lineRule="auto"/>
+      </w:pPr>
+      <w:r>
+        <w:separator/>
+      </w:r>
+    </w:p>
+  </w:footnote>
+  <w:footnote w:type="continuationSeparator" w:id="1">
+    <w:p>
+      <w:pPr>
+        <w:spacing w:line="360" w:lineRule="auto"/>
+      </w:pPr>
+      <w:r>
+        <w:continuationSeparator/>
+      </w:r>
+    </w:p>
+  </w:footnote>
+</w:footnotes>
+</file>
+
 <file path=word/numbering.xml><?xml version="1.0" encoding="utf-8"?>
-<w:numbering xmlns:wpc="http://schemas.microsoft.com/office/word/2010/wordprocessingCanvas" xmlns:mc="http://schemas.openxmlformats.org/markup-compatibility/2006" xmlns:o="urn:schemas-microsoft-com:office:office" xmlns:r="http://schemas.openxmlformats.org/officeDocument/2006/relationships" xmlns:m="http://schemas.openxmlformats.org/officeDocument/2006/math" xmlns:v="urn:schemas-microsoft-com:vml" xmlns:wp14="http://schemas.microsoft.com/office/word/2010/wordprocessingDrawing" xmlns:wp="http://schemas.openxmlformats.org/drawingml/2006/wordprocessingDrawing" xmlns:w10="urn:schemas-microsoft-com:office:word" xmlns:w="http://schemas.openxmlformats.org/wordprocessingml/2006/main" xmlns:w14="http://schemas.microsoft.com/office/word/2010/wordml" xmlns:w15="http://schemas.microsoft.com/office/word/2012/wordml" xmlns:wne="http://schemas.microsoft.com/office/word/2006/wordml" xmlns:wpg="http://schemas.microsoft.com/office/word/2010/wordprocessingGroup" xmlns:wpi="http://schemas.microsoft.com/office/word/2010/wordprocessingInk" xmlns:wps="http://schemas.microsoft.com/office/word/2010/wordprocessingShape" mc:Ignorable="w14 w15 wp14">
+<w:numbering xmlns:wpc="http://schemas.microsoft.com/office/word/2010/wordprocessingCanvas" xmlns:mc="http://schemas.openxmlformats.org/markup-compatibility/2006" xmlns:o="urn:schemas-microsoft-com:office:office" xmlns:r="http://schemas.openxmlformats.org/officeDocument/2006/relationships" xmlns:m="http://schemas.openxmlformats.org/officeDocument/2006/math" xmlns:v="urn:schemas-microsoft-com:vml" xmlns:wp14="http://schemas.microsoft.com/office/word/2010/wordprocessingDrawing" xmlns:wp="http://schemas.openxmlformats.org/drawingml/2006/wordprocessingDrawing" xmlns:w10="urn:schemas-microsoft-com:office:word" xmlns:w="http://schemas.openxmlformats.org/wordprocessingml/2006/main" xmlns:w14="http://schemas.microsoft.com/office/word/2010/wordml" xmlns:wpg="http://schemas.microsoft.com/office/word/2010/wordprocessingGroup" xmlns:wpi="http://schemas.microsoft.com/office/word/2010/wordprocessingInk" xmlns:wne="http://schemas.microsoft.com/office/word/2006/wordml" xmlns:wps="http://schemas.microsoft.com/office/word/2010/wordprocessingShape" xmlns:wpsCustomData="http://www.wps.cn/officeDocument/2013/wpsCustomData" mc:Ignorable="w14 wp14">
   <w:abstractNum w:abstractNumId="0">
     <w:nsid w:val="8602C3E7"/>
     <w:multiLevelType w:val="singleLevel"/>
     <w:tmpl w:val="8602C3E7"/>
-    <w:lvl w:ilvl="0">
+    <w:lvl w:ilvl="0" w:tentative="0">
       <w:start w:val="1"/>
       <w:numFmt w:val="decimal"/>
       <w:lvlText w:val="(%1)"/>
@@ -9793,10 +9882,10 @@
     <w:nsid w:val="8E964DCE"/>
     <w:multiLevelType w:val="multilevel"/>
     <w:tmpl w:val="8E964DCE"/>
-    <w:lvl w:ilvl="0">
+    <w:lvl w:ilvl="0" w:tentative="0">
       <w:start w:val="1"/>
       <w:numFmt w:val="decimal"/>
-      <w:pStyle w:val="Heading1"/>
+      <w:pStyle w:val="2"/>
       <w:lvlText w:val="%1."/>
       <w:lvlJc w:val="left"/>
       <w:pPr>
@@ -9806,10 +9895,10 @@
         <w:rFonts w:hint="default"/>
       </w:rPr>
     </w:lvl>
-    <w:lvl w:ilvl="1">
+    <w:lvl w:ilvl="1" w:tentative="0">
       <w:start w:val="1"/>
       <w:numFmt w:val="decimal"/>
-      <w:pStyle w:val="Heading2"/>
+      <w:pStyle w:val="3"/>
       <w:lvlText w:val="%1.%2."/>
       <w:lvlJc w:val="left"/>
       <w:pPr>
@@ -9819,10 +9908,10 @@
         <w:rFonts w:hint="default"/>
       </w:rPr>
     </w:lvl>
-    <w:lvl w:ilvl="2">
+    <w:lvl w:ilvl="2" w:tentative="0">
       <w:start w:val="1"/>
       <w:numFmt w:val="decimal"/>
-      <w:pStyle w:val="Heading3"/>
+      <w:pStyle w:val="4"/>
       <w:lvlText w:val="%1.%2.%3."/>
       <w:lvlJc w:val="left"/>
       <w:pPr>
@@ -9832,10 +9921,10 @@
         <w:rFonts w:hint="default"/>
       </w:rPr>
     </w:lvl>
-    <w:lvl w:ilvl="3">
+    <w:lvl w:ilvl="3" w:tentative="0">
       <w:start w:val="1"/>
       <w:numFmt w:val="decimal"/>
-      <w:pStyle w:val="Heading4"/>
+      <w:pStyle w:val="5"/>
       <w:lvlText w:val="%1.%2.%3.%4."/>
       <w:lvlJc w:val="left"/>
       <w:pPr>
@@ -9845,10 +9934,10 @@
         <w:rFonts w:hint="default"/>
       </w:rPr>
     </w:lvl>
-    <w:lvl w:ilvl="4">
+    <w:lvl w:ilvl="4" w:tentative="0">
       <w:start w:val="1"/>
       <w:numFmt w:val="decimal"/>
-      <w:pStyle w:val="Heading5"/>
+      <w:pStyle w:val="6"/>
       <w:lvlText w:val="%1.%2.%3.%4.%5."/>
       <w:lvlJc w:val="left"/>
       <w:pPr>
@@ -9858,10 +9947,10 @@
         <w:rFonts w:hint="default"/>
       </w:rPr>
     </w:lvl>
-    <w:lvl w:ilvl="5">
+    <w:lvl w:ilvl="5" w:tentative="0">
       <w:start w:val="1"/>
       <w:numFmt w:val="decimal"/>
-      <w:pStyle w:val="Heading6"/>
+      <w:pStyle w:val="7"/>
       <w:lvlText w:val="%1.%2.%3.%4.%5.%6."/>
       <w:lvlJc w:val="left"/>
       <w:pPr>
@@ -9871,10 +9960,10 @@
         <w:rFonts w:hint="default"/>
       </w:rPr>
     </w:lvl>
-    <w:lvl w:ilvl="6">
+    <w:lvl w:ilvl="6" w:tentative="0">
       <w:start w:val="1"/>
       <w:numFmt w:val="decimal"/>
-      <w:pStyle w:val="Heading7"/>
+      <w:pStyle w:val="8"/>
       <w:lvlText w:val="%1.%2.%3.%4.%5.%6.%7."/>
       <w:lvlJc w:val="left"/>
       <w:pPr>
@@ -9884,10 +9973,10 @@
         <w:rFonts w:hint="default"/>
       </w:rPr>
     </w:lvl>
-    <w:lvl w:ilvl="7">
+    <w:lvl w:ilvl="7" w:tentative="0">
       <w:start w:val="1"/>
       <w:numFmt w:val="decimal"/>
-      <w:pStyle w:val="Heading8"/>
+      <w:pStyle w:val="9"/>
       <w:lvlText w:val="%1.%2.%3.%4.%5.%6.%7.%8."/>
       <w:lvlJc w:val="left"/>
       <w:pPr>
@@ -9897,10 +9986,10 @@
         <w:rFonts w:hint="default"/>
       </w:rPr>
     </w:lvl>
-    <w:lvl w:ilvl="8">
+    <w:lvl w:ilvl="8" w:tentative="0">
       <w:start w:val="1"/>
       <w:numFmt w:val="decimal"/>
-      <w:pStyle w:val="Heading9"/>
+      <w:pStyle w:val="10"/>
       <w:lvlText w:val="%1.%2.%3.%4.%5.%6.%7.%8.%9."/>
       <w:lvlJc w:val="left"/>
       <w:pPr>
@@ -9915,7 +10004,7 @@
     <w:nsid w:val="97E7A393"/>
     <w:multiLevelType w:val="singleLevel"/>
     <w:tmpl w:val="97E7A393"/>
-    <w:lvl w:ilvl="0">
+    <w:lvl w:ilvl="0" w:tentative="0">
       <w:start w:val="1"/>
       <w:numFmt w:val="decimal"/>
       <w:lvlText w:val="%1."/>
@@ -9932,7 +10021,7 @@
     <w:nsid w:val="98EFF5C6"/>
     <w:multiLevelType w:val="singleLevel"/>
     <w:tmpl w:val="98EFF5C6"/>
-    <w:lvl w:ilvl="0">
+    <w:lvl w:ilvl="0" w:tentative="0">
       <w:start w:val="1"/>
       <w:numFmt w:val="decimal"/>
       <w:lvlText w:val="%1."/>
@@ -9949,7 +10038,7 @@
     <w:nsid w:val="ADF65F28"/>
     <w:multiLevelType w:val="singleLevel"/>
     <w:tmpl w:val="ADF65F28"/>
-    <w:lvl w:ilvl="0">
+    <w:lvl w:ilvl="0" w:tentative="0">
       <w:start w:val="1"/>
       <w:numFmt w:val="decimal"/>
       <w:lvlText w:val="%1."/>
@@ -9966,7 +10055,7 @@
     <w:nsid w:val="AE6BBC96"/>
     <w:multiLevelType w:val="singleLevel"/>
     <w:tmpl w:val="AE6BBC96"/>
-    <w:lvl w:ilvl="0">
+    <w:lvl w:ilvl="0" w:tentative="0">
       <w:start w:val="1"/>
       <w:numFmt w:val="decimal"/>
       <w:lvlText w:val="%1."/>
@@ -9983,7 +10072,7 @@
     <w:nsid w:val="B2504DFD"/>
     <w:multiLevelType w:val="singleLevel"/>
     <w:tmpl w:val="B2504DFD"/>
-    <w:lvl w:ilvl="0">
+    <w:lvl w:ilvl="0" w:tentative="0">
       <w:start w:val="1"/>
       <w:numFmt w:val="decimal"/>
       <w:lvlText w:val="%1."/>
@@ -10000,7 +10089,7 @@
     <w:nsid w:val="B5A99E46"/>
     <w:multiLevelType w:val="singleLevel"/>
     <w:tmpl w:val="B5A99E46"/>
-    <w:lvl w:ilvl="0">
+    <w:lvl w:ilvl="0" w:tentative="0">
       <w:start w:val="1"/>
       <w:numFmt w:val="decimal"/>
       <w:lvlText w:val="%1."/>
@@ -10017,7 +10106,7 @@
     <w:nsid w:val="CCEDFA8C"/>
     <w:multiLevelType w:val="singleLevel"/>
     <w:tmpl w:val="CCEDFA8C"/>
-    <w:lvl w:ilvl="0">
+    <w:lvl w:ilvl="0" w:tentative="0">
       <w:start w:val="1"/>
       <w:numFmt w:val="decimal"/>
       <w:lvlText w:val="%1."/>
@@ -10034,7 +10123,7 @@
     <w:nsid w:val="EB792C90"/>
     <w:multiLevelType w:val="singleLevel"/>
     <w:tmpl w:val="EB792C90"/>
-    <w:lvl w:ilvl="0">
+    <w:lvl w:ilvl="0" w:tentative="0">
       <w:start w:val="1"/>
       <w:numFmt w:val="decimal"/>
       <w:lvlText w:val="%1."/>
@@ -10051,7 +10140,7 @@
     <w:nsid w:val="EE442DA0"/>
     <w:multiLevelType w:val="singleLevel"/>
     <w:tmpl w:val="EE442DA0"/>
-    <w:lvl w:ilvl="0">
+    <w:lvl w:ilvl="0" w:tentative="0">
       <w:start w:val="1"/>
       <w:numFmt w:val="decimal"/>
       <w:lvlText w:val="%1."/>
@@ -10068,7 +10157,7 @@
     <w:nsid w:val="F31A6FD9"/>
     <w:multiLevelType w:val="singleLevel"/>
     <w:tmpl w:val="F31A6FD9"/>
-    <w:lvl w:ilvl="0">
+    <w:lvl w:ilvl="0" w:tentative="0">
       <w:start w:val="1"/>
       <w:numFmt w:val="decimal"/>
       <w:lvlText w:val="%1."/>
@@ -10085,7 +10174,7 @@
     <w:nsid w:val="FE298A6F"/>
     <w:multiLevelType w:val="singleLevel"/>
     <w:tmpl w:val="FE298A6F"/>
-    <w:lvl w:ilvl="0">
+    <w:lvl w:ilvl="0" w:tentative="0">
       <w:start w:val="1"/>
       <w:numFmt w:val="decimal"/>
       <w:lvlText w:val="%1."/>
@@ -10102,7 +10191,7 @@
     <w:nsid w:val="03DE4E8D"/>
     <w:multiLevelType w:val="singleLevel"/>
     <w:tmpl w:val="03DE4E8D"/>
-    <w:lvl w:ilvl="0">
+    <w:lvl w:ilvl="0" w:tentative="0">
       <w:start w:val="1"/>
       <w:numFmt w:val="decimal"/>
       <w:lvlText w:val="%1."/>
@@ -10119,7 +10208,7 @@
     <w:nsid w:val="203D6AF2"/>
     <w:multiLevelType w:val="singleLevel"/>
     <w:tmpl w:val="203D6AF2"/>
-    <w:lvl w:ilvl="0">
+    <w:lvl w:ilvl="0" w:tentative="0">
       <w:start w:val="1"/>
       <w:numFmt w:val="decimal"/>
       <w:lvlText w:val="(%1)"/>
@@ -10139,7 +10228,7 @@
     <w:nsid w:val="2A654C3E"/>
     <w:multiLevelType w:val="singleLevel"/>
     <w:tmpl w:val="2A654C3E"/>
-    <w:lvl w:ilvl="0">
+    <w:lvl w:ilvl="0" w:tentative="0">
       <w:start w:val="1"/>
       <w:numFmt w:val="decimal"/>
       <w:lvlText w:val="%1."/>
@@ -10156,7 +10245,7 @@
     <w:nsid w:val="37583E12"/>
     <w:multiLevelType w:val="singleLevel"/>
     <w:tmpl w:val="37583E12"/>
-    <w:lvl w:ilvl="0">
+    <w:lvl w:ilvl="0" w:tentative="0">
       <w:start w:val="1"/>
       <w:numFmt w:val="decimal"/>
       <w:lvlText w:val="%1."/>
@@ -10173,7 +10262,7 @@
     <w:nsid w:val="4F082375"/>
     <w:multiLevelType w:val="singleLevel"/>
     <w:tmpl w:val="4F082375"/>
-    <w:lvl w:ilvl="0">
+    <w:lvl w:ilvl="0" w:tentative="0">
       <w:start w:val="1"/>
       <w:numFmt w:val="decimal"/>
       <w:lvlText w:val="%1."/>
@@ -10190,7 +10279,7 @@
     <w:nsid w:val="6075584A"/>
     <w:multiLevelType w:val="singleLevel"/>
     <w:tmpl w:val="6075584A"/>
-    <w:lvl w:ilvl="0">
+    <w:lvl w:ilvl="0" w:tentative="0">
       <w:start w:val="1"/>
       <w:numFmt w:val="decimal"/>
       <w:lvlText w:val="%1."/>
@@ -10207,7 +10296,7 @@
     <w:nsid w:val="65D78C2C"/>
     <w:multiLevelType w:val="singleLevel"/>
     <w:tmpl w:val="65D78C2C"/>
-    <w:lvl w:ilvl="0">
+    <w:lvl w:ilvl="0" w:tentative="0">
       <w:start w:val="1"/>
       <w:numFmt w:val="decimal"/>
       <w:lvlText w:val="%1."/>
@@ -10284,267 +10373,269 @@
 </file>
 
 <file path=word/styles.xml><?xml version="1.0" encoding="utf-8"?>
-<w:styles xmlns:mc="http://schemas.openxmlformats.org/markup-compatibility/2006" xmlns:r="http://schemas.openxmlformats.org/officeDocument/2006/relationships" xmlns:w="http://schemas.openxmlformats.org/wordprocessingml/2006/main" xmlns:w14="http://schemas.microsoft.com/office/word/2010/wordml" xmlns:w15="http://schemas.microsoft.com/office/word/2012/wordml" mc:Ignorable="w14 w15">
+<w:styles xmlns:mc="http://schemas.openxmlformats.org/markup-compatibility/2006" xmlns:o="urn:schemas-microsoft-com:office:office" xmlns:r="http://schemas.openxmlformats.org/officeDocument/2006/relationships" xmlns:m="http://schemas.openxmlformats.org/officeDocument/2006/math" xmlns:v="urn:schemas-microsoft-com:vml" xmlns:w="http://schemas.openxmlformats.org/wordprocessingml/2006/main" xmlns:w14="http://schemas.microsoft.com/office/word/2010/wordml" xmlns:w10="urn:schemas-microsoft-com:office:word" xmlns:sl="http://schemas.openxmlformats.org/schemaLibrary/2006/main" xmlns:wpsCustomData="http://www.wps.cn/officeDocument/2013/wpsCustomData" mc:Ignorable="w14">
   <w:docDefaults>
     <w:rPrDefault>
       <w:rPr>
-        <w:rFonts w:ascii="Arial" w:eastAsia="Arial" w:hAnsi="Arial" w:cs="Arial"/>
+        <w:rFonts w:ascii="Arial" w:hAnsi="Arial" w:eastAsia="Arial" w:cs="Arial"/>
       </w:rPr>
     </w:rPrDefault>
     <w:pPrDefault/>
   </w:docDefaults>
-  <w:latentStyles w:defLockedState="0" w:defUIPriority="99" w:defSemiHidden="1" w:defUnhideWhenUsed="1" w:defQFormat="0" w:count="260">
-    <w:lsdException w:name="Normal" w:semiHidden="0" w:uiPriority="0" w:unhideWhenUsed="0" w:qFormat="1"/>
-    <w:lsdException w:name="heading 1" w:semiHidden="0" w:uiPriority="0" w:unhideWhenUsed="0" w:qFormat="1"/>
-    <w:lsdException w:name="heading 2" w:semiHidden="0" w:uiPriority="0" w:qFormat="1"/>
-    <w:lsdException w:name="heading 3" w:uiPriority="0" w:qFormat="1"/>
-    <w:lsdException w:name="heading 4" w:semiHidden="0" w:uiPriority="0" w:qFormat="1"/>
-    <w:lsdException w:name="heading 5" w:uiPriority="0" w:qFormat="1"/>
-    <w:lsdException w:name="heading 6" w:uiPriority="0" w:qFormat="1"/>
-    <w:lsdException w:name="heading 7" w:uiPriority="0" w:qFormat="1"/>
-    <w:lsdException w:name="heading 8" w:uiPriority="0" w:qFormat="1"/>
-    <w:lsdException w:name="heading 9" w:uiPriority="0" w:qFormat="1"/>
-    <w:lsdException w:name="index 1" w:semiHidden="0" w:uiPriority="0" w:unhideWhenUsed="0"/>
-    <w:lsdException w:name="index 2" w:semiHidden="0" w:uiPriority="0" w:unhideWhenUsed="0"/>
-    <w:lsdException w:name="index 3" w:semiHidden="0" w:uiPriority="0" w:unhideWhenUsed="0"/>
-    <w:lsdException w:name="index 4" w:semiHidden="0" w:uiPriority="0" w:unhideWhenUsed="0"/>
-    <w:lsdException w:name="index 5" w:semiHidden="0" w:uiPriority="0" w:unhideWhenUsed="0"/>
-    <w:lsdException w:name="index 6" w:semiHidden="0" w:uiPriority="0" w:unhideWhenUsed="0"/>
-    <w:lsdException w:name="index 7" w:semiHidden="0" w:uiPriority="0" w:unhideWhenUsed="0"/>
-    <w:lsdException w:name="index 8" w:semiHidden="0" w:uiPriority="0" w:unhideWhenUsed="0"/>
-    <w:lsdException w:name="index 9" w:semiHidden="0" w:uiPriority="0" w:unhideWhenUsed="0"/>
-    <w:lsdException w:name="toc 1" w:semiHidden="0" w:uiPriority="0" w:unhideWhenUsed="0" w:qFormat="1"/>
-    <w:lsdException w:name="toc 2" w:semiHidden="0" w:uiPriority="0" w:unhideWhenUsed="0" w:qFormat="1"/>
-    <w:lsdException w:name="toc 3" w:semiHidden="0" w:uiPriority="0" w:unhideWhenUsed="0" w:qFormat="1"/>
-    <w:lsdException w:name="toc 4" w:semiHidden="0" w:uiPriority="0" w:unhideWhenUsed="0"/>
-    <w:lsdException w:name="toc 5" w:semiHidden="0" w:uiPriority="0" w:unhideWhenUsed="0"/>
-    <w:lsdException w:name="toc 6" w:semiHidden="0" w:uiPriority="0" w:unhideWhenUsed="0"/>
-    <w:lsdException w:name="toc 7" w:semiHidden="0" w:uiPriority="0" w:unhideWhenUsed="0"/>
-    <w:lsdException w:name="toc 8" w:semiHidden="0" w:uiPriority="0" w:unhideWhenUsed="0"/>
-    <w:lsdException w:name="toc 9" w:semiHidden="0" w:uiPriority="0" w:unhideWhenUsed="0"/>
-    <w:lsdException w:name="Normal Indent" w:semiHidden="0" w:uiPriority="0" w:unhideWhenUsed="0"/>
-    <w:lsdException w:name="footnote text" w:semiHidden="0" w:uiPriority="0" w:unhideWhenUsed="0"/>
-    <w:lsdException w:name="annotation text" w:semiHidden="0" w:uiPriority="0" w:unhideWhenUsed="0" w:qFormat="1"/>
-    <w:lsdException w:name="header" w:semiHidden="0" w:uiPriority="0" w:unhideWhenUsed="0" w:qFormat="1"/>
-    <w:lsdException w:name="footer" w:semiHidden="0" w:uiPriority="0" w:unhideWhenUsed="0" w:qFormat="1"/>
-    <w:lsdException w:name="index heading" w:semiHidden="0" w:uiPriority="0" w:unhideWhenUsed="0"/>
-    <w:lsdException w:name="caption" w:uiPriority="0" w:qFormat="1"/>
-    <w:lsdException w:name="table of figures" w:semiHidden="0" w:uiPriority="0" w:unhideWhenUsed="0"/>
-    <w:lsdException w:name="envelope address" w:semiHidden="0" w:uiPriority="0" w:unhideWhenUsed="0"/>
-    <w:lsdException w:name="envelope return" w:semiHidden="0" w:uiPriority="0" w:unhideWhenUsed="0"/>
-    <w:lsdException w:name="footnote reference" w:semiHidden="0" w:uiPriority="0" w:unhideWhenUsed="0"/>
-    <w:lsdException w:name="annotation reference" w:semiHidden="0" w:uiPriority="0" w:unhideWhenUsed="0"/>
-    <w:lsdException w:name="line number" w:semiHidden="0" w:uiPriority="0" w:unhideWhenUsed="0"/>
-    <w:lsdException w:name="page number" w:semiHidden="0" w:uiPriority="0" w:unhideWhenUsed="0"/>
-    <w:lsdException w:name="endnote reference" w:semiHidden="0" w:uiPriority="0" w:unhideWhenUsed="0"/>
-    <w:lsdException w:name="endnote text" w:semiHidden="0" w:uiPriority="0" w:unhideWhenUsed="0"/>
-    <w:lsdException w:name="table of authorities" w:semiHidden="0" w:uiPriority="0" w:unhideWhenUsed="0"/>
-    <w:lsdException w:name="macro" w:semiHidden="0" w:uiPriority="0" w:unhideWhenUsed="0"/>
-    <w:lsdException w:name="toa heading" w:semiHidden="0" w:uiPriority="0" w:unhideWhenUsed="0"/>
-    <w:lsdException w:name="List" w:semiHidden="0" w:uiPriority="0" w:unhideWhenUsed="0"/>
-    <w:lsdException w:name="List Bullet" w:semiHidden="0" w:uiPriority="0" w:unhideWhenUsed="0"/>
-    <w:lsdException w:name="List Number" w:semiHidden="0" w:uiPriority="0" w:unhideWhenUsed="0"/>
-    <w:lsdException w:name="List 2" w:semiHidden="0" w:uiPriority="0" w:unhideWhenUsed="0"/>
-    <w:lsdException w:name="List 3" w:semiHidden="0" w:uiPriority="0" w:unhideWhenUsed="0"/>
-    <w:lsdException w:name="List 4" w:semiHidden="0" w:uiPriority="0" w:unhideWhenUsed="0"/>
-    <w:lsdException w:name="List 5" w:semiHidden="0" w:uiPriority="0" w:unhideWhenUsed="0"/>
-    <w:lsdException w:name="List Bullet 2" w:semiHidden="0" w:uiPriority="0" w:unhideWhenUsed="0"/>
-    <w:lsdException w:name="List Bullet 3" w:semiHidden="0" w:uiPriority="0" w:unhideWhenUsed="0"/>
-    <w:lsdException w:name="List Bullet 4" w:semiHidden="0" w:uiPriority="0" w:unhideWhenUsed="0"/>
-    <w:lsdException w:name="List Bullet 5" w:semiHidden="0" w:uiPriority="0" w:unhideWhenUsed="0"/>
-    <w:lsdException w:name="List Number 2" w:semiHidden="0" w:uiPriority="0" w:unhideWhenUsed="0"/>
-    <w:lsdException w:name="List Number 3" w:semiHidden="0" w:uiPriority="0" w:unhideWhenUsed="0"/>
-    <w:lsdException w:name="List Number 4" w:semiHidden="0" w:uiPriority="0" w:unhideWhenUsed="0"/>
-    <w:lsdException w:name="List Number 5" w:semiHidden="0" w:uiPriority="0" w:unhideWhenUsed="0"/>
-    <w:lsdException w:name="Title" w:semiHidden="0" w:uiPriority="0" w:unhideWhenUsed="0" w:qFormat="1"/>
-    <w:lsdException w:name="Closing" w:semiHidden="0" w:uiPriority="0" w:unhideWhenUsed="0"/>
-    <w:lsdException w:name="Signature" w:semiHidden="0" w:uiPriority="0" w:unhideWhenUsed="0"/>
-    <w:lsdException w:name="Default Paragraph Font" w:uiPriority="0" w:unhideWhenUsed="0" w:qFormat="1"/>
-    <w:lsdException w:name="Body Text" w:uiPriority="0" w:unhideWhenUsed="0" w:qFormat="1"/>
-    <w:lsdException w:name="Body Text Indent" w:semiHidden="0" w:uiPriority="0" w:unhideWhenUsed="0"/>
-    <w:lsdException w:name="List Continue" w:semiHidden="0" w:uiPriority="0" w:unhideWhenUsed="0"/>
-    <w:lsdException w:name="List Continue 2" w:semiHidden="0" w:uiPriority="0" w:unhideWhenUsed="0"/>
-    <w:lsdException w:name="List Continue 3" w:semiHidden="0" w:uiPriority="0" w:unhideWhenUsed="0"/>
-    <w:lsdException w:name="List Continue 4" w:semiHidden="0" w:uiPriority="0" w:unhideWhenUsed="0"/>
-    <w:lsdException w:name="List Continue 5" w:semiHidden="0" w:uiPriority="0" w:unhideWhenUsed="0"/>
-    <w:lsdException w:name="Message Header" w:semiHidden="0" w:uiPriority="0" w:unhideWhenUsed="0"/>
-    <w:lsdException w:name="Subtitle" w:semiHidden="0" w:uiPriority="0" w:unhideWhenUsed="0" w:qFormat="1"/>
-    <w:lsdException w:name="Salutation" w:semiHidden="0" w:uiPriority="0" w:unhideWhenUsed="0"/>
-    <w:lsdException w:name="Date" w:semiHidden="0" w:uiPriority="0" w:unhideWhenUsed="0"/>
-    <w:lsdException w:name="Body Text First Indent" w:semiHidden="0" w:uiPriority="0" w:unhideWhenUsed="0"/>
-    <w:lsdException w:name="Body Text First Indent 2" w:semiHidden="0" w:uiPriority="0" w:unhideWhenUsed="0"/>
-    <w:lsdException w:name="Body Text 2" w:semiHidden="0" w:uiPriority="0" w:unhideWhenUsed="0"/>
-    <w:lsdException w:name="Body Text 3" w:semiHidden="0" w:uiPriority="0" w:unhideWhenUsed="0"/>
-    <w:lsdException w:name="Body Text Indent 2" w:semiHidden="0" w:uiPriority="0" w:unhideWhenUsed="0"/>
-    <w:lsdException w:name="Body Text Indent 3" w:semiHidden="0" w:uiPriority="0" w:unhideWhenUsed="0"/>
-    <w:lsdException w:name="Block Text" w:semiHidden="0" w:uiPriority="0" w:unhideWhenUsed="0"/>
-    <w:lsdException w:name="Hyperlink" w:semiHidden="0" w:uiPriority="0" w:unhideWhenUsed="0"/>
-    <w:lsdException w:name="FollowedHyperlink" w:semiHidden="0" w:uiPriority="0" w:unhideWhenUsed="0"/>
-    <w:lsdException w:name="Strong" w:semiHidden="0" w:uiPriority="0" w:unhideWhenUsed="0" w:qFormat="1"/>
-    <w:lsdException w:name="Emphasis" w:semiHidden="0" w:uiPriority="0" w:unhideWhenUsed="0" w:qFormat="1"/>
-    <w:lsdException w:name="Document Map" w:semiHidden="0" w:uiPriority="0" w:unhideWhenUsed="0"/>
-    <w:lsdException w:name="Plain Text" w:semiHidden="0" w:uiPriority="0" w:unhideWhenUsed="0"/>
-    <w:lsdException w:name="E-mail Signature" w:semiHidden="0" w:uiPriority="0" w:unhideWhenUsed="0"/>
-    <w:lsdException w:name="Normal (Web)" w:semiHidden="0" w:uiPriority="0" w:unhideWhenUsed="0" w:qFormat="1"/>
-    <w:lsdException w:name="HTML Acronym" w:semiHidden="0" w:uiPriority="0" w:unhideWhenUsed="0"/>
-    <w:lsdException w:name="HTML Address" w:semiHidden="0" w:uiPriority="0" w:unhideWhenUsed="0"/>
-    <w:lsdException w:name="HTML Cite" w:semiHidden="0" w:uiPriority="0" w:unhideWhenUsed="0"/>
-    <w:lsdException w:name="HTML Code" w:semiHidden="0" w:uiPriority="0" w:unhideWhenUsed="0"/>
-    <w:lsdException w:name="HTML Definition" w:semiHidden="0" w:uiPriority="0" w:unhideWhenUsed="0"/>
-    <w:lsdException w:name="HTML Keyboard" w:semiHidden="0" w:uiPriority="0" w:unhideWhenUsed="0"/>
-    <w:lsdException w:name="HTML Preformatted" w:semiHidden="0" w:uiPriority="0" w:unhideWhenUsed="0"/>
-    <w:lsdException w:name="HTML Sample" w:semiHidden="0" w:uiPriority="0" w:unhideWhenUsed="0"/>
-    <w:lsdException w:name="HTML Typewriter" w:semiHidden="0" w:uiPriority="0" w:unhideWhenUsed="0"/>
-    <w:lsdException w:name="HTML Variable" w:semiHidden="0" w:uiPriority="0" w:unhideWhenUsed="0"/>
-    <w:lsdException w:name="Normal Table" w:uiPriority="0" w:unhideWhenUsed="0" w:qFormat="1"/>
-    <w:lsdException w:name="annotation subject" w:semiHidden="0" w:uiPriority="0" w:unhideWhenUsed="0"/>
-    <w:lsdException w:name="Table Simple 1" w:semiHidden="0" w:uiPriority="0" w:unhideWhenUsed="0"/>
-    <w:lsdException w:name="Table Simple 2" w:semiHidden="0" w:uiPriority="0" w:unhideWhenUsed="0"/>
-    <w:lsdException w:name="Table Simple 3" w:semiHidden="0" w:uiPriority="0" w:unhideWhenUsed="0"/>
-    <w:lsdException w:name="Table Classic 1" w:semiHidden="0" w:uiPriority="0" w:unhideWhenUsed="0"/>
-    <w:lsdException w:name="Table Classic 2" w:semiHidden="0" w:uiPriority="0" w:unhideWhenUsed="0"/>
-    <w:lsdException w:name="Table Classic 3" w:semiHidden="0" w:uiPriority="0" w:unhideWhenUsed="0"/>
-    <w:lsdException w:name="Table Classic 4" w:semiHidden="0" w:uiPriority="0" w:unhideWhenUsed="0"/>
-    <w:lsdException w:name="Table Colorful 1" w:semiHidden="0" w:uiPriority="0" w:unhideWhenUsed="0"/>
-    <w:lsdException w:name="Table Colorful 2" w:semiHidden="0" w:uiPriority="0" w:unhideWhenUsed="0"/>
-    <w:lsdException w:name="Table Colorful 3" w:semiHidden="0" w:uiPriority="0" w:unhideWhenUsed="0"/>
-    <w:lsdException w:name="Table Columns 1" w:semiHidden="0" w:uiPriority="0" w:unhideWhenUsed="0"/>
-    <w:lsdException w:name="Table Columns 2" w:semiHidden="0" w:uiPriority="0" w:unhideWhenUsed="0"/>
-    <w:lsdException w:name="Table Columns 3" w:semiHidden="0" w:uiPriority="0" w:unhideWhenUsed="0"/>
-    <w:lsdException w:name="Table Columns 4" w:semiHidden="0" w:uiPriority="0" w:unhideWhenUsed="0"/>
-    <w:lsdException w:name="Table Columns 5" w:semiHidden="0" w:uiPriority="0" w:unhideWhenUsed="0"/>
-    <w:lsdException w:name="Table Grid 1" w:semiHidden="0" w:uiPriority="0" w:unhideWhenUsed="0"/>
-    <w:lsdException w:name="Table Grid 2" w:semiHidden="0" w:uiPriority="0" w:unhideWhenUsed="0"/>
-    <w:lsdException w:name="Table Grid 3" w:semiHidden="0" w:uiPriority="0" w:unhideWhenUsed="0"/>
-    <w:lsdException w:name="Table Grid 4" w:semiHidden="0" w:uiPriority="0" w:unhideWhenUsed="0"/>
-    <w:lsdException w:name="Table Grid 5" w:semiHidden="0" w:uiPriority="0" w:unhideWhenUsed="0"/>
-    <w:lsdException w:name="Table Grid 6" w:semiHidden="0" w:uiPriority="0" w:unhideWhenUsed="0"/>
-    <w:lsdException w:name="Table Grid 7" w:semiHidden="0" w:uiPriority="0" w:unhideWhenUsed="0"/>
-    <w:lsdException w:name="Table Grid 8" w:semiHidden="0" w:uiPriority="0" w:unhideWhenUsed="0"/>
-    <w:lsdException w:name="Table List 1" w:semiHidden="0" w:uiPriority="0" w:unhideWhenUsed="0"/>
-    <w:lsdException w:name="Table List 2" w:semiHidden="0" w:uiPriority="0" w:unhideWhenUsed="0"/>
-    <w:lsdException w:name="Table List 3" w:semiHidden="0" w:uiPriority="0" w:unhideWhenUsed="0"/>
-    <w:lsdException w:name="Table List 4" w:semiHidden="0" w:uiPriority="0" w:unhideWhenUsed="0"/>
-    <w:lsdException w:name="Table List 5" w:semiHidden="0" w:uiPriority="0" w:unhideWhenUsed="0"/>
-    <w:lsdException w:name="Table List 6" w:semiHidden="0" w:uiPriority="0" w:unhideWhenUsed="0"/>
-    <w:lsdException w:name="Table List 7" w:semiHidden="0" w:uiPriority="0" w:unhideWhenUsed="0"/>
-    <w:lsdException w:name="Table List 8" w:semiHidden="0" w:uiPriority="0" w:unhideWhenUsed="0"/>
-    <w:lsdException w:name="Table 3D effects 1" w:semiHidden="0" w:uiPriority="0" w:unhideWhenUsed="0"/>
-    <w:lsdException w:name="Table 3D effects 2" w:semiHidden="0" w:uiPriority="0" w:unhideWhenUsed="0"/>
-    <w:lsdException w:name="Table 3D effects 3" w:semiHidden="0" w:uiPriority="0" w:unhideWhenUsed="0"/>
-    <w:lsdException w:name="Table Contemporary" w:semiHidden="0" w:uiPriority="0" w:unhideWhenUsed="0"/>
-    <w:lsdException w:name="Table Elegant" w:semiHidden="0" w:uiPriority="0" w:unhideWhenUsed="0"/>
-    <w:lsdException w:name="Table Professional" w:semiHidden="0" w:uiPriority="0" w:unhideWhenUsed="0"/>
-    <w:lsdException w:name="Table Subtle 1" w:semiHidden="0" w:uiPriority="0" w:unhideWhenUsed="0"/>
-    <w:lsdException w:name="Table Subtle 2" w:semiHidden="0" w:uiPriority="0" w:unhideWhenUsed="0"/>
-    <w:lsdException w:name="Table Web 1" w:semiHidden="0" w:uiPriority="0" w:unhideWhenUsed="0"/>
-    <w:lsdException w:name="Table Web 2" w:semiHidden="0" w:uiPriority="0" w:unhideWhenUsed="0"/>
-    <w:lsdException w:name="Table Web 3" w:semiHidden="0" w:uiPriority="0" w:unhideWhenUsed="0"/>
-    <w:lsdException w:name="Balloon Text" w:semiHidden="0" w:uiPriority="0" w:unhideWhenUsed="0"/>
-    <w:lsdException w:name="Table Grid" w:semiHidden="0" w:uiPriority="0" w:unhideWhenUsed="0" w:qFormat="1"/>
-    <w:lsdException w:name="Table Theme" w:semiHidden="0" w:uiPriority="0" w:unhideWhenUsed="0"/>
-    <w:lsdException w:name="Light Shading" w:semiHidden="0" w:uiPriority="60" w:unhideWhenUsed="0"/>
-    <w:lsdException w:name="Light List" w:semiHidden="0" w:uiPriority="61" w:unhideWhenUsed="0"/>
-    <w:lsdException w:name="Light Grid" w:semiHidden="0" w:uiPriority="62" w:unhideWhenUsed="0"/>
-    <w:lsdException w:name="Medium Shading 1" w:semiHidden="0" w:uiPriority="63" w:unhideWhenUsed="0"/>
-    <w:lsdException w:name="Medium Shading 2" w:semiHidden="0" w:uiPriority="64" w:unhideWhenUsed="0"/>
-    <w:lsdException w:name="Medium List 1" w:semiHidden="0" w:uiPriority="65" w:unhideWhenUsed="0"/>
-    <w:lsdException w:name="Medium List 2" w:semiHidden="0" w:uiPriority="66" w:unhideWhenUsed="0"/>
-    <w:lsdException w:name="Medium Grid 1" w:semiHidden="0" w:uiPriority="67" w:unhideWhenUsed="0"/>
-    <w:lsdException w:name="Medium Grid 2" w:semiHidden="0" w:uiPriority="68" w:unhideWhenUsed="0"/>
-    <w:lsdException w:name="Medium Grid 3" w:semiHidden="0" w:uiPriority="69" w:unhideWhenUsed="0"/>
-    <w:lsdException w:name="Dark List" w:semiHidden="0" w:uiPriority="70" w:unhideWhenUsed="0"/>
-    <w:lsdException w:name="Colorful Shading" w:semiHidden="0" w:uiPriority="71" w:unhideWhenUsed="0"/>
-    <w:lsdException w:name="Colorful List" w:semiHidden="0" w:uiPriority="72" w:unhideWhenUsed="0"/>
-    <w:lsdException w:name="Colorful Grid" w:semiHidden="0" w:uiPriority="73" w:unhideWhenUsed="0"/>
-    <w:lsdException w:name="Light Shading Accent 1" w:semiHidden="0" w:uiPriority="60" w:unhideWhenUsed="0"/>
-    <w:lsdException w:name="Light List Accent 1" w:semiHidden="0" w:uiPriority="61" w:unhideWhenUsed="0"/>
-    <w:lsdException w:name="Light Grid Accent 1" w:semiHidden="0" w:uiPriority="62" w:unhideWhenUsed="0"/>
-    <w:lsdException w:name="Medium Shading 1 Accent 1" w:semiHidden="0" w:uiPriority="63" w:unhideWhenUsed="0"/>
-    <w:lsdException w:name="Medium Shading 2 Accent 1" w:semiHidden="0" w:uiPriority="64" w:unhideWhenUsed="0"/>
-    <w:lsdException w:name="Medium List 1 Accent 1" w:semiHidden="0" w:uiPriority="65" w:unhideWhenUsed="0"/>
-    <w:lsdException w:name="Medium List 2 Accent 1" w:semiHidden="0" w:uiPriority="66" w:unhideWhenUsed="0"/>
-    <w:lsdException w:name="Medium Grid 1 Accent 1" w:semiHidden="0" w:uiPriority="67" w:unhideWhenUsed="0"/>
-    <w:lsdException w:name="Medium Grid 2 Accent 1" w:semiHidden="0" w:uiPriority="68" w:unhideWhenUsed="0"/>
-    <w:lsdException w:name="Medium Grid 3 Accent 1" w:semiHidden="0" w:uiPriority="69" w:unhideWhenUsed="0"/>
-    <w:lsdException w:name="Dark List Accent 1" w:semiHidden="0" w:uiPriority="70" w:unhideWhenUsed="0"/>
-    <w:lsdException w:name="Colorful Shading Accent 1" w:semiHidden="0" w:uiPriority="71" w:unhideWhenUsed="0"/>
-    <w:lsdException w:name="Colorful List Accent 1" w:semiHidden="0" w:uiPriority="72" w:unhideWhenUsed="0"/>
-    <w:lsdException w:name="Colorful Grid Accent 1" w:semiHidden="0" w:uiPriority="73" w:unhideWhenUsed="0"/>
-    <w:lsdException w:name="Light Shading Accent 2" w:semiHidden="0" w:uiPriority="60" w:unhideWhenUsed="0"/>
-    <w:lsdException w:name="Light List Accent 2" w:semiHidden="0" w:uiPriority="61" w:unhideWhenUsed="0"/>
-    <w:lsdException w:name="Light Grid Accent 2" w:semiHidden="0" w:uiPriority="62" w:unhideWhenUsed="0"/>
-    <w:lsdException w:name="Medium Shading 1 Accent 2" w:semiHidden="0" w:uiPriority="63" w:unhideWhenUsed="0"/>
-    <w:lsdException w:name="Medium Shading 2 Accent 2" w:semiHidden="0" w:uiPriority="64" w:unhideWhenUsed="0"/>
-    <w:lsdException w:name="Medium List 1 Accent 2" w:semiHidden="0" w:uiPriority="65" w:unhideWhenUsed="0"/>
-    <w:lsdException w:name="Medium List 2 Accent 2" w:semiHidden="0" w:uiPriority="66" w:unhideWhenUsed="0"/>
-    <w:lsdException w:name="Medium Grid 1 Accent 2" w:semiHidden="0" w:uiPriority="67" w:unhideWhenUsed="0"/>
-    <w:lsdException w:name="Medium Grid 2 Accent 2" w:semiHidden="0" w:uiPriority="68" w:unhideWhenUsed="0"/>
-    <w:lsdException w:name="Medium Grid 3 Accent 2" w:semiHidden="0" w:uiPriority="69" w:unhideWhenUsed="0"/>
-    <w:lsdException w:name="Dark List Accent 2" w:semiHidden="0" w:uiPriority="70" w:unhideWhenUsed="0"/>
-    <w:lsdException w:name="Colorful Shading Accent 2" w:semiHidden="0" w:uiPriority="71" w:unhideWhenUsed="0"/>
-    <w:lsdException w:name="Colorful List Accent 2" w:semiHidden="0" w:uiPriority="72" w:unhideWhenUsed="0"/>
-    <w:lsdException w:name="Colorful Grid Accent 2" w:semiHidden="0" w:uiPriority="73" w:unhideWhenUsed="0"/>
-    <w:lsdException w:name="Light Shading Accent 3" w:semiHidden="0" w:uiPriority="60" w:unhideWhenUsed="0"/>
-    <w:lsdException w:name="Light List Accent 3" w:semiHidden="0" w:uiPriority="61" w:unhideWhenUsed="0"/>
-    <w:lsdException w:name="Light Grid Accent 3" w:semiHidden="0" w:uiPriority="62" w:unhideWhenUsed="0"/>
-    <w:lsdException w:name="Medium Shading 1 Accent 3" w:semiHidden="0" w:uiPriority="63" w:unhideWhenUsed="0"/>
-    <w:lsdException w:name="Medium Shading 2 Accent 3" w:semiHidden="0" w:uiPriority="64" w:unhideWhenUsed="0"/>
-    <w:lsdException w:name="Medium List 1 Accent 3" w:semiHidden="0" w:uiPriority="65" w:unhideWhenUsed="0"/>
-    <w:lsdException w:name="Medium List 2 Accent 3" w:semiHidden="0" w:uiPriority="66" w:unhideWhenUsed="0"/>
-    <w:lsdException w:name="Medium Grid 1 Accent 3" w:semiHidden="0" w:uiPriority="67" w:unhideWhenUsed="0"/>
-    <w:lsdException w:name="Medium Grid 2 Accent 3" w:semiHidden="0" w:uiPriority="68" w:unhideWhenUsed="0"/>
-    <w:lsdException w:name="Medium Grid 3 Accent 3" w:semiHidden="0" w:uiPriority="69" w:unhideWhenUsed="0"/>
-    <w:lsdException w:name="Dark List Accent 3" w:semiHidden="0" w:uiPriority="70" w:unhideWhenUsed="0"/>
-    <w:lsdException w:name="Colorful Shading Accent 3" w:semiHidden="0" w:uiPriority="71" w:unhideWhenUsed="0"/>
-    <w:lsdException w:name="Colorful List Accent 3" w:semiHidden="0" w:uiPriority="72" w:unhideWhenUsed="0"/>
-    <w:lsdException w:name="Colorful Grid Accent 3" w:semiHidden="0" w:uiPriority="73" w:unhideWhenUsed="0"/>
-    <w:lsdException w:name="Light Shading Accent 4" w:semiHidden="0" w:uiPriority="60" w:unhideWhenUsed="0"/>
-    <w:lsdException w:name="Light List Accent 4" w:semiHidden="0" w:uiPriority="61" w:unhideWhenUsed="0"/>
-    <w:lsdException w:name="Light Grid Accent 4" w:semiHidden="0" w:uiPriority="62" w:unhideWhenUsed="0"/>
-    <w:lsdException w:name="Medium Shading 1 Accent 4" w:semiHidden="0" w:uiPriority="63" w:unhideWhenUsed="0"/>
-    <w:lsdException w:name="Medium Shading 2 Accent 4" w:semiHidden="0" w:uiPriority="64" w:unhideWhenUsed="0"/>
-    <w:lsdException w:name="Medium List 1 Accent 4" w:semiHidden="0" w:uiPriority="65" w:unhideWhenUsed="0"/>
-    <w:lsdException w:name="Medium List 2 Accent 4" w:semiHidden="0" w:uiPriority="66" w:unhideWhenUsed="0"/>
-    <w:lsdException w:name="Medium Grid 1 Accent 4" w:semiHidden="0" w:uiPriority="67" w:unhideWhenUsed="0"/>
-    <w:lsdException w:name="Medium Grid 2 Accent 4" w:semiHidden="0" w:uiPriority="68" w:unhideWhenUsed="0"/>
-    <w:lsdException w:name="Medium Grid 3 Accent 4" w:semiHidden="0" w:uiPriority="69" w:unhideWhenUsed="0"/>
-    <w:lsdException w:name="Dark List Accent 4" w:semiHidden="0" w:uiPriority="70" w:unhideWhenUsed="0"/>
-    <w:lsdException w:name="Colorful Shading Accent 4" w:semiHidden="0" w:uiPriority="71" w:unhideWhenUsed="0"/>
-    <w:lsdException w:name="Colorful List Accent 4" w:semiHidden="0" w:uiPriority="72" w:unhideWhenUsed="0"/>
-    <w:lsdException w:name="Colorful Grid Accent 4" w:semiHidden="0" w:uiPriority="73" w:unhideWhenUsed="0"/>
-    <w:lsdException w:name="Light Shading Accent 5" w:semiHidden="0" w:uiPriority="60" w:unhideWhenUsed="0"/>
-    <w:lsdException w:name="Light List Accent 5" w:semiHidden="0" w:uiPriority="61" w:unhideWhenUsed="0"/>
-    <w:lsdException w:name="Light Grid Accent 5" w:semiHidden="0" w:uiPriority="62" w:unhideWhenUsed="0"/>
-    <w:lsdException w:name="Medium Shading 1 Accent 5" w:semiHidden="0" w:uiPriority="63" w:unhideWhenUsed="0"/>
-    <w:lsdException w:name="Medium Shading 2 Accent 5" w:semiHidden="0" w:uiPriority="64" w:unhideWhenUsed="0"/>
-    <w:lsdException w:name="Medium List 1 Accent 5" w:semiHidden="0" w:uiPriority="65" w:unhideWhenUsed="0"/>
-    <w:lsdException w:name="Medium List 2 Accent 5" w:semiHidden="0" w:uiPriority="66" w:unhideWhenUsed="0"/>
-    <w:lsdException w:name="Medium Grid 1 Accent 5" w:semiHidden="0" w:uiPriority="67" w:unhideWhenUsed="0"/>
-    <w:lsdException w:name="Medium Grid 2 Accent 5" w:semiHidden="0" w:uiPriority="68" w:unhideWhenUsed="0"/>
-    <w:lsdException w:name="Medium Grid 3 Accent 5" w:semiHidden="0" w:uiPriority="69" w:unhideWhenUsed="0"/>
-    <w:lsdException w:name="Dark List Accent 5" w:semiHidden="0" w:uiPriority="70" w:unhideWhenUsed="0"/>
-    <w:lsdException w:name="Colorful Shading Accent 5" w:semiHidden="0" w:uiPriority="71" w:unhideWhenUsed="0"/>
-    <w:lsdException w:name="Colorful List Accent 5" w:semiHidden="0" w:uiPriority="72" w:unhideWhenUsed="0"/>
-    <w:lsdException w:name="Colorful Grid Accent 5" w:semiHidden="0" w:uiPriority="73" w:unhideWhenUsed="0"/>
-    <w:lsdException w:name="Light Shading Accent 6" w:semiHidden="0" w:uiPriority="60" w:unhideWhenUsed="0"/>
-    <w:lsdException w:name="Light List Accent 6" w:semiHidden="0" w:uiPriority="61" w:unhideWhenUsed="0"/>
-    <w:lsdException w:name="Light Grid Accent 6" w:semiHidden="0" w:uiPriority="62" w:unhideWhenUsed="0"/>
-    <w:lsdException w:name="Medium Shading 1 Accent 6" w:semiHidden="0" w:uiPriority="63" w:unhideWhenUsed="0"/>
-    <w:lsdException w:name="Medium Shading 2 Accent 6" w:semiHidden="0" w:uiPriority="64" w:unhideWhenUsed="0"/>
-    <w:lsdException w:name="Medium List 1 Accent 6" w:semiHidden="0" w:uiPriority="65" w:unhideWhenUsed="0"/>
-    <w:lsdException w:name="Medium List 2 Accent 6" w:semiHidden="0" w:uiPriority="66" w:unhideWhenUsed="0"/>
-    <w:lsdException w:name="Medium Grid 1 Accent 6" w:semiHidden="0" w:uiPriority="67" w:unhideWhenUsed="0"/>
-    <w:lsdException w:name="Medium Grid 2 Accent 6" w:semiHidden="0" w:uiPriority="68" w:unhideWhenUsed="0"/>
-    <w:lsdException w:name="Medium Grid 3 Accent 6" w:semiHidden="0" w:uiPriority="69" w:unhideWhenUsed="0"/>
-    <w:lsdException w:name="Dark List Accent 6" w:semiHidden="0" w:uiPriority="70" w:unhideWhenUsed="0"/>
-    <w:lsdException w:name="Colorful Shading Accent 6" w:semiHidden="0" w:uiPriority="71" w:unhideWhenUsed="0"/>
-    <w:lsdException w:name="Colorful List Accent 6" w:semiHidden="0" w:uiPriority="72" w:unhideWhenUsed="0"/>
-    <w:lsdException w:name="Colorful Grid Accent 6" w:semiHidden="0" w:uiPriority="73" w:unhideWhenUsed="0"/>
+  <w:latentStyles w:count="260" w:defQFormat="0" w:defUnhideWhenUsed="1" w:defSemiHidden="1" w:defUIPriority="99" w:defLockedState="0">
+    <w:lsdException w:qFormat="1" w:unhideWhenUsed="0" w:uiPriority="0" w:semiHidden="0" w:name="Normal"/>
+    <w:lsdException w:qFormat="1" w:unhideWhenUsed="0" w:uiPriority="0" w:semiHidden="0" w:name="heading 1"/>
+    <w:lsdException w:qFormat="1" w:uiPriority="0" w:semiHidden="0" w:name="heading 2"/>
+    <w:lsdException w:qFormat="1" w:uiPriority="0" w:name="heading 3"/>
+    <w:lsdException w:qFormat="1" w:uiPriority="0" w:semiHidden="0" w:name="heading 4"/>
+    <w:lsdException w:qFormat="1" w:uiPriority="0" w:name="heading 5"/>
+    <w:lsdException w:qFormat="1" w:uiPriority="0" w:name="heading 6"/>
+    <w:lsdException w:qFormat="1" w:uiPriority="0" w:name="heading 7"/>
+    <w:lsdException w:qFormat="1" w:uiPriority="0" w:name="heading 8"/>
+    <w:lsdException w:qFormat="1" w:uiPriority="0" w:name="heading 9"/>
+    <w:lsdException w:unhideWhenUsed="0" w:uiPriority="0" w:semiHidden="0" w:name="index 1"/>
+    <w:lsdException w:unhideWhenUsed="0" w:uiPriority="0" w:semiHidden="0" w:name="index 2"/>
+    <w:lsdException w:unhideWhenUsed="0" w:uiPriority="0" w:semiHidden="0" w:name="index 3"/>
+    <w:lsdException w:unhideWhenUsed="0" w:uiPriority="0" w:semiHidden="0" w:name="index 4"/>
+    <w:lsdException w:unhideWhenUsed="0" w:uiPriority="0" w:semiHidden="0" w:name="index 5"/>
+    <w:lsdException w:unhideWhenUsed="0" w:uiPriority="0" w:semiHidden="0" w:name="index 6"/>
+    <w:lsdException w:unhideWhenUsed="0" w:uiPriority="0" w:semiHidden="0" w:name="index 7"/>
+    <w:lsdException w:unhideWhenUsed="0" w:uiPriority="0" w:semiHidden="0" w:name="index 8"/>
+    <w:lsdException w:unhideWhenUsed="0" w:uiPriority="0" w:semiHidden="0" w:name="index 9"/>
+    <w:lsdException w:qFormat="1" w:unhideWhenUsed="0" w:uiPriority="0" w:semiHidden="0" w:name="toc 1"/>
+    <w:lsdException w:qFormat="1" w:unhideWhenUsed="0" w:uiPriority="0" w:semiHidden="0" w:name="toc 2"/>
+    <w:lsdException w:qFormat="1" w:unhideWhenUsed="0" w:uiPriority="0" w:semiHidden="0" w:name="toc 3"/>
+    <w:lsdException w:unhideWhenUsed="0" w:uiPriority="0" w:semiHidden="0" w:name="toc 4"/>
+    <w:lsdException w:unhideWhenUsed="0" w:uiPriority="0" w:semiHidden="0" w:name="toc 5"/>
+    <w:lsdException w:unhideWhenUsed="0" w:uiPriority="0" w:semiHidden="0" w:name="toc 6"/>
+    <w:lsdException w:unhideWhenUsed="0" w:uiPriority="0" w:semiHidden="0" w:name="toc 7"/>
+    <w:lsdException w:unhideWhenUsed="0" w:uiPriority="0" w:semiHidden="0" w:name="toc 8"/>
+    <w:lsdException w:unhideWhenUsed="0" w:uiPriority="0" w:semiHidden="0" w:name="toc 9"/>
+    <w:lsdException w:unhideWhenUsed="0" w:uiPriority="0" w:semiHidden="0" w:name="Normal Indent"/>
+    <w:lsdException w:unhideWhenUsed="0" w:uiPriority="0" w:semiHidden="0" w:name="footnote text"/>
+    <w:lsdException w:qFormat="1" w:unhideWhenUsed="0" w:uiPriority="0" w:semiHidden="0" w:name="annotation text"/>
+    <w:lsdException w:qFormat="1" w:unhideWhenUsed="0" w:uiPriority="0" w:semiHidden="0" w:name="header"/>
+    <w:lsdException w:qFormat="1" w:unhideWhenUsed="0" w:uiPriority="0" w:semiHidden="0" w:name="footer"/>
+    <w:lsdException w:unhideWhenUsed="0" w:uiPriority="0" w:semiHidden="0" w:name="index heading"/>
+    <w:lsdException w:qFormat="1" w:uiPriority="0" w:name="caption"/>
+    <w:lsdException w:unhideWhenUsed="0" w:uiPriority="0" w:semiHidden="0" w:name="table of figures"/>
+    <w:lsdException w:unhideWhenUsed="0" w:uiPriority="0" w:semiHidden="0" w:name="envelope address"/>
+    <w:lsdException w:unhideWhenUsed="0" w:uiPriority="0" w:semiHidden="0" w:name="envelope return"/>
+    <w:lsdException w:unhideWhenUsed="0" w:uiPriority="0" w:semiHidden="0" w:name="footnote reference"/>
+    <w:lsdException w:unhideWhenUsed="0" w:uiPriority="0" w:semiHidden="0" w:name="annotation reference"/>
+    <w:lsdException w:unhideWhenUsed="0" w:uiPriority="0" w:semiHidden="0" w:name="line number"/>
+    <w:lsdException w:unhideWhenUsed="0" w:uiPriority="0" w:semiHidden="0" w:name="page number"/>
+    <w:lsdException w:unhideWhenUsed="0" w:uiPriority="0" w:semiHidden="0" w:name="endnote reference"/>
+    <w:lsdException w:unhideWhenUsed="0" w:uiPriority="0" w:semiHidden="0" w:name="endnote text"/>
+    <w:lsdException w:unhideWhenUsed="0" w:uiPriority="0" w:semiHidden="0" w:name="table of authorities"/>
+    <w:lsdException w:unhideWhenUsed="0" w:uiPriority="0" w:semiHidden="0" w:name="macro"/>
+    <w:lsdException w:unhideWhenUsed="0" w:uiPriority="0" w:semiHidden="0" w:name="toa heading"/>
+    <w:lsdException w:unhideWhenUsed="0" w:uiPriority="0" w:semiHidden="0" w:name="List"/>
+    <w:lsdException w:unhideWhenUsed="0" w:uiPriority="0" w:semiHidden="0" w:name="List Bullet"/>
+    <w:lsdException w:unhideWhenUsed="0" w:uiPriority="0" w:semiHidden="0" w:name="List Number"/>
+    <w:lsdException w:unhideWhenUsed="0" w:uiPriority="0" w:semiHidden="0" w:name="List 2"/>
+    <w:lsdException w:unhideWhenUsed="0" w:uiPriority="0" w:semiHidden="0" w:name="List 3"/>
+    <w:lsdException w:unhideWhenUsed="0" w:uiPriority="0" w:semiHidden="0" w:name="List 4"/>
+    <w:lsdException w:unhideWhenUsed="0" w:uiPriority="0" w:semiHidden="0" w:name="List 5"/>
+    <w:lsdException w:unhideWhenUsed="0" w:uiPriority="0" w:semiHidden="0" w:name="List Bullet 2"/>
+    <w:lsdException w:unhideWhenUsed="0" w:uiPriority="0" w:semiHidden="0" w:name="List Bullet 3"/>
+    <w:lsdException w:unhideWhenUsed="0" w:uiPriority="0" w:semiHidden="0" w:name="List Bullet 4"/>
+    <w:lsdException w:unhideWhenUsed="0" w:uiPriority="0" w:semiHidden="0" w:name="List Bullet 5"/>
+    <w:lsdException w:unhideWhenUsed="0" w:uiPriority="0" w:semiHidden="0" w:name="List Number 2"/>
+    <w:lsdException w:unhideWhenUsed="0" w:uiPriority="0" w:semiHidden="0" w:name="List Number 3"/>
+    <w:lsdException w:unhideWhenUsed="0" w:uiPriority="0" w:semiHidden="0" w:name="List Number 4"/>
+    <w:lsdException w:unhideWhenUsed="0" w:uiPriority="0" w:semiHidden="0" w:name="List Number 5"/>
+    <w:lsdException w:qFormat="1" w:unhideWhenUsed="0" w:uiPriority="0" w:semiHidden="0" w:name="Title"/>
+    <w:lsdException w:unhideWhenUsed="0" w:uiPriority="0" w:semiHidden="0" w:name="Closing"/>
+    <w:lsdException w:unhideWhenUsed="0" w:uiPriority="0" w:semiHidden="0" w:name="Signature"/>
+    <w:lsdException w:qFormat="1" w:unhideWhenUsed="0" w:uiPriority="0" w:name="Default Paragraph Font"/>
+    <w:lsdException w:qFormat="1" w:unhideWhenUsed="0" w:uiPriority="0" w:name="Body Text"/>
+    <w:lsdException w:unhideWhenUsed="0" w:uiPriority="0" w:semiHidden="0" w:name="Body Text Indent"/>
+    <w:lsdException w:unhideWhenUsed="0" w:uiPriority="0" w:semiHidden="0" w:name="List Continue"/>
+    <w:lsdException w:unhideWhenUsed="0" w:uiPriority="0" w:semiHidden="0" w:name="List Continue 2"/>
+    <w:lsdException w:unhideWhenUsed="0" w:uiPriority="0" w:semiHidden="0" w:name="List Continue 3"/>
+    <w:lsdException w:unhideWhenUsed="0" w:uiPriority="0" w:semiHidden="0" w:name="List Continue 4"/>
+    <w:lsdException w:unhideWhenUsed="0" w:uiPriority="0" w:semiHidden="0" w:name="List Continue 5"/>
+    <w:lsdException w:unhideWhenUsed="0" w:uiPriority="0" w:semiHidden="0" w:name="Message Header"/>
+    <w:lsdException w:qFormat="1" w:unhideWhenUsed="0" w:uiPriority="0" w:semiHidden="0" w:name="Subtitle"/>
+    <w:lsdException w:unhideWhenUsed="0" w:uiPriority="0" w:semiHidden="0" w:name="Salutation"/>
+    <w:lsdException w:unhideWhenUsed="0" w:uiPriority="0" w:semiHidden="0" w:name="Date"/>
+    <w:lsdException w:unhideWhenUsed="0" w:uiPriority="0" w:semiHidden="0" w:name="Body Text First Indent"/>
+    <w:lsdException w:unhideWhenUsed="0" w:uiPriority="0" w:semiHidden="0" w:name="Body Text First Indent 2"/>
+    <w:lsdException w:uiPriority="99" w:name="Note Heading"/>
+    <w:lsdException w:unhideWhenUsed="0" w:uiPriority="0" w:semiHidden="0" w:name="Body Text 2"/>
+    <w:lsdException w:unhideWhenUsed="0" w:uiPriority="0" w:semiHidden="0" w:name="Body Text 3"/>
+    <w:lsdException w:unhideWhenUsed="0" w:uiPriority="0" w:semiHidden="0" w:name="Body Text Indent 2"/>
+    <w:lsdException w:unhideWhenUsed="0" w:uiPriority="0" w:semiHidden="0" w:name="Body Text Indent 3"/>
+    <w:lsdException w:unhideWhenUsed="0" w:uiPriority="0" w:semiHidden="0" w:name="Block Text"/>
+    <w:lsdException w:unhideWhenUsed="0" w:uiPriority="0" w:semiHidden="0" w:name="Hyperlink"/>
+    <w:lsdException w:unhideWhenUsed="0" w:uiPriority="0" w:semiHidden="0" w:name="FollowedHyperlink"/>
+    <w:lsdException w:qFormat="1" w:unhideWhenUsed="0" w:uiPriority="0" w:semiHidden="0" w:name="Strong"/>
+    <w:lsdException w:qFormat="1" w:unhideWhenUsed="0" w:uiPriority="0" w:semiHidden="0" w:name="Emphasis"/>
+    <w:lsdException w:unhideWhenUsed="0" w:uiPriority="0" w:semiHidden="0" w:name="Document Map"/>
+    <w:lsdException w:unhideWhenUsed="0" w:uiPriority="0" w:semiHidden="0" w:name="Plain Text"/>
+    <w:lsdException w:unhideWhenUsed="0" w:uiPriority="0" w:semiHidden="0" w:name="E-mail Signature"/>
+    <w:lsdException w:qFormat="1" w:unhideWhenUsed="0" w:uiPriority="0" w:semiHidden="0" w:name="Normal (Web)"/>
+    <w:lsdException w:unhideWhenUsed="0" w:uiPriority="0" w:semiHidden="0" w:name="HTML Acronym"/>
+    <w:lsdException w:unhideWhenUsed="0" w:uiPriority="0" w:semiHidden="0" w:name="HTML Address"/>
+    <w:lsdException w:unhideWhenUsed="0" w:uiPriority="0" w:semiHidden="0" w:name="HTML Cite"/>
+    <w:lsdException w:unhideWhenUsed="0" w:uiPriority="0" w:semiHidden="0" w:name="HTML Code"/>
+    <w:lsdException w:unhideWhenUsed="0" w:uiPriority="0" w:semiHidden="0" w:name="HTML Definition"/>
+    <w:lsdException w:unhideWhenUsed="0" w:uiPriority="0" w:semiHidden="0" w:name="HTML Keyboard"/>
+    <w:lsdException w:unhideWhenUsed="0" w:uiPriority="0" w:semiHidden="0" w:name="HTML Preformatted"/>
+    <w:lsdException w:unhideWhenUsed="0" w:uiPriority="0" w:semiHidden="0" w:name="HTML Sample"/>
+    <w:lsdException w:unhideWhenUsed="0" w:uiPriority="0" w:semiHidden="0" w:name="HTML Typewriter"/>
+    <w:lsdException w:unhideWhenUsed="0" w:uiPriority="0" w:semiHidden="0" w:name="HTML Variable"/>
+    <w:lsdException w:qFormat="1" w:unhideWhenUsed="0" w:uiPriority="0" w:name="Normal Table"/>
+    <w:lsdException w:unhideWhenUsed="0" w:uiPriority="0" w:semiHidden="0" w:name="annotation subject"/>
+    <w:lsdException w:unhideWhenUsed="0" w:uiPriority="0" w:semiHidden="0" w:name="Table Simple 1"/>
+    <w:lsdException w:unhideWhenUsed="0" w:uiPriority="0" w:semiHidden="0" w:name="Table Simple 2"/>
+    <w:lsdException w:unhideWhenUsed="0" w:uiPriority="0" w:semiHidden="0" w:name="Table Simple 3"/>
+    <w:lsdException w:unhideWhenUsed="0" w:uiPriority="0" w:semiHidden="0" w:name="Table Classic 1"/>
+    <w:lsdException w:unhideWhenUsed="0" w:uiPriority="0" w:semiHidden="0" w:name="Table Classic 2"/>
+    <w:lsdException w:unhideWhenUsed="0" w:uiPriority="0" w:semiHidden="0" w:name="Table Classic 3"/>
+    <w:lsdException w:unhideWhenUsed="0" w:uiPriority="0" w:semiHidden="0" w:name="Table Classic 4"/>
+    <w:lsdException w:unhideWhenUsed="0" w:uiPriority="0" w:semiHidden="0" w:name="Table Colorful 1"/>
+    <w:lsdException w:unhideWhenUsed="0" w:uiPriority="0" w:semiHidden="0" w:name="Table Colorful 2"/>
+    <w:lsdException w:unhideWhenUsed="0" w:uiPriority="0" w:semiHidden="0" w:name="Table Colorful 3"/>
+    <w:lsdException w:unhideWhenUsed="0" w:uiPriority="0" w:semiHidden="0" w:name="Table Columns 1"/>
+    <w:lsdException w:unhideWhenUsed="0" w:uiPriority="0" w:semiHidden="0" w:name="Table Columns 2"/>
+    <w:lsdException w:unhideWhenUsed="0" w:uiPriority="0" w:semiHidden="0" w:name="Table Columns 3"/>
+    <w:lsdException w:unhideWhenUsed="0" w:uiPriority="0" w:semiHidden="0" w:name="Table Columns 4"/>
+    <w:lsdException w:unhideWhenUsed="0" w:uiPriority="0" w:semiHidden="0" w:name="Table Columns 5"/>
+    <w:lsdException w:unhideWhenUsed="0" w:uiPriority="0" w:semiHidden="0" w:name="Table Grid 1"/>
+    <w:lsdException w:unhideWhenUsed="0" w:uiPriority="0" w:semiHidden="0" w:name="Table Grid 2"/>
+    <w:lsdException w:unhideWhenUsed="0" w:uiPriority="0" w:semiHidden="0" w:name="Table Grid 3"/>
+    <w:lsdException w:unhideWhenUsed="0" w:uiPriority="0" w:semiHidden="0" w:name="Table Grid 4"/>
+    <w:lsdException w:unhideWhenUsed="0" w:uiPriority="0" w:semiHidden="0" w:name="Table Grid 5"/>
+    <w:lsdException w:unhideWhenUsed="0" w:uiPriority="0" w:semiHidden="0" w:name="Table Grid 6"/>
+    <w:lsdException w:unhideWhenUsed="0" w:uiPriority="0" w:semiHidden="0" w:name="Table Grid 7"/>
+    <w:lsdException w:unhideWhenUsed="0" w:uiPriority="0" w:semiHidden="0" w:name="Table Grid 8"/>
+    <w:lsdException w:unhideWhenUsed="0" w:uiPriority="0" w:semiHidden="0" w:name="Table List 1"/>
+    <w:lsdException w:unhideWhenUsed="0" w:uiPriority="0" w:semiHidden="0" w:name="Table List 2"/>
+    <w:lsdException w:unhideWhenUsed="0" w:uiPriority="0" w:semiHidden="0" w:name="Table List 3"/>
+    <w:lsdException w:unhideWhenUsed="0" w:uiPriority="0" w:semiHidden="0" w:name="Table List 4"/>
+    <w:lsdException w:unhideWhenUsed="0" w:uiPriority="0" w:semiHidden="0" w:name="Table List 5"/>
+    <w:lsdException w:unhideWhenUsed="0" w:uiPriority="0" w:semiHidden="0" w:name="Table List 6"/>
+    <w:lsdException w:unhideWhenUsed="0" w:uiPriority="0" w:semiHidden="0" w:name="Table List 7"/>
+    <w:lsdException w:unhideWhenUsed="0" w:uiPriority="0" w:semiHidden="0" w:name="Table List 8"/>
+    <w:lsdException w:unhideWhenUsed="0" w:uiPriority="0" w:semiHidden="0" w:name="Table 3D effects 1"/>
+    <w:lsdException w:unhideWhenUsed="0" w:uiPriority="0" w:semiHidden="0" w:name="Table 3D effects 2"/>
+    <w:lsdException w:unhideWhenUsed="0" w:uiPriority="0" w:semiHidden="0" w:name="Table 3D effects 3"/>
+    <w:lsdException w:unhideWhenUsed="0" w:uiPriority="0" w:semiHidden="0" w:name="Table Contemporary"/>
+    <w:lsdException w:unhideWhenUsed="0" w:uiPriority="0" w:semiHidden="0" w:name="Table Elegant"/>
+    <w:lsdException w:unhideWhenUsed="0" w:uiPriority="0" w:semiHidden="0" w:name="Table Professional"/>
+    <w:lsdException w:unhideWhenUsed="0" w:uiPriority="0" w:semiHidden="0" w:name="Table Subtle 1"/>
+    <w:lsdException w:unhideWhenUsed="0" w:uiPriority="0" w:semiHidden="0" w:name="Table Subtle 2"/>
+    <w:lsdException w:unhideWhenUsed="0" w:uiPriority="0" w:semiHidden="0" w:name="Table Web 1"/>
+    <w:lsdException w:unhideWhenUsed="0" w:uiPriority="0" w:semiHidden="0" w:name="Table Web 2"/>
+    <w:lsdException w:unhideWhenUsed="0" w:uiPriority="0" w:semiHidden="0" w:name="Table Web 3"/>
+    <w:lsdException w:unhideWhenUsed="0" w:uiPriority="0" w:semiHidden="0" w:name="Balloon Text"/>
+    <w:lsdException w:qFormat="1" w:unhideWhenUsed="0" w:uiPriority="0" w:semiHidden="0" w:name="Table Grid"/>
+    <w:lsdException w:unhideWhenUsed="0" w:uiPriority="0" w:semiHidden="0" w:name="Table Theme"/>
+    <w:lsdException w:unhideWhenUsed="0" w:uiPriority="60" w:semiHidden="0" w:name="Light Shading"/>
+    <w:lsdException w:unhideWhenUsed="0" w:uiPriority="61" w:semiHidden="0" w:name="Light List"/>
+    <w:lsdException w:unhideWhenUsed="0" w:uiPriority="62" w:semiHidden="0" w:name="Light Grid"/>
+    <w:lsdException w:unhideWhenUsed="0" w:uiPriority="63" w:semiHidden="0" w:name="Medium Shading 1"/>
+    <w:lsdException w:unhideWhenUsed="0" w:uiPriority="64" w:semiHidden="0" w:name="Medium Shading 2"/>
+    <w:lsdException w:unhideWhenUsed="0" w:uiPriority="65" w:semiHidden="0" w:name="Medium List 1"/>
+    <w:lsdException w:unhideWhenUsed="0" w:uiPriority="66" w:semiHidden="0" w:name="Medium List 2"/>
+    <w:lsdException w:unhideWhenUsed="0" w:uiPriority="67" w:semiHidden="0" w:name="Medium Grid 1"/>
+    <w:lsdException w:unhideWhenUsed="0" w:uiPriority="68" w:semiHidden="0" w:name="Medium Grid 2"/>
+    <w:lsdException w:unhideWhenUsed="0" w:uiPriority="69" w:semiHidden="0" w:name="Medium Grid 3"/>
+    <w:lsdException w:unhideWhenUsed="0" w:uiPriority="70" w:semiHidden="0" w:name="Dark List"/>
+    <w:lsdException w:unhideWhenUsed="0" w:uiPriority="71" w:semiHidden="0" w:name="Colorful Shading"/>
+    <w:lsdException w:unhideWhenUsed="0" w:uiPriority="72" w:semiHidden="0" w:name="Colorful List"/>
+    <w:lsdException w:unhideWhenUsed="0" w:uiPriority="73" w:semiHidden="0" w:name="Colorful Grid"/>
+    <w:lsdException w:unhideWhenUsed="0" w:uiPriority="60" w:semiHidden="0" w:name="Light Shading Accent 1"/>
+    <w:lsdException w:unhideWhenUsed="0" w:uiPriority="61" w:semiHidden="0" w:name="Light List Accent 1"/>
+    <w:lsdException w:unhideWhenUsed="0" w:uiPriority="62" w:semiHidden="0" w:name="Light Grid Accent 1"/>
+    <w:lsdException w:unhideWhenUsed="0" w:uiPriority="63" w:semiHidden="0" w:name="Medium Shading 1 Accent 1"/>
+    <w:lsdException w:unhideWhenUsed="0" w:uiPriority="64" w:semiHidden="0" w:name="Medium Shading 2 Accent 1"/>
+    <w:lsdException w:unhideWhenUsed="0" w:uiPriority="65" w:semiHidden="0" w:name="Medium List 1 Accent 1"/>
+    <w:lsdException w:unhideWhenUsed="0" w:uiPriority="66" w:semiHidden="0" w:name="Medium List 2 Accent 1"/>
+    <w:lsdException w:unhideWhenUsed="0" w:uiPriority="67" w:semiHidden="0" w:name="Medium Grid 1 Accent 1"/>
+    <w:lsdException w:unhideWhenUsed="0" w:uiPriority="68" w:semiHidden="0" w:name="Medium Grid 2 Accent 1"/>
+    <w:lsdException w:unhideWhenUsed="0" w:uiPriority="69" w:semiHidden="0" w:name="Medium Grid 3 Accent 1"/>
+    <w:lsdException w:unhideWhenUsed="0" w:uiPriority="70" w:semiHidden="0" w:name="Dark List Accent 1"/>
+    <w:lsdException w:unhideWhenUsed="0" w:uiPriority="71" w:semiHidden="0" w:name="Colorful Shading Accent 1"/>
+    <w:lsdException w:unhideWhenUsed="0" w:uiPriority="72" w:semiHidden="0" w:name="Colorful List Accent 1"/>
+    <w:lsdException w:unhideWhenUsed="0" w:uiPriority="73" w:semiHidden="0" w:name="Colorful Grid Accent 1"/>
+    <w:lsdException w:unhideWhenUsed="0" w:uiPriority="60" w:semiHidden="0" w:name="Light Shading Accent 2"/>
+    <w:lsdException w:unhideWhenUsed="0" w:uiPriority="61" w:semiHidden="0" w:name="Light List Accent 2"/>
+    <w:lsdException w:unhideWhenUsed="0" w:uiPriority="62" w:semiHidden="0" w:name="Light Grid Accent 2"/>
+    <w:lsdException w:unhideWhenUsed="0" w:uiPriority="63" w:semiHidden="0" w:name="Medium Shading 1 Accent 2"/>
+    <w:lsdException w:unhideWhenUsed="0" w:uiPriority="64" w:semiHidden="0" w:name="Medium Shading 2 Accent 2"/>
+    <w:lsdException w:unhideWhenUsed="0" w:uiPriority="65" w:semiHidden="0" w:name="Medium List 1 Accent 2"/>
+    <w:lsdException w:unhideWhenUsed="0" w:uiPriority="66" w:semiHidden="0" w:name="Medium List 2 Accent 2"/>
+    <w:lsdException w:unhideWhenUsed="0" w:uiPriority="67" w:semiHidden="0" w:name="Medium Grid 1 Accent 2"/>
+    <w:lsdException w:unhideWhenUsed="0" w:uiPriority="68" w:semiHidden="0" w:name="Medium Grid 2 Accent 2"/>
+    <w:lsdException w:unhideWhenUsed="0" w:uiPriority="69" w:semiHidden="0" w:name="Medium Grid 3 Accent 2"/>
+    <w:lsdException w:unhideWhenUsed="0" w:uiPriority="70" w:semiHidden="0" w:name="Dark List Accent 2"/>
+    <w:lsdException w:unhideWhenUsed="0" w:uiPriority="71" w:semiHidden="0" w:name="Colorful Shading Accent 2"/>
+    <w:lsdException w:unhideWhenUsed="0" w:uiPriority="72" w:semiHidden="0" w:name="Colorful List Accent 2"/>
+    <w:lsdException w:unhideWhenUsed="0" w:uiPriority="73" w:semiHidden="0" w:name="Colorful Grid Accent 2"/>
+    <w:lsdException w:unhideWhenUsed="0" w:uiPriority="60" w:semiHidden="0" w:name="Light Shading Accent 3"/>
+    <w:lsdException w:unhideWhenUsed="0" w:uiPriority="61" w:semiHidden="0" w:name="Light List Accent 3"/>
+    <w:lsdException w:unhideWhenUsed="0" w:uiPriority="62" w:semiHidden="0" w:name="Light Grid Accent 3"/>
+    <w:lsdException w:unhideWhenUsed="0" w:uiPriority="63" w:semiHidden="0" w:name="Medium Shading 1 Accent 3"/>
+    <w:lsdException w:unhideWhenUsed="0" w:uiPriority="64" w:semiHidden="0" w:name="Medium Shading 2 Accent 3"/>
+    <w:lsdException w:unhideWhenUsed="0" w:uiPriority="65" w:semiHidden="0" w:name="Medium List 1 Accent 3"/>
+    <w:lsdException w:unhideWhenUsed="0" w:uiPriority="66" w:semiHidden="0" w:name="Medium List 2 Accent 3"/>
+    <w:lsdException w:unhideWhenUsed="0" w:uiPriority="67" w:semiHidden="0" w:name="Medium Grid 1 Accent 3"/>
+    <w:lsdException w:unhideWhenUsed="0" w:uiPriority="68" w:semiHidden="0" w:name="Medium Grid 2 Accent 3"/>
+    <w:lsdException w:unhideWhenUsed="0" w:uiPriority="69" w:semiHidden="0" w:name="Medium Grid 3 Accent 3"/>
+    <w:lsdException w:unhideWhenUsed="0" w:uiPriority="70" w:semiHidden="0" w:name="Dark List Accent 3"/>
+    <w:lsdException w:unhideWhenUsed="0" w:uiPriority="71" w:semiHidden="0" w:name="Colorful Shading Accent 3"/>
+    <w:lsdException w:unhideWhenUsed="0" w:uiPriority="72" w:semiHidden="0" w:name="Colorful List Accent 3"/>
+    <w:lsdException w:unhideWhenUsed="0" w:uiPriority="73" w:semiHidden="0" w:name="Colorful Grid Accent 3"/>
+    <w:lsdException w:unhideWhenUsed="0" w:uiPriority="60" w:semiHidden="0" w:name="Light Shading Accent 4"/>
+    <w:lsdException w:unhideWhenUsed="0" w:uiPriority="61" w:semiHidden="0" w:name="Light List Accent 4"/>
+    <w:lsdException w:unhideWhenUsed="0" w:uiPriority="62" w:semiHidden="0" w:name="Light Grid Accent 4"/>
+    <w:lsdException w:unhideWhenUsed="0" w:uiPriority="63" w:semiHidden="0" w:name="Medium Shading 1 Accent 4"/>
+    <w:lsdException w:unhideWhenUsed="0" w:uiPriority="64" w:semiHidden="0" w:name="Medium Shading 2 Accent 4"/>
+    <w:lsdException w:unhideWhenUsed="0" w:uiPriority="65" w:semiHidden="0" w:name="Medium List 1 Accent 4"/>
+    <w:lsdException w:unhideWhenUsed="0" w:uiPriority="66" w:semiHidden="0" w:name="Medium List 2 Accent 4"/>
+    <w:lsdException w:unhideWhenUsed="0" w:uiPriority="67" w:semiHidden="0" w:name="Medium Grid 1 Accent 4"/>
+    <w:lsdException w:unhideWhenUsed="0" w:uiPriority="68" w:semiHidden="0" w:name="Medium Grid 2 Accent 4"/>
+    <w:lsdException w:unhideWhenUsed="0" w:uiPriority="69" w:semiHidden="0" w:name="Medium Grid 3 Accent 4"/>
+    <w:lsdException w:unhideWhenUsed="0" w:uiPriority="70" w:semiHidden="0" w:name="Dark List Accent 4"/>
+    <w:lsdException w:unhideWhenUsed="0" w:uiPriority="71" w:semiHidden="0" w:name="Colorful Shading Accent 4"/>
+    <w:lsdException w:unhideWhenUsed="0" w:uiPriority="72" w:semiHidden="0" w:name="Colorful List Accent 4"/>
+    <w:lsdException w:unhideWhenUsed="0" w:uiPriority="73" w:semiHidden="0" w:name="Colorful Grid Accent 4"/>
+    <w:lsdException w:unhideWhenUsed="0" w:uiPriority="60" w:semiHidden="0" w:name="Light Shading Accent 5"/>
+    <w:lsdException w:unhideWhenUsed="0" w:uiPriority="61" w:semiHidden="0" w:name="Light List Accent 5"/>
+    <w:lsdException w:unhideWhenUsed="0" w:uiPriority="62" w:semiHidden="0" w:name="Light Grid Accent 5"/>
+    <w:lsdException w:unhideWhenUsed="0" w:uiPriority="63" w:semiHidden="0" w:name="Medium Shading 1 Accent 5"/>
+    <w:lsdException w:unhideWhenUsed="0" w:uiPriority="64" w:semiHidden="0" w:name="Medium Shading 2 Accent 5"/>
+    <w:lsdException w:unhideWhenUsed="0" w:uiPriority="65" w:semiHidden="0" w:name="Medium List 1 Accent 5"/>
+    <w:lsdException w:unhideWhenUsed="0" w:uiPriority="66" w:semiHidden="0" w:name="Medium List 2 Accent 5"/>
+    <w:lsdException w:unhideWhenUsed="0" w:uiPriority="67" w:semiHidden="0" w:name="Medium Grid 1 Accent 5"/>
+    <w:lsdException w:unhideWhenUsed="0" w:uiPriority="68" w:semiHidden="0" w:name="Medium Grid 2 Accent 5"/>
+    <w:lsdException w:unhideWhenUsed="0" w:uiPriority="69" w:semiHidden="0" w:name="Medium Grid 3 Accent 5"/>
+    <w:lsdException w:unhideWhenUsed="0" w:uiPriority="70" w:semiHidden="0" w:name="Dark List Accent 5"/>
+    <w:lsdException w:unhideWhenUsed="0" w:uiPriority="71" w:semiHidden="0" w:name="Colorful Shading Accent 5"/>
+    <w:lsdException w:unhideWhenUsed="0" w:uiPriority="72" w:semiHidden="0" w:name="Colorful List Accent 5"/>
+    <w:lsdException w:unhideWhenUsed="0" w:uiPriority="73" w:semiHidden="0" w:name="Colorful Grid Accent 5"/>
+    <w:lsdException w:unhideWhenUsed="0" w:uiPriority="60" w:semiHidden="0" w:name="Light Shading Accent 6"/>
+    <w:lsdException w:unhideWhenUsed="0" w:uiPriority="61" w:semiHidden="0" w:name="Light List Accent 6"/>
+    <w:lsdException w:unhideWhenUsed="0" w:uiPriority="62" w:semiHidden="0" w:name="Light Grid Accent 6"/>
+    <w:lsdException w:unhideWhenUsed="0" w:uiPriority="63" w:semiHidden="0" w:name="Medium Shading 1 Accent 6"/>
+    <w:lsdException w:unhideWhenUsed="0" w:uiPriority="64" w:semiHidden="0" w:name="Medium Shading 2 Accent 6"/>
+    <w:lsdException w:unhideWhenUsed="0" w:uiPriority="65" w:semiHidden="0" w:name="Medium List 1 Accent 6"/>
+    <w:lsdException w:unhideWhenUsed="0" w:uiPriority="66" w:semiHidden="0" w:name="Medium List 2 Accent 6"/>
+    <w:lsdException w:unhideWhenUsed="0" w:uiPriority="67" w:semiHidden="0" w:name="Medium Grid 1 Accent 6"/>
+    <w:lsdException w:unhideWhenUsed="0" w:uiPriority="68" w:semiHidden="0" w:name="Medium Grid 2 Accent 6"/>
+    <w:lsdException w:unhideWhenUsed="0" w:uiPriority="69" w:semiHidden="0" w:name="Medium Grid 3 Accent 6"/>
+    <w:lsdException w:unhideWhenUsed="0" w:uiPriority="70" w:semiHidden="0" w:name="Dark List Accent 6"/>
+    <w:lsdException w:unhideWhenUsed="0" w:uiPriority="71" w:semiHidden="0" w:name="Colorful Shading Accent 6"/>
+    <w:lsdException w:unhideWhenUsed="0" w:uiPriority="72" w:semiHidden="0" w:name="Colorful List Accent 6"/>
+    <w:lsdException w:unhideWhenUsed="0" w:uiPriority="73" w:semiHidden="0" w:name="Colorful Grid Accent 6"/>
   </w:latentStyles>
-  <w:style w:type="paragraph" w:default="1" w:styleId="Normal">
+  <w:style w:type="paragraph" w:default="1" w:styleId="1">
     <w:name w:val="Normal"/>
     <w:qFormat/>
+    <w:uiPriority w:val="0"/>
     <w:pPr>
       <w:kinsoku w:val="0"/>
       <w:autoSpaceDE w:val="0"/>
@@ -10556,7 +10647,7 @@
       <w:textAlignment w:val="baseline"/>
     </w:pPr>
     <w:rPr>
-      <w:rFonts w:ascii="Arial" w:eastAsia="宋体" w:hAnsi="Arial" w:cs="Arial"/>
+      <w:rFonts w:ascii="Arial" w:hAnsi="Arial" w:eastAsia="宋体" w:cs="Arial"/>
       <w:snapToGrid w:val="0"/>
       <w:color w:val="000000"/>
       <w:kern w:val="0"/>
@@ -10565,11 +10656,12 @@
       <w:lang w:val="en-US" w:eastAsia="en-US" w:bidi="ar-SA"/>
     </w:rPr>
   </w:style>
-  <w:style w:type="paragraph" w:styleId="Heading1">
+  <w:style w:type="paragraph" w:styleId="2">
     <w:name w:val="heading 1"/>
-    <w:basedOn w:val="Normal"/>
-    <w:next w:val="Normal"/>
+    <w:basedOn w:val="1"/>
+    <w:next w:val="1"/>
     <w:qFormat/>
+    <w:uiPriority w:val="0"/>
     <w:pPr>
       <w:keepNext/>
       <w:keepLines/>
@@ -10587,12 +10679,13 @@
       <w:sz w:val="44"/>
     </w:rPr>
   </w:style>
-  <w:style w:type="paragraph" w:styleId="Heading2">
+  <w:style w:type="paragraph" w:styleId="3">
     <w:name w:val="heading 2"/>
-    <w:basedOn w:val="Normal"/>
-    <w:next w:val="Normal"/>
+    <w:basedOn w:val="1"/>
+    <w:next w:val="1"/>
     <w:unhideWhenUsed/>
     <w:qFormat/>
+    <w:uiPriority w:val="0"/>
     <w:pPr>
       <w:keepNext/>
       <w:keepLines/>
@@ -10605,18 +10698,19 @@
       <w:outlineLvl w:val="1"/>
     </w:pPr>
     <w:rPr>
-      <w:rFonts w:ascii="Arial" w:eastAsia="黑体" w:hAnsi="Arial"/>
+      <w:rFonts w:ascii="Arial" w:hAnsi="Arial" w:eastAsia="黑体"/>
       <w:b/>
       <w:sz w:val="32"/>
     </w:rPr>
   </w:style>
-  <w:style w:type="paragraph" w:styleId="Heading3">
+  <w:style w:type="paragraph" w:styleId="4">
     <w:name w:val="heading 3"/>
-    <w:basedOn w:val="Normal"/>
-    <w:next w:val="Normal"/>
+    <w:basedOn w:val="1"/>
+    <w:next w:val="1"/>
     <w:semiHidden/>
     <w:unhideWhenUsed/>
     <w:qFormat/>
+    <w:uiPriority w:val="0"/>
     <w:pPr>
       <w:keepNext/>
       <w:keepLines/>
@@ -10633,12 +10727,13 @@
       <w:sz w:val="32"/>
     </w:rPr>
   </w:style>
-  <w:style w:type="paragraph" w:styleId="Heading4">
+  <w:style w:type="paragraph" w:styleId="5">
     <w:name w:val="heading 4"/>
-    <w:basedOn w:val="Normal"/>
-    <w:next w:val="Normal"/>
+    <w:basedOn w:val="1"/>
+    <w:next w:val="1"/>
     <w:unhideWhenUsed/>
     <w:qFormat/>
+    <w:uiPriority w:val="0"/>
     <w:pPr>
       <w:keepNext/>
       <w:keepLines/>
@@ -10651,18 +10746,19 @@
       <w:outlineLvl w:val="3"/>
     </w:pPr>
     <w:rPr>
-      <w:rFonts w:ascii="Arial" w:eastAsia="黑体" w:hAnsi="Arial"/>
+      <w:rFonts w:ascii="Arial" w:hAnsi="Arial" w:eastAsia="黑体"/>
       <w:b/>
       <w:sz w:val="28"/>
     </w:rPr>
   </w:style>
-  <w:style w:type="paragraph" w:styleId="Heading5">
+  <w:style w:type="paragraph" w:styleId="6">
     <w:name w:val="heading 5"/>
-    <w:basedOn w:val="Normal"/>
-    <w:next w:val="Normal"/>
+    <w:basedOn w:val="1"/>
+    <w:next w:val="1"/>
     <w:semiHidden/>
     <w:unhideWhenUsed/>
     <w:qFormat/>
+    <w:uiPriority w:val="0"/>
     <w:pPr>
       <w:keepNext/>
       <w:keepLines/>
@@ -10679,13 +10775,14 @@
       <w:sz w:val="28"/>
     </w:rPr>
   </w:style>
-  <w:style w:type="paragraph" w:styleId="Heading6">
+  <w:style w:type="paragraph" w:styleId="7">
     <w:name w:val="heading 6"/>
-    <w:basedOn w:val="Normal"/>
-    <w:next w:val="Normal"/>
+    <w:basedOn w:val="1"/>
+    <w:next w:val="1"/>
     <w:semiHidden/>
     <w:unhideWhenUsed/>
     <w:qFormat/>
+    <w:uiPriority w:val="0"/>
     <w:pPr>
       <w:keepNext/>
       <w:keepLines/>
@@ -10698,18 +10795,19 @@
       <w:outlineLvl w:val="5"/>
     </w:pPr>
     <w:rPr>
-      <w:rFonts w:ascii="Arial" w:eastAsia="黑体" w:hAnsi="Arial"/>
+      <w:rFonts w:ascii="Arial" w:hAnsi="Arial" w:eastAsia="黑体"/>
       <w:b/>
       <w:sz w:val="24"/>
     </w:rPr>
   </w:style>
-  <w:style w:type="paragraph" w:styleId="Heading7">
+  <w:style w:type="paragraph" w:styleId="8">
     <w:name w:val="heading 7"/>
-    <w:basedOn w:val="Normal"/>
-    <w:next w:val="Normal"/>
+    <w:basedOn w:val="1"/>
+    <w:next w:val="1"/>
     <w:semiHidden/>
     <w:unhideWhenUsed/>
     <w:qFormat/>
+    <w:uiPriority w:val="0"/>
     <w:pPr>
       <w:keepNext/>
       <w:keepLines/>
@@ -10726,13 +10824,14 @@
       <w:sz w:val="24"/>
     </w:rPr>
   </w:style>
-  <w:style w:type="paragraph" w:styleId="Heading8">
+  <w:style w:type="paragraph" w:styleId="9">
     <w:name w:val="heading 8"/>
-    <w:basedOn w:val="Normal"/>
-    <w:next w:val="Normal"/>
+    <w:basedOn w:val="1"/>
+    <w:next w:val="1"/>
     <w:semiHidden/>
     <w:unhideWhenUsed/>
     <w:qFormat/>
+    <w:uiPriority w:val="0"/>
     <w:pPr>
       <w:keepNext/>
       <w:keepLines/>
@@ -10745,17 +10844,18 @@
       <w:outlineLvl w:val="7"/>
     </w:pPr>
     <w:rPr>
-      <w:rFonts w:ascii="Arial" w:eastAsia="黑体" w:hAnsi="Arial"/>
+      <w:rFonts w:ascii="Arial" w:hAnsi="Arial" w:eastAsia="黑体"/>
       <w:sz w:val="24"/>
     </w:rPr>
   </w:style>
-  <w:style w:type="paragraph" w:styleId="Heading9">
+  <w:style w:type="paragraph" w:styleId="10">
     <w:name w:val="heading 9"/>
-    <w:basedOn w:val="Normal"/>
-    <w:next w:val="Normal"/>
+    <w:basedOn w:val="1"/>
+    <w:next w:val="1"/>
     <w:semiHidden/>
     <w:unhideWhenUsed/>
     <w:qFormat/>
+    <w:uiPriority w:val="0"/>
     <w:pPr>
       <w:keepNext/>
       <w:keepLines/>
@@ -10768,19 +10868,21 @@
       <w:outlineLvl w:val="8"/>
     </w:pPr>
     <w:rPr>
-      <w:rFonts w:ascii="Arial" w:eastAsia="黑体" w:hAnsi="Arial"/>
+      <w:rFonts w:ascii="Arial" w:hAnsi="Arial" w:eastAsia="黑体"/>
       <w:sz w:val="21"/>
     </w:rPr>
   </w:style>
-  <w:style w:type="character" w:default="1" w:styleId="DefaultParagraphFont">
+  <w:style w:type="character" w:default="1" w:styleId="22">
     <w:name w:val="Default Paragraph Font"/>
     <w:semiHidden/>
     <w:qFormat/>
+    <w:uiPriority w:val="0"/>
   </w:style>
-  <w:style w:type="table" w:default="1" w:styleId="TableNormal">
+  <w:style w:type="table" w:default="1" w:styleId="20">
     <w:name w:val="Normal Table"/>
     <w:semiHidden/>
     <w:qFormat/>
+    <w:uiPriority w:val="0"/>
     <w:tblPr>
       <w:tblCellMar>
         <w:top w:w="0" w:type="dxa"/>
@@ -10790,39 +10892,43 @@
       </w:tblCellMar>
     </w:tblPr>
   </w:style>
-  <w:style w:type="paragraph" w:styleId="CommentText">
+  <w:style w:type="paragraph" w:styleId="11">
     <w:name w:val="annotation text"/>
-    <w:basedOn w:val="Normal"/>
+    <w:basedOn w:val="1"/>
     <w:qFormat/>
+    <w:uiPriority w:val="0"/>
     <w:pPr>
       <w:jc w:val="left"/>
     </w:pPr>
   </w:style>
-  <w:style w:type="paragraph" w:styleId="BodyText">
+  <w:style w:type="paragraph" w:styleId="12">
     <w:name w:val="Body Text"/>
-    <w:basedOn w:val="Normal"/>
+    <w:basedOn w:val="1"/>
     <w:semiHidden/>
     <w:qFormat/>
+    <w:uiPriority w:val="0"/>
     <w:rPr>
-      <w:rFonts w:ascii="Arial" w:eastAsia="Arial" w:hAnsi="Arial" w:cs="Arial"/>
+      <w:rFonts w:ascii="Arial" w:hAnsi="Arial" w:eastAsia="Arial" w:cs="Arial"/>
       <w:sz w:val="21"/>
       <w:szCs w:val="21"/>
       <w:lang w:val="en-US" w:eastAsia="en-US" w:bidi="ar-SA"/>
     </w:rPr>
   </w:style>
-  <w:style w:type="paragraph" w:styleId="TOC3">
+  <w:style w:type="paragraph" w:styleId="13">
     <w:name w:val="toc 3"/>
-    <w:basedOn w:val="Normal"/>
-    <w:next w:val="Normal"/>
+    <w:basedOn w:val="1"/>
+    <w:next w:val="1"/>
     <w:qFormat/>
+    <w:uiPriority w:val="0"/>
     <w:pPr>
       <w:ind w:left="840" w:leftChars="400"/>
     </w:pPr>
   </w:style>
-  <w:style w:type="paragraph" w:styleId="Footer">
+  <w:style w:type="paragraph" w:styleId="14">
     <w:name w:val="footer"/>
-    <w:basedOn w:val="Normal"/>
+    <w:basedOn w:val="1"/>
     <w:qFormat/>
+    <w:uiPriority w:val="0"/>
     <w:pPr>
       <w:tabs>
         <w:tab w:val="center" w:pos="4153"/>
@@ -10835,16 +10941,17 @@
       <w:sz w:val="18"/>
     </w:rPr>
   </w:style>
-  <w:style w:type="paragraph" w:styleId="Header">
+  <w:style w:type="paragraph" w:styleId="15">
     <w:name w:val="header"/>
-    <w:basedOn w:val="Normal"/>
+    <w:basedOn w:val="1"/>
     <w:qFormat/>
+    <w:uiPriority w:val="0"/>
     <w:pPr>
       <w:pBdr>
-        <w:top w:val="nil"/>
-        <w:left w:val="nil"/>
-        <w:bottom w:val="nil"/>
-        <w:right w:val="nil"/>
+        <w:top w:val="none" w:color="auto" w:sz="0" w:space="0"/>
+        <w:left w:val="none" w:color="auto" w:sz="0" w:space="0"/>
+        <w:bottom w:val="none" w:color="auto" w:sz="0" w:space="0"/>
+        <w:right w:val="none" w:color="auto" w:sz="0" w:space="0"/>
       </w:pBdr>
       <w:tabs>
         <w:tab w:val="center" w:pos="4153"/>
@@ -10859,37 +10966,41 @@
       <w:sz w:val="18"/>
     </w:rPr>
   </w:style>
-  <w:style w:type="paragraph" w:styleId="TOC1">
+  <w:style w:type="paragraph" w:styleId="16">
     <w:name w:val="toc 1"/>
-    <w:basedOn w:val="Normal"/>
-    <w:next w:val="Normal"/>
+    <w:basedOn w:val="1"/>
+    <w:next w:val="1"/>
     <w:qFormat/>
+    <w:uiPriority w:val="0"/>
     <w:rPr>
-      <w:rFonts w:ascii="Arial" w:eastAsia="Microsoft JhengHei" w:hAnsi="Arial"/>
+      <w:rFonts w:ascii="Arial" w:hAnsi="Arial" w:eastAsia="Microsoft JhengHei"/>
       <w:sz w:val="24"/>
     </w:rPr>
   </w:style>
-  <w:style w:type="paragraph" w:styleId="TOC2">
+  <w:style w:type="paragraph" w:styleId="17">
     <w:name w:val="toc 2"/>
-    <w:basedOn w:val="Normal"/>
-    <w:next w:val="Normal"/>
+    <w:basedOn w:val="1"/>
+    <w:next w:val="1"/>
     <w:qFormat/>
+    <w:uiPriority w:val="0"/>
     <w:pPr>
       <w:ind w:left="420" w:leftChars="200"/>
     </w:pPr>
   </w:style>
-  <w:style w:type="paragraph" w:styleId="NormalWeb">
+  <w:style w:type="paragraph" w:styleId="18">
     <w:name w:val="Normal (Web)"/>
-    <w:basedOn w:val="Normal"/>
+    <w:basedOn w:val="1"/>
     <w:qFormat/>
+    <w:uiPriority w:val="0"/>
     <w:rPr>
       <w:sz w:val="24"/>
     </w:rPr>
   </w:style>
-  <w:style w:type="paragraph" w:styleId="Title">
+  <w:style w:type="paragraph" w:styleId="19">
     <w:name w:val="Title"/>
-    <w:basedOn w:val="Normal"/>
+    <w:basedOn w:val="1"/>
     <w:qFormat/>
+    <w:uiPriority w:val="0"/>
     <w:pPr>
       <w:spacing w:before="240" w:beforeLines="0" w:beforeAutospacing="0" w:after="60" w:afterLines="0" w:afterAutospacing="0"/>
       <w:jc w:val="center"/>
@@ -10901,38 +11012,41 @@
       <w:sz w:val="32"/>
     </w:rPr>
   </w:style>
-  <w:style w:type="table" w:styleId="TableGrid">
+  <w:style w:type="table" w:styleId="21">
     <w:name w:val="Table Grid"/>
-    <w:basedOn w:val="TableNormal"/>
+    <w:basedOn w:val="20"/>
     <w:qFormat/>
+    <w:uiPriority w:val="0"/>
     <w:pPr>
       <w:widowControl w:val="0"/>
       <w:jc w:val="both"/>
     </w:pPr>
     <w:tblPr>
       <w:tblBorders>
-        <w:top w:val="single" w:sz="4" w:space="0" w:color="auto"/>
-        <w:left w:val="single" w:sz="4" w:space="0" w:color="auto"/>
-        <w:bottom w:val="single" w:sz="4" w:space="0" w:color="auto"/>
-        <w:right w:val="single" w:sz="4" w:space="0" w:color="auto"/>
-        <w:insideH w:val="single" w:sz="4" w:space="0" w:color="auto"/>
-        <w:insideV w:val="single" w:sz="4" w:space="0" w:color="auto"/>
+        <w:top w:val="single" w:color="auto" w:sz="4" w:space="0"/>
+        <w:left w:val="single" w:color="auto" w:sz="4" w:space="0"/>
+        <w:bottom w:val="single" w:color="auto" w:sz="4" w:space="0"/>
+        <w:right w:val="single" w:color="auto" w:sz="4" w:space="0"/>
+        <w:insideH w:val="single" w:color="auto" w:sz="4" w:space="0"/>
+        <w:insideV w:val="single" w:color="auto" w:sz="4" w:space="0"/>
       </w:tblBorders>
     </w:tblPr>
   </w:style>
-  <w:style w:type="character" w:styleId="Strong">
+  <w:style w:type="character" w:styleId="23">
     <w:name w:val="Strong"/>
-    <w:basedOn w:val="DefaultParagraphFont"/>
+    <w:basedOn w:val="22"/>
     <w:qFormat/>
+    <w:uiPriority w:val="0"/>
     <w:rPr>
       <w:b/>
     </w:rPr>
   </w:style>
-  <w:style w:type="table" w:customStyle="1" w:styleId="TableNormal0">
+  <w:style w:type="table" w:customStyle="1" w:styleId="24">
     <w:name w:val="Table Normal_0"/>
     <w:semiHidden/>
     <w:unhideWhenUsed/>
     <w:qFormat/>
+    <w:uiPriority w:val="0"/>
     <w:tblPr>
       <w:tblCellMar>
         <w:top w:w="0" w:type="dxa"/>
@@ -10942,81 +11056,87 @@
       </w:tblCellMar>
     </w:tblPr>
   </w:style>
-  <w:style w:type="paragraph" w:customStyle="1" w:styleId="TableText">
+  <w:style w:type="paragraph" w:customStyle="1" w:styleId="25">
     <w:name w:val="Table Text"/>
-    <w:basedOn w:val="Normal"/>
+    <w:basedOn w:val="1"/>
     <w:semiHidden/>
     <w:qFormat/>
+    <w:uiPriority w:val="0"/>
     <w:rPr>
-      <w:rFonts w:ascii="宋体" w:eastAsia="宋体" w:hAnsi="宋体" w:cs="宋体"/>
+      <w:rFonts w:ascii="宋体" w:hAnsi="宋体" w:eastAsia="宋体" w:cs="宋体"/>
       <w:sz w:val="21"/>
       <w:szCs w:val="21"/>
       <w:lang w:val="en-US" w:eastAsia="en-US" w:bidi="ar-SA"/>
     </w:rPr>
   </w:style>
-  <w:style w:type="paragraph" w:customStyle="1" w:styleId="1">
+  <w:style w:type="paragraph" w:customStyle="1" w:styleId="26">
     <w:name w:val="柴_标题1"/>
-    <w:basedOn w:val="Heading1"/>
-    <w:next w:val="a"/>
-    <w:link w:val="1Char"/>
+    <w:basedOn w:val="2"/>
+    <w:next w:val="27"/>
+    <w:link w:val="38"/>
     <w:qFormat/>
+    <w:uiPriority w:val="0"/>
     <w:pPr>
       <w:spacing w:before="100" w:after="90" w:line="360" w:lineRule="auto"/>
     </w:pPr>
     <w:rPr>
-      <w:rFonts w:ascii="Arial" w:eastAsia="宋体" w:hAnsi="Arial"/>
+      <w:rFonts w:ascii="Arial" w:hAnsi="Arial" w:eastAsia="宋体"/>
       <w:sz w:val="32"/>
     </w:rPr>
   </w:style>
-  <w:style w:type="paragraph" w:customStyle="1" w:styleId="a">
+  <w:style w:type="paragraph" w:customStyle="1" w:styleId="27">
     <w:name w:val="柴_正文"/>
-    <w:basedOn w:val="BodyText"/>
-    <w:link w:val="Char"/>
+    <w:basedOn w:val="12"/>
+    <w:link w:val="42"/>
     <w:qFormat/>
+    <w:uiPriority w:val="0"/>
     <w:pPr>
       <w:spacing w:line="360" w:lineRule="auto"/>
       <w:ind w:firstLine="470" w:firstLineChars="200"/>
     </w:pPr>
     <w:rPr>
-      <w:rFonts w:ascii="Arial" w:eastAsia="宋体" w:hAnsi="Arial"/>
+      <w:rFonts w:ascii="Arial" w:hAnsi="Arial" w:eastAsia="宋体"/>
       <w:sz w:val="24"/>
       <w:lang w:eastAsia="zh-CN"/>
     </w:rPr>
   </w:style>
-  <w:style w:type="paragraph" w:customStyle="1" w:styleId="2">
+  <w:style w:type="paragraph" w:customStyle="1" w:styleId="28">
     <w:name w:val="柴_标题2"/>
-    <w:basedOn w:val="Heading2"/>
-    <w:next w:val="a"/>
+    <w:basedOn w:val="3"/>
+    <w:next w:val="27"/>
     <w:qFormat/>
+    <w:uiPriority w:val="0"/>
     <w:pPr>
       <w:spacing w:line="360" w:lineRule="auto"/>
     </w:pPr>
     <w:rPr>
-      <w:rFonts w:ascii="Arial" w:eastAsia="宋体" w:hAnsi="Arial"/>
+      <w:rFonts w:ascii="Arial" w:hAnsi="Arial" w:eastAsia="宋体"/>
       <w:sz w:val="28"/>
     </w:rPr>
   </w:style>
-  <w:style w:type="paragraph" w:customStyle="1" w:styleId="3">
+  <w:style w:type="paragraph" w:customStyle="1" w:styleId="29">
     <w:name w:val="柴_标题3"/>
-    <w:basedOn w:val="Heading3"/>
-    <w:next w:val="a"/>
+    <w:basedOn w:val="4"/>
+    <w:next w:val="27"/>
     <w:qFormat/>
+    <w:uiPriority w:val="0"/>
     <w:pPr>
       <w:spacing w:line="360" w:lineRule="auto"/>
       <w:ind w:left="0" w:firstLine="472" w:firstLineChars="200"/>
     </w:pPr>
     <w:rPr>
-      <w:rFonts w:ascii="宋体" w:eastAsia="宋体" w:hAnsi="宋体" w:cs="宋体"/>
+      <w:rFonts w:ascii="宋体" w:hAnsi="宋体" w:eastAsia="宋体" w:cs="宋体"/>
       <w:spacing w:val="-2"/>
       <w:sz w:val="24"/>
       <w:szCs w:val="24"/>
     </w:rPr>
   </w:style>
-  <w:style w:type="paragraph" w:customStyle="1" w:styleId="a0">
+  <w:style w:type="paragraph" w:customStyle="1" w:styleId="30">
     <w:name w:val="柴_目录"/>
-    <w:basedOn w:val="Normal"/>
-    <w:next w:val="BodyText"/>
+    <w:basedOn w:val="1"/>
+    <w:next w:val="12"/>
     <w:qFormat/>
+    <w:uiPriority w:val="0"/>
     <w:pPr>
       <w:tabs>
         <w:tab w:val="right" w:leader="dot" w:pos="8442"/>
@@ -11024,89 +11144,96 @@
       <w:ind w:left="0" w:leftChars="0"/>
     </w:pPr>
     <w:rPr>
-      <w:rFonts w:ascii="Arial" w:eastAsia="Microsoft JhengHei" w:hAnsi="Arial"/>
+      <w:rFonts w:ascii="Arial" w:hAnsi="Arial" w:eastAsia="Microsoft JhengHei"/>
       <w:sz w:val="24"/>
     </w:rPr>
   </w:style>
-  <w:style w:type="paragraph" w:customStyle="1" w:styleId="a1">
+  <w:style w:type="paragraph" w:customStyle="1" w:styleId="31">
     <w:name w:val="柴_公司名"/>
-    <w:basedOn w:val="Title"/>
+    <w:basedOn w:val="19"/>
     <w:qFormat/>
+    <w:uiPriority w:val="0"/>
     <w:pPr>
       <w:spacing w:after="600" w:afterLines="600"/>
     </w:pPr>
     <w:rPr>
-      <w:rFonts w:ascii="宋体" w:eastAsia="宋体" w:hAnsi="宋体" w:cs="宋体" w:hint="eastAsia"/>
+      <w:rFonts w:hint="eastAsia" w:ascii="宋体" w:hAnsi="宋体" w:eastAsia="宋体" w:cs="宋体"/>
       <w:bCs/>
       <w:spacing w:val="-6"/>
       <w:sz w:val="52"/>
       <w:szCs w:val="52"/>
     </w:rPr>
   </w:style>
-  <w:style w:type="paragraph" w:customStyle="1" w:styleId="a2">
+  <w:style w:type="paragraph" w:customStyle="1" w:styleId="32">
     <w:name w:val="柴_文档名"/>
-    <w:basedOn w:val="Title"/>
+    <w:basedOn w:val="19"/>
     <w:qFormat/>
+    <w:uiPriority w:val="0"/>
     <w:pPr>
       <w:spacing w:after="900" w:afterLines="900"/>
     </w:pPr>
     <w:rPr>
-      <w:rFonts w:ascii="黑体" w:eastAsia="黑体" w:hAnsi="黑体" w:cs="黑体"/>
+      <w:rFonts w:ascii="黑体" w:hAnsi="黑体" w:eastAsia="黑体" w:cs="黑体"/>
       <w:bCs/>
       <w:spacing w:val="-7"/>
       <w:sz w:val="52"/>
       <w:szCs w:val="52"/>
     </w:rPr>
   </w:style>
-  <w:style w:type="paragraph" w:customStyle="1" w:styleId="WPSOffice1">
+  <w:style w:type="paragraph" w:customStyle="1" w:styleId="33">
     <w:name w:val="WPSOffice手动目录 1"/>
     <w:qFormat/>
+    <w:uiPriority w:val="0"/>
     <w:pPr>
       <w:ind w:leftChars="0"/>
     </w:pPr>
     <w:rPr>
-      <w:rFonts w:ascii="Times New Roman" w:eastAsia="宋体" w:hAnsi="Times New Roman" w:cs="Times New Roman"/>
+      <w:rFonts w:ascii="Times New Roman" w:hAnsi="Times New Roman" w:eastAsia="宋体" w:cs="Times New Roman"/>
       <w:sz w:val="20"/>
       <w:szCs w:val="20"/>
     </w:rPr>
   </w:style>
-  <w:style w:type="paragraph" w:customStyle="1" w:styleId="WPSOffice2">
+  <w:style w:type="paragraph" w:customStyle="1" w:styleId="34">
     <w:name w:val="WPSOffice手动目录 2"/>
     <w:qFormat/>
+    <w:uiPriority w:val="0"/>
     <w:pPr>
       <w:ind w:leftChars="200"/>
     </w:pPr>
     <w:rPr>
-      <w:rFonts w:ascii="Times New Roman" w:eastAsia="宋体" w:hAnsi="Times New Roman" w:cs="Times New Roman"/>
+      <w:rFonts w:ascii="Times New Roman" w:hAnsi="Times New Roman" w:eastAsia="宋体" w:cs="Times New Roman"/>
       <w:sz w:val="20"/>
       <w:szCs w:val="20"/>
     </w:rPr>
   </w:style>
-  <w:style w:type="paragraph" w:customStyle="1" w:styleId="WPSOffice3">
+  <w:style w:type="paragraph" w:customStyle="1" w:styleId="35">
     <w:name w:val="WPSOffice手动目录 3"/>
     <w:qFormat/>
+    <w:uiPriority w:val="0"/>
     <w:pPr>
       <w:ind w:leftChars="400"/>
     </w:pPr>
     <w:rPr>
-      <w:rFonts w:ascii="Times New Roman" w:eastAsia="宋体" w:hAnsi="Times New Roman" w:cs="Times New Roman"/>
+      <w:rFonts w:ascii="Times New Roman" w:hAnsi="Times New Roman" w:eastAsia="宋体" w:cs="Times New Roman"/>
       <w:sz w:val="20"/>
       <w:szCs w:val="20"/>
     </w:rPr>
   </w:style>
-  <w:style w:type="paragraph" w:customStyle="1" w:styleId="Compact">
+  <w:style w:type="paragraph" w:customStyle="1" w:styleId="36">
     <w:name w:val="Compact"/>
-    <w:basedOn w:val="BodyText"/>
+    <w:basedOn w:val="12"/>
     <w:qFormat/>
+    <w:uiPriority w:val="0"/>
     <w:pPr>
       <w:spacing w:before="36" w:after="36"/>
     </w:pPr>
   </w:style>
-  <w:style w:type="table" w:customStyle="1" w:styleId="Table">
+  <w:style w:type="table" w:customStyle="1" w:styleId="37">
     <w:name w:val="Table"/>
     <w:semiHidden/>
     <w:unhideWhenUsed/>
     <w:qFormat/>
+    <w:uiPriority w:val="0"/>
     <w:tblPr>
       <w:tblCellMar>
         <w:top w:w="0" w:type="dxa"/>
@@ -11118,26 +11245,28 @@
     <w:tblStylePr w:type="firstRow">
       <w:tcPr>
         <w:tcBorders>
-          <w:bottom w:val="single" w:sz="0" w:space="0" w:color="auto"/>
+          <w:bottom w:val="single" w:color="auto" w:sz="0" w:space="0"/>
         </w:tcBorders>
         <w:vAlign w:val="bottom"/>
       </w:tcPr>
     </w:tblStylePr>
   </w:style>
-  <w:style w:type="character" w:customStyle="1" w:styleId="1Char">
+  <w:style w:type="character" w:customStyle="1" w:styleId="38">
     <w:name w:val="柴_标题1 Char"/>
-    <w:link w:val="1"/>
+    <w:link w:val="26"/>
     <w:qFormat/>
+    <w:uiPriority w:val="0"/>
     <w:rPr>
-      <w:rFonts w:ascii="Arial" w:eastAsia="宋体" w:hAnsi="Arial"/>
+      <w:rFonts w:ascii="Arial" w:hAnsi="Arial" w:eastAsia="宋体"/>
       <w:sz w:val="32"/>
     </w:rPr>
   </w:style>
-  <w:style w:type="table" w:customStyle="1" w:styleId="TableNormal1">
+  <w:style w:type="table" w:customStyle="1" w:styleId="39">
     <w:name w:val="Table Normal_1"/>
     <w:semiHidden/>
     <w:unhideWhenUsed/>
     <w:qFormat/>
+    <w:uiPriority w:val="0"/>
     <w:tblPr>
       <w:tblCellMar>
         <w:top w:w="0" w:type="dxa"/>
@@ -11147,10 +11276,11 @@
       </w:tblCellMar>
     </w:tblPr>
   </w:style>
-  <w:style w:type="paragraph" w:customStyle="1" w:styleId="a3">
+  <w:style w:type="paragraph" w:customStyle="1" w:styleId="40">
     <w:name w:val="柴_正文_无缩进"/>
-    <w:basedOn w:val="Normal"/>
+    <w:basedOn w:val="1"/>
     <w:qFormat/>
+    <w:uiPriority w:val="0"/>
     <w:pPr>
       <w:ind w:firstLine="0" w:firstLineChars="0"/>
     </w:pPr>
@@ -11160,29 +11290,31 @@
       <w:lang w:eastAsia="zh-CN"/>
     </w:rPr>
   </w:style>
-  <w:style w:type="paragraph" w:customStyle="1" w:styleId="4">
+  <w:style w:type="paragraph" w:customStyle="1" w:styleId="41">
     <w:name w:val="柴_标题4"/>
-    <w:basedOn w:val="Heading4"/>
-    <w:next w:val="Normal"/>
+    <w:basedOn w:val="5"/>
+    <w:next w:val="1"/>
     <w:qFormat/>
+    <w:uiPriority w:val="0"/>
     <w:pPr>
       <w:widowControl w:val="0"/>
       <w:spacing w:before="160" w:line="360" w:lineRule="auto"/>
-      <w:ind w:left="981" w:hanging="862" w:leftChars="300"/>
+      <w:ind w:left="981" w:leftChars="300" w:hanging="862"/>
     </w:pPr>
     <w:rPr>
-      <w:rFonts w:ascii="Calibri" w:eastAsia="宋体" w:hAnsi="Calibri" w:cs="宋体" w:hint="eastAsia"/>
+      <w:rFonts w:hint="eastAsia" w:ascii="Calibri" w:hAnsi="Calibri" w:eastAsia="宋体" w:cs="宋体"/>
       <w:sz w:val="24"/>
       <w:szCs w:val="24"/>
       <w:lang w:eastAsia="zh-CN" w:bidi="zh-CN"/>
     </w:rPr>
   </w:style>
-  <w:style w:type="character" w:customStyle="1" w:styleId="Char">
+  <w:style w:type="character" w:customStyle="1" w:styleId="42">
     <w:name w:val="柴_正文 Char"/>
-    <w:link w:val="a"/>
+    <w:link w:val="27"/>
     <w:qFormat/>
+    <w:uiPriority w:val="0"/>
     <w:rPr>
-      <w:rFonts w:ascii="Arial" w:eastAsia="宋体" w:hAnsi="Arial"/>
+      <w:rFonts w:ascii="Arial" w:hAnsi="Arial" w:eastAsia="宋体"/>
       <w:sz w:val="24"/>
       <w:lang w:eastAsia="zh-CN"/>
     </w:rPr>

--- a/3-能力管理/流程制度规范类文件/030101-运维服务能力管理制度.docx
+++ b/3-能力管理/流程制度规范类文件/030101-运维服务能力管理制度.docx
@@ -15,7 +15,7 @@
         <w:pStyle w:val="31"/>
         <w:bidi w:val="0"/>
       </w:pPr>
-      <w:bookmarkStart w:id="2" w:name="_Toc12847"/>
+      <w:bookmarkStart w:id="2" w:name="_Toc18082"/>
       <w:r>
         <w:t>运维服务能力管理制度</w:t>
       </w:r>
@@ -28,7 +28,7 @@
         <w:pStyle w:val="32"/>
         <w:bidi w:val="0"/>
       </w:pPr>
-      <w:bookmarkStart w:id="3" w:name="_Toc25225"/>
+      <w:bookmarkStart w:id="3" w:name="_Toc6766"/>
       <w:r>
         <w:t>中达丰集团有限公司</w:t>
       </w:r>
@@ -124,7 +124,7 @@
       </w:pPr>
       <w:bookmarkStart w:id="4" w:name="_Toc3072"/>
       <w:bookmarkStart w:id="5" w:name="_Toc16758"/>
-      <w:bookmarkStart w:id="6" w:name="_Toc15514"/>
+      <w:bookmarkStart w:id="6" w:name="_Toc5552"/>
       <w:r>
         <w:rPr>
           <w:rFonts w:ascii="宋体" w:hAnsi="宋体" w:eastAsia="宋体" w:cs="宋体"/>
@@ -1643,7 +1643,7 @@
             <w:fldChar w:fldCharType="begin"/>
           </w:r>
           <w:r>
-            <w:instrText xml:space="preserve"> HYPERLINK \l _Toc12847 </w:instrText>
+            <w:instrText xml:space="preserve"> HYPERLINK \l _Toc18082 </w:instrText>
           </w:r>
           <w:r>
             <w:fldChar w:fldCharType="separate"/>
@@ -1658,7 +1658,7 @@
             <w:fldChar w:fldCharType="begin"/>
           </w:r>
           <w:r>
-            <w:instrText xml:space="preserve"> PAGEREF _Toc12847 \h </w:instrText>
+            <w:instrText xml:space="preserve"> PAGEREF _Toc18082 \h </w:instrText>
           </w:r>
           <w:r>
             <w:fldChar w:fldCharType="separate"/>
@@ -1684,7 +1684,7 @@
             <w:fldChar w:fldCharType="begin"/>
           </w:r>
           <w:r>
-            <w:instrText xml:space="preserve"> HYPERLINK \l _Toc25225 </w:instrText>
+            <w:instrText xml:space="preserve"> HYPERLINK \l _Toc6766 </w:instrText>
           </w:r>
           <w:r>
             <w:fldChar w:fldCharType="separate"/>
@@ -1699,7 +1699,7 @@
             <w:fldChar w:fldCharType="begin"/>
           </w:r>
           <w:r>
-            <w:instrText xml:space="preserve"> PAGEREF _Toc25225 \h </w:instrText>
+            <w:instrText xml:space="preserve"> PAGEREF _Toc6766 \h </w:instrText>
           </w:r>
           <w:r>
             <w:fldChar w:fldCharType="separate"/>
@@ -1725,7 +1725,7 @@
             <w:fldChar w:fldCharType="begin"/>
           </w:r>
           <w:r>
-            <w:instrText xml:space="preserve"> HYPERLINK \l _Toc15514 </w:instrText>
+            <w:instrText xml:space="preserve"> HYPERLINK \l _Toc5552 </w:instrText>
           </w:r>
           <w:r>
             <w:fldChar w:fldCharType="separate"/>
@@ -1745,7 +1745,7 @@
             <w:fldChar w:fldCharType="begin"/>
           </w:r>
           <w:r>
-            <w:instrText xml:space="preserve"> PAGEREF _Toc15514 \h </w:instrText>
+            <w:instrText xml:space="preserve"> PAGEREF _Toc5552 \h </w:instrText>
           </w:r>
           <w:r>
             <w:fldChar w:fldCharType="separate"/>
@@ -1771,7 +1771,7 @@
             <w:fldChar w:fldCharType="begin"/>
           </w:r>
           <w:r>
-            <w:instrText xml:space="preserve"> HYPERLINK \l _Toc21881 </w:instrText>
+            <w:instrText xml:space="preserve"> HYPERLINK \l _Toc9830 </w:instrText>
           </w:r>
           <w:r>
             <w:fldChar w:fldCharType="separate"/>
@@ -1792,7 +1792,7 @@
             <w:fldChar w:fldCharType="begin"/>
           </w:r>
           <w:r>
-            <w:instrText xml:space="preserve"> PAGEREF _Toc21881 \h </w:instrText>
+            <w:instrText xml:space="preserve"> PAGEREF _Toc9830 \h </w:instrText>
           </w:r>
           <w:r>
             <w:fldChar w:fldCharType="separate"/>
@@ -1818,7 +1818,7 @@
             <w:fldChar w:fldCharType="begin"/>
           </w:r>
           <w:r>
-            <w:instrText xml:space="preserve"> HYPERLINK \l _Toc7254 </w:instrText>
+            <w:instrText xml:space="preserve"> HYPERLINK \l _Toc31105 </w:instrText>
           </w:r>
           <w:r>
             <w:fldChar w:fldCharType="separate"/>
@@ -1839,7 +1839,7 @@
             <w:fldChar w:fldCharType="begin"/>
           </w:r>
           <w:r>
-            <w:instrText xml:space="preserve"> PAGEREF _Toc7254 \h </w:instrText>
+            <w:instrText xml:space="preserve"> PAGEREF _Toc31105 \h </w:instrText>
           </w:r>
           <w:r>
             <w:fldChar w:fldCharType="separate"/>
@@ -1865,7 +1865,7 @@
             <w:fldChar w:fldCharType="begin"/>
           </w:r>
           <w:r>
-            <w:instrText xml:space="preserve"> HYPERLINK \l _Toc16194 </w:instrText>
+            <w:instrText xml:space="preserve"> HYPERLINK \l _Toc2664 </w:instrText>
           </w:r>
           <w:r>
             <w:fldChar w:fldCharType="separate"/>
@@ -1886,7 +1886,7 @@
             <w:fldChar w:fldCharType="begin"/>
           </w:r>
           <w:r>
-            <w:instrText xml:space="preserve"> PAGEREF _Toc16194 \h </w:instrText>
+            <w:instrText xml:space="preserve"> PAGEREF _Toc2664 \h </w:instrText>
           </w:r>
           <w:r>
             <w:fldChar w:fldCharType="separate"/>
@@ -1912,7 +1912,7 @@
             <w:fldChar w:fldCharType="begin"/>
           </w:r>
           <w:r>
-            <w:instrText xml:space="preserve"> HYPERLINK \l _Toc11306 </w:instrText>
+            <w:instrText xml:space="preserve"> HYPERLINK \l _Toc11071 </w:instrText>
           </w:r>
           <w:r>
             <w:fldChar w:fldCharType="separate"/>
@@ -1933,7 +1933,7 @@
             <w:fldChar w:fldCharType="begin"/>
           </w:r>
           <w:r>
-            <w:instrText xml:space="preserve"> PAGEREF _Toc11306 \h </w:instrText>
+            <w:instrText xml:space="preserve"> PAGEREF _Toc11071 \h </w:instrText>
           </w:r>
           <w:r>
             <w:fldChar w:fldCharType="separate"/>
@@ -1959,7 +1959,7 @@
             <w:fldChar w:fldCharType="begin"/>
           </w:r>
           <w:r>
-            <w:instrText xml:space="preserve"> HYPERLINK \l _Toc28636 </w:instrText>
+            <w:instrText xml:space="preserve"> HYPERLINK \l _Toc14215 </w:instrText>
           </w:r>
           <w:r>
             <w:fldChar w:fldCharType="separate"/>
@@ -1980,7 +1980,7 @@
             <w:fldChar w:fldCharType="begin"/>
           </w:r>
           <w:r>
-            <w:instrText xml:space="preserve"> PAGEREF _Toc28636 \h </w:instrText>
+            <w:instrText xml:space="preserve"> PAGEREF _Toc14215 \h </w:instrText>
           </w:r>
           <w:r>
             <w:fldChar w:fldCharType="separate"/>
@@ -2006,7 +2006,7 @@
             <w:fldChar w:fldCharType="begin"/>
           </w:r>
           <w:r>
-            <w:instrText xml:space="preserve"> HYPERLINK \l _Toc9010 </w:instrText>
+            <w:instrText xml:space="preserve"> HYPERLINK \l _Toc18936 </w:instrText>
           </w:r>
           <w:r>
             <w:fldChar w:fldCharType="separate"/>
@@ -2027,7 +2027,7 @@
             <w:fldChar w:fldCharType="begin"/>
           </w:r>
           <w:r>
-            <w:instrText xml:space="preserve"> PAGEREF _Toc9010 \h </w:instrText>
+            <w:instrText xml:space="preserve"> PAGEREF _Toc18936 \h </w:instrText>
           </w:r>
           <w:r>
             <w:fldChar w:fldCharType="separate"/>
@@ -2053,7 +2053,7 @@
             <w:fldChar w:fldCharType="begin"/>
           </w:r>
           <w:r>
-            <w:instrText xml:space="preserve"> HYPERLINK \l _Toc29914 </w:instrText>
+            <w:instrText xml:space="preserve"> HYPERLINK \l _Toc8636 </w:instrText>
           </w:r>
           <w:r>
             <w:fldChar w:fldCharType="separate"/>
@@ -2074,7 +2074,7 @@
             <w:fldChar w:fldCharType="begin"/>
           </w:r>
           <w:r>
-            <w:instrText xml:space="preserve"> PAGEREF _Toc29914 \h </w:instrText>
+            <w:instrText xml:space="preserve"> PAGEREF _Toc8636 \h </w:instrText>
           </w:r>
           <w:r>
             <w:fldChar w:fldCharType="separate"/>
@@ -2100,7 +2100,7 @@
             <w:fldChar w:fldCharType="begin"/>
           </w:r>
           <w:r>
-            <w:instrText xml:space="preserve"> HYPERLINK \l _Toc18456 </w:instrText>
+            <w:instrText xml:space="preserve"> HYPERLINK \l _Toc3676 </w:instrText>
           </w:r>
           <w:r>
             <w:fldChar w:fldCharType="separate"/>
@@ -2121,7 +2121,7 @@
             <w:fldChar w:fldCharType="begin"/>
           </w:r>
           <w:r>
-            <w:instrText xml:space="preserve"> PAGEREF _Toc18456 \h </w:instrText>
+            <w:instrText xml:space="preserve"> PAGEREF _Toc3676 \h </w:instrText>
           </w:r>
           <w:r>
             <w:fldChar w:fldCharType="separate"/>
@@ -2147,7 +2147,7 @@
             <w:fldChar w:fldCharType="begin"/>
           </w:r>
           <w:r>
-            <w:instrText xml:space="preserve"> HYPERLINK \l _Toc5166 </w:instrText>
+            <w:instrText xml:space="preserve"> HYPERLINK \l _Toc18726 </w:instrText>
           </w:r>
           <w:r>
             <w:fldChar w:fldCharType="separate"/>
@@ -2168,7 +2168,7 @@
             <w:fldChar w:fldCharType="begin"/>
           </w:r>
           <w:r>
-            <w:instrText xml:space="preserve"> PAGEREF _Toc5166 \h </w:instrText>
+            <w:instrText xml:space="preserve"> PAGEREF _Toc18726 \h </w:instrText>
           </w:r>
           <w:r>
             <w:fldChar w:fldCharType="separate"/>
@@ -2194,7 +2194,7 @@
             <w:fldChar w:fldCharType="begin"/>
           </w:r>
           <w:r>
-            <w:instrText xml:space="preserve"> HYPERLINK \l _Toc17192 </w:instrText>
+            <w:instrText xml:space="preserve"> HYPERLINK \l _Toc16760 </w:instrText>
           </w:r>
           <w:r>
             <w:fldChar w:fldCharType="separate"/>
@@ -2215,7 +2215,7 @@
             <w:fldChar w:fldCharType="begin"/>
           </w:r>
           <w:r>
-            <w:instrText xml:space="preserve"> PAGEREF _Toc17192 \h </w:instrText>
+            <w:instrText xml:space="preserve"> PAGEREF _Toc16760 \h </w:instrText>
           </w:r>
           <w:r>
             <w:fldChar w:fldCharType="separate"/>
@@ -2241,7 +2241,7 @@
             <w:fldChar w:fldCharType="begin"/>
           </w:r>
           <w:r>
-            <w:instrText xml:space="preserve"> HYPERLINK \l _Toc3702 </w:instrText>
+            <w:instrText xml:space="preserve"> HYPERLINK \l _Toc7779 </w:instrText>
           </w:r>
           <w:r>
             <w:fldChar w:fldCharType="separate"/>
@@ -2262,7 +2262,7 @@
             <w:fldChar w:fldCharType="begin"/>
           </w:r>
           <w:r>
-            <w:instrText xml:space="preserve"> PAGEREF _Toc3702 \h </w:instrText>
+            <w:instrText xml:space="preserve"> PAGEREF _Toc7779 \h </w:instrText>
           </w:r>
           <w:r>
             <w:fldChar w:fldCharType="separate"/>
@@ -2288,7 +2288,7 @@
             <w:fldChar w:fldCharType="begin"/>
           </w:r>
           <w:r>
-            <w:instrText xml:space="preserve"> HYPERLINK \l _Toc11783 </w:instrText>
+            <w:instrText xml:space="preserve"> HYPERLINK \l _Toc13868 </w:instrText>
           </w:r>
           <w:r>
             <w:fldChar w:fldCharType="separate"/>
@@ -2309,7 +2309,7 @@
             <w:fldChar w:fldCharType="begin"/>
           </w:r>
           <w:r>
-            <w:instrText xml:space="preserve"> PAGEREF _Toc11783 \h </w:instrText>
+            <w:instrText xml:space="preserve"> PAGEREF _Toc13868 \h </w:instrText>
           </w:r>
           <w:r>
             <w:fldChar w:fldCharType="separate"/>
@@ -2335,7 +2335,7 @@
             <w:fldChar w:fldCharType="begin"/>
           </w:r>
           <w:r>
-            <w:instrText xml:space="preserve"> HYPERLINK \l _Toc27735 </w:instrText>
+            <w:instrText xml:space="preserve"> HYPERLINK \l _Toc8868 </w:instrText>
           </w:r>
           <w:r>
             <w:fldChar w:fldCharType="separate"/>
@@ -2356,7 +2356,7 @@
             <w:fldChar w:fldCharType="begin"/>
           </w:r>
           <w:r>
-            <w:instrText xml:space="preserve"> PAGEREF _Toc27735 \h </w:instrText>
+            <w:instrText xml:space="preserve"> PAGEREF _Toc8868 \h </w:instrText>
           </w:r>
           <w:r>
             <w:fldChar w:fldCharType="separate"/>
@@ -2382,7 +2382,7 @@
             <w:fldChar w:fldCharType="begin"/>
           </w:r>
           <w:r>
-            <w:instrText xml:space="preserve"> HYPERLINK \l _Toc13838 </w:instrText>
+            <w:instrText xml:space="preserve"> HYPERLINK \l _Toc17263 </w:instrText>
           </w:r>
           <w:r>
             <w:fldChar w:fldCharType="separate"/>
@@ -2403,7 +2403,7 @@
             <w:fldChar w:fldCharType="begin"/>
           </w:r>
           <w:r>
-            <w:instrText xml:space="preserve"> PAGEREF _Toc13838 \h </w:instrText>
+            <w:instrText xml:space="preserve"> PAGEREF _Toc17263 \h </w:instrText>
           </w:r>
           <w:r>
             <w:fldChar w:fldCharType="separate"/>
@@ -2429,7 +2429,7 @@
             <w:fldChar w:fldCharType="begin"/>
           </w:r>
           <w:r>
-            <w:instrText xml:space="preserve"> HYPERLINK \l _Toc30692 </w:instrText>
+            <w:instrText xml:space="preserve"> HYPERLINK \l _Toc26983 </w:instrText>
           </w:r>
           <w:r>
             <w:fldChar w:fldCharType="separate"/>
@@ -2450,7 +2450,7 @@
             <w:fldChar w:fldCharType="begin"/>
           </w:r>
           <w:r>
-            <w:instrText xml:space="preserve"> PAGEREF _Toc30692 \h </w:instrText>
+            <w:instrText xml:space="preserve"> PAGEREF _Toc26983 \h </w:instrText>
           </w:r>
           <w:r>
             <w:fldChar w:fldCharType="separate"/>
@@ -2476,7 +2476,7 @@
             <w:fldChar w:fldCharType="begin"/>
           </w:r>
           <w:r>
-            <w:instrText xml:space="preserve"> HYPERLINK \l _Toc3741 </w:instrText>
+            <w:instrText xml:space="preserve"> HYPERLINK \l _Toc28065 </w:instrText>
           </w:r>
           <w:r>
             <w:fldChar w:fldCharType="separate"/>
@@ -2497,7 +2497,7 @@
             <w:fldChar w:fldCharType="begin"/>
           </w:r>
           <w:r>
-            <w:instrText xml:space="preserve"> PAGEREF _Toc3741 \h </w:instrText>
+            <w:instrText xml:space="preserve"> PAGEREF _Toc28065 \h </w:instrText>
           </w:r>
           <w:r>
             <w:fldChar w:fldCharType="separate"/>
@@ -2523,7 +2523,7 @@
             <w:fldChar w:fldCharType="begin"/>
           </w:r>
           <w:r>
-            <w:instrText xml:space="preserve"> HYPERLINK \l _Toc18994 </w:instrText>
+            <w:instrText xml:space="preserve"> HYPERLINK \l _Toc4350 </w:instrText>
           </w:r>
           <w:r>
             <w:fldChar w:fldCharType="separate"/>
@@ -2544,7 +2544,7 @@
             <w:fldChar w:fldCharType="begin"/>
           </w:r>
           <w:r>
-            <w:instrText xml:space="preserve"> PAGEREF _Toc18994 \h </w:instrText>
+            <w:instrText xml:space="preserve"> PAGEREF _Toc4350 \h </w:instrText>
           </w:r>
           <w:r>
             <w:fldChar w:fldCharType="separate"/>
@@ -2570,7 +2570,7 @@
             <w:fldChar w:fldCharType="begin"/>
           </w:r>
           <w:r>
-            <w:instrText xml:space="preserve"> HYPERLINK \l _Toc6880 </w:instrText>
+            <w:instrText xml:space="preserve"> HYPERLINK \l _Toc8056 </w:instrText>
           </w:r>
           <w:r>
             <w:fldChar w:fldCharType="separate"/>
@@ -2591,7 +2591,7 @@
             <w:fldChar w:fldCharType="begin"/>
           </w:r>
           <w:r>
-            <w:instrText xml:space="preserve"> PAGEREF _Toc6880 \h </w:instrText>
+            <w:instrText xml:space="preserve"> PAGEREF _Toc8056 \h </w:instrText>
           </w:r>
           <w:r>
             <w:fldChar w:fldCharType="separate"/>
@@ -2617,7 +2617,7 @@
             <w:fldChar w:fldCharType="begin"/>
           </w:r>
           <w:r>
-            <w:instrText xml:space="preserve"> HYPERLINK \l _Toc22143 </w:instrText>
+            <w:instrText xml:space="preserve"> HYPERLINK \l _Toc12361 </w:instrText>
           </w:r>
           <w:r>
             <w:fldChar w:fldCharType="separate"/>
@@ -2638,7 +2638,7 @@
             <w:fldChar w:fldCharType="begin"/>
           </w:r>
           <w:r>
-            <w:instrText xml:space="preserve"> PAGEREF _Toc22143 \h </w:instrText>
+            <w:instrText xml:space="preserve"> PAGEREF _Toc12361 \h </w:instrText>
           </w:r>
           <w:r>
             <w:fldChar w:fldCharType="separate"/>
@@ -2664,7 +2664,7 @@
             <w:fldChar w:fldCharType="begin"/>
           </w:r>
           <w:r>
-            <w:instrText xml:space="preserve"> HYPERLINK \l _Toc13018 </w:instrText>
+            <w:instrText xml:space="preserve"> HYPERLINK \l _Toc5964 </w:instrText>
           </w:r>
           <w:r>
             <w:fldChar w:fldCharType="separate"/>
@@ -2685,7 +2685,7 @@
             <w:fldChar w:fldCharType="begin"/>
           </w:r>
           <w:r>
-            <w:instrText xml:space="preserve"> PAGEREF _Toc13018 \h </w:instrText>
+            <w:instrText xml:space="preserve"> PAGEREF _Toc5964 \h </w:instrText>
           </w:r>
           <w:r>
             <w:fldChar w:fldCharType="separate"/>
@@ -2711,7 +2711,7 @@
             <w:fldChar w:fldCharType="begin"/>
           </w:r>
           <w:r>
-            <w:instrText xml:space="preserve"> HYPERLINK \l _Toc26516 </w:instrText>
+            <w:instrText xml:space="preserve"> HYPERLINK \l _Toc27472 </w:instrText>
           </w:r>
           <w:r>
             <w:fldChar w:fldCharType="separate"/>
@@ -2732,7 +2732,7 @@
             <w:fldChar w:fldCharType="begin"/>
           </w:r>
           <w:r>
-            <w:instrText xml:space="preserve"> PAGEREF _Toc26516 \h </w:instrText>
+            <w:instrText xml:space="preserve"> PAGEREF _Toc27472 \h </w:instrText>
           </w:r>
           <w:r>
             <w:fldChar w:fldCharType="separate"/>
@@ -2758,7 +2758,7 @@
             <w:fldChar w:fldCharType="begin"/>
           </w:r>
           <w:r>
-            <w:instrText xml:space="preserve"> HYPERLINK \l _Toc17845 </w:instrText>
+            <w:instrText xml:space="preserve"> HYPERLINK \l _Toc5070 </w:instrText>
           </w:r>
           <w:r>
             <w:fldChar w:fldCharType="separate"/>
@@ -2779,7 +2779,7 @@
             <w:fldChar w:fldCharType="begin"/>
           </w:r>
           <w:r>
-            <w:instrText xml:space="preserve"> PAGEREF _Toc17845 \h </w:instrText>
+            <w:instrText xml:space="preserve"> PAGEREF _Toc5070 \h </w:instrText>
           </w:r>
           <w:r>
             <w:fldChar w:fldCharType="separate"/>
@@ -2805,7 +2805,7 @@
             <w:fldChar w:fldCharType="begin"/>
           </w:r>
           <w:r>
-            <w:instrText xml:space="preserve"> HYPERLINK \l _Toc26963 </w:instrText>
+            <w:instrText xml:space="preserve"> HYPERLINK \l _Toc11681 </w:instrText>
           </w:r>
           <w:r>
             <w:fldChar w:fldCharType="separate"/>
@@ -2826,7 +2826,7 @@
             <w:fldChar w:fldCharType="begin"/>
           </w:r>
           <w:r>
-            <w:instrText xml:space="preserve"> PAGEREF _Toc26963 \h </w:instrText>
+            <w:instrText xml:space="preserve"> PAGEREF _Toc11681 \h </w:instrText>
           </w:r>
           <w:r>
             <w:fldChar w:fldCharType="separate"/>
@@ -2852,7 +2852,7 @@
             <w:fldChar w:fldCharType="begin"/>
           </w:r>
           <w:r>
-            <w:instrText xml:space="preserve"> HYPERLINK \l _Toc27560 </w:instrText>
+            <w:instrText xml:space="preserve"> HYPERLINK \l _Toc25458 </w:instrText>
           </w:r>
           <w:r>
             <w:fldChar w:fldCharType="separate"/>
@@ -2873,7 +2873,7 @@
             <w:fldChar w:fldCharType="begin"/>
           </w:r>
           <w:r>
-            <w:instrText xml:space="preserve"> PAGEREF _Toc27560 \h </w:instrText>
+            <w:instrText xml:space="preserve"> PAGEREF _Toc25458 \h </w:instrText>
           </w:r>
           <w:r>
             <w:fldChar w:fldCharType="separate"/>
@@ -2899,7 +2899,7 @@
             <w:fldChar w:fldCharType="begin"/>
           </w:r>
           <w:r>
-            <w:instrText xml:space="preserve"> HYPERLINK \l _Toc26507 </w:instrText>
+            <w:instrText xml:space="preserve"> HYPERLINK \l _Toc16536 </w:instrText>
           </w:r>
           <w:r>
             <w:fldChar w:fldCharType="separate"/>
@@ -2920,7 +2920,7 @@
             <w:fldChar w:fldCharType="begin"/>
           </w:r>
           <w:r>
-            <w:instrText xml:space="preserve"> PAGEREF _Toc26507 \h </w:instrText>
+            <w:instrText xml:space="preserve"> PAGEREF _Toc16536 \h </w:instrText>
           </w:r>
           <w:r>
             <w:fldChar w:fldCharType="separate"/>
@@ -2946,7 +2946,7 @@
             <w:fldChar w:fldCharType="begin"/>
           </w:r>
           <w:r>
-            <w:instrText xml:space="preserve"> HYPERLINK \l _Toc19441 </w:instrText>
+            <w:instrText xml:space="preserve"> HYPERLINK \l _Toc21511 </w:instrText>
           </w:r>
           <w:r>
             <w:fldChar w:fldCharType="separate"/>
@@ -2967,7 +2967,7 @@
             <w:fldChar w:fldCharType="begin"/>
           </w:r>
           <w:r>
-            <w:instrText xml:space="preserve"> PAGEREF _Toc19441 \h </w:instrText>
+            <w:instrText xml:space="preserve"> PAGEREF _Toc21511 \h </w:instrText>
           </w:r>
           <w:r>
             <w:fldChar w:fldCharType="separate"/>
@@ -2993,7 +2993,7 @@
             <w:fldChar w:fldCharType="begin"/>
           </w:r>
           <w:r>
-            <w:instrText xml:space="preserve"> HYPERLINK \l _Toc13442 </w:instrText>
+            <w:instrText xml:space="preserve"> HYPERLINK \l _Toc25860 </w:instrText>
           </w:r>
           <w:r>
             <w:fldChar w:fldCharType="separate"/>
@@ -3014,7 +3014,7 @@
             <w:fldChar w:fldCharType="begin"/>
           </w:r>
           <w:r>
-            <w:instrText xml:space="preserve"> PAGEREF _Toc13442 \h </w:instrText>
+            <w:instrText xml:space="preserve"> PAGEREF _Toc25860 \h </w:instrText>
           </w:r>
           <w:r>
             <w:fldChar w:fldCharType="separate"/>
@@ -3040,7 +3040,7 @@
             <w:fldChar w:fldCharType="begin"/>
           </w:r>
           <w:r>
-            <w:instrText xml:space="preserve"> HYPERLINK \l _Toc8115 </w:instrText>
+            <w:instrText xml:space="preserve"> HYPERLINK \l _Toc11361 </w:instrText>
           </w:r>
           <w:r>
             <w:fldChar w:fldCharType="separate"/>
@@ -3061,7 +3061,7 @@
             <w:fldChar w:fldCharType="begin"/>
           </w:r>
           <w:r>
-            <w:instrText xml:space="preserve"> PAGEREF _Toc8115 \h </w:instrText>
+            <w:instrText xml:space="preserve"> PAGEREF _Toc11361 \h </w:instrText>
           </w:r>
           <w:r>
             <w:fldChar w:fldCharType="separate"/>
@@ -3087,7 +3087,7 @@
             <w:fldChar w:fldCharType="begin"/>
           </w:r>
           <w:r>
-            <w:instrText xml:space="preserve"> HYPERLINK \l _Toc31971 </w:instrText>
+            <w:instrText xml:space="preserve"> HYPERLINK \l _Toc4797 </w:instrText>
           </w:r>
           <w:r>
             <w:fldChar w:fldCharType="separate"/>
@@ -3108,7 +3108,7 @@
             <w:fldChar w:fldCharType="begin"/>
           </w:r>
           <w:r>
-            <w:instrText xml:space="preserve"> PAGEREF _Toc31971 \h </w:instrText>
+            <w:instrText xml:space="preserve"> PAGEREF _Toc4797 \h </w:instrText>
           </w:r>
           <w:r>
             <w:fldChar w:fldCharType="separate"/>
@@ -3134,7 +3134,7 @@
             <w:fldChar w:fldCharType="begin"/>
           </w:r>
           <w:r>
-            <w:instrText xml:space="preserve"> HYPERLINK \l _Toc8379 </w:instrText>
+            <w:instrText xml:space="preserve"> HYPERLINK \l _Toc26623 </w:instrText>
           </w:r>
           <w:r>
             <w:fldChar w:fldCharType="separate"/>
@@ -3155,7 +3155,7 @@
             <w:fldChar w:fldCharType="begin"/>
           </w:r>
           <w:r>
-            <w:instrText xml:space="preserve"> PAGEREF _Toc8379 \h </w:instrText>
+            <w:instrText xml:space="preserve"> PAGEREF _Toc26623 \h </w:instrText>
           </w:r>
           <w:r>
             <w:fldChar w:fldCharType="separate"/>
@@ -3181,7 +3181,7 @@
             <w:fldChar w:fldCharType="begin"/>
           </w:r>
           <w:r>
-            <w:instrText xml:space="preserve"> HYPERLINK \l _Toc31719 </w:instrText>
+            <w:instrText xml:space="preserve"> HYPERLINK \l _Toc22058 </w:instrText>
           </w:r>
           <w:r>
             <w:fldChar w:fldCharType="separate"/>
@@ -3202,7 +3202,7 @@
             <w:fldChar w:fldCharType="begin"/>
           </w:r>
           <w:r>
-            <w:instrText xml:space="preserve"> PAGEREF _Toc31719 \h </w:instrText>
+            <w:instrText xml:space="preserve"> PAGEREF _Toc22058 \h </w:instrText>
           </w:r>
           <w:r>
             <w:fldChar w:fldCharType="separate"/>
@@ -3228,7 +3228,7 @@
             <w:fldChar w:fldCharType="begin"/>
           </w:r>
           <w:r>
-            <w:instrText xml:space="preserve"> HYPERLINK \l _Toc27514 </w:instrText>
+            <w:instrText xml:space="preserve"> HYPERLINK \l _Toc27908 </w:instrText>
           </w:r>
           <w:r>
             <w:fldChar w:fldCharType="separate"/>
@@ -3249,7 +3249,7 @@
             <w:fldChar w:fldCharType="begin"/>
           </w:r>
           <w:r>
-            <w:instrText xml:space="preserve"> PAGEREF _Toc27514 \h </w:instrText>
+            <w:instrText xml:space="preserve"> PAGEREF _Toc27908 \h </w:instrText>
           </w:r>
           <w:r>
             <w:fldChar w:fldCharType="separate"/>
@@ -3275,7 +3275,7 @@
             <w:fldChar w:fldCharType="begin"/>
           </w:r>
           <w:r>
-            <w:instrText xml:space="preserve"> HYPERLINK \l _Toc23023 </w:instrText>
+            <w:instrText xml:space="preserve"> HYPERLINK \l _Toc17104 </w:instrText>
           </w:r>
           <w:r>
             <w:fldChar w:fldCharType="separate"/>
@@ -3296,7 +3296,7 @@
             <w:fldChar w:fldCharType="begin"/>
           </w:r>
           <w:r>
-            <w:instrText xml:space="preserve"> PAGEREF _Toc23023 \h </w:instrText>
+            <w:instrText xml:space="preserve"> PAGEREF _Toc17104 \h </w:instrText>
           </w:r>
           <w:r>
             <w:fldChar w:fldCharType="separate"/>
@@ -3322,7 +3322,7 @@
             <w:fldChar w:fldCharType="begin"/>
           </w:r>
           <w:r>
-            <w:instrText xml:space="preserve"> HYPERLINK \l _Toc21938 </w:instrText>
+            <w:instrText xml:space="preserve"> HYPERLINK \l _Toc30482 </w:instrText>
           </w:r>
           <w:r>
             <w:fldChar w:fldCharType="separate"/>
@@ -3343,7 +3343,7 @@
             <w:fldChar w:fldCharType="begin"/>
           </w:r>
           <w:r>
-            <w:instrText xml:space="preserve"> PAGEREF _Toc21938 \h </w:instrText>
+            <w:instrText xml:space="preserve"> PAGEREF _Toc30482 \h </w:instrText>
           </w:r>
           <w:r>
             <w:fldChar w:fldCharType="separate"/>
@@ -3369,7 +3369,7 @@
             <w:fldChar w:fldCharType="begin"/>
           </w:r>
           <w:r>
-            <w:instrText xml:space="preserve"> HYPERLINK \l _Toc20728 </w:instrText>
+            <w:instrText xml:space="preserve"> HYPERLINK \l _Toc1462 </w:instrText>
           </w:r>
           <w:r>
             <w:fldChar w:fldCharType="separate"/>
@@ -3390,7 +3390,7 @@
             <w:fldChar w:fldCharType="begin"/>
           </w:r>
           <w:r>
-            <w:instrText xml:space="preserve"> PAGEREF _Toc20728 \h </w:instrText>
+            <w:instrText xml:space="preserve"> PAGEREF _Toc1462 \h </w:instrText>
           </w:r>
           <w:r>
             <w:fldChar w:fldCharType="separate"/>
@@ -3416,7 +3416,7 @@
             <w:fldChar w:fldCharType="begin"/>
           </w:r>
           <w:r>
-            <w:instrText xml:space="preserve"> HYPERLINK \l _Toc1959 </w:instrText>
+            <w:instrText xml:space="preserve"> HYPERLINK \l _Toc4753 </w:instrText>
           </w:r>
           <w:r>
             <w:fldChar w:fldCharType="separate"/>
@@ -3437,7 +3437,7 @@
             <w:fldChar w:fldCharType="begin"/>
           </w:r>
           <w:r>
-            <w:instrText xml:space="preserve"> PAGEREF _Toc1959 \h </w:instrText>
+            <w:instrText xml:space="preserve"> PAGEREF _Toc4753 \h </w:instrText>
           </w:r>
           <w:r>
             <w:fldChar w:fldCharType="separate"/>
@@ -3463,7 +3463,7 @@
             <w:fldChar w:fldCharType="begin"/>
           </w:r>
           <w:r>
-            <w:instrText xml:space="preserve"> HYPERLINK \l _Toc19846 </w:instrText>
+            <w:instrText xml:space="preserve"> HYPERLINK \l _Toc21390 </w:instrText>
           </w:r>
           <w:r>
             <w:fldChar w:fldCharType="separate"/>
@@ -3484,7 +3484,7 @@
             <w:fldChar w:fldCharType="begin"/>
           </w:r>
           <w:r>
-            <w:instrText xml:space="preserve"> PAGEREF _Toc19846 \h </w:instrText>
+            <w:instrText xml:space="preserve"> PAGEREF _Toc21390 \h </w:instrText>
           </w:r>
           <w:r>
             <w:fldChar w:fldCharType="separate"/>
@@ -3510,7 +3510,7 @@
             <w:fldChar w:fldCharType="begin"/>
           </w:r>
           <w:r>
-            <w:instrText xml:space="preserve"> HYPERLINK \l _Toc21467 </w:instrText>
+            <w:instrText xml:space="preserve"> HYPERLINK \l _Toc9948 </w:instrText>
           </w:r>
           <w:r>
             <w:fldChar w:fldCharType="separate"/>
@@ -3531,7 +3531,7 @@
             <w:fldChar w:fldCharType="begin"/>
           </w:r>
           <w:r>
-            <w:instrText xml:space="preserve"> PAGEREF _Toc21467 \h </w:instrText>
+            <w:instrText xml:space="preserve"> PAGEREF _Toc9948 \h </w:instrText>
           </w:r>
           <w:r>
             <w:fldChar w:fldCharType="separate"/>
@@ -3557,7 +3557,7 @@
             <w:fldChar w:fldCharType="begin"/>
           </w:r>
           <w:r>
-            <w:instrText xml:space="preserve"> HYPERLINK \l _Toc14321 </w:instrText>
+            <w:instrText xml:space="preserve"> HYPERLINK \l _Toc17236 </w:instrText>
           </w:r>
           <w:r>
             <w:fldChar w:fldCharType="separate"/>
@@ -3578,7 +3578,7 @@
             <w:fldChar w:fldCharType="begin"/>
           </w:r>
           <w:r>
-            <w:instrText xml:space="preserve"> PAGEREF _Toc14321 \h </w:instrText>
+            <w:instrText xml:space="preserve"> PAGEREF _Toc17236 \h </w:instrText>
           </w:r>
           <w:r>
             <w:fldChar w:fldCharType="separate"/>
@@ -3604,7 +3604,7 @@
             <w:fldChar w:fldCharType="begin"/>
           </w:r>
           <w:r>
-            <w:instrText xml:space="preserve"> HYPERLINK \l _Toc27035 </w:instrText>
+            <w:instrText xml:space="preserve"> HYPERLINK \l _Toc24373 </w:instrText>
           </w:r>
           <w:r>
             <w:fldChar w:fldCharType="separate"/>
@@ -3625,7 +3625,7 @@
             <w:fldChar w:fldCharType="begin"/>
           </w:r>
           <w:r>
-            <w:instrText xml:space="preserve"> PAGEREF _Toc27035 \h </w:instrText>
+            <w:instrText xml:space="preserve"> PAGEREF _Toc24373 \h </w:instrText>
           </w:r>
           <w:r>
             <w:fldChar w:fldCharType="separate"/>
@@ -3651,7 +3651,7 @@
             <w:fldChar w:fldCharType="begin"/>
           </w:r>
           <w:r>
-            <w:instrText xml:space="preserve"> HYPERLINK \l _Toc12619 </w:instrText>
+            <w:instrText xml:space="preserve"> HYPERLINK \l _Toc23143 </w:instrText>
           </w:r>
           <w:r>
             <w:fldChar w:fldCharType="separate"/>
@@ -3672,7 +3672,7 @@
             <w:fldChar w:fldCharType="begin"/>
           </w:r>
           <w:r>
-            <w:instrText xml:space="preserve"> PAGEREF _Toc12619 \h </w:instrText>
+            <w:instrText xml:space="preserve"> PAGEREF _Toc23143 \h </w:instrText>
           </w:r>
           <w:r>
             <w:fldChar w:fldCharType="separate"/>
@@ -3698,7 +3698,7 @@
             <w:fldChar w:fldCharType="begin"/>
           </w:r>
           <w:r>
-            <w:instrText xml:space="preserve"> HYPERLINK \l _Toc8414 </w:instrText>
+            <w:instrText xml:space="preserve"> HYPERLINK \l _Toc21568 </w:instrText>
           </w:r>
           <w:r>
             <w:fldChar w:fldCharType="separate"/>
@@ -3719,7 +3719,7 @@
             <w:fldChar w:fldCharType="begin"/>
           </w:r>
           <w:r>
-            <w:instrText xml:space="preserve"> PAGEREF _Toc8414 \h </w:instrText>
+            <w:instrText xml:space="preserve"> PAGEREF _Toc21568 \h </w:instrText>
           </w:r>
           <w:r>
             <w:fldChar w:fldCharType="separate"/>
@@ -3745,7 +3745,7 @@
             <w:fldChar w:fldCharType="begin"/>
           </w:r>
           <w:r>
-            <w:instrText xml:space="preserve"> HYPERLINK \l _Toc10287 </w:instrText>
+            <w:instrText xml:space="preserve"> HYPERLINK \l _Toc23702 </w:instrText>
           </w:r>
           <w:r>
             <w:fldChar w:fldCharType="separate"/>
@@ -3766,7 +3766,7 @@
             <w:fldChar w:fldCharType="begin"/>
           </w:r>
           <w:r>
-            <w:instrText xml:space="preserve"> PAGEREF _Toc10287 \h </w:instrText>
+            <w:instrText xml:space="preserve"> PAGEREF _Toc23702 \h </w:instrText>
           </w:r>
           <w:r>
             <w:fldChar w:fldCharType="separate"/>
@@ -3792,7 +3792,7 @@
             <w:fldChar w:fldCharType="begin"/>
           </w:r>
           <w:r>
-            <w:instrText xml:space="preserve"> HYPERLINK \l _Toc21070 </w:instrText>
+            <w:instrText xml:space="preserve"> HYPERLINK \l _Toc31078 </w:instrText>
           </w:r>
           <w:r>
             <w:fldChar w:fldCharType="separate"/>
@@ -3813,7 +3813,7 @@
             <w:fldChar w:fldCharType="begin"/>
           </w:r>
           <w:r>
-            <w:instrText xml:space="preserve"> PAGEREF _Toc21070 \h </w:instrText>
+            <w:instrText xml:space="preserve"> PAGEREF _Toc31078 \h </w:instrText>
           </w:r>
           <w:r>
             <w:fldChar w:fldCharType="separate"/>
@@ -3839,7 +3839,7 @@
             <w:fldChar w:fldCharType="begin"/>
           </w:r>
           <w:r>
-            <w:instrText xml:space="preserve"> HYPERLINK \l _Toc3377 </w:instrText>
+            <w:instrText xml:space="preserve"> HYPERLINK \l _Toc31533 </w:instrText>
           </w:r>
           <w:r>
             <w:fldChar w:fldCharType="separate"/>
@@ -3860,7 +3860,7 @@
             <w:fldChar w:fldCharType="begin"/>
           </w:r>
           <w:r>
-            <w:instrText xml:space="preserve"> PAGEREF _Toc3377 \h </w:instrText>
+            <w:instrText xml:space="preserve"> PAGEREF _Toc31533 \h </w:instrText>
           </w:r>
           <w:r>
             <w:fldChar w:fldCharType="separate"/>
@@ -3886,7 +3886,7 @@
             <w:fldChar w:fldCharType="begin"/>
           </w:r>
           <w:r>
-            <w:instrText xml:space="preserve"> HYPERLINK \l _Toc1139 </w:instrText>
+            <w:instrText xml:space="preserve"> HYPERLINK \l _Toc16416 </w:instrText>
           </w:r>
           <w:r>
             <w:fldChar w:fldCharType="separate"/>
@@ -3907,7 +3907,7 @@
             <w:fldChar w:fldCharType="begin"/>
           </w:r>
           <w:r>
-            <w:instrText xml:space="preserve"> PAGEREF _Toc1139 \h </w:instrText>
+            <w:instrText xml:space="preserve"> PAGEREF _Toc16416 \h </w:instrText>
           </w:r>
           <w:r>
             <w:fldChar w:fldCharType="separate"/>
@@ -3933,7 +3933,7 @@
             <w:fldChar w:fldCharType="begin"/>
           </w:r>
           <w:r>
-            <w:instrText xml:space="preserve"> HYPERLINK \l _Toc27609 </w:instrText>
+            <w:instrText xml:space="preserve"> HYPERLINK \l _Toc22943 </w:instrText>
           </w:r>
           <w:r>
             <w:fldChar w:fldCharType="separate"/>
@@ -3954,7 +3954,7 @@
             <w:fldChar w:fldCharType="begin"/>
           </w:r>
           <w:r>
-            <w:instrText xml:space="preserve"> PAGEREF _Toc27609 \h </w:instrText>
+            <w:instrText xml:space="preserve"> PAGEREF _Toc22943 \h </w:instrText>
           </w:r>
           <w:r>
             <w:fldChar w:fldCharType="separate"/>
@@ -3980,7 +3980,7 @@
             <w:fldChar w:fldCharType="begin"/>
           </w:r>
           <w:r>
-            <w:instrText xml:space="preserve"> HYPERLINK \l _Toc16214 </w:instrText>
+            <w:instrText xml:space="preserve"> HYPERLINK \l _Toc16012 </w:instrText>
           </w:r>
           <w:r>
             <w:fldChar w:fldCharType="separate"/>
@@ -4006,7 +4006,7 @@
             <w:fldChar w:fldCharType="begin"/>
           </w:r>
           <w:r>
-            <w:instrText xml:space="preserve"> PAGEREF _Toc16214 \h </w:instrText>
+            <w:instrText xml:space="preserve"> PAGEREF _Toc16012 \h </w:instrText>
           </w:r>
           <w:r>
             <w:fldChar w:fldCharType="separate"/>
@@ -4032,7 +4032,7 @@
             <w:fldChar w:fldCharType="begin"/>
           </w:r>
           <w:r>
-            <w:instrText xml:space="preserve"> HYPERLINK \l _Toc5183 </w:instrText>
+            <w:instrText xml:space="preserve"> HYPERLINK \l _Toc31804 </w:instrText>
           </w:r>
           <w:r>
             <w:fldChar w:fldCharType="separate"/>
@@ -4053,7 +4053,7 @@
             <w:fldChar w:fldCharType="begin"/>
           </w:r>
           <w:r>
-            <w:instrText xml:space="preserve"> PAGEREF _Toc5183 \h </w:instrText>
+            <w:instrText xml:space="preserve"> PAGEREF _Toc31804 \h </w:instrText>
           </w:r>
           <w:r>
             <w:fldChar w:fldCharType="separate"/>
@@ -4079,7 +4079,7 @@
             <w:fldChar w:fldCharType="begin"/>
           </w:r>
           <w:r>
-            <w:instrText xml:space="preserve"> HYPERLINK \l _Toc8727 </w:instrText>
+            <w:instrText xml:space="preserve"> HYPERLINK \l _Toc15287 </w:instrText>
           </w:r>
           <w:r>
             <w:fldChar w:fldCharType="separate"/>
@@ -4105,7 +4105,7 @@
             <w:fldChar w:fldCharType="begin"/>
           </w:r>
           <w:r>
-            <w:instrText xml:space="preserve"> PAGEREF _Toc8727 \h </w:instrText>
+            <w:instrText xml:space="preserve"> PAGEREF _Toc15287 \h </w:instrText>
           </w:r>
           <w:r>
             <w:fldChar w:fldCharType="separate"/>
@@ -4131,7 +4131,7 @@
             <w:fldChar w:fldCharType="begin"/>
           </w:r>
           <w:r>
-            <w:instrText xml:space="preserve"> HYPERLINK \l _Toc8902 </w:instrText>
+            <w:instrText xml:space="preserve"> HYPERLINK \l _Toc6610 </w:instrText>
           </w:r>
           <w:r>
             <w:fldChar w:fldCharType="separate"/>
@@ -4156,7 +4156,7 @@
             <w:fldChar w:fldCharType="begin"/>
           </w:r>
           <w:r>
-            <w:instrText xml:space="preserve"> PAGEREF _Toc8902 \h </w:instrText>
+            <w:instrText xml:space="preserve"> PAGEREF _Toc6610 \h </w:instrText>
           </w:r>
           <w:r>
             <w:fldChar w:fldCharType="separate"/>
@@ -4182,7 +4182,7 @@
             <w:fldChar w:fldCharType="begin"/>
           </w:r>
           <w:r>
-            <w:instrText xml:space="preserve"> HYPERLINK \l _Toc29253 </w:instrText>
+            <w:instrText xml:space="preserve"> HYPERLINK \l _Toc22347 </w:instrText>
           </w:r>
           <w:r>
             <w:fldChar w:fldCharType="separate"/>
@@ -4203,7 +4203,7 @@
             <w:fldChar w:fldCharType="begin"/>
           </w:r>
           <w:r>
-            <w:instrText xml:space="preserve"> PAGEREF _Toc29253 \h </w:instrText>
+            <w:instrText xml:space="preserve"> PAGEREF _Toc22347 \h </w:instrText>
           </w:r>
           <w:r>
             <w:fldChar w:fldCharType="separate"/>
@@ -4229,7 +4229,7 @@
             <w:fldChar w:fldCharType="begin"/>
           </w:r>
           <w:r>
-            <w:instrText xml:space="preserve"> HYPERLINK \l _Toc24209 </w:instrText>
+            <w:instrText xml:space="preserve"> HYPERLINK \l _Toc20275 </w:instrText>
           </w:r>
           <w:r>
             <w:fldChar w:fldCharType="separate"/>
@@ -4250,7 +4250,7 @@
             <w:fldChar w:fldCharType="begin"/>
           </w:r>
           <w:r>
-            <w:instrText xml:space="preserve"> PAGEREF _Toc24209 \h </w:instrText>
+            <w:instrText xml:space="preserve"> PAGEREF _Toc20275 \h </w:instrText>
           </w:r>
           <w:r>
             <w:fldChar w:fldCharType="separate"/>
@@ -4276,7 +4276,7 @@
             <w:fldChar w:fldCharType="begin"/>
           </w:r>
           <w:r>
-            <w:instrText xml:space="preserve"> HYPERLINK \l _Toc23299 </w:instrText>
+            <w:instrText xml:space="preserve"> HYPERLINK \l _Toc28535 </w:instrText>
           </w:r>
           <w:r>
             <w:fldChar w:fldCharType="separate"/>
@@ -4297,7 +4297,7 @@
             <w:fldChar w:fldCharType="begin"/>
           </w:r>
           <w:r>
-            <w:instrText xml:space="preserve"> PAGEREF _Toc23299 \h </w:instrText>
+            <w:instrText xml:space="preserve"> PAGEREF _Toc28535 \h </w:instrText>
           </w:r>
           <w:r>
             <w:fldChar w:fldCharType="separate"/>
@@ -4323,7 +4323,7 @@
             <w:fldChar w:fldCharType="begin"/>
           </w:r>
           <w:r>
-            <w:instrText xml:space="preserve"> HYPERLINK \l _Toc27803 </w:instrText>
+            <w:instrText xml:space="preserve"> HYPERLINK \l _Toc27624 </w:instrText>
           </w:r>
           <w:r>
             <w:fldChar w:fldCharType="separate"/>
@@ -4344,7 +4344,7 @@
             <w:fldChar w:fldCharType="begin"/>
           </w:r>
           <w:r>
-            <w:instrText xml:space="preserve"> PAGEREF _Toc27803 \h </w:instrText>
+            <w:instrText xml:space="preserve"> PAGEREF _Toc27624 \h </w:instrText>
           </w:r>
           <w:r>
             <w:fldChar w:fldCharType="separate"/>
@@ -4370,7 +4370,7 @@
             <w:fldChar w:fldCharType="begin"/>
           </w:r>
           <w:r>
-            <w:instrText xml:space="preserve"> HYPERLINK \l _Toc568 </w:instrText>
+            <w:instrText xml:space="preserve"> HYPERLINK \l _Toc16204 </w:instrText>
           </w:r>
           <w:r>
             <w:fldChar w:fldCharType="separate"/>
@@ -4396,7 +4396,7 @@
             <w:fldChar w:fldCharType="begin"/>
           </w:r>
           <w:r>
-            <w:instrText xml:space="preserve"> PAGEREF _Toc568 \h </w:instrText>
+            <w:instrText xml:space="preserve"> PAGEREF _Toc16204 \h </w:instrText>
           </w:r>
           <w:r>
             <w:fldChar w:fldCharType="separate"/>
@@ -4422,7 +4422,7 @@
             <w:fldChar w:fldCharType="begin"/>
           </w:r>
           <w:r>
-            <w:instrText xml:space="preserve"> HYPERLINK \l _Toc1184 </w:instrText>
+            <w:instrText xml:space="preserve"> HYPERLINK \l _Toc2471 </w:instrText>
           </w:r>
           <w:r>
             <w:fldChar w:fldCharType="separate"/>
@@ -4443,7 +4443,7 @@
             <w:fldChar w:fldCharType="begin"/>
           </w:r>
           <w:r>
-            <w:instrText xml:space="preserve"> PAGEREF _Toc1184 \h </w:instrText>
+            <w:instrText xml:space="preserve"> PAGEREF _Toc2471 \h </w:instrText>
           </w:r>
           <w:r>
             <w:fldChar w:fldCharType="separate"/>
@@ -4469,7 +4469,7 @@
             <w:fldChar w:fldCharType="begin"/>
           </w:r>
           <w:r>
-            <w:instrText xml:space="preserve"> HYPERLINK \l _Toc3166 </w:instrText>
+            <w:instrText xml:space="preserve"> HYPERLINK \l _Toc16623 </w:instrText>
           </w:r>
           <w:r>
             <w:fldChar w:fldCharType="separate"/>
@@ -4490,7 +4490,7 @@
             <w:fldChar w:fldCharType="begin"/>
           </w:r>
           <w:r>
-            <w:instrText xml:space="preserve"> PAGEREF _Toc3166 \h </w:instrText>
+            <w:instrText xml:space="preserve"> PAGEREF _Toc16623 \h </w:instrText>
           </w:r>
           <w:r>
             <w:fldChar w:fldCharType="separate"/>
@@ -4516,7 +4516,7 @@
             <w:fldChar w:fldCharType="begin"/>
           </w:r>
           <w:r>
-            <w:instrText xml:space="preserve"> HYPERLINK \l _Toc32308 </w:instrText>
+            <w:instrText xml:space="preserve"> HYPERLINK \l _Toc27711 </w:instrText>
           </w:r>
           <w:r>
             <w:fldChar w:fldCharType="separate"/>
@@ -4537,7 +4537,7 @@
             <w:fldChar w:fldCharType="begin"/>
           </w:r>
           <w:r>
-            <w:instrText xml:space="preserve"> PAGEREF _Toc32308 \h </w:instrText>
+            <w:instrText xml:space="preserve"> PAGEREF _Toc27711 \h </w:instrText>
           </w:r>
           <w:r>
             <w:fldChar w:fldCharType="separate"/>
@@ -4563,7 +4563,7 @@
             <w:fldChar w:fldCharType="begin"/>
           </w:r>
           <w:r>
-            <w:instrText xml:space="preserve"> HYPERLINK \l _Toc11181 </w:instrText>
+            <w:instrText xml:space="preserve"> HYPERLINK \l _Toc31297 </w:instrText>
           </w:r>
           <w:r>
             <w:fldChar w:fldCharType="separate"/>
@@ -4584,7 +4584,7 @@
             <w:fldChar w:fldCharType="begin"/>
           </w:r>
           <w:r>
-            <w:instrText xml:space="preserve"> PAGEREF _Toc11181 \h </w:instrText>
+            <w:instrText xml:space="preserve"> PAGEREF _Toc31297 \h </w:instrText>
           </w:r>
           <w:r>
             <w:fldChar w:fldCharType="separate"/>
@@ -4610,7 +4610,7 @@
             <w:fldChar w:fldCharType="begin"/>
           </w:r>
           <w:r>
-            <w:instrText xml:space="preserve"> HYPERLINK \l _Toc32707 </w:instrText>
+            <w:instrText xml:space="preserve"> HYPERLINK \l _Toc22040 </w:instrText>
           </w:r>
           <w:r>
             <w:fldChar w:fldCharType="separate"/>
@@ -4631,7 +4631,7 @@
             <w:fldChar w:fldCharType="begin"/>
           </w:r>
           <w:r>
-            <w:instrText xml:space="preserve"> PAGEREF _Toc32707 \h </w:instrText>
+            <w:instrText xml:space="preserve"> PAGEREF _Toc22040 \h </w:instrText>
           </w:r>
           <w:r>
             <w:fldChar w:fldCharType="separate"/>
@@ -4657,7 +4657,7 @@
             <w:fldChar w:fldCharType="begin"/>
           </w:r>
           <w:r>
-            <w:instrText xml:space="preserve"> HYPERLINK \l _Toc32178 </w:instrText>
+            <w:instrText xml:space="preserve"> HYPERLINK \l _Toc20466 </w:instrText>
           </w:r>
           <w:r>
             <w:fldChar w:fldCharType="separate"/>
@@ -4678,7 +4678,7 @@
             <w:fldChar w:fldCharType="begin"/>
           </w:r>
           <w:r>
-            <w:instrText xml:space="preserve"> PAGEREF _Toc32178 \h </w:instrText>
+            <w:instrText xml:space="preserve"> PAGEREF _Toc20466 \h </w:instrText>
           </w:r>
           <w:r>
             <w:fldChar w:fldCharType="separate"/>
@@ -4704,7 +4704,7 @@
             <w:fldChar w:fldCharType="begin"/>
           </w:r>
           <w:r>
-            <w:instrText xml:space="preserve"> HYPERLINK \l _Toc9798 </w:instrText>
+            <w:instrText xml:space="preserve"> HYPERLINK \l _Toc7541 </w:instrText>
           </w:r>
           <w:r>
             <w:fldChar w:fldCharType="separate"/>
@@ -4725,7 +4725,7 @@
             <w:fldChar w:fldCharType="begin"/>
           </w:r>
           <w:r>
-            <w:instrText xml:space="preserve"> PAGEREF _Toc9798 \h </w:instrText>
+            <w:instrText xml:space="preserve"> PAGEREF _Toc7541 \h </w:instrText>
           </w:r>
           <w:r>
             <w:fldChar w:fldCharType="separate"/>
@@ -4751,7 +4751,7 @@
             <w:fldChar w:fldCharType="begin"/>
           </w:r>
           <w:r>
-            <w:instrText xml:space="preserve"> HYPERLINK \l _Toc21141 </w:instrText>
+            <w:instrText xml:space="preserve"> HYPERLINK \l _Toc6691 </w:instrText>
           </w:r>
           <w:r>
             <w:fldChar w:fldCharType="separate"/>
@@ -4777,7 +4777,7 @@
             <w:fldChar w:fldCharType="begin"/>
           </w:r>
           <w:r>
-            <w:instrText xml:space="preserve"> PAGEREF _Toc21141 \h </w:instrText>
+            <w:instrText xml:space="preserve"> PAGEREF _Toc6691 \h </w:instrText>
           </w:r>
           <w:r>
             <w:fldChar w:fldCharType="separate"/>
@@ -4803,7 +4803,7 @@
             <w:fldChar w:fldCharType="begin"/>
           </w:r>
           <w:r>
-            <w:instrText xml:space="preserve"> HYPERLINK \l _Toc29685 </w:instrText>
+            <w:instrText xml:space="preserve"> HYPERLINK \l _Toc28963 </w:instrText>
           </w:r>
           <w:r>
             <w:fldChar w:fldCharType="separate"/>
@@ -4829,7 +4829,7 @@
             <w:fldChar w:fldCharType="begin"/>
           </w:r>
           <w:r>
-            <w:instrText xml:space="preserve"> PAGEREF _Toc29685 \h </w:instrText>
+            <w:instrText xml:space="preserve"> PAGEREF _Toc28963 \h </w:instrText>
           </w:r>
           <w:r>
             <w:fldChar w:fldCharType="separate"/>
@@ -4855,7 +4855,7 @@
             <w:fldChar w:fldCharType="begin"/>
           </w:r>
           <w:r>
-            <w:instrText xml:space="preserve"> HYPERLINK \l _Toc5021 </w:instrText>
+            <w:instrText xml:space="preserve"> HYPERLINK \l _Toc20214 </w:instrText>
           </w:r>
           <w:r>
             <w:fldChar w:fldCharType="separate"/>
@@ -4876,7 +4876,7 @@
             <w:fldChar w:fldCharType="begin"/>
           </w:r>
           <w:r>
-            <w:instrText xml:space="preserve"> PAGEREF _Toc5021 \h </w:instrText>
+            <w:instrText xml:space="preserve"> PAGEREF _Toc20214 \h </w:instrText>
           </w:r>
           <w:r>
             <w:fldChar w:fldCharType="separate"/>
@@ -5007,7 +5007,7 @@
       </w:pPr>
       <w:bookmarkStart w:id="7" w:name="_Toc4226"/>
       <w:bookmarkStart w:id="8" w:name="_Toc27496"/>
-      <w:bookmarkStart w:id="9" w:name="_Toc21881"/>
+      <w:bookmarkStart w:id="9" w:name="_Toc9830"/>
       <w:r>
         <w:t>目的</w:t>
       </w:r>
@@ -5042,9 +5042,9 @@
         <w:snapToGrid w:val="0"/>
         <w:textAlignment w:val="baseline"/>
       </w:pPr>
-      <w:bookmarkStart w:id="10" w:name="_Toc3877"/>
-      <w:bookmarkStart w:id="11" w:name="_Toc4378"/>
-      <w:bookmarkStart w:id="12" w:name="_Toc7254"/>
+      <w:bookmarkStart w:id="10" w:name="_Toc4378"/>
+      <w:bookmarkStart w:id="11" w:name="_Toc3877"/>
+      <w:bookmarkStart w:id="12" w:name="_Toc31105"/>
       <w:r>
         <w:t>适用范围</w:t>
       </w:r>
@@ -5079,9 +5079,9 @@
         <w:snapToGrid w:val="0"/>
         <w:textAlignment w:val="baseline"/>
       </w:pPr>
-      <w:bookmarkStart w:id="13" w:name="_Toc19112"/>
-      <w:bookmarkStart w:id="14" w:name="_Toc25255"/>
-      <w:bookmarkStart w:id="15" w:name="_Toc16194"/>
+      <w:bookmarkStart w:id="13" w:name="_Toc25255"/>
+      <w:bookmarkStart w:id="14" w:name="_Toc19112"/>
+      <w:bookmarkStart w:id="15" w:name="_Toc2664"/>
       <w:r>
         <w:t>引用文件</w:t>
       </w:r>
@@ -5202,7 +5202,7 @@
       </w:pPr>
       <w:bookmarkStart w:id="16" w:name="_Toc419"/>
       <w:bookmarkStart w:id="17" w:name="_Toc31467"/>
-      <w:bookmarkStart w:id="18" w:name="_Toc11306"/>
+      <w:bookmarkStart w:id="18" w:name="_Toc11071"/>
       <w:r>
         <w:t>运维服务战略与组织</w:t>
       </w:r>
@@ -5232,7 +5232,7 @@
       <w:bookmarkEnd w:id="19"/>
       <w:bookmarkStart w:id="20" w:name="_Toc26256"/>
       <w:bookmarkStart w:id="21" w:name="_Toc5909"/>
-      <w:bookmarkStart w:id="22" w:name="_Toc28636"/>
+      <w:bookmarkStart w:id="22" w:name="_Toc14215"/>
       <w:r>
         <w:t>服务目标</w:t>
       </w:r>
@@ -5294,7 +5294,7 @@
         <w:snapToGrid w:val="0"/>
         <w:textAlignment w:val="baseline"/>
       </w:pPr>
-      <w:bookmarkStart w:id="23" w:name="_Toc9010"/>
+      <w:bookmarkStart w:id="23" w:name="_Toc18936"/>
       <w:r>
         <w:t>运维服务战略</w:t>
       </w:r>
@@ -5329,7 +5329,7 @@
       </w:pPr>
       <w:bookmarkStart w:id="24" w:name="_Toc699"/>
       <w:bookmarkStart w:id="25" w:name="_Toc13508"/>
-      <w:bookmarkStart w:id="26" w:name="_Toc29914"/>
+      <w:bookmarkStart w:id="26" w:name="_Toc8636"/>
       <w:r>
         <w:t>运行维护服务能力管理</w:t>
       </w:r>
@@ -5359,7 +5359,7 @@
       <w:bookmarkEnd w:id="27"/>
       <w:bookmarkStart w:id="28" w:name="_Toc29257"/>
       <w:bookmarkStart w:id="29" w:name="_Toc17262"/>
-      <w:bookmarkStart w:id="30" w:name="_Toc18456"/>
+      <w:bookmarkStart w:id="30" w:name="_Toc3676"/>
       <w:r>
         <w:t>策划</w:t>
       </w:r>
@@ -5494,7 +5494,7 @@
       </w:pPr>
       <w:bookmarkStart w:id="31" w:name="_Toc25998"/>
       <w:bookmarkStart w:id="32" w:name="_Toc10449"/>
-      <w:bookmarkStart w:id="33" w:name="_Toc5166"/>
+      <w:bookmarkStart w:id="33" w:name="_Toc18726"/>
       <w:r>
         <w:t>运维服务目录管理</w:t>
       </w:r>
@@ -5517,7 +5517,29 @@
         <w:bidi w:val="0"/>
       </w:pPr>
       <w:r>
-        <w:t>由运维部统一制订和发布运维服务目录，并配合运维服务的宣传推广工作，使公司内外部用户了解运维服务内容和服务产品，在客户需要时可以便捷、准确、及时的获得相关服务。</w:t>
+        <w:t>由运维部统一</w:t>
+      </w:r>
+      <w:r>
+        <w:rPr>
+          <w:rFonts w:hint="eastAsia"/>
+          <w:lang w:eastAsia="zh-CN"/>
+        </w:rPr>
+        <w:t>制定</w:t>
+      </w:r>
+      <w:r>
+        <w:t>和发布运维服务目录，并配合运维服务的宣传推广工作，使公司内外部用户了解运维服务内容和服务产品，在客户需要时可以便捷、准确、及时</w:t>
+      </w:r>
+      <w:r>
+        <w:rPr>
+          <w:rFonts w:hint="eastAsia"/>
+          <w:lang w:eastAsia="zh-CN"/>
+        </w:rPr>
+        <w:t>地</w:t>
+      </w:r>
+      <w:bookmarkStart w:id="199" w:name="_GoBack"/>
+      <w:bookmarkEnd w:id="199"/>
+      <w:r>
+        <w:t>获得相关服务。</w:t>
       </w:r>
     </w:p>
     <w:p>
@@ -5547,7 +5569,7 @@
         <w:snapToGrid w:val="0"/>
         <w:textAlignment w:val="baseline"/>
       </w:pPr>
-      <w:bookmarkStart w:id="34" w:name="_Toc17192"/>
+      <w:bookmarkStart w:id="34" w:name="_Toc16760"/>
       <w:r>
         <w:t>运维服务能力计划</w:t>
       </w:r>
@@ -5703,7 +5725,7 @@
       </w:pPr>
       <w:bookmarkStart w:id="35" w:name="_Toc24467"/>
       <w:bookmarkStart w:id="36" w:name="_Toc9987"/>
-      <w:bookmarkStart w:id="37" w:name="_Toc3702"/>
+      <w:bookmarkStart w:id="37" w:name="_Toc7779"/>
       <w:r>
         <w:t>运维服务质量计划</w:t>
       </w:r>
@@ -5738,9 +5760,9 @@
         <w:snapToGrid w:val="0"/>
         <w:textAlignment w:val="baseline"/>
       </w:pPr>
-      <w:bookmarkStart w:id="38" w:name="_Toc11885"/>
-      <w:bookmarkStart w:id="39" w:name="_Toc29847"/>
-      <w:bookmarkStart w:id="40" w:name="_Toc11783"/>
+      <w:bookmarkStart w:id="38" w:name="_Toc29847"/>
+      <w:bookmarkStart w:id="39" w:name="_Toc11885"/>
+      <w:bookmarkStart w:id="40" w:name="_Toc13868"/>
       <w:r>
         <w:t>实施</w:t>
       </w:r>
@@ -5845,9 +5867,9 @@
         <w:snapToGrid w:val="0"/>
         <w:textAlignment w:val="baseline"/>
       </w:pPr>
-      <w:bookmarkStart w:id="41" w:name="_Toc8687"/>
-      <w:bookmarkStart w:id="42" w:name="_Toc31148"/>
-      <w:bookmarkStart w:id="43" w:name="_Toc27735"/>
+      <w:bookmarkStart w:id="41" w:name="_Toc31148"/>
+      <w:bookmarkStart w:id="42" w:name="_Toc8687"/>
+      <w:bookmarkStart w:id="43" w:name="_Toc8868"/>
       <w:r>
         <w:t>检查</w:t>
       </w:r>
@@ -5940,7 +5962,7 @@
       </w:pPr>
       <w:bookmarkStart w:id="44" w:name="_Toc30188"/>
       <w:bookmarkStart w:id="45" w:name="_Toc15079"/>
-      <w:bookmarkStart w:id="46" w:name="_Toc13838"/>
+      <w:bookmarkStart w:id="46" w:name="_Toc17263"/>
       <w:r>
         <w:t>内审</w:t>
       </w:r>
@@ -6002,9 +6024,9 @@
         <w:snapToGrid w:val="0"/>
         <w:textAlignment w:val="baseline"/>
       </w:pPr>
-      <w:bookmarkStart w:id="47" w:name="_Toc6776"/>
-      <w:bookmarkStart w:id="48" w:name="_Toc8160"/>
-      <w:bookmarkStart w:id="49" w:name="_Toc30692"/>
+      <w:bookmarkStart w:id="47" w:name="_Toc8160"/>
+      <w:bookmarkStart w:id="48" w:name="_Toc6776"/>
+      <w:bookmarkStart w:id="49" w:name="_Toc26983"/>
       <w:r>
         <w:t>管理评审</w:t>
       </w:r>
@@ -6067,9 +6089,9 @@
         <w:snapToGrid w:val="0"/>
         <w:textAlignment w:val="baseline"/>
       </w:pPr>
-      <w:bookmarkStart w:id="50" w:name="_Toc11653"/>
-      <w:bookmarkStart w:id="51" w:name="_Toc16983"/>
-      <w:bookmarkStart w:id="52" w:name="_Toc3741"/>
+      <w:bookmarkStart w:id="50" w:name="_Toc16983"/>
+      <w:bookmarkStart w:id="51" w:name="_Toc11653"/>
+      <w:bookmarkStart w:id="52" w:name="_Toc28065"/>
       <w:r>
         <w:t>客户满意度</w:t>
       </w:r>
@@ -6106,7 +6128,7 @@
       </w:pPr>
       <w:bookmarkStart w:id="53" w:name="_Toc17579"/>
       <w:bookmarkStart w:id="54" w:name="_Toc2959"/>
-      <w:bookmarkStart w:id="55" w:name="_Toc18994"/>
+      <w:bookmarkStart w:id="55" w:name="_Toc4350"/>
       <w:r>
         <w:t>改进</w:t>
       </w:r>
@@ -6185,7 +6207,7 @@
       </w:pPr>
       <w:bookmarkStart w:id="56" w:name="_Toc26260"/>
       <w:bookmarkStart w:id="57" w:name="_Toc24696"/>
-      <w:bookmarkStart w:id="58" w:name="_Toc6880"/>
+      <w:bookmarkStart w:id="58" w:name="_Toc8056"/>
       <w:r>
         <w:t>交付</w:t>
       </w:r>
@@ -6222,7 +6244,7 @@
       </w:pPr>
       <w:bookmarkStart w:id="59" w:name="_Toc1547"/>
       <w:bookmarkStart w:id="60" w:name="_Toc17636"/>
-      <w:bookmarkStart w:id="61" w:name="_Toc22143"/>
+      <w:bookmarkStart w:id="61" w:name="_Toc12361"/>
       <w:r>
         <w:t>交付策划</w:t>
       </w:r>
@@ -6436,7 +6458,7 @@
       </w:pPr>
       <w:bookmarkStart w:id="62" w:name="_Toc20379"/>
       <w:bookmarkStart w:id="63" w:name="_Toc9794"/>
-      <w:bookmarkStart w:id="64" w:name="_Toc13018"/>
+      <w:bookmarkStart w:id="64" w:name="_Toc5964"/>
       <w:r>
         <w:t>交付实施</w:t>
       </w:r>
@@ -6490,7 +6512,7 @@
       </w:pPr>
       <w:bookmarkStart w:id="65" w:name="_Toc22838"/>
       <w:bookmarkStart w:id="66" w:name="_Toc10545"/>
-      <w:bookmarkStart w:id="67" w:name="_Toc26516"/>
+      <w:bookmarkStart w:id="67" w:name="_Toc27472"/>
       <w:r>
         <w:t>交付检查</w:t>
       </w:r>
@@ -6525,7 +6547,7 @@
         <w:snapToGrid w:val="0"/>
         <w:textAlignment w:val="baseline"/>
       </w:pPr>
-      <w:bookmarkStart w:id="68" w:name="_Toc17845"/>
+      <w:bookmarkStart w:id="68" w:name="_Toc5070"/>
       <w:r>
         <w:t>交付改进</w:t>
       </w:r>
@@ -6558,9 +6580,9 @@
         <w:snapToGrid w:val="0"/>
         <w:textAlignment w:val="baseline"/>
       </w:pPr>
-      <w:bookmarkStart w:id="69" w:name="_Toc5952"/>
-      <w:bookmarkStart w:id="70" w:name="_Toc2610"/>
-      <w:bookmarkStart w:id="71" w:name="_Toc26963"/>
+      <w:bookmarkStart w:id="69" w:name="_Toc2610"/>
+      <w:bookmarkStart w:id="70" w:name="_Toc5952"/>
+      <w:bookmarkStart w:id="71" w:name="_Toc11681"/>
       <w:r>
         <w:t>应急</w:t>
       </w:r>
@@ -6597,7 +6619,7 @@
       </w:pPr>
       <w:bookmarkStart w:id="72" w:name="_Toc25441"/>
       <w:bookmarkStart w:id="73" w:name="_Toc19736"/>
-      <w:bookmarkStart w:id="74" w:name="_Toc27560"/>
+      <w:bookmarkStart w:id="74" w:name="_Toc25458"/>
       <w:r>
         <w:t>应急准备</w:t>
       </w:r>
@@ -6634,7 +6656,7 @@
       </w:pPr>
       <w:bookmarkStart w:id="75" w:name="_Toc1305"/>
       <w:bookmarkStart w:id="76" w:name="_Toc2930"/>
-      <w:bookmarkStart w:id="77" w:name="_Toc26507"/>
+      <w:bookmarkStart w:id="77" w:name="_Toc16536"/>
       <w:r>
         <w:t>应急响应组织</w:t>
       </w:r>
@@ -6690,7 +6712,7 @@
       </w:pPr>
       <w:bookmarkStart w:id="78" w:name="_Toc20557"/>
       <w:bookmarkStart w:id="79" w:name="_Toc942"/>
-      <w:bookmarkStart w:id="80" w:name="_Toc19441"/>
+      <w:bookmarkStart w:id="80" w:name="_Toc21511"/>
       <w:r>
         <w:t>应急响应制度</w:t>
       </w:r>
@@ -6704,12 +6726,7 @@
         <w:bidi w:val="0"/>
       </w:pPr>
       <w:r>
-        <w:t>制定应急响应管理</w:t>
-      </w:r>
-      <w:bookmarkStart w:id="199" w:name="_GoBack"/>
-      <w:bookmarkEnd w:id="199"/>
-      <w:r>
-        <w:t>规范，明确应急响应的目标、原则、范围，并要求：与相关利益方就应急响应制度达成一致；</w:t>
+        <w:t>制定应急响应管理规范，明确应急响应的目标、原则、范围，并要求：与相关利益方就应急响应制度达成一致；</w:t>
       </w:r>
     </w:p>
     <w:p>
@@ -6750,7 +6767,7 @@
       </w:pPr>
       <w:bookmarkStart w:id="81" w:name="_Toc23059"/>
       <w:bookmarkStart w:id="82" w:name="_Toc25410"/>
-      <w:bookmarkStart w:id="83" w:name="_Toc13442"/>
+      <w:bookmarkStart w:id="83" w:name="_Toc25860"/>
       <w:r>
         <w:t>风险评估与改进</w:t>
       </w:r>
@@ -6829,9 +6846,9 @@
         <w:snapToGrid w:val="0"/>
         <w:textAlignment w:val="baseline"/>
       </w:pPr>
-      <w:bookmarkStart w:id="84" w:name="_Toc31686"/>
-      <w:bookmarkStart w:id="85" w:name="_Toc20133"/>
-      <w:bookmarkStart w:id="86" w:name="_Toc8115"/>
+      <w:bookmarkStart w:id="84" w:name="_Toc20133"/>
+      <w:bookmarkStart w:id="85" w:name="_Toc31686"/>
+      <w:bookmarkStart w:id="86" w:name="_Toc11361"/>
       <w:r>
         <w:t>应急事件级别划分</w:t>
       </w:r>
@@ -6877,7 +6894,7 @@
       </w:pPr>
       <w:bookmarkStart w:id="87" w:name="_Toc7235"/>
       <w:bookmarkStart w:id="88" w:name="_Toc32547"/>
-      <w:bookmarkStart w:id="89" w:name="_Toc31971"/>
+      <w:bookmarkStart w:id="89" w:name="_Toc4797"/>
       <w:r>
         <w:t>应急响应预案制定</w:t>
       </w:r>
@@ -7093,9 +7110,9 @@
         <w:snapToGrid w:val="0"/>
         <w:textAlignment w:val="baseline"/>
       </w:pPr>
-      <w:bookmarkStart w:id="90" w:name="_Toc8890"/>
-      <w:bookmarkStart w:id="91" w:name="_Toc8732"/>
-      <w:bookmarkStart w:id="92" w:name="_Toc8379"/>
+      <w:bookmarkStart w:id="90" w:name="_Toc8732"/>
+      <w:bookmarkStart w:id="91" w:name="_Toc8890"/>
+      <w:bookmarkStart w:id="92" w:name="_Toc26623"/>
       <w:r>
         <w:t>监测与预警</w:t>
       </w:r>
@@ -7123,9 +7140,9 @@
       </w:pPr>
       <w:bookmarkStart w:id="93" w:name="bookmark66"/>
       <w:bookmarkEnd w:id="93"/>
-      <w:bookmarkStart w:id="94" w:name="_Toc10835"/>
-      <w:bookmarkStart w:id="95" w:name="_Toc14763"/>
-      <w:bookmarkStart w:id="96" w:name="_Toc31719"/>
+      <w:bookmarkStart w:id="94" w:name="_Toc14763"/>
+      <w:bookmarkStart w:id="95" w:name="_Toc10835"/>
+      <w:bookmarkStart w:id="96" w:name="_Toc22058"/>
       <w:r>
         <w:t>日常监测与预警</w:t>
       </w:r>
@@ -7403,9 +7420,9 @@
         <w:snapToGrid w:val="0"/>
         <w:textAlignment w:val="baseline"/>
       </w:pPr>
-      <w:bookmarkStart w:id="97" w:name="_Toc19688"/>
-      <w:bookmarkStart w:id="98" w:name="_Toc5471"/>
-      <w:bookmarkStart w:id="99" w:name="_Toc27514"/>
+      <w:bookmarkStart w:id="97" w:name="_Toc5471"/>
+      <w:bookmarkStart w:id="98" w:name="_Toc19688"/>
+      <w:bookmarkStart w:id="99" w:name="_Toc27908"/>
       <w:r>
         <w:t>事件评估</w:t>
       </w:r>
@@ -7442,7 +7459,7 @@
       </w:pPr>
       <w:bookmarkStart w:id="100" w:name="_Toc5719"/>
       <w:bookmarkStart w:id="101" w:name="_Toc13170"/>
-      <w:bookmarkStart w:id="102" w:name="_Toc23023"/>
+      <w:bookmarkStart w:id="102" w:name="_Toc17104"/>
       <w:r>
         <w:t>应急处置</w:t>
       </w:r>
@@ -7472,7 +7489,7 @@
       <w:bookmarkEnd w:id="103"/>
       <w:bookmarkStart w:id="104" w:name="_Toc9612"/>
       <w:bookmarkStart w:id="105" w:name="_Toc26047"/>
-      <w:bookmarkStart w:id="106" w:name="_Toc21938"/>
+      <w:bookmarkStart w:id="106" w:name="_Toc30482"/>
       <w:r>
         <w:t>排查与诊断</w:t>
       </w:r>
@@ -7566,7 +7583,7 @@
         <w:snapToGrid w:val="0"/>
         <w:textAlignment w:val="baseline"/>
       </w:pPr>
-      <w:bookmarkStart w:id="107" w:name="_Toc20728"/>
+      <w:bookmarkStart w:id="107" w:name="_Toc1462"/>
       <w:r>
         <w:t>处理与恢复</w:t>
       </w:r>
@@ -7655,9 +7672,9 @@
         <w:snapToGrid w:val="0"/>
         <w:textAlignment w:val="baseline"/>
       </w:pPr>
-      <w:bookmarkStart w:id="108" w:name="_Toc30786"/>
-      <w:bookmarkStart w:id="109" w:name="_Toc2313"/>
-      <w:bookmarkStart w:id="110" w:name="_Toc1959"/>
+      <w:bookmarkStart w:id="108" w:name="_Toc2313"/>
+      <w:bookmarkStart w:id="109" w:name="_Toc30786"/>
+      <w:bookmarkStart w:id="110" w:name="_Toc4753"/>
       <w:r>
         <w:t>事件升级</w:t>
       </w:r>
@@ -7703,7 +7720,7 @@
       </w:pPr>
       <w:bookmarkStart w:id="111" w:name="_Toc6925"/>
       <w:bookmarkStart w:id="112" w:name="_Toc27849"/>
-      <w:bookmarkStart w:id="113" w:name="_Toc19846"/>
+      <w:bookmarkStart w:id="113" w:name="_Toc21390"/>
       <w:r>
         <w:t>信息通报</w:t>
       </w:r>
@@ -7817,7 +7834,7 @@
         <w:snapToGrid w:val="0"/>
         <w:textAlignment w:val="baseline"/>
       </w:pPr>
-      <w:bookmarkStart w:id="114" w:name="_Toc21467"/>
+      <w:bookmarkStart w:id="114" w:name="_Toc9948"/>
       <w:r>
         <w:t>持续服务</w:t>
       </w:r>
@@ -7850,7 +7867,7 @@
         <w:snapToGrid w:val="0"/>
         <w:textAlignment w:val="baseline"/>
       </w:pPr>
-      <w:bookmarkStart w:id="115" w:name="_Toc14321"/>
+      <w:bookmarkStart w:id="115" w:name="_Toc17236"/>
       <w:r>
         <w:t>事件关闭</w:t>
       </w:r>
@@ -7885,7 +7902,7 @@
       </w:pPr>
       <w:bookmarkStart w:id="116" w:name="_Toc19990"/>
       <w:bookmarkStart w:id="117" w:name="_Toc9251"/>
-      <w:bookmarkStart w:id="118" w:name="_Toc27035"/>
+      <w:bookmarkStart w:id="118" w:name="_Toc24373"/>
       <w:r>
         <w:t>人员</w:t>
       </w:r>
@@ -7915,7 +7932,7 @@
       <w:bookmarkEnd w:id="119"/>
       <w:bookmarkStart w:id="120" w:name="_Toc13299"/>
       <w:bookmarkStart w:id="121" w:name="_Toc24113"/>
-      <w:bookmarkStart w:id="122" w:name="_Toc12619"/>
+      <w:bookmarkStart w:id="122" w:name="_Toc23143"/>
       <w:r>
         <w:t>人员管理</w:t>
       </w:r>
@@ -8017,7 +8034,7 @@
       </w:pPr>
       <w:bookmarkStart w:id="123" w:name="_Toc2523"/>
       <w:bookmarkStart w:id="124" w:name="_Toc32746"/>
-      <w:bookmarkStart w:id="125" w:name="_Toc8414"/>
+      <w:bookmarkStart w:id="125" w:name="_Toc21568"/>
       <w:r>
         <w:t>岗位结构</w:t>
       </w:r>
@@ -8052,7 +8069,7 @@
         <w:snapToGrid w:val="0"/>
         <w:textAlignment w:val="baseline"/>
       </w:pPr>
-      <w:bookmarkStart w:id="126" w:name="_Toc10287"/>
+      <w:bookmarkStart w:id="126" w:name="_Toc23702"/>
       <w:r>
         <w:t>知识</w:t>
       </w:r>
@@ -8105,9 +8122,9 @@
         <w:snapToGrid w:val="0"/>
         <w:textAlignment w:val="baseline"/>
       </w:pPr>
-      <w:bookmarkStart w:id="127" w:name="_Toc31635"/>
-      <w:bookmarkStart w:id="128" w:name="_Toc17225"/>
-      <w:bookmarkStart w:id="129" w:name="_Toc21070"/>
+      <w:bookmarkStart w:id="127" w:name="_Toc17225"/>
+      <w:bookmarkStart w:id="128" w:name="_Toc31635"/>
+      <w:bookmarkStart w:id="129" w:name="_Toc31078"/>
       <w:r>
         <w:t>技能</w:t>
       </w:r>
@@ -8144,7 +8161,7 @@
       </w:pPr>
       <w:bookmarkStart w:id="130" w:name="_Toc24458"/>
       <w:bookmarkStart w:id="131" w:name="_Toc29831"/>
-      <w:bookmarkStart w:id="132" w:name="_Toc3377"/>
+      <w:bookmarkStart w:id="132" w:name="_Toc31533"/>
       <w:r>
         <w:t>资源</w:t>
       </w:r>
@@ -8174,7 +8191,7 @@
       <w:bookmarkEnd w:id="133"/>
       <w:bookmarkStart w:id="134" w:name="_Toc1494"/>
       <w:bookmarkStart w:id="135" w:name="_Toc16994"/>
-      <w:bookmarkStart w:id="136" w:name="_Toc1139"/>
+      <w:bookmarkStart w:id="136" w:name="_Toc16416"/>
       <w:r>
         <w:t>运行维护工具</w:t>
       </w:r>
@@ -8238,7 +8255,7 @@
       </w:pPr>
       <w:bookmarkStart w:id="137" w:name="_Toc1020"/>
       <w:bookmarkStart w:id="138" w:name="_Toc29275"/>
-      <w:bookmarkStart w:id="139" w:name="_Toc27609"/>
+      <w:bookmarkStart w:id="139" w:name="_Toc22943"/>
       <w:r>
         <w:t>服务台</w:t>
       </w:r>
@@ -8279,7 +8296,7 @@
       </w:pPr>
       <w:bookmarkStart w:id="140" w:name="_Toc30691"/>
       <w:bookmarkStart w:id="141" w:name="_Toc28671"/>
-      <w:bookmarkStart w:id="142" w:name="_Toc16214"/>
+      <w:bookmarkStart w:id="142" w:name="_Toc16012"/>
       <w:r>
         <w:rPr>
           <w:rFonts w:hint="eastAsia"/>
@@ -8329,7 +8346,7 @@
       </w:pPr>
       <w:bookmarkStart w:id="143" w:name="_Toc892"/>
       <w:bookmarkStart w:id="144" w:name="_Toc18729"/>
-      <w:bookmarkStart w:id="145" w:name="_Toc5183"/>
+      <w:bookmarkStart w:id="145" w:name="_Toc31804"/>
       <w:r>
         <w:t>备件库</w:t>
       </w:r>
@@ -8377,9 +8394,9 @@
           <w:lang w:val="en-US" w:eastAsia="zh-CN"/>
         </w:rPr>
       </w:pPr>
-      <w:bookmarkStart w:id="146" w:name="_Toc13939"/>
-      <w:bookmarkStart w:id="147" w:name="_Toc13400"/>
-      <w:bookmarkStart w:id="148" w:name="_Toc8727"/>
+      <w:bookmarkStart w:id="146" w:name="_Toc13400"/>
+      <w:bookmarkStart w:id="147" w:name="_Toc13939"/>
+      <w:bookmarkStart w:id="148" w:name="_Toc15287"/>
       <w:r>
         <w:rPr>
           <w:rFonts w:hint="eastAsia"/>
@@ -8442,9 +8459,9 @@
         <w:snapToGrid w:val="0"/>
         <w:textAlignment w:val="baseline"/>
       </w:pPr>
-      <w:bookmarkStart w:id="149" w:name="_Toc2037"/>
-      <w:bookmarkStart w:id="150" w:name="_Toc14647"/>
-      <w:bookmarkStart w:id="151" w:name="_Toc8902"/>
+      <w:bookmarkStart w:id="149" w:name="_Toc14647"/>
+      <w:bookmarkStart w:id="150" w:name="_Toc2037"/>
+      <w:bookmarkStart w:id="151" w:name="_Toc6610"/>
       <w:r>
         <w:rPr>
           <w:rFonts w:hint="eastAsia"/>
@@ -8491,9 +8508,9 @@
         <w:snapToGrid w:val="0"/>
         <w:textAlignment w:val="baseline"/>
       </w:pPr>
-      <w:bookmarkStart w:id="152" w:name="_Toc8719"/>
-      <w:bookmarkStart w:id="153" w:name="_Toc18209"/>
-      <w:bookmarkStart w:id="154" w:name="_Toc29253"/>
+      <w:bookmarkStart w:id="152" w:name="_Toc18209"/>
+      <w:bookmarkStart w:id="153" w:name="_Toc8719"/>
+      <w:bookmarkStart w:id="154" w:name="_Toc22347"/>
       <w:r>
         <w:t>技术</w:t>
       </w:r>
@@ -8523,7 +8540,7 @@
       <w:bookmarkEnd w:id="155"/>
       <w:bookmarkStart w:id="156" w:name="_Toc22429"/>
       <w:bookmarkStart w:id="157" w:name="_Toc24367"/>
-      <w:bookmarkStart w:id="158" w:name="_Toc24209"/>
+      <w:bookmarkStart w:id="158" w:name="_Toc20275"/>
       <w:r>
         <w:t>技术研发</w:t>
       </w:r>
@@ -8585,7 +8602,7 @@
       </w:pPr>
       <w:bookmarkStart w:id="159" w:name="_Toc1103"/>
       <w:bookmarkStart w:id="160" w:name="_Toc9036"/>
-      <w:bookmarkStart w:id="161" w:name="_Toc23299"/>
+      <w:bookmarkStart w:id="161" w:name="_Toc28535"/>
       <w:r>
         <w:t>与发现问题、解决问题相关的技术</w:t>
       </w:r>
@@ -8647,7 +8664,7 @@
       </w:pPr>
       <w:bookmarkStart w:id="162" w:name="_Toc21350"/>
       <w:bookmarkStart w:id="163" w:name="_Toc29957"/>
-      <w:bookmarkStart w:id="164" w:name="_Toc27803"/>
+      <w:bookmarkStart w:id="164" w:name="_Toc27624"/>
       <w:r>
         <w:t>过程</w:t>
       </w:r>
@@ -8679,9 +8696,9 @@
       </w:pPr>
       <w:bookmarkStart w:id="165" w:name="bookmark71"/>
       <w:bookmarkEnd w:id="165"/>
-      <w:bookmarkStart w:id="166" w:name="_Toc22773"/>
-      <w:bookmarkStart w:id="167" w:name="_Toc17170"/>
-      <w:bookmarkStart w:id="168" w:name="_Toc568"/>
+      <w:bookmarkStart w:id="166" w:name="_Toc17170"/>
+      <w:bookmarkStart w:id="167" w:name="_Toc22773"/>
+      <w:bookmarkStart w:id="168" w:name="_Toc16204"/>
       <w:bookmarkStart w:id="169" w:name="_Toc16659"/>
       <w:bookmarkStart w:id="170" w:name="_Toc19158"/>
       <w:r>
@@ -8798,7 +8815,7 @@
         <w:snapToGrid w:val="0"/>
         <w:textAlignment w:val="baseline"/>
       </w:pPr>
-      <w:bookmarkStart w:id="171" w:name="_Toc1184"/>
+      <w:bookmarkStart w:id="171" w:name="_Toc2471"/>
       <w:r>
         <w:t>服务级别管理</w:t>
       </w:r>
@@ -8877,7 +8894,7 @@
       </w:pPr>
       <w:bookmarkStart w:id="172" w:name="_Toc14584"/>
       <w:bookmarkStart w:id="173" w:name="_Toc6093"/>
-      <w:bookmarkStart w:id="174" w:name="_Toc3166"/>
+      <w:bookmarkStart w:id="174" w:name="_Toc16623"/>
       <w:r>
         <w:t>服务报告</w:t>
       </w:r>
@@ -8954,9 +8971,9 @@
         <w:snapToGrid w:val="0"/>
         <w:textAlignment w:val="baseline"/>
       </w:pPr>
-      <w:bookmarkStart w:id="175" w:name="_Toc10063"/>
-      <w:bookmarkStart w:id="176" w:name="_Toc10623"/>
-      <w:bookmarkStart w:id="177" w:name="_Toc32308"/>
+      <w:bookmarkStart w:id="175" w:name="_Toc10623"/>
+      <w:bookmarkStart w:id="176" w:name="_Toc10063"/>
+      <w:bookmarkStart w:id="177" w:name="_Toc27711"/>
       <w:r>
         <w:t>事件管理</w:t>
       </w:r>
@@ -9035,7 +9052,7 @@
       </w:pPr>
       <w:bookmarkStart w:id="178" w:name="_Toc18965"/>
       <w:bookmarkStart w:id="179" w:name="_Toc9450"/>
-      <w:bookmarkStart w:id="180" w:name="_Toc11181"/>
+      <w:bookmarkStart w:id="180" w:name="_Toc31297"/>
       <w:r>
         <w:t>问题管理</w:t>
       </w:r>
@@ -9114,7 +9131,7 @@
       </w:pPr>
       <w:bookmarkStart w:id="181" w:name="_Toc6381"/>
       <w:bookmarkStart w:id="182" w:name="_Toc17576"/>
-      <w:bookmarkStart w:id="183" w:name="_Toc32707"/>
+      <w:bookmarkStart w:id="183" w:name="_Toc22040"/>
       <w:r>
         <w:t>变更管理</w:t>
       </w:r>
@@ -9191,9 +9208,9 @@
         <w:snapToGrid w:val="0"/>
         <w:textAlignment w:val="baseline"/>
       </w:pPr>
-      <w:bookmarkStart w:id="184" w:name="_Toc6430"/>
-      <w:bookmarkStart w:id="185" w:name="_Toc5904"/>
-      <w:bookmarkStart w:id="186" w:name="_Toc32178"/>
+      <w:bookmarkStart w:id="184" w:name="_Toc5904"/>
+      <w:bookmarkStart w:id="185" w:name="_Toc6430"/>
+      <w:bookmarkStart w:id="186" w:name="_Toc20466"/>
       <w:r>
         <w:t>发布管理</w:t>
       </w:r>
@@ -9289,7 +9306,7 @@
       </w:pPr>
       <w:bookmarkStart w:id="187" w:name="_Toc26881"/>
       <w:bookmarkStart w:id="188" w:name="_Toc12840"/>
-      <w:bookmarkStart w:id="189" w:name="_Toc9798"/>
+      <w:bookmarkStart w:id="189" w:name="_Toc7541"/>
       <w:r>
         <w:t>配置管理</w:t>
       </w:r>
@@ -9323,9 +9340,9 @@
           <w:lang w:val="en-US" w:eastAsia="zh-CN"/>
         </w:rPr>
       </w:pPr>
-      <w:bookmarkStart w:id="190" w:name="_Toc11333"/>
-      <w:bookmarkStart w:id="191" w:name="_Toc22013"/>
-      <w:bookmarkStart w:id="192" w:name="_Toc21141"/>
+      <w:bookmarkStart w:id="190" w:name="_Toc22013"/>
+      <w:bookmarkStart w:id="191" w:name="_Toc11333"/>
+      <w:bookmarkStart w:id="192" w:name="_Toc6691"/>
       <w:r>
         <w:rPr>
           <w:rFonts w:hint="eastAsia"/>
@@ -9382,7 +9399,7 @@
           <w:lang w:val="en-US" w:eastAsia="zh-CN"/>
         </w:rPr>
       </w:pPr>
-      <w:bookmarkStart w:id="195" w:name="_Toc29685"/>
+      <w:bookmarkStart w:id="195" w:name="_Toc28963"/>
       <w:r>
         <w:rPr>
           <w:rFonts w:hint="eastAsia"/>
@@ -9713,7 +9730,7 @@
       </w:pPr>
       <w:bookmarkStart w:id="196" w:name="_Toc11132"/>
       <w:bookmarkStart w:id="197" w:name="_Toc29548"/>
-      <w:bookmarkStart w:id="198" w:name="_Toc5021"/>
+      <w:bookmarkStart w:id="198" w:name="_Toc20214"/>
       <w:r>
         <w:t>信息安全管理</w:t>
       </w:r>
